--- a/bai-tap/bai-tap-nhom/Bài tập nhóm - Quản lý nhà sách/Báo cáo Bài tập nhóm - Quản lý nhà sách.docx
+++ b/bai-tap/bai-tap-nhom/Bài tập nhóm - Quản lý nhà sách/Báo cáo Bài tập nhóm - Quản lý nhà sách.docx
@@ -13,8 +13,8 @@
           <w:szCs w:val="26"/>
         </w:rPr>
       </w:pPr>
-      <w:bookmarkStart w:id="0" w:name="_Toc51061469"/>
-      <w:bookmarkStart w:id="1" w:name="_Toc51060025"/>
+      <w:bookmarkStart w:id="0" w:name="_Toc51060025"/>
+      <w:bookmarkStart w:id="1" w:name="_Toc51061469"/>
       <w:r>
         <w:rPr>
           <w:rFonts w:cs="Times New Roman"/>
@@ -2215,23 +2215,7 @@
           <w:noProof/>
           <w:lang w:val="en-US"/>
         </w:rPr>
-        <w:t>A</w:t>
-      </w:r>
-      <w:r>
-        <w:rPr>
-          <w:rFonts w:cs="Times New Roman"/>
-          <w:noProof/>
-          <w:lang w:val="en-US"/>
-        </w:rPr>
-        <w:t>aaaaaaaaaaaaaaaaaaaaaaaaaaaaaaaaaaaaaaaaaaaaaaaaaaaaaaaaaaaaaaaaaaaaaaaaaaaaaaaaaaaaaaaaaaaaaaaaaaaaaaaaaaaaaaaaaaaaaaaaaaaaaaaaaaaaaaaaaaaaaaaaaaaaaaaaaa</w:t>
-      </w:r>
-      <w:r>
-        <w:rPr>
-          <w:rFonts w:cs="Times New Roman"/>
-          <w:noProof/>
-          <w:lang w:val="en-US"/>
-        </w:rPr>
-        <w:t>.</w:t>
+        <w:t>Aaaaaaaaaaaaaaaaaaaaaaaaaaaaaaaaaaaaaaaaaaaaaaaaaaaaaaaaaaaaaaaaaaaaaaaaaaaaaaaaaaaaaaaaaaaaaaaaaaaaaaaaaaaaaaaaaaaaaaaaaaaaaaaaaaaaaaaaaaaaaaaaaaaaaaaaaaa.</w:t>
       </w:r>
     </w:p>
     <w:p>
@@ -2278,23 +2262,7 @@
           <w:noProof/>
           <w:lang w:val="en-US"/>
         </w:rPr>
-        <w:t>A</w:t>
-      </w:r>
-      <w:r>
-        <w:rPr>
-          <w:rFonts w:cs="Times New Roman"/>
-          <w:noProof/>
-          <w:lang w:val="en-US"/>
-        </w:rPr>
-        <w:t>aaaaaaaaaaaaaaaaaaaaaaaaaaaaaaaaaaaaaaaaaaaaaaaaaaaaaaaaaaaaaaaaaaaaaaaaaaaaaaaaaaaaaaaaaaaaaaaaaaaaaaaaaaaaaaaaaaaaaaaaaaaaaaaaaaaaaaaaaaaaaaaaaaaaaaaaa</w:t>
-      </w:r>
-      <w:r>
-        <w:rPr>
-          <w:rFonts w:cs="Times New Roman"/>
-          <w:noProof/>
-          <w:lang w:val="en-US"/>
-        </w:rPr>
-        <w:t>.</w:t>
+        <w:t>Aaaaaaaaaaaaaaaaaaaaaaaaaaaaaaaaaaaaaaaaaaaaaaaaaaaaaaaaaaaaaaaaaaaaaaaaaaaaaaaaaaaaaaaaaaaaaaaaaaaaaaaaaaaaaaaaaaaaaaaaaaaaaaaaaaaaaaaaaaaaaaaaaaaaaaaaaa.</w:t>
       </w:r>
     </w:p>
     <w:p>
@@ -2399,7 +2367,15 @@
           <w:noProof/>
           <w:lang w:val="en-US"/>
         </w:rPr>
-        <w:t>Aaaaaaaaaaaaaaaaaaaaaaaaaaaaaaaaaaaaaaaaaaaaaaaaaaaaaaaaaaaaaaaaaaaaaaaaaaaaaaaaaaaaaaaaaaaaaaaaaaaaaaaaaaaaaaaaaaaaaaaaaaaaaaaaaaaaaaaaaaaaaaaaaaaaaaaaaa.</w:t>
+        <w:t>Đề bài yêu cầu của thầy + Functional &amp; Non-functional requirement</w:t>
+      </w:r>
+      <w:r>
+        <w:rPr>
+          <w:rFonts w:cs="Times New Roman"/>
+          <w:noProof/>
+          <w:lang w:val="en-US"/>
+        </w:rPr>
+        <w:t>.</w:t>
       </w:r>
     </w:p>
     <w:p>
@@ -2738,7 +2714,6 @@
                 <w:szCs w:val="26"/>
                 <w:lang w:val="en-US"/>
               </w:rPr>
-              <w:lastRenderedPageBreak/>
               <w:t>Actor phụ</w:t>
             </w:r>
           </w:p>
@@ -2789,6 +2764,7 @@
                 <w:szCs w:val="26"/>
                 <w:lang w:val="en-US"/>
               </w:rPr>
+              <w:lastRenderedPageBreak/>
               <w:t>Tiền điều kiện</w:t>
             </w:r>
           </w:p>
@@ -3413,7 +3389,6 @@
         <w:rPr>
           <w:noProof/>
         </w:rPr>
-        <w:lastRenderedPageBreak/>
         <w:t>Sơ đồ hoạt động (Activity Diagram)</w:t>
       </w:r>
       <w:bookmarkEnd w:id="17"/>
@@ -3530,6 +3505,7 @@
         <w:rPr>
           <w:noProof/>
         </w:rPr>
+        <w:lastRenderedPageBreak/>
         <w:t>Đánh giá kết quả</w:t>
       </w:r>
       <w:bookmarkEnd w:id="23"/>

--- a/bai-tap/bai-tap-nhom/Bài tập nhóm - Quản lý nhà sách/Báo cáo Bài tập nhóm - Quản lý nhà sách.docx
+++ b/bai-tap/bai-tap-nhom/Bài tập nhóm - Quản lý nhà sách/Báo cáo Bài tập nhóm - Quản lý nhà sách.docx
@@ -2423,7 +2423,7 @@
         <w:rPr>
           <w:noProof/>
         </w:rPr>
-        <w:t>Sơ đồ tình huống sử dụng (Use Cases Diagram)</w:t>
+        <w:t>Sơ đồ tình huống sử dụng (Use Case Diagram)</w:t>
       </w:r>
       <w:bookmarkEnd w:id="15"/>
     </w:p>

--- a/bai-tap/bai-tap-nhom/Bài tập nhóm - Quản lý nhà sách/Báo cáo Bài tập nhóm - Quản lý nhà sách.docx
+++ b/bai-tap/bai-tap-nhom/Bài tập nhóm - Quản lý nhà sách/Báo cáo Bài tập nhóm - Quản lý nhà sách.docx
@@ -13,8 +13,8 @@
           <w:szCs w:val="26"/>
         </w:rPr>
       </w:pPr>
-      <w:bookmarkStart w:id="0" w:name="_Toc51060025"/>
-      <w:bookmarkStart w:id="1" w:name="_Toc51061469"/>
+      <w:bookmarkStart w:id="0" w:name="_Toc51061469"/>
+      <w:bookmarkStart w:id="1" w:name="_Toc51060025"/>
       <w:r>
         <w:rPr>
           <w:rFonts w:cs="Times New Roman"/>
@@ -593,7 +593,7 @@
             </w:rPr>
             <w:fldChar w:fldCharType="separate"/>
           </w:r>
-          <w:hyperlink w:anchor="_Toc88576235" w:history="1">
+          <w:hyperlink w:anchor="_Toc88990762" w:history="1">
             <w:r>
               <w:rPr>
                 <w:rStyle w:val="Hyperlink"/>
@@ -637,7 +637,7 @@
                 <w:noProof/>
                 <w:webHidden/>
               </w:rPr>
-              <w:instrText xml:space="preserve"> PAGEREF _Toc88576235 \h </w:instrText>
+              <w:instrText xml:space="preserve"> PAGEREF _Toc88990762 \h </w:instrText>
             </w:r>
             <w:r>
               <w:rPr>
@@ -682,7 +682,7 @@
               <w:lang w:val="vi-VN" w:eastAsia="vi-VN"/>
             </w:rPr>
           </w:pPr>
-          <w:hyperlink w:anchor="_Toc88576236" w:history="1">
+          <w:hyperlink w:anchor="_Toc88990763" w:history="1">
             <w:r>
               <w:rPr>
                 <w:rStyle w:val="Hyperlink"/>
@@ -705,7 +705,7 @@
                 <w:rStyle w:val="Hyperlink"/>
                 <w:noProof/>
               </w:rPr>
-              <w:t>GIỚI THIẾU</w:t>
+              <w:t>GIỚI THIỆU</w:t>
             </w:r>
             <w:r>
               <w:rPr>
@@ -726,7 +726,7 @@
                 <w:noProof/>
                 <w:webHidden/>
               </w:rPr>
-              <w:instrText xml:space="preserve"> PAGEREF _Toc88576236 \h </w:instrText>
+              <w:instrText xml:space="preserve"> PAGEREF _Toc88990763 \h </w:instrText>
             </w:r>
             <w:r>
               <w:rPr>
@@ -771,7 +771,7 @@
               <w:lang w:val="vi-VN" w:eastAsia="vi-VN"/>
             </w:rPr>
           </w:pPr>
-          <w:hyperlink w:anchor="_Toc88576237" w:history="1">
+          <w:hyperlink w:anchor="_Toc88990764" w:history="1">
             <w:r>
               <w:rPr>
                 <w:rStyle w:val="Hyperlink"/>
@@ -815,7 +815,7 @@
                 <w:noProof/>
                 <w:webHidden/>
               </w:rPr>
-              <w:instrText xml:space="preserve"> PAGEREF _Toc88576237 \h </w:instrText>
+              <w:instrText xml:space="preserve"> PAGEREF _Toc88990764 \h </w:instrText>
             </w:r>
             <w:r>
               <w:rPr>
@@ -860,7 +860,7 @@
               <w:lang w:val="vi-VN" w:eastAsia="vi-VN"/>
             </w:rPr>
           </w:pPr>
-          <w:hyperlink w:anchor="_Toc88576238" w:history="1">
+          <w:hyperlink w:anchor="_Toc88990765" w:history="1">
             <w:r>
               <w:rPr>
                 <w:rStyle w:val="Hyperlink"/>
@@ -904,7 +904,7 @@
                 <w:noProof/>
                 <w:webHidden/>
               </w:rPr>
-              <w:instrText xml:space="preserve"> PAGEREF _Toc88576238 \h </w:instrText>
+              <w:instrText xml:space="preserve"> PAGEREF _Toc88990765 \h </w:instrText>
             </w:r>
             <w:r>
               <w:rPr>
@@ -949,7 +949,7 @@
               <w:lang w:val="vi-VN" w:eastAsia="vi-VN"/>
             </w:rPr>
           </w:pPr>
-          <w:hyperlink w:anchor="_Toc88576239" w:history="1">
+          <w:hyperlink w:anchor="_Toc88990766" w:history="1">
             <w:r>
               <w:rPr>
                 <w:rStyle w:val="Hyperlink"/>
@@ -993,7 +993,7 @@
                 <w:noProof/>
                 <w:webHidden/>
               </w:rPr>
-              <w:instrText xml:space="preserve"> PAGEREF _Toc88576239 \h </w:instrText>
+              <w:instrText xml:space="preserve"> PAGEREF _Toc88990766 \h </w:instrText>
             </w:r>
             <w:r>
               <w:rPr>
@@ -1038,7 +1038,7 @@
               <w:lang w:val="vi-VN" w:eastAsia="vi-VN"/>
             </w:rPr>
           </w:pPr>
-          <w:hyperlink w:anchor="_Toc88576240" w:history="1">
+          <w:hyperlink w:anchor="_Toc88990767" w:history="1">
             <w:r>
               <w:rPr>
                 <w:rStyle w:val="Hyperlink"/>
@@ -1082,7 +1082,7 @@
                 <w:noProof/>
                 <w:webHidden/>
               </w:rPr>
-              <w:instrText xml:space="preserve"> PAGEREF _Toc88576240 \h </w:instrText>
+              <w:instrText xml:space="preserve"> PAGEREF _Toc88990767 \h </w:instrText>
             </w:r>
             <w:r>
               <w:rPr>
@@ -1102,7 +1102,7 @@
                 <w:noProof/>
                 <w:webHidden/>
               </w:rPr>
-              <w:t>5</w:t>
+              <w:t>6</w:t>
             </w:r>
             <w:r>
               <w:rPr>
@@ -1127,7 +1127,7 @@
               <w:lang w:eastAsia="vi-VN"/>
             </w:rPr>
           </w:pPr>
-          <w:hyperlink w:anchor="_Toc88576241" w:history="1">
+          <w:hyperlink w:anchor="_Toc88990768" w:history="1">
             <w:r>
               <w:rPr>
                 <w:rStyle w:val="Hyperlink"/>
@@ -1170,7 +1170,7 @@
                 <w:noProof/>
                 <w:webHidden/>
               </w:rPr>
-              <w:instrText xml:space="preserve"> PAGEREF _Toc88576241 \h </w:instrText>
+              <w:instrText xml:space="preserve"> PAGEREF _Toc88990768 \h </w:instrText>
             </w:r>
             <w:r>
               <w:rPr>
@@ -1190,7 +1190,7 @@
                 <w:noProof/>
                 <w:webHidden/>
               </w:rPr>
-              <w:t>5</w:t>
+              <w:t>6</w:t>
             </w:r>
             <w:r>
               <w:rPr>
@@ -1215,7 +1215,7 @@
               <w:lang w:eastAsia="vi-VN"/>
             </w:rPr>
           </w:pPr>
-          <w:hyperlink w:anchor="_Toc88576242" w:history="1">
+          <w:hyperlink w:anchor="_Toc88990769" w:history="1">
             <w:r>
               <w:rPr>
                 <w:rStyle w:val="Hyperlink"/>
@@ -1237,7 +1237,7 @@
                 <w:rStyle w:val="Hyperlink"/>
                 <w:noProof/>
               </w:rPr>
-              <w:t>Sơ đồ tình huống sử dụng (Use Cases Diagram)</w:t>
+              <w:t>Sơ đồ tình huống sử dụng (Use Case Diagram)</w:t>
             </w:r>
             <w:r>
               <w:rPr>
@@ -1258,7 +1258,7 @@
                 <w:noProof/>
                 <w:webHidden/>
               </w:rPr>
-              <w:instrText xml:space="preserve"> PAGEREF _Toc88576242 \h </w:instrText>
+              <w:instrText xml:space="preserve"> PAGEREF _Toc88990769 \h </w:instrText>
             </w:r>
             <w:r>
               <w:rPr>
@@ -1278,7 +1278,7 @@
                 <w:noProof/>
                 <w:webHidden/>
               </w:rPr>
-              <w:t>5</w:t>
+              <w:t>6</w:t>
             </w:r>
             <w:r>
               <w:rPr>
@@ -1303,7 +1303,7 @@
               <w:lang w:eastAsia="vi-VN"/>
             </w:rPr>
           </w:pPr>
-          <w:hyperlink w:anchor="_Toc88576243" w:history="1">
+          <w:hyperlink w:anchor="_Toc88990770" w:history="1">
             <w:r>
               <w:rPr>
                 <w:rStyle w:val="Hyperlink"/>
@@ -1346,7 +1346,7 @@
                 <w:noProof/>
                 <w:webHidden/>
               </w:rPr>
-              <w:instrText xml:space="preserve"> PAGEREF _Toc88576243 \h </w:instrText>
+              <w:instrText xml:space="preserve"> PAGEREF _Toc88990770 \h </w:instrText>
             </w:r>
             <w:r>
               <w:rPr>
@@ -1391,7 +1391,7 @@
               <w:lang w:eastAsia="vi-VN"/>
             </w:rPr>
           </w:pPr>
-          <w:hyperlink w:anchor="_Toc88576244" w:history="1">
+          <w:hyperlink w:anchor="_Toc88990771" w:history="1">
             <w:r>
               <w:rPr>
                 <w:rStyle w:val="Hyperlink"/>
@@ -1434,7 +1434,7 @@
                 <w:noProof/>
                 <w:webHidden/>
               </w:rPr>
-              <w:instrText xml:space="preserve"> PAGEREF _Toc88576244 \h </w:instrText>
+              <w:instrText xml:space="preserve"> PAGEREF _Toc88990771 \h </w:instrText>
             </w:r>
             <w:r>
               <w:rPr>
@@ -1479,7 +1479,7 @@
               <w:lang w:eastAsia="vi-VN"/>
             </w:rPr>
           </w:pPr>
-          <w:hyperlink w:anchor="_Toc88576245" w:history="1">
+          <w:hyperlink w:anchor="_Toc88990772" w:history="1">
             <w:r>
               <w:rPr>
                 <w:rStyle w:val="Hyperlink"/>
@@ -1522,7 +1522,7 @@
                 <w:noProof/>
                 <w:webHidden/>
               </w:rPr>
-              <w:instrText xml:space="preserve"> PAGEREF _Toc88576245 \h </w:instrText>
+              <w:instrText xml:space="preserve"> PAGEREF _Toc88990772 \h </w:instrText>
             </w:r>
             <w:r>
               <w:rPr>
@@ -1567,7 +1567,7 @@
               <w:lang w:eastAsia="vi-VN"/>
             </w:rPr>
           </w:pPr>
-          <w:hyperlink w:anchor="_Toc88576246" w:history="1">
+          <w:hyperlink w:anchor="_Toc88990773" w:history="1">
             <w:r>
               <w:rPr>
                 <w:rStyle w:val="Hyperlink"/>
@@ -1610,7 +1610,7 @@
                 <w:noProof/>
                 <w:webHidden/>
               </w:rPr>
-              <w:instrText xml:space="preserve"> PAGEREF _Toc88576246 \h </w:instrText>
+              <w:instrText xml:space="preserve"> PAGEREF _Toc88990773 \h </w:instrText>
             </w:r>
             <w:r>
               <w:rPr>
@@ -1655,7 +1655,7 @@
               <w:lang w:val="vi-VN" w:eastAsia="vi-VN"/>
             </w:rPr>
           </w:pPr>
-          <w:hyperlink w:anchor="_Toc88576247" w:history="1">
+          <w:hyperlink w:anchor="_Toc88990774" w:history="1">
             <w:r>
               <w:rPr>
                 <w:rStyle w:val="Hyperlink"/>
@@ -1699,183 +1699,7 @@
                 <w:noProof/>
                 <w:webHidden/>
               </w:rPr>
-              <w:instrText xml:space="preserve"> PAGEREF _Toc88576247 \h </w:instrText>
-            </w:r>
-            <w:r>
-              <w:rPr>
-                <w:noProof/>
-                <w:webHidden/>
-              </w:rPr>
-            </w:r>
-            <w:r>
-              <w:rPr>
-                <w:noProof/>
-                <w:webHidden/>
-              </w:rPr>
-              <w:fldChar w:fldCharType="separate"/>
-            </w:r>
-            <w:r>
-              <w:rPr>
-                <w:noProof/>
-                <w:webHidden/>
-              </w:rPr>
-              <w:t>7</w:t>
-            </w:r>
-            <w:r>
-              <w:rPr>
-                <w:noProof/>
-                <w:webHidden/>
-              </w:rPr>
-              <w:fldChar w:fldCharType="end"/>
-            </w:r>
-          </w:hyperlink>
-        </w:p>
-        <w:p>
-          <w:pPr>
-            <w:pStyle w:val="TOC2"/>
-            <w:tabs>
-              <w:tab w:val="left" w:pos="880"/>
-              <w:tab w:val="right" w:leader="dot" w:pos="9061"/>
-            </w:tabs>
-            <w:rPr>
-              <w:rFonts w:asciiTheme="minorHAnsi" w:eastAsiaTheme="minorEastAsia" w:hAnsiTheme="minorHAnsi"/>
-              <w:noProof/>
-              <w:sz w:val="22"/>
-              <w:lang w:eastAsia="vi-VN"/>
-            </w:rPr>
-          </w:pPr>
-          <w:hyperlink w:anchor="_Toc88576248" w:history="1">
-            <w:r>
-              <w:rPr>
-                <w:rStyle w:val="Hyperlink"/>
-                <w:noProof/>
-              </w:rPr>
-              <w:t>7.1.</w:t>
-            </w:r>
-            <w:r>
-              <w:rPr>
-                <w:rFonts w:asciiTheme="minorHAnsi" w:eastAsiaTheme="minorEastAsia" w:hAnsiTheme="minorHAnsi"/>
-                <w:noProof/>
-                <w:sz w:val="22"/>
-                <w:lang w:eastAsia="vi-VN"/>
-              </w:rPr>
-              <w:tab/>
-            </w:r>
-            <w:r>
-              <w:rPr>
-                <w:rStyle w:val="Hyperlink"/>
-                <w:noProof/>
-              </w:rPr>
-              <w:t>Kết luận</w:t>
-            </w:r>
-            <w:r>
-              <w:rPr>
-                <w:noProof/>
-                <w:webHidden/>
-              </w:rPr>
-              <w:tab/>
-            </w:r>
-            <w:r>
-              <w:rPr>
-                <w:noProof/>
-                <w:webHidden/>
-              </w:rPr>
-              <w:fldChar w:fldCharType="begin"/>
-            </w:r>
-            <w:r>
-              <w:rPr>
-                <w:noProof/>
-                <w:webHidden/>
-              </w:rPr>
-              <w:instrText xml:space="preserve"> PAGEREF _Toc88576248 \h </w:instrText>
-            </w:r>
-            <w:r>
-              <w:rPr>
-                <w:noProof/>
-                <w:webHidden/>
-              </w:rPr>
-            </w:r>
-            <w:r>
-              <w:rPr>
-                <w:noProof/>
-                <w:webHidden/>
-              </w:rPr>
-              <w:fldChar w:fldCharType="separate"/>
-            </w:r>
-            <w:r>
-              <w:rPr>
-                <w:noProof/>
-                <w:webHidden/>
-              </w:rPr>
-              <w:t>7</w:t>
-            </w:r>
-            <w:r>
-              <w:rPr>
-                <w:noProof/>
-                <w:webHidden/>
-              </w:rPr>
-              <w:fldChar w:fldCharType="end"/>
-            </w:r>
-          </w:hyperlink>
-        </w:p>
-        <w:p>
-          <w:pPr>
-            <w:pStyle w:val="TOC2"/>
-            <w:tabs>
-              <w:tab w:val="left" w:pos="880"/>
-              <w:tab w:val="right" w:leader="dot" w:pos="9061"/>
-            </w:tabs>
-            <w:rPr>
-              <w:rFonts w:asciiTheme="minorHAnsi" w:eastAsiaTheme="minorEastAsia" w:hAnsiTheme="minorHAnsi"/>
-              <w:noProof/>
-              <w:sz w:val="22"/>
-              <w:lang w:eastAsia="vi-VN"/>
-            </w:rPr>
-          </w:pPr>
-          <w:hyperlink w:anchor="_Toc88576249" w:history="1">
-            <w:r>
-              <w:rPr>
-                <w:rStyle w:val="Hyperlink"/>
-                <w:noProof/>
-              </w:rPr>
-              <w:t>7.2.</w:t>
-            </w:r>
-            <w:r>
-              <w:rPr>
-                <w:rFonts w:asciiTheme="minorHAnsi" w:eastAsiaTheme="minorEastAsia" w:hAnsiTheme="minorHAnsi"/>
-                <w:noProof/>
-                <w:sz w:val="22"/>
-                <w:lang w:eastAsia="vi-VN"/>
-              </w:rPr>
-              <w:tab/>
-            </w:r>
-            <w:r>
-              <w:rPr>
-                <w:rStyle w:val="Hyperlink"/>
-                <w:noProof/>
-              </w:rPr>
-              <w:t>Đánh giá kết quả</w:t>
-            </w:r>
-            <w:r>
-              <w:rPr>
-                <w:noProof/>
-                <w:webHidden/>
-              </w:rPr>
-              <w:tab/>
-            </w:r>
-            <w:r>
-              <w:rPr>
-                <w:noProof/>
-                <w:webHidden/>
-              </w:rPr>
-              <w:fldChar w:fldCharType="begin"/>
-            </w:r>
-            <w:r>
-              <w:rPr>
-                <w:noProof/>
-                <w:webHidden/>
-              </w:rPr>
-              <w:instrText xml:space="preserve"> PAGEREF _Toc88576249 \h </w:instrText>
+              <w:instrText xml:space="preserve"> PAGEREF _Toc88990774 \h </w:instrText>
             </w:r>
             <w:r>
               <w:rPr>
@@ -1973,83 +1797,6 @@
     </w:p>
     <w:p>
       <w:pPr>
-        <w:pStyle w:val="SECTION"/>
-        <w:rPr>
-          <w:rFonts w:cs="Times New Roman"/>
-          <w:noProof/>
-        </w:rPr>
-        <w:sectPr>
-          <w:footerReference w:type="default" r:id="rId9"/>
-          <w:pgSz w:w="11906" w:h="16838" w:code="9"/>
-          <w:pgMar w:top="1134" w:right="1134" w:bottom="1134" w:left="1701" w:header="708" w:footer="708" w:gutter="0"/>
-          <w:cols w:space="708"/>
-          <w:docGrid w:linePitch="360"/>
-        </w:sectPr>
-      </w:pPr>
-      <w:r>
-        <w:rPr>
-          <w:rFonts w:cs="Times New Roman"/>
-          <w:b w:val="0"/>
-          <w:noProof/>
-          <w:lang w:val="vi-VN"/>
-        </w:rPr>
-        <w:fldChar w:fldCharType="begin"/>
-      </w:r>
-      <w:r>
-        <w:rPr>
-          <w:rFonts w:cs="Times New Roman"/>
-          <w:noProof/>
-        </w:rPr>
-        <w:instrText xml:space="preserve"> TOC \h \z \c "Hình" </w:instrText>
-      </w:r>
-      <w:r>
-        <w:rPr>
-          <w:rFonts w:cs="Times New Roman"/>
-          <w:b w:val="0"/>
-          <w:noProof/>
-          <w:lang w:val="vi-VN"/>
-        </w:rPr>
-        <w:fldChar w:fldCharType="separate"/>
-      </w:r>
-      <w:r>
-        <w:rPr>
-          <w:rFonts w:cs="Times New Roman"/>
-          <w:bCs/>
-          <w:noProof/>
-        </w:rPr>
-        <w:t>No table of figures entries found.</w:t>
-      </w:r>
-      <w:r>
-        <w:rPr>
-          <w:rFonts w:cs="Times New Roman"/>
-          <w:noProof/>
-        </w:rPr>
-        <w:fldChar w:fldCharType="end"/>
-      </w:r>
-    </w:p>
-    <w:p>
-      <w:pPr>
-        <w:pStyle w:val="SECTION"/>
-        <w:rPr>
-          <w:rFonts w:cs="Times New Roman"/>
-          <w:noProof/>
-        </w:rPr>
-      </w:pPr>
-      <w:bookmarkStart w:id="4" w:name="_Toc49105237"/>
-      <w:bookmarkStart w:id="5" w:name="_Toc51061476"/>
-      <w:r>
-        <w:rPr>
-          <w:rFonts w:cs="Times New Roman"/>
-          <w:noProof/>
-        </w:rPr>
-        <w:lastRenderedPageBreak/>
-        <w:t>DANH MỤC BẢNG</w:t>
-      </w:r>
-      <w:bookmarkEnd w:id="4"/>
-      <w:bookmarkEnd w:id="5"/>
-    </w:p>
-    <w:p>
-      <w:pPr>
         <w:pStyle w:val="TableofFigures"/>
         <w:tabs>
           <w:tab w:val="right" w:leader="dot" w:pos="9061"/>
@@ -2064,41 +1811,39 @@
       <w:r>
         <w:rPr>
           <w:rFonts w:cs="Times New Roman"/>
-          <w:b/>
-          <w:noProof/>
-          <w:sz w:val="28"/>
-          <w:szCs w:val="26"/>
+          <w:noProof/>
         </w:rPr>
         <w:fldChar w:fldCharType="begin"/>
       </w:r>
       <w:r>
         <w:rPr>
           <w:rFonts w:cs="Times New Roman"/>
-          <w:b/>
-          <w:noProof/>
-          <w:sz w:val="28"/>
-          <w:szCs w:val="26"/>
-        </w:rPr>
-        <w:instrText xml:space="preserve"> TOC \h \z \c "Bảng" </w:instrText>
-      </w:r>
-      <w:r>
-        <w:rPr>
-          <w:rFonts w:cs="Times New Roman"/>
-          <w:b/>
-          <w:noProof/>
-          <w:sz w:val="28"/>
-          <w:szCs w:val="26"/>
+          <w:noProof/>
+        </w:rPr>
+        <w:instrText xml:space="preserve"> TOC \h \z \c "Hình" </w:instrText>
+      </w:r>
+      <w:r>
+        <w:rPr>
+          <w:rFonts w:cs="Times New Roman"/>
+          <w:noProof/>
         </w:rPr>
         <w:fldChar w:fldCharType="separate"/>
       </w:r>
-      <w:hyperlink w:anchor="_Toc88576250" w:history="1">
+      <w:hyperlink w:anchor="_Toc88990743" w:history="1">
         <w:r>
           <w:rPr>
             <w:rStyle w:val="Hyperlink"/>
-            <w:rFonts w:cs="Times New Roman"/>
             <w:noProof/>
           </w:rPr>
-          <w:t>Bảng 3.1: Bảng đặc tả Use Case đăng ký tài khoản</w:t>
+          <w:t>Hình 6.1</w:t>
+        </w:r>
+        <w:r>
+          <w:rPr>
+            <w:rStyle w:val="Hyperlink"/>
+            <w:noProof/>
+            <w:lang w:val="en-US"/>
+          </w:rPr>
+          <w:t>: Use Case tổng quan</w:t>
         </w:r>
         <w:r>
           <w:rPr>
@@ -2119,7 +1864,7 @@
             <w:noProof/>
             <w:webHidden/>
           </w:rPr>
-          <w:instrText xml:space="preserve"> PAGEREF _Toc88576250 \h </w:instrText>
+          <w:instrText xml:space="preserve"> PAGEREF _Toc88990743 \h </w:instrText>
         </w:r>
         <w:r>
           <w:rPr>
@@ -2152,13 +1897,59 @@
     </w:p>
     <w:p>
       <w:pPr>
+        <w:pStyle w:val="SECTION"/>
+        <w:rPr>
+          <w:rFonts w:cs="Times New Roman"/>
+          <w:noProof/>
+        </w:rPr>
+        <w:sectPr>
+          <w:footerReference w:type="default" r:id="rId9"/>
+          <w:pgSz w:w="11906" w:h="16838" w:code="9"/>
+          <w:pgMar w:top="1134" w:right="1134" w:bottom="1134" w:left="1701" w:header="708" w:footer="708" w:gutter="0"/>
+          <w:cols w:space="708"/>
+          <w:docGrid w:linePitch="360"/>
+        </w:sectPr>
+      </w:pPr>
+      <w:r>
+        <w:rPr>
+          <w:rFonts w:cs="Times New Roman"/>
+          <w:noProof/>
+        </w:rPr>
+        <w:fldChar w:fldCharType="end"/>
+      </w:r>
+    </w:p>
+    <w:p>
+      <w:pPr>
+        <w:pStyle w:val="SECTION"/>
+        <w:rPr>
+          <w:rFonts w:cs="Times New Roman"/>
+          <w:noProof/>
+        </w:rPr>
+      </w:pPr>
+      <w:bookmarkStart w:id="4" w:name="_Toc49105237"/>
+      <w:bookmarkStart w:id="5" w:name="_Toc51061476"/>
+      <w:r>
+        <w:rPr>
+          <w:rFonts w:cs="Times New Roman"/>
+          <w:noProof/>
+        </w:rPr>
+        <w:lastRenderedPageBreak/>
+        <w:t>DANH MỤC BẢNG</w:t>
+      </w:r>
+      <w:bookmarkEnd w:id="4"/>
+      <w:bookmarkEnd w:id="5"/>
+    </w:p>
+    <w:p>
+      <w:pPr>
         <w:pStyle w:val="TableofFigures"/>
         <w:tabs>
           <w:tab w:val="right" w:leader="dot" w:pos="9061"/>
         </w:tabs>
         <w:rPr>
-          <w:rFonts w:cs="Times New Roman"/>
-          <w:noProof/>
+          <w:rFonts w:asciiTheme="minorHAnsi" w:eastAsiaTheme="minorEastAsia" w:hAnsiTheme="minorHAnsi"/>
+          <w:noProof/>
+          <w:sz w:val="22"/>
+          <w:lang w:eastAsia="vi-VN"/>
         </w:rPr>
       </w:pPr>
       <w:r>
@@ -2169,11 +1960,111 @@
           <w:sz w:val="28"/>
           <w:szCs w:val="26"/>
         </w:rPr>
-        <w:fldChar w:fldCharType="end"/>
-      </w:r>
+        <w:fldChar w:fldCharType="begin"/>
+      </w:r>
+      <w:r>
+        <w:rPr>
+          <w:rFonts w:cs="Times New Roman"/>
+          <w:b/>
+          <w:noProof/>
+          <w:sz w:val="28"/>
+          <w:szCs w:val="26"/>
+        </w:rPr>
+        <w:instrText xml:space="preserve"> TOC \h \z \c "Bảng" </w:instrText>
+      </w:r>
+      <w:r>
+        <w:rPr>
+          <w:rFonts w:cs="Times New Roman"/>
+          <w:b/>
+          <w:noProof/>
+          <w:sz w:val="28"/>
+          <w:szCs w:val="26"/>
+        </w:rPr>
+        <w:fldChar w:fldCharType="separate"/>
+      </w:r>
+      <w:hyperlink w:anchor="_Toc88990739" w:history="1">
+        <w:r>
+          <w:rPr>
+            <w:rStyle w:val="Hyperlink"/>
+            <w:rFonts w:cs="Times New Roman"/>
+            <w:noProof/>
+          </w:rPr>
+          <w:t>Bảng 6.1: Bảng đặc tả Use Case đăng ký tài khoản</w:t>
+        </w:r>
+        <w:r>
+          <w:rPr>
+            <w:noProof/>
+            <w:webHidden/>
+          </w:rPr>
+          <w:tab/>
+        </w:r>
+        <w:r>
+          <w:rPr>
+            <w:noProof/>
+            <w:webHidden/>
+          </w:rPr>
+          <w:fldChar w:fldCharType="begin"/>
+        </w:r>
+        <w:r>
+          <w:rPr>
+            <w:noProof/>
+            <w:webHidden/>
+          </w:rPr>
+          <w:instrText xml:space="preserve"> PAGEREF _Toc88990739 \h </w:instrText>
+        </w:r>
+        <w:r>
+          <w:rPr>
+            <w:noProof/>
+            <w:webHidden/>
+          </w:rPr>
+        </w:r>
+        <w:r>
+          <w:rPr>
+            <w:noProof/>
+            <w:webHidden/>
+          </w:rPr>
+          <w:fldChar w:fldCharType="separate"/>
+        </w:r>
+        <w:r>
+          <w:rPr>
+            <w:noProof/>
+            <w:webHidden/>
+          </w:rPr>
+          <w:t>7</w:t>
+        </w:r>
+        <w:r>
+          <w:rPr>
+            <w:noProof/>
+            <w:webHidden/>
+          </w:rPr>
+          <w:fldChar w:fldCharType="end"/>
+        </w:r>
+      </w:hyperlink>
     </w:p>
     <w:p>
       <w:pPr>
+        <w:pStyle w:val="TableofFigures"/>
+        <w:tabs>
+          <w:tab w:val="right" w:leader="dot" w:pos="9061"/>
+        </w:tabs>
+        <w:rPr>
+          <w:rFonts w:cs="Times New Roman"/>
+          <w:noProof/>
+        </w:rPr>
+      </w:pPr>
+      <w:r>
+        <w:rPr>
+          <w:rFonts w:cs="Times New Roman"/>
+          <w:b/>
+          <w:noProof/>
+          <w:sz w:val="28"/>
+          <w:szCs w:val="26"/>
+        </w:rPr>
+        <w:fldChar w:fldCharType="end"/>
+      </w:r>
+    </w:p>
+    <w:p>
+      <w:pPr>
         <w:pStyle w:val="Heading1"/>
         <w:rPr>
           <w:noProof/>
@@ -2186,7 +2077,7 @@
         </w:rPr>
         <w:br w:type="page"/>
       </w:r>
-      <w:bookmarkStart w:id="6" w:name="_Toc88576235"/>
+      <w:bookmarkStart w:id="6" w:name="_Toc88990762"/>
       <w:r>
         <w:rPr>
           <w:noProof/>
@@ -2225,7 +2116,7 @@
           <w:noProof/>
         </w:rPr>
       </w:pPr>
-      <w:bookmarkStart w:id="9" w:name="_Toc88576236"/>
+      <w:bookmarkStart w:id="9" w:name="_Toc88990763"/>
       <w:r>
         <w:rPr>
           <w:noProof/>
@@ -2276,7 +2167,7 @@
           <w:noProof/>
         </w:rPr>
       </w:pPr>
-      <w:bookmarkStart w:id="10" w:name="_Toc88576237"/>
+      <w:bookmarkStart w:id="10" w:name="_Toc88990764"/>
       <w:r>
         <w:rPr>
           <w:noProof/>
@@ -2311,7 +2202,7 @@
           <w:noProof/>
         </w:rPr>
       </w:pPr>
-      <w:bookmarkStart w:id="11" w:name="_Toc88576238"/>
+      <w:bookmarkStart w:id="11" w:name="_Toc88990765"/>
       <w:r>
         <w:rPr>
           <w:noProof/>
@@ -2346,7 +2237,7 @@
           <w:noProof/>
         </w:rPr>
       </w:pPr>
-      <w:bookmarkStart w:id="12" w:name="_Toc88576239"/>
+      <w:bookmarkStart w:id="12" w:name="_Toc88990766"/>
       <w:r>
         <w:rPr>
           <w:noProof/>
@@ -2385,11 +2276,12 @@
           <w:noProof/>
         </w:rPr>
       </w:pPr>
-      <w:bookmarkStart w:id="13" w:name="_Toc88576240"/>
-      <w:r>
-        <w:rPr>
-          <w:noProof/>
-        </w:rPr>
+      <w:bookmarkStart w:id="13" w:name="_Toc88990767"/>
+      <w:r>
+        <w:rPr>
+          <w:noProof/>
+        </w:rPr>
+        <w:lastRenderedPageBreak/>
         <w:t>CÁC MÔ HÌNH HỆ THỐNG</w:t>
       </w:r>
       <w:bookmarkEnd w:id="13"/>
@@ -2402,7 +2294,7 @@
           <w:noProof/>
         </w:rPr>
       </w:pPr>
-      <w:bookmarkStart w:id="14" w:name="_Toc88576241"/>
+      <w:bookmarkStart w:id="14" w:name="_Toc88990768"/>
       <w:r>
         <w:rPr>
           <w:noProof/>
@@ -2418,7 +2310,7 @@
           <w:noProof/>
         </w:rPr>
       </w:pPr>
-      <w:bookmarkStart w:id="15" w:name="_Toc88576242"/>
+      <w:bookmarkStart w:id="15" w:name="_Toc88990769"/>
       <w:r>
         <w:rPr>
           <w:noProof/>
@@ -2451,8 +2343,113 @@
           <w:rFonts w:cs="Times New Roman"/>
           <w:lang w:val="en-US"/>
         </w:rPr>
-        <w:t>Use Case đăng ký tài khoản</w:t>
-      </w:r>
+        <w:t>Use Case</w:t>
+      </w:r>
+    </w:p>
+    <w:p>
+      <w:pPr>
+        <w:keepNext/>
+        <w:jc w:val="center"/>
+      </w:pPr>
+      <w:r>
+        <w:rPr>
+          <w:noProof/>
+          <w:lang w:val="en-US"/>
+        </w:rPr>
+        <w:drawing>
+          <wp:inline distT="0" distB="0" distL="0" distR="0" wp14:anchorId="576D7370" wp14:editId="61FA3C29">
+            <wp:extent cx="5753100" cy="4998720"/>
+            <wp:effectExtent l="0" t="0" r="0" b="0"/>
+            <wp:docPr id="1" name="Picture 1"/>
+            <wp:cNvGraphicFramePr>
+              <a:graphicFrameLocks xmlns:a="http://schemas.openxmlformats.org/drawingml/2006/main" noChangeAspect="1"/>
+            </wp:cNvGraphicFramePr>
+            <a:graphic xmlns:a="http://schemas.openxmlformats.org/drawingml/2006/main">
+              <a:graphicData uri="http://schemas.openxmlformats.org/drawingml/2006/picture">
+                <pic:pic xmlns:pic="http://schemas.openxmlformats.org/drawingml/2006/picture">
+                  <pic:nvPicPr>
+                    <pic:cNvPr id="0" name="Picture 1"/>
+                    <pic:cNvPicPr>
+                      <a:picLocks noChangeAspect="1" noChangeArrowheads="1"/>
+                    </pic:cNvPicPr>
+                  </pic:nvPicPr>
+                  <pic:blipFill>
+                    <a:blip r:embed="rId10" cstate="print">
+                      <a:extLst>
+                        <a:ext uri="{28A0092B-C50C-407E-A947-70E740481C1C}">
+                          <a14:useLocalDpi xmlns:a14="http://schemas.microsoft.com/office/drawing/2010/main" val="0"/>
+                        </a:ext>
+                      </a:extLst>
+                    </a:blip>
+                    <a:srcRect/>
+                    <a:stretch>
+                      <a:fillRect/>
+                    </a:stretch>
+                  </pic:blipFill>
+                  <pic:spPr bwMode="auto">
+                    <a:xfrm>
+                      <a:off x="0" y="0"/>
+                      <a:ext cx="5753100" cy="4998720"/>
+                    </a:xfrm>
+                    <a:prstGeom prst="rect">
+                      <a:avLst/>
+                    </a:prstGeom>
+                    <a:noFill/>
+                    <a:ln>
+                      <a:noFill/>
+                    </a:ln>
+                  </pic:spPr>
+                </pic:pic>
+              </a:graphicData>
+            </a:graphic>
+          </wp:inline>
+        </w:drawing>
+      </w:r>
+    </w:p>
+    <w:p>
+      <w:pPr>
+        <w:pStyle w:val="Caption"/>
+        <w:rPr>
+          <w:lang w:val="en-US"/>
+        </w:rPr>
+      </w:pPr>
+      <w:bookmarkStart w:id="16" w:name="_Toc88990743"/>
+      <w:r>
+        <w:t xml:space="preserve">Hình </w:t>
+      </w:r>
+      <w:fldSimple w:instr=" STYLEREF 1 \s ">
+        <w:r>
+          <w:rPr>
+            <w:noProof/>
+          </w:rPr>
+          <w:t>6</w:t>
+        </w:r>
+      </w:fldSimple>
+      <w:r>
+        <w:t>.</w:t>
+      </w:r>
+      <w:fldSimple w:instr=" SEQ Hình \* ARABIC \s 1 ">
+        <w:r>
+          <w:rPr>
+            <w:noProof/>
+          </w:rPr>
+          <w:t>1</w:t>
+        </w:r>
+      </w:fldSimple>
+      <w:r>
+        <w:rPr>
+          <w:lang w:val="en-US"/>
+        </w:rPr>
+        <w:t xml:space="preserve">: </w:t>
+      </w:r>
+      <w:r>
+        <w:rPr>
+          <w:noProof/>
+          <w:lang w:val="en-US"/>
+        </w:rPr>
+        <w:t>Use Case tổng quan</w:t>
+      </w:r>
+      <w:bookmarkEnd w:id="16"/>
     </w:p>
     <w:p>
       <w:pPr>
@@ -2714,6 +2711,7 @@
                 <w:szCs w:val="26"/>
                 <w:lang w:val="en-US"/>
               </w:rPr>
+              <w:lastRenderedPageBreak/>
               <w:t>Actor phụ</w:t>
             </w:r>
           </w:p>
@@ -2764,7 +2762,6 @@
                 <w:szCs w:val="26"/>
                 <w:lang w:val="en-US"/>
               </w:rPr>
-              <w:lastRenderedPageBreak/>
               <w:t>Tiền điều kiện</w:t>
             </w:r>
           </w:p>
@@ -3294,7 +3291,7 @@
           <w:rFonts w:cs="Times New Roman"/>
         </w:rPr>
       </w:pPr>
-      <w:bookmarkStart w:id="16" w:name="_Toc88576250"/>
+      <w:bookmarkStart w:id="17" w:name="_Toc88990739"/>
       <w:r>
         <w:rPr>
           <w:rFonts w:cs="Times New Roman"/>
@@ -3324,7 +3321,7 @@
           <w:rFonts w:cs="Times New Roman"/>
           <w:noProof/>
         </w:rPr>
-        <w:t>3</w:t>
+        <w:t>6</w:t>
       </w:r>
       <w:r>
         <w:rPr>
@@ -3374,159 +3371,86 @@
           <w:rFonts w:cs="Times New Roman"/>
         </w:rPr>
         <w:t>: Bảng đặc tả Use Case đăng ký tài khoản</w:t>
-      </w:r>
-      <w:bookmarkEnd w:id="16"/>
-    </w:p>
-    <w:p>
-      <w:pPr>
-        <w:pStyle w:val="Heading3"/>
-        <w:rPr>
-          <w:noProof/>
-        </w:rPr>
-      </w:pPr>
-      <w:bookmarkStart w:id="17" w:name="_Toc88576243"/>
-      <w:r>
-        <w:rPr>
-          <w:noProof/>
-        </w:rPr>
-        <w:t>Sơ đồ hoạt động (Activity Diagram)</w:t>
       </w:r>
       <w:bookmarkEnd w:id="17"/>
     </w:p>
     <w:p>
       <w:pPr>
         <w:pStyle w:val="Heading3"/>
-      </w:pPr>
-      <w:bookmarkStart w:id="18" w:name="_Toc88576244"/>
-      <w:r>
-        <w:t>Sơ đồ tuần tự (Sequence Diagram)</w:t>
+        <w:rPr>
+          <w:noProof/>
+        </w:rPr>
+      </w:pPr>
+      <w:bookmarkStart w:id="18" w:name="_Toc88990770"/>
+      <w:r>
+        <w:rPr>
+          <w:noProof/>
+        </w:rPr>
+        <w:t>Sơ đồ hoạt động (Activity Diagram)</w:t>
       </w:r>
       <w:bookmarkEnd w:id="18"/>
     </w:p>
     <w:p>
       <w:pPr>
-        <w:pStyle w:val="Heading2"/>
-        <w:jc w:val="both"/>
-        <w:rPr>
-          <w:noProof/>
-        </w:rPr>
-      </w:pPr>
-      <w:bookmarkStart w:id="19" w:name="_Toc88576245"/>
-      <w:r>
-        <w:rPr>
-          <w:noProof/>
-        </w:rPr>
-        <w:t>Sơ đồ hành vi (Behavioral Diagram)</w:t>
+        <w:pStyle w:val="Heading3"/>
+      </w:pPr>
+      <w:bookmarkStart w:id="19" w:name="_Toc88990771"/>
+      <w:r>
+        <w:t>Sơ đồ tuần tự (Sequence Diagram)</w:t>
       </w:r>
       <w:bookmarkEnd w:id="19"/>
     </w:p>
     <w:p>
       <w:pPr>
-        <w:pStyle w:val="Heading3"/>
-        <w:rPr>
-          <w:noProof/>
-        </w:rPr>
-      </w:pPr>
-      <w:bookmarkStart w:id="20" w:name="_Toc88576246"/>
-      <w:r>
-        <w:rPr>
-          <w:noProof/>
-        </w:rPr>
-        <w:t>Sơ đồ lớp (Class Diagram)</w:t>
+        <w:pStyle w:val="Heading2"/>
+        <w:jc w:val="both"/>
+        <w:rPr>
+          <w:noProof/>
+        </w:rPr>
+      </w:pPr>
+      <w:bookmarkStart w:id="20" w:name="_Toc88990772"/>
+      <w:r>
+        <w:rPr>
+          <w:noProof/>
+        </w:rPr>
+        <w:t>Sơ đồ hành vi (Behavioral Diagram)</w:t>
       </w:r>
       <w:bookmarkEnd w:id="20"/>
     </w:p>
     <w:p>
       <w:pPr>
-        <w:pStyle w:val="Heading1"/>
-        <w:rPr>
-          <w:noProof/>
-        </w:rPr>
-      </w:pPr>
-      <w:bookmarkStart w:id="21" w:name="_Toc88576247"/>
-      <w:r>
-        <w:rPr>
-          <w:noProof/>
-        </w:rPr>
-        <w:t>SỰ TIẾN HOÁ HỆ THỐNG</w:t>
+        <w:pStyle w:val="Heading3"/>
+        <w:rPr>
+          <w:noProof/>
+        </w:rPr>
+      </w:pPr>
+      <w:bookmarkStart w:id="21" w:name="_Toc88990773"/>
+      <w:r>
+        <w:rPr>
+          <w:noProof/>
+        </w:rPr>
+        <w:t>Sơ đồ lớp (Class Diagram)</w:t>
       </w:r>
       <w:bookmarkEnd w:id="21"/>
     </w:p>
     <w:p>
       <w:pPr>
-        <w:pStyle w:val="Heading2"/>
-        <w:numPr>
-          <w:ilvl w:val="1"/>
-          <w:numId w:val="1"/>
-        </w:numPr>
-        <w:jc w:val="both"/>
-        <w:rPr>
-          <w:noProof/>
-        </w:rPr>
-      </w:pPr>
-      <w:bookmarkStart w:id="22" w:name="_Toc88576248"/>
-      <w:r>
-        <w:rPr>
-          <w:noProof/>
-        </w:rPr>
-        <w:t>Kết luận</w:t>
+        <w:pStyle w:val="Heading1"/>
+        <w:rPr>
+          <w:noProof/>
+        </w:rPr>
+      </w:pPr>
+      <w:bookmarkStart w:id="22" w:name="_Toc88990774"/>
+      <w:r>
+        <w:rPr>
+          <w:noProof/>
+        </w:rPr>
+        <w:t>SỰ TIẾN HOÁ HỆ THỐNG</w:t>
       </w:r>
       <w:bookmarkEnd w:id="22"/>
     </w:p>
-    <w:p>
-      <w:pPr>
-        <w:rPr>
-          <w:lang w:val="en-US"/>
-        </w:rPr>
-      </w:pPr>
-      <w:r>
-        <w:rPr>
-          <w:rFonts w:cs="Times New Roman"/>
-          <w:noProof/>
-          <w:lang w:val="en-US"/>
-        </w:rPr>
-        <w:t>Aaaaaaaaaaaaaaaaaaaaaaaaaaaaaaaaaaaaaaaaaaaaaaaaaaaaaaaaaaaaaaaaaaaaaaaaaaaaaaaaaaaaaaaaaaaaaaaaaaaaaaaaaaaaaaaaaaaaaaaaaaaaaaaaaaaaaaaaaaaaaaaaaaaaaaaaaa.</w:t>
-      </w:r>
-    </w:p>
-    <w:p>
-      <w:pPr>
-        <w:pStyle w:val="Heading2"/>
-        <w:numPr>
-          <w:ilvl w:val="1"/>
-          <w:numId w:val="1"/>
-        </w:numPr>
-        <w:jc w:val="both"/>
-        <w:rPr>
-          <w:noProof/>
-        </w:rPr>
-      </w:pPr>
-      <w:bookmarkStart w:id="23" w:name="_Toc88576249"/>
-      <w:r>
-        <w:rPr>
-          <w:noProof/>
-        </w:rPr>
-        <w:lastRenderedPageBreak/>
-        <w:t>Đánh giá kết quả</w:t>
-      </w:r>
-      <w:bookmarkEnd w:id="23"/>
-    </w:p>
-    <w:p>
-      <w:pPr>
-        <w:rPr>
-          <w:lang w:val="en-US"/>
-        </w:rPr>
-      </w:pPr>
-      <w:r>
-        <w:rPr>
-          <w:rFonts w:cs="Times New Roman"/>
-          <w:noProof/>
-          <w:lang w:val="en-US"/>
-        </w:rPr>
-        <w:t>Aaaaaaaaaaaaaaaaaaaaaaaaaaaaaaaaaaaaaaaaaaaaaaaaaaaaaaaaaaaaaaaaaaaaaaaaaaaaaaaaaaaaaaaaaaaaaaaaaaaaaaaaaaaaaaaaaaaaaaaaaaaaaaaaaaaaaaaaaaaaaaaaaaaaaaaaaa.</w:t>
-      </w:r>
-    </w:p>
     <w:sectPr>
-      <w:footerReference w:type="default" r:id="rId10"/>
+      <w:footerReference w:type="default" r:id="rId11"/>
       <w:pgSz w:w="11906" w:h="16838" w:code="9"/>
       <w:pgMar w:top="1134" w:right="1134" w:bottom="1134" w:left="1701" w:header="708" w:footer="708" w:gutter="0"/>
       <w:cols w:space="708"/>

--- a/bai-tap/bai-tap-nhom/Bài tập nhóm - Quản lý nhà sách/Báo cáo Bài tập nhóm - Quản lý nhà sách.docx
+++ b/bai-tap/bai-tap-nhom/Bài tập nhóm - Quản lý nhà sách/Báo cáo Bài tập nhóm - Quản lý nhà sách.docx
@@ -13,8 +13,8 @@
           <w:szCs w:val="26"/>
         </w:rPr>
       </w:pPr>
-      <w:bookmarkStart w:id="0" w:name="_Toc51061469"/>
-      <w:bookmarkStart w:id="1" w:name="_Toc51060025"/>
+      <w:bookmarkStart w:id="0" w:name="_Toc51060025"/>
+      <w:bookmarkStart w:id="1" w:name="_Toc51061469"/>
       <w:r>
         <w:rPr>
           <w:rFonts w:cs="Times New Roman"/>
@@ -593,7 +593,7 @@
             </w:rPr>
             <w:fldChar w:fldCharType="separate"/>
           </w:r>
-          <w:hyperlink w:anchor="_Toc88990762" w:history="1">
+          <w:hyperlink w:anchor="_Toc89005341" w:history="1">
             <w:r>
               <w:rPr>
                 <w:rStyle w:val="Hyperlink"/>
@@ -637,7 +637,7 @@
                 <w:noProof/>
                 <w:webHidden/>
               </w:rPr>
-              <w:instrText xml:space="preserve"> PAGEREF _Toc88990762 \h </w:instrText>
+              <w:instrText xml:space="preserve"> PAGEREF _Toc89005341 \h </w:instrText>
             </w:r>
             <w:r>
               <w:rPr>
@@ -682,7 +682,7 @@
               <w:lang w:val="vi-VN" w:eastAsia="vi-VN"/>
             </w:rPr>
           </w:pPr>
-          <w:hyperlink w:anchor="_Toc88990763" w:history="1">
+          <w:hyperlink w:anchor="_Toc89005342" w:history="1">
             <w:r>
               <w:rPr>
                 <w:rStyle w:val="Hyperlink"/>
@@ -726,7 +726,7 @@
                 <w:noProof/>
                 <w:webHidden/>
               </w:rPr>
-              <w:instrText xml:space="preserve"> PAGEREF _Toc88990763 \h </w:instrText>
+              <w:instrText xml:space="preserve"> PAGEREF _Toc89005342 \h </w:instrText>
             </w:r>
             <w:r>
               <w:rPr>
@@ -771,7 +771,7 @@
               <w:lang w:val="vi-VN" w:eastAsia="vi-VN"/>
             </w:rPr>
           </w:pPr>
-          <w:hyperlink w:anchor="_Toc88990764" w:history="1">
+          <w:hyperlink w:anchor="_Toc89005343" w:history="1">
             <w:r>
               <w:rPr>
                 <w:rStyle w:val="Hyperlink"/>
@@ -815,7 +815,7 @@
                 <w:noProof/>
                 <w:webHidden/>
               </w:rPr>
-              <w:instrText xml:space="preserve"> PAGEREF _Toc88990764 \h </w:instrText>
+              <w:instrText xml:space="preserve"> PAGEREF _Toc89005343 \h </w:instrText>
             </w:r>
             <w:r>
               <w:rPr>
@@ -860,7 +860,7 @@
               <w:lang w:val="vi-VN" w:eastAsia="vi-VN"/>
             </w:rPr>
           </w:pPr>
-          <w:hyperlink w:anchor="_Toc88990765" w:history="1">
+          <w:hyperlink w:anchor="_Toc89005344" w:history="1">
             <w:r>
               <w:rPr>
                 <w:rStyle w:val="Hyperlink"/>
@@ -904,7 +904,7 @@
                 <w:noProof/>
                 <w:webHidden/>
               </w:rPr>
-              <w:instrText xml:space="preserve"> PAGEREF _Toc88990765 \h </w:instrText>
+              <w:instrText xml:space="preserve"> PAGEREF _Toc89005344 \h </w:instrText>
             </w:r>
             <w:r>
               <w:rPr>
@@ -949,7 +949,7 @@
               <w:lang w:val="vi-VN" w:eastAsia="vi-VN"/>
             </w:rPr>
           </w:pPr>
-          <w:hyperlink w:anchor="_Toc88990766" w:history="1">
+          <w:hyperlink w:anchor="_Toc89005345" w:history="1">
             <w:r>
               <w:rPr>
                 <w:rStyle w:val="Hyperlink"/>
@@ -993,7 +993,7 @@
                 <w:noProof/>
                 <w:webHidden/>
               </w:rPr>
-              <w:instrText xml:space="preserve"> PAGEREF _Toc88990766 \h </w:instrText>
+              <w:instrText xml:space="preserve"> PAGEREF _Toc89005345 \h </w:instrText>
             </w:r>
             <w:r>
               <w:rPr>
@@ -1038,7 +1038,7 @@
               <w:lang w:val="vi-VN" w:eastAsia="vi-VN"/>
             </w:rPr>
           </w:pPr>
-          <w:hyperlink w:anchor="_Toc88990767" w:history="1">
+          <w:hyperlink w:anchor="_Toc89005346" w:history="1">
             <w:r>
               <w:rPr>
                 <w:rStyle w:val="Hyperlink"/>
@@ -1082,7 +1082,7 @@
                 <w:noProof/>
                 <w:webHidden/>
               </w:rPr>
-              <w:instrText xml:space="preserve"> PAGEREF _Toc88990767 \h </w:instrText>
+              <w:instrText xml:space="preserve"> PAGEREF _Toc89005346 \h </w:instrText>
             </w:r>
             <w:r>
               <w:rPr>
@@ -1127,7 +1127,7 @@
               <w:lang w:eastAsia="vi-VN"/>
             </w:rPr>
           </w:pPr>
-          <w:hyperlink w:anchor="_Toc88990768" w:history="1">
+          <w:hyperlink w:anchor="_Toc89005347" w:history="1">
             <w:r>
               <w:rPr>
                 <w:rStyle w:val="Hyperlink"/>
@@ -1170,7 +1170,7 @@
                 <w:noProof/>
                 <w:webHidden/>
               </w:rPr>
-              <w:instrText xml:space="preserve"> PAGEREF _Toc88990768 \h </w:instrText>
+              <w:instrText xml:space="preserve"> PAGEREF _Toc89005347 \h </w:instrText>
             </w:r>
             <w:r>
               <w:rPr>
@@ -1215,7 +1215,7 @@
               <w:lang w:eastAsia="vi-VN"/>
             </w:rPr>
           </w:pPr>
-          <w:hyperlink w:anchor="_Toc88990769" w:history="1">
+          <w:hyperlink w:anchor="_Toc89005348" w:history="1">
             <w:r>
               <w:rPr>
                 <w:rStyle w:val="Hyperlink"/>
@@ -1258,7 +1258,7 @@
                 <w:noProof/>
                 <w:webHidden/>
               </w:rPr>
-              <w:instrText xml:space="preserve"> PAGEREF _Toc88990769 \h </w:instrText>
+              <w:instrText xml:space="preserve"> PAGEREF _Toc89005348 \h </w:instrText>
             </w:r>
             <w:r>
               <w:rPr>
@@ -1303,7 +1303,7 @@
               <w:lang w:eastAsia="vi-VN"/>
             </w:rPr>
           </w:pPr>
-          <w:hyperlink w:anchor="_Toc88990770" w:history="1">
+          <w:hyperlink w:anchor="_Toc89005349" w:history="1">
             <w:r>
               <w:rPr>
                 <w:rStyle w:val="Hyperlink"/>
@@ -1346,7 +1346,7 @@
                 <w:noProof/>
                 <w:webHidden/>
               </w:rPr>
-              <w:instrText xml:space="preserve"> PAGEREF _Toc88990770 \h </w:instrText>
+              <w:instrText xml:space="preserve"> PAGEREF _Toc89005349 \h </w:instrText>
             </w:r>
             <w:r>
               <w:rPr>
@@ -1391,7 +1391,7 @@
               <w:lang w:eastAsia="vi-VN"/>
             </w:rPr>
           </w:pPr>
-          <w:hyperlink w:anchor="_Toc88990771" w:history="1">
+          <w:hyperlink w:anchor="_Toc89005350" w:history="1">
             <w:r>
               <w:rPr>
                 <w:rStyle w:val="Hyperlink"/>
@@ -1434,7 +1434,7 @@
                 <w:noProof/>
                 <w:webHidden/>
               </w:rPr>
-              <w:instrText xml:space="preserve"> PAGEREF _Toc88990771 \h </w:instrText>
+              <w:instrText xml:space="preserve"> PAGEREF _Toc89005350 \h </w:instrText>
             </w:r>
             <w:r>
               <w:rPr>
@@ -1479,7 +1479,7 @@
               <w:lang w:eastAsia="vi-VN"/>
             </w:rPr>
           </w:pPr>
-          <w:hyperlink w:anchor="_Toc88990772" w:history="1">
+          <w:hyperlink w:anchor="_Toc89005351" w:history="1">
             <w:r>
               <w:rPr>
                 <w:rStyle w:val="Hyperlink"/>
@@ -1522,7 +1522,7 @@
                 <w:noProof/>
                 <w:webHidden/>
               </w:rPr>
-              <w:instrText xml:space="preserve"> PAGEREF _Toc88990772 \h </w:instrText>
+              <w:instrText xml:space="preserve"> PAGEREF _Toc89005351 \h </w:instrText>
             </w:r>
             <w:r>
               <w:rPr>
@@ -1567,7 +1567,7 @@
               <w:lang w:eastAsia="vi-VN"/>
             </w:rPr>
           </w:pPr>
-          <w:hyperlink w:anchor="_Toc88990773" w:history="1">
+          <w:hyperlink w:anchor="_Toc89005352" w:history="1">
             <w:r>
               <w:rPr>
                 <w:rStyle w:val="Hyperlink"/>
@@ -1610,7 +1610,7 @@
                 <w:noProof/>
                 <w:webHidden/>
               </w:rPr>
-              <w:instrText xml:space="preserve"> PAGEREF _Toc88990773 \h </w:instrText>
+              <w:instrText xml:space="preserve"> PAGEREF _Toc89005352 \h </w:instrText>
             </w:r>
             <w:r>
               <w:rPr>
@@ -1655,7 +1655,7 @@
               <w:lang w:val="vi-VN" w:eastAsia="vi-VN"/>
             </w:rPr>
           </w:pPr>
-          <w:hyperlink w:anchor="_Toc88990774" w:history="1">
+          <w:hyperlink w:anchor="_Toc89005353" w:history="1">
             <w:r>
               <w:rPr>
                 <w:rStyle w:val="Hyperlink"/>
@@ -1699,7 +1699,7 @@
                 <w:noProof/>
                 <w:webHidden/>
               </w:rPr>
-              <w:instrText xml:space="preserve"> PAGEREF _Toc88990774 \h </w:instrText>
+              <w:instrText xml:space="preserve"> PAGEREF _Toc89005353 \h </w:instrText>
             </w:r>
             <w:r>
               <w:rPr>
@@ -1829,21 +1829,13 @@
         </w:rPr>
         <w:fldChar w:fldCharType="separate"/>
       </w:r>
-      <w:hyperlink w:anchor="_Toc88990743" w:history="1">
+      <w:hyperlink w:anchor="_Toc89005355" w:history="1">
         <w:r>
           <w:rPr>
             <w:rStyle w:val="Hyperlink"/>
             <w:noProof/>
           </w:rPr>
-          <w:t>Hình 6.1</w:t>
-        </w:r>
-        <w:r>
-          <w:rPr>
-            <w:rStyle w:val="Hyperlink"/>
-            <w:noProof/>
-            <w:lang w:val="en-US"/>
-          </w:rPr>
-          <w:t>: Use Case tổng quan</w:t>
+          <w:t>Hình 6.1: Use Case tổng quan</w:t>
         </w:r>
         <w:r>
           <w:rPr>
@@ -1864,7 +1856,7 @@
             <w:noProof/>
             <w:webHidden/>
           </w:rPr>
-          <w:instrText xml:space="preserve"> PAGEREF _Toc88990743 \h </w:instrText>
+          <w:instrText xml:space="preserve"> PAGEREF _Toc89005355 \h </w:instrText>
         </w:r>
         <w:r>
           <w:rPr>
@@ -1946,10 +1938,8 @@
           <w:tab w:val="right" w:leader="dot" w:pos="9061"/>
         </w:tabs>
         <w:rPr>
-          <w:rFonts w:asciiTheme="minorHAnsi" w:eastAsiaTheme="minorEastAsia" w:hAnsiTheme="minorHAnsi"/>
-          <w:noProof/>
-          <w:sz w:val="22"/>
-          <w:lang w:eastAsia="vi-VN"/>
+          <w:rFonts w:cs="Times New Roman"/>
+          <w:noProof/>
         </w:rPr>
       </w:pPr>
       <w:r>
@@ -1982,7 +1972,7 @@
         </w:rPr>
         <w:fldChar w:fldCharType="separate"/>
       </w:r>
-      <w:hyperlink w:anchor="_Toc88990739" w:history="1">
+      <w:hyperlink w:anchor="_Toc89005356" w:history="1">
         <w:r>
           <w:rPr>
             <w:rStyle w:val="Hyperlink"/>
@@ -2010,7 +2000,7 @@
             <w:noProof/>
             <w:webHidden/>
           </w:rPr>
-          <w:instrText xml:space="preserve"> PAGEREF _Toc88990739 \h </w:instrText>
+          <w:instrText xml:space="preserve"> PAGEREF _Toc89005356 \h </w:instrText>
         </w:r>
         <w:r>
           <w:rPr>
@@ -2040,44 +2030,32 @@
           <w:fldChar w:fldCharType="end"/>
         </w:r>
       </w:hyperlink>
+      <w:r>
+        <w:rPr>
+          <w:rFonts w:cs="Times New Roman"/>
+          <w:b/>
+          <w:noProof/>
+          <w:sz w:val="28"/>
+          <w:szCs w:val="26"/>
+        </w:rPr>
+        <w:fldChar w:fldCharType="end"/>
+      </w:r>
     </w:p>
     <w:p>
       <w:pPr>
-        <w:pStyle w:val="TableofFigures"/>
-        <w:tabs>
-          <w:tab w:val="right" w:leader="dot" w:pos="9061"/>
-        </w:tabs>
-        <w:rPr>
-          <w:rFonts w:cs="Times New Roman"/>
-          <w:noProof/>
-        </w:rPr>
-      </w:pPr>
-      <w:r>
-        <w:rPr>
-          <w:rFonts w:cs="Times New Roman"/>
-          <w:b/>
-          <w:noProof/>
-          <w:sz w:val="28"/>
+        <w:pStyle w:val="Heading1"/>
+        <w:rPr>
+          <w:noProof/>
+        </w:rPr>
+      </w:pPr>
+      <w:r>
+        <w:rPr>
+          <w:noProof/>
           <w:szCs w:val="26"/>
         </w:rPr>
-        <w:fldChar w:fldCharType="end"/>
-      </w:r>
-    </w:p>
-    <w:p>
-      <w:pPr>
-        <w:pStyle w:val="Heading1"/>
-        <w:rPr>
-          <w:noProof/>
-        </w:rPr>
-      </w:pPr>
-      <w:r>
-        <w:rPr>
-          <w:noProof/>
-          <w:szCs w:val="26"/>
-        </w:rPr>
         <w:br w:type="page"/>
       </w:r>
-      <w:bookmarkStart w:id="6" w:name="_Toc88990762"/>
+      <w:bookmarkStart w:id="6" w:name="_Toc89005341"/>
       <w:r>
         <w:rPr>
           <w:noProof/>
@@ -2116,7 +2094,7 @@
           <w:noProof/>
         </w:rPr>
       </w:pPr>
-      <w:bookmarkStart w:id="9" w:name="_Toc88990763"/>
+      <w:bookmarkStart w:id="9" w:name="_Toc89005342"/>
       <w:r>
         <w:rPr>
           <w:noProof/>
@@ -2167,7 +2145,7 @@
           <w:noProof/>
         </w:rPr>
       </w:pPr>
-      <w:bookmarkStart w:id="10" w:name="_Toc88990764"/>
+      <w:bookmarkStart w:id="10" w:name="_Toc89005343"/>
       <w:r>
         <w:rPr>
           <w:noProof/>
@@ -2202,7 +2180,7 @@
           <w:noProof/>
         </w:rPr>
       </w:pPr>
-      <w:bookmarkStart w:id="11" w:name="_Toc88990765"/>
+      <w:bookmarkStart w:id="11" w:name="_Toc89005344"/>
       <w:r>
         <w:rPr>
           <w:noProof/>
@@ -2237,7 +2215,7 @@
           <w:noProof/>
         </w:rPr>
       </w:pPr>
-      <w:bookmarkStart w:id="12" w:name="_Toc88990766"/>
+      <w:bookmarkStart w:id="12" w:name="_Toc89005345"/>
       <w:r>
         <w:rPr>
           <w:noProof/>
@@ -2276,7 +2254,7 @@
           <w:noProof/>
         </w:rPr>
       </w:pPr>
-      <w:bookmarkStart w:id="13" w:name="_Toc88990767"/>
+      <w:bookmarkStart w:id="13" w:name="_Toc89005346"/>
       <w:r>
         <w:rPr>
           <w:noProof/>
@@ -2294,7 +2272,7 @@
           <w:noProof/>
         </w:rPr>
       </w:pPr>
-      <w:bookmarkStart w:id="14" w:name="_Toc88990768"/>
+      <w:bookmarkStart w:id="14" w:name="_Toc89005347"/>
       <w:r>
         <w:rPr>
           <w:noProof/>
@@ -2310,7 +2288,7 @@
           <w:noProof/>
         </w:rPr>
       </w:pPr>
-      <w:bookmarkStart w:id="15" w:name="_Toc88990769"/>
+      <w:bookmarkStart w:id="15" w:name="_Toc89005348"/>
       <w:r>
         <w:rPr>
           <w:noProof/>
@@ -2357,10 +2335,10 @@
           <w:lang w:val="en-US"/>
         </w:rPr>
         <w:drawing>
-          <wp:inline distT="0" distB="0" distL="0" distR="0" wp14:anchorId="576D7370" wp14:editId="61FA3C29">
-            <wp:extent cx="5753100" cy="4998720"/>
+          <wp:inline distT="0" distB="0" distL="0" distR="0" wp14:anchorId="21701810" wp14:editId="47326A6D">
+            <wp:extent cx="5756275" cy="4994275"/>
             <wp:effectExtent l="0" t="0" r="0" b="0"/>
-            <wp:docPr id="1" name="Picture 1"/>
+            <wp:docPr id="2" name="Picture 2"/>
             <wp:cNvGraphicFramePr>
               <a:graphicFrameLocks xmlns:a="http://schemas.openxmlformats.org/drawingml/2006/main" noChangeAspect="1"/>
             </wp:cNvGraphicFramePr>
@@ -2389,7 +2367,7 @@
                   <pic:spPr bwMode="auto">
                     <a:xfrm>
                       <a:off x="0" y="0"/>
-                      <a:ext cx="5753100" cy="4998720"/>
+                      <a:ext cx="5756275" cy="4994275"/>
                     </a:xfrm>
                     <a:prstGeom prst="rect">
                       <a:avLst/>
@@ -2409,11 +2387,8 @@
     <w:p>
       <w:pPr>
         <w:pStyle w:val="Caption"/>
-        <w:rPr>
-          <w:lang w:val="en-US"/>
-        </w:rPr>
-      </w:pPr>
-      <w:bookmarkStart w:id="16" w:name="_Toc88990743"/>
+      </w:pPr>
+      <w:bookmarkStart w:id="16" w:name="_Toc89005355"/>
       <w:r>
         <w:t xml:space="preserve">Hình </w:t>
       </w:r>
@@ -2438,16 +2413,9 @@
       </w:fldSimple>
       <w:r>
         <w:rPr>
-          <w:lang w:val="en-US"/>
-        </w:rPr>
-        <w:t xml:space="preserve">: </w:t>
-      </w:r>
-      <w:r>
-        <w:rPr>
-          <w:noProof/>
-          <w:lang w:val="en-US"/>
-        </w:rPr>
-        <w:t>Use Case tổng quan</w:t>
+          <w:noProof/>
+        </w:rPr>
+        <w:t>: Use Case tổng quan</w:t>
       </w:r>
       <w:bookmarkEnd w:id="16"/>
     </w:p>
@@ -3291,7 +3259,7 @@
           <w:rFonts w:cs="Times New Roman"/>
         </w:rPr>
       </w:pPr>
-      <w:bookmarkStart w:id="17" w:name="_Toc88990739"/>
+      <w:bookmarkStart w:id="17" w:name="_Toc89005356"/>
       <w:r>
         <w:rPr>
           <w:rFonts w:cs="Times New Roman"/>
@@ -3381,7 +3349,7 @@
           <w:noProof/>
         </w:rPr>
       </w:pPr>
-      <w:bookmarkStart w:id="18" w:name="_Toc88990770"/>
+      <w:bookmarkStart w:id="18" w:name="_Toc89005349"/>
       <w:r>
         <w:rPr>
           <w:noProof/>
@@ -3394,7 +3362,7 @@
       <w:pPr>
         <w:pStyle w:val="Heading3"/>
       </w:pPr>
-      <w:bookmarkStart w:id="19" w:name="_Toc88990771"/>
+      <w:bookmarkStart w:id="19" w:name="_Toc89005350"/>
       <w:r>
         <w:t>Sơ đồ tuần tự (Sequence Diagram)</w:t>
       </w:r>
@@ -3408,7 +3376,7 @@
           <w:noProof/>
         </w:rPr>
       </w:pPr>
-      <w:bookmarkStart w:id="20" w:name="_Toc88990772"/>
+      <w:bookmarkStart w:id="20" w:name="_Toc89005351"/>
       <w:r>
         <w:rPr>
           <w:noProof/>
@@ -3424,7 +3392,7 @@
           <w:noProof/>
         </w:rPr>
       </w:pPr>
-      <w:bookmarkStart w:id="21" w:name="_Toc88990773"/>
+      <w:bookmarkStart w:id="21" w:name="_Toc89005352"/>
       <w:r>
         <w:rPr>
           <w:noProof/>
@@ -3440,7 +3408,7 @@
           <w:noProof/>
         </w:rPr>
       </w:pPr>
-      <w:bookmarkStart w:id="22" w:name="_Toc88990774"/>
+      <w:bookmarkStart w:id="22" w:name="_Toc89005353"/>
       <w:r>
         <w:rPr>
           <w:noProof/>

--- a/bai-tap/bai-tap-nhom/Bài tập nhóm - Quản lý nhà sách/Báo cáo Bài tập nhóm - Quản lý nhà sách.docx
+++ b/bai-tap/bai-tap-nhom/Bài tập nhóm - Quản lý nhà sách/Báo cáo Bài tập nhóm - Quản lý nhà sách.docx
@@ -13,8 +13,8 @@
           <w:szCs w:val="26"/>
         </w:rPr>
       </w:pPr>
-      <w:bookmarkStart w:id="0" w:name="_Toc51060025"/>
-      <w:bookmarkStart w:id="1" w:name="_Toc51061469"/>
+      <w:bookmarkStart w:id="0" w:name="_Toc51061469"/>
+      <w:bookmarkStart w:id="1" w:name="_Toc51060025"/>
       <w:r>
         <w:rPr>
           <w:rFonts w:cs="Times New Roman"/>
@@ -593,7 +593,7 @@
             </w:rPr>
             <w:fldChar w:fldCharType="separate"/>
           </w:r>
-          <w:hyperlink w:anchor="_Toc89005341" w:history="1">
+          <w:hyperlink w:anchor="_Toc89015194" w:history="1">
             <w:r>
               <w:rPr>
                 <w:rStyle w:val="Hyperlink"/>
@@ -637,7 +637,7 @@
                 <w:noProof/>
                 <w:webHidden/>
               </w:rPr>
-              <w:instrText xml:space="preserve"> PAGEREF _Toc89005341 \h </w:instrText>
+              <w:instrText xml:space="preserve"> PAGEREF _Toc89015194 \h </w:instrText>
             </w:r>
             <w:r>
               <w:rPr>
@@ -682,7 +682,7 @@
               <w:lang w:val="vi-VN" w:eastAsia="vi-VN"/>
             </w:rPr>
           </w:pPr>
-          <w:hyperlink w:anchor="_Toc89005342" w:history="1">
+          <w:hyperlink w:anchor="_Toc89015195" w:history="1">
             <w:r>
               <w:rPr>
                 <w:rStyle w:val="Hyperlink"/>
@@ -726,7 +726,7 @@
                 <w:noProof/>
                 <w:webHidden/>
               </w:rPr>
-              <w:instrText xml:space="preserve"> PAGEREF _Toc89005342 \h </w:instrText>
+              <w:instrText xml:space="preserve"> PAGEREF _Toc89015195 \h </w:instrText>
             </w:r>
             <w:r>
               <w:rPr>
@@ -771,7 +771,7 @@
               <w:lang w:val="vi-VN" w:eastAsia="vi-VN"/>
             </w:rPr>
           </w:pPr>
-          <w:hyperlink w:anchor="_Toc89005343" w:history="1">
+          <w:hyperlink w:anchor="_Toc89015196" w:history="1">
             <w:r>
               <w:rPr>
                 <w:rStyle w:val="Hyperlink"/>
@@ -815,7 +815,7 @@
                 <w:noProof/>
                 <w:webHidden/>
               </w:rPr>
-              <w:instrText xml:space="preserve"> PAGEREF _Toc89005343 \h </w:instrText>
+              <w:instrText xml:space="preserve"> PAGEREF _Toc89015196 \h </w:instrText>
             </w:r>
             <w:r>
               <w:rPr>
@@ -860,7 +860,7 @@
               <w:lang w:val="vi-VN" w:eastAsia="vi-VN"/>
             </w:rPr>
           </w:pPr>
-          <w:hyperlink w:anchor="_Toc89005344" w:history="1">
+          <w:hyperlink w:anchor="_Toc89015197" w:history="1">
             <w:r>
               <w:rPr>
                 <w:rStyle w:val="Hyperlink"/>
@@ -904,7 +904,7 @@
                 <w:noProof/>
                 <w:webHidden/>
               </w:rPr>
-              <w:instrText xml:space="preserve"> PAGEREF _Toc89005344 \h </w:instrText>
+              <w:instrText xml:space="preserve"> PAGEREF _Toc89015197 \h </w:instrText>
             </w:r>
             <w:r>
               <w:rPr>
@@ -949,7 +949,7 @@
               <w:lang w:val="vi-VN" w:eastAsia="vi-VN"/>
             </w:rPr>
           </w:pPr>
-          <w:hyperlink w:anchor="_Toc89005345" w:history="1">
+          <w:hyperlink w:anchor="_Toc89015198" w:history="1">
             <w:r>
               <w:rPr>
                 <w:rStyle w:val="Hyperlink"/>
@@ -993,7 +993,7 @@
                 <w:noProof/>
                 <w:webHidden/>
               </w:rPr>
-              <w:instrText xml:space="preserve"> PAGEREF _Toc89005345 \h </w:instrText>
+              <w:instrText xml:space="preserve"> PAGEREF _Toc89015198 \h </w:instrText>
             </w:r>
             <w:r>
               <w:rPr>
@@ -1038,7 +1038,7 @@
               <w:lang w:val="vi-VN" w:eastAsia="vi-VN"/>
             </w:rPr>
           </w:pPr>
-          <w:hyperlink w:anchor="_Toc89005346" w:history="1">
+          <w:hyperlink w:anchor="_Toc89015199" w:history="1">
             <w:r>
               <w:rPr>
                 <w:rStyle w:val="Hyperlink"/>
@@ -1082,7 +1082,7 @@
                 <w:noProof/>
                 <w:webHidden/>
               </w:rPr>
-              <w:instrText xml:space="preserve"> PAGEREF _Toc89005346 \h </w:instrText>
+              <w:instrText xml:space="preserve"> PAGEREF _Toc89015199 \h </w:instrText>
             </w:r>
             <w:r>
               <w:rPr>
@@ -1127,7 +1127,7 @@
               <w:lang w:eastAsia="vi-VN"/>
             </w:rPr>
           </w:pPr>
-          <w:hyperlink w:anchor="_Toc89005347" w:history="1">
+          <w:hyperlink w:anchor="_Toc89015200" w:history="1">
             <w:r>
               <w:rPr>
                 <w:rStyle w:val="Hyperlink"/>
@@ -1170,7 +1170,7 @@
                 <w:noProof/>
                 <w:webHidden/>
               </w:rPr>
-              <w:instrText xml:space="preserve"> PAGEREF _Toc89005347 \h </w:instrText>
+              <w:instrText xml:space="preserve"> PAGEREF _Toc89015200 \h </w:instrText>
             </w:r>
             <w:r>
               <w:rPr>
@@ -1215,7 +1215,7 @@
               <w:lang w:eastAsia="vi-VN"/>
             </w:rPr>
           </w:pPr>
-          <w:hyperlink w:anchor="_Toc89005348" w:history="1">
+          <w:hyperlink w:anchor="_Toc89015201" w:history="1">
             <w:r>
               <w:rPr>
                 <w:rStyle w:val="Hyperlink"/>
@@ -1258,7 +1258,7 @@
                 <w:noProof/>
                 <w:webHidden/>
               </w:rPr>
-              <w:instrText xml:space="preserve"> PAGEREF _Toc89005348 \h </w:instrText>
+              <w:instrText xml:space="preserve"> PAGEREF _Toc89015201 \h </w:instrText>
             </w:r>
             <w:r>
               <w:rPr>
@@ -1303,7 +1303,7 @@
               <w:lang w:eastAsia="vi-VN"/>
             </w:rPr>
           </w:pPr>
-          <w:hyperlink w:anchor="_Toc89005349" w:history="1">
+          <w:hyperlink w:anchor="_Toc89015202" w:history="1">
             <w:r>
               <w:rPr>
                 <w:rStyle w:val="Hyperlink"/>
@@ -1346,7 +1346,7 @@
                 <w:noProof/>
                 <w:webHidden/>
               </w:rPr>
-              <w:instrText xml:space="preserve"> PAGEREF _Toc89005349 \h </w:instrText>
+              <w:instrText xml:space="preserve"> PAGEREF _Toc89015202 \h </w:instrText>
             </w:r>
             <w:r>
               <w:rPr>
@@ -1391,7 +1391,7 @@
               <w:lang w:eastAsia="vi-VN"/>
             </w:rPr>
           </w:pPr>
-          <w:hyperlink w:anchor="_Toc89005350" w:history="1">
+          <w:hyperlink w:anchor="_Toc89015203" w:history="1">
             <w:r>
               <w:rPr>
                 <w:rStyle w:val="Hyperlink"/>
@@ -1434,7 +1434,7 @@
                 <w:noProof/>
                 <w:webHidden/>
               </w:rPr>
-              <w:instrText xml:space="preserve"> PAGEREF _Toc89005350 \h </w:instrText>
+              <w:instrText xml:space="preserve"> PAGEREF _Toc89015203 \h </w:instrText>
             </w:r>
             <w:r>
               <w:rPr>
@@ -1479,7 +1479,7 @@
               <w:lang w:eastAsia="vi-VN"/>
             </w:rPr>
           </w:pPr>
-          <w:hyperlink w:anchor="_Toc89005351" w:history="1">
+          <w:hyperlink w:anchor="_Toc89015204" w:history="1">
             <w:r>
               <w:rPr>
                 <w:rStyle w:val="Hyperlink"/>
@@ -1522,7 +1522,7 @@
                 <w:noProof/>
                 <w:webHidden/>
               </w:rPr>
-              <w:instrText xml:space="preserve"> PAGEREF _Toc89005351 \h </w:instrText>
+              <w:instrText xml:space="preserve"> PAGEREF _Toc89015204 \h </w:instrText>
             </w:r>
             <w:r>
               <w:rPr>
@@ -1567,7 +1567,7 @@
               <w:lang w:eastAsia="vi-VN"/>
             </w:rPr>
           </w:pPr>
-          <w:hyperlink w:anchor="_Toc89005352" w:history="1">
+          <w:hyperlink w:anchor="_Toc89015205" w:history="1">
             <w:r>
               <w:rPr>
                 <w:rStyle w:val="Hyperlink"/>
@@ -1610,7 +1610,7 @@
                 <w:noProof/>
                 <w:webHidden/>
               </w:rPr>
-              <w:instrText xml:space="preserve"> PAGEREF _Toc89005352 \h </w:instrText>
+              <w:instrText xml:space="preserve"> PAGEREF _Toc89015205 \h </w:instrText>
             </w:r>
             <w:r>
               <w:rPr>
@@ -1655,7 +1655,7 @@
               <w:lang w:val="vi-VN" w:eastAsia="vi-VN"/>
             </w:rPr>
           </w:pPr>
-          <w:hyperlink w:anchor="_Toc89005353" w:history="1">
+          <w:hyperlink w:anchor="_Toc89015206" w:history="1">
             <w:r>
               <w:rPr>
                 <w:rStyle w:val="Hyperlink"/>
@@ -1699,7 +1699,7 @@
                 <w:noProof/>
                 <w:webHidden/>
               </w:rPr>
-              <w:instrText xml:space="preserve"> PAGEREF _Toc89005353 \h </w:instrText>
+              <w:instrText xml:space="preserve"> PAGEREF _Toc89015206 \h </w:instrText>
             </w:r>
             <w:r>
               <w:rPr>
@@ -1829,7 +1829,7 @@
         </w:rPr>
         <w:fldChar w:fldCharType="separate"/>
       </w:r>
-      <w:hyperlink w:anchor="_Toc89005355" w:history="1">
+      <w:hyperlink w:anchor="_Toc89015207" w:history="1">
         <w:r>
           <w:rPr>
             <w:rStyle w:val="Hyperlink"/>
@@ -1856,7 +1856,7 @@
             <w:noProof/>
             <w:webHidden/>
           </w:rPr>
-          <w:instrText xml:space="preserve"> PAGEREF _Toc89005355 \h </w:instrText>
+          <w:instrText xml:space="preserve"> PAGEREF _Toc89015207 \h </w:instrText>
         </w:r>
         <w:r>
           <w:rPr>
@@ -1972,7 +1972,7 @@
         </w:rPr>
         <w:fldChar w:fldCharType="separate"/>
       </w:r>
-      <w:hyperlink w:anchor="_Toc89005356" w:history="1">
+      <w:hyperlink w:anchor="_Toc89015208" w:history="1">
         <w:r>
           <w:rPr>
             <w:rStyle w:val="Hyperlink"/>
@@ -2000,7 +2000,7 @@
             <w:noProof/>
             <w:webHidden/>
           </w:rPr>
-          <w:instrText xml:space="preserve"> PAGEREF _Toc89005356 \h </w:instrText>
+          <w:instrText xml:space="preserve"> PAGEREF _Toc89015208 \h </w:instrText>
         </w:r>
         <w:r>
           <w:rPr>
@@ -2055,7 +2055,7 @@
         </w:rPr>
         <w:br w:type="page"/>
       </w:r>
-      <w:bookmarkStart w:id="6" w:name="_Toc89005341"/>
+      <w:bookmarkStart w:id="6" w:name="_Toc89015194"/>
       <w:r>
         <w:rPr>
           <w:noProof/>
@@ -2094,7 +2094,7 @@
           <w:noProof/>
         </w:rPr>
       </w:pPr>
-      <w:bookmarkStart w:id="9" w:name="_Toc89005342"/>
+      <w:bookmarkStart w:id="9" w:name="_Toc89015195"/>
       <w:r>
         <w:rPr>
           <w:noProof/>
@@ -2145,7 +2145,7 @@
           <w:noProof/>
         </w:rPr>
       </w:pPr>
-      <w:bookmarkStart w:id="10" w:name="_Toc89005343"/>
+      <w:bookmarkStart w:id="10" w:name="_Toc89015196"/>
       <w:r>
         <w:rPr>
           <w:noProof/>
@@ -2180,7 +2180,7 @@
           <w:noProof/>
         </w:rPr>
       </w:pPr>
-      <w:bookmarkStart w:id="11" w:name="_Toc89005344"/>
+      <w:bookmarkStart w:id="11" w:name="_Toc89015197"/>
       <w:r>
         <w:rPr>
           <w:noProof/>
@@ -2215,7 +2215,7 @@
           <w:noProof/>
         </w:rPr>
       </w:pPr>
-      <w:bookmarkStart w:id="12" w:name="_Toc89005345"/>
+      <w:bookmarkStart w:id="12" w:name="_Toc89015198"/>
       <w:r>
         <w:rPr>
           <w:noProof/>
@@ -2254,7 +2254,7 @@
           <w:noProof/>
         </w:rPr>
       </w:pPr>
-      <w:bookmarkStart w:id="13" w:name="_Toc89005346"/>
+      <w:bookmarkStart w:id="13" w:name="_Toc89015199"/>
       <w:r>
         <w:rPr>
           <w:noProof/>
@@ -2272,7 +2272,7 @@
           <w:noProof/>
         </w:rPr>
       </w:pPr>
-      <w:bookmarkStart w:id="14" w:name="_Toc89005347"/>
+      <w:bookmarkStart w:id="14" w:name="_Toc89015200"/>
       <w:r>
         <w:rPr>
           <w:noProof/>
@@ -2288,7 +2288,7 @@
           <w:noProof/>
         </w:rPr>
       </w:pPr>
-      <w:bookmarkStart w:id="15" w:name="_Toc89005348"/>
+      <w:bookmarkStart w:id="15" w:name="_Toc89015201"/>
       <w:r>
         <w:rPr>
           <w:noProof/>
@@ -2335,10 +2335,10 @@
           <w:lang w:val="en-US"/>
         </w:rPr>
         <w:drawing>
-          <wp:inline distT="0" distB="0" distL="0" distR="0" wp14:anchorId="21701810" wp14:editId="47326A6D">
-            <wp:extent cx="5756275" cy="4994275"/>
+          <wp:inline distT="0" distB="0" distL="0" distR="0" wp14:anchorId="2D1673F8" wp14:editId="33B41E24">
+            <wp:extent cx="5677042" cy="5194300"/>
             <wp:effectExtent l="0" t="0" r="0" b="0"/>
-            <wp:docPr id="2" name="Picture 2"/>
+            <wp:docPr id="1" name="Picture 1"/>
             <wp:cNvGraphicFramePr>
               <a:graphicFrameLocks xmlns:a="http://schemas.openxmlformats.org/drawingml/2006/main" noChangeAspect="1"/>
             </wp:cNvGraphicFramePr>
@@ -2351,7 +2351,7 @@
                       <a:picLocks noChangeAspect="1" noChangeArrowheads="1"/>
                     </pic:cNvPicPr>
                   </pic:nvPicPr>
-                  <pic:blipFill>
+                  <pic:blipFill rotWithShape="1">
                     <a:blip r:embed="rId10" cstate="print">
                       <a:extLst>
                         <a:ext uri="{28A0092B-C50C-407E-A947-70E740481C1C}">
@@ -2359,15 +2359,13 @@
                         </a:ext>
                       </a:extLst>
                     </a:blip>
-                    <a:srcRect/>
-                    <a:stretch>
-                      <a:fillRect/>
-                    </a:stretch>
+                    <a:srcRect r="2542"/>
+                    <a:stretch/>
                   </pic:blipFill>
                   <pic:spPr bwMode="auto">
                     <a:xfrm>
                       <a:off x="0" y="0"/>
-                      <a:ext cx="5756275" cy="4994275"/>
+                      <a:ext cx="5678335" cy="5195483"/>
                     </a:xfrm>
                     <a:prstGeom prst="rect">
                       <a:avLst/>
@@ -2376,6 +2374,11 @@
                     <a:ln>
                       <a:noFill/>
                     </a:ln>
+                    <a:extLst>
+                      <a:ext uri="{53640926-AAD7-44D8-BBD7-CCE9431645EC}">
+                        <a14:shadowObscured xmlns:a14="http://schemas.microsoft.com/office/drawing/2010/main"/>
+                      </a:ext>
+                    </a:extLst>
                   </pic:spPr>
                 </pic:pic>
               </a:graphicData>
@@ -2388,29 +2391,55 @@
       <w:pPr>
         <w:pStyle w:val="Caption"/>
       </w:pPr>
-      <w:bookmarkStart w:id="16" w:name="_Toc89005355"/>
+      <w:bookmarkStart w:id="16" w:name="_Toc89015207"/>
       <w:r>
         <w:t xml:space="preserve">Hình </w:t>
       </w:r>
-      <w:fldSimple w:instr=" STYLEREF 1 \s ">
-        <w:r>
-          <w:rPr>
-            <w:noProof/>
-          </w:rPr>
-          <w:t>6</w:t>
-        </w:r>
-      </w:fldSimple>
+      <w:r>
+        <w:fldChar w:fldCharType="begin"/>
+      </w:r>
+      <w:r>
+        <w:instrText xml:space="preserve"> STYLEREF 1 \s </w:instrText>
+      </w:r>
+      <w:r>
+        <w:fldChar w:fldCharType="separate"/>
+      </w:r>
+      <w:r>
+        <w:rPr>
+          <w:noProof/>
+        </w:rPr>
+        <w:t>6</w:t>
+      </w:r>
+      <w:r>
+        <w:rPr>
+          <w:noProof/>
+        </w:rPr>
+        <w:fldChar w:fldCharType="end"/>
+      </w:r>
       <w:r>
         <w:t>.</w:t>
       </w:r>
-      <w:fldSimple w:instr=" SEQ Hình \* ARABIC \s 1 ">
-        <w:r>
-          <w:rPr>
-            <w:noProof/>
-          </w:rPr>
-          <w:t>1</w:t>
-        </w:r>
-      </w:fldSimple>
+      <w:r>
+        <w:fldChar w:fldCharType="begin"/>
+      </w:r>
+      <w:r>
+        <w:instrText xml:space="preserve"> SEQ Hình \* ARABIC \s 1 </w:instrText>
+      </w:r>
+      <w:r>
+        <w:fldChar w:fldCharType="separate"/>
+      </w:r>
+      <w:r>
+        <w:rPr>
+          <w:noProof/>
+        </w:rPr>
+        <w:t>1</w:t>
+      </w:r>
+      <w:r>
+        <w:rPr>
+          <w:noProof/>
+        </w:rPr>
+        <w:fldChar w:fldCharType="end"/>
+      </w:r>
       <w:r>
         <w:rPr>
           <w:noProof/>
@@ -2629,6 +2658,7 @@
                 <w:szCs w:val="26"/>
                 <w:lang w:val="en-US"/>
               </w:rPr>
+              <w:lastRenderedPageBreak/>
               <w:t>Actor chính</w:t>
             </w:r>
           </w:p>
@@ -2679,7 +2709,6 @@
                 <w:szCs w:val="26"/>
                 <w:lang w:val="en-US"/>
               </w:rPr>
-              <w:lastRenderedPageBreak/>
               <w:t>Actor phụ</w:t>
             </w:r>
           </w:p>
@@ -3259,7 +3288,7 @@
           <w:rFonts w:cs="Times New Roman"/>
         </w:rPr>
       </w:pPr>
-      <w:bookmarkStart w:id="17" w:name="_Toc89005356"/>
+      <w:bookmarkStart w:id="17" w:name="_Toc89015208"/>
       <w:r>
         <w:rPr>
           <w:rFonts w:cs="Times New Roman"/>
@@ -3349,7 +3378,7 @@
           <w:noProof/>
         </w:rPr>
       </w:pPr>
-      <w:bookmarkStart w:id="18" w:name="_Toc89005349"/>
+      <w:bookmarkStart w:id="18" w:name="_Toc89015202"/>
       <w:r>
         <w:rPr>
           <w:noProof/>
@@ -3362,7 +3391,7 @@
       <w:pPr>
         <w:pStyle w:val="Heading3"/>
       </w:pPr>
-      <w:bookmarkStart w:id="19" w:name="_Toc89005350"/>
+      <w:bookmarkStart w:id="19" w:name="_Toc89015203"/>
       <w:r>
         <w:t>Sơ đồ tuần tự (Sequence Diagram)</w:t>
       </w:r>
@@ -3376,7 +3405,7 @@
           <w:noProof/>
         </w:rPr>
       </w:pPr>
-      <w:bookmarkStart w:id="20" w:name="_Toc89005351"/>
+      <w:bookmarkStart w:id="20" w:name="_Toc89015204"/>
       <w:r>
         <w:rPr>
           <w:noProof/>
@@ -3392,7 +3421,7 @@
           <w:noProof/>
         </w:rPr>
       </w:pPr>
-      <w:bookmarkStart w:id="21" w:name="_Toc89005352"/>
+      <w:bookmarkStart w:id="21" w:name="_Toc89015205"/>
       <w:r>
         <w:rPr>
           <w:noProof/>
@@ -3408,7 +3437,7 @@
           <w:noProof/>
         </w:rPr>
       </w:pPr>
-      <w:bookmarkStart w:id="22" w:name="_Toc89005353"/>
+      <w:bookmarkStart w:id="22" w:name="_Toc89015206"/>
       <w:r>
         <w:rPr>
           <w:noProof/>

--- a/bai-tap/bai-tap-nhom/Bài tập nhóm - Quản lý nhà sách/Báo cáo Bài tập nhóm - Quản lý nhà sách.docx
+++ b/bai-tap/bai-tap-nhom/Bài tập nhóm - Quản lý nhà sách/Báo cáo Bài tập nhóm - Quản lý nhà sách.docx
@@ -4,7 +4,7 @@
   <w:body>
     <w:p>
       <w:pPr>
-        <w:jc w:val="center"/>
+        <w:jc w:val="both"/>
         <w:rPr>
           <w:rFonts w:cs="Times New Roman"/>
           <w:b/>
@@ -13,8 +13,8 @@
           <w:szCs w:val="26"/>
         </w:rPr>
       </w:pPr>
-      <w:bookmarkStart w:id="0" w:name="_Toc51061469"/>
-      <w:bookmarkStart w:id="1" w:name="_Toc51060025"/>
+      <w:bookmarkStart w:id="0" w:name="_Toc51060025"/>
+      <w:bookmarkStart w:id="1" w:name="_Toc51061469"/>
       <w:r>
         <w:rPr>
           <w:rFonts w:cs="Times New Roman"/>
@@ -28,7 +28,7 @@
     <w:p>
       <w:pPr>
         <w:spacing w:before="60" w:after="60"/>
-        <w:jc w:val="center"/>
+        <w:jc w:val="both"/>
         <w:rPr>
           <w:rFonts w:cs="Times New Roman"/>
           <w:b/>
@@ -116,7 +116,7 @@
           <w:tab w:val="center" w:pos="4568"/>
           <w:tab w:val="left" w:pos="6120"/>
         </w:tabs>
-        <w:jc w:val="center"/>
+        <w:jc w:val="both"/>
         <w:rPr>
           <w:rFonts w:cs="Times New Roman"/>
           <w:b/>
@@ -128,7 +128,7 @@
     </w:p>
     <w:p>
       <w:pPr>
-        <w:jc w:val="center"/>
+        <w:jc w:val="both"/>
         <w:rPr>
           <w:rFonts w:cs="Times New Roman"/>
           <w:noProof/>
@@ -138,7 +138,7 @@
     </w:p>
     <w:p>
       <w:pPr>
-        <w:jc w:val="center"/>
+        <w:jc w:val="both"/>
         <w:rPr>
           <w:rFonts w:cs="Times New Roman"/>
           <w:noProof/>
@@ -148,7 +148,7 @@
     </w:p>
     <w:p>
       <w:pPr>
-        <w:jc w:val="center"/>
+        <w:jc w:val="both"/>
         <w:rPr>
           <w:rFonts w:cs="Times New Roman"/>
           <w:noProof/>
@@ -158,7 +158,7 @@
     </w:p>
     <w:p>
       <w:pPr>
-        <w:jc w:val="center"/>
+        <w:jc w:val="both"/>
         <w:rPr>
           <w:rFonts w:cs="Times New Roman"/>
           <w:noProof/>
@@ -168,7 +168,7 @@
     </w:p>
     <w:p>
       <w:pPr>
-        <w:jc w:val="center"/>
+        <w:jc w:val="both"/>
         <w:rPr>
           <w:rFonts w:cs="Times New Roman"/>
           <w:b/>
@@ -192,7 +192,7 @@
     </w:p>
     <w:p>
       <w:pPr>
-        <w:jc w:val="center"/>
+        <w:jc w:val="both"/>
         <w:rPr>
           <w:rFonts w:cs="Times New Roman"/>
           <w:b/>
@@ -216,7 +216,7 @@
     </w:p>
     <w:p>
       <w:pPr>
-        <w:jc w:val="center"/>
+        <w:jc w:val="both"/>
         <w:rPr>
           <w:rFonts w:cs="Times New Roman"/>
           <w:b/>
@@ -228,7 +228,7 @@
     </w:p>
     <w:p>
       <w:pPr>
-        <w:jc w:val="center"/>
+        <w:jc w:val="both"/>
         <w:rPr>
           <w:rFonts w:cs="Times New Roman"/>
           <w:b/>
@@ -240,7 +240,7 @@
     </w:p>
     <w:p>
       <w:pPr>
-        <w:jc w:val="center"/>
+        <w:jc w:val="both"/>
         <w:rPr>
           <w:rFonts w:cs="Times New Roman"/>
           <w:b/>
@@ -262,7 +262,7 @@
     </w:p>
     <w:p>
       <w:pPr>
-        <w:jc w:val="center"/>
+        <w:jc w:val="both"/>
         <w:rPr>
           <w:rFonts w:cs="Times New Roman"/>
           <w:b/>
@@ -360,7 +360,7 @@
     </w:p>
     <w:p>
       <w:pPr>
-        <w:jc w:val="center"/>
+        <w:jc w:val="both"/>
         <w:rPr>
           <w:rFonts w:cs="Times New Roman"/>
           <w:b/>
@@ -372,7 +372,7 @@
     </w:p>
     <w:p>
       <w:pPr>
-        <w:jc w:val="center"/>
+        <w:jc w:val="both"/>
         <w:rPr>
           <w:rFonts w:cs="Times New Roman"/>
           <w:b/>
@@ -384,7 +384,7 @@
     </w:p>
     <w:p>
       <w:pPr>
-        <w:jc w:val="center"/>
+        <w:jc w:val="both"/>
         <w:rPr>
           <w:rFonts w:cs="Times New Roman"/>
           <w:b/>
@@ -407,7 +407,7 @@
     </w:p>
     <w:p>
       <w:pPr>
-        <w:jc w:val="center"/>
+        <w:jc w:val="both"/>
         <w:rPr>
           <w:rFonts w:cs="Times New Roman"/>
           <w:b/>
@@ -429,7 +429,7 @@
     </w:p>
     <w:p>
       <w:pPr>
-        <w:jc w:val="center"/>
+        <w:jc w:val="both"/>
         <w:rPr>
           <w:rFonts w:cs="Times New Roman"/>
           <w:noProof/>
@@ -442,7 +442,7 @@
         <w:tabs>
           <w:tab w:val="left" w:pos="5265"/>
         </w:tabs>
-        <w:jc w:val="center"/>
+        <w:jc w:val="both"/>
         <w:rPr>
           <w:rFonts w:cs="Times New Roman"/>
           <w:b/>
@@ -462,6 +462,7 @@
     </w:p>
     <w:p>
       <w:pPr>
+        <w:jc w:val="both"/>
         <w:rPr>
           <w:rFonts w:cs="Times New Roman"/>
           <w:b/>
@@ -473,7 +474,7 @@
     </w:p>
     <w:p>
       <w:pPr>
-        <w:jc w:val="center"/>
+        <w:jc w:val="both"/>
         <w:rPr>
           <w:rFonts w:cs="Times New Roman"/>
           <w:b/>
@@ -547,7 +548,7 @@
         <w:p>
           <w:pPr>
             <w:spacing w:after="200"/>
-            <w:jc w:val="center"/>
+            <w:jc w:val="both"/>
             <w:rPr>
               <w:rFonts w:cs="Times New Roman"/>
             </w:rPr>
@@ -567,8 +568,9 @@
             <w:tabs>
               <w:tab w:val="left" w:pos="520"/>
             </w:tabs>
+            <w:jc w:val="both"/>
             <w:rPr>
-              <w:rFonts w:asciiTheme="minorHAnsi" w:eastAsiaTheme="minorEastAsia" w:hAnsiTheme="minorHAnsi"/>
+              <w:rFonts w:eastAsiaTheme="minorEastAsia" w:cs="Times New Roman"/>
               <w:b w:val="0"/>
               <w:noProof/>
               <w:sz w:val="22"/>
@@ -597,13 +599,14 @@
             <w:r>
               <w:rPr>
                 <w:rStyle w:val="Hyperlink"/>
+                <w:rFonts w:cs="Times New Roman"/>
                 <w:noProof/>
               </w:rPr>
               <w:t>1.</w:t>
             </w:r>
             <w:r>
               <w:rPr>
-                <w:rFonts w:asciiTheme="minorHAnsi" w:eastAsiaTheme="minorEastAsia" w:hAnsiTheme="minorHAnsi"/>
+                <w:rFonts w:eastAsiaTheme="minorEastAsia" w:cs="Times New Roman"/>
                 <w:b w:val="0"/>
                 <w:noProof/>
                 <w:sz w:val="22"/>
@@ -614,12 +617,14 @@
             <w:r>
               <w:rPr>
                 <w:rStyle w:val="Hyperlink"/>
+                <w:rFonts w:cs="Times New Roman"/>
                 <w:noProof/>
               </w:rPr>
               <w:t>LỜI TỰA</w:t>
             </w:r>
             <w:r>
               <w:rPr>
+                <w:rFonts w:cs="Times New Roman"/>
                 <w:noProof/>
                 <w:webHidden/>
               </w:rPr>
@@ -627,6 +632,7 @@
             </w:r>
             <w:r>
               <w:rPr>
+                <w:rFonts w:cs="Times New Roman"/>
                 <w:noProof/>
                 <w:webHidden/>
               </w:rPr>
@@ -634,6 +640,7 @@
             </w:r>
             <w:r>
               <w:rPr>
+                <w:rFonts w:cs="Times New Roman"/>
                 <w:noProof/>
                 <w:webHidden/>
               </w:rPr>
@@ -641,12 +648,14 @@
             </w:r>
             <w:r>
               <w:rPr>
-                <w:noProof/>
-                <w:webHidden/>
-              </w:rPr>
-            </w:r>
-            <w:r>
-              <w:rPr>
+                <w:rFonts w:cs="Times New Roman"/>
+                <w:noProof/>
+                <w:webHidden/>
+              </w:rPr>
+            </w:r>
+            <w:r>
+              <w:rPr>
+                <w:rFonts w:cs="Times New Roman"/>
                 <w:noProof/>
                 <w:webHidden/>
               </w:rPr>
@@ -654,6 +663,7 @@
             </w:r>
             <w:r>
               <w:rPr>
+                <w:rFonts w:cs="Times New Roman"/>
                 <w:noProof/>
                 <w:webHidden/>
               </w:rPr>
@@ -661,6 +671,7 @@
             </w:r>
             <w:r>
               <w:rPr>
+                <w:rFonts w:cs="Times New Roman"/>
                 <w:noProof/>
                 <w:webHidden/>
               </w:rPr>
@@ -674,8 +685,9 @@
             <w:tabs>
               <w:tab w:val="left" w:pos="520"/>
             </w:tabs>
+            <w:jc w:val="both"/>
             <w:rPr>
-              <w:rFonts w:asciiTheme="minorHAnsi" w:eastAsiaTheme="minorEastAsia" w:hAnsiTheme="minorHAnsi"/>
+              <w:rFonts w:eastAsiaTheme="minorEastAsia" w:cs="Times New Roman"/>
               <w:b w:val="0"/>
               <w:noProof/>
               <w:sz w:val="22"/>
@@ -686,13 +698,14 @@
             <w:r>
               <w:rPr>
                 <w:rStyle w:val="Hyperlink"/>
+                <w:rFonts w:cs="Times New Roman"/>
                 <w:noProof/>
               </w:rPr>
               <w:t>2.</w:t>
             </w:r>
             <w:r>
               <w:rPr>
-                <w:rFonts w:asciiTheme="minorHAnsi" w:eastAsiaTheme="minorEastAsia" w:hAnsiTheme="minorHAnsi"/>
+                <w:rFonts w:eastAsiaTheme="minorEastAsia" w:cs="Times New Roman"/>
                 <w:b w:val="0"/>
                 <w:noProof/>
                 <w:sz w:val="22"/>
@@ -703,12 +716,14 @@
             <w:r>
               <w:rPr>
                 <w:rStyle w:val="Hyperlink"/>
+                <w:rFonts w:cs="Times New Roman"/>
                 <w:noProof/>
               </w:rPr>
               <w:t>GIỚI THIỆU</w:t>
             </w:r>
             <w:r>
               <w:rPr>
+                <w:rFonts w:cs="Times New Roman"/>
                 <w:noProof/>
                 <w:webHidden/>
               </w:rPr>
@@ -716,6 +731,7 @@
             </w:r>
             <w:r>
               <w:rPr>
+                <w:rFonts w:cs="Times New Roman"/>
                 <w:noProof/>
                 <w:webHidden/>
               </w:rPr>
@@ -723,6 +739,7 @@
             </w:r>
             <w:r>
               <w:rPr>
+                <w:rFonts w:cs="Times New Roman"/>
                 <w:noProof/>
                 <w:webHidden/>
               </w:rPr>
@@ -730,12 +747,14 @@
             </w:r>
             <w:r>
               <w:rPr>
-                <w:noProof/>
-                <w:webHidden/>
-              </w:rPr>
-            </w:r>
-            <w:r>
-              <w:rPr>
+                <w:rFonts w:cs="Times New Roman"/>
+                <w:noProof/>
+                <w:webHidden/>
+              </w:rPr>
+            </w:r>
+            <w:r>
+              <w:rPr>
+                <w:rFonts w:cs="Times New Roman"/>
                 <w:noProof/>
                 <w:webHidden/>
               </w:rPr>
@@ -743,6 +762,7 @@
             </w:r>
             <w:r>
               <w:rPr>
+                <w:rFonts w:cs="Times New Roman"/>
                 <w:noProof/>
                 <w:webHidden/>
               </w:rPr>
@@ -750,6 +770,7 @@
             </w:r>
             <w:r>
               <w:rPr>
+                <w:rFonts w:cs="Times New Roman"/>
                 <w:noProof/>
                 <w:webHidden/>
               </w:rPr>
@@ -763,8 +784,9 @@
             <w:tabs>
               <w:tab w:val="left" w:pos="520"/>
             </w:tabs>
+            <w:jc w:val="both"/>
             <w:rPr>
-              <w:rFonts w:asciiTheme="minorHAnsi" w:eastAsiaTheme="minorEastAsia" w:hAnsiTheme="minorHAnsi"/>
+              <w:rFonts w:eastAsiaTheme="minorEastAsia" w:cs="Times New Roman"/>
               <w:b w:val="0"/>
               <w:noProof/>
               <w:sz w:val="22"/>
@@ -775,13 +797,14 @@
             <w:r>
               <w:rPr>
                 <w:rStyle w:val="Hyperlink"/>
+                <w:rFonts w:cs="Times New Roman"/>
                 <w:noProof/>
               </w:rPr>
               <w:t>3.</w:t>
             </w:r>
             <w:r>
               <w:rPr>
-                <w:rFonts w:asciiTheme="minorHAnsi" w:eastAsiaTheme="minorEastAsia" w:hAnsiTheme="minorHAnsi"/>
+                <w:rFonts w:eastAsiaTheme="minorEastAsia" w:cs="Times New Roman"/>
                 <w:b w:val="0"/>
                 <w:noProof/>
                 <w:sz w:val="22"/>
@@ -792,12 +815,14 @@
             <w:r>
               <w:rPr>
                 <w:rStyle w:val="Hyperlink"/>
+                <w:rFonts w:cs="Times New Roman"/>
                 <w:noProof/>
               </w:rPr>
               <w:t>ĐỊNH NGHĨA CÁC YÊU CẦU NGƯỜI DÙNG</w:t>
             </w:r>
             <w:r>
               <w:rPr>
+                <w:rFonts w:cs="Times New Roman"/>
                 <w:noProof/>
                 <w:webHidden/>
               </w:rPr>
@@ -805,6 +830,7 @@
             </w:r>
             <w:r>
               <w:rPr>
+                <w:rFonts w:cs="Times New Roman"/>
                 <w:noProof/>
                 <w:webHidden/>
               </w:rPr>
@@ -812,6 +838,7 @@
             </w:r>
             <w:r>
               <w:rPr>
+                <w:rFonts w:cs="Times New Roman"/>
                 <w:noProof/>
                 <w:webHidden/>
               </w:rPr>
@@ -819,12 +846,14 @@
             </w:r>
             <w:r>
               <w:rPr>
-                <w:noProof/>
-                <w:webHidden/>
-              </w:rPr>
-            </w:r>
-            <w:r>
-              <w:rPr>
+                <w:rFonts w:cs="Times New Roman"/>
+                <w:noProof/>
+                <w:webHidden/>
+              </w:rPr>
+            </w:r>
+            <w:r>
+              <w:rPr>
+                <w:rFonts w:cs="Times New Roman"/>
                 <w:noProof/>
                 <w:webHidden/>
               </w:rPr>
@@ -832,6 +861,7 @@
             </w:r>
             <w:r>
               <w:rPr>
+                <w:rFonts w:cs="Times New Roman"/>
                 <w:noProof/>
                 <w:webHidden/>
               </w:rPr>
@@ -839,6 +869,7 @@
             </w:r>
             <w:r>
               <w:rPr>
+                <w:rFonts w:cs="Times New Roman"/>
                 <w:noProof/>
                 <w:webHidden/>
               </w:rPr>
@@ -852,8 +883,9 @@
             <w:tabs>
               <w:tab w:val="left" w:pos="520"/>
             </w:tabs>
+            <w:jc w:val="both"/>
             <w:rPr>
-              <w:rFonts w:asciiTheme="minorHAnsi" w:eastAsiaTheme="minorEastAsia" w:hAnsiTheme="minorHAnsi"/>
+              <w:rFonts w:eastAsiaTheme="minorEastAsia" w:cs="Times New Roman"/>
               <w:b w:val="0"/>
               <w:noProof/>
               <w:sz w:val="22"/>
@@ -864,13 +896,14 @@
             <w:r>
               <w:rPr>
                 <w:rStyle w:val="Hyperlink"/>
+                <w:rFonts w:cs="Times New Roman"/>
                 <w:noProof/>
               </w:rPr>
               <w:t>4.</w:t>
             </w:r>
             <w:r>
               <w:rPr>
-                <w:rFonts w:asciiTheme="minorHAnsi" w:eastAsiaTheme="minorEastAsia" w:hAnsiTheme="minorHAnsi"/>
+                <w:rFonts w:eastAsiaTheme="minorEastAsia" w:cs="Times New Roman"/>
                 <w:b w:val="0"/>
                 <w:noProof/>
                 <w:sz w:val="22"/>
@@ -881,12 +914,14 @@
             <w:r>
               <w:rPr>
                 <w:rStyle w:val="Hyperlink"/>
+                <w:rFonts w:cs="Times New Roman"/>
                 <w:noProof/>
               </w:rPr>
               <w:t>KIẾN TRÚC HỆ THỐNG</w:t>
             </w:r>
             <w:r>
               <w:rPr>
+                <w:rFonts w:cs="Times New Roman"/>
                 <w:noProof/>
                 <w:webHidden/>
               </w:rPr>
@@ -894,6 +929,7 @@
             </w:r>
             <w:r>
               <w:rPr>
+                <w:rFonts w:cs="Times New Roman"/>
                 <w:noProof/>
                 <w:webHidden/>
               </w:rPr>
@@ -901,6 +937,7 @@
             </w:r>
             <w:r>
               <w:rPr>
+                <w:rFonts w:cs="Times New Roman"/>
                 <w:noProof/>
                 <w:webHidden/>
               </w:rPr>
@@ -908,12 +945,14 @@
             </w:r>
             <w:r>
               <w:rPr>
-                <w:noProof/>
-                <w:webHidden/>
-              </w:rPr>
-            </w:r>
-            <w:r>
-              <w:rPr>
+                <w:rFonts w:cs="Times New Roman"/>
+                <w:noProof/>
+                <w:webHidden/>
+              </w:rPr>
+            </w:r>
+            <w:r>
+              <w:rPr>
+                <w:rFonts w:cs="Times New Roman"/>
                 <w:noProof/>
                 <w:webHidden/>
               </w:rPr>
@@ -921,6 +960,7 @@
             </w:r>
             <w:r>
               <w:rPr>
+                <w:rFonts w:cs="Times New Roman"/>
                 <w:noProof/>
                 <w:webHidden/>
               </w:rPr>
@@ -928,6 +968,7 @@
             </w:r>
             <w:r>
               <w:rPr>
+                <w:rFonts w:cs="Times New Roman"/>
                 <w:noProof/>
                 <w:webHidden/>
               </w:rPr>
@@ -941,8 +982,9 @@
             <w:tabs>
               <w:tab w:val="left" w:pos="520"/>
             </w:tabs>
+            <w:jc w:val="both"/>
             <w:rPr>
-              <w:rFonts w:asciiTheme="minorHAnsi" w:eastAsiaTheme="minorEastAsia" w:hAnsiTheme="minorHAnsi"/>
+              <w:rFonts w:eastAsiaTheme="minorEastAsia" w:cs="Times New Roman"/>
               <w:b w:val="0"/>
               <w:noProof/>
               <w:sz w:val="22"/>
@@ -953,13 +995,14 @@
             <w:r>
               <w:rPr>
                 <w:rStyle w:val="Hyperlink"/>
+                <w:rFonts w:cs="Times New Roman"/>
                 <w:noProof/>
               </w:rPr>
               <w:t>5.</w:t>
             </w:r>
             <w:r>
               <w:rPr>
-                <w:rFonts w:asciiTheme="minorHAnsi" w:eastAsiaTheme="minorEastAsia" w:hAnsiTheme="minorHAnsi"/>
+                <w:rFonts w:eastAsiaTheme="minorEastAsia" w:cs="Times New Roman"/>
                 <w:b w:val="0"/>
                 <w:noProof/>
                 <w:sz w:val="22"/>
@@ -970,12 +1013,14 @@
             <w:r>
               <w:rPr>
                 <w:rStyle w:val="Hyperlink"/>
+                <w:rFonts w:cs="Times New Roman"/>
                 <w:noProof/>
               </w:rPr>
               <w:t>ĐẶC TẢ YÊU CẦU HỆ THỐNG</w:t>
             </w:r>
             <w:r>
               <w:rPr>
+                <w:rFonts w:cs="Times New Roman"/>
                 <w:noProof/>
                 <w:webHidden/>
               </w:rPr>
@@ -983,6 +1028,7 @@
             </w:r>
             <w:r>
               <w:rPr>
+                <w:rFonts w:cs="Times New Roman"/>
                 <w:noProof/>
                 <w:webHidden/>
               </w:rPr>
@@ -990,6 +1036,7 @@
             </w:r>
             <w:r>
               <w:rPr>
+                <w:rFonts w:cs="Times New Roman"/>
                 <w:noProof/>
                 <w:webHidden/>
               </w:rPr>
@@ -997,12 +1044,14 @@
             </w:r>
             <w:r>
               <w:rPr>
-                <w:noProof/>
-                <w:webHidden/>
-              </w:rPr>
-            </w:r>
-            <w:r>
-              <w:rPr>
+                <w:rFonts w:cs="Times New Roman"/>
+                <w:noProof/>
+                <w:webHidden/>
+              </w:rPr>
+            </w:r>
+            <w:r>
+              <w:rPr>
+                <w:rFonts w:cs="Times New Roman"/>
                 <w:noProof/>
                 <w:webHidden/>
               </w:rPr>
@@ -1010,6 +1059,7 @@
             </w:r>
             <w:r>
               <w:rPr>
+                <w:rFonts w:cs="Times New Roman"/>
                 <w:noProof/>
                 <w:webHidden/>
               </w:rPr>
@@ -1017,6 +1067,7 @@
             </w:r>
             <w:r>
               <w:rPr>
+                <w:rFonts w:cs="Times New Roman"/>
                 <w:noProof/>
                 <w:webHidden/>
               </w:rPr>
@@ -1030,8 +1081,9 @@
             <w:tabs>
               <w:tab w:val="left" w:pos="520"/>
             </w:tabs>
+            <w:jc w:val="both"/>
             <w:rPr>
-              <w:rFonts w:asciiTheme="minorHAnsi" w:eastAsiaTheme="minorEastAsia" w:hAnsiTheme="minorHAnsi"/>
+              <w:rFonts w:eastAsiaTheme="minorEastAsia" w:cs="Times New Roman"/>
               <w:b w:val="0"/>
               <w:noProof/>
               <w:sz w:val="22"/>
@@ -1042,13 +1094,14 @@
             <w:r>
               <w:rPr>
                 <w:rStyle w:val="Hyperlink"/>
+                <w:rFonts w:cs="Times New Roman"/>
                 <w:noProof/>
               </w:rPr>
               <w:t>6.</w:t>
             </w:r>
             <w:r>
               <w:rPr>
-                <w:rFonts w:asciiTheme="minorHAnsi" w:eastAsiaTheme="minorEastAsia" w:hAnsiTheme="minorHAnsi"/>
+                <w:rFonts w:eastAsiaTheme="minorEastAsia" w:cs="Times New Roman"/>
                 <w:b w:val="0"/>
                 <w:noProof/>
                 <w:sz w:val="22"/>
@@ -1059,12 +1112,14 @@
             <w:r>
               <w:rPr>
                 <w:rStyle w:val="Hyperlink"/>
+                <w:rFonts w:cs="Times New Roman"/>
                 <w:noProof/>
               </w:rPr>
               <w:t>CÁC MÔ HÌNH HỆ THỐNG</w:t>
             </w:r>
             <w:r>
               <w:rPr>
+                <w:rFonts w:cs="Times New Roman"/>
                 <w:noProof/>
                 <w:webHidden/>
               </w:rPr>
@@ -1072,6 +1127,7 @@
             </w:r>
             <w:r>
               <w:rPr>
+                <w:rFonts w:cs="Times New Roman"/>
                 <w:noProof/>
                 <w:webHidden/>
               </w:rPr>
@@ -1079,6 +1135,7 @@
             </w:r>
             <w:r>
               <w:rPr>
+                <w:rFonts w:cs="Times New Roman"/>
                 <w:noProof/>
                 <w:webHidden/>
               </w:rPr>
@@ -1086,12 +1143,14 @@
             </w:r>
             <w:r>
               <w:rPr>
-                <w:noProof/>
-                <w:webHidden/>
-              </w:rPr>
-            </w:r>
-            <w:r>
-              <w:rPr>
+                <w:rFonts w:cs="Times New Roman"/>
+                <w:noProof/>
+                <w:webHidden/>
+              </w:rPr>
+            </w:r>
+            <w:r>
+              <w:rPr>
+                <w:rFonts w:cs="Times New Roman"/>
                 <w:noProof/>
                 <w:webHidden/>
               </w:rPr>
@@ -1099,6 +1158,7 @@
             </w:r>
             <w:r>
               <w:rPr>
+                <w:rFonts w:cs="Times New Roman"/>
                 <w:noProof/>
                 <w:webHidden/>
               </w:rPr>
@@ -1106,6 +1166,7 @@
             </w:r>
             <w:r>
               <w:rPr>
+                <w:rFonts w:cs="Times New Roman"/>
                 <w:noProof/>
                 <w:webHidden/>
               </w:rPr>
@@ -1120,8 +1181,9 @@
               <w:tab w:val="left" w:pos="880"/>
               <w:tab w:val="right" w:leader="dot" w:pos="9061"/>
             </w:tabs>
+            <w:jc w:val="both"/>
             <w:rPr>
-              <w:rFonts w:asciiTheme="minorHAnsi" w:eastAsiaTheme="minorEastAsia" w:hAnsiTheme="minorHAnsi"/>
+              <w:rFonts w:eastAsiaTheme="minorEastAsia" w:cs="Times New Roman"/>
               <w:noProof/>
               <w:sz w:val="22"/>
               <w:lang w:eastAsia="vi-VN"/>
@@ -1131,13 +1193,14 @@
             <w:r>
               <w:rPr>
                 <w:rStyle w:val="Hyperlink"/>
+                <w:rFonts w:cs="Times New Roman"/>
                 <w:noProof/>
               </w:rPr>
               <w:t>6.1.</w:t>
             </w:r>
             <w:r>
               <w:rPr>
-                <w:rFonts w:asciiTheme="minorHAnsi" w:eastAsiaTheme="minorEastAsia" w:hAnsiTheme="minorHAnsi"/>
+                <w:rFonts w:eastAsiaTheme="minorEastAsia" w:cs="Times New Roman"/>
                 <w:noProof/>
                 <w:sz w:val="22"/>
                 <w:lang w:eastAsia="vi-VN"/>
@@ -1147,12 +1210,14 @@
             <w:r>
               <w:rPr>
                 <w:rStyle w:val="Hyperlink"/>
+                <w:rFonts w:cs="Times New Roman"/>
                 <w:noProof/>
               </w:rPr>
               <w:t>Sơ đồ cấu trúc (Structural Diagram)</w:t>
             </w:r>
             <w:r>
               <w:rPr>
+                <w:rFonts w:cs="Times New Roman"/>
                 <w:noProof/>
                 <w:webHidden/>
               </w:rPr>
@@ -1160,6 +1225,7 @@
             </w:r>
             <w:r>
               <w:rPr>
+                <w:rFonts w:cs="Times New Roman"/>
                 <w:noProof/>
                 <w:webHidden/>
               </w:rPr>
@@ -1167,6 +1233,7 @@
             </w:r>
             <w:r>
               <w:rPr>
+                <w:rFonts w:cs="Times New Roman"/>
                 <w:noProof/>
                 <w:webHidden/>
               </w:rPr>
@@ -1174,12 +1241,14 @@
             </w:r>
             <w:r>
               <w:rPr>
-                <w:noProof/>
-                <w:webHidden/>
-              </w:rPr>
-            </w:r>
-            <w:r>
-              <w:rPr>
+                <w:rFonts w:cs="Times New Roman"/>
+                <w:noProof/>
+                <w:webHidden/>
+              </w:rPr>
+            </w:r>
+            <w:r>
+              <w:rPr>
+                <w:rFonts w:cs="Times New Roman"/>
                 <w:noProof/>
                 <w:webHidden/>
               </w:rPr>
@@ -1187,6 +1256,7 @@
             </w:r>
             <w:r>
               <w:rPr>
+                <w:rFonts w:cs="Times New Roman"/>
                 <w:noProof/>
                 <w:webHidden/>
               </w:rPr>
@@ -1194,6 +1264,7 @@
             </w:r>
             <w:r>
               <w:rPr>
+                <w:rFonts w:cs="Times New Roman"/>
                 <w:noProof/>
                 <w:webHidden/>
               </w:rPr>
@@ -1208,8 +1279,9 @@
               <w:tab w:val="left" w:pos="1540"/>
               <w:tab w:val="right" w:leader="dot" w:pos="9061"/>
             </w:tabs>
+            <w:jc w:val="both"/>
             <w:rPr>
-              <w:rFonts w:asciiTheme="minorHAnsi" w:eastAsiaTheme="minorEastAsia" w:hAnsiTheme="minorHAnsi"/>
+              <w:rFonts w:eastAsiaTheme="minorEastAsia" w:cs="Times New Roman"/>
               <w:noProof/>
               <w:sz w:val="22"/>
               <w:lang w:eastAsia="vi-VN"/>
@@ -1219,13 +1291,14 @@
             <w:r>
               <w:rPr>
                 <w:rStyle w:val="Hyperlink"/>
+                <w:rFonts w:cs="Times New Roman"/>
                 <w:noProof/>
               </w:rPr>
               <w:t>6.1.1.</w:t>
             </w:r>
             <w:r>
               <w:rPr>
-                <w:rFonts w:asciiTheme="minorHAnsi" w:eastAsiaTheme="minorEastAsia" w:hAnsiTheme="minorHAnsi"/>
+                <w:rFonts w:eastAsiaTheme="minorEastAsia" w:cs="Times New Roman"/>
                 <w:noProof/>
                 <w:sz w:val="22"/>
                 <w:lang w:eastAsia="vi-VN"/>
@@ -1235,12 +1308,14 @@
             <w:r>
               <w:rPr>
                 <w:rStyle w:val="Hyperlink"/>
+                <w:rFonts w:cs="Times New Roman"/>
                 <w:noProof/>
               </w:rPr>
               <w:t>Sơ đồ tình huống sử dụng (Use Case Diagram)</w:t>
             </w:r>
             <w:r>
               <w:rPr>
+                <w:rFonts w:cs="Times New Roman"/>
                 <w:noProof/>
                 <w:webHidden/>
               </w:rPr>
@@ -1248,6 +1323,7 @@
             </w:r>
             <w:r>
               <w:rPr>
+                <w:rFonts w:cs="Times New Roman"/>
                 <w:noProof/>
                 <w:webHidden/>
               </w:rPr>
@@ -1255,6 +1331,7 @@
             </w:r>
             <w:r>
               <w:rPr>
+                <w:rFonts w:cs="Times New Roman"/>
                 <w:noProof/>
                 <w:webHidden/>
               </w:rPr>
@@ -1262,12 +1339,14 @@
             </w:r>
             <w:r>
               <w:rPr>
-                <w:noProof/>
-                <w:webHidden/>
-              </w:rPr>
-            </w:r>
-            <w:r>
-              <w:rPr>
+                <w:rFonts w:cs="Times New Roman"/>
+                <w:noProof/>
+                <w:webHidden/>
+              </w:rPr>
+            </w:r>
+            <w:r>
+              <w:rPr>
+                <w:rFonts w:cs="Times New Roman"/>
                 <w:noProof/>
                 <w:webHidden/>
               </w:rPr>
@@ -1275,6 +1354,7 @@
             </w:r>
             <w:r>
               <w:rPr>
+                <w:rFonts w:cs="Times New Roman"/>
                 <w:noProof/>
                 <w:webHidden/>
               </w:rPr>
@@ -1282,6 +1362,7 @@
             </w:r>
             <w:r>
               <w:rPr>
+                <w:rFonts w:cs="Times New Roman"/>
                 <w:noProof/>
                 <w:webHidden/>
               </w:rPr>
@@ -1296,8 +1377,9 @@
               <w:tab w:val="left" w:pos="1540"/>
               <w:tab w:val="right" w:leader="dot" w:pos="9061"/>
             </w:tabs>
+            <w:jc w:val="both"/>
             <w:rPr>
-              <w:rFonts w:asciiTheme="minorHAnsi" w:eastAsiaTheme="minorEastAsia" w:hAnsiTheme="minorHAnsi"/>
+              <w:rFonts w:eastAsiaTheme="minorEastAsia" w:cs="Times New Roman"/>
               <w:noProof/>
               <w:sz w:val="22"/>
               <w:lang w:eastAsia="vi-VN"/>
@@ -1307,13 +1389,14 @@
             <w:r>
               <w:rPr>
                 <w:rStyle w:val="Hyperlink"/>
+                <w:rFonts w:cs="Times New Roman"/>
                 <w:noProof/>
               </w:rPr>
               <w:t>6.1.2.</w:t>
             </w:r>
             <w:r>
               <w:rPr>
-                <w:rFonts w:asciiTheme="minorHAnsi" w:eastAsiaTheme="minorEastAsia" w:hAnsiTheme="minorHAnsi"/>
+                <w:rFonts w:eastAsiaTheme="minorEastAsia" w:cs="Times New Roman"/>
                 <w:noProof/>
                 <w:sz w:val="22"/>
                 <w:lang w:eastAsia="vi-VN"/>
@@ -1323,12 +1406,14 @@
             <w:r>
               <w:rPr>
                 <w:rStyle w:val="Hyperlink"/>
+                <w:rFonts w:cs="Times New Roman"/>
                 <w:noProof/>
               </w:rPr>
               <w:t>Sơ đồ hoạt động (Activity Diagram)</w:t>
             </w:r>
             <w:r>
               <w:rPr>
+                <w:rFonts w:cs="Times New Roman"/>
                 <w:noProof/>
                 <w:webHidden/>
               </w:rPr>
@@ -1336,6 +1421,7 @@
             </w:r>
             <w:r>
               <w:rPr>
+                <w:rFonts w:cs="Times New Roman"/>
                 <w:noProof/>
                 <w:webHidden/>
               </w:rPr>
@@ -1343,6 +1429,7 @@
             </w:r>
             <w:r>
               <w:rPr>
+                <w:rFonts w:cs="Times New Roman"/>
                 <w:noProof/>
                 <w:webHidden/>
               </w:rPr>
@@ -1350,12 +1437,14 @@
             </w:r>
             <w:r>
               <w:rPr>
-                <w:noProof/>
-                <w:webHidden/>
-              </w:rPr>
-            </w:r>
-            <w:r>
-              <w:rPr>
+                <w:rFonts w:cs="Times New Roman"/>
+                <w:noProof/>
+                <w:webHidden/>
+              </w:rPr>
+            </w:r>
+            <w:r>
+              <w:rPr>
+                <w:rFonts w:cs="Times New Roman"/>
                 <w:noProof/>
                 <w:webHidden/>
               </w:rPr>
@@ -1363,6 +1452,7 @@
             </w:r>
             <w:r>
               <w:rPr>
+                <w:rFonts w:cs="Times New Roman"/>
                 <w:noProof/>
                 <w:webHidden/>
               </w:rPr>
@@ -1370,6 +1460,7 @@
             </w:r>
             <w:r>
               <w:rPr>
+                <w:rFonts w:cs="Times New Roman"/>
                 <w:noProof/>
                 <w:webHidden/>
               </w:rPr>
@@ -1384,8 +1475,9 @@
               <w:tab w:val="left" w:pos="1540"/>
               <w:tab w:val="right" w:leader="dot" w:pos="9061"/>
             </w:tabs>
+            <w:jc w:val="both"/>
             <w:rPr>
-              <w:rFonts w:asciiTheme="minorHAnsi" w:eastAsiaTheme="minorEastAsia" w:hAnsiTheme="minorHAnsi"/>
+              <w:rFonts w:eastAsiaTheme="minorEastAsia" w:cs="Times New Roman"/>
               <w:noProof/>
               <w:sz w:val="22"/>
               <w:lang w:eastAsia="vi-VN"/>
@@ -1395,13 +1487,14 @@
             <w:r>
               <w:rPr>
                 <w:rStyle w:val="Hyperlink"/>
+                <w:rFonts w:cs="Times New Roman"/>
                 <w:noProof/>
               </w:rPr>
               <w:t>6.1.3.</w:t>
             </w:r>
             <w:r>
               <w:rPr>
-                <w:rFonts w:asciiTheme="minorHAnsi" w:eastAsiaTheme="minorEastAsia" w:hAnsiTheme="minorHAnsi"/>
+                <w:rFonts w:eastAsiaTheme="minorEastAsia" w:cs="Times New Roman"/>
                 <w:noProof/>
                 <w:sz w:val="22"/>
                 <w:lang w:eastAsia="vi-VN"/>
@@ -1411,12 +1504,14 @@
             <w:r>
               <w:rPr>
                 <w:rStyle w:val="Hyperlink"/>
+                <w:rFonts w:cs="Times New Roman"/>
                 <w:noProof/>
               </w:rPr>
               <w:t>Sơ đồ tuần tự (Sequence Diagram)</w:t>
             </w:r>
             <w:r>
               <w:rPr>
+                <w:rFonts w:cs="Times New Roman"/>
                 <w:noProof/>
                 <w:webHidden/>
               </w:rPr>
@@ -1424,6 +1519,7 @@
             </w:r>
             <w:r>
               <w:rPr>
+                <w:rFonts w:cs="Times New Roman"/>
                 <w:noProof/>
                 <w:webHidden/>
               </w:rPr>
@@ -1431,6 +1527,7 @@
             </w:r>
             <w:r>
               <w:rPr>
+                <w:rFonts w:cs="Times New Roman"/>
                 <w:noProof/>
                 <w:webHidden/>
               </w:rPr>
@@ -1438,12 +1535,14 @@
             </w:r>
             <w:r>
               <w:rPr>
-                <w:noProof/>
-                <w:webHidden/>
-              </w:rPr>
-            </w:r>
-            <w:r>
-              <w:rPr>
+                <w:rFonts w:cs="Times New Roman"/>
+                <w:noProof/>
+                <w:webHidden/>
+              </w:rPr>
+            </w:r>
+            <w:r>
+              <w:rPr>
+                <w:rFonts w:cs="Times New Roman"/>
                 <w:noProof/>
                 <w:webHidden/>
               </w:rPr>
@@ -1451,6 +1550,7 @@
             </w:r>
             <w:r>
               <w:rPr>
+                <w:rFonts w:cs="Times New Roman"/>
                 <w:noProof/>
                 <w:webHidden/>
               </w:rPr>
@@ -1458,6 +1558,7 @@
             </w:r>
             <w:r>
               <w:rPr>
+                <w:rFonts w:cs="Times New Roman"/>
                 <w:noProof/>
                 <w:webHidden/>
               </w:rPr>
@@ -1472,8 +1573,9 @@
               <w:tab w:val="left" w:pos="880"/>
               <w:tab w:val="right" w:leader="dot" w:pos="9061"/>
             </w:tabs>
+            <w:jc w:val="both"/>
             <w:rPr>
-              <w:rFonts w:asciiTheme="minorHAnsi" w:eastAsiaTheme="minorEastAsia" w:hAnsiTheme="minorHAnsi"/>
+              <w:rFonts w:eastAsiaTheme="minorEastAsia" w:cs="Times New Roman"/>
               <w:noProof/>
               <w:sz w:val="22"/>
               <w:lang w:eastAsia="vi-VN"/>
@@ -1483,13 +1585,14 @@
             <w:r>
               <w:rPr>
                 <w:rStyle w:val="Hyperlink"/>
+                <w:rFonts w:cs="Times New Roman"/>
                 <w:noProof/>
               </w:rPr>
               <w:t>6.2.</w:t>
             </w:r>
             <w:r>
               <w:rPr>
-                <w:rFonts w:asciiTheme="minorHAnsi" w:eastAsiaTheme="minorEastAsia" w:hAnsiTheme="minorHAnsi"/>
+                <w:rFonts w:eastAsiaTheme="minorEastAsia" w:cs="Times New Roman"/>
                 <w:noProof/>
                 <w:sz w:val="22"/>
                 <w:lang w:eastAsia="vi-VN"/>
@@ -1499,12 +1602,14 @@
             <w:r>
               <w:rPr>
                 <w:rStyle w:val="Hyperlink"/>
+                <w:rFonts w:cs="Times New Roman"/>
                 <w:noProof/>
               </w:rPr>
               <w:t>Sơ đồ hành vi (Behavioral Diagram)</w:t>
             </w:r>
             <w:r>
               <w:rPr>
+                <w:rFonts w:cs="Times New Roman"/>
                 <w:noProof/>
                 <w:webHidden/>
               </w:rPr>
@@ -1512,6 +1617,7 @@
             </w:r>
             <w:r>
               <w:rPr>
+                <w:rFonts w:cs="Times New Roman"/>
                 <w:noProof/>
                 <w:webHidden/>
               </w:rPr>
@@ -1519,6 +1625,7 @@
             </w:r>
             <w:r>
               <w:rPr>
+                <w:rFonts w:cs="Times New Roman"/>
                 <w:noProof/>
                 <w:webHidden/>
               </w:rPr>
@@ -1526,12 +1633,14 @@
             </w:r>
             <w:r>
               <w:rPr>
-                <w:noProof/>
-                <w:webHidden/>
-              </w:rPr>
-            </w:r>
-            <w:r>
-              <w:rPr>
+                <w:rFonts w:cs="Times New Roman"/>
+                <w:noProof/>
+                <w:webHidden/>
+              </w:rPr>
+            </w:r>
+            <w:r>
+              <w:rPr>
+                <w:rFonts w:cs="Times New Roman"/>
                 <w:noProof/>
                 <w:webHidden/>
               </w:rPr>
@@ -1539,6 +1648,7 @@
             </w:r>
             <w:r>
               <w:rPr>
+                <w:rFonts w:cs="Times New Roman"/>
                 <w:noProof/>
                 <w:webHidden/>
               </w:rPr>
@@ -1546,6 +1656,7 @@
             </w:r>
             <w:r>
               <w:rPr>
+                <w:rFonts w:cs="Times New Roman"/>
                 <w:noProof/>
                 <w:webHidden/>
               </w:rPr>
@@ -1560,8 +1671,9 @@
               <w:tab w:val="left" w:pos="1540"/>
               <w:tab w:val="right" w:leader="dot" w:pos="9061"/>
             </w:tabs>
+            <w:jc w:val="both"/>
             <w:rPr>
-              <w:rFonts w:asciiTheme="minorHAnsi" w:eastAsiaTheme="minorEastAsia" w:hAnsiTheme="minorHAnsi"/>
+              <w:rFonts w:eastAsiaTheme="minorEastAsia" w:cs="Times New Roman"/>
               <w:noProof/>
               <w:sz w:val="22"/>
               <w:lang w:eastAsia="vi-VN"/>
@@ -1571,13 +1683,14 @@
             <w:r>
               <w:rPr>
                 <w:rStyle w:val="Hyperlink"/>
+                <w:rFonts w:cs="Times New Roman"/>
                 <w:noProof/>
               </w:rPr>
               <w:t>6.2.1.</w:t>
             </w:r>
             <w:r>
               <w:rPr>
-                <w:rFonts w:asciiTheme="minorHAnsi" w:eastAsiaTheme="minorEastAsia" w:hAnsiTheme="minorHAnsi"/>
+                <w:rFonts w:eastAsiaTheme="minorEastAsia" w:cs="Times New Roman"/>
                 <w:noProof/>
                 <w:sz w:val="22"/>
                 <w:lang w:eastAsia="vi-VN"/>
@@ -1587,12 +1700,14 @@
             <w:r>
               <w:rPr>
                 <w:rStyle w:val="Hyperlink"/>
+                <w:rFonts w:cs="Times New Roman"/>
                 <w:noProof/>
               </w:rPr>
               <w:t>Sơ đồ lớp (Class Diagram)</w:t>
             </w:r>
             <w:r>
               <w:rPr>
+                <w:rFonts w:cs="Times New Roman"/>
                 <w:noProof/>
                 <w:webHidden/>
               </w:rPr>
@@ -1600,6 +1715,7 @@
             </w:r>
             <w:r>
               <w:rPr>
+                <w:rFonts w:cs="Times New Roman"/>
                 <w:noProof/>
                 <w:webHidden/>
               </w:rPr>
@@ -1607,6 +1723,7 @@
             </w:r>
             <w:r>
               <w:rPr>
+                <w:rFonts w:cs="Times New Roman"/>
                 <w:noProof/>
                 <w:webHidden/>
               </w:rPr>
@@ -1614,12 +1731,14 @@
             </w:r>
             <w:r>
               <w:rPr>
-                <w:noProof/>
-                <w:webHidden/>
-              </w:rPr>
-            </w:r>
-            <w:r>
-              <w:rPr>
+                <w:rFonts w:cs="Times New Roman"/>
+                <w:noProof/>
+                <w:webHidden/>
+              </w:rPr>
+            </w:r>
+            <w:r>
+              <w:rPr>
+                <w:rFonts w:cs="Times New Roman"/>
                 <w:noProof/>
                 <w:webHidden/>
               </w:rPr>
@@ -1627,6 +1746,7 @@
             </w:r>
             <w:r>
               <w:rPr>
+                <w:rFonts w:cs="Times New Roman"/>
                 <w:noProof/>
                 <w:webHidden/>
               </w:rPr>
@@ -1634,6 +1754,7 @@
             </w:r>
             <w:r>
               <w:rPr>
+                <w:rFonts w:cs="Times New Roman"/>
                 <w:noProof/>
                 <w:webHidden/>
               </w:rPr>
@@ -1647,8 +1768,9 @@
             <w:tabs>
               <w:tab w:val="left" w:pos="520"/>
             </w:tabs>
+            <w:jc w:val="both"/>
             <w:rPr>
-              <w:rFonts w:asciiTheme="minorHAnsi" w:eastAsiaTheme="minorEastAsia" w:hAnsiTheme="minorHAnsi"/>
+              <w:rFonts w:eastAsiaTheme="minorEastAsia" w:cs="Times New Roman"/>
               <w:b w:val="0"/>
               <w:noProof/>
               <w:sz w:val="22"/>
@@ -1659,13 +1781,14 @@
             <w:r>
               <w:rPr>
                 <w:rStyle w:val="Hyperlink"/>
+                <w:rFonts w:cs="Times New Roman"/>
                 <w:noProof/>
               </w:rPr>
               <w:t>7.</w:t>
             </w:r>
             <w:r>
               <w:rPr>
-                <w:rFonts w:asciiTheme="minorHAnsi" w:eastAsiaTheme="minorEastAsia" w:hAnsiTheme="minorHAnsi"/>
+                <w:rFonts w:eastAsiaTheme="minorEastAsia" w:cs="Times New Roman"/>
                 <w:b w:val="0"/>
                 <w:noProof/>
                 <w:sz w:val="22"/>
@@ -1676,12 +1799,14 @@
             <w:r>
               <w:rPr>
                 <w:rStyle w:val="Hyperlink"/>
+                <w:rFonts w:cs="Times New Roman"/>
                 <w:noProof/>
               </w:rPr>
               <w:t>SỰ TIẾN HOÁ HỆ THỐNG</w:t>
             </w:r>
             <w:r>
               <w:rPr>
+                <w:rFonts w:cs="Times New Roman"/>
                 <w:noProof/>
                 <w:webHidden/>
               </w:rPr>
@@ -1689,6 +1814,7 @@
             </w:r>
             <w:r>
               <w:rPr>
+                <w:rFonts w:cs="Times New Roman"/>
                 <w:noProof/>
                 <w:webHidden/>
               </w:rPr>
@@ -1696,6 +1822,7 @@
             </w:r>
             <w:r>
               <w:rPr>
+                <w:rFonts w:cs="Times New Roman"/>
                 <w:noProof/>
                 <w:webHidden/>
               </w:rPr>
@@ -1703,12 +1830,14 @@
             </w:r>
             <w:r>
               <w:rPr>
-                <w:noProof/>
-                <w:webHidden/>
-              </w:rPr>
-            </w:r>
-            <w:r>
-              <w:rPr>
+                <w:rFonts w:cs="Times New Roman"/>
+                <w:noProof/>
+                <w:webHidden/>
+              </w:rPr>
+            </w:r>
+            <w:r>
+              <w:rPr>
+                <w:rFonts w:cs="Times New Roman"/>
                 <w:noProof/>
                 <w:webHidden/>
               </w:rPr>
@@ -1716,6 +1845,7 @@
             </w:r>
             <w:r>
               <w:rPr>
+                <w:rFonts w:cs="Times New Roman"/>
                 <w:noProof/>
                 <w:webHidden/>
               </w:rPr>
@@ -1723,6 +1853,7 @@
             </w:r>
             <w:r>
               <w:rPr>
+                <w:rFonts w:cs="Times New Roman"/>
                 <w:noProof/>
                 <w:webHidden/>
               </w:rPr>
@@ -1732,6 +1863,7 @@
         </w:p>
         <w:p>
           <w:pPr>
+            <w:jc w:val="both"/>
             <w:rPr>
               <w:rFonts w:cs="Times New Roman"/>
             </w:rPr>
@@ -1752,6 +1884,7 @@
     <w:p>
       <w:pPr>
         <w:spacing w:after="200"/>
+        <w:jc w:val="both"/>
         <w:rPr>
           <w:rFonts w:cs="Times New Roman"/>
           <w:b/>
@@ -1770,6 +1903,7 @@
     <w:p>
       <w:pPr>
         <w:pStyle w:val="SECTION"/>
+        <w:jc w:val="both"/>
         <w:rPr>
           <w:rFonts w:cs="Times New Roman"/>
           <w:noProof/>
@@ -1789,6 +1923,7 @@
     <w:p>
       <w:pPr>
         <w:pStyle w:val="SECTION"/>
+        <w:jc w:val="both"/>
         <w:rPr>
           <w:rFonts w:cs="Times New Roman"/>
           <w:noProof/>
@@ -1801,8 +1936,9 @@
         <w:tabs>
           <w:tab w:val="right" w:leader="dot" w:pos="9061"/>
         </w:tabs>
-        <w:rPr>
-          <w:rFonts w:asciiTheme="minorHAnsi" w:eastAsiaTheme="minorEastAsia" w:hAnsiTheme="minorHAnsi"/>
+        <w:jc w:val="both"/>
+        <w:rPr>
+          <w:rFonts w:eastAsiaTheme="minorEastAsia" w:cs="Times New Roman"/>
           <w:noProof/>
           <w:sz w:val="22"/>
           <w:lang w:eastAsia="vi-VN"/>
@@ -1833,12 +1969,14 @@
         <w:r>
           <w:rPr>
             <w:rStyle w:val="Hyperlink"/>
+            <w:rFonts w:cs="Times New Roman"/>
             <w:noProof/>
           </w:rPr>
           <w:t>Hình 6.1: Use Case tổng quan</w:t>
         </w:r>
         <w:r>
           <w:rPr>
+            <w:rFonts w:cs="Times New Roman"/>
             <w:noProof/>
             <w:webHidden/>
           </w:rPr>
@@ -1846,6 +1984,7 @@
         </w:r>
         <w:r>
           <w:rPr>
+            <w:rFonts w:cs="Times New Roman"/>
             <w:noProof/>
             <w:webHidden/>
           </w:rPr>
@@ -1853,6 +1992,7 @@
         </w:r>
         <w:r>
           <w:rPr>
+            <w:rFonts w:cs="Times New Roman"/>
             <w:noProof/>
             <w:webHidden/>
           </w:rPr>
@@ -1860,12 +2000,14 @@
         </w:r>
         <w:r>
           <w:rPr>
+            <w:rFonts w:cs="Times New Roman"/>
             <w:noProof/>
             <w:webHidden/>
           </w:rPr>
         </w:r>
         <w:r>
           <w:rPr>
+            <w:rFonts w:cs="Times New Roman"/>
             <w:noProof/>
             <w:webHidden/>
           </w:rPr>
@@ -1873,6 +2015,7 @@
         </w:r>
         <w:r>
           <w:rPr>
+            <w:rFonts w:cs="Times New Roman"/>
             <w:noProof/>
             <w:webHidden/>
           </w:rPr>
@@ -1880,6 +2023,7 @@
         </w:r>
         <w:r>
           <w:rPr>
+            <w:rFonts w:cs="Times New Roman"/>
             <w:noProof/>
             <w:webHidden/>
           </w:rPr>
@@ -1890,6 +2034,7 @@
     <w:p>
       <w:pPr>
         <w:pStyle w:val="SECTION"/>
+        <w:jc w:val="both"/>
         <w:rPr>
           <w:rFonts w:cs="Times New Roman"/>
           <w:noProof/>
@@ -1913,6 +2058,7 @@
     <w:p>
       <w:pPr>
         <w:pStyle w:val="SECTION"/>
+        <w:jc w:val="both"/>
         <w:rPr>
           <w:rFonts w:cs="Times New Roman"/>
           <w:noProof/>
@@ -1937,6 +2083,7 @@
         <w:tabs>
           <w:tab w:val="right" w:leader="dot" w:pos="9061"/>
         </w:tabs>
+        <w:jc w:val="both"/>
         <w:rPr>
           <w:rFonts w:cs="Times New Roman"/>
           <w:noProof/>
@@ -1983,6 +2130,7 @@
         </w:r>
         <w:r>
           <w:rPr>
+            <w:rFonts w:cs="Times New Roman"/>
             <w:noProof/>
             <w:webHidden/>
           </w:rPr>
@@ -1990,6 +2138,7 @@
         </w:r>
         <w:r>
           <w:rPr>
+            <w:rFonts w:cs="Times New Roman"/>
             <w:noProof/>
             <w:webHidden/>
           </w:rPr>
@@ -1997,6 +2146,7 @@
         </w:r>
         <w:r>
           <w:rPr>
+            <w:rFonts w:cs="Times New Roman"/>
             <w:noProof/>
             <w:webHidden/>
           </w:rPr>
@@ -2004,12 +2154,14 @@
         </w:r>
         <w:r>
           <w:rPr>
+            <w:rFonts w:cs="Times New Roman"/>
             <w:noProof/>
             <w:webHidden/>
           </w:rPr>
         </w:r>
         <w:r>
           <w:rPr>
+            <w:rFonts w:cs="Times New Roman"/>
             <w:noProof/>
             <w:webHidden/>
           </w:rPr>
@@ -2017,6 +2169,7 @@
         </w:r>
         <w:r>
           <w:rPr>
+            <w:rFonts w:cs="Times New Roman"/>
             <w:noProof/>
             <w:webHidden/>
           </w:rPr>
@@ -2024,6 +2177,7 @@
         </w:r>
         <w:r>
           <w:rPr>
+            <w:rFonts w:cs="Times New Roman"/>
             <w:noProof/>
             <w:webHidden/>
           </w:rPr>
@@ -2071,9 +2225,8 @@
         <w:jc w:val="both"/>
         <w:rPr>
           <w:rFonts w:cs="Times New Roman"/>
-          <w:bCs/>
-          <w:noProof/>
-          <w:szCs w:val="18"/>
+          <w:noProof/>
+          <w:lang w:val="en-US"/>
         </w:rPr>
       </w:pPr>
       <w:bookmarkStart w:id="7" w:name="_Toc140297269"/>
@@ -2084,7 +2237,452 @@
           <w:noProof/>
           <w:lang w:val="en-US"/>
         </w:rPr>
-        <w:t>Aaaaaaaaaaaaaaaaaaaaaaaaaaaaaaaaaaaaaaaaaaaaaaaaaaaaaaaaaaaaaaaaaaaaaaaaaaaaaaaaaaaaaaaaaaaaaaaaaaaaaaaaaaaaaaaaaaaaaaaaaaaaaaaaaaaaaaaaaaaaaaaaaaaaaaaaaaa.</w:t>
+        <w:t xml:space="preserve">Với sự liên tục đổi mới, phát triển và tiến hoá không ngừng nghỉ của tự nhiên và khoa học công nghệ, </w:t>
+      </w:r>
+      <w:r>
+        <w:rPr>
+          <w:rFonts w:cs="Times New Roman"/>
+          <w:szCs w:val="26"/>
+          <w:lang w:val="en-US"/>
+        </w:rPr>
+        <w:t xml:space="preserve">các doanh nghiệp không chỉ bán sản phẩm của </w:t>
+      </w:r>
+      <w:r>
+        <w:rPr>
+          <w:rFonts w:cs="Times New Roman"/>
+          <w:szCs w:val="26"/>
+          <w:lang w:val="en-US"/>
+        </w:rPr>
+        <w:t>mình</w:t>
+      </w:r>
+      <w:r>
+        <w:rPr>
+          <w:rFonts w:cs="Times New Roman"/>
+          <w:szCs w:val="26"/>
+          <w:lang w:val="en-US"/>
+        </w:rPr>
+        <w:t xml:space="preserve"> theo phương thức truyền thống tại cửa hàng mà còn phải mở rộng, tiếp cận nhiều nhóm khách hàng khác nhau. </w:t>
+      </w:r>
+      <w:r>
+        <w:rPr>
+          <w:rFonts w:cs="Times New Roman"/>
+          <w:szCs w:val="26"/>
+          <w:lang w:val="en-US"/>
+        </w:rPr>
+        <w:t>Các</w:t>
+      </w:r>
+      <w:r>
+        <w:rPr>
+          <w:rFonts w:cs="Times New Roman"/>
+          <w:szCs w:val="26"/>
+          <w:lang w:val="en-US"/>
+        </w:rPr>
+        <w:t xml:space="preserve"> doanh nghiệp cần tận dụng lợi thế của Internet, đặc biệt là thương mại điện tử</w:t>
+      </w:r>
+      <w:r>
+        <w:rPr>
+          <w:rFonts w:cs="Times New Roman"/>
+          <w:szCs w:val="26"/>
+          <w:lang w:val="en-US"/>
+        </w:rPr>
+        <w:t>,</w:t>
+      </w:r>
+      <w:r>
+        <w:rPr>
+          <w:rFonts w:cs="Times New Roman"/>
+          <w:szCs w:val="26"/>
+          <w:lang w:val="en-US"/>
+        </w:rPr>
+        <w:t xml:space="preserve"> để áp dụng vào các hình thức kinh doanh của </w:t>
+      </w:r>
+      <w:r>
+        <w:rPr>
+          <w:rFonts w:cs="Times New Roman"/>
+          <w:szCs w:val="26"/>
+          <w:lang w:val="en-US"/>
+        </w:rPr>
+        <w:t>mình</w:t>
+      </w:r>
+      <w:r>
+        <w:rPr>
+          <w:rFonts w:cs="Times New Roman"/>
+          <w:noProof/>
+          <w:lang w:val="en-US"/>
+        </w:rPr>
+        <w:t xml:space="preserve"> nhằm phục vụ</w:t>
+      </w:r>
+      <w:r>
+        <w:rPr>
+          <w:rFonts w:cs="Times New Roman"/>
+          <w:noProof/>
+          <w:lang w:val="en-US"/>
+        </w:rPr>
+        <w:t xml:space="preserve"> và</w:t>
+      </w:r>
+      <w:r>
+        <w:rPr>
+          <w:rFonts w:cs="Times New Roman"/>
+          <w:szCs w:val="26"/>
+          <w:lang w:val="en-US"/>
+        </w:rPr>
+        <w:t xml:space="preserve"> </w:t>
+      </w:r>
+      <w:r>
+        <w:rPr>
+          <w:rFonts w:cs="Times New Roman"/>
+          <w:szCs w:val="26"/>
+          <w:lang w:val="en-US"/>
+        </w:rPr>
+        <w:t>đáp ứng</w:t>
+      </w:r>
+      <w:r>
+        <w:rPr>
+          <w:rFonts w:cs="Times New Roman"/>
+          <w:noProof/>
+          <w:lang w:val="en-US"/>
+        </w:rPr>
+        <w:t xml:space="preserve"> </w:t>
+      </w:r>
+      <w:r>
+        <w:rPr>
+          <w:rFonts w:cs="Times New Roman"/>
+          <w:noProof/>
+          <w:lang w:val="en-US"/>
+        </w:rPr>
+        <w:t>một cách tốt nhất</w:t>
+      </w:r>
+      <w:r>
+        <w:rPr>
+          <w:rFonts w:cs="Times New Roman"/>
+          <w:szCs w:val="26"/>
+          <w:lang w:val="en-US"/>
+        </w:rPr>
+        <w:t xml:space="preserve"> nhu cầu mua sắm hàng hóa</w:t>
+      </w:r>
+      <w:r>
+        <w:rPr>
+          <w:rFonts w:cs="Times New Roman"/>
+          <w:noProof/>
+          <w:lang w:val="en-US"/>
+        </w:rPr>
+        <w:t xml:space="preserve"> </w:t>
+      </w:r>
+      <w:r>
+        <w:rPr>
+          <w:rFonts w:cs="Times New Roman"/>
+          <w:noProof/>
+          <w:lang w:val="en-US"/>
+        </w:rPr>
+        <w:t>đang ngày càng tăng của</w:t>
+      </w:r>
+      <w:r>
+        <w:rPr>
+          <w:rFonts w:cs="Times New Roman"/>
+          <w:noProof/>
+          <w:lang w:val="en-US"/>
+        </w:rPr>
+        <w:t xml:space="preserve"> khách hàng. Người tiêu dùng có thể dễ dàng tra cứu và lựa chọn sản phẩm tuỳ theo nhu cầu của bản thân chỉ bằng các thao tác đơn giản trên website của doanh nghiệp. Bên cạnh đó, hình thức mua sắm và thanh toán trực tuyến</w:t>
+      </w:r>
+      <w:r>
+        <w:rPr>
+          <w:rFonts w:cs="Times New Roman"/>
+          <w:noProof/>
+          <w:lang w:val="en-US"/>
+        </w:rPr>
+        <w:t xml:space="preserve"> </w:t>
+      </w:r>
+      <w:r>
+        <w:rPr>
+          <w:rFonts w:cs="Times New Roman"/>
+          <w:noProof/>
+          <w:lang w:val="en-US"/>
+        </w:rPr>
+        <w:t>cũng ngày càng trở nên đơn giản</w:t>
+      </w:r>
+      <w:r>
+        <w:rPr>
+          <w:rFonts w:cs="Times New Roman"/>
+          <w:noProof/>
+          <w:lang w:val="en-US"/>
+        </w:rPr>
+        <w:t xml:space="preserve"> và</w:t>
+      </w:r>
+      <w:r>
+        <w:rPr>
+          <w:rFonts w:cs="Times New Roman"/>
+          <w:noProof/>
+          <w:lang w:val="en-US"/>
+        </w:rPr>
+        <w:t xml:space="preserve"> liện lợi</w:t>
+      </w:r>
+      <w:r>
+        <w:rPr>
+          <w:rFonts w:cs="Times New Roman"/>
+          <w:noProof/>
+          <w:lang w:val="en-US"/>
+        </w:rPr>
+        <w:t>, thể hiện được những ưu điểm của mình khi</w:t>
+      </w:r>
+      <w:r>
+        <w:rPr>
+          <w:rFonts w:cs="Times New Roman"/>
+          <w:noProof/>
+          <w:lang w:val="en-US"/>
+        </w:rPr>
+        <w:t xml:space="preserve"> tiết kiệm tối đa thời gian, chi phí mua sắm cho khách hàng và đang dần thay thế cho các cách thức truyền thống.</w:t>
+      </w:r>
+    </w:p>
+    <w:p>
+      <w:pPr>
+        <w:spacing w:after="200"/>
+        <w:jc w:val="both"/>
+        <w:rPr>
+          <w:rFonts w:cs="Times New Roman"/>
+          <w:noProof/>
+          <w:lang w:val="en-US"/>
+        </w:rPr>
+      </w:pPr>
+      <w:r>
+        <w:rPr>
+          <w:rFonts w:cs="Times New Roman"/>
+          <w:noProof/>
+          <w:lang w:val="en-US"/>
+        </w:rPr>
+        <w:t>Nhờ sự bùng nổ của Internet mà v</w:t>
+      </w:r>
+      <w:r>
+        <w:rPr>
+          <w:rFonts w:cs="Times New Roman"/>
+          <w:noProof/>
+          <w:lang w:val="en-US"/>
+        </w:rPr>
+        <w:t xml:space="preserve">iệc học tập và tiếp thu kiến thức của nhân loại </w:t>
+      </w:r>
+      <w:r>
+        <w:rPr>
+          <w:rFonts w:cs="Times New Roman"/>
+          <w:noProof/>
+          <w:lang w:val="en-US"/>
+        </w:rPr>
+        <w:t>lại</w:t>
+      </w:r>
+      <w:r>
+        <w:rPr>
+          <w:rFonts w:cs="Times New Roman"/>
+          <w:noProof/>
+          <w:lang w:val="en-US"/>
+        </w:rPr>
+        <w:t xml:space="preserve"> trở nên dễ dàng hơn bao giờ hết khi người học có thể thoải mái lựa chọn hình thức học mà bản thân cảm thấy </w:t>
+      </w:r>
+      <w:r>
+        <w:rPr>
+          <w:rFonts w:cs="Times New Roman"/>
+          <w:noProof/>
+          <w:lang w:val="en-US"/>
+        </w:rPr>
+        <w:t xml:space="preserve">phù hợp </w:t>
+      </w:r>
+      <w:r>
+        <w:rPr>
+          <w:rFonts w:cs="Times New Roman"/>
+          <w:noProof/>
+          <w:lang w:val="en-US"/>
+        </w:rPr>
+        <w:t xml:space="preserve">và thoải mái nhất. </w:t>
+      </w:r>
+      <w:r>
+        <w:rPr>
+          <w:rFonts w:cs="Times New Roman"/>
+          <w:noProof/>
+          <w:lang w:val="en-US"/>
+        </w:rPr>
+        <w:t>Người học có thể học theo những</w:t>
+      </w:r>
+      <w:r>
+        <w:rPr>
+          <w:rFonts w:cs="Times New Roman"/>
+          <w:noProof/>
+          <w:lang w:val="en-US"/>
+        </w:rPr>
+        <w:t xml:space="preserve"> chương trình giảng dạy trực tuyến</w:t>
+      </w:r>
+      <w:r>
+        <w:rPr>
+          <w:rFonts w:cs="Times New Roman"/>
+          <w:noProof/>
+          <w:lang w:val="en-US"/>
+        </w:rPr>
+        <w:t xml:space="preserve"> được chiếu trên truyền hình, </w:t>
+      </w:r>
+      <w:r>
+        <w:rPr>
+          <w:rFonts w:cs="Times New Roman"/>
+          <w:noProof/>
+        </w:rPr>
+        <w:t xml:space="preserve">học </w:t>
+      </w:r>
+      <w:r>
+        <w:rPr>
+          <w:rFonts w:cs="Times New Roman"/>
+          <w:noProof/>
+          <w:lang w:val="en-US"/>
+        </w:rPr>
+        <w:t xml:space="preserve">các khoá học </w:t>
+      </w:r>
+      <w:r>
+        <w:rPr>
+          <w:rFonts w:cs="Times New Roman"/>
+          <w:noProof/>
+        </w:rPr>
+        <w:t>thông qua</w:t>
+      </w:r>
+      <w:r>
+        <w:rPr>
+          <w:rFonts w:cs="Times New Roman"/>
+          <w:noProof/>
+          <w:lang w:val="en-US"/>
+        </w:rPr>
+        <w:t xml:space="preserve"> video trên các </w:t>
+      </w:r>
+      <w:r>
+        <w:rPr>
+          <w:rFonts w:cs="Times New Roman"/>
+          <w:noProof/>
+          <w:lang w:val="en-US"/>
+        </w:rPr>
+        <w:t>nền tảng học tập trực tuyến</w:t>
+      </w:r>
+      <w:r>
+        <w:rPr>
+          <w:rFonts w:cs="Times New Roman"/>
+          <w:noProof/>
+          <w:lang w:val="en-US"/>
+        </w:rPr>
+        <w:t>, và đặc biệt không thể không nhắc đến việc tự học thông qua sách.</w:t>
+      </w:r>
+    </w:p>
+    <w:p>
+      <w:pPr>
+        <w:spacing w:after="200"/>
+        <w:jc w:val="both"/>
+        <w:rPr>
+          <w:rFonts w:cs="Times New Roman"/>
+          <w:bCs/>
+          <w:noProof/>
+          <w:szCs w:val="18"/>
+        </w:rPr>
+      </w:pPr>
+      <w:r>
+        <w:rPr>
+          <w:rFonts w:cs="Times New Roman"/>
+          <w:noProof/>
+          <w:lang w:val="en-US"/>
+        </w:rPr>
+        <w:t xml:space="preserve">Có thể thấy rằng, so với </w:t>
+      </w:r>
+      <w:r>
+        <w:rPr>
+          <w:rFonts w:cs="Times New Roman"/>
+          <w:noProof/>
+          <w:lang w:val="en-US"/>
+        </w:rPr>
+        <w:t>những</w:t>
+      </w:r>
+      <w:r>
+        <w:rPr>
+          <w:rFonts w:cs="Times New Roman"/>
+          <w:noProof/>
+          <w:lang w:val="en-US"/>
+        </w:rPr>
+        <w:t xml:space="preserve"> loại mặt hàng khác trên thị trường</w:t>
+      </w:r>
+      <w:r>
+        <w:rPr>
+          <w:rFonts w:cs="Times New Roman"/>
+          <w:noProof/>
+          <w:lang w:val="en-US"/>
+        </w:rPr>
+        <w:t xml:space="preserve"> </w:t>
+      </w:r>
+      <w:r>
+        <w:rPr>
+          <w:rFonts w:cs="Times New Roman"/>
+          <w:noProof/>
+          <w:lang/>
+        </w:rPr>
+        <w:t>thì</w:t>
+      </w:r>
+      <w:r>
+        <w:rPr>
+          <w:rFonts w:cs="Times New Roman"/>
+          <w:noProof/>
+          <w:lang w:val="en-US"/>
+        </w:rPr>
+        <w:t xml:space="preserve"> sách được phần lớn người tiêu dùng tin tưởng chọn mua bằng hình thức đặt hàng qua mạng. Với các thông tin chi tiết như: tựa sách, tác giả, nhà xuất bản,</w:t>
+      </w:r>
+      <w:r>
+        <w:rPr>
+          <w:rFonts w:cs="Times New Roman"/>
+          <w:noProof/>
+          <w:lang w:val="en-US"/>
+        </w:rPr>
+        <w:t xml:space="preserve"> năm và số lần tái bản</w:t>
+      </w:r>
+      <w:r>
+        <w:rPr>
+          <w:rFonts w:cs="Times New Roman"/>
+          <w:noProof/>
+          <w:lang w:val="en-US"/>
+        </w:rPr>
+        <w:t>,</w:t>
+      </w:r>
+      <w:r>
+        <w:rPr>
+          <w:rFonts w:cs="Times New Roman"/>
+          <w:noProof/>
+          <w:lang w:val="en-US"/>
+        </w:rPr>
+        <w:t>… được trình bày rõ ràng</w:t>
+      </w:r>
+      <w:r>
+        <w:rPr>
+          <w:rFonts w:cs="Times New Roman"/>
+          <w:noProof/>
+          <w:lang w:val="en-US"/>
+        </w:rPr>
+        <w:t xml:space="preserve"> và</w:t>
+      </w:r>
+      <w:r>
+        <w:rPr>
+          <w:rFonts w:cs="Times New Roman"/>
+          <w:noProof/>
+          <w:lang w:val="en-US"/>
+        </w:rPr>
+        <w:t xml:space="preserve"> đầy đủ, khách hàng hoàn toàn có thể tự </w:t>
+      </w:r>
+      <w:r>
+        <w:rPr>
+          <w:rFonts w:cs="Times New Roman"/>
+          <w:noProof/>
+          <w:lang w:val="en-US"/>
+        </w:rPr>
+        <w:t>tra cứu</w:t>
+      </w:r>
+      <w:r>
+        <w:rPr>
+          <w:rFonts w:cs="Times New Roman"/>
+          <w:noProof/>
+          <w:lang w:val="en-US"/>
+        </w:rPr>
+        <w:t xml:space="preserve"> và chọn lựa những quyển sách phù hợp với nhu cầu của mình. Hơn nữa, khách hàng còn có thể tìm đọc nội dung chính, cũng như các bài viết đánh giá trên các website, diễn đàn để tham khảo, từ đó rút ngắn thời gian lựa chọn sản phẩm, thực hiện thanh toán nhanh chóng, tiện lợi</w:t>
+      </w:r>
+      <w:r>
+        <w:rPr>
+          <w:rFonts w:cs="Times New Roman"/>
+          <w:noProof/>
+          <w:lang w:val="en-US"/>
+        </w:rPr>
+        <w:t>.</w:t>
       </w:r>
     </w:p>
     <w:p>
@@ -2119,6 +2717,7 @@
     </w:p>
     <w:p>
       <w:pPr>
+        <w:jc w:val="both"/>
         <w:rPr>
           <w:rFonts w:cs="Times New Roman"/>
           <w:noProof/>
@@ -2150,13 +2749,16 @@
         <w:rPr>
           <w:noProof/>
         </w:rPr>
+        <w:lastRenderedPageBreak/>
         <w:t>ĐỊNH NGHĨA CÁC YÊU CẦU NGƯỜI DÙNG</w:t>
       </w:r>
       <w:bookmarkEnd w:id="10"/>
     </w:p>
     <w:p>
       <w:pPr>
-        <w:rPr>
+        <w:jc w:val="both"/>
+        <w:rPr>
+          <w:rFonts w:cs="Times New Roman"/>
           <w:lang w:val="en-US"/>
         </w:rPr>
       </w:pPr>
@@ -2191,7 +2793,9 @@
     </w:p>
     <w:p>
       <w:pPr>
-        <w:rPr>
+        <w:jc w:val="both"/>
+        <w:rPr>
+          <w:rFonts w:cs="Times New Roman"/>
           <w:lang w:val="en-US"/>
         </w:rPr>
       </w:pPr>
@@ -2226,7 +2830,9 @@
     </w:p>
     <w:p>
       <w:pPr>
-        <w:rPr>
+        <w:jc w:val="both"/>
+        <w:rPr>
+          <w:rFonts w:cs="Times New Roman"/>
           <w:lang w:val="en-US"/>
         </w:rPr>
       </w:pPr>
@@ -2284,6 +2890,7 @@
     <w:p>
       <w:pPr>
         <w:pStyle w:val="Heading3"/>
+        <w:jc w:val="both"/>
         <w:rPr>
           <w:noProof/>
         </w:rPr>
@@ -2304,33 +2911,31 @@
           <w:ilvl w:val="3"/>
           <w:numId w:val="1"/>
         </w:numPr>
-        <w:rPr>
-          <w:rFonts w:cs="Times New Roman"/>
-          <w:lang w:val="en-US"/>
-        </w:rPr>
-      </w:pPr>
-      <w:r>
-        <w:rPr>
-          <w:rFonts w:cs="Times New Roman"/>
-          <w:lang w:val="en-US"/>
-        </w:rPr>
-        <w:t xml:space="preserve">Sơ đồ </w:t>
-      </w:r>
-      <w:r>
-        <w:rPr>
-          <w:rFonts w:cs="Times New Roman"/>
-          <w:lang w:val="en-US"/>
-        </w:rPr>
-        <w:t>Use Case</w:t>
+        <w:jc w:val="both"/>
+        <w:rPr>
+          <w:rFonts w:cs="Times New Roman"/>
+          <w:lang w:val="en-US"/>
+        </w:rPr>
+      </w:pPr>
+      <w:r>
+        <w:rPr>
+          <w:rFonts w:cs="Times New Roman"/>
+          <w:lang w:val="en-US"/>
+        </w:rPr>
+        <w:t>Sơ đồ Use Case</w:t>
       </w:r>
     </w:p>
     <w:p>
       <w:pPr>
         <w:keepNext/>
-        <w:jc w:val="center"/>
-      </w:pPr>
-      <w:r>
-        <w:rPr>
+        <w:jc w:val="both"/>
+        <w:rPr>
+          <w:rFonts w:cs="Times New Roman"/>
+        </w:rPr>
+      </w:pPr>
+      <w:r>
+        <w:rPr>
+          <w:rFonts w:cs="Times New Roman"/>
           <w:noProof/>
           <w:lang w:val="en-US"/>
         </w:rPr>
@@ -2390,58 +2995,92 @@
     <w:p>
       <w:pPr>
         <w:pStyle w:val="Caption"/>
+        <w:spacing w:line="360" w:lineRule="auto"/>
+        <w:jc w:val="both"/>
+        <w:rPr>
+          <w:rFonts w:cs="Times New Roman"/>
+        </w:rPr>
       </w:pPr>
       <w:bookmarkStart w:id="16" w:name="_Toc89015207"/>
       <w:r>
+        <w:rPr>
+          <w:rFonts w:cs="Times New Roman"/>
+        </w:rPr>
         <w:t xml:space="preserve">Hình </w:t>
       </w:r>
       <w:r>
+        <w:rPr>
+          <w:rFonts w:cs="Times New Roman"/>
+        </w:rPr>
         <w:fldChar w:fldCharType="begin"/>
       </w:r>
       <w:r>
+        <w:rPr>
+          <w:rFonts w:cs="Times New Roman"/>
+        </w:rPr>
         <w:instrText xml:space="preserve"> STYLEREF 1 \s </w:instrText>
       </w:r>
       <w:r>
+        <w:rPr>
+          <w:rFonts w:cs="Times New Roman"/>
+        </w:rPr>
         <w:fldChar w:fldCharType="separate"/>
       </w:r>
       <w:r>
         <w:rPr>
+          <w:rFonts w:cs="Times New Roman"/>
           <w:noProof/>
         </w:rPr>
         <w:t>6</w:t>
       </w:r>
       <w:r>
         <w:rPr>
+          <w:rFonts w:cs="Times New Roman"/>
           <w:noProof/>
         </w:rPr>
         <w:fldChar w:fldCharType="end"/>
       </w:r>
       <w:r>
+        <w:rPr>
+          <w:rFonts w:cs="Times New Roman"/>
+        </w:rPr>
         <w:t>.</w:t>
       </w:r>
       <w:r>
+        <w:rPr>
+          <w:rFonts w:cs="Times New Roman"/>
+        </w:rPr>
         <w:fldChar w:fldCharType="begin"/>
       </w:r>
       <w:r>
+        <w:rPr>
+          <w:rFonts w:cs="Times New Roman"/>
+        </w:rPr>
         <w:instrText xml:space="preserve"> SEQ Hình \* ARABIC \s 1 </w:instrText>
       </w:r>
       <w:r>
+        <w:rPr>
+          <w:rFonts w:cs="Times New Roman"/>
+        </w:rPr>
         <w:fldChar w:fldCharType="separate"/>
       </w:r>
       <w:r>
         <w:rPr>
+          <w:rFonts w:cs="Times New Roman"/>
           <w:noProof/>
         </w:rPr>
         <w:t>1</w:t>
       </w:r>
       <w:r>
         <w:rPr>
+          <w:rFonts w:cs="Times New Roman"/>
           <w:noProof/>
         </w:rPr>
         <w:fldChar w:fldCharType="end"/>
       </w:r>
       <w:r>
         <w:rPr>
+          <w:rFonts w:cs="Times New Roman"/>
           <w:noProof/>
         </w:rPr>
         <w:t>: Use Case tổng quan</w:t>
@@ -2455,24 +3094,18 @@
           <w:ilvl w:val="3"/>
           <w:numId w:val="1"/>
         </w:numPr>
-        <w:rPr>
-          <w:rFonts w:cs="Times New Roman"/>
-          <w:lang w:val="en-US"/>
-        </w:rPr>
-      </w:pPr>
-      <w:r>
-        <w:rPr>
-          <w:rFonts w:cs="Times New Roman"/>
-          <w:lang w:val="en-US"/>
-        </w:rPr>
-        <w:t xml:space="preserve">Đặc tả </w:t>
-      </w:r>
-      <w:r>
-        <w:rPr>
-          <w:rFonts w:cs="Times New Roman"/>
-          <w:lang w:val="en-US"/>
-        </w:rPr>
-        <w:t>Use Case đăng ký tài khoản</w:t>
+        <w:jc w:val="both"/>
+        <w:rPr>
+          <w:rFonts w:cs="Times New Roman"/>
+          <w:lang w:val="en-US"/>
+        </w:rPr>
+      </w:pPr>
+      <w:r>
+        <w:rPr>
+          <w:rFonts w:cs="Times New Roman"/>
+          <w:lang w:val="en-US"/>
+        </w:rPr>
+        <w:t>Đặc tả Use Case đăng ký tài khoản</w:t>
       </w:r>
     </w:p>
     <w:tbl>
@@ -2492,6 +3125,7 @@
           </w:tcPr>
           <w:p>
             <w:pPr>
+              <w:jc w:val="both"/>
               <w:rPr>
                 <w:b/>
                 <w:bCs/>
@@ -2518,6 +3152,7 @@
           </w:tcPr>
           <w:p>
             <w:pPr>
+              <w:jc w:val="both"/>
               <w:rPr>
                 <w:noProof/>
                 <w:szCs w:val="26"/>
@@ -2542,6 +3177,7 @@
           </w:tcPr>
           <w:p>
             <w:pPr>
+              <w:jc w:val="both"/>
               <w:rPr>
                 <w:b/>
                 <w:bCs/>
@@ -2568,6 +3204,7 @@
           </w:tcPr>
           <w:p>
             <w:pPr>
+              <w:jc w:val="both"/>
               <w:rPr>
                 <w:noProof/>
                 <w:szCs w:val="26"/>
@@ -2592,6 +3229,7 @@
           </w:tcPr>
           <w:p>
             <w:pPr>
+              <w:jc w:val="both"/>
               <w:rPr>
                 <w:b/>
                 <w:bCs/>
@@ -2618,6 +3256,7 @@
           </w:tcPr>
           <w:p>
             <w:pPr>
+              <w:jc w:val="both"/>
               <w:rPr>
                 <w:noProof/>
                 <w:szCs w:val="26"/>
@@ -2642,6 +3281,7 @@
           </w:tcPr>
           <w:p>
             <w:pPr>
+              <w:jc w:val="both"/>
               <w:rPr>
                 <w:b/>
                 <w:bCs/>
@@ -2669,6 +3309,7 @@
           </w:tcPr>
           <w:p>
             <w:pPr>
+              <w:jc w:val="both"/>
               <w:rPr>
                 <w:noProof/>
                 <w:szCs w:val="26"/>
@@ -2693,6 +3334,7 @@
           </w:tcPr>
           <w:p>
             <w:pPr>
+              <w:jc w:val="both"/>
               <w:rPr>
                 <w:b/>
                 <w:bCs/>
@@ -2719,6 +3361,7 @@
           </w:tcPr>
           <w:p>
             <w:pPr>
+              <w:jc w:val="both"/>
               <w:rPr>
                 <w:noProof/>
                 <w:szCs w:val="26"/>
@@ -2743,6 +3386,7 @@
           </w:tcPr>
           <w:p>
             <w:pPr>
+              <w:jc w:val="both"/>
               <w:rPr>
                 <w:b/>
                 <w:bCs/>
@@ -2769,6 +3413,7 @@
           </w:tcPr>
           <w:p>
             <w:pPr>
+              <w:jc w:val="both"/>
               <w:rPr>
                 <w:noProof/>
                 <w:szCs w:val="26"/>
@@ -2798,6 +3443,7 @@
           </w:tcPr>
           <w:p>
             <w:pPr>
+              <w:jc w:val="both"/>
               <w:rPr>
                 <w:b/>
                 <w:bCs/>
@@ -2869,6 +3515,7 @@
           </w:tcPr>
           <w:p>
             <w:pPr>
+              <w:jc w:val="both"/>
               <w:rPr>
                 <w:b/>
                 <w:bCs/>
@@ -3028,6 +3675,7 @@
           </w:tcPr>
           <w:p>
             <w:pPr>
+              <w:jc w:val="both"/>
               <w:rPr>
                 <w:b/>
                 <w:bCs/>
@@ -3054,6 +3702,7 @@
           </w:tcPr>
           <w:p>
             <w:pPr>
+              <w:jc w:val="both"/>
               <w:rPr>
                 <w:noProof/>
                 <w:lang w:val="en-US"/>
@@ -3076,6 +3725,7 @@
           </w:tcPr>
           <w:p>
             <w:pPr>
+              <w:jc w:val="both"/>
               <w:rPr>
                 <w:b/>
                 <w:bCs/>
@@ -3103,6 +3753,7 @@
           <w:p>
             <w:pPr>
               <w:ind w:left="360"/>
+              <w:jc w:val="both"/>
               <w:rPr>
                 <w:noProof/>
                 <w:lang w:val="en-US"/>
@@ -3132,6 +3783,7 @@
           <w:p>
             <w:pPr>
               <w:ind w:left="360"/>
+              <w:jc w:val="both"/>
               <w:rPr>
                 <w:i/>
                 <w:iCs/>
@@ -3152,6 +3804,7 @@
           <w:p>
             <w:pPr>
               <w:ind w:left="360"/>
+              <w:jc w:val="both"/>
               <w:rPr>
                 <w:noProof/>
               </w:rPr>
@@ -3212,6 +3865,7 @@
           <w:p>
             <w:pPr>
               <w:ind w:left="360"/>
+              <w:jc w:val="both"/>
               <w:rPr>
                 <w:noProof/>
                 <w:lang w:val="en-US"/>
@@ -3230,6 +3884,7 @@
           <w:p>
             <w:pPr>
               <w:ind w:left="360"/>
+              <w:jc w:val="both"/>
               <w:rPr>
                 <w:noProof/>
                 <w:lang w:val="en-US"/>
@@ -3260,6 +3915,7 @@
             <w:pPr>
               <w:keepNext/>
               <w:ind w:left="360"/>
+              <w:jc w:val="both"/>
               <w:rPr>
                 <w:i/>
                 <w:iCs/>
@@ -3284,6 +3940,7 @@
       <w:pPr>
         <w:pStyle w:val="Caption"/>
         <w:spacing w:line="360" w:lineRule="auto"/>
+        <w:jc w:val="both"/>
         <w:rPr>
           <w:rFonts w:cs="Times New Roman"/>
         </w:rPr>
@@ -3374,6 +4031,7 @@
     <w:p>
       <w:pPr>
         <w:pStyle w:val="Heading3"/>
+        <w:jc w:val="both"/>
         <w:rPr>
           <w:noProof/>
         </w:rPr>
@@ -3390,6 +4048,7 @@
     <w:p>
       <w:pPr>
         <w:pStyle w:val="Heading3"/>
+        <w:jc w:val="both"/>
       </w:pPr>
       <w:bookmarkStart w:id="19" w:name="_Toc89015203"/>
       <w:r>
@@ -3417,6 +4076,7 @@
     <w:p>
       <w:pPr>
         <w:pStyle w:val="Heading3"/>
+        <w:jc w:val="both"/>
         <w:rPr>
           <w:noProof/>
         </w:rPr>

--- a/bai-tap/bai-tap-nhom/Bài tập nhóm - Quản lý nhà sách/Báo cáo Bài tập nhóm - Quản lý nhà sách.docx
+++ b/bai-tap/bai-tap-nhom/Bài tập nhóm - Quản lý nhà sách/Báo cáo Bài tập nhóm - Quản lý nhà sách.docx
@@ -13,8 +13,8 @@
           <w:szCs w:val="26"/>
         </w:rPr>
       </w:pPr>
-      <w:bookmarkStart w:id="0" w:name="_Toc51060025"/>
-      <w:bookmarkStart w:id="1" w:name="_Toc51061469"/>
+      <w:bookmarkStart w:id="0" w:name="_Toc51061469"/>
+      <w:bookmarkStart w:id="1" w:name="_Toc51060025"/>
       <w:r>
         <w:rPr>
           <w:rFonts w:cs="Times New Roman"/>
@@ -2472,23 +2472,7 @@
           <w:noProof/>
           <w:lang w:val="en-US"/>
         </w:rPr>
-        <w:t xml:space="preserve"> trở nên dễ dàng hơn bao giờ hết khi người học có thể thoải mái lựa chọn hình thức học mà bản thân cảm thấy </w:t>
-      </w:r>
-      <w:r>
-        <w:rPr>
-          <w:rFonts w:cs="Times New Roman"/>
-          <w:noProof/>
-          <w:lang w:val="en-US"/>
-        </w:rPr>
-        <w:t xml:space="preserve">phù hợp </w:t>
-      </w:r>
-      <w:r>
-        <w:rPr>
-          <w:rFonts w:cs="Times New Roman"/>
-          <w:noProof/>
-          <w:lang w:val="en-US"/>
-        </w:rPr>
-        <w:t xml:space="preserve">và thoải mái nhất. </w:t>
+        <w:t xml:space="preserve"> trở nên dễ dàng hơn bao giờ hết khi người học có thể thoải mái lựa chọn hình thức học mà bản thân cảm thấy phù hợp và thoải mái nhất. </w:t>
       </w:r>
       <w:r>
         <w:rPr>
@@ -2542,23 +2526,191 @@
           <w:noProof/>
           <w:lang w:val="en-US"/>
         </w:rPr>
-        <w:t xml:space="preserve"> video trên các </w:t>
-      </w:r>
-      <w:r>
-        <w:rPr>
-          <w:rFonts w:cs="Times New Roman"/>
-          <w:noProof/>
-          <w:lang w:val="en-US"/>
-        </w:rPr>
-        <w:t>nền tảng học tập trực tuyến</w:t>
-      </w:r>
-      <w:r>
-        <w:rPr>
-          <w:rFonts w:cs="Times New Roman"/>
-          <w:noProof/>
-          <w:lang w:val="en-US"/>
-        </w:rPr>
-        <w:t>, và đặc biệt không thể không nhắc đến việc tự học thông qua sách.</w:t>
+        <w:t xml:space="preserve"> video trên các nền tảng học tập trực tuyến, và đặc biệt không thể không nhắc đến việc tự học thông qua sách.</w:t>
+      </w:r>
+      <w:r>
+        <w:rPr>
+          <w:rFonts w:cs="Times New Roman"/>
+          <w:noProof/>
+          <w:lang w:val="en-US"/>
+        </w:rPr>
+        <w:t xml:space="preserve"> Có rất nhiều ưu điểm của việc đọc sách</w:t>
+      </w:r>
+      <w:r>
+        <w:rPr>
+          <w:rFonts w:cs="Times New Roman"/>
+          <w:noProof/>
+          <w:lang w:val="en-US"/>
+        </w:rPr>
+        <w:t xml:space="preserve"> khiến cho dù cuộc sống có hiện đại đến mấy cũng không thể làm mai một đi văn hoá đọc. </w:t>
+      </w:r>
+      <w:r>
+        <w:rPr>
+          <w:rFonts w:cs="Times New Roman"/>
+          <w:noProof/>
+          <w:lang w:val="en-US"/>
+        </w:rPr>
+        <w:t>Các nghiên cứu đã chỉ ra rằng bộ não con người</w:t>
+      </w:r>
+      <w:r>
+        <w:rPr>
+          <w:rFonts w:cs="Times New Roman"/>
+          <w:noProof/>
+          <w:lang w:val="en-US"/>
+        </w:rPr>
+        <w:t xml:space="preserve"> sẽ</w:t>
+      </w:r>
+      <w:r>
+        <w:rPr>
+          <w:rFonts w:cs="Times New Roman"/>
+          <w:noProof/>
+          <w:lang w:val="en-US"/>
+        </w:rPr>
+        <w:t xml:space="preserve"> lưu giữ</w:t>
+      </w:r>
+      <w:r>
+        <w:rPr>
+          <w:rFonts w:cs="Times New Roman"/>
+          <w:noProof/>
+          <w:lang w:val="en-US"/>
+        </w:rPr>
+        <w:t xml:space="preserve"> được</w:t>
+      </w:r>
+      <w:r>
+        <w:rPr>
+          <w:rFonts w:cs="Times New Roman"/>
+          <w:noProof/>
+          <w:lang w:val="en-US"/>
+        </w:rPr>
+        <w:t xml:space="preserve"> nhiều thông tin hơn khi</w:t>
+      </w:r>
+      <w:r>
+        <w:rPr>
+          <w:rFonts w:cs="Times New Roman"/>
+          <w:noProof/>
+          <w:lang w:val="en-US"/>
+        </w:rPr>
+        <w:t xml:space="preserve"> </w:t>
+      </w:r>
+      <w:r>
+        <w:rPr>
+          <w:rFonts w:cs="Times New Roman"/>
+          <w:noProof/>
+          <w:lang w:val="en-US"/>
+        </w:rPr>
+        <w:t>chủ động</w:t>
+      </w:r>
+      <w:r>
+        <w:rPr>
+          <w:rFonts w:cs="Times New Roman"/>
+          <w:noProof/>
+          <w:lang w:val="en-US"/>
+        </w:rPr>
+        <w:t xml:space="preserve"> </w:t>
+      </w:r>
+      <w:r>
+        <w:rPr>
+          <w:rFonts w:cs="Times New Roman"/>
+          <w:noProof/>
+          <w:lang w:val="en-US"/>
+        </w:rPr>
+        <w:t xml:space="preserve">tiếp </w:t>
+      </w:r>
+      <w:r>
+        <w:rPr>
+          <w:rFonts w:cs="Times New Roman"/>
+          <w:noProof/>
+          <w:lang w:val="en-US"/>
+        </w:rPr>
+        <w:t>thu</w:t>
+      </w:r>
+      <w:r>
+        <w:rPr>
+          <w:rFonts w:cs="Times New Roman"/>
+          <w:noProof/>
+          <w:lang w:val="en-US"/>
+        </w:rPr>
+        <w:t xml:space="preserve"> kiến thức</w:t>
+      </w:r>
+      <w:r>
+        <w:rPr>
+          <w:rFonts w:cs="Times New Roman"/>
+          <w:noProof/>
+          <w:lang w:val="en-US"/>
+        </w:rPr>
+        <w:t xml:space="preserve"> </w:t>
+      </w:r>
+      <w:r>
+        <w:rPr>
+          <w:rFonts w:cs="Times New Roman"/>
+          <w:noProof/>
+          <w:lang w:val="en-US"/>
+        </w:rPr>
+        <w:t>và tích luỹ nó</w:t>
+      </w:r>
+      <w:r>
+        <w:rPr>
+          <w:rFonts w:cs="Times New Roman"/>
+          <w:noProof/>
+          <w:lang w:val="en-US"/>
+        </w:rPr>
+        <w:t xml:space="preserve"> trong một thời gian dài</w:t>
+      </w:r>
+      <w:r>
+        <w:rPr>
+          <w:rFonts w:cs="Times New Roman"/>
+          <w:noProof/>
+          <w:lang w:val="en-US"/>
+        </w:rPr>
+        <w:t>,</w:t>
+      </w:r>
+      <w:r>
+        <w:rPr>
+          <w:rFonts w:cs="Times New Roman"/>
+          <w:noProof/>
+          <w:lang w:val="en-US"/>
+        </w:rPr>
+        <w:t xml:space="preserve"> </w:t>
+      </w:r>
+      <w:r>
+        <w:rPr>
+          <w:rFonts w:cs="Times New Roman"/>
+          <w:noProof/>
+          <w:lang w:val="en-US"/>
+        </w:rPr>
+        <w:t>và việc đ</w:t>
+      </w:r>
+      <w:r>
+        <w:rPr>
+          <w:rFonts w:cs="Times New Roman"/>
+          <w:noProof/>
+          <w:lang w:val="en-US"/>
+        </w:rPr>
+        <w:t>ọc</w:t>
+      </w:r>
+      <w:r>
+        <w:rPr>
+          <w:rFonts w:cs="Times New Roman"/>
+          <w:noProof/>
+          <w:lang w:val="en-US"/>
+        </w:rPr>
+        <w:t xml:space="preserve"> sách</w:t>
+      </w:r>
+      <w:r>
+        <w:rPr>
+          <w:rFonts w:cs="Times New Roman"/>
+          <w:noProof/>
+          <w:lang w:val="en-US"/>
+        </w:rPr>
+        <w:t xml:space="preserve"> là một </w:t>
+      </w:r>
+      <w:r>
+        <w:rPr>
+          <w:rFonts w:cs="Times New Roman"/>
+          <w:noProof/>
+          <w:lang w:val="en-US"/>
+        </w:rPr>
+        <w:t>quá trình như vậy.</w:t>
       </w:r>
     </w:p>
     <w:p>
@@ -2608,7 +2760,6 @@
         <w:rPr>
           <w:rFonts w:cs="Times New Roman"/>
           <w:noProof/>
-          <w:lang/>
         </w:rPr>
         <w:t>thì</w:t>
       </w:r>
@@ -2626,7 +2777,23 @@
           <w:noProof/>
           <w:lang w:val="en-US"/>
         </w:rPr>
-        <w:t xml:space="preserve"> năm và số lần tái bản</w:t>
+        <w:t xml:space="preserve"> năm</w:t>
+      </w:r>
+      <w:r>
+        <w:rPr>
+          <w:rFonts w:cs="Times New Roman"/>
+          <w:noProof/>
+          <w:lang w:val="en-US"/>
+        </w:rPr>
+        <w:t xml:space="preserve"> xuất bản</w:t>
+      </w:r>
+      <w:r>
+        <w:rPr>
+          <w:rFonts w:cs="Times New Roman"/>
+          <w:noProof/>
+          <w:lang w:val="en-US"/>
+        </w:rPr>
+        <w:t xml:space="preserve"> và số lần tái bản</w:t>
       </w:r>
       <w:r>
         <w:rPr>
@@ -2658,7 +2825,55 @@
           <w:noProof/>
           <w:lang w:val="en-US"/>
         </w:rPr>
-        <w:t xml:space="preserve"> đầy đủ, khách hàng hoàn toàn có thể tự </w:t>
+        <w:t xml:space="preserve"> đầy đủ,</w:t>
+      </w:r>
+      <w:r>
+        <w:rPr>
+          <w:rFonts w:cs="Times New Roman"/>
+          <w:noProof/>
+          <w:lang w:val="en-US"/>
+        </w:rPr>
+        <w:t xml:space="preserve"> những</w:t>
+      </w:r>
+      <w:r>
+        <w:rPr>
+          <w:rFonts w:cs="Times New Roman"/>
+          <w:noProof/>
+          <w:lang w:val="en-US"/>
+        </w:rPr>
+        <w:t xml:space="preserve"> </w:t>
+      </w:r>
+      <w:r>
+        <w:rPr>
+          <w:rFonts w:cs="Times New Roman"/>
+          <w:noProof/>
+          <w:lang w:val="en-US"/>
+        </w:rPr>
+        <w:t>độc giả</w:t>
+      </w:r>
+      <w:r>
+        <w:rPr>
+          <w:rFonts w:cs="Times New Roman"/>
+          <w:noProof/>
+          <w:lang w:val="en-US"/>
+        </w:rPr>
+        <w:t xml:space="preserve"> </w:t>
+      </w:r>
+      <w:r>
+        <w:rPr>
+          <w:rFonts w:cs="Times New Roman"/>
+          <w:noProof/>
+          <w:lang w:val="en-US"/>
+        </w:rPr>
+        <w:t xml:space="preserve">yêu sách </w:t>
+      </w:r>
+      <w:r>
+        <w:rPr>
+          <w:rFonts w:cs="Times New Roman"/>
+          <w:noProof/>
+          <w:lang w:val="en-US"/>
+        </w:rPr>
+        <w:t xml:space="preserve">hoàn toàn có thể tự </w:t>
       </w:r>
       <w:r>
         <w:rPr>
@@ -2674,7 +2889,111 @@
           <w:noProof/>
           <w:lang w:val="en-US"/>
         </w:rPr>
-        <w:t xml:space="preserve"> và chọn lựa những quyển sách phù hợp với nhu cầu của mình. Hơn nữa, khách hàng còn có thể tìm đọc nội dung chính, cũng như các bài viết đánh giá trên các website, diễn đàn để tham khảo, từ đó rút ngắn thời gian lựa chọn sản phẩm, thực hiện thanh toán nhanh chóng, tiện lợi</w:t>
+        <w:t xml:space="preserve"> thông tin</w:t>
+      </w:r>
+      <w:r>
+        <w:rPr>
+          <w:rFonts w:cs="Times New Roman"/>
+          <w:noProof/>
+          <w:lang w:val="en-US"/>
+        </w:rPr>
+        <w:t xml:space="preserve"> và chọn lựa những </w:t>
+      </w:r>
+      <w:r>
+        <w:rPr>
+          <w:rFonts w:cs="Times New Roman"/>
+          <w:noProof/>
+          <w:lang w:val="en-US"/>
+        </w:rPr>
+        <w:t>đầu</w:t>
+      </w:r>
+      <w:r>
+        <w:rPr>
+          <w:rFonts w:cs="Times New Roman"/>
+          <w:noProof/>
+          <w:lang w:val="en-US"/>
+        </w:rPr>
+        <w:t xml:space="preserve"> sách phù hợp với nhu cầu của mình. Hơn nữa, </w:t>
+      </w:r>
+      <w:r>
+        <w:rPr>
+          <w:rFonts w:cs="Times New Roman"/>
+          <w:noProof/>
+          <w:lang w:val="en-US"/>
+        </w:rPr>
+        <w:t>độc giả</w:t>
+      </w:r>
+      <w:r>
+        <w:rPr>
+          <w:rFonts w:cs="Times New Roman"/>
+          <w:noProof/>
+          <w:lang w:val="en-US"/>
+        </w:rPr>
+        <w:t xml:space="preserve"> còn có thể tìm đọc</w:t>
+      </w:r>
+      <w:r>
+        <w:rPr>
+          <w:rFonts w:cs="Times New Roman"/>
+          <w:noProof/>
+          <w:lang w:val="en-US"/>
+        </w:rPr>
+        <w:t xml:space="preserve"> các</w:t>
+      </w:r>
+      <w:r>
+        <w:rPr>
+          <w:rFonts w:cs="Times New Roman"/>
+          <w:noProof/>
+          <w:lang w:val="en-US"/>
+        </w:rPr>
+        <w:t xml:space="preserve"> bài</w:t>
+      </w:r>
+      <w:r>
+        <w:rPr>
+          <w:rFonts w:cs="Times New Roman"/>
+          <w:noProof/>
+          <w:lang w:val="en-US"/>
+        </w:rPr>
+        <w:t xml:space="preserve"> tóm tắt</w:t>
+      </w:r>
+      <w:r>
+        <w:rPr>
+          <w:rFonts w:cs="Times New Roman"/>
+          <w:noProof/>
+          <w:lang w:val="en-US"/>
+        </w:rPr>
+        <w:t xml:space="preserve"> nội dung chính, cũng như </w:t>
+      </w:r>
+      <w:r>
+        <w:rPr>
+          <w:rFonts w:cs="Times New Roman"/>
+          <w:noProof/>
+          <w:lang w:val="en-US"/>
+        </w:rPr>
+        <w:t xml:space="preserve">đọc </w:t>
+      </w:r>
+      <w:r>
+        <w:rPr>
+          <w:rFonts w:cs="Times New Roman"/>
+          <w:noProof/>
+          <w:lang w:val="en-US"/>
+        </w:rPr>
+        <w:t>các bài viết đánh giá trên các website, diễn đàn để tham khảo, từ đó rút ngắn thời gian lựa chọn sản phẩm</w:t>
+      </w:r>
+      <w:r>
+        <w:rPr>
+          <w:rFonts w:cs="Times New Roman"/>
+          <w:noProof/>
+          <w:lang w:val="en-US"/>
+        </w:rPr>
+        <w:t xml:space="preserve"> và</w:t>
+      </w:r>
+      <w:r>
+        <w:rPr>
+          <w:rFonts w:cs="Times New Roman"/>
+          <w:noProof/>
+          <w:lang w:val="en-US"/>
+        </w:rPr>
+        <w:t xml:space="preserve"> thực hiện thanh toán nhanh chóng, tiện lợi</w:t>
       </w:r>
       <w:r>
         <w:rPr>
@@ -2697,6 +3016,7 @@
         <w:rPr>
           <w:noProof/>
         </w:rPr>
+        <w:lastRenderedPageBreak/>
         <w:t>GIỚI THI</w:t>
       </w:r>
       <w:r>
@@ -2749,7 +3069,6 @@
         <w:rPr>
           <w:noProof/>
         </w:rPr>
-        <w:lastRenderedPageBreak/>
         <w:t>ĐỊNH NGHĨA CÁC YÊU CẦU NGƯỜI DÙNG</w:t>
       </w:r>
       <w:bookmarkEnd w:id="10"/>
@@ -2843,6 +3162,14 @@
           <w:lang w:val="en-US"/>
         </w:rPr>
         <w:t>Đề bài yêu cầu của thầy + Functional &amp; Non-functional requirement</w:t>
+      </w:r>
+      <w:r>
+        <w:rPr>
+          <w:rFonts w:cs="Times New Roman"/>
+          <w:noProof/>
+          <w:lang w:val="en-US"/>
+        </w:rPr>
+        <w:t>s</w:t>
       </w:r>
       <w:r>
         <w:rPr>

--- a/bai-tap/bai-tap-nhom/Bài tập nhóm - Quản lý nhà sách/Báo cáo Bài tập nhóm - Quản lý nhà sách.docx
+++ b/bai-tap/bai-tap-nhom/Bài tập nhóm - Quản lý nhà sách/Báo cáo Bài tập nhóm - Quản lý nhà sách.docx
@@ -1193,7 +1193,7 @@
                 <w:noProof/>
                 <w:webHidden/>
               </w:rPr>
-              <w:t>18</w:t>
+              <w:t>19</w:t>
             </w:r>
             <w:r>
               <w:rPr>
@@ -1281,7 +1281,7 @@
                 <w:noProof/>
                 <w:webHidden/>
               </w:rPr>
-              <w:t>19</w:t>
+              <w:t>20</w:t>
             </w:r>
             <w:r>
               <w:rPr>
@@ -1369,7 +1369,7 @@
                 <w:noProof/>
                 <w:webHidden/>
               </w:rPr>
-              <w:t>25</w:t>
+              <w:t>26</w:t>
             </w:r>
             <w:r>
               <w:rPr>
@@ -1457,7 +1457,7 @@
                 <w:noProof/>
                 <w:webHidden/>
               </w:rPr>
-              <w:t>25</w:t>
+              <w:t>26</w:t>
             </w:r>
             <w:r>
               <w:rPr>
@@ -1547,7 +1547,7 @@
                 <w:noProof/>
                 <w:webHidden/>
               </w:rPr>
-              <w:t>25</w:t>
+              <w:t>26</w:t>
             </w:r>
             <w:r>
               <w:rPr>
@@ -1802,7 +1802,7 @@
             <w:noProof/>
             <w:webHidden/>
           </w:rPr>
-          <w:t>18</w:t>
+          <w:t>19</w:t>
         </w:r>
         <w:r>
           <w:rPr>
@@ -1874,7 +1874,7 @@
             <w:noProof/>
             <w:webHidden/>
           </w:rPr>
-          <w:t>19</w:t>
+          <w:t>20</w:t>
         </w:r>
         <w:r>
           <w:rPr>
@@ -1946,7 +1946,7 @@
             <w:noProof/>
             <w:webHidden/>
           </w:rPr>
-          <w:t>20</w:t>
+          <w:t>21</w:t>
         </w:r>
         <w:r>
           <w:rPr>
@@ -2018,7 +2018,7 @@
             <w:noProof/>
             <w:webHidden/>
           </w:rPr>
-          <w:t>21</w:t>
+          <w:t>22</w:t>
         </w:r>
         <w:r>
           <w:rPr>
@@ -2090,7 +2090,7 @@
             <w:noProof/>
             <w:webHidden/>
           </w:rPr>
-          <w:t>22</w:t>
+          <w:t>23</w:t>
         </w:r>
         <w:r>
           <w:rPr>
@@ -2162,7 +2162,7 @@
             <w:noProof/>
             <w:webHidden/>
           </w:rPr>
-          <w:t>23</w:t>
+          <w:t>24</w:t>
         </w:r>
         <w:r>
           <w:rPr>
@@ -2234,7 +2234,7 @@
             <w:noProof/>
             <w:webHidden/>
           </w:rPr>
-          <w:t>24</w:t>
+          <w:t>25</w:t>
         </w:r>
         <w:r>
           <w:rPr>
@@ -2328,23 +2328,14 @@
         </w:rPr>
         <w:fldChar w:fldCharType="separate"/>
       </w:r>
-      <w:hyperlink w:anchor="_Toc90848354" w:history="1">
+      <w:hyperlink w:anchor="_Toc90849453" w:history="1">
         <w:r>
           <w:rPr>
             <w:rStyle w:val="Hyperlink"/>
             <w:rFonts w:cs="Times New Roman"/>
             <w:noProof/>
           </w:rPr>
-          <w:t xml:space="preserve">Bảng 4.1: Bảng đặc tả Use Case đăng </w:t>
-        </w:r>
-        <w:r>
-          <w:rPr>
-            <w:rStyle w:val="Hyperlink"/>
-            <w:rFonts w:cs="Times New Roman"/>
-            <w:noProof/>
-            <w:lang w:val="en-US"/>
-          </w:rPr>
-          <w:t>nhập</w:t>
+          <w:t>Bảng 4.1: Bảng đặc tả Use Case đăng ký tài khoản</w:t>
         </w:r>
         <w:r>
           <w:rPr>
@@ -2365,7 +2356,7 @@
             <w:noProof/>
             <w:webHidden/>
           </w:rPr>
-          <w:instrText xml:space="preserve"> PAGEREF _Toc90848354 \h </w:instrText>
+          <w:instrText xml:space="preserve"> PAGEREF _Toc90849453 \h </w:instrText>
         </w:r>
         <w:r>
           <w:rPr>
@@ -2409,14 +2400,14 @@
           <w:lang w:eastAsia="vi-VN"/>
         </w:rPr>
       </w:pPr>
-      <w:hyperlink w:anchor="_Toc90848355" w:history="1">
+      <w:hyperlink w:anchor="_Toc90849454" w:history="1">
         <w:r>
           <w:rPr>
             <w:rStyle w:val="Hyperlink"/>
             <w:rFonts w:cs="Times New Roman"/>
             <w:noProof/>
           </w:rPr>
-          <w:t xml:space="preserve">Bảng 4.2: Bảng đặc tả Use Case </w:t>
+          <w:t xml:space="preserve">Bảng 4.2: Bảng đặc tả Use Case đăng </w:t>
         </w:r>
         <w:r>
           <w:rPr>
@@ -2425,7 +2416,7 @@
             <w:noProof/>
             <w:lang w:val="en-US"/>
           </w:rPr>
-          <w:t>tra cứu sách</w:t>
+          <w:t>nhập</w:t>
         </w:r>
         <w:r>
           <w:rPr>
@@ -2446,7 +2437,7 @@
             <w:noProof/>
             <w:webHidden/>
           </w:rPr>
-          <w:instrText xml:space="preserve"> PAGEREF _Toc90848355 \h </w:instrText>
+          <w:instrText xml:space="preserve"> PAGEREF _Toc90849454 \h </w:instrText>
         </w:r>
         <w:r>
           <w:rPr>
@@ -2490,7 +2481,7 @@
           <w:lang w:eastAsia="vi-VN"/>
         </w:rPr>
       </w:pPr>
-      <w:hyperlink w:anchor="_Toc90848356" w:history="1">
+      <w:hyperlink w:anchor="_Toc90849455" w:history="1">
         <w:r>
           <w:rPr>
             <w:rStyle w:val="Hyperlink"/>
@@ -2498,6 +2489,87 @@
             <w:noProof/>
           </w:rPr>
           <w:t xml:space="preserve">Bảng 4.3: Bảng đặc tả Use Case </w:t>
+        </w:r>
+        <w:r>
+          <w:rPr>
+            <w:rStyle w:val="Hyperlink"/>
+            <w:rFonts w:cs="Times New Roman"/>
+            <w:noProof/>
+            <w:lang w:val="en-US"/>
+          </w:rPr>
+          <w:t>tra cứu sách</w:t>
+        </w:r>
+        <w:r>
+          <w:rPr>
+            <w:noProof/>
+            <w:webHidden/>
+          </w:rPr>
+          <w:tab/>
+        </w:r>
+        <w:r>
+          <w:rPr>
+            <w:noProof/>
+            <w:webHidden/>
+          </w:rPr>
+          <w:fldChar w:fldCharType="begin"/>
+        </w:r>
+        <w:r>
+          <w:rPr>
+            <w:noProof/>
+            <w:webHidden/>
+          </w:rPr>
+          <w:instrText xml:space="preserve"> PAGEREF _Toc90849455 \h </w:instrText>
+        </w:r>
+        <w:r>
+          <w:rPr>
+            <w:noProof/>
+            <w:webHidden/>
+          </w:rPr>
+        </w:r>
+        <w:r>
+          <w:rPr>
+            <w:noProof/>
+            <w:webHidden/>
+          </w:rPr>
+          <w:fldChar w:fldCharType="separate"/>
+        </w:r>
+        <w:r>
+          <w:rPr>
+            <w:noProof/>
+            <w:webHidden/>
+          </w:rPr>
+          <w:t>12</w:t>
+        </w:r>
+        <w:r>
+          <w:rPr>
+            <w:noProof/>
+            <w:webHidden/>
+          </w:rPr>
+          <w:fldChar w:fldCharType="end"/>
+        </w:r>
+      </w:hyperlink>
+    </w:p>
+    <w:p>
+      <w:pPr>
+        <w:pStyle w:val="TableofFigures"/>
+        <w:tabs>
+          <w:tab w:val="right" w:leader="dot" w:pos="9061"/>
+        </w:tabs>
+        <w:rPr>
+          <w:rFonts w:asciiTheme="minorHAnsi" w:eastAsiaTheme="minorEastAsia" w:hAnsiTheme="minorHAnsi"/>
+          <w:noProof/>
+          <w:sz w:val="22"/>
+          <w:lang w:eastAsia="vi-VN"/>
+        </w:rPr>
+      </w:pPr>
+      <w:hyperlink w:anchor="_Toc90849456" w:history="1">
+        <w:r>
+          <w:rPr>
+            <w:rStyle w:val="Hyperlink"/>
+            <w:rFonts w:cs="Times New Roman"/>
+            <w:noProof/>
+          </w:rPr>
+          <w:t xml:space="preserve">Bảng 4.4: Bảng đặc tả Use Case </w:t>
         </w:r>
         <w:r>
           <w:rPr>
@@ -2527,88 +2599,7 @@
             <w:noProof/>
             <w:webHidden/>
           </w:rPr>
-          <w:instrText xml:space="preserve"> PAGEREF _Toc90848356 \h </w:instrText>
-        </w:r>
-        <w:r>
-          <w:rPr>
-            <w:noProof/>
-            <w:webHidden/>
-          </w:rPr>
-        </w:r>
-        <w:r>
-          <w:rPr>
-            <w:noProof/>
-            <w:webHidden/>
-          </w:rPr>
-          <w:fldChar w:fldCharType="separate"/>
-        </w:r>
-        <w:r>
-          <w:rPr>
-            <w:noProof/>
-            <w:webHidden/>
-          </w:rPr>
-          <w:t>13</w:t>
-        </w:r>
-        <w:r>
-          <w:rPr>
-            <w:noProof/>
-            <w:webHidden/>
-          </w:rPr>
-          <w:fldChar w:fldCharType="end"/>
-        </w:r>
-      </w:hyperlink>
-    </w:p>
-    <w:p>
-      <w:pPr>
-        <w:pStyle w:val="TableofFigures"/>
-        <w:tabs>
-          <w:tab w:val="right" w:leader="dot" w:pos="9061"/>
-        </w:tabs>
-        <w:rPr>
-          <w:rFonts w:asciiTheme="minorHAnsi" w:eastAsiaTheme="minorEastAsia" w:hAnsiTheme="minorHAnsi"/>
-          <w:noProof/>
-          <w:sz w:val="22"/>
-          <w:lang w:eastAsia="vi-VN"/>
-        </w:rPr>
-      </w:pPr>
-      <w:hyperlink w:anchor="_Toc90848357" w:history="1">
-        <w:r>
-          <w:rPr>
-            <w:rStyle w:val="Hyperlink"/>
-            <w:rFonts w:cs="Times New Roman"/>
-            <w:noProof/>
-          </w:rPr>
-          <w:t xml:space="preserve">Bảng 4.4: Bảng đặc tả Use Case </w:t>
-        </w:r>
-        <w:r>
-          <w:rPr>
-            <w:rStyle w:val="Hyperlink"/>
-            <w:rFonts w:cs="Times New Roman"/>
-            <w:noProof/>
-            <w:lang w:val="en-US"/>
-          </w:rPr>
-          <w:t>nhập sách vào kho</w:t>
-        </w:r>
-        <w:r>
-          <w:rPr>
-            <w:noProof/>
-            <w:webHidden/>
-          </w:rPr>
-          <w:tab/>
-        </w:r>
-        <w:r>
-          <w:rPr>
-            <w:noProof/>
-            <w:webHidden/>
-          </w:rPr>
-          <w:fldChar w:fldCharType="begin"/>
-        </w:r>
-        <w:r>
-          <w:rPr>
-            <w:noProof/>
-            <w:webHidden/>
-          </w:rPr>
-          <w:instrText xml:space="preserve"> PAGEREF _Toc90848357 \h </w:instrText>
+          <w:instrText xml:space="preserve"> PAGEREF _Toc90849456 \h </w:instrText>
         </w:r>
         <w:r>
           <w:rPr>
@@ -2652,7 +2643,7 @@
           <w:lang w:eastAsia="vi-VN"/>
         </w:rPr>
       </w:pPr>
-      <w:hyperlink w:anchor="_Toc90848358" w:history="1">
+      <w:hyperlink w:anchor="_Toc90849457" w:history="1">
         <w:r>
           <w:rPr>
             <w:rStyle w:val="Hyperlink"/>
@@ -2660,6 +2651,87 @@
             <w:noProof/>
           </w:rPr>
           <w:t xml:space="preserve">Bảng 4.5: Bảng đặc tả Use Case </w:t>
+        </w:r>
+        <w:r>
+          <w:rPr>
+            <w:rStyle w:val="Hyperlink"/>
+            <w:rFonts w:cs="Times New Roman"/>
+            <w:noProof/>
+            <w:lang w:val="en-US"/>
+          </w:rPr>
+          <w:t>nhập sách vào kho</w:t>
+        </w:r>
+        <w:r>
+          <w:rPr>
+            <w:noProof/>
+            <w:webHidden/>
+          </w:rPr>
+          <w:tab/>
+        </w:r>
+        <w:r>
+          <w:rPr>
+            <w:noProof/>
+            <w:webHidden/>
+          </w:rPr>
+          <w:fldChar w:fldCharType="begin"/>
+        </w:r>
+        <w:r>
+          <w:rPr>
+            <w:noProof/>
+            <w:webHidden/>
+          </w:rPr>
+          <w:instrText xml:space="preserve"> PAGEREF _Toc90849457 \h </w:instrText>
+        </w:r>
+        <w:r>
+          <w:rPr>
+            <w:noProof/>
+            <w:webHidden/>
+          </w:rPr>
+        </w:r>
+        <w:r>
+          <w:rPr>
+            <w:noProof/>
+            <w:webHidden/>
+          </w:rPr>
+          <w:fldChar w:fldCharType="separate"/>
+        </w:r>
+        <w:r>
+          <w:rPr>
+            <w:noProof/>
+            <w:webHidden/>
+          </w:rPr>
+          <w:t>15</w:t>
+        </w:r>
+        <w:r>
+          <w:rPr>
+            <w:noProof/>
+            <w:webHidden/>
+          </w:rPr>
+          <w:fldChar w:fldCharType="end"/>
+        </w:r>
+      </w:hyperlink>
+    </w:p>
+    <w:p>
+      <w:pPr>
+        <w:pStyle w:val="TableofFigures"/>
+        <w:tabs>
+          <w:tab w:val="right" w:leader="dot" w:pos="9061"/>
+        </w:tabs>
+        <w:rPr>
+          <w:rFonts w:asciiTheme="minorHAnsi" w:eastAsiaTheme="minorEastAsia" w:hAnsiTheme="minorHAnsi"/>
+          <w:noProof/>
+          <w:sz w:val="22"/>
+          <w:lang w:eastAsia="vi-VN"/>
+        </w:rPr>
+      </w:pPr>
+      <w:hyperlink w:anchor="_Toc90849458" w:history="1">
+        <w:r>
+          <w:rPr>
+            <w:rStyle w:val="Hyperlink"/>
+            <w:rFonts w:cs="Times New Roman"/>
+            <w:noProof/>
+          </w:rPr>
+          <w:t xml:space="preserve">Bảng 4.6: Bảng đặc tả Use Case </w:t>
         </w:r>
         <w:r>
           <w:rPr>
@@ -2689,7 +2761,7 @@
             <w:noProof/>
             <w:webHidden/>
           </w:rPr>
-          <w:instrText xml:space="preserve"> PAGEREF _Toc90848358 \h </w:instrText>
+          <w:instrText xml:space="preserve"> PAGEREF _Toc90849458 \h </w:instrText>
         </w:r>
         <w:r>
           <w:rPr>
@@ -2709,7 +2781,7 @@
             <w:noProof/>
             <w:webHidden/>
           </w:rPr>
-          <w:t>16</w:t>
+          <w:t>17</w:t>
         </w:r>
         <w:r>
           <w:rPr>
@@ -2733,14 +2805,14 @@
           <w:lang w:eastAsia="vi-VN"/>
         </w:rPr>
       </w:pPr>
-      <w:hyperlink w:anchor="_Toc90848359" w:history="1">
+      <w:hyperlink w:anchor="_Toc90849459" w:history="1">
         <w:r>
           <w:rPr>
             <w:rStyle w:val="Hyperlink"/>
             <w:rFonts w:cs="Times New Roman"/>
             <w:noProof/>
           </w:rPr>
-          <w:t xml:space="preserve">Bảng 4.6: Bảng đặc tả Use Case </w:t>
+          <w:t xml:space="preserve">Bảng 4.7: Bảng đặc tả Use Case </w:t>
         </w:r>
         <w:r>
           <w:rPr>
@@ -2770,7 +2842,7 @@
             <w:noProof/>
             <w:webHidden/>
           </w:rPr>
-          <w:instrText xml:space="preserve"> PAGEREF _Toc90848359 \h </w:instrText>
+          <w:instrText xml:space="preserve"> PAGEREF _Toc90849459 \h </w:instrText>
         </w:r>
         <w:r>
           <w:rPr>
@@ -2790,7 +2862,7 @@
             <w:noProof/>
             <w:webHidden/>
           </w:rPr>
-          <w:t>17</w:t>
+          <w:t>18</w:t>
         </w:r>
         <w:r>
           <w:rPr>
@@ -5614,6 +5686,13 @@
         <w:tc>
           <w:tcPr>
             <w:tcW w:w="1980" w:type="dxa"/>
+            <w:tcBorders>
+              <w:top w:val="single" w:sz="4" w:space="0" w:color="auto"/>
+              <w:left w:val="single" w:sz="4" w:space="0" w:color="auto"/>
+              <w:bottom w:val="single" w:sz="4" w:space="0" w:color="auto"/>
+              <w:right w:val="single" w:sz="4" w:space="0" w:color="auto"/>
+            </w:tcBorders>
+            <w:hideMark/>
           </w:tcPr>
           <w:p>
             <w:pPr>
@@ -5621,7 +5700,6 @@
                 <w:b/>
                 <w:bCs/>
                 <w:noProof/>
-                <w:szCs w:val="26"/>
                 <w:lang w:val="en-US"/>
               </w:rPr>
             </w:pPr>
@@ -5630,7 +5708,6 @@
                 <w:b/>
                 <w:bCs/>
                 <w:noProof/>
-                <w:szCs w:val="26"/>
                 <w:lang w:val="en-US"/>
               </w:rPr>
               <w:t>Id Use Case</w:t>
@@ -5640,19 +5717,24 @@
         <w:tc>
           <w:tcPr>
             <w:tcW w:w="7081" w:type="dxa"/>
+            <w:tcBorders>
+              <w:top w:val="single" w:sz="4" w:space="0" w:color="auto"/>
+              <w:left w:val="single" w:sz="4" w:space="0" w:color="auto"/>
+              <w:bottom w:val="single" w:sz="4" w:space="0" w:color="auto"/>
+              <w:right w:val="single" w:sz="4" w:space="0" w:color="auto"/>
+            </w:tcBorders>
+            <w:hideMark/>
           </w:tcPr>
           <w:p>
             <w:pPr>
               <w:rPr>
                 <w:noProof/>
-                <w:szCs w:val="26"/>
-                <w:lang w:val="en-US"/>
-              </w:rPr>
-            </w:pPr>
-            <w:r>
-              <w:rPr>
-                <w:noProof/>
-                <w:szCs w:val="26"/>
+                <w:lang w:val="en-US"/>
+              </w:rPr>
+            </w:pPr>
+            <w:r>
+              <w:rPr>
+                <w:noProof/>
                 <w:lang w:val="en-US"/>
               </w:rPr>
               <w:t>UC01</w:t>
@@ -5664,6 +5746,13 @@
         <w:tc>
           <w:tcPr>
             <w:tcW w:w="1980" w:type="dxa"/>
+            <w:tcBorders>
+              <w:top w:val="single" w:sz="4" w:space="0" w:color="auto"/>
+              <w:left w:val="single" w:sz="4" w:space="0" w:color="auto"/>
+              <w:bottom w:val="single" w:sz="4" w:space="0" w:color="auto"/>
+              <w:right w:val="single" w:sz="4" w:space="0" w:color="auto"/>
+            </w:tcBorders>
+            <w:hideMark/>
           </w:tcPr>
           <w:p>
             <w:pPr>
@@ -5671,7 +5760,6 @@
                 <w:b/>
                 <w:bCs/>
                 <w:noProof/>
-                <w:szCs w:val="26"/>
                 <w:lang w:val="en-US"/>
               </w:rPr>
             </w:pPr>
@@ -5680,7 +5768,6 @@
                 <w:b/>
                 <w:bCs/>
                 <w:noProof/>
-                <w:szCs w:val="26"/>
                 <w:lang w:val="en-US"/>
               </w:rPr>
               <w:t>Tên Use Case</w:t>
@@ -5690,38 +5777,27 @@
         <w:tc>
           <w:tcPr>
             <w:tcW w:w="7081" w:type="dxa"/>
+            <w:tcBorders>
+              <w:top w:val="single" w:sz="4" w:space="0" w:color="auto"/>
+              <w:left w:val="single" w:sz="4" w:space="0" w:color="auto"/>
+              <w:bottom w:val="single" w:sz="4" w:space="0" w:color="auto"/>
+              <w:right w:val="single" w:sz="4" w:space="0" w:color="auto"/>
+            </w:tcBorders>
+            <w:hideMark/>
           </w:tcPr>
           <w:p>
             <w:pPr>
               <w:rPr>
                 <w:noProof/>
-                <w:szCs w:val="26"/>
-                <w:lang w:val="en-US"/>
-              </w:rPr>
-            </w:pPr>
-            <w:r>
-              <w:rPr>
-                <w:noProof/>
-                <w:szCs w:val="26"/>
-                <w:lang w:val="en-US"/>
-              </w:rPr>
-              <w:t xml:space="preserve">Đăng </w:t>
-            </w:r>
-            <w:r>
-              <w:rPr>
-                <w:noProof/>
-                <w:szCs w:val="26"/>
-                <w:lang w:val="en-US"/>
-              </w:rPr>
-              <w:t>nhập</w:t>
-            </w:r>
-            <w:r>
-              <w:rPr>
-                <w:noProof/>
-                <w:szCs w:val="26"/>
-                <w:lang w:val="en-US"/>
-              </w:rPr>
-              <w:t>.</w:t>
+                <w:lang w:val="en-US"/>
+              </w:rPr>
+            </w:pPr>
+            <w:r>
+              <w:rPr>
+                <w:noProof/>
+                <w:lang w:val="en-US"/>
+              </w:rPr>
+              <w:t>Đăng ký tài khoản.</w:t>
             </w:r>
           </w:p>
         </w:tc>
@@ -5730,6 +5806,13 @@
         <w:tc>
           <w:tcPr>
             <w:tcW w:w="1980" w:type="dxa"/>
+            <w:tcBorders>
+              <w:top w:val="single" w:sz="4" w:space="0" w:color="auto"/>
+              <w:left w:val="single" w:sz="4" w:space="0" w:color="auto"/>
+              <w:bottom w:val="single" w:sz="4" w:space="0" w:color="auto"/>
+              <w:right w:val="single" w:sz="4" w:space="0" w:color="auto"/>
+            </w:tcBorders>
+            <w:hideMark/>
           </w:tcPr>
           <w:p>
             <w:pPr>
@@ -5737,7 +5820,6 @@
                 <w:b/>
                 <w:bCs/>
                 <w:noProof/>
-                <w:szCs w:val="26"/>
                 <w:lang w:val="en-US"/>
               </w:rPr>
             </w:pPr>
@@ -5746,7 +5828,6 @@
                 <w:b/>
                 <w:bCs/>
                 <w:noProof/>
-                <w:szCs w:val="26"/>
                 <w:lang w:val="en-US"/>
               </w:rPr>
               <w:t>Mô tả vắn tắt Use Case</w:t>
@@ -5756,86 +5837,27 @@
         <w:tc>
           <w:tcPr>
             <w:tcW w:w="7081" w:type="dxa"/>
+            <w:tcBorders>
+              <w:top w:val="single" w:sz="4" w:space="0" w:color="auto"/>
+              <w:left w:val="single" w:sz="4" w:space="0" w:color="auto"/>
+              <w:bottom w:val="single" w:sz="4" w:space="0" w:color="auto"/>
+              <w:right w:val="single" w:sz="4" w:space="0" w:color="auto"/>
+            </w:tcBorders>
+            <w:hideMark/>
           </w:tcPr>
           <w:p>
             <w:pPr>
               <w:rPr>
                 <w:noProof/>
-                <w:szCs w:val="26"/>
-                <w:lang w:val="en-US"/>
-              </w:rPr>
-            </w:pPr>
-            <w:r>
-              <w:rPr>
-                <w:noProof/>
-                <w:szCs w:val="26"/>
-                <w:lang w:val="en-US"/>
-              </w:rPr>
-              <w:t>Use Case này cho phép người dùng chưa xác thực</w:t>
-            </w:r>
-            <w:r>
-              <w:rPr>
-                <w:noProof/>
-                <w:szCs w:val="26"/>
-                <w:lang w:val="en-US"/>
-              </w:rPr>
-              <w:t xml:space="preserve"> (khách)</w:t>
-            </w:r>
-            <w:r>
-              <w:rPr>
-                <w:noProof/>
-                <w:szCs w:val="26"/>
-                <w:lang w:val="en-US"/>
-              </w:rPr>
-              <w:t xml:space="preserve"> </w:t>
-            </w:r>
-            <w:r>
-              <w:rPr>
-                <w:noProof/>
-                <w:szCs w:val="26"/>
-                <w:lang w:val="en-US"/>
-              </w:rPr>
-              <w:t>đăng</w:t>
-            </w:r>
-            <w:r>
-              <w:rPr>
-                <w:noProof/>
-                <w:szCs w:val="26"/>
-                <w:lang w:val="en-US"/>
-              </w:rPr>
-              <w:t xml:space="preserve"> </w:t>
-            </w:r>
-            <w:r>
-              <w:rPr>
-                <w:noProof/>
-                <w:szCs w:val="26"/>
-                <w:lang w:val="en-US"/>
-              </w:rPr>
-              <w:t>nhập vào</w:t>
-            </w:r>
-            <w:r>
-              <w:rPr>
-                <w:noProof/>
-                <w:szCs w:val="26"/>
-                <w:lang w:val="en-US"/>
-              </w:rPr>
-              <w:t xml:space="preserve"> hệ thống bằng</w:t>
-            </w:r>
-            <w:r>
-              <w:rPr>
-                <w:noProof/>
-                <w:szCs w:val="26"/>
-                <w:lang w:val="en-US"/>
-              </w:rPr>
-              <w:t xml:space="preserve"> tài khoản đã được tạo</w:t>
-            </w:r>
-            <w:r>
-              <w:rPr>
-                <w:noProof/>
-                <w:szCs w:val="26"/>
-                <w:lang w:val="en-US"/>
-              </w:rPr>
-              <w:t xml:space="preserve"> và phân quyền.</w:t>
+                <w:lang w:val="en-US"/>
+              </w:rPr>
+            </w:pPr>
+            <w:r>
+              <w:rPr>
+                <w:noProof/>
+                <w:lang w:val="en-US"/>
+              </w:rPr>
+              <w:t>Use Case này cho phép người dùng chưa xác thực (khách) đăng ký mới một tài khoản.</w:t>
             </w:r>
           </w:p>
         </w:tc>
@@ -5844,6 +5866,13 @@
         <w:tc>
           <w:tcPr>
             <w:tcW w:w="1980" w:type="dxa"/>
+            <w:tcBorders>
+              <w:top w:val="single" w:sz="4" w:space="0" w:color="auto"/>
+              <w:left w:val="single" w:sz="4" w:space="0" w:color="auto"/>
+              <w:bottom w:val="single" w:sz="4" w:space="0" w:color="auto"/>
+              <w:right w:val="single" w:sz="4" w:space="0" w:color="auto"/>
+            </w:tcBorders>
+            <w:hideMark/>
           </w:tcPr>
           <w:p>
             <w:pPr>
@@ -5851,7 +5880,6 @@
                 <w:b/>
                 <w:bCs/>
                 <w:noProof/>
-                <w:szCs w:val="26"/>
                 <w:lang w:val="en-US"/>
               </w:rPr>
             </w:pPr>
@@ -5860,7 +5888,6 @@
                 <w:b/>
                 <w:bCs/>
                 <w:noProof/>
-                <w:szCs w:val="26"/>
                 <w:lang w:val="en-US"/>
               </w:rPr>
               <w:t>Actor chính</w:t>
@@ -5870,19 +5897,24 @@
         <w:tc>
           <w:tcPr>
             <w:tcW w:w="7081" w:type="dxa"/>
+            <w:tcBorders>
+              <w:top w:val="single" w:sz="4" w:space="0" w:color="auto"/>
+              <w:left w:val="single" w:sz="4" w:space="0" w:color="auto"/>
+              <w:bottom w:val="single" w:sz="4" w:space="0" w:color="auto"/>
+              <w:right w:val="single" w:sz="4" w:space="0" w:color="auto"/>
+            </w:tcBorders>
+            <w:hideMark/>
           </w:tcPr>
           <w:p>
             <w:pPr>
               <w:rPr>
                 <w:noProof/>
-                <w:szCs w:val="26"/>
-                <w:lang w:val="en-US"/>
-              </w:rPr>
-            </w:pPr>
-            <w:r>
-              <w:rPr>
-                <w:noProof/>
-                <w:szCs w:val="26"/>
+                <w:lang w:val="en-US"/>
+              </w:rPr>
+            </w:pPr>
+            <w:r>
+              <w:rPr>
+                <w:noProof/>
                 <w:lang w:val="en-US"/>
               </w:rPr>
               <w:t>Người dùng chưa xác thực (khách).</w:t>
@@ -5894,6 +5926,13 @@
         <w:tc>
           <w:tcPr>
             <w:tcW w:w="1980" w:type="dxa"/>
+            <w:tcBorders>
+              <w:top w:val="single" w:sz="4" w:space="0" w:color="auto"/>
+              <w:left w:val="single" w:sz="4" w:space="0" w:color="auto"/>
+              <w:bottom w:val="single" w:sz="4" w:space="0" w:color="auto"/>
+              <w:right w:val="single" w:sz="4" w:space="0" w:color="auto"/>
+            </w:tcBorders>
+            <w:hideMark/>
           </w:tcPr>
           <w:p>
             <w:pPr>
@@ -5901,7 +5940,6 @@
                 <w:b/>
                 <w:bCs/>
                 <w:noProof/>
-                <w:szCs w:val="26"/>
                 <w:lang w:val="en-US"/>
               </w:rPr>
             </w:pPr>
@@ -5910,7 +5948,6 @@
                 <w:b/>
                 <w:bCs/>
                 <w:noProof/>
-                <w:szCs w:val="26"/>
                 <w:lang w:val="en-US"/>
               </w:rPr>
               <w:t>Actor phụ</w:t>
@@ -5920,19 +5957,24 @@
         <w:tc>
           <w:tcPr>
             <w:tcW w:w="7081" w:type="dxa"/>
+            <w:tcBorders>
+              <w:top w:val="single" w:sz="4" w:space="0" w:color="auto"/>
+              <w:left w:val="single" w:sz="4" w:space="0" w:color="auto"/>
+              <w:bottom w:val="single" w:sz="4" w:space="0" w:color="auto"/>
+              <w:right w:val="single" w:sz="4" w:space="0" w:color="auto"/>
+            </w:tcBorders>
+            <w:hideMark/>
           </w:tcPr>
           <w:p>
             <w:pPr>
               <w:rPr>
                 <w:noProof/>
-                <w:szCs w:val="26"/>
-                <w:lang w:val="en-US"/>
-              </w:rPr>
-            </w:pPr>
-            <w:r>
-              <w:rPr>
-                <w:noProof/>
-                <w:szCs w:val="26"/>
+                <w:lang w:val="en-US"/>
+              </w:rPr>
+            </w:pPr>
+            <w:r>
+              <w:rPr>
+                <w:noProof/>
                 <w:lang w:val="en-US"/>
               </w:rPr>
               <w:t>Không có.</w:t>
@@ -5944,6 +5986,13 @@
         <w:tc>
           <w:tcPr>
             <w:tcW w:w="1980" w:type="dxa"/>
+            <w:tcBorders>
+              <w:top w:val="single" w:sz="4" w:space="0" w:color="auto"/>
+              <w:left w:val="single" w:sz="4" w:space="0" w:color="auto"/>
+              <w:bottom w:val="single" w:sz="4" w:space="0" w:color="auto"/>
+              <w:right w:val="single" w:sz="4" w:space="0" w:color="auto"/>
+            </w:tcBorders>
+            <w:hideMark/>
           </w:tcPr>
           <w:p>
             <w:pPr>
@@ -5951,7 +6000,6 @@
                 <w:b/>
                 <w:bCs/>
                 <w:noProof/>
-                <w:szCs w:val="26"/>
                 <w:lang w:val="en-US"/>
               </w:rPr>
             </w:pPr>
@@ -5960,7 +6008,6 @@
                 <w:b/>
                 <w:bCs/>
                 <w:noProof/>
-                <w:szCs w:val="26"/>
                 <w:lang w:val="en-US"/>
               </w:rPr>
               <w:t>Tiền điều kiện</w:t>
@@ -5970,73 +6017,33 @@
         <w:tc>
           <w:tcPr>
             <w:tcW w:w="7081" w:type="dxa"/>
+            <w:tcBorders>
+              <w:top w:val="single" w:sz="4" w:space="0" w:color="auto"/>
+              <w:left w:val="single" w:sz="4" w:space="0" w:color="auto"/>
+              <w:bottom w:val="single" w:sz="4" w:space="0" w:color="auto"/>
+              <w:right w:val="single" w:sz="4" w:space="0" w:color="auto"/>
+            </w:tcBorders>
+            <w:hideMark/>
           </w:tcPr>
           <w:p>
             <w:pPr>
-              <w:pStyle w:val="ListParagraph"/>
-              <w:numPr>
-                <w:ilvl w:val="0"/>
-                <w:numId w:val="3"/>
-              </w:numPr>
-              <w:spacing w:line="360" w:lineRule="auto"/>
-              <w:jc w:val="left"/>
-              <w:rPr>
-                <w:noProof/>
-              </w:rPr>
-            </w:pPr>
-            <w:r>
-              <w:rPr>
-                <w:noProof/>
-              </w:rPr>
-              <w:t>Truy cập thành công vào hệ thống.</w:t>
-            </w:r>
-          </w:p>
-          <w:p>
-            <w:pPr>
-              <w:pStyle w:val="ListParagraph"/>
-              <w:numPr>
-                <w:ilvl w:val="0"/>
-                <w:numId w:val="3"/>
-              </w:numPr>
-              <w:spacing w:line="360" w:lineRule="auto"/>
-              <w:jc w:val="left"/>
-              <w:rPr>
-                <w:noProof/>
-              </w:rPr>
-            </w:pPr>
-            <w:r>
-              <w:rPr>
-                <w:noProof/>
-                <w:szCs w:val="20"/>
-              </w:rPr>
-              <w:t>Đã có tài khoản trên hệ thống</w:t>
-            </w:r>
-            <w:r>
-              <w:rPr>
-                <w:noProof/>
-                <w:szCs w:val="20"/>
+              <w:rPr>
+                <w:noProof/>
+                <w:lang w:val="en-US"/>
+              </w:rPr>
+            </w:pPr>
+            <w:r>
+              <w:rPr>
+                <w:noProof/>
+              </w:rPr>
+              <w:t>Chưa có tài khoản trên hệ thống</w:t>
+            </w:r>
+            <w:r>
+              <w:rPr>
+                <w:noProof/>
+                <w:lang w:val="en-US"/>
               </w:rPr>
               <w:t>.</w:t>
-            </w:r>
-          </w:p>
-          <w:p>
-            <w:pPr>
-              <w:pStyle w:val="ListParagraph"/>
-              <w:numPr>
-                <w:ilvl w:val="0"/>
-                <w:numId w:val="3"/>
-              </w:numPr>
-              <w:spacing w:line="360" w:lineRule="auto"/>
-              <w:jc w:val="left"/>
-              <w:rPr>
-                <w:noProof/>
-              </w:rPr>
-            </w:pPr>
-            <w:r>
-              <w:rPr>
-                <w:noProof/>
-              </w:rPr>
-              <w:t>Tài khoản đã được phân quyền với vai trò người dùng.</w:t>
             </w:r>
           </w:p>
         </w:tc>
@@ -6045,6 +6052,13 @@
         <w:tc>
           <w:tcPr>
             <w:tcW w:w="1980" w:type="dxa"/>
+            <w:tcBorders>
+              <w:top w:val="single" w:sz="4" w:space="0" w:color="auto"/>
+              <w:left w:val="single" w:sz="4" w:space="0" w:color="auto"/>
+              <w:bottom w:val="single" w:sz="4" w:space="0" w:color="auto"/>
+              <w:right w:val="single" w:sz="4" w:space="0" w:color="auto"/>
+            </w:tcBorders>
+            <w:hideMark/>
           </w:tcPr>
           <w:p>
             <w:pPr>
@@ -6052,7 +6066,6 @@
                 <w:b/>
                 <w:bCs/>
                 <w:noProof/>
-                <w:szCs w:val="26"/>
                 <w:lang w:val="en-US"/>
               </w:rPr>
             </w:pPr>
@@ -6061,7 +6074,6 @@
                 <w:b/>
                 <w:bCs/>
                 <w:noProof/>
-                <w:szCs w:val="26"/>
                 <w:lang w:val="en-US"/>
               </w:rPr>
               <w:t>Hậu điều kiện</w:t>
@@ -6071,31 +6083,31 @@
         <w:tc>
           <w:tcPr>
             <w:tcW w:w="7081" w:type="dxa"/>
+            <w:tcBorders>
+              <w:top w:val="single" w:sz="4" w:space="0" w:color="auto"/>
+              <w:left w:val="single" w:sz="4" w:space="0" w:color="auto"/>
+              <w:bottom w:val="single" w:sz="4" w:space="0" w:color="auto"/>
+              <w:right w:val="single" w:sz="4" w:space="0" w:color="auto"/>
+            </w:tcBorders>
+            <w:hideMark/>
           </w:tcPr>
           <w:p>
             <w:pPr>
               <w:pStyle w:val="ListParagraph"/>
               <w:numPr>
                 <w:ilvl w:val="0"/>
-                <w:numId w:val="3"/>
+                <w:numId w:val="22"/>
               </w:numPr>
               <w:spacing w:line="360" w:lineRule="auto"/>
-              <w:jc w:val="left"/>
-              <w:rPr>
-                <w:noProof/>
-              </w:rPr>
-            </w:pPr>
-            <w:r>
-              <w:rPr>
-                <w:noProof/>
-              </w:rPr>
-              <w:t>Đăng nhập thành công</w:t>
-            </w:r>
-            <w:r>
-              <w:rPr>
-                <w:noProof/>
-              </w:rPr>
-              <w:t>.</w:t>
+              <w:rPr>
+                <w:noProof/>
+              </w:rPr>
+            </w:pPr>
+            <w:r>
+              <w:rPr>
+                <w:noProof/>
+              </w:rPr>
+              <w:t>Đăng ký tài khoản thành công.</w:t>
             </w:r>
           </w:p>
           <w:p>
@@ -6103,25 +6115,24 @@
               <w:pStyle w:val="ListParagraph"/>
               <w:numPr>
                 <w:ilvl w:val="0"/>
-                <w:numId w:val="3"/>
+                <w:numId w:val="22"/>
               </w:numPr>
               <w:spacing w:line="360" w:lineRule="auto"/>
-              <w:jc w:val="left"/>
-              <w:rPr>
-                <w:noProof/>
-              </w:rPr>
-            </w:pPr>
-            <w:r>
-              <w:rPr>
-                <w:noProof/>
-              </w:rPr>
-              <w:t>Được phép tiến hành đặt và thanh toán đơn hàng</w:t>
-            </w:r>
-            <w:r>
-              <w:rPr>
-                <w:noProof/>
-              </w:rPr>
-              <w:t>.</w:t>
+              <w:rPr>
+                <w:noProof/>
+              </w:rPr>
+            </w:pPr>
+            <w:r>
+              <w:rPr>
+                <w:noProof/>
+              </w:rPr>
+              <w:t>Trang</w:t>
+            </w:r>
+            <w:r>
+              <w:rPr>
+                <w:noProof/>
+              </w:rPr>
+              <w:t xml:space="preserve"> đăng nhập được hiện ra.</w:t>
             </w:r>
           </w:p>
         </w:tc>
@@ -6130,6 +6141,13 @@
         <w:tc>
           <w:tcPr>
             <w:tcW w:w="1980" w:type="dxa"/>
+            <w:tcBorders>
+              <w:top w:val="single" w:sz="4" w:space="0" w:color="auto"/>
+              <w:left w:val="single" w:sz="4" w:space="0" w:color="auto"/>
+              <w:bottom w:val="single" w:sz="4" w:space="0" w:color="auto"/>
+              <w:right w:val="single" w:sz="4" w:space="0" w:color="auto"/>
+            </w:tcBorders>
+            <w:hideMark/>
           </w:tcPr>
           <w:p>
             <w:pPr>
@@ -6137,7 +6155,6 @@
                 <w:b/>
                 <w:bCs/>
                 <w:noProof/>
-                <w:szCs w:val="26"/>
                 <w:lang w:val="en-US"/>
               </w:rPr>
             </w:pPr>
@@ -6146,7 +6163,6 @@
                 <w:b/>
                 <w:bCs/>
                 <w:noProof/>
-                <w:szCs w:val="26"/>
                 <w:lang w:val="en-US"/>
               </w:rPr>
               <w:t>Luồng hoạt động</w:t>
@@ -6156,67 +6172,53 @@
         <w:tc>
           <w:tcPr>
             <w:tcW w:w="7081" w:type="dxa"/>
+            <w:tcBorders>
+              <w:top w:val="single" w:sz="4" w:space="0" w:color="auto"/>
+              <w:left w:val="single" w:sz="4" w:space="0" w:color="auto"/>
+              <w:bottom w:val="single" w:sz="4" w:space="0" w:color="auto"/>
+              <w:right w:val="single" w:sz="4" w:space="0" w:color="auto"/>
+            </w:tcBorders>
+            <w:hideMark/>
           </w:tcPr>
           <w:p>
             <w:pPr>
               <w:pStyle w:val="ListParagraph"/>
               <w:numPr>
                 <w:ilvl w:val="0"/>
-                <w:numId w:val="15"/>
+                <w:numId w:val="23"/>
               </w:numPr>
               <w:spacing w:line="360" w:lineRule="auto"/>
-              <w:jc w:val="left"/>
-              <w:rPr>
-                <w:noProof/>
-                <w:szCs w:val="20"/>
-              </w:rPr>
-            </w:pPr>
-            <w:r>
-              <w:rPr>
-                <w:noProof/>
-                <w:szCs w:val="20"/>
-              </w:rPr>
-              <w:t xml:space="preserve">Khách </w:t>
-            </w:r>
-            <w:r>
-              <w:rPr>
-                <w:noProof/>
-                <w:szCs w:val="20"/>
-              </w:rPr>
-              <w:t>chủ động chọn tính năng</w:t>
-            </w:r>
-            <w:r>
-              <w:rPr>
-                <w:noProof/>
-                <w:szCs w:val="20"/>
-              </w:rPr>
-              <w:t xml:space="preserve"> </w:t>
-            </w:r>
-            <w:r>
-              <w:rPr>
-                <w:noProof/>
-                <w:szCs w:val="20"/>
-              </w:rPr>
-              <w:t>[Đ</w:t>
-            </w:r>
-            <w:r>
-              <w:rPr>
-                <w:noProof/>
-                <w:szCs w:val="20"/>
-              </w:rPr>
-              <w:t>ăng nhập</w:t>
-            </w:r>
-            <w:r>
-              <w:rPr>
-                <w:noProof/>
-                <w:szCs w:val="20"/>
+              <w:rPr>
+                <w:noProof/>
+              </w:rPr>
+            </w:pPr>
+            <w:r>
+              <w:rPr>
+                <w:noProof/>
+              </w:rPr>
+              <w:t xml:space="preserve">Khách chọn </w:t>
+            </w:r>
+            <w:r>
+              <w:rPr>
+                <w:noProof/>
+              </w:rPr>
+              <w:t>tính năng [</w:t>
+            </w:r>
+            <w:r>
+              <w:rPr>
+                <w:noProof/>
+              </w:rPr>
+              <w:t>Đăng ký tài khoản</w:t>
+            </w:r>
+            <w:r>
+              <w:rPr>
+                <w:noProof/>
               </w:rPr>
               <w:t>]</w:t>
             </w:r>
             <w:r>
               <w:rPr>
                 <w:noProof/>
-                <w:szCs w:val="20"/>
               </w:rPr>
               <w:t>.</w:t>
             </w:r>
@@ -6226,28 +6228,18 @@
               <w:pStyle w:val="ListParagraph"/>
               <w:numPr>
                 <w:ilvl w:val="0"/>
-                <w:numId w:val="15"/>
+                <w:numId w:val="23"/>
               </w:numPr>
               <w:spacing w:line="360" w:lineRule="auto"/>
-              <w:jc w:val="left"/>
-              <w:rPr>
-                <w:noProof/>
-                <w:szCs w:val="20"/>
-              </w:rPr>
-            </w:pPr>
-            <w:r>
-              <w:rPr>
-                <w:noProof/>
-                <w:szCs w:val="20"/>
-              </w:rPr>
-              <w:t>Khách nhập các thông tin đăng nhập được yêu cầu</w:t>
-            </w:r>
-            <w:r>
-              <w:rPr>
-                <w:noProof/>
-                <w:szCs w:val="20"/>
-              </w:rPr>
-              <w:t>.</w:t>
+              <w:rPr>
+                <w:noProof/>
+              </w:rPr>
+            </w:pPr>
+            <w:r>
+              <w:rPr>
+                <w:noProof/>
+              </w:rPr>
+              <w:t>Khách nhập các thông tin đăng ký được yêu cầu.</w:t>
             </w:r>
           </w:p>
           <w:p>
@@ -6255,56 +6247,18 @@
               <w:pStyle w:val="ListParagraph"/>
               <w:numPr>
                 <w:ilvl w:val="0"/>
-                <w:numId w:val="15"/>
+                <w:numId w:val="23"/>
               </w:numPr>
               <w:spacing w:line="360" w:lineRule="auto"/>
-              <w:jc w:val="left"/>
-              <w:rPr>
-                <w:noProof/>
-                <w:szCs w:val="20"/>
-              </w:rPr>
-            </w:pPr>
-            <w:r>
-              <w:rPr>
-                <w:noProof/>
-                <w:szCs w:val="20"/>
-              </w:rPr>
-              <w:t>Hệ thống</w:t>
-            </w:r>
-            <w:r>
-              <w:rPr>
-                <w:noProof/>
-                <w:szCs w:val="20"/>
-              </w:rPr>
-              <w:t xml:space="preserve"> tiến hành kiểm tra thông tin được nhập,</w:t>
-            </w:r>
-            <w:r>
-              <w:rPr>
-                <w:noProof/>
-                <w:szCs w:val="20"/>
-              </w:rPr>
-              <w:t xml:space="preserve"> </w:t>
-            </w:r>
-            <w:r>
-              <w:rPr>
-                <w:noProof/>
-                <w:szCs w:val="20"/>
-              </w:rPr>
-              <w:t xml:space="preserve">xác thực và phân quyền thành công cho </w:t>
-            </w:r>
-            <w:r>
-              <w:rPr>
-                <w:noProof/>
-                <w:szCs w:val="20"/>
-              </w:rPr>
-              <w:t>khách hàng</w:t>
-            </w:r>
-            <w:r>
-              <w:rPr>
-                <w:noProof/>
-                <w:szCs w:val="20"/>
-              </w:rPr>
-              <w:t>.</w:t>
+              <w:rPr>
+                <w:noProof/>
+              </w:rPr>
+            </w:pPr>
+            <w:r>
+              <w:rPr>
+                <w:noProof/>
+              </w:rPr>
+              <w:t>Hệ thống kiểm tra thành công tính hợp lệ của các thông tin đăng ký và in ra thông báo thông tin hợp lệ.</w:t>
             </w:r>
           </w:p>
           <w:p>
@@ -6312,49 +6266,85 @@
               <w:pStyle w:val="ListParagraph"/>
               <w:numPr>
                 <w:ilvl w:val="0"/>
-                <w:numId w:val="15"/>
+                <w:numId w:val="23"/>
               </w:numPr>
               <w:spacing w:line="360" w:lineRule="auto"/>
-              <w:jc w:val="left"/>
-              <w:rPr>
-                <w:noProof/>
-                <w:szCs w:val="20"/>
-              </w:rPr>
-            </w:pPr>
-            <w:r>
-              <w:rPr>
-                <w:noProof/>
-                <w:szCs w:val="20"/>
-              </w:rPr>
-              <w:t>Hệ thống đ</w:t>
-            </w:r>
-            <w:r>
-              <w:rPr>
-                <w:noProof/>
-                <w:szCs w:val="20"/>
-              </w:rPr>
-              <w:t>iều hướng</w:t>
-            </w:r>
-            <w:r>
-              <w:rPr>
-                <w:noProof/>
-                <w:szCs w:val="20"/>
-              </w:rPr>
-              <w:t xml:space="preserve"> khách hàng</w:t>
-            </w:r>
-            <w:r>
-              <w:rPr>
-                <w:noProof/>
-                <w:szCs w:val="20"/>
-              </w:rPr>
-              <w:t xml:space="preserve"> trở về website</w:t>
-            </w:r>
-            <w:r>
-              <w:rPr>
-                <w:noProof/>
-                <w:szCs w:val="20"/>
+              <w:rPr>
+                <w:noProof/>
+              </w:rPr>
+            </w:pPr>
+            <w:r>
+              <w:rPr>
+                <w:noProof/>
+              </w:rPr>
+              <w:t xml:space="preserve">Khách </w:t>
+            </w:r>
+            <w:r>
+              <w:rPr>
+                <w:noProof/>
+              </w:rPr>
+              <w:t>nhấn nút</w:t>
+            </w:r>
+            <w:r>
+              <w:rPr>
+                <w:noProof/>
+              </w:rPr>
+              <w:t xml:space="preserve"> </w:t>
+            </w:r>
+            <w:r>
+              <w:rPr>
+                <w:noProof/>
+              </w:rPr>
+              <w:t>[</w:t>
+            </w:r>
+            <w:r>
+              <w:rPr>
+                <w:noProof/>
+              </w:rPr>
+              <w:t>Đăng ký</w:t>
+            </w:r>
+            <w:r>
+              <w:rPr>
+                <w:noProof/>
+              </w:rPr>
+              <w:t>]</w:t>
+            </w:r>
+            <w:r>
+              <w:rPr>
+                <w:noProof/>
               </w:rPr>
               <w:t>.</w:t>
+            </w:r>
+          </w:p>
+          <w:p>
+            <w:pPr>
+              <w:pStyle w:val="ListParagraph"/>
+              <w:numPr>
+                <w:ilvl w:val="0"/>
+                <w:numId w:val="23"/>
+              </w:numPr>
+              <w:spacing w:line="360" w:lineRule="auto"/>
+              <w:rPr>
+                <w:noProof/>
+              </w:rPr>
+            </w:pPr>
+            <w:r>
+              <w:rPr>
+                <w:noProof/>
+              </w:rPr>
+              <w:t xml:space="preserve">Hệ thống hiển thị </w:t>
+            </w:r>
+            <w:r>
+              <w:rPr>
+                <w:noProof/>
+              </w:rPr>
+              <w:t>trang</w:t>
+            </w:r>
+            <w:r>
+              <w:rPr>
+                <w:noProof/>
+              </w:rPr>
+              <w:t xml:space="preserve"> đăng nhập.</w:t>
             </w:r>
           </w:p>
         </w:tc>
@@ -6363,6 +6353,13 @@
         <w:tc>
           <w:tcPr>
             <w:tcW w:w="1980" w:type="dxa"/>
+            <w:tcBorders>
+              <w:top w:val="single" w:sz="4" w:space="0" w:color="auto"/>
+              <w:left w:val="single" w:sz="4" w:space="0" w:color="auto"/>
+              <w:bottom w:val="single" w:sz="4" w:space="0" w:color="auto"/>
+              <w:right w:val="single" w:sz="4" w:space="0" w:color="auto"/>
+            </w:tcBorders>
+            <w:hideMark/>
           </w:tcPr>
           <w:p>
             <w:pPr>
@@ -6370,7 +6367,6 @@
                 <w:b/>
                 <w:bCs/>
                 <w:noProof/>
-                <w:szCs w:val="26"/>
                 <w:lang w:val="en-US"/>
               </w:rPr>
             </w:pPr>
@@ -6379,7 +6375,6 @@
                 <w:b/>
                 <w:bCs/>
                 <w:noProof/>
-                <w:szCs w:val="26"/>
                 <w:lang w:val="en-US"/>
               </w:rPr>
               <w:t>Luồng thay thế</w:t>
@@ -6389,85 +6384,27 @@
         <w:tc>
           <w:tcPr>
             <w:tcW w:w="7081" w:type="dxa"/>
+            <w:tcBorders>
+              <w:top w:val="single" w:sz="4" w:space="0" w:color="auto"/>
+              <w:left w:val="single" w:sz="4" w:space="0" w:color="auto"/>
+              <w:bottom w:val="single" w:sz="4" w:space="0" w:color="auto"/>
+              <w:right w:val="single" w:sz="4" w:space="0" w:color="auto"/>
+            </w:tcBorders>
+            <w:hideMark/>
           </w:tcPr>
           <w:p>
             <w:pPr>
-              <w:ind w:left="360"/>
-              <w:rPr>
-                <w:noProof/>
-                <w:lang w:val="en-US"/>
-              </w:rPr>
-            </w:pPr>
-            <w:r>
-              <w:rPr>
-                <w:noProof/>
-                <w:lang w:val="en-US"/>
-              </w:rPr>
-              <w:t xml:space="preserve">1.a. </w:t>
-            </w:r>
-            <w:r>
-              <w:rPr>
-                <w:noProof/>
-              </w:rPr>
-              <w:t>Khách</w:t>
-            </w:r>
-            <w:r>
-              <w:rPr>
-                <w:noProof/>
-                <w:lang w:val="en-US"/>
-              </w:rPr>
-              <w:t xml:space="preserve"> tiến hành đặt hàng</w:t>
-            </w:r>
-            <w:r>
-              <w:rPr>
-                <w:noProof/>
-                <w:lang w:val="en-US"/>
-              </w:rPr>
-              <w:t xml:space="preserve"> mà chưa đăng nhập</w:t>
-            </w:r>
-            <w:r>
-              <w:rPr>
-                <w:noProof/>
-                <w:lang w:val="en-US"/>
-              </w:rPr>
-              <w:t>.</w:t>
-            </w:r>
-          </w:p>
-          <w:p>
-            <w:pPr>
-              <w:ind w:left="360"/>
-              <w:rPr>
-                <w:noProof/>
-                <w:lang w:val="en-US"/>
-              </w:rPr>
-            </w:pPr>
-            <w:r>
-              <w:rPr>
-                <w:noProof/>
-                <w:lang w:val="en-US"/>
-              </w:rPr>
-              <w:t>1.a.</w:t>
-            </w:r>
-            <w:r>
-              <w:rPr>
-                <w:noProof/>
-                <w:lang w:val="en-US"/>
-              </w:rPr>
-              <w:t>1.</w:t>
-            </w:r>
-            <w:r>
-              <w:rPr>
-                <w:noProof/>
-                <w:lang w:val="en-US"/>
-              </w:rPr>
-              <w:t xml:space="preserve"> </w:t>
-            </w:r>
-            <w:r>
-              <w:rPr>
-                <w:noProof/>
-                <w:lang w:val="en-US"/>
-              </w:rPr>
-              <w:t>Hệ thống tự động điều hướng khách về trang đăng nhập.</w:t>
+              <w:rPr>
+                <w:noProof/>
+                <w:lang w:val="en-US"/>
+              </w:rPr>
+            </w:pPr>
+            <w:r>
+              <w:rPr>
+                <w:noProof/>
+                <w:lang w:val="en-US"/>
+              </w:rPr>
+              <w:t>Không có</w:t>
             </w:r>
           </w:p>
         </w:tc>
@@ -6476,6 +6413,13 @@
         <w:tc>
           <w:tcPr>
             <w:tcW w:w="1980" w:type="dxa"/>
+            <w:tcBorders>
+              <w:top w:val="single" w:sz="4" w:space="0" w:color="auto"/>
+              <w:left w:val="single" w:sz="4" w:space="0" w:color="auto"/>
+              <w:bottom w:val="single" w:sz="4" w:space="0" w:color="auto"/>
+              <w:right w:val="single" w:sz="4" w:space="0" w:color="auto"/>
+            </w:tcBorders>
+            <w:hideMark/>
           </w:tcPr>
           <w:p>
             <w:pPr>
@@ -6483,7 +6427,6 @@
                 <w:b/>
                 <w:bCs/>
                 <w:noProof/>
-                <w:szCs w:val="26"/>
                 <w:lang w:val="en-US"/>
               </w:rPr>
             </w:pPr>
@@ -6492,7 +6435,6 @@
                 <w:b/>
                 <w:bCs/>
                 <w:noProof/>
-                <w:szCs w:val="26"/>
                 <w:lang w:val="en-US"/>
               </w:rPr>
               <w:t>Luồng ngoại lệ</w:t>
@@ -6502,6 +6444,13 @@
         <w:tc>
           <w:tcPr>
             <w:tcW w:w="7081" w:type="dxa"/>
+            <w:tcBorders>
+              <w:top w:val="single" w:sz="4" w:space="0" w:color="auto"/>
+              <w:left w:val="single" w:sz="4" w:space="0" w:color="auto"/>
+              <w:bottom w:val="single" w:sz="4" w:space="0" w:color="auto"/>
+              <w:right w:val="single" w:sz="4" w:space="0" w:color="auto"/>
+            </w:tcBorders>
+            <w:hideMark/>
           </w:tcPr>
           <w:p>
             <w:pPr>
@@ -6515,47 +6464,13 @@
                 <w:noProof/>
                 <w:lang w:val="en-US"/>
               </w:rPr>
-              <w:t>3</w:t>
-            </w:r>
-            <w:r>
-              <w:rPr>
-                <w:noProof/>
-                <w:lang w:val="en-US"/>
-              </w:rPr>
-              <w:t xml:space="preserve">.a. </w:t>
-            </w:r>
-            <w:r>
-              <w:rPr>
-                <w:noProof/>
-              </w:rPr>
-              <w:t xml:space="preserve">Hệ thống </w:t>
-            </w:r>
-            <w:r>
-              <w:rPr>
-                <w:noProof/>
-                <w:lang w:val="en-US"/>
-              </w:rPr>
-              <w:t>xác thực</w:t>
-            </w:r>
-            <w:r>
-              <w:rPr>
-                <w:noProof/>
-                <w:lang w:val="en-US"/>
-              </w:rPr>
-              <w:t>,</w:t>
-            </w:r>
-            <w:r>
-              <w:rPr>
-                <w:noProof/>
-                <w:lang w:val="en-US"/>
-              </w:rPr>
-              <w:t xml:space="preserve"> phân quyền</w:t>
-            </w:r>
-            <w:r>
-              <w:rPr>
-                <w:noProof/>
-              </w:rPr>
-              <w:t xml:space="preserve"> </w:t>
+              <w:t xml:space="preserve">4.a. </w:t>
+            </w:r>
+            <w:r>
+              <w:rPr>
+                <w:noProof/>
+              </w:rPr>
+              <w:t xml:space="preserve">Hệ thống kiểm tra </w:t>
             </w:r>
             <w:r>
               <w:rPr>
@@ -6567,41 +6482,21 @@
             <w:r>
               <w:rPr>
                 <w:noProof/>
-                <w:lang w:val="en-US"/>
-              </w:rPr>
-              <w:t xml:space="preserve"> cho</w:t>
-            </w:r>
-            <w:r>
-              <w:rPr>
-                <w:noProof/>
-              </w:rPr>
-              <w:t xml:space="preserve"> </w:t>
-            </w:r>
-            <w:r>
-              <w:rPr>
-                <w:noProof/>
-                <w:lang w:val="en-US"/>
-              </w:rPr>
-              <w:t>các</w:t>
-            </w:r>
-            <w:r>
-              <w:rPr>
-                <w:noProof/>
-              </w:rPr>
-              <w:t xml:space="preserve"> thông tin đăng </w:t>
-            </w:r>
-            <w:r>
-              <w:rPr>
-                <w:noProof/>
-                <w:lang w:val="en-US"/>
-              </w:rPr>
-              <w:t>nhập</w:t>
-            </w:r>
-            <w:r>
-              <w:rPr>
-                <w:noProof/>
-              </w:rPr>
-              <w:t xml:space="preserve"> và in ra thông báo thông tin</w:t>
+              </w:rPr>
+              <w:t xml:space="preserve"> tính hợp lệ của</w:t>
+            </w:r>
+            <w:r>
+              <w:rPr>
+                <w:noProof/>
+                <w:lang w:val="en-US"/>
+              </w:rPr>
+              <w:t xml:space="preserve"> các</w:t>
+            </w:r>
+            <w:r>
+              <w:rPr>
+                <w:noProof/>
+              </w:rPr>
+              <w:t xml:space="preserve"> thông tin đăng ký và in ra thông báo thông tin</w:t>
             </w:r>
             <w:r>
               <w:rPr>
@@ -6654,6 +6549,18 @@
               </w:rPr>
               <w:t xml:space="preserve"> lại bước 3.</w:t>
             </w:r>
+          </w:p>
+          <w:p>
+            <w:pPr>
+              <w:keepNext/>
+              <w:ind w:left="360"/>
+              <w:rPr>
+                <w:i/>
+                <w:iCs/>
+                <w:noProof/>
+                <w:lang w:val="en-US"/>
+              </w:rPr>
+            </w:pPr>
           </w:p>
         </w:tc>
       </w:tr>
@@ -6664,10 +6571,9 @@
         <w:spacing w:line="360" w:lineRule="auto"/>
         <w:rPr>
           <w:rFonts w:cs="Times New Roman"/>
-          <w:lang w:val="en-US"/>
-        </w:rPr>
-      </w:pPr>
-      <w:bookmarkStart w:id="15" w:name="_Toc90848354"/>
+        </w:rPr>
+      </w:pPr>
+      <w:bookmarkStart w:id="15" w:name="_Toc90849453"/>
       <w:r>
         <w:rPr>
           <w:rFonts w:cs="Times New Roman"/>
@@ -6746,21 +6652,13 @@
         <w:rPr>
           <w:rFonts w:cs="Times New Roman"/>
         </w:rPr>
-        <w:t xml:space="preserve">: Bảng đặc tả Use Case đăng </w:t>
-      </w:r>
-      <w:r>
-        <w:rPr>
-          <w:rFonts w:cs="Times New Roman"/>
-          <w:lang w:val="en-US"/>
-        </w:rPr>
-        <w:t>nhập</w:t>
+        <w:t>: Bảng đặc tả Use Case đăng ký tài khoản</w:t>
       </w:r>
       <w:bookmarkEnd w:id="15"/>
     </w:p>
     <w:p>
       <w:pPr>
-        <w:spacing w:after="200"/>
-        <w:jc w:val="both"/>
+        <w:spacing w:after="200" w:line="276" w:lineRule="auto"/>
         <w:rPr>
           <w:rFonts w:eastAsiaTheme="majorEastAsia" w:cs="Times New Roman"/>
           <w:b/>
@@ -6792,14 +6690,7 @@
           <w:lang w:val="en-US"/>
         </w:rPr>
         <w:lastRenderedPageBreak/>
-        <w:t xml:space="preserve">Đặc tả Use Case </w:t>
-      </w:r>
-      <w:r>
-        <w:rPr>
-          <w:rFonts w:cs="Times New Roman"/>
-          <w:lang w:val="en-US"/>
-        </w:rPr>
-        <w:t>tra cứu sách</w:t>
+        <w:t>Đặc tả Use Case đăng nhập</w:t>
       </w:r>
     </w:p>
     <w:tbl>
@@ -6915,7 +6806,15 @@
                 <w:szCs w:val="26"/>
                 <w:lang w:val="en-US"/>
               </w:rPr>
-              <w:t>Tra cứu sách</w:t>
+              <w:t xml:space="preserve">Đăng </w:t>
+            </w:r>
+            <w:r>
+              <w:rPr>
+                <w:noProof/>
+                <w:szCs w:val="26"/>
+                <w:lang w:val="en-US"/>
+              </w:rPr>
+              <w:t>nhập</w:t>
             </w:r>
             <w:r>
               <w:rPr>
@@ -6973,23 +6872,15 @@
                 <w:szCs w:val="26"/>
                 <w:lang w:val="en-US"/>
               </w:rPr>
-              <w:t>Use Case này cho phép</w:t>
-            </w:r>
-            <w:r>
-              <w:rPr>
-                <w:noProof/>
-                <w:szCs w:val="26"/>
-                <w:lang w:val="en-US"/>
-              </w:rPr>
-              <w:t xml:space="preserve"> toàn bộ</w:t>
-            </w:r>
-            <w:r>
-              <w:rPr>
-                <w:noProof/>
-                <w:szCs w:val="26"/>
-                <w:lang w:val="en-US"/>
-              </w:rPr>
-              <w:t xml:space="preserve"> người dùng</w:t>
+              <w:t>Use Case này cho phép người dùng chưa xác thực</w:t>
+            </w:r>
+            <w:r>
+              <w:rPr>
+                <w:noProof/>
+                <w:szCs w:val="26"/>
+                <w:lang w:val="en-US"/>
+              </w:rPr>
+              <w:t xml:space="preserve"> (khách)</w:t>
             </w:r>
             <w:r>
               <w:rPr>
@@ -7005,23 +6896,47 @@
                 <w:szCs w:val="26"/>
                 <w:lang w:val="en-US"/>
               </w:rPr>
-              <w:t xml:space="preserve">(khách, độc giả, nhân viên, quản lý kho, quản trị viên) </w:t>
-            </w:r>
-            <w:r>
-              <w:rPr>
-                <w:noProof/>
-                <w:szCs w:val="26"/>
-                <w:lang w:val="en-US"/>
-              </w:rPr>
-              <w:t>tra cứu và xem thông tin chi tiết của các đầu sách</w:t>
-            </w:r>
-            <w:r>
-              <w:rPr>
-                <w:noProof/>
-                <w:szCs w:val="26"/>
-                <w:lang w:val="en-US"/>
-              </w:rPr>
-              <w:t>.</w:t>
+              <w:t>đăng</w:t>
+            </w:r>
+            <w:r>
+              <w:rPr>
+                <w:noProof/>
+                <w:szCs w:val="26"/>
+                <w:lang w:val="en-US"/>
+              </w:rPr>
+              <w:t xml:space="preserve"> </w:t>
+            </w:r>
+            <w:r>
+              <w:rPr>
+                <w:noProof/>
+                <w:szCs w:val="26"/>
+                <w:lang w:val="en-US"/>
+              </w:rPr>
+              <w:t>nhập vào</w:t>
+            </w:r>
+            <w:r>
+              <w:rPr>
+                <w:noProof/>
+                <w:szCs w:val="26"/>
+                <w:lang w:val="en-US"/>
+              </w:rPr>
+              <w:t xml:space="preserve"> hệ thống bằng</w:t>
+            </w:r>
+            <w:r>
+              <w:rPr>
+                <w:noProof/>
+                <w:szCs w:val="26"/>
+                <w:lang w:val="en-US"/>
+              </w:rPr>
+              <w:t xml:space="preserve"> tài khoản đã được tạo</w:t>
+            </w:r>
+            <w:r>
+              <w:rPr>
+                <w:noProof/>
+                <w:szCs w:val="26"/>
+                <w:lang w:val="en-US"/>
+              </w:rPr>
+              <w:t xml:space="preserve"> và phân quyền.</w:t>
             </w:r>
           </w:p>
         </w:tc>
@@ -7071,15 +6986,7 @@
                 <w:szCs w:val="26"/>
                 <w:lang w:val="en-US"/>
               </w:rPr>
-              <w:t>Toàn bộ người dùng</w:t>
-            </w:r>
-            <w:r>
-              <w:rPr>
-                <w:noProof/>
-                <w:szCs w:val="26"/>
-                <w:lang w:val="en-US"/>
-              </w:rPr>
-              <w:t>.</w:t>
+              <w:t>Người dùng chưa xác thực (khách).</w:t>
             </w:r>
           </w:p>
         </w:tc>
@@ -7167,24 +7074,70 @@
           </w:tcPr>
           <w:p>
             <w:pPr>
-              <w:rPr>
-                <w:noProof/>
-                <w:szCs w:val="26"/>
-                <w:lang w:val="en-US"/>
-              </w:rPr>
-            </w:pPr>
-            <w:r>
-              <w:rPr>
-                <w:noProof/>
-                <w:lang w:val="en-US"/>
-              </w:rPr>
-              <w:t>Truy cập thành công vào hệ thống</w:t>
-            </w:r>
-            <w:r>
-              <w:rPr>
-                <w:noProof/>
+              <w:pStyle w:val="ListParagraph"/>
+              <w:numPr>
+                <w:ilvl w:val="0"/>
+                <w:numId w:val="3"/>
+              </w:numPr>
+              <w:spacing w:line="360" w:lineRule="auto"/>
+              <w:jc w:val="left"/>
+              <w:rPr>
+                <w:noProof/>
+              </w:rPr>
+            </w:pPr>
+            <w:r>
+              <w:rPr>
+                <w:noProof/>
+              </w:rPr>
+              <w:t>Truy cập thành công vào hệ thống.</w:t>
+            </w:r>
+          </w:p>
+          <w:p>
+            <w:pPr>
+              <w:pStyle w:val="ListParagraph"/>
+              <w:numPr>
+                <w:ilvl w:val="0"/>
+                <w:numId w:val="3"/>
+              </w:numPr>
+              <w:spacing w:line="360" w:lineRule="auto"/>
+              <w:jc w:val="left"/>
+              <w:rPr>
+                <w:noProof/>
+              </w:rPr>
+            </w:pPr>
+            <w:r>
+              <w:rPr>
+                <w:noProof/>
+                <w:szCs w:val="20"/>
+              </w:rPr>
+              <w:t>Đã có tài khoản trên hệ thống</w:t>
+            </w:r>
+            <w:r>
+              <w:rPr>
+                <w:noProof/>
+                <w:szCs w:val="20"/>
               </w:rPr>
               <w:t>.</w:t>
+            </w:r>
+          </w:p>
+          <w:p>
+            <w:pPr>
+              <w:pStyle w:val="ListParagraph"/>
+              <w:numPr>
+                <w:ilvl w:val="0"/>
+                <w:numId w:val="3"/>
+              </w:numPr>
+              <w:spacing w:line="360" w:lineRule="auto"/>
+              <w:jc w:val="left"/>
+              <w:rPr>
+                <w:noProof/>
+              </w:rPr>
+            </w:pPr>
+            <w:r>
+              <w:rPr>
+                <w:noProof/>
+              </w:rPr>
+              <w:t>Tài khoản đã được phân quyền với vai trò người dùng.</w:t>
             </w:r>
           </w:p>
         </w:tc>
@@ -7222,28 +7175,48 @@
           </w:tcPr>
           <w:p>
             <w:pPr>
-              <w:rPr>
-                <w:noProof/>
-              </w:rPr>
-            </w:pPr>
-            <w:r>
-              <w:rPr>
-                <w:noProof/>
-              </w:rPr>
-              <w:t>Tra cứu</w:t>
-            </w:r>
-            <w:r>
-              <w:rPr>
-                <w:noProof/>
-                <w:lang w:val="en-US"/>
-              </w:rPr>
-              <w:t xml:space="preserve"> thành công</w:t>
-            </w:r>
-            <w:r>
-              <w:rPr>
-                <w:noProof/>
-              </w:rPr>
-              <w:t xml:space="preserve"> được thông tin sách</w:t>
+              <w:pStyle w:val="ListParagraph"/>
+              <w:numPr>
+                <w:ilvl w:val="0"/>
+                <w:numId w:val="3"/>
+              </w:numPr>
+              <w:spacing w:line="360" w:lineRule="auto"/>
+              <w:jc w:val="left"/>
+              <w:rPr>
+                <w:noProof/>
+              </w:rPr>
+            </w:pPr>
+            <w:r>
+              <w:rPr>
+                <w:noProof/>
+              </w:rPr>
+              <w:t>Đăng nhập thành công</w:t>
+            </w:r>
+            <w:r>
+              <w:rPr>
+                <w:noProof/>
+              </w:rPr>
+              <w:t>.</w:t>
+            </w:r>
+          </w:p>
+          <w:p>
+            <w:pPr>
+              <w:pStyle w:val="ListParagraph"/>
+              <w:numPr>
+                <w:ilvl w:val="0"/>
+                <w:numId w:val="3"/>
+              </w:numPr>
+              <w:spacing w:line="360" w:lineRule="auto"/>
+              <w:jc w:val="left"/>
+              <w:rPr>
+                <w:noProof/>
+              </w:rPr>
+            </w:pPr>
+            <w:r>
+              <w:rPr>
+                <w:noProof/>
+              </w:rPr>
+              <w:t>Được phép tiến hành đặt và thanh toán đơn hàng</w:t>
             </w:r>
             <w:r>
               <w:rPr>
@@ -7290,7 +7263,7 @@
               <w:pStyle w:val="ListParagraph"/>
               <w:numPr>
                 <w:ilvl w:val="0"/>
-                <w:numId w:val="16"/>
+                <w:numId w:val="15"/>
               </w:numPr>
               <w:spacing w:line="360" w:lineRule="auto"/>
               <w:jc w:val="left"/>
@@ -7302,14 +7275,44 @@
             <w:r>
               <w:rPr>
                 <w:noProof/>
-              </w:rPr>
-              <w:t>Toàn bộ người dùng</w:t>
-            </w:r>
-            <w:r>
-              <w:rPr>
-                <w:noProof/>
-              </w:rPr>
-              <w:t xml:space="preserve"> nhập tên sách vào khung tìm kiếm</w:t>
+                <w:szCs w:val="20"/>
+              </w:rPr>
+              <w:t xml:space="preserve">Khách </w:t>
+            </w:r>
+            <w:r>
+              <w:rPr>
+                <w:noProof/>
+                <w:szCs w:val="20"/>
+              </w:rPr>
+              <w:t>chủ động chọn tính năng</w:t>
+            </w:r>
+            <w:r>
+              <w:rPr>
+                <w:noProof/>
+                <w:szCs w:val="20"/>
+              </w:rPr>
+              <w:t xml:space="preserve"> </w:t>
+            </w:r>
+            <w:r>
+              <w:rPr>
+                <w:noProof/>
+                <w:szCs w:val="20"/>
+              </w:rPr>
+              <w:t>[Đ</w:t>
+            </w:r>
+            <w:r>
+              <w:rPr>
+                <w:noProof/>
+                <w:szCs w:val="20"/>
+              </w:rPr>
+              <w:t>ăng nhập</w:t>
+            </w:r>
+            <w:r>
+              <w:rPr>
+                <w:noProof/>
+                <w:szCs w:val="20"/>
+              </w:rPr>
+              <w:t>]</w:t>
             </w:r>
             <w:r>
               <w:rPr>
@@ -7324,7 +7327,7 @@
               <w:pStyle w:val="ListParagraph"/>
               <w:numPr>
                 <w:ilvl w:val="0"/>
-                <w:numId w:val="16"/>
+                <w:numId w:val="15"/>
               </w:numPr>
               <w:spacing w:line="360" w:lineRule="auto"/>
               <w:jc w:val="left"/>
@@ -7338,7 +7341,114 @@
                 <w:noProof/>
                 <w:szCs w:val="20"/>
               </w:rPr>
-              <w:t>Hệ thống hiển thị các đầu sách dựa theo tên đã nhập</w:t>
+              <w:t>Khách nhập các thông tin đăng nhập được yêu cầu</w:t>
+            </w:r>
+            <w:r>
+              <w:rPr>
+                <w:noProof/>
+                <w:szCs w:val="20"/>
+              </w:rPr>
+              <w:t>.</w:t>
+            </w:r>
+          </w:p>
+          <w:p>
+            <w:pPr>
+              <w:pStyle w:val="ListParagraph"/>
+              <w:numPr>
+                <w:ilvl w:val="0"/>
+                <w:numId w:val="15"/>
+              </w:numPr>
+              <w:spacing w:line="360" w:lineRule="auto"/>
+              <w:jc w:val="left"/>
+              <w:rPr>
+                <w:noProof/>
+                <w:szCs w:val="20"/>
+              </w:rPr>
+            </w:pPr>
+            <w:r>
+              <w:rPr>
+                <w:noProof/>
+                <w:szCs w:val="20"/>
+              </w:rPr>
+              <w:t>Hệ thống</w:t>
+            </w:r>
+            <w:r>
+              <w:rPr>
+                <w:noProof/>
+                <w:szCs w:val="20"/>
+              </w:rPr>
+              <w:t xml:space="preserve"> tiến hành kiểm tra thông tin được nhập,</w:t>
+            </w:r>
+            <w:r>
+              <w:rPr>
+                <w:noProof/>
+                <w:szCs w:val="20"/>
+              </w:rPr>
+              <w:t xml:space="preserve"> </w:t>
+            </w:r>
+            <w:r>
+              <w:rPr>
+                <w:noProof/>
+                <w:szCs w:val="20"/>
+              </w:rPr>
+              <w:t xml:space="preserve">xác thực và phân quyền thành công cho </w:t>
+            </w:r>
+            <w:r>
+              <w:rPr>
+                <w:noProof/>
+                <w:szCs w:val="20"/>
+              </w:rPr>
+              <w:t>khách hàng</w:t>
+            </w:r>
+            <w:r>
+              <w:rPr>
+                <w:noProof/>
+                <w:szCs w:val="20"/>
+              </w:rPr>
+              <w:t>.</w:t>
+            </w:r>
+          </w:p>
+          <w:p>
+            <w:pPr>
+              <w:pStyle w:val="ListParagraph"/>
+              <w:numPr>
+                <w:ilvl w:val="0"/>
+                <w:numId w:val="15"/>
+              </w:numPr>
+              <w:spacing w:line="360" w:lineRule="auto"/>
+              <w:jc w:val="left"/>
+              <w:rPr>
+                <w:noProof/>
+                <w:szCs w:val="20"/>
+              </w:rPr>
+            </w:pPr>
+            <w:r>
+              <w:rPr>
+                <w:noProof/>
+                <w:szCs w:val="20"/>
+              </w:rPr>
+              <w:t>Hệ thống đ</w:t>
+            </w:r>
+            <w:r>
+              <w:rPr>
+                <w:noProof/>
+                <w:szCs w:val="20"/>
+              </w:rPr>
+              <w:t>iều hướng</w:t>
+            </w:r>
+            <w:r>
+              <w:rPr>
+                <w:noProof/>
+                <w:szCs w:val="20"/>
+              </w:rPr>
+              <w:t xml:space="preserve"> khách hàng</w:t>
+            </w:r>
+            <w:r>
+              <w:rPr>
+                <w:noProof/>
+                <w:szCs w:val="20"/>
+              </w:rPr>
+              <w:t xml:space="preserve"> trở về website</w:t>
             </w:r>
             <w:r>
               <w:rPr>
@@ -7399,18 +7509,22 @@
             <w:r>
               <w:rPr>
                 <w:noProof/>
-                <w:szCs w:val="26"/>
-                <w:lang w:val="en-US"/>
-              </w:rPr>
-              <w:t>Toàn bộ người dùng</w:t>
-            </w:r>
-            <w:r>
-              <w:rPr>
-                <w:noProof/>
-                <w:szCs w:val="26"/>
-                <w:lang w:val="en-US"/>
-              </w:rPr>
-              <w:t xml:space="preserve"> chọn tính năng [Toàn bộ sách]</w:t>
+              </w:rPr>
+              <w:t>Khách</w:t>
+            </w:r>
+            <w:r>
+              <w:rPr>
+                <w:noProof/>
+                <w:lang w:val="en-US"/>
+              </w:rPr>
+              <w:t xml:space="preserve"> tiến hành đặt hàng</w:t>
+            </w:r>
+            <w:r>
+              <w:rPr>
+                <w:noProof/>
+                <w:lang w:val="en-US"/>
+              </w:rPr>
+              <w:t xml:space="preserve"> mà chưa đăng nhập</w:t>
             </w:r>
             <w:r>
               <w:rPr>
@@ -7433,30 +7547,28 @@
                 <w:noProof/>
                 <w:lang w:val="en-US"/>
               </w:rPr>
-              <w:t xml:space="preserve">1.a.1. </w:t>
-            </w:r>
-            <w:r>
-              <w:rPr>
-                <w:noProof/>
-                <w:szCs w:val="26"/>
-                <w:lang w:val="en-US"/>
-              </w:rPr>
-              <w:t>Toàn bộ người dùng</w:t>
-            </w:r>
-            <w:r>
-              <w:rPr>
-                <w:noProof/>
-                <w:szCs w:val="26"/>
-                <w:lang w:val="en-US"/>
-              </w:rPr>
-              <w:t xml:space="preserve"> sử dụng bộ lọc để tìm kiếm sách</w:t>
-            </w:r>
-            <w:r>
-              <w:rPr>
-                <w:noProof/>
-                <w:lang w:val="en-US"/>
-              </w:rPr>
-              <w:t>.</w:t>
+              <w:t>1.a.</w:t>
+            </w:r>
+            <w:r>
+              <w:rPr>
+                <w:noProof/>
+                <w:lang w:val="en-US"/>
+              </w:rPr>
+              <w:t>1.</w:t>
+            </w:r>
+            <w:r>
+              <w:rPr>
+                <w:noProof/>
+                <w:lang w:val="en-US"/>
+              </w:rPr>
+              <w:t xml:space="preserve"> </w:t>
+            </w:r>
+            <w:r>
+              <w:rPr>
+                <w:noProof/>
+                <w:lang w:val="en-US"/>
+              </w:rPr>
+              <w:t>Hệ thống tự động điều hướng khách về trang đăng nhập.</w:t>
             </w:r>
           </w:p>
         </w:tc>
@@ -7497,49 +7609,125 @@
               <w:ind w:left="360"/>
               <w:rPr>
                 <w:noProof/>
-                <w:lang w:val="en-US"/>
-              </w:rPr>
-            </w:pPr>
-            <w:r>
-              <w:rPr>
-                <w:noProof/>
-                <w:lang w:val="en-US"/>
-              </w:rPr>
-              <w:t xml:space="preserve">2.a. </w:t>
-            </w:r>
-            <w:r>
-              <w:rPr>
-                <w:noProof/>
-                <w:szCs w:val="26"/>
-                <w:lang w:val="en-US"/>
-              </w:rPr>
-              <w:t>Hệ thống không tìm thấy đầu sách tương ứng</w:t>
-            </w:r>
-            <w:r>
-              <w:rPr>
-                <w:noProof/>
-                <w:lang w:val="en-US"/>
-              </w:rPr>
-              <w:t>.</w:t>
+              </w:rPr>
+            </w:pPr>
+            <w:r>
+              <w:rPr>
+                <w:noProof/>
+                <w:lang w:val="en-US"/>
+              </w:rPr>
+              <w:t>3</w:t>
+            </w:r>
+            <w:r>
+              <w:rPr>
+                <w:noProof/>
+                <w:lang w:val="en-US"/>
+              </w:rPr>
+              <w:t xml:space="preserve">.a. </w:t>
+            </w:r>
+            <w:r>
+              <w:rPr>
+                <w:noProof/>
+              </w:rPr>
+              <w:t xml:space="preserve">Hệ thống </w:t>
+            </w:r>
+            <w:r>
+              <w:rPr>
+                <w:noProof/>
+                <w:lang w:val="en-US"/>
+              </w:rPr>
+              <w:t>xác thực</w:t>
+            </w:r>
+            <w:r>
+              <w:rPr>
+                <w:noProof/>
+                <w:lang w:val="en-US"/>
+              </w:rPr>
+              <w:t>,</w:t>
+            </w:r>
+            <w:r>
+              <w:rPr>
+                <w:noProof/>
+                <w:lang w:val="en-US"/>
+              </w:rPr>
+              <w:t xml:space="preserve"> phân quyền</w:t>
+            </w:r>
+            <w:r>
+              <w:rPr>
+                <w:noProof/>
+              </w:rPr>
+              <w:t xml:space="preserve"> </w:t>
+            </w:r>
+            <w:r>
+              <w:rPr>
+                <w:noProof/>
+                <w:lang w:val="en-US"/>
+              </w:rPr>
+              <w:t>thất bại</w:t>
+            </w:r>
+            <w:r>
+              <w:rPr>
+                <w:noProof/>
+                <w:lang w:val="en-US"/>
+              </w:rPr>
+              <w:t xml:space="preserve"> cho</w:t>
+            </w:r>
+            <w:r>
+              <w:rPr>
+                <w:noProof/>
+              </w:rPr>
+              <w:t xml:space="preserve"> </w:t>
+            </w:r>
+            <w:r>
+              <w:rPr>
+                <w:noProof/>
+                <w:lang w:val="en-US"/>
+              </w:rPr>
+              <w:t>các</w:t>
+            </w:r>
+            <w:r>
+              <w:rPr>
+                <w:noProof/>
+              </w:rPr>
+              <w:t xml:space="preserve"> thông tin đăng </w:t>
+            </w:r>
+            <w:r>
+              <w:rPr>
+                <w:noProof/>
+                <w:lang w:val="en-US"/>
+              </w:rPr>
+              <w:t>nhập</w:t>
+            </w:r>
+            <w:r>
+              <w:rPr>
+                <w:noProof/>
+              </w:rPr>
+              <w:t xml:space="preserve"> và in ra thông báo thông tin</w:t>
+            </w:r>
+            <w:r>
+              <w:rPr>
+                <w:noProof/>
+                <w:lang w:val="en-US"/>
+              </w:rPr>
+              <w:t xml:space="preserve"> không</w:t>
+            </w:r>
+            <w:r>
+              <w:rPr>
+                <w:noProof/>
+              </w:rPr>
+              <w:t xml:space="preserve"> hợp lệ.</w:t>
             </w:r>
           </w:p>
           <w:p>
             <w:pPr>
               <w:ind w:left="360"/>
-              <w:rPr>
-                <w:noProof/>
-                <w:lang w:val="en-US"/>
-              </w:rPr>
-            </w:pPr>
-            <w:r>
               <w:rPr>
                 <w:i/>
                 <w:iCs/>
                 <w:noProof/>
                 <w:lang w:val="en-US"/>
               </w:rPr>
-              <w:t xml:space="preserve">Use Case </w:t>
-            </w:r>
+            </w:pPr>
             <w:r>
               <w:rPr>
                 <w:i/>
@@ -7547,7 +7735,7 @@
                 <w:noProof/>
                 <w:lang w:val="en-US"/>
               </w:rPr>
-              <w:t xml:space="preserve">trở </w:t>
+              <w:t xml:space="preserve">Use Case </w:t>
             </w:r>
             <w:r>
               <w:rPr>
@@ -7556,7 +7744,16 @@
                 <w:noProof/>
                 <w:lang w:val="en-US"/>
               </w:rPr>
-              <w:t>lại bước 1.</w:t>
+              <w:t>trở</w:t>
+            </w:r>
+            <w:r>
+              <w:rPr>
+                <w:i/>
+                <w:iCs/>
+                <w:noProof/>
+                <w:lang w:val="en-US"/>
+              </w:rPr>
+              <w:t xml:space="preserve"> lại bước 3.</w:t>
             </w:r>
           </w:p>
         </w:tc>
@@ -7571,7 +7768,7 @@
           <w:lang w:val="en-US"/>
         </w:rPr>
       </w:pPr>
-      <w:bookmarkStart w:id="16" w:name="_Toc90848355"/>
+      <w:bookmarkStart w:id="16" w:name="_Toc90849454"/>
       <w:r>
         <w:rPr>
           <w:rFonts w:cs="Times New Roman"/>
@@ -7650,14 +7847,14 @@
         <w:rPr>
           <w:rFonts w:cs="Times New Roman"/>
         </w:rPr>
-        <w:t xml:space="preserve">: Bảng đặc tả Use Case </w:t>
-      </w:r>
-      <w:r>
-        <w:rPr>
-          <w:rFonts w:cs="Times New Roman"/>
-          <w:lang w:val="en-US"/>
-        </w:rPr>
-        <w:t>tra cứu sách</w:t>
+        <w:t xml:space="preserve">: Bảng đặc tả Use Case đăng </w:t>
+      </w:r>
+      <w:r>
+        <w:rPr>
+          <w:rFonts w:cs="Times New Roman"/>
+          <w:lang w:val="en-US"/>
+        </w:rPr>
+        <w:t>nhập</w:t>
       </w:r>
       <w:bookmarkEnd w:id="16"/>
     </w:p>
@@ -7703,7 +7900,7 @@
           <w:rFonts w:cs="Times New Roman"/>
           <w:lang w:val="en-US"/>
         </w:rPr>
-        <w:t>thanh toán đơn hàng</w:t>
+        <w:t>tra cứu sách</w:t>
       </w:r>
     </w:p>
     <w:tbl>
@@ -7819,7 +8016,7 @@
                 <w:szCs w:val="26"/>
                 <w:lang w:val="en-US"/>
               </w:rPr>
-              <w:t>Thanh toán đơn hàng</w:t>
+              <w:t>Tra cứu sách</w:t>
             </w:r>
             <w:r>
               <w:rPr>
@@ -7877,15 +8074,23 @@
                 <w:szCs w:val="26"/>
                 <w:lang w:val="en-US"/>
               </w:rPr>
-              <w:t>Use Case này cho phép khách</w:t>
-            </w:r>
-            <w:r>
-              <w:rPr>
-                <w:noProof/>
-                <w:szCs w:val="26"/>
-                <w:lang w:val="en-US"/>
-              </w:rPr>
-              <w:t xml:space="preserve"> hàng</w:t>
+              <w:t>Use Case này cho phép</w:t>
+            </w:r>
+            <w:r>
+              <w:rPr>
+                <w:noProof/>
+                <w:szCs w:val="26"/>
+                <w:lang w:val="en-US"/>
+              </w:rPr>
+              <w:t xml:space="preserve"> toàn bộ</w:t>
+            </w:r>
+            <w:r>
+              <w:rPr>
+                <w:noProof/>
+                <w:szCs w:val="26"/>
+                <w:lang w:val="en-US"/>
+              </w:rPr>
+              <w:t xml:space="preserve"> người dùng</w:t>
             </w:r>
             <w:r>
               <w:rPr>
@@ -7901,55 +8106,15 @@
                 <w:szCs w:val="26"/>
                 <w:lang w:val="en-US"/>
               </w:rPr>
-              <w:t>(</w:t>
-            </w:r>
-            <w:r>
-              <w:rPr>
-                <w:noProof/>
-                <w:szCs w:val="26"/>
-                <w:lang w:val="en-US"/>
-              </w:rPr>
-              <w:t>độc giả</w:t>
-            </w:r>
-            <w:r>
-              <w:rPr>
-                <w:noProof/>
-                <w:szCs w:val="26"/>
-                <w:lang w:val="en-US"/>
-              </w:rPr>
-              <w:t>) tiến hành điều chỉnh số lượng sách</w:t>
-            </w:r>
-            <w:r>
-              <w:rPr>
-                <w:noProof/>
-                <w:szCs w:val="26"/>
-                <w:lang w:val="en-US"/>
-              </w:rPr>
-              <w:t>, xoá sách</w:t>
-            </w:r>
-            <w:r>
-              <w:rPr>
-                <w:noProof/>
-                <w:szCs w:val="26"/>
-                <w:lang w:val="en-US"/>
-              </w:rPr>
-              <w:t xml:space="preserve"> trong giỏ hàng</w:t>
-            </w:r>
-            <w:r>
-              <w:rPr>
-                <w:noProof/>
-                <w:szCs w:val="26"/>
-                <w:lang w:val="en-US"/>
-              </w:rPr>
-              <w:t xml:space="preserve"> trước khi đặt hàng</w:t>
-            </w:r>
-            <w:r>
-              <w:rPr>
-                <w:noProof/>
-                <w:szCs w:val="26"/>
-                <w:lang w:val="en-US"/>
-              </w:rPr>
-              <w:t xml:space="preserve"> và tiến hành thanh toán đơn hàng</w:t>
+              <w:t xml:space="preserve">(khách, độc giả, nhân viên, quản lý kho, quản trị viên) </w:t>
+            </w:r>
+            <w:r>
+              <w:rPr>
+                <w:noProof/>
+                <w:szCs w:val="26"/>
+                <w:lang w:val="en-US"/>
+              </w:rPr>
+              <w:t>tra cứu và xem thông tin chi tiết của các đầu sách</w:t>
             </w:r>
             <w:r>
               <w:rPr>
@@ -8007,7 +8172,79 @@
                 <w:szCs w:val="26"/>
                 <w:lang w:val="en-US"/>
               </w:rPr>
-              <w:t>Khách hàng (độc giả)</w:t>
+              <w:t>K</w:t>
+            </w:r>
+            <w:r>
+              <w:rPr>
+                <w:noProof/>
+                <w:szCs w:val="26"/>
+                <w:lang w:val="en-US"/>
+              </w:rPr>
+              <w:t xml:space="preserve">hách, </w:t>
+            </w:r>
+            <w:r>
+              <w:rPr>
+                <w:noProof/>
+                <w:szCs w:val="26"/>
+                <w:lang w:val="en-US"/>
+              </w:rPr>
+              <w:t>Đ</w:t>
+            </w:r>
+            <w:r>
+              <w:rPr>
+                <w:noProof/>
+                <w:szCs w:val="26"/>
+                <w:lang w:val="en-US"/>
+              </w:rPr>
+              <w:t xml:space="preserve">ộc giả, </w:t>
+            </w:r>
+            <w:r>
+              <w:rPr>
+                <w:noProof/>
+                <w:szCs w:val="26"/>
+                <w:lang w:val="en-US"/>
+              </w:rPr>
+              <w:t>N</w:t>
+            </w:r>
+            <w:r>
+              <w:rPr>
+                <w:noProof/>
+                <w:szCs w:val="26"/>
+                <w:lang w:val="en-US"/>
+              </w:rPr>
+              <w:t xml:space="preserve">hân viên, </w:t>
+            </w:r>
+            <w:r>
+              <w:rPr>
+                <w:noProof/>
+                <w:szCs w:val="26"/>
+                <w:lang w:val="en-US"/>
+              </w:rPr>
+              <w:t>Q</w:t>
+            </w:r>
+            <w:r>
+              <w:rPr>
+                <w:noProof/>
+                <w:szCs w:val="26"/>
+                <w:lang w:val="en-US"/>
+              </w:rPr>
+              <w:t xml:space="preserve">uản lý kho, </w:t>
+            </w:r>
+            <w:r>
+              <w:rPr>
+                <w:noProof/>
+                <w:szCs w:val="26"/>
+                <w:lang w:val="en-US"/>
+              </w:rPr>
+              <w:t>Q</w:t>
+            </w:r>
+            <w:r>
+              <w:rPr>
+                <w:noProof/>
+                <w:szCs w:val="26"/>
+                <w:lang w:val="en-US"/>
+              </w:rPr>
+              <w:t>uản trị viên</w:t>
             </w:r>
             <w:r>
               <w:rPr>
@@ -8112,15 +8349,9 @@
             <w:r>
               <w:rPr>
                 <w:noProof/>
-              </w:rPr>
-              <w:t>Đ</w:t>
-            </w:r>
-            <w:r>
-              <w:rPr>
-                <w:noProof/>
-                <w:lang w:val="en-US"/>
-              </w:rPr>
-              <w:t>ã có sản phẩm trong giỏ hàng</w:t>
+                <w:lang w:val="en-US"/>
+              </w:rPr>
+              <w:t>Truy cập thành công vào hệ thống</w:t>
             </w:r>
             <w:r>
               <w:rPr>
@@ -8164,53 +8395,34 @@
           </w:tcPr>
           <w:p>
             <w:pPr>
-              <w:pStyle w:val="ListParagraph"/>
-              <w:numPr>
-                <w:ilvl w:val="0"/>
-                <w:numId w:val="3"/>
-              </w:numPr>
-              <w:spacing w:line="360" w:lineRule="auto"/>
-              <w:jc w:val="left"/>
-              <w:rPr>
-                <w:noProof/>
-                <w:szCs w:val="20"/>
-              </w:rPr>
-            </w:pPr>
-            <w:r>
-              <w:rPr>
-                <w:noProof/>
-                <w:szCs w:val="20"/>
-              </w:rPr>
-              <w:t>Thanh toán đơn hàng thành công</w:t>
-            </w:r>
-            <w:r>
-              <w:rPr>
-                <w:noProof/>
-                <w:szCs w:val="20"/>
+              <w:rPr>
+                <w:noProof/>
+              </w:rPr>
+            </w:pPr>
+            <w:r>
+              <w:rPr>
+                <w:noProof/>
+              </w:rPr>
+              <w:t>Tra cứu</w:t>
+            </w:r>
+            <w:r>
+              <w:rPr>
+                <w:noProof/>
+                <w:lang w:val="en-US"/>
+              </w:rPr>
+              <w:t xml:space="preserve"> thành công</w:t>
+            </w:r>
+            <w:r>
+              <w:rPr>
+                <w:noProof/>
+              </w:rPr>
+              <w:t xml:space="preserve"> được thông tin sách</w:t>
+            </w:r>
+            <w:r>
+              <w:rPr>
+                <w:noProof/>
               </w:rPr>
               <w:t>.</w:t>
-            </w:r>
-          </w:p>
-          <w:p>
-            <w:pPr>
-              <w:pStyle w:val="ListParagraph"/>
-              <w:numPr>
-                <w:ilvl w:val="0"/>
-                <w:numId w:val="3"/>
-              </w:numPr>
-              <w:spacing w:line="360" w:lineRule="auto"/>
-              <w:jc w:val="left"/>
-              <w:rPr>
-                <w:noProof/>
-                <w:szCs w:val="20"/>
-              </w:rPr>
-            </w:pPr>
-            <w:r>
-              <w:rPr>
-                <w:noProof/>
-                <w:szCs w:val="20"/>
-              </w:rPr>
-              <w:t>Nhận được hoá đơn thanh toán.</w:t>
             </w:r>
           </w:p>
         </w:tc>
@@ -8251,7 +8463,7 @@
               <w:pStyle w:val="ListParagraph"/>
               <w:numPr>
                 <w:ilvl w:val="0"/>
-                <w:numId w:val="17"/>
+                <w:numId w:val="16"/>
               </w:numPr>
               <w:spacing w:line="360" w:lineRule="auto"/>
               <w:jc w:val="left"/>
@@ -8263,16 +8475,21 @@
             <w:r>
               <w:rPr>
                 <w:noProof/>
+              </w:rPr>
+              <w:t>Toàn bộ người dùng</w:t>
+            </w:r>
+            <w:r>
+              <w:rPr>
+                <w:noProof/>
+              </w:rPr>
+              <w:t xml:space="preserve"> nhập tên sách vào khung tìm kiếm</w:t>
+            </w:r>
+            <w:r>
+              <w:rPr>
+                <w:noProof/>
                 <w:szCs w:val="20"/>
               </w:rPr>
-              <w:t>Khách hàng</w:t>
-            </w:r>
-            <w:r>
-              <w:rPr>
-                <w:noProof/>
-                <w:szCs w:val="20"/>
-              </w:rPr>
-              <w:t xml:space="preserve"> nhấn vào [Giỏ hàng].</w:t>
+              <w:t>.</w:t>
             </w:r>
           </w:p>
           <w:p>
@@ -8280,7 +8497,7 @@
               <w:pStyle w:val="ListParagraph"/>
               <w:numPr>
                 <w:ilvl w:val="0"/>
-                <w:numId w:val="17"/>
+                <w:numId w:val="16"/>
               </w:numPr>
               <w:spacing w:line="360" w:lineRule="auto"/>
               <w:jc w:val="left"/>
@@ -8294,327 +8511,14 @@
                 <w:noProof/>
                 <w:szCs w:val="20"/>
               </w:rPr>
-              <w:t>Hệ thống hiể</w:t>
+              <w:t>Hệ thống hiển thị các đầu sách dựa theo tên đã nhập</w:t>
             </w:r>
             <w:r>
               <w:rPr>
                 <w:noProof/>
                 <w:szCs w:val="20"/>
               </w:rPr>
-              <w:t>n</w:t>
-            </w:r>
-            <w:r>
-              <w:rPr>
-                <w:noProof/>
-                <w:szCs w:val="20"/>
-              </w:rPr>
-              <w:t xml:space="preserve"> thị</w:t>
-            </w:r>
-            <w:r>
-              <w:rPr>
-                <w:noProof/>
-                <w:szCs w:val="20"/>
-              </w:rPr>
-              <w:t xml:space="preserve"> trang</w:t>
-            </w:r>
-            <w:r>
-              <w:rPr>
-                <w:noProof/>
-                <w:szCs w:val="20"/>
-              </w:rPr>
-              <w:t xml:space="preserve"> giỏ hàng.</w:t>
-            </w:r>
-          </w:p>
-          <w:p>
-            <w:pPr>
-              <w:pStyle w:val="ListParagraph"/>
-              <w:numPr>
-                <w:ilvl w:val="0"/>
-                <w:numId w:val="17"/>
-              </w:numPr>
-              <w:spacing w:line="360" w:lineRule="auto"/>
-              <w:jc w:val="left"/>
-              <w:rPr>
-                <w:noProof/>
-                <w:szCs w:val="20"/>
-              </w:rPr>
-            </w:pPr>
-            <w:r>
-              <w:rPr>
-                <w:noProof/>
-                <w:szCs w:val="20"/>
-              </w:rPr>
-              <w:t xml:space="preserve">Khách hàng </w:t>
-            </w:r>
-            <w:r>
-              <w:rPr>
-                <w:noProof/>
-              </w:rPr>
-              <w:t>cập nhật số lượng</w:t>
-            </w:r>
-            <w:r>
-              <w:rPr>
-                <w:noProof/>
-              </w:rPr>
-              <w:t xml:space="preserve"> </w:t>
-            </w:r>
-            <w:r>
-              <w:rPr>
-                <w:noProof/>
-              </w:rPr>
-              <w:t>hoặc</w:t>
-            </w:r>
-            <w:r>
-              <w:rPr>
-                <w:noProof/>
-              </w:rPr>
-              <w:t xml:space="preserve"> xoá</w:t>
-            </w:r>
-            <w:r>
-              <w:rPr>
-                <w:noProof/>
-              </w:rPr>
-              <w:t xml:space="preserve"> sản phẩm</w:t>
-            </w:r>
-            <w:r>
-              <w:rPr>
-                <w:noProof/>
-                <w:szCs w:val="20"/>
-              </w:rPr>
               <w:t>.</w:t>
-            </w:r>
-          </w:p>
-          <w:p>
-            <w:pPr>
-              <w:pStyle w:val="ListParagraph"/>
-              <w:numPr>
-                <w:ilvl w:val="1"/>
-                <w:numId w:val="17"/>
-              </w:numPr>
-              <w:spacing w:line="360" w:lineRule="auto"/>
-              <w:jc w:val="left"/>
-              <w:rPr>
-                <w:noProof/>
-                <w:szCs w:val="20"/>
-              </w:rPr>
-            </w:pPr>
-            <w:r>
-              <w:rPr>
-                <w:noProof/>
-                <w:szCs w:val="20"/>
-              </w:rPr>
-              <w:t xml:space="preserve">Khách hàng </w:t>
-            </w:r>
-            <w:r>
-              <w:rPr>
-                <w:noProof/>
-              </w:rPr>
-              <w:t>cập nhật số lượng sản phẩm</w:t>
-            </w:r>
-          </w:p>
-          <w:p>
-            <w:pPr>
-              <w:pStyle w:val="ListParagraph"/>
-              <w:numPr>
-                <w:ilvl w:val="2"/>
-                <w:numId w:val="17"/>
-              </w:numPr>
-              <w:spacing w:line="360" w:lineRule="auto"/>
-              <w:jc w:val="left"/>
-              <w:rPr>
-                <w:noProof/>
-                <w:szCs w:val="20"/>
-              </w:rPr>
-            </w:pPr>
-            <w:r>
-              <w:rPr>
-                <w:noProof/>
-                <w:szCs w:val="20"/>
-              </w:rPr>
-              <w:t>Hệ thống cập nhật lại số lượng sản phẩm cho khách hàng.</w:t>
-            </w:r>
-            <w:r>
-              <w:rPr>
-                <w:noProof/>
-                <w:szCs w:val="20"/>
-              </w:rPr>
-              <w:t xml:space="preserve"> </w:t>
-            </w:r>
-          </w:p>
-          <w:p>
-            <w:pPr>
-              <w:pStyle w:val="ListParagraph"/>
-              <w:numPr>
-                <w:ilvl w:val="1"/>
-                <w:numId w:val="17"/>
-              </w:numPr>
-              <w:spacing w:line="360" w:lineRule="auto"/>
-              <w:jc w:val="left"/>
-              <w:rPr>
-                <w:noProof/>
-                <w:szCs w:val="20"/>
-              </w:rPr>
-            </w:pPr>
-            <w:r>
-              <w:rPr>
-                <w:noProof/>
-                <w:szCs w:val="20"/>
-              </w:rPr>
-              <w:t xml:space="preserve">Khách hàng </w:t>
-            </w:r>
-            <w:r>
-              <w:rPr>
-                <w:noProof/>
-              </w:rPr>
-              <w:t>xoá</w:t>
-            </w:r>
-            <w:r>
-              <w:rPr>
-                <w:noProof/>
-              </w:rPr>
-              <w:t xml:space="preserve"> sản phẩm</w:t>
-            </w:r>
-          </w:p>
-          <w:p>
-            <w:pPr>
-              <w:pStyle w:val="ListParagraph"/>
-              <w:numPr>
-                <w:ilvl w:val="2"/>
-                <w:numId w:val="17"/>
-              </w:numPr>
-              <w:spacing w:line="360" w:lineRule="auto"/>
-              <w:jc w:val="left"/>
-              <w:rPr>
-                <w:noProof/>
-                <w:szCs w:val="20"/>
-              </w:rPr>
-            </w:pPr>
-            <w:r>
-              <w:rPr>
-                <w:noProof/>
-              </w:rPr>
-              <w:t>Hệ thống hiển thị thông báo đã xoá sản phẩm khỏi giỏ hàng thành công.</w:t>
-            </w:r>
-          </w:p>
-          <w:p>
-            <w:pPr>
-              <w:pStyle w:val="ListParagraph"/>
-              <w:numPr>
-                <w:ilvl w:val="0"/>
-                <w:numId w:val="17"/>
-              </w:numPr>
-              <w:spacing w:line="360" w:lineRule="auto"/>
-              <w:jc w:val="left"/>
-              <w:rPr>
-                <w:noProof/>
-                <w:szCs w:val="20"/>
-              </w:rPr>
-            </w:pPr>
-            <w:r>
-              <w:rPr>
-                <w:noProof/>
-                <w:szCs w:val="20"/>
-              </w:rPr>
-              <w:t xml:space="preserve">Khách hàng </w:t>
-            </w:r>
-            <w:r>
-              <w:rPr>
-                <w:noProof/>
-              </w:rPr>
-              <w:t>n</w:t>
-            </w:r>
-            <w:r>
-              <w:rPr>
-                <w:noProof/>
-                <w:szCs w:val="20"/>
-              </w:rPr>
-              <w:t>hập thông tin thanh toán</w:t>
-            </w:r>
-            <w:r>
-              <w:rPr>
-                <w:noProof/>
-                <w:szCs w:val="20"/>
-              </w:rPr>
-              <w:t>.</w:t>
-            </w:r>
-          </w:p>
-          <w:p>
-            <w:pPr>
-              <w:pStyle w:val="ListParagraph"/>
-              <w:numPr>
-                <w:ilvl w:val="0"/>
-                <w:numId w:val="17"/>
-              </w:numPr>
-              <w:spacing w:line="360" w:lineRule="auto"/>
-              <w:jc w:val="left"/>
-              <w:rPr>
-                <w:noProof/>
-                <w:szCs w:val="20"/>
-              </w:rPr>
-            </w:pPr>
-            <w:r>
-              <w:rPr>
-                <w:noProof/>
-                <w:szCs w:val="20"/>
-              </w:rPr>
-              <w:t xml:space="preserve">Hệ thống </w:t>
-            </w:r>
-            <w:r>
-              <w:rPr>
-                <w:noProof/>
-                <w:szCs w:val="20"/>
-              </w:rPr>
-              <w:t>kiểm tra thông tin thanh toán thành công.</w:t>
-            </w:r>
-          </w:p>
-          <w:p>
-            <w:pPr>
-              <w:pStyle w:val="ListParagraph"/>
-              <w:numPr>
-                <w:ilvl w:val="0"/>
-                <w:numId w:val="17"/>
-              </w:numPr>
-              <w:spacing w:line="360" w:lineRule="auto"/>
-              <w:jc w:val="left"/>
-              <w:rPr>
-                <w:noProof/>
-                <w:szCs w:val="20"/>
-              </w:rPr>
-            </w:pPr>
-            <w:r>
-              <w:rPr>
-                <w:noProof/>
-                <w:szCs w:val="20"/>
-              </w:rPr>
-              <w:t xml:space="preserve">Khách hàng </w:t>
-            </w:r>
-            <w:r>
-              <w:rPr>
-                <w:noProof/>
-              </w:rPr>
-              <w:t>tiến hành thanh toán trực tuyến.</w:t>
-            </w:r>
-          </w:p>
-          <w:p>
-            <w:pPr>
-              <w:pStyle w:val="ListParagraph"/>
-              <w:numPr>
-                <w:ilvl w:val="0"/>
-                <w:numId w:val="17"/>
-              </w:numPr>
-              <w:spacing w:line="360" w:lineRule="auto"/>
-              <w:jc w:val="left"/>
-              <w:rPr>
-                <w:noProof/>
-                <w:szCs w:val="20"/>
-              </w:rPr>
-            </w:pPr>
-            <w:r>
-              <w:rPr>
-                <w:noProof/>
-                <w:szCs w:val="20"/>
-              </w:rPr>
-              <w:t>Hệ thống kiểm tra thanh toán và in hoá đơn.</w:t>
             </w:r>
           </w:p>
         </w:tc>
@@ -8663,7 +8567,23 @@
                 <w:noProof/>
                 <w:lang w:val="en-US"/>
               </w:rPr>
-              <w:t>6</w:t>
+              <w:t xml:space="preserve">1.a. </w:t>
+            </w:r>
+            <w:r>
+              <w:rPr>
+                <w:noProof/>
+                <w:szCs w:val="26"/>
+                <w:lang w:val="en-US"/>
+              </w:rPr>
+              <w:t>Toàn bộ người dùng</w:t>
+            </w:r>
+            <w:r>
+              <w:rPr>
+                <w:noProof/>
+                <w:szCs w:val="26"/>
+                <w:lang w:val="en-US"/>
+              </w:rPr>
+              <w:t xml:space="preserve"> chọn tính năng [Toàn bộ sách]</w:t>
             </w:r>
             <w:r>
               <w:rPr>
@@ -8672,53 +8592,6 @@
               </w:rPr>
               <w:t>.</w:t>
             </w:r>
-            <w:r>
-              <w:rPr>
-                <w:noProof/>
-                <w:lang w:val="en-US"/>
-              </w:rPr>
-              <w:t>a</w:t>
-            </w:r>
-            <w:r>
-              <w:rPr>
-                <w:noProof/>
-                <w:lang w:val="en-US"/>
-              </w:rPr>
-              <w:t xml:space="preserve">. Khách hàng </w:t>
-            </w:r>
-            <w:r>
-              <w:rPr>
-                <w:noProof/>
-              </w:rPr>
-              <w:t xml:space="preserve">tiến hành </w:t>
-            </w:r>
-            <w:r>
-              <w:rPr>
-                <w:noProof/>
-              </w:rPr>
-              <w:t>đ</w:t>
-            </w:r>
-            <w:r>
-              <w:rPr>
-                <w:noProof/>
-                <w:lang w:val="en-US"/>
-              </w:rPr>
-              <w:t>ặt hàng trước để nhận</w:t>
-            </w:r>
-            <w:r>
-              <w:rPr>
-                <w:noProof/>
-                <w:lang w:val="en-US"/>
-              </w:rPr>
-              <w:t xml:space="preserve"> sản phẩm</w:t>
-            </w:r>
-            <w:r>
-              <w:rPr>
-                <w:noProof/>
-                <w:lang w:val="en-US"/>
-              </w:rPr>
-              <w:t xml:space="preserve"> và thanh toán trực tiếp tại cửa hàng.</w:t>
-            </w:r>
           </w:p>
           <w:p>
             <w:pPr>
@@ -8733,14 +8606,23 @@
                 <w:noProof/>
                 <w:lang w:val="en-US"/>
               </w:rPr>
-              <w:t>7.a. Hệ thống ghi nhận đơn hàng, hiện thông tin danh sách cửa hàng và thời gian nhận sách</w:t>
-            </w:r>
-            <w:r>
-              <w:rPr>
-                <w:noProof/>
-                <w:lang w:val="en-US"/>
-              </w:rPr>
-              <w:t xml:space="preserve"> khi khách hàng chọn hình thức nhận và thanh toán tại cửa hàng</w:t>
+              <w:t xml:space="preserve">1.a.1. </w:t>
+            </w:r>
+            <w:r>
+              <w:rPr>
+                <w:noProof/>
+                <w:szCs w:val="26"/>
+                <w:lang w:val="en-US"/>
+              </w:rPr>
+              <w:t>Toàn bộ người dùng</w:t>
+            </w:r>
+            <w:r>
+              <w:rPr>
+                <w:noProof/>
+                <w:szCs w:val="26"/>
+                <w:lang w:val="en-US"/>
+              </w:rPr>
+              <w:t xml:space="preserve"> sử dụng bộ lọc để tìm kiếm sách</w:t>
             </w:r>
             <w:r>
               <w:rPr>
@@ -8775,7 +8657,6 @@
                 <w:szCs w:val="26"/>
                 <w:lang w:val="en-US"/>
               </w:rPr>
-              <w:lastRenderedPageBreak/>
               <w:t>Luồng ngoại lệ</w:t>
             </w:r>
           </w:p>
@@ -8797,7 +8678,22 @@
                 <w:noProof/>
                 <w:lang w:val="en-US"/>
               </w:rPr>
-              <w:t>3.1.a. Khách hàng nhập quá số lượng trong kho.</w:t>
+              <w:t xml:space="preserve">2.a. </w:t>
+            </w:r>
+            <w:r>
+              <w:rPr>
+                <w:noProof/>
+                <w:szCs w:val="26"/>
+                <w:lang w:val="en-US"/>
+              </w:rPr>
+              <w:t>Hệ thống không tìm thấy đầu sách tương ứng</w:t>
+            </w:r>
+            <w:r>
+              <w:rPr>
+                <w:noProof/>
+                <w:lang w:val="en-US"/>
+              </w:rPr>
+              <w:t>.</w:t>
             </w:r>
           </w:p>
           <w:p>
@@ -8809,23 +8705,14 @@
               </w:rPr>
             </w:pPr>
             <w:r>
-              <w:rPr>
-                <w:noProof/>
-                <w:lang w:val="en-US"/>
-              </w:rPr>
-              <w:t>3.1.1.a. Hệ thống hiển thị thông báo cập nhật thất bại do không đủ số lượng trong kho.</w:t>
-            </w:r>
-          </w:p>
-          <w:p>
-            <w:pPr>
-              <w:ind w:left="360"/>
               <w:rPr>
                 <w:i/>
                 <w:iCs/>
                 <w:noProof/>
                 <w:lang w:val="en-US"/>
               </w:rPr>
-            </w:pPr>
+              <w:t xml:space="preserve">Use Case </w:t>
+            </w:r>
             <w:r>
               <w:rPr>
                 <w:i/>
@@ -8833,7 +8720,7 @@
                 <w:noProof/>
                 <w:lang w:val="en-US"/>
               </w:rPr>
-              <w:t xml:space="preserve">Use Case </w:t>
+              <w:t xml:space="preserve">trở </w:t>
             </w:r>
             <w:r>
               <w:rPr>
@@ -8842,388 +8729,7 @@
                 <w:noProof/>
                 <w:lang w:val="en-US"/>
               </w:rPr>
-              <w:t xml:space="preserve">trở </w:t>
-            </w:r>
-            <w:r>
-              <w:rPr>
-                <w:i/>
-                <w:iCs/>
-                <w:noProof/>
-                <w:lang w:val="en-US"/>
-              </w:rPr>
-              <w:t>lại bước 2.</w:t>
-            </w:r>
-          </w:p>
-          <w:p>
-            <w:pPr>
-              <w:ind w:left="360"/>
-              <w:rPr>
-                <w:noProof/>
-                <w:lang w:val="en-US"/>
-              </w:rPr>
-            </w:pPr>
-            <w:r>
-              <w:rPr>
-                <w:noProof/>
-                <w:lang w:val="en-US"/>
-              </w:rPr>
-              <w:t>3.</w:t>
-            </w:r>
-            <w:r>
-              <w:rPr>
-                <w:noProof/>
-                <w:lang w:val="en-US"/>
-              </w:rPr>
-              <w:t>2</w:t>
-            </w:r>
-            <w:r>
-              <w:rPr>
-                <w:noProof/>
-                <w:lang w:val="en-US"/>
-              </w:rPr>
-              <w:t xml:space="preserve">.1.a. Hệ thống </w:t>
-            </w:r>
-            <w:r>
-              <w:rPr>
-                <w:noProof/>
-                <w:lang w:val="en-US"/>
-              </w:rPr>
-              <w:t>xoá sản phẩm không thành công</w:t>
-            </w:r>
-            <w:r>
-              <w:rPr>
-                <w:noProof/>
-                <w:lang w:val="en-US"/>
-              </w:rPr>
-              <w:t xml:space="preserve"> do xảy ra lỗi trong quá trình cập nhật số lượng sản phẩm</w:t>
-            </w:r>
-            <w:r>
-              <w:rPr>
-                <w:noProof/>
-                <w:lang w:val="en-US"/>
-              </w:rPr>
-              <w:t xml:space="preserve"> và hiện thông báo</w:t>
-            </w:r>
-            <w:r>
-              <w:rPr>
-                <w:noProof/>
-                <w:lang w:val="en-US"/>
-              </w:rPr>
-              <w:t xml:space="preserve"> xoá không thành công</w:t>
-            </w:r>
-            <w:r>
-              <w:rPr>
-                <w:noProof/>
-                <w:lang w:val="en-US"/>
-              </w:rPr>
-              <w:t>.</w:t>
-            </w:r>
-          </w:p>
-          <w:p>
-            <w:pPr>
-              <w:ind w:left="360"/>
-              <w:rPr>
-                <w:i/>
-                <w:iCs/>
-                <w:noProof/>
-                <w:lang w:val="en-US"/>
-              </w:rPr>
-            </w:pPr>
-            <w:r>
-              <w:rPr>
-                <w:i/>
-                <w:iCs/>
-                <w:noProof/>
-                <w:lang w:val="en-US"/>
-              </w:rPr>
-              <w:t xml:space="preserve">Use Case </w:t>
-            </w:r>
-            <w:r>
-              <w:rPr>
-                <w:i/>
-                <w:iCs/>
-                <w:noProof/>
-                <w:lang w:val="en-US"/>
-              </w:rPr>
-              <w:t xml:space="preserve">trở </w:t>
-            </w:r>
-            <w:r>
-              <w:rPr>
-                <w:i/>
-                <w:iCs/>
-                <w:noProof/>
-                <w:lang w:val="en-US"/>
-              </w:rPr>
-              <w:t>lại bước 2.</w:t>
-            </w:r>
-          </w:p>
-          <w:p>
-            <w:pPr>
-              <w:ind w:left="360"/>
-              <w:rPr>
-                <w:noProof/>
-                <w:lang w:val="en-US"/>
-              </w:rPr>
-            </w:pPr>
-            <w:r>
-              <w:rPr>
-                <w:noProof/>
-                <w:lang w:val="en-US"/>
-              </w:rPr>
-              <w:t>5</w:t>
-            </w:r>
-            <w:r>
-              <w:rPr>
-                <w:noProof/>
-                <w:lang w:val="en-US"/>
-              </w:rPr>
-              <w:t>.</w:t>
-            </w:r>
-            <w:r>
-              <w:rPr>
-                <w:noProof/>
-                <w:lang w:val="en-US"/>
-              </w:rPr>
-              <w:t>a</w:t>
-            </w:r>
-            <w:r>
-              <w:rPr>
-                <w:noProof/>
-                <w:lang w:val="en-US"/>
-              </w:rPr>
-              <w:t xml:space="preserve">. </w:t>
-            </w:r>
-            <w:r>
-              <w:rPr>
-                <w:noProof/>
-              </w:rPr>
-              <w:t>Hệ thống kiểm tra thông tin thanh toán</w:t>
-            </w:r>
-            <w:r>
-              <w:rPr>
-                <w:noProof/>
-                <w:lang w:val="en-US"/>
-              </w:rPr>
-              <w:t xml:space="preserve"> không</w:t>
-            </w:r>
-            <w:r>
-              <w:rPr>
-                <w:noProof/>
-              </w:rPr>
-              <w:t xml:space="preserve"> thành công.</w:t>
-            </w:r>
-          </w:p>
-          <w:p>
-            <w:pPr>
-              <w:ind w:left="360"/>
-              <w:rPr>
-                <w:i/>
-                <w:iCs/>
-                <w:noProof/>
-                <w:lang w:val="en-US"/>
-              </w:rPr>
-            </w:pPr>
-            <w:r>
-              <w:rPr>
-                <w:i/>
-                <w:iCs/>
-                <w:noProof/>
-                <w:lang w:val="en-US"/>
-              </w:rPr>
-              <w:t xml:space="preserve">Use Case </w:t>
-            </w:r>
-            <w:r>
-              <w:rPr>
-                <w:i/>
-                <w:iCs/>
-                <w:noProof/>
-                <w:lang w:val="en-US"/>
-              </w:rPr>
-              <w:t xml:space="preserve">trở </w:t>
-            </w:r>
-            <w:r>
-              <w:rPr>
-                <w:i/>
-                <w:iCs/>
-                <w:noProof/>
-                <w:lang w:val="en-US"/>
-              </w:rPr>
-              <w:t xml:space="preserve">lại bước </w:t>
-            </w:r>
-            <w:r>
-              <w:rPr>
-                <w:i/>
-                <w:iCs/>
-                <w:noProof/>
-                <w:lang w:val="en-US"/>
-              </w:rPr>
-              <w:t>4</w:t>
-            </w:r>
-            <w:r>
-              <w:rPr>
-                <w:i/>
-                <w:iCs/>
-                <w:noProof/>
-                <w:lang w:val="en-US"/>
-              </w:rPr>
-              <w:t>.</w:t>
-            </w:r>
-          </w:p>
-          <w:p>
-            <w:pPr>
-              <w:ind w:left="360"/>
-              <w:rPr>
-                <w:noProof/>
-                <w:lang w:val="en-US"/>
-              </w:rPr>
-            </w:pPr>
-            <w:r>
-              <w:rPr>
-                <w:noProof/>
-                <w:lang w:val="en-US"/>
-              </w:rPr>
-              <w:t>6</w:t>
-            </w:r>
-            <w:r>
-              <w:rPr>
-                <w:noProof/>
-                <w:lang w:val="en-US"/>
-              </w:rPr>
-              <w:t>.</w:t>
-            </w:r>
-            <w:r>
-              <w:rPr>
-                <w:noProof/>
-                <w:lang w:val="en-US"/>
-              </w:rPr>
-              <w:t>b</w:t>
-            </w:r>
-            <w:r>
-              <w:rPr>
-                <w:noProof/>
-                <w:lang w:val="en-US"/>
-              </w:rPr>
-              <w:t>. Khách hàng nhấn nút [Huỷ đơn hàng].</w:t>
-            </w:r>
-          </w:p>
-          <w:p>
-            <w:pPr>
-              <w:ind w:left="360"/>
-              <w:rPr>
-                <w:i/>
-                <w:iCs/>
-                <w:noProof/>
-                <w:lang w:val="en-US"/>
-              </w:rPr>
-            </w:pPr>
-            <w:r>
-              <w:rPr>
-                <w:i/>
-                <w:iCs/>
-                <w:noProof/>
-                <w:lang w:val="en-US"/>
-              </w:rPr>
-              <w:t xml:space="preserve">Use Case </w:t>
-            </w:r>
-            <w:r>
-              <w:rPr>
-                <w:i/>
-                <w:iCs/>
-                <w:noProof/>
-                <w:lang w:val="en-US"/>
-              </w:rPr>
-              <w:t xml:space="preserve">trở </w:t>
-            </w:r>
-            <w:r>
-              <w:rPr>
-                <w:i/>
-                <w:iCs/>
-                <w:noProof/>
-                <w:lang w:val="en-US"/>
-              </w:rPr>
-              <w:t>lại bước 2.</w:t>
-            </w:r>
-          </w:p>
-          <w:p>
-            <w:pPr>
-              <w:ind w:left="360"/>
-              <w:rPr>
-                <w:noProof/>
-                <w:lang w:val="en-US"/>
-              </w:rPr>
-            </w:pPr>
-            <w:r>
-              <w:rPr>
-                <w:noProof/>
-                <w:lang w:val="en-US"/>
-              </w:rPr>
-              <w:t>7.</w:t>
-            </w:r>
-            <w:r>
-              <w:rPr>
-                <w:noProof/>
-                <w:lang w:val="en-US"/>
-              </w:rPr>
-              <w:t>b</w:t>
-            </w:r>
-            <w:r>
-              <w:rPr>
-                <w:noProof/>
-                <w:lang w:val="en-US"/>
-              </w:rPr>
-              <w:t xml:space="preserve">. </w:t>
-            </w:r>
-            <w:r>
-              <w:rPr>
-                <w:noProof/>
-                <w:lang w:val="en-US"/>
-              </w:rPr>
-              <w:t>Hệ thống tự động huỷ đơn hàng do khách hàng</w:t>
-            </w:r>
-            <w:r>
-              <w:rPr>
-                <w:noProof/>
-                <w:lang w:val="en-US"/>
-              </w:rPr>
-              <w:t xml:space="preserve"> chưa thanh toán và không đến cửa hàng để nhận và thanh toán sau 48 giờ kể từ thời gian đặt hàng.</w:t>
-            </w:r>
-          </w:p>
-          <w:p>
-            <w:pPr>
-              <w:ind w:left="360"/>
-              <w:rPr>
-                <w:i/>
-                <w:iCs/>
-                <w:noProof/>
-                <w:lang w:val="en-US"/>
-              </w:rPr>
-            </w:pPr>
-            <w:r>
-              <w:rPr>
-                <w:i/>
-                <w:iCs/>
-                <w:noProof/>
-                <w:lang w:val="en-US"/>
-              </w:rPr>
-              <w:t xml:space="preserve">Use Case </w:t>
-            </w:r>
-            <w:r>
-              <w:rPr>
-                <w:i/>
-                <w:iCs/>
-                <w:noProof/>
-                <w:lang w:val="en-US"/>
-              </w:rPr>
-              <w:t xml:space="preserve">trở </w:t>
-            </w:r>
-            <w:r>
-              <w:rPr>
-                <w:i/>
-                <w:iCs/>
-                <w:noProof/>
-                <w:lang w:val="en-US"/>
-              </w:rPr>
-              <w:t>lại bước 2.</w:t>
+              <w:t>lại bước 1.</w:t>
             </w:r>
           </w:p>
         </w:tc>
@@ -9238,7 +8744,7 @@
           <w:lang w:val="en-US"/>
         </w:rPr>
       </w:pPr>
-      <w:bookmarkStart w:id="17" w:name="_Toc90848356"/>
+      <w:bookmarkStart w:id="17" w:name="_Toc90849455"/>
       <w:r>
         <w:rPr>
           <w:rFonts w:cs="Times New Roman"/>
@@ -9324,18 +8830,9 @@
           <w:rFonts w:cs="Times New Roman"/>
           <w:lang w:val="en-US"/>
         </w:rPr>
-        <w:t>thanh toán đơn hàng</w:t>
+        <w:t>tra cứu sách</w:t>
       </w:r>
       <w:bookmarkEnd w:id="17"/>
-    </w:p>
-    <w:p>
-      <w:pPr>
-        <w:jc w:val="both"/>
-        <w:rPr>
-          <w:rFonts w:cs="Times New Roman"/>
-          <w:lang w:val="en-US"/>
-        </w:rPr>
-      </w:pPr>
     </w:p>
     <w:p>
       <w:pPr>
@@ -9379,7 +8876,7 @@
           <w:rFonts w:cs="Times New Roman"/>
           <w:lang w:val="en-US"/>
         </w:rPr>
-        <w:t>nhập sách vào kho</w:t>
+        <w:t>thanh toán đơn hàng</w:t>
       </w:r>
     </w:p>
     <w:tbl>
@@ -9495,7 +8992,7 @@
                 <w:szCs w:val="26"/>
                 <w:lang w:val="en-US"/>
               </w:rPr>
-              <w:t>Nhập sách vào kho</w:t>
+              <w:t>Thanh toán đơn hàng</w:t>
             </w:r>
             <w:r>
               <w:rPr>
@@ -9553,39 +9050,79 @@
                 <w:szCs w:val="26"/>
                 <w:lang w:val="en-US"/>
               </w:rPr>
-              <w:t xml:space="preserve">Use Case này cho phép </w:t>
-            </w:r>
-            <w:r>
-              <w:rPr>
-                <w:noProof/>
-                <w:szCs w:val="26"/>
-                <w:lang w:val="en-US"/>
-              </w:rPr>
-              <w:t>người</w:t>
-            </w:r>
-            <w:r>
-              <w:rPr>
-                <w:noProof/>
-                <w:szCs w:val="26"/>
-                <w:lang w:val="en-US"/>
-              </w:rPr>
-              <w:t xml:space="preserve"> quản lý kho</w:t>
-            </w:r>
-            <w:r>
-              <w:rPr>
-                <w:noProof/>
-                <w:szCs w:val="26"/>
-                <w:lang w:val="en-US"/>
-              </w:rPr>
-              <w:t xml:space="preserve"> nhập sách vào kho và tiến hành </w:t>
-            </w:r>
-            <w:r>
-              <w:rPr>
-                <w:noProof/>
-                <w:szCs w:val="26"/>
-                <w:lang w:val="en-US"/>
-              </w:rPr>
-              <w:t>in hoá đơn nhập sách</w:t>
+              <w:t>Use Case này cho phép khách</w:t>
+            </w:r>
+            <w:r>
+              <w:rPr>
+                <w:noProof/>
+                <w:szCs w:val="26"/>
+                <w:lang w:val="en-US"/>
+              </w:rPr>
+              <w:t xml:space="preserve"> hàng</w:t>
+            </w:r>
+            <w:r>
+              <w:rPr>
+                <w:noProof/>
+                <w:szCs w:val="26"/>
+                <w:lang w:val="en-US"/>
+              </w:rPr>
+              <w:t xml:space="preserve"> </w:t>
+            </w:r>
+            <w:r>
+              <w:rPr>
+                <w:noProof/>
+                <w:szCs w:val="26"/>
+                <w:lang w:val="en-US"/>
+              </w:rPr>
+              <w:t>(</w:t>
+            </w:r>
+            <w:r>
+              <w:rPr>
+                <w:noProof/>
+                <w:szCs w:val="26"/>
+                <w:lang w:val="en-US"/>
+              </w:rPr>
+              <w:t>độc giả</w:t>
+            </w:r>
+            <w:r>
+              <w:rPr>
+                <w:noProof/>
+                <w:szCs w:val="26"/>
+                <w:lang w:val="en-US"/>
+              </w:rPr>
+              <w:t>) tiến hành điều chỉnh số lượng sách</w:t>
+            </w:r>
+            <w:r>
+              <w:rPr>
+                <w:noProof/>
+                <w:szCs w:val="26"/>
+                <w:lang w:val="en-US"/>
+              </w:rPr>
+              <w:t>, xoá sách</w:t>
+            </w:r>
+            <w:r>
+              <w:rPr>
+                <w:noProof/>
+                <w:szCs w:val="26"/>
+                <w:lang w:val="en-US"/>
+              </w:rPr>
+              <w:t xml:space="preserve"> trong giỏ hàng</w:t>
+            </w:r>
+            <w:r>
+              <w:rPr>
+                <w:noProof/>
+                <w:szCs w:val="26"/>
+                <w:lang w:val="en-US"/>
+              </w:rPr>
+              <w:t xml:space="preserve"> trước khi đặt hàng</w:t>
+            </w:r>
+            <w:r>
+              <w:rPr>
+                <w:noProof/>
+                <w:szCs w:val="26"/>
+                <w:lang w:val="en-US"/>
+              </w:rPr>
+              <w:t xml:space="preserve"> và tiến hành thanh toán đơn hàng</w:t>
             </w:r>
             <w:r>
               <w:rPr>
@@ -9643,7 +9180,7 @@
                 <w:szCs w:val="26"/>
                 <w:lang w:val="en-US"/>
               </w:rPr>
-              <w:t>Quản lý kho</w:t>
+              <w:t>Khách hàng (độc giả)</w:t>
             </w:r>
             <w:r>
               <w:rPr>
@@ -9739,6 +9276,67 @@
           </w:tcPr>
           <w:p>
             <w:pPr>
+              <w:rPr>
+                <w:noProof/>
+                <w:szCs w:val="26"/>
+                <w:lang w:val="en-US"/>
+              </w:rPr>
+            </w:pPr>
+            <w:r>
+              <w:rPr>
+                <w:noProof/>
+              </w:rPr>
+              <w:t>Đ</w:t>
+            </w:r>
+            <w:r>
+              <w:rPr>
+                <w:noProof/>
+                <w:lang w:val="en-US"/>
+              </w:rPr>
+              <w:t>ã có sản phẩm trong giỏ hàng</w:t>
+            </w:r>
+            <w:r>
+              <w:rPr>
+                <w:noProof/>
+              </w:rPr>
+              <w:t>.</w:t>
+            </w:r>
+          </w:p>
+        </w:tc>
+      </w:tr>
+      <w:tr>
+        <w:tc>
+          <w:tcPr>
+            <w:tcW w:w="1980" w:type="dxa"/>
+          </w:tcPr>
+          <w:p>
+            <w:pPr>
+              <w:rPr>
+                <w:b/>
+                <w:bCs/>
+                <w:noProof/>
+                <w:szCs w:val="26"/>
+                <w:lang w:val="en-US"/>
+              </w:rPr>
+            </w:pPr>
+            <w:r>
+              <w:rPr>
+                <w:b/>
+                <w:bCs/>
+                <w:noProof/>
+                <w:szCs w:val="26"/>
+                <w:lang w:val="en-US"/>
+              </w:rPr>
+              <w:t>Hậu điều kiện</w:t>
+            </w:r>
+          </w:p>
+        </w:tc>
+        <w:tc>
+          <w:tcPr>
+            <w:tcW w:w="7081" w:type="dxa"/>
+          </w:tcPr>
+          <w:p>
+            <w:pPr>
               <w:pStyle w:val="ListParagraph"/>
               <w:numPr>
                 <w:ilvl w:val="0"/>
@@ -9748,14 +9346,15 @@
               <w:jc w:val="left"/>
               <w:rPr>
                 <w:noProof/>
-              </w:rPr>
-            </w:pPr>
-            <w:r>
-              <w:rPr>
-                <w:noProof/>
                 <w:szCs w:val="20"/>
               </w:rPr>
-              <w:t>Số lượng đầu sách hiện có đang sắp hết</w:t>
+            </w:pPr>
+            <w:r>
+              <w:rPr>
+                <w:noProof/>
+                <w:szCs w:val="20"/>
+              </w:rPr>
+              <w:t>Thanh toán đơn hàng thành công</w:t>
             </w:r>
             <w:r>
               <w:rPr>
@@ -9776,13 +9375,15 @@
               <w:jc w:val="left"/>
               <w:rPr>
                 <w:noProof/>
-              </w:rPr>
-            </w:pPr>
-            <w:r>
-              <w:rPr>
-                <w:noProof/>
-              </w:rPr>
-              <w:t>Có đầu sách mới ra mắt.</w:t>
+                <w:szCs w:val="20"/>
+              </w:rPr>
+            </w:pPr>
+            <w:r>
+              <w:rPr>
+                <w:noProof/>
+                <w:szCs w:val="20"/>
+              </w:rPr>
+              <w:t>Nhận được hoá đơn thanh toán.</w:t>
             </w:r>
           </w:p>
         </w:tc>
@@ -9810,7 +9411,7 @@
                 <w:szCs w:val="26"/>
                 <w:lang w:val="en-US"/>
               </w:rPr>
-              <w:t>Hậu điều kiện</w:t>
+              <w:t>Luồng hoạt động</w:t>
             </w:r>
           </w:p>
         </w:tc>
@@ -9823,7 +9424,7 @@
               <w:pStyle w:val="ListParagraph"/>
               <w:numPr>
                 <w:ilvl w:val="0"/>
-                <w:numId w:val="3"/>
+                <w:numId w:val="17"/>
               </w:numPr>
               <w:spacing w:line="360" w:lineRule="auto"/>
               <w:jc w:val="left"/>
@@ -9837,14 +9438,14 @@
                 <w:noProof/>
                 <w:szCs w:val="20"/>
               </w:rPr>
-              <w:t>Nhập sách vào kho thành công</w:t>
+              <w:t>Khách hàng</w:t>
             </w:r>
             <w:r>
               <w:rPr>
                 <w:noProof/>
                 <w:szCs w:val="20"/>
               </w:rPr>
-              <w:t>.</w:t>
+              <w:t xml:space="preserve"> nhấn vào [Giỏ hàng].</w:t>
             </w:r>
           </w:p>
           <w:p>
@@ -9852,7 +9453,7 @@
               <w:pStyle w:val="ListParagraph"/>
               <w:numPr>
                 <w:ilvl w:val="0"/>
-                <w:numId w:val="3"/>
+                <w:numId w:val="17"/>
               </w:numPr>
               <w:spacing w:line="360" w:lineRule="auto"/>
               <w:jc w:val="left"/>
@@ -9866,28 +9467,35 @@
                 <w:noProof/>
                 <w:szCs w:val="20"/>
               </w:rPr>
-              <w:t>Số lượng sách được cập nhật</w:t>
+              <w:t>Hệ thống hiể</w:t>
             </w:r>
             <w:r>
               <w:rPr>
                 <w:noProof/>
                 <w:szCs w:val="20"/>
               </w:rPr>
-              <w:t xml:space="preserve"> đối</w:t>
+              <w:t>n</w:t>
             </w:r>
             <w:r>
               <w:rPr>
                 <w:noProof/>
                 <w:szCs w:val="20"/>
               </w:rPr>
-              <w:t xml:space="preserve"> với những đầu sách hiện có</w:t>
+              <w:t xml:space="preserve"> thị</w:t>
             </w:r>
             <w:r>
               <w:rPr>
                 <w:noProof/>
                 <w:szCs w:val="20"/>
               </w:rPr>
-              <w:t>.</w:t>
+              <w:t xml:space="preserve"> trang</w:t>
+            </w:r>
+            <w:r>
+              <w:rPr>
+                <w:noProof/>
+                <w:szCs w:val="20"/>
+              </w:rPr>
+              <w:t xml:space="preserve"> giỏ hàng.</w:t>
             </w:r>
           </w:p>
           <w:p>
@@ -9895,7 +9503,7 @@
               <w:pStyle w:val="ListParagraph"/>
               <w:numPr>
                 <w:ilvl w:val="0"/>
-                <w:numId w:val="3"/>
+                <w:numId w:val="17"/>
               </w:numPr>
               <w:spacing w:line="360" w:lineRule="auto"/>
               <w:jc w:val="left"/>
@@ -9909,7 +9517,277 @@
                 <w:noProof/>
                 <w:szCs w:val="20"/>
               </w:rPr>
-              <w:t>Đầu sách mới xuất hiện trên website.</w:t>
+              <w:t xml:space="preserve">Khách hàng </w:t>
+            </w:r>
+            <w:r>
+              <w:rPr>
+                <w:noProof/>
+              </w:rPr>
+              <w:t>cập nhật số lượng</w:t>
+            </w:r>
+            <w:r>
+              <w:rPr>
+                <w:noProof/>
+              </w:rPr>
+              <w:t xml:space="preserve"> </w:t>
+            </w:r>
+            <w:r>
+              <w:rPr>
+                <w:noProof/>
+              </w:rPr>
+              <w:t>hoặc</w:t>
+            </w:r>
+            <w:r>
+              <w:rPr>
+                <w:noProof/>
+              </w:rPr>
+              <w:t xml:space="preserve"> xoá</w:t>
+            </w:r>
+            <w:r>
+              <w:rPr>
+                <w:noProof/>
+              </w:rPr>
+              <w:t xml:space="preserve"> sản phẩm</w:t>
+            </w:r>
+            <w:r>
+              <w:rPr>
+                <w:noProof/>
+                <w:szCs w:val="20"/>
+              </w:rPr>
+              <w:t>.</w:t>
+            </w:r>
+          </w:p>
+          <w:p>
+            <w:pPr>
+              <w:pStyle w:val="ListParagraph"/>
+              <w:numPr>
+                <w:ilvl w:val="1"/>
+                <w:numId w:val="17"/>
+              </w:numPr>
+              <w:spacing w:line="360" w:lineRule="auto"/>
+              <w:jc w:val="left"/>
+              <w:rPr>
+                <w:noProof/>
+                <w:szCs w:val="20"/>
+              </w:rPr>
+            </w:pPr>
+            <w:r>
+              <w:rPr>
+                <w:noProof/>
+                <w:szCs w:val="20"/>
+              </w:rPr>
+              <w:t xml:space="preserve">Khách hàng </w:t>
+            </w:r>
+            <w:r>
+              <w:rPr>
+                <w:noProof/>
+              </w:rPr>
+              <w:t>cập nhật số lượng sản phẩm</w:t>
+            </w:r>
+          </w:p>
+          <w:p>
+            <w:pPr>
+              <w:pStyle w:val="ListParagraph"/>
+              <w:numPr>
+                <w:ilvl w:val="2"/>
+                <w:numId w:val="17"/>
+              </w:numPr>
+              <w:spacing w:line="360" w:lineRule="auto"/>
+              <w:jc w:val="left"/>
+              <w:rPr>
+                <w:noProof/>
+                <w:szCs w:val="20"/>
+              </w:rPr>
+            </w:pPr>
+            <w:r>
+              <w:rPr>
+                <w:noProof/>
+                <w:szCs w:val="20"/>
+              </w:rPr>
+              <w:t>Hệ thống cập nhật lại số lượng sản phẩm cho khách hàng.</w:t>
+            </w:r>
+            <w:r>
+              <w:rPr>
+                <w:noProof/>
+                <w:szCs w:val="20"/>
+              </w:rPr>
+              <w:t xml:space="preserve"> </w:t>
+            </w:r>
+          </w:p>
+          <w:p>
+            <w:pPr>
+              <w:pStyle w:val="ListParagraph"/>
+              <w:numPr>
+                <w:ilvl w:val="1"/>
+                <w:numId w:val="17"/>
+              </w:numPr>
+              <w:spacing w:line="360" w:lineRule="auto"/>
+              <w:jc w:val="left"/>
+              <w:rPr>
+                <w:noProof/>
+                <w:szCs w:val="20"/>
+              </w:rPr>
+            </w:pPr>
+            <w:r>
+              <w:rPr>
+                <w:noProof/>
+                <w:szCs w:val="20"/>
+              </w:rPr>
+              <w:t xml:space="preserve">Khách hàng </w:t>
+            </w:r>
+            <w:r>
+              <w:rPr>
+                <w:noProof/>
+              </w:rPr>
+              <w:t>xoá</w:t>
+            </w:r>
+            <w:r>
+              <w:rPr>
+                <w:noProof/>
+              </w:rPr>
+              <w:t xml:space="preserve"> sản phẩm</w:t>
+            </w:r>
+          </w:p>
+          <w:p>
+            <w:pPr>
+              <w:pStyle w:val="ListParagraph"/>
+              <w:numPr>
+                <w:ilvl w:val="2"/>
+                <w:numId w:val="17"/>
+              </w:numPr>
+              <w:spacing w:line="360" w:lineRule="auto"/>
+              <w:jc w:val="left"/>
+              <w:rPr>
+                <w:noProof/>
+                <w:szCs w:val="20"/>
+              </w:rPr>
+            </w:pPr>
+            <w:r>
+              <w:rPr>
+                <w:noProof/>
+              </w:rPr>
+              <w:t>Hệ thống hiển thị thông báo đã xoá sản phẩm khỏi giỏ hàng thành công.</w:t>
+            </w:r>
+          </w:p>
+          <w:p>
+            <w:pPr>
+              <w:pStyle w:val="ListParagraph"/>
+              <w:numPr>
+                <w:ilvl w:val="0"/>
+                <w:numId w:val="17"/>
+              </w:numPr>
+              <w:spacing w:line="360" w:lineRule="auto"/>
+              <w:jc w:val="left"/>
+              <w:rPr>
+                <w:noProof/>
+                <w:szCs w:val="20"/>
+              </w:rPr>
+            </w:pPr>
+            <w:r>
+              <w:rPr>
+                <w:noProof/>
+                <w:szCs w:val="20"/>
+              </w:rPr>
+              <w:t xml:space="preserve">Khách hàng </w:t>
+            </w:r>
+            <w:r>
+              <w:rPr>
+                <w:noProof/>
+              </w:rPr>
+              <w:t>n</w:t>
+            </w:r>
+            <w:r>
+              <w:rPr>
+                <w:noProof/>
+                <w:szCs w:val="20"/>
+              </w:rPr>
+              <w:t>hập thông tin thanh toán</w:t>
+            </w:r>
+            <w:r>
+              <w:rPr>
+                <w:noProof/>
+                <w:szCs w:val="20"/>
+              </w:rPr>
+              <w:t>.</w:t>
+            </w:r>
+          </w:p>
+          <w:p>
+            <w:pPr>
+              <w:pStyle w:val="ListParagraph"/>
+              <w:numPr>
+                <w:ilvl w:val="0"/>
+                <w:numId w:val="17"/>
+              </w:numPr>
+              <w:spacing w:line="360" w:lineRule="auto"/>
+              <w:jc w:val="left"/>
+              <w:rPr>
+                <w:noProof/>
+                <w:szCs w:val="20"/>
+              </w:rPr>
+            </w:pPr>
+            <w:r>
+              <w:rPr>
+                <w:noProof/>
+                <w:szCs w:val="20"/>
+              </w:rPr>
+              <w:t xml:space="preserve">Hệ thống </w:t>
+            </w:r>
+            <w:r>
+              <w:rPr>
+                <w:noProof/>
+                <w:szCs w:val="20"/>
+              </w:rPr>
+              <w:t>kiểm tra thông tin thanh toán thành công.</w:t>
+            </w:r>
+          </w:p>
+          <w:p>
+            <w:pPr>
+              <w:pStyle w:val="ListParagraph"/>
+              <w:numPr>
+                <w:ilvl w:val="0"/>
+                <w:numId w:val="17"/>
+              </w:numPr>
+              <w:spacing w:line="360" w:lineRule="auto"/>
+              <w:jc w:val="left"/>
+              <w:rPr>
+                <w:noProof/>
+                <w:szCs w:val="20"/>
+              </w:rPr>
+            </w:pPr>
+            <w:r>
+              <w:rPr>
+                <w:noProof/>
+                <w:szCs w:val="20"/>
+              </w:rPr>
+              <w:t xml:space="preserve">Khách hàng </w:t>
+            </w:r>
+            <w:r>
+              <w:rPr>
+                <w:noProof/>
+              </w:rPr>
+              <w:t>tiến hành thanh toán trực tuyến.</w:t>
+            </w:r>
+          </w:p>
+          <w:p>
+            <w:pPr>
+              <w:pStyle w:val="ListParagraph"/>
+              <w:numPr>
+                <w:ilvl w:val="0"/>
+                <w:numId w:val="17"/>
+              </w:numPr>
+              <w:spacing w:line="360" w:lineRule="auto"/>
+              <w:jc w:val="left"/>
+              <w:rPr>
+                <w:noProof/>
+                <w:szCs w:val="20"/>
+              </w:rPr>
+            </w:pPr>
+            <w:r>
+              <w:rPr>
+                <w:noProof/>
+                <w:szCs w:val="20"/>
+              </w:rPr>
+              <w:t>Hệ thống kiểm tra thanh toán và in hoá đơn.</w:t>
             </w:r>
           </w:p>
         </w:tc>
@@ -9937,7 +9815,7 @@
                 <w:szCs w:val="26"/>
                 <w:lang w:val="en-US"/>
               </w:rPr>
-              <w:t>Luồng hoạt động</w:t>
+              <w:t>Luồng thay thế</w:t>
             </w:r>
           </w:p>
         </w:tc>
@@ -9947,210 +9825,102 @@
           </w:tcPr>
           <w:p>
             <w:pPr>
-              <w:pStyle w:val="ListParagraph"/>
-              <w:numPr>
-                <w:ilvl w:val="0"/>
-                <w:numId w:val="19"/>
-              </w:numPr>
-              <w:spacing w:line="360" w:lineRule="auto"/>
-              <w:jc w:val="left"/>
-              <w:rPr>
-                <w:noProof/>
-                <w:szCs w:val="20"/>
-              </w:rPr>
-            </w:pPr>
-            <w:r>
-              <w:rPr>
-                <w:noProof/>
-              </w:rPr>
-              <w:t>Quản lý kho</w:t>
-            </w:r>
-            <w:r>
-              <w:rPr>
-                <w:noProof/>
-              </w:rPr>
-              <w:t xml:space="preserve"> chọn tính năng [Nhập sách vào kho]</w:t>
-            </w:r>
-          </w:p>
-          <w:p>
-            <w:pPr>
-              <w:pStyle w:val="ListParagraph"/>
-              <w:numPr>
-                <w:ilvl w:val="0"/>
-                <w:numId w:val="19"/>
-              </w:numPr>
-              <w:spacing w:line="360" w:lineRule="auto"/>
-              <w:jc w:val="left"/>
-              <w:rPr>
-                <w:noProof/>
-                <w:szCs w:val="20"/>
-              </w:rPr>
-            </w:pPr>
-            <w:r>
-              <w:rPr>
-                <w:noProof/>
-              </w:rPr>
-              <w:t>Hệ thống hiển thị giao diện nhập sách vào kho.</w:t>
-            </w:r>
-          </w:p>
-          <w:p>
-            <w:pPr>
-              <w:pStyle w:val="ListParagraph"/>
-              <w:numPr>
-                <w:ilvl w:val="0"/>
-                <w:numId w:val="19"/>
-              </w:numPr>
-              <w:spacing w:line="360" w:lineRule="auto"/>
-              <w:jc w:val="left"/>
-              <w:rPr>
-                <w:noProof/>
-                <w:szCs w:val="20"/>
-              </w:rPr>
-            </w:pPr>
-            <w:r>
-              <w:rPr>
-                <w:noProof/>
-              </w:rPr>
-              <w:t>Quản lý kho kiểm tra số lượng sách đang có trong kho</w:t>
-            </w:r>
-            <w:r>
-              <w:rPr>
-                <w:noProof/>
-                <w:szCs w:val="20"/>
+              <w:ind w:left="360"/>
+              <w:rPr>
+                <w:noProof/>
+                <w:lang w:val="en-US"/>
+              </w:rPr>
+            </w:pPr>
+            <w:r>
+              <w:rPr>
+                <w:noProof/>
+                <w:lang w:val="en-US"/>
+              </w:rPr>
+              <w:t>6</w:t>
+            </w:r>
+            <w:r>
+              <w:rPr>
+                <w:noProof/>
+                <w:lang w:val="en-US"/>
               </w:rPr>
               <w:t>.</w:t>
             </w:r>
-          </w:p>
-          <w:p>
-            <w:pPr>
-              <w:pStyle w:val="ListParagraph"/>
-              <w:numPr>
-                <w:ilvl w:val="0"/>
-                <w:numId w:val="19"/>
-              </w:numPr>
-              <w:spacing w:line="360" w:lineRule="auto"/>
-              <w:jc w:val="left"/>
-              <w:rPr>
-                <w:noProof/>
-                <w:szCs w:val="20"/>
-              </w:rPr>
-            </w:pPr>
-            <w:r>
-              <w:rPr>
-                <w:noProof/>
-                <w:szCs w:val="20"/>
-              </w:rPr>
-              <w:t xml:space="preserve">Hệ thống hiển thị </w:t>
-            </w:r>
-            <w:r>
-              <w:rPr>
-                <w:noProof/>
-                <w:szCs w:val="20"/>
-              </w:rPr>
-              <w:t xml:space="preserve">số lượng sách </w:t>
-            </w:r>
-            <w:r>
-              <w:rPr>
-                <w:noProof/>
-              </w:rPr>
-              <w:t>đang có trong kho</w:t>
-            </w:r>
-            <w:r>
-              <w:rPr>
-                <w:noProof/>
-                <w:szCs w:val="20"/>
+            <w:r>
+              <w:rPr>
+                <w:noProof/>
+                <w:lang w:val="en-US"/>
+              </w:rPr>
+              <w:t>a</w:t>
+            </w:r>
+            <w:r>
+              <w:rPr>
+                <w:noProof/>
+                <w:lang w:val="en-US"/>
+              </w:rPr>
+              <w:t xml:space="preserve">. Khách hàng </w:t>
+            </w:r>
+            <w:r>
+              <w:rPr>
+                <w:noProof/>
+              </w:rPr>
+              <w:t xml:space="preserve">tiến hành </w:t>
+            </w:r>
+            <w:r>
+              <w:rPr>
+                <w:noProof/>
+              </w:rPr>
+              <w:t>đ</w:t>
+            </w:r>
+            <w:r>
+              <w:rPr>
+                <w:noProof/>
+                <w:lang w:val="en-US"/>
+              </w:rPr>
+              <w:t>ặt hàng trước để nhận</w:t>
+            </w:r>
+            <w:r>
+              <w:rPr>
+                <w:noProof/>
+                <w:lang w:val="en-US"/>
+              </w:rPr>
+              <w:t xml:space="preserve"> sản phẩm</w:t>
+            </w:r>
+            <w:r>
+              <w:rPr>
+                <w:noProof/>
+                <w:lang w:val="en-US"/>
+              </w:rPr>
+              <w:t xml:space="preserve"> và thanh toán trực tiếp tại cửa hàng.</w:t>
+            </w:r>
+          </w:p>
+          <w:p>
+            <w:pPr>
+              <w:ind w:left="360"/>
+              <w:rPr>
+                <w:noProof/>
+                <w:lang w:val="en-US"/>
+              </w:rPr>
+            </w:pPr>
+            <w:r>
+              <w:rPr>
+                <w:noProof/>
+                <w:lang w:val="en-US"/>
+              </w:rPr>
+              <w:t>7.a. Hệ thống ghi nhận đơn hàng, hiện thông tin danh sách cửa hàng và thời gian nhận sách</w:t>
+            </w:r>
+            <w:r>
+              <w:rPr>
+                <w:noProof/>
+                <w:lang w:val="en-US"/>
+              </w:rPr>
+              <w:t xml:space="preserve"> khi khách hàng chọn hình thức nhận và thanh toán tại cửa hàng</w:t>
+            </w:r>
+            <w:r>
+              <w:rPr>
+                <w:noProof/>
+                <w:lang w:val="en-US"/>
               </w:rPr>
               <w:t>.</w:t>
-            </w:r>
-          </w:p>
-          <w:p>
-            <w:pPr>
-              <w:pStyle w:val="ListParagraph"/>
-              <w:numPr>
-                <w:ilvl w:val="0"/>
-                <w:numId w:val="19"/>
-              </w:numPr>
-              <w:spacing w:line="360" w:lineRule="auto"/>
-              <w:jc w:val="left"/>
-              <w:rPr>
-                <w:noProof/>
-                <w:szCs w:val="20"/>
-              </w:rPr>
-            </w:pPr>
-            <w:r>
-              <w:rPr>
-                <w:noProof/>
-              </w:rPr>
-              <w:t>Quản lý kho</w:t>
-            </w:r>
-            <w:r>
-              <w:rPr>
-                <w:noProof/>
-              </w:rPr>
-              <w:t xml:space="preserve"> </w:t>
-            </w:r>
-            <w:r>
-              <w:rPr>
-                <w:noProof/>
-              </w:rPr>
-              <w:t>nhập số lượng</w:t>
-            </w:r>
-            <w:r>
-              <w:rPr>
-                <w:noProof/>
-              </w:rPr>
-              <w:t xml:space="preserve"> sách cần nhập</w:t>
-            </w:r>
-            <w:r>
-              <w:rPr>
-                <w:noProof/>
-              </w:rPr>
-              <w:t xml:space="preserve"> và </w:t>
-            </w:r>
-            <w:r>
-              <w:rPr>
-                <w:noProof/>
-              </w:rPr>
-              <w:t>tiến hành nhập sách vào kho.</w:t>
-            </w:r>
-          </w:p>
-          <w:p>
-            <w:pPr>
-              <w:pStyle w:val="ListParagraph"/>
-              <w:numPr>
-                <w:ilvl w:val="0"/>
-                <w:numId w:val="19"/>
-              </w:numPr>
-              <w:spacing w:line="360" w:lineRule="auto"/>
-              <w:jc w:val="left"/>
-              <w:rPr>
-                <w:noProof/>
-                <w:szCs w:val="20"/>
-              </w:rPr>
-            </w:pPr>
-            <w:r>
-              <w:rPr>
-                <w:noProof/>
-              </w:rPr>
-              <w:t>Hệ thống</w:t>
-            </w:r>
-            <w:r>
-              <w:rPr>
-                <w:noProof/>
-              </w:rPr>
-              <w:t xml:space="preserve"> thông báo nhập sách thành</w:t>
-            </w:r>
-            <w:r>
-              <w:rPr>
-                <w:noProof/>
-              </w:rPr>
-              <w:t xml:space="preserve"> hiển thị phiếu nhập </w:t>
-            </w:r>
-            <w:r>
-              <w:rPr>
-                <w:noProof/>
-              </w:rPr>
-              <w:t>sách.</w:t>
             </w:r>
           </w:p>
         </w:tc>
@@ -10178,7 +9948,8 @@
                 <w:szCs w:val="26"/>
                 <w:lang w:val="en-US"/>
               </w:rPr>
-              <w:t>Luồng thay thế</w:t>
+              <w:lastRenderedPageBreak/>
+              <w:t>Luồng ngoại lệ</w:t>
             </w:r>
           </w:p>
         </w:tc>
@@ -10188,54 +9959,6 @@
           </w:tcPr>
           <w:p>
             <w:pPr>
-              <w:rPr>
-                <w:noProof/>
-                <w:lang w:val="en-US"/>
-              </w:rPr>
-            </w:pPr>
-            <w:r>
-              <w:rPr>
-                <w:noProof/>
-                <w:lang w:val="en-US"/>
-              </w:rPr>
-              <w:t>Không có.</w:t>
-            </w:r>
-          </w:p>
-        </w:tc>
-      </w:tr>
-      <w:tr>
-        <w:tc>
-          <w:tcPr>
-            <w:tcW w:w="1980" w:type="dxa"/>
-          </w:tcPr>
-          <w:p>
-            <w:pPr>
-              <w:rPr>
-                <w:b/>
-                <w:bCs/>
-                <w:noProof/>
-                <w:szCs w:val="26"/>
-                <w:lang w:val="en-US"/>
-              </w:rPr>
-            </w:pPr>
-            <w:r>
-              <w:rPr>
-                <w:b/>
-                <w:bCs/>
-                <w:noProof/>
-                <w:szCs w:val="26"/>
-                <w:lang w:val="en-US"/>
-              </w:rPr>
-              <w:t>Luồng ngoại lệ</w:t>
-            </w:r>
-          </w:p>
-        </w:tc>
-        <w:tc>
-          <w:tcPr>
-            <w:tcW w:w="7081" w:type="dxa"/>
-          </w:tcPr>
-          <w:p>
-            <w:pPr>
               <w:ind w:left="360"/>
               <w:rPr>
                 <w:noProof/>
@@ -10247,77 +9970,7 @@
                 <w:noProof/>
                 <w:lang w:val="en-US"/>
               </w:rPr>
-              <w:t>6</w:t>
-            </w:r>
-            <w:r>
-              <w:rPr>
-                <w:noProof/>
-                <w:lang w:val="en-US"/>
-              </w:rPr>
-              <w:t xml:space="preserve">.a. </w:t>
-            </w:r>
-            <w:r>
-              <w:rPr>
-                <w:noProof/>
-                <w:szCs w:val="26"/>
-                <w:lang w:val="en-US"/>
-              </w:rPr>
-              <w:t xml:space="preserve">Hệ thống không </w:t>
-            </w:r>
-            <w:r>
-              <w:rPr>
-                <w:noProof/>
-                <w:szCs w:val="26"/>
-                <w:lang w:val="en-US"/>
-              </w:rPr>
-              <w:t>cho nhập sách vì s</w:t>
-            </w:r>
-            <w:r>
-              <w:rPr>
-                <w:noProof/>
-                <w:szCs w:val="26"/>
-                <w:lang w:val="en-US"/>
-              </w:rPr>
-              <w:t>ố lượng nhập</w:t>
-            </w:r>
-            <w:r>
-              <w:rPr>
-                <w:noProof/>
-                <w:szCs w:val="26"/>
-                <w:lang w:val="en-US"/>
-              </w:rPr>
-              <w:t xml:space="preserve"> phải</w:t>
-            </w:r>
-            <w:r>
-              <w:rPr>
-                <w:noProof/>
-                <w:szCs w:val="26"/>
-                <w:lang w:val="en-US"/>
-              </w:rPr>
-              <w:t xml:space="preserve"> ít nhất 150, </w:t>
-            </w:r>
-            <w:r>
-              <w:rPr>
-                <w:noProof/>
-                <w:szCs w:val="26"/>
-                <w:lang w:val="en-US"/>
-              </w:rPr>
-              <w:t xml:space="preserve">và </w:t>
-            </w:r>
-            <w:r>
-              <w:rPr>
-                <w:noProof/>
-                <w:szCs w:val="26"/>
-                <w:lang w:val="en-US"/>
-              </w:rPr>
-              <w:t>chỉ nhập những đầu sách có số lượng ít hơn 300</w:t>
-            </w:r>
-            <w:r>
-              <w:rPr>
-                <w:noProof/>
-                <w:lang w:val="en-US"/>
-              </w:rPr>
-              <w:t>.</w:t>
+              <w:t>3.1.a. Khách hàng nhập quá số lượng trong kho.</w:t>
             </w:r>
           </w:p>
           <w:p>
@@ -10329,14 +9982,23 @@
               </w:rPr>
             </w:pPr>
             <w:r>
+              <w:rPr>
+                <w:noProof/>
+                <w:lang w:val="en-US"/>
+              </w:rPr>
+              <w:t>3.1.1.a. Hệ thống hiển thị thông báo cập nhật thất bại do không đủ số lượng trong kho.</w:t>
+            </w:r>
+          </w:p>
+          <w:p>
+            <w:pPr>
+              <w:ind w:left="360"/>
               <w:rPr>
                 <w:i/>
                 <w:iCs/>
                 <w:noProof/>
                 <w:lang w:val="en-US"/>
               </w:rPr>
-              <w:t xml:space="preserve">Use Case </w:t>
-            </w:r>
+            </w:pPr>
             <w:r>
               <w:rPr>
                 <w:i/>
@@ -10344,7 +10006,7 @@
                 <w:noProof/>
                 <w:lang w:val="en-US"/>
               </w:rPr>
-              <w:t xml:space="preserve">trở </w:t>
+              <w:t xml:space="preserve">Use Case </w:t>
             </w:r>
             <w:r>
               <w:rPr>
@@ -10353,7 +10015,7 @@
                 <w:noProof/>
                 <w:lang w:val="en-US"/>
               </w:rPr>
-              <w:t xml:space="preserve">lại bước </w:t>
+              <w:t xml:space="preserve">trở </w:t>
             </w:r>
             <w:r>
               <w:rPr>
@@ -10362,16 +10024,379 @@
                 <w:noProof/>
                 <w:lang w:val="en-US"/>
               </w:rPr>
+              <w:t>lại bước 2.</w:t>
+            </w:r>
+          </w:p>
+          <w:p>
+            <w:pPr>
+              <w:ind w:left="360"/>
+              <w:rPr>
+                <w:noProof/>
+                <w:lang w:val="en-US"/>
+              </w:rPr>
+            </w:pPr>
+            <w:r>
+              <w:rPr>
+                <w:noProof/>
+                <w:lang w:val="en-US"/>
+              </w:rPr>
+              <w:t>3.</w:t>
+            </w:r>
+            <w:r>
+              <w:rPr>
+                <w:noProof/>
+                <w:lang w:val="en-US"/>
+              </w:rPr>
               <w:t>2</w:t>
             </w:r>
             <w:r>
+              <w:rPr>
+                <w:noProof/>
+                <w:lang w:val="en-US"/>
+              </w:rPr>
+              <w:t xml:space="preserve">.1.a. Hệ thống </w:t>
+            </w:r>
+            <w:r>
+              <w:rPr>
+                <w:noProof/>
+                <w:lang w:val="en-US"/>
+              </w:rPr>
+              <w:t>xoá sản phẩm không thành công</w:t>
+            </w:r>
+            <w:r>
+              <w:rPr>
+                <w:noProof/>
+                <w:lang w:val="en-US"/>
+              </w:rPr>
+              <w:t xml:space="preserve"> do xảy ra lỗi trong quá trình cập nhật số lượng sản phẩm</w:t>
+            </w:r>
+            <w:r>
+              <w:rPr>
+                <w:noProof/>
+                <w:lang w:val="en-US"/>
+              </w:rPr>
+              <w:t xml:space="preserve"> và hiện thông báo</w:t>
+            </w:r>
+            <w:r>
+              <w:rPr>
+                <w:noProof/>
+                <w:lang w:val="en-US"/>
+              </w:rPr>
+              <w:t xml:space="preserve"> xoá không thành công</w:t>
+            </w:r>
+            <w:r>
+              <w:rPr>
+                <w:noProof/>
+                <w:lang w:val="en-US"/>
+              </w:rPr>
+              <w:t>.</w:t>
+            </w:r>
+          </w:p>
+          <w:p>
+            <w:pPr>
+              <w:ind w:left="360"/>
               <w:rPr>
                 <w:i/>
                 <w:iCs/>
                 <w:noProof/>
                 <w:lang w:val="en-US"/>
               </w:rPr>
+            </w:pPr>
+            <w:r>
+              <w:rPr>
+                <w:i/>
+                <w:iCs/>
+                <w:noProof/>
+                <w:lang w:val="en-US"/>
+              </w:rPr>
+              <w:t xml:space="preserve">Use Case </w:t>
+            </w:r>
+            <w:r>
+              <w:rPr>
+                <w:i/>
+                <w:iCs/>
+                <w:noProof/>
+                <w:lang w:val="en-US"/>
+              </w:rPr>
+              <w:t xml:space="preserve">trở </w:t>
+            </w:r>
+            <w:r>
+              <w:rPr>
+                <w:i/>
+                <w:iCs/>
+                <w:noProof/>
+                <w:lang w:val="en-US"/>
+              </w:rPr>
+              <w:t>lại bước 2.</w:t>
+            </w:r>
+          </w:p>
+          <w:p>
+            <w:pPr>
+              <w:ind w:left="360"/>
+              <w:rPr>
+                <w:noProof/>
+                <w:lang w:val="en-US"/>
+              </w:rPr>
+            </w:pPr>
+            <w:r>
+              <w:rPr>
+                <w:noProof/>
+                <w:lang w:val="en-US"/>
+              </w:rPr>
+              <w:t>5</w:t>
+            </w:r>
+            <w:r>
+              <w:rPr>
+                <w:noProof/>
+                <w:lang w:val="en-US"/>
+              </w:rPr>
               <w:t>.</w:t>
+            </w:r>
+            <w:r>
+              <w:rPr>
+                <w:noProof/>
+                <w:lang w:val="en-US"/>
+              </w:rPr>
+              <w:t>a</w:t>
+            </w:r>
+            <w:r>
+              <w:rPr>
+                <w:noProof/>
+                <w:lang w:val="en-US"/>
+              </w:rPr>
+              <w:t xml:space="preserve">. </w:t>
+            </w:r>
+            <w:r>
+              <w:rPr>
+                <w:noProof/>
+              </w:rPr>
+              <w:t>Hệ thống kiểm tra thông tin thanh toán</w:t>
+            </w:r>
+            <w:r>
+              <w:rPr>
+                <w:noProof/>
+                <w:lang w:val="en-US"/>
+              </w:rPr>
+              <w:t xml:space="preserve"> không</w:t>
+            </w:r>
+            <w:r>
+              <w:rPr>
+                <w:noProof/>
+              </w:rPr>
+              <w:t xml:space="preserve"> thành công.</w:t>
+            </w:r>
+          </w:p>
+          <w:p>
+            <w:pPr>
+              <w:ind w:left="360"/>
+              <w:rPr>
+                <w:i/>
+                <w:iCs/>
+                <w:noProof/>
+                <w:lang w:val="en-US"/>
+              </w:rPr>
+            </w:pPr>
+            <w:r>
+              <w:rPr>
+                <w:i/>
+                <w:iCs/>
+                <w:noProof/>
+                <w:lang w:val="en-US"/>
+              </w:rPr>
+              <w:t xml:space="preserve">Use Case </w:t>
+            </w:r>
+            <w:r>
+              <w:rPr>
+                <w:i/>
+                <w:iCs/>
+                <w:noProof/>
+                <w:lang w:val="en-US"/>
+              </w:rPr>
+              <w:t xml:space="preserve">trở </w:t>
+            </w:r>
+            <w:r>
+              <w:rPr>
+                <w:i/>
+                <w:iCs/>
+                <w:noProof/>
+                <w:lang w:val="en-US"/>
+              </w:rPr>
+              <w:t xml:space="preserve">lại bước </w:t>
+            </w:r>
+            <w:r>
+              <w:rPr>
+                <w:i/>
+                <w:iCs/>
+                <w:noProof/>
+                <w:lang w:val="en-US"/>
+              </w:rPr>
+              <w:t>4</w:t>
+            </w:r>
+            <w:r>
+              <w:rPr>
+                <w:i/>
+                <w:iCs/>
+                <w:noProof/>
+                <w:lang w:val="en-US"/>
+              </w:rPr>
+              <w:t>.</w:t>
+            </w:r>
+          </w:p>
+          <w:p>
+            <w:pPr>
+              <w:ind w:left="360"/>
+              <w:rPr>
+                <w:noProof/>
+                <w:lang w:val="en-US"/>
+              </w:rPr>
+            </w:pPr>
+            <w:r>
+              <w:rPr>
+                <w:noProof/>
+                <w:lang w:val="en-US"/>
+              </w:rPr>
+              <w:t>6</w:t>
+            </w:r>
+            <w:r>
+              <w:rPr>
+                <w:noProof/>
+                <w:lang w:val="en-US"/>
+              </w:rPr>
+              <w:t>.</w:t>
+            </w:r>
+            <w:r>
+              <w:rPr>
+                <w:noProof/>
+                <w:lang w:val="en-US"/>
+              </w:rPr>
+              <w:t>b</w:t>
+            </w:r>
+            <w:r>
+              <w:rPr>
+                <w:noProof/>
+                <w:lang w:val="en-US"/>
+              </w:rPr>
+              <w:t>. Khách hàng nhấn nút [Huỷ đơn hàng].</w:t>
+            </w:r>
+          </w:p>
+          <w:p>
+            <w:pPr>
+              <w:ind w:left="360"/>
+              <w:rPr>
+                <w:i/>
+                <w:iCs/>
+                <w:noProof/>
+                <w:lang w:val="en-US"/>
+              </w:rPr>
+            </w:pPr>
+            <w:r>
+              <w:rPr>
+                <w:i/>
+                <w:iCs/>
+                <w:noProof/>
+                <w:lang w:val="en-US"/>
+              </w:rPr>
+              <w:t xml:space="preserve">Use Case </w:t>
+            </w:r>
+            <w:r>
+              <w:rPr>
+                <w:i/>
+                <w:iCs/>
+                <w:noProof/>
+                <w:lang w:val="en-US"/>
+              </w:rPr>
+              <w:t xml:space="preserve">trở </w:t>
+            </w:r>
+            <w:r>
+              <w:rPr>
+                <w:i/>
+                <w:iCs/>
+                <w:noProof/>
+                <w:lang w:val="en-US"/>
+              </w:rPr>
+              <w:t>lại bước 2.</w:t>
+            </w:r>
+          </w:p>
+          <w:p>
+            <w:pPr>
+              <w:ind w:left="360"/>
+              <w:rPr>
+                <w:noProof/>
+                <w:lang w:val="en-US"/>
+              </w:rPr>
+            </w:pPr>
+            <w:r>
+              <w:rPr>
+                <w:noProof/>
+                <w:lang w:val="en-US"/>
+              </w:rPr>
+              <w:t>7.</w:t>
+            </w:r>
+            <w:r>
+              <w:rPr>
+                <w:noProof/>
+                <w:lang w:val="en-US"/>
+              </w:rPr>
+              <w:t>b</w:t>
+            </w:r>
+            <w:r>
+              <w:rPr>
+                <w:noProof/>
+                <w:lang w:val="en-US"/>
+              </w:rPr>
+              <w:t xml:space="preserve">. </w:t>
+            </w:r>
+            <w:r>
+              <w:rPr>
+                <w:noProof/>
+                <w:lang w:val="en-US"/>
+              </w:rPr>
+              <w:t>Hệ thống tự động huỷ đơn hàng do khách hàng</w:t>
+            </w:r>
+            <w:r>
+              <w:rPr>
+                <w:noProof/>
+                <w:lang w:val="en-US"/>
+              </w:rPr>
+              <w:t xml:space="preserve"> chưa thanh toán và không đến cửa hàng để nhận và thanh toán sau 48 giờ kể từ thời gian đặt hàng.</w:t>
+            </w:r>
+          </w:p>
+          <w:p>
+            <w:pPr>
+              <w:ind w:left="360"/>
+              <w:rPr>
+                <w:i/>
+                <w:iCs/>
+                <w:noProof/>
+                <w:lang w:val="en-US"/>
+              </w:rPr>
+            </w:pPr>
+            <w:r>
+              <w:rPr>
+                <w:i/>
+                <w:iCs/>
+                <w:noProof/>
+                <w:lang w:val="en-US"/>
+              </w:rPr>
+              <w:t xml:space="preserve">Use Case </w:t>
+            </w:r>
+            <w:r>
+              <w:rPr>
+                <w:i/>
+                <w:iCs/>
+                <w:noProof/>
+                <w:lang w:val="en-US"/>
+              </w:rPr>
+              <w:t xml:space="preserve">trở </w:t>
+            </w:r>
+            <w:r>
+              <w:rPr>
+                <w:i/>
+                <w:iCs/>
+                <w:noProof/>
+                <w:lang w:val="en-US"/>
+              </w:rPr>
+              <w:t>lại bước 2.</w:t>
             </w:r>
           </w:p>
         </w:tc>
@@ -10386,7 +10411,7 @@
           <w:lang w:val="en-US"/>
         </w:rPr>
       </w:pPr>
-      <w:bookmarkStart w:id="18" w:name="_Toc90848357"/>
+      <w:bookmarkStart w:id="18" w:name="_Toc90849456"/>
       <w:r>
         <w:rPr>
           <w:rFonts w:cs="Times New Roman"/>
@@ -10472,9 +10497,18 @@
           <w:rFonts w:cs="Times New Roman"/>
           <w:lang w:val="en-US"/>
         </w:rPr>
-        <w:t>nhập sách vào kho</w:t>
+        <w:t>thanh toán đơn hàng</w:t>
       </w:r>
       <w:bookmarkEnd w:id="18"/>
+    </w:p>
+    <w:p>
+      <w:pPr>
+        <w:jc w:val="both"/>
+        <w:rPr>
+          <w:rFonts w:cs="Times New Roman"/>
+          <w:lang w:val="en-US"/>
+        </w:rPr>
+      </w:pPr>
     </w:p>
     <w:p>
       <w:pPr>
@@ -10518,7 +10552,7 @@
           <w:rFonts w:cs="Times New Roman"/>
           <w:lang w:val="en-US"/>
         </w:rPr>
-        <w:t>quản trị sách</w:t>
+        <w:t>nhập sách vào kho</w:t>
       </w:r>
     </w:p>
     <w:tbl>
@@ -10634,7 +10668,7 @@
                 <w:szCs w:val="26"/>
                 <w:lang w:val="en-US"/>
               </w:rPr>
-              <w:t>Quản trị sách</w:t>
+              <w:t>Nhập sách vào kho</w:t>
             </w:r>
             <w:r>
               <w:rPr>
@@ -10692,15 +10726,39 @@
                 <w:szCs w:val="26"/>
                 <w:lang w:val="en-US"/>
               </w:rPr>
-              <w:t xml:space="preserve">Use Case này cho phép người quản lý kho </w:t>
-            </w:r>
-            <w:r>
-              <w:rPr>
-                <w:noProof/>
-                <w:szCs w:val="26"/>
-                <w:lang w:val="en-US"/>
-              </w:rPr>
-              <w:t>quản trị sách (thêm, cập nhật, xoá/ẩn) trên website</w:t>
+              <w:t xml:space="preserve">Use Case này cho phép </w:t>
+            </w:r>
+            <w:r>
+              <w:rPr>
+                <w:noProof/>
+                <w:szCs w:val="26"/>
+                <w:lang w:val="en-US"/>
+              </w:rPr>
+              <w:t>người</w:t>
+            </w:r>
+            <w:r>
+              <w:rPr>
+                <w:noProof/>
+                <w:szCs w:val="26"/>
+                <w:lang w:val="en-US"/>
+              </w:rPr>
+              <w:t xml:space="preserve"> quản lý kho</w:t>
+            </w:r>
+            <w:r>
+              <w:rPr>
+                <w:noProof/>
+                <w:szCs w:val="26"/>
+                <w:lang w:val="en-US"/>
+              </w:rPr>
+              <w:t xml:space="preserve"> nhập sách vào kho và tiến hành </w:t>
+            </w:r>
+            <w:r>
+              <w:rPr>
+                <w:noProof/>
+                <w:szCs w:val="26"/>
+                <w:lang w:val="en-US"/>
+              </w:rPr>
+              <w:t>in hoá đơn nhập sách</w:t>
             </w:r>
             <w:r>
               <w:rPr>
@@ -10758,7 +10816,15 @@
                 <w:szCs w:val="26"/>
                 <w:lang w:val="en-US"/>
               </w:rPr>
-              <w:t>Quản lý kho.</w:t>
+              <w:t>Quản lý kho</w:t>
+            </w:r>
+            <w:r>
+              <w:rPr>
+                <w:noProof/>
+                <w:szCs w:val="26"/>
+                <w:lang w:val="en-US"/>
+              </w:rPr>
+              <w:t>.</w:t>
             </w:r>
           </w:p>
         </w:tc>
@@ -10862,42 +10928,7 @@
                 <w:noProof/>
                 <w:szCs w:val="20"/>
               </w:rPr>
-              <w:t>Để tiến hành cập nhật và xoá, đ</w:t>
-            </w:r>
-            <w:r>
-              <w:rPr>
-                <w:noProof/>
-                <w:szCs w:val="20"/>
-              </w:rPr>
-              <w:t xml:space="preserve">ầu sách </w:t>
-            </w:r>
-            <w:r>
-              <w:rPr>
-                <w:noProof/>
-                <w:szCs w:val="20"/>
-              </w:rPr>
-              <w:t>phải</w:t>
-            </w:r>
-            <w:r>
-              <w:rPr>
-                <w:noProof/>
-                <w:szCs w:val="20"/>
-              </w:rPr>
-              <w:t xml:space="preserve"> đang</w:t>
-            </w:r>
-            <w:r>
-              <w:rPr>
-                <w:noProof/>
-                <w:szCs w:val="20"/>
-              </w:rPr>
-              <w:t xml:space="preserve"> có sẵn trong kho</w:t>
-            </w:r>
-            <w:r>
-              <w:rPr>
-                <w:noProof/>
-                <w:szCs w:val="20"/>
-              </w:rPr>
-              <w:t xml:space="preserve"> và đang hiển thị trên website</w:t>
+              <w:t>Số lượng đầu sách hiện có đang sắp hết</w:t>
             </w:r>
             <w:r>
               <w:rPr>
@@ -10924,34 +10955,7 @@
               <w:rPr>
                 <w:noProof/>
               </w:rPr>
-              <w:t xml:space="preserve">Để tiến hành thêm mới, </w:t>
-            </w:r>
-            <w:r>
-              <w:rPr>
-                <w:noProof/>
-                <w:szCs w:val="20"/>
-              </w:rPr>
-              <w:t xml:space="preserve">đầu sách phải đang có sẵn trong kho </w:t>
-            </w:r>
-            <w:r>
-              <w:rPr>
-                <w:noProof/>
-                <w:szCs w:val="20"/>
-              </w:rPr>
-              <w:t>nhưng chưa</w:t>
-            </w:r>
-            <w:r>
-              <w:rPr>
-                <w:noProof/>
-                <w:szCs w:val="20"/>
-              </w:rPr>
-              <w:t xml:space="preserve"> hiển thị trên website</w:t>
-            </w:r>
-            <w:r>
-              <w:rPr>
-                <w:noProof/>
-              </w:rPr>
-              <w:t>.</w:t>
+              <w:t>Có đầu sách mới ra mắt.</w:t>
             </w:r>
           </w:p>
         </w:tc>
@@ -10989,34 +10993,96 @@
           </w:tcPr>
           <w:p>
             <w:pPr>
-              <w:rPr>
-                <w:noProof/>
-              </w:rPr>
-            </w:pPr>
-            <w:r>
-              <w:rPr>
-                <w:noProof/>
-              </w:rPr>
-              <w:t>T</w:t>
-            </w:r>
-            <w:r>
-              <w:rPr>
-                <w:noProof/>
-                <w:szCs w:val="26"/>
-              </w:rPr>
-              <w:t>hêm, cập nhật, xoá/ẩn</w:t>
-            </w:r>
-            <w:r>
-              <w:rPr>
-                <w:noProof/>
-              </w:rPr>
-              <w:t xml:space="preserve"> trên website </w:t>
-            </w:r>
-            <w:r>
-              <w:rPr>
-                <w:noProof/>
-              </w:rPr>
-              <w:t>thành công.</w:t>
+              <w:pStyle w:val="ListParagraph"/>
+              <w:numPr>
+                <w:ilvl w:val="0"/>
+                <w:numId w:val="3"/>
+              </w:numPr>
+              <w:spacing w:line="360" w:lineRule="auto"/>
+              <w:jc w:val="left"/>
+              <w:rPr>
+                <w:noProof/>
+                <w:szCs w:val="20"/>
+              </w:rPr>
+            </w:pPr>
+            <w:r>
+              <w:rPr>
+                <w:noProof/>
+                <w:szCs w:val="20"/>
+              </w:rPr>
+              <w:t>Nhập sách vào kho thành công</w:t>
+            </w:r>
+            <w:r>
+              <w:rPr>
+                <w:noProof/>
+                <w:szCs w:val="20"/>
+              </w:rPr>
+              <w:t>.</w:t>
+            </w:r>
+          </w:p>
+          <w:p>
+            <w:pPr>
+              <w:pStyle w:val="ListParagraph"/>
+              <w:numPr>
+                <w:ilvl w:val="0"/>
+                <w:numId w:val="3"/>
+              </w:numPr>
+              <w:spacing w:line="360" w:lineRule="auto"/>
+              <w:jc w:val="left"/>
+              <w:rPr>
+                <w:noProof/>
+                <w:szCs w:val="20"/>
+              </w:rPr>
+            </w:pPr>
+            <w:r>
+              <w:rPr>
+                <w:noProof/>
+                <w:szCs w:val="20"/>
+              </w:rPr>
+              <w:t>Số lượng sách được cập nhật</w:t>
+            </w:r>
+            <w:r>
+              <w:rPr>
+                <w:noProof/>
+                <w:szCs w:val="20"/>
+              </w:rPr>
+              <w:t xml:space="preserve"> đối</w:t>
+            </w:r>
+            <w:r>
+              <w:rPr>
+                <w:noProof/>
+                <w:szCs w:val="20"/>
+              </w:rPr>
+              <w:t xml:space="preserve"> với những đầu sách hiện có</w:t>
+            </w:r>
+            <w:r>
+              <w:rPr>
+                <w:noProof/>
+                <w:szCs w:val="20"/>
+              </w:rPr>
+              <w:t>.</w:t>
+            </w:r>
+          </w:p>
+          <w:p>
+            <w:pPr>
+              <w:pStyle w:val="ListParagraph"/>
+              <w:numPr>
+                <w:ilvl w:val="0"/>
+                <w:numId w:val="3"/>
+              </w:numPr>
+              <w:spacing w:line="360" w:lineRule="auto"/>
+              <w:jc w:val="left"/>
+              <w:rPr>
+                <w:noProof/>
+                <w:szCs w:val="20"/>
+              </w:rPr>
+            </w:pPr>
+            <w:r>
+              <w:rPr>
+                <w:noProof/>
+                <w:szCs w:val="20"/>
+              </w:rPr>
+              <w:t>Đầu sách mới xuất hiện trên website.</w:t>
             </w:r>
           </w:p>
         </w:tc>
@@ -11057,7 +11123,7 @@
               <w:pStyle w:val="ListParagraph"/>
               <w:numPr>
                 <w:ilvl w:val="0"/>
-                <w:numId w:val="20"/>
+                <w:numId w:val="19"/>
               </w:numPr>
               <w:spacing w:line="360" w:lineRule="auto"/>
               <w:jc w:val="left"/>
@@ -11070,25 +11136,13 @@
               <w:rPr>
                 <w:noProof/>
               </w:rPr>
-              <w:t>Quản lý kho chọn tính năng [</w:t>
-            </w:r>
-            <w:r>
-              <w:rPr>
-                <w:noProof/>
-              </w:rPr>
-              <w:t>Quản trị sách</w:t>
-            </w:r>
-            <w:r>
-              <w:rPr>
-                <w:noProof/>
-              </w:rPr>
-              <w:t>]</w:t>
-            </w:r>
-            <w:r>
-              <w:rPr>
-                <w:noProof/>
-              </w:rPr>
-              <w:t>.</w:t>
+              <w:t>Quản lý kho</w:t>
+            </w:r>
+            <w:r>
+              <w:rPr>
+                <w:noProof/>
+              </w:rPr>
+              <w:t xml:space="preserve"> chọn tính năng [Nhập sách vào kho]</w:t>
             </w:r>
           </w:p>
           <w:p>
@@ -11096,7 +11150,7 @@
               <w:pStyle w:val="ListParagraph"/>
               <w:numPr>
                 <w:ilvl w:val="0"/>
-                <w:numId w:val="20"/>
+                <w:numId w:val="19"/>
               </w:numPr>
               <w:spacing w:line="360" w:lineRule="auto"/>
               <w:jc w:val="left"/>
@@ -11109,19 +11163,7 @@
               <w:rPr>
                 <w:noProof/>
               </w:rPr>
-              <w:t xml:space="preserve">Hệ thống hiển thị giao diện </w:t>
-            </w:r>
-            <w:r>
-              <w:rPr>
-                <w:noProof/>
-              </w:rPr>
-              <w:t>quản trị sách</w:t>
-            </w:r>
-            <w:r>
-              <w:rPr>
-                <w:noProof/>
-              </w:rPr>
-              <w:t>.</w:t>
+              <w:t>Hệ thống hiển thị giao diện nhập sách vào kho.</w:t>
             </w:r>
           </w:p>
           <w:p>
@@ -11129,7 +11171,7 @@
               <w:pStyle w:val="ListParagraph"/>
               <w:numPr>
                 <w:ilvl w:val="0"/>
-                <w:numId w:val="20"/>
+                <w:numId w:val="19"/>
               </w:numPr>
               <w:spacing w:line="360" w:lineRule="auto"/>
               <w:jc w:val="left"/>
@@ -11142,19 +11184,14 @@
               <w:rPr>
                 <w:noProof/>
               </w:rPr>
-              <w:t>Quản lý kho</w:t>
-            </w:r>
-            <w:r>
-              <w:rPr>
-                <w:noProof/>
-              </w:rPr>
-              <w:t xml:space="preserve"> tiến hành</w:t>
-            </w:r>
-            <w:r>
-              <w:rPr>
-                <w:noProof/>
-              </w:rPr>
-              <w:t xml:space="preserve"> tra cứu thông tin sách trước khi tiến hành quản lý sách.</w:t>
+              <w:t>Quản lý kho kiểm tra số lượng sách đang có trong kho</w:t>
+            </w:r>
+            <w:r>
+              <w:rPr>
+                <w:noProof/>
+                <w:szCs w:val="20"/>
+              </w:rPr>
+              <w:t>.</w:t>
             </w:r>
           </w:p>
           <w:p>
@@ -11162,7 +11199,7 @@
               <w:pStyle w:val="ListParagraph"/>
               <w:numPr>
                 <w:ilvl w:val="0"/>
-                <w:numId w:val="20"/>
+                <w:numId w:val="19"/>
               </w:numPr>
               <w:spacing w:line="360" w:lineRule="auto"/>
               <w:jc w:val="left"/>
@@ -11174,14 +11211,22 @@
             <w:r>
               <w:rPr>
                 <w:noProof/>
-              </w:rPr>
-              <w:t xml:space="preserve">Quản lý kho </w:t>
-            </w:r>
-            <w:r>
-              <w:rPr>
-                <w:noProof/>
-              </w:rPr>
-              <w:t>muốn thêm mới sách</w:t>
+                <w:szCs w:val="20"/>
+              </w:rPr>
+              <w:t xml:space="preserve">Hệ thống hiển thị </w:t>
+            </w:r>
+            <w:r>
+              <w:rPr>
+                <w:noProof/>
+                <w:szCs w:val="20"/>
+              </w:rPr>
+              <w:t xml:space="preserve">số lượng sách </w:t>
+            </w:r>
+            <w:r>
+              <w:rPr>
+                <w:noProof/>
+              </w:rPr>
+              <w:t>đang có trong kho</w:t>
             </w:r>
             <w:r>
               <w:rPr>
@@ -11195,8 +11240,8 @@
             <w:pPr>
               <w:pStyle w:val="ListParagraph"/>
               <w:numPr>
-                <w:ilvl w:val="1"/>
-                <w:numId w:val="20"/>
+                <w:ilvl w:val="0"/>
+                <w:numId w:val="19"/>
               </w:numPr>
               <w:spacing w:line="360" w:lineRule="auto"/>
               <w:jc w:val="left"/>
@@ -11215,21 +11260,39 @@
               <w:rPr>
                 <w:noProof/>
               </w:rPr>
-              <w:t xml:space="preserve"> chọn tính năng [Thêm mới sách]</w:t>
-            </w:r>
-            <w:r>
-              <w:rPr>
-                <w:noProof/>
-              </w:rPr>
-              <w:t>.</w:t>
+              <w:t xml:space="preserve"> </w:t>
+            </w:r>
+            <w:r>
+              <w:rPr>
+                <w:noProof/>
+              </w:rPr>
+              <w:t>nhập số lượng</w:t>
+            </w:r>
+            <w:r>
+              <w:rPr>
+                <w:noProof/>
+              </w:rPr>
+              <w:t xml:space="preserve"> sách cần nhập</w:t>
+            </w:r>
+            <w:r>
+              <w:rPr>
+                <w:noProof/>
+              </w:rPr>
+              <w:t xml:space="preserve"> và </w:t>
+            </w:r>
+            <w:r>
+              <w:rPr>
+                <w:noProof/>
+              </w:rPr>
+              <w:t>tiến hành nhập sách vào kho.</w:t>
             </w:r>
           </w:p>
           <w:p>
             <w:pPr>
               <w:pStyle w:val="ListParagraph"/>
               <w:numPr>
-                <w:ilvl w:val="1"/>
-                <w:numId w:val="20"/>
+                <w:ilvl w:val="0"/>
+                <w:numId w:val="19"/>
               </w:numPr>
               <w:spacing w:line="360" w:lineRule="auto"/>
               <w:jc w:val="left"/>
@@ -11242,441 +11305,25 @@
               <w:rPr>
                 <w:noProof/>
               </w:rPr>
-              <w:t>Hệ thống hiển thị biểu mẫu nhập thông tin sách.</w:t>
-            </w:r>
-          </w:p>
-          <w:p>
-            <w:pPr>
-              <w:pStyle w:val="ListParagraph"/>
-              <w:numPr>
-                <w:ilvl w:val="1"/>
-                <w:numId w:val="20"/>
-              </w:numPr>
-              <w:spacing w:line="360" w:lineRule="auto"/>
-              <w:jc w:val="left"/>
-              <w:rPr>
-                <w:noProof/>
-                <w:szCs w:val="20"/>
-              </w:rPr>
-            </w:pPr>
-            <w:r>
-              <w:rPr>
-                <w:noProof/>
-              </w:rPr>
-              <w:t>Quản lý kho</w:t>
-            </w:r>
-            <w:r>
-              <w:rPr>
-                <w:noProof/>
-              </w:rPr>
-              <w:t xml:space="preserve"> nhập các thông tin cần thiết và nhấn nút [Lưu]</w:t>
-            </w:r>
-            <w:r>
-              <w:rPr>
-                <w:noProof/>
-              </w:rPr>
-              <w:t>.</w:t>
-            </w:r>
-          </w:p>
-          <w:p>
-            <w:pPr>
-              <w:pStyle w:val="ListParagraph"/>
-              <w:numPr>
-                <w:ilvl w:val="1"/>
-                <w:numId w:val="20"/>
-              </w:numPr>
-              <w:spacing w:line="360" w:lineRule="auto"/>
-              <w:jc w:val="left"/>
-              <w:rPr>
-                <w:noProof/>
-                <w:szCs w:val="20"/>
-              </w:rPr>
-            </w:pPr>
-            <w:r>
-              <w:rPr>
-                <w:noProof/>
-              </w:rPr>
-              <w:t>Hệ thống ghi nhận thông tin sách và hiển thị lên website.</w:t>
-            </w:r>
-          </w:p>
-          <w:p>
-            <w:pPr>
-              <w:pStyle w:val="ListParagraph"/>
-              <w:numPr>
-                <w:ilvl w:val="0"/>
-                <w:numId w:val="20"/>
-              </w:numPr>
-              <w:spacing w:line="360" w:lineRule="auto"/>
-              <w:jc w:val="left"/>
-              <w:rPr>
-                <w:noProof/>
-                <w:szCs w:val="20"/>
-              </w:rPr>
-            </w:pPr>
-            <w:r>
-              <w:rPr>
-                <w:noProof/>
-              </w:rPr>
-              <w:t xml:space="preserve">Quản lý kho muốn </w:t>
-            </w:r>
-            <w:r>
-              <w:rPr>
-                <w:noProof/>
-              </w:rPr>
-              <w:t>cập nhật thông tin</w:t>
-            </w:r>
-            <w:r>
-              <w:rPr>
-                <w:noProof/>
-              </w:rPr>
-              <w:t xml:space="preserve"> sách</w:t>
-            </w:r>
-            <w:r>
-              <w:rPr>
-                <w:noProof/>
-              </w:rPr>
-              <w:t xml:space="preserve"> đã có</w:t>
-            </w:r>
-            <w:r>
-              <w:rPr>
-                <w:noProof/>
-                <w:szCs w:val="20"/>
-              </w:rPr>
-              <w:t>.</w:t>
-            </w:r>
-          </w:p>
-          <w:p>
-            <w:pPr>
-              <w:pStyle w:val="ListParagraph"/>
-              <w:numPr>
-                <w:ilvl w:val="1"/>
-                <w:numId w:val="20"/>
-              </w:numPr>
-              <w:spacing w:line="360" w:lineRule="auto"/>
-              <w:jc w:val="left"/>
-              <w:rPr>
-                <w:noProof/>
-                <w:szCs w:val="20"/>
-              </w:rPr>
-            </w:pPr>
-            <w:r>
-              <w:rPr>
-                <w:noProof/>
-              </w:rPr>
-              <w:t>Quản lý kho chọn tính năng [</w:t>
-            </w:r>
-            <w:r>
-              <w:rPr>
-                <w:noProof/>
-              </w:rPr>
-              <w:t>Cập nhật</w:t>
-            </w:r>
-            <w:r>
-              <w:rPr>
-                <w:noProof/>
-              </w:rPr>
-              <w:t xml:space="preserve"> sách].</w:t>
-            </w:r>
-          </w:p>
-          <w:p>
-            <w:pPr>
-              <w:pStyle w:val="ListParagraph"/>
-              <w:numPr>
-                <w:ilvl w:val="1"/>
-                <w:numId w:val="20"/>
-              </w:numPr>
-              <w:spacing w:line="360" w:lineRule="auto"/>
-              <w:jc w:val="left"/>
-              <w:rPr>
-                <w:noProof/>
-                <w:szCs w:val="20"/>
-              </w:rPr>
-            </w:pPr>
-            <w:r>
-              <w:rPr>
-                <w:noProof/>
-              </w:rPr>
-              <w:t xml:space="preserve">Hệ thống hiển thị biểu mẫu </w:t>
-            </w:r>
-            <w:r>
-              <w:rPr>
-                <w:noProof/>
-              </w:rPr>
-              <w:t>cập nhật</w:t>
-            </w:r>
-            <w:r>
-              <w:rPr>
-                <w:noProof/>
-              </w:rPr>
-              <w:t xml:space="preserve"> thông tin sách</w:t>
-            </w:r>
-            <w:r>
-              <w:rPr>
-                <w:noProof/>
-              </w:rPr>
-              <w:t>.</w:t>
-            </w:r>
-          </w:p>
-          <w:p>
-            <w:pPr>
-              <w:pStyle w:val="ListParagraph"/>
-              <w:numPr>
-                <w:ilvl w:val="1"/>
-                <w:numId w:val="20"/>
-              </w:numPr>
-              <w:spacing w:line="360" w:lineRule="auto"/>
-              <w:jc w:val="left"/>
-              <w:rPr>
-                <w:noProof/>
-                <w:szCs w:val="20"/>
-              </w:rPr>
-            </w:pPr>
-            <w:r>
-              <w:rPr>
-                <w:noProof/>
-              </w:rPr>
-              <w:t>Quản lý kho nhập các thông tin cần thiết và nhấn nút [Lưu].</w:t>
-            </w:r>
-          </w:p>
-          <w:p>
-            <w:pPr>
-              <w:pStyle w:val="ListParagraph"/>
-              <w:numPr>
-                <w:ilvl w:val="1"/>
-                <w:numId w:val="20"/>
-              </w:numPr>
-              <w:spacing w:line="360" w:lineRule="auto"/>
-              <w:jc w:val="left"/>
-              <w:rPr>
-                <w:noProof/>
-                <w:szCs w:val="20"/>
-              </w:rPr>
-            </w:pPr>
-            <w:r>
-              <w:rPr>
-                <w:noProof/>
-              </w:rPr>
-              <w:t>Hệ thống ghi nhận thông tin sách và hiển thị</w:t>
-            </w:r>
-            <w:r>
-              <w:rPr>
-                <w:noProof/>
-              </w:rPr>
-              <w:t xml:space="preserve"> thông tin sau khi đã được cập nhật</w:t>
-            </w:r>
-            <w:r>
-              <w:rPr>
-                <w:noProof/>
-              </w:rPr>
-              <w:t xml:space="preserve"> lên website.</w:t>
-            </w:r>
-          </w:p>
-          <w:p>
-            <w:pPr>
-              <w:pStyle w:val="ListParagraph"/>
-              <w:numPr>
-                <w:ilvl w:val="0"/>
-                <w:numId w:val="20"/>
-              </w:numPr>
-              <w:spacing w:line="360" w:lineRule="auto"/>
-              <w:jc w:val="left"/>
-              <w:rPr>
-                <w:noProof/>
-                <w:szCs w:val="20"/>
-              </w:rPr>
-            </w:pPr>
-            <w:r>
-              <w:rPr>
-                <w:noProof/>
-              </w:rPr>
-              <w:lastRenderedPageBreak/>
-              <w:t xml:space="preserve">Quản lý kho muốn </w:t>
-            </w:r>
-            <w:r>
-              <w:rPr>
-                <w:noProof/>
-              </w:rPr>
-              <w:t>xoá/ẩn</w:t>
-            </w:r>
-            <w:r>
-              <w:rPr>
-                <w:noProof/>
-              </w:rPr>
-              <w:t xml:space="preserve"> một</w:t>
-            </w:r>
-            <w:r>
-              <w:rPr>
-                <w:noProof/>
-              </w:rPr>
-              <w:t xml:space="preserve"> đầu</w:t>
-            </w:r>
-            <w:r>
-              <w:rPr>
-                <w:noProof/>
-              </w:rPr>
-              <w:t xml:space="preserve"> sách</w:t>
-            </w:r>
-            <w:r>
-              <w:rPr>
-                <w:noProof/>
-              </w:rPr>
-              <w:t>:</w:t>
-            </w:r>
-          </w:p>
-          <w:p>
-            <w:pPr>
-              <w:pStyle w:val="ListParagraph"/>
-              <w:numPr>
-                <w:ilvl w:val="1"/>
-                <w:numId w:val="20"/>
-              </w:numPr>
-              <w:spacing w:line="360" w:lineRule="auto"/>
-              <w:jc w:val="left"/>
-              <w:rPr>
-                <w:noProof/>
-                <w:szCs w:val="20"/>
-              </w:rPr>
-            </w:pPr>
-            <w:r>
-              <w:rPr>
-                <w:noProof/>
-              </w:rPr>
-              <w:t>Quản lý kho chọn</w:t>
-            </w:r>
-            <w:r>
-              <w:rPr>
-                <w:noProof/>
-              </w:rPr>
-              <w:t xml:space="preserve"> những đầu sách cần xoá và chọn</w:t>
-            </w:r>
-            <w:r>
-              <w:rPr>
-                <w:noProof/>
-              </w:rPr>
-              <w:t xml:space="preserve"> tính năng [</w:t>
-            </w:r>
-            <w:r>
-              <w:rPr>
-                <w:noProof/>
-              </w:rPr>
-              <w:t>Xoá</w:t>
-            </w:r>
-            <w:r>
-              <w:rPr>
-                <w:noProof/>
-              </w:rPr>
-              <w:t xml:space="preserve"> sách</w:t>
-            </w:r>
-            <w:r>
-              <w:rPr>
-                <w:noProof/>
-              </w:rPr>
-              <w:t xml:space="preserve"> đã chọn</w:t>
-            </w:r>
-            <w:r>
-              <w:rPr>
-                <w:noProof/>
-              </w:rPr>
-              <w:t>].</w:t>
-            </w:r>
-          </w:p>
-          <w:p>
-            <w:pPr>
-              <w:pStyle w:val="ListParagraph"/>
-              <w:numPr>
-                <w:ilvl w:val="1"/>
-                <w:numId w:val="20"/>
-              </w:numPr>
-              <w:spacing w:line="360" w:lineRule="auto"/>
-              <w:jc w:val="left"/>
-              <w:rPr>
-                <w:noProof/>
-                <w:szCs w:val="20"/>
-              </w:rPr>
-            </w:pPr>
-            <w:r>
-              <w:rPr>
-                <w:noProof/>
-              </w:rPr>
-              <w:t xml:space="preserve">Hệ thống hiển thị </w:t>
-            </w:r>
-            <w:r>
-              <w:rPr>
-                <w:noProof/>
-              </w:rPr>
-              <w:t>cảnh báo xoá</w:t>
-            </w:r>
-            <w:r>
-              <w:rPr>
-                <w:noProof/>
-              </w:rPr>
-              <w:t>.</w:t>
-            </w:r>
-          </w:p>
-          <w:p>
-            <w:pPr>
-              <w:pStyle w:val="ListParagraph"/>
-              <w:numPr>
-                <w:ilvl w:val="1"/>
-                <w:numId w:val="20"/>
-              </w:numPr>
-              <w:spacing w:line="360" w:lineRule="auto"/>
-              <w:jc w:val="left"/>
-              <w:rPr>
-                <w:noProof/>
-                <w:szCs w:val="20"/>
-              </w:rPr>
-            </w:pPr>
-            <w:r>
-              <w:rPr>
-                <w:noProof/>
-              </w:rPr>
-              <w:t xml:space="preserve">Quản lý kho </w:t>
-            </w:r>
-            <w:r>
-              <w:rPr>
-                <w:noProof/>
-              </w:rPr>
-              <w:t>xác nhận hành động xoá</w:t>
-            </w:r>
-            <w:r>
-              <w:rPr>
-                <w:noProof/>
-              </w:rPr>
-              <w:t>.</w:t>
-            </w:r>
-          </w:p>
-          <w:p>
-            <w:pPr>
-              <w:pStyle w:val="ListParagraph"/>
-              <w:numPr>
-                <w:ilvl w:val="1"/>
-                <w:numId w:val="20"/>
-              </w:numPr>
-              <w:spacing w:line="360" w:lineRule="auto"/>
-              <w:jc w:val="left"/>
-              <w:rPr>
-                <w:noProof/>
-                <w:szCs w:val="20"/>
-              </w:rPr>
-            </w:pPr>
-            <w:r>
-              <w:rPr>
-                <w:noProof/>
-              </w:rPr>
-              <w:t xml:space="preserve">Hệ thống </w:t>
-            </w:r>
-            <w:r>
-              <w:rPr>
-                <w:noProof/>
-              </w:rPr>
-              <w:t>thông báo xoá thành công và ẩn sản phẩm khỏi</w:t>
-            </w:r>
-            <w:r>
-              <w:rPr>
-                <w:noProof/>
-              </w:rPr>
-              <w:t xml:space="preserve"> website.</w:t>
+              <w:t>Hệ thống</w:t>
+            </w:r>
+            <w:r>
+              <w:rPr>
+                <w:noProof/>
+              </w:rPr>
+              <w:t xml:space="preserve"> thông báo nhập sách thành</w:t>
+            </w:r>
+            <w:r>
+              <w:rPr>
+                <w:noProof/>
+              </w:rPr>
+              <w:t xml:space="preserve"> hiển thị phiếu nhập </w:t>
+            </w:r>
+            <w:r>
+              <w:rPr>
+                <w:noProof/>
+              </w:rPr>
+              <w:t>sách.</w:t>
             </w:r>
           </w:p>
         </w:tc>
@@ -11714,79 +11361,17 @@
           </w:tcPr>
           <w:p>
             <w:pPr>
-              <w:ind w:left="360"/>
-              <w:rPr>
-                <w:noProof/>
-                <w:lang w:val="en-US"/>
-              </w:rPr>
-            </w:pPr>
-            <w:r>
-              <w:rPr>
-                <w:noProof/>
-                <w:lang w:val="en-US"/>
-              </w:rPr>
-              <w:t>4.3</w:t>
-            </w:r>
-            <w:r>
-              <w:rPr>
-                <w:noProof/>
-                <w:lang w:val="en-US"/>
-              </w:rPr>
-              <w:t xml:space="preserve">.a. </w:t>
-            </w:r>
-            <w:r>
-              <w:rPr>
-                <w:noProof/>
-                <w:szCs w:val="26"/>
-                <w:lang w:val="en-US"/>
-              </w:rPr>
-              <w:t>Quản lý kho nhập thông tin sách đã tồn tại (bị trùng)</w:t>
-            </w:r>
-            <w:r>
-              <w:rPr>
-                <w:noProof/>
-                <w:lang w:val="en-US"/>
-              </w:rPr>
-              <w:t>.</w:t>
-            </w:r>
-          </w:p>
-          <w:p>
-            <w:pPr>
-              <w:ind w:left="360"/>
-              <w:rPr>
-                <w:noProof/>
-                <w:lang w:val="en-US"/>
-              </w:rPr>
-            </w:pPr>
-            <w:r>
-              <w:rPr>
-                <w:noProof/>
-                <w:lang w:val="en-US"/>
-              </w:rPr>
-              <w:t xml:space="preserve">4.3.a. </w:t>
-            </w:r>
-            <w:r>
-              <w:rPr>
-                <w:noProof/>
-                <w:szCs w:val="26"/>
-                <w:lang w:val="en-US"/>
-              </w:rPr>
-              <w:t xml:space="preserve">Hệ thống </w:t>
-            </w:r>
-            <w:r>
-              <w:rPr>
-                <w:noProof/>
-                <w:szCs w:val="26"/>
-                <w:lang w:val="en-US"/>
-              </w:rPr>
-              <w:t>tiến hành cập nhật trên đầu sách đã có và thông báo cập nhật thành công</w:t>
-            </w:r>
-            <w:r>
-              <w:rPr>
-                <w:noProof/>
-                <w:lang w:val="en-US"/>
-              </w:rPr>
-              <w:t>.</w:t>
+              <w:rPr>
+                <w:noProof/>
+                <w:lang w:val="en-US"/>
+              </w:rPr>
+            </w:pPr>
+            <w:r>
+              <w:rPr>
+                <w:noProof/>
+                <w:lang w:val="en-US"/>
+              </w:rPr>
+              <w:t>Không có.</w:t>
             </w:r>
           </w:p>
         </w:tc>
@@ -11824,17 +11409,142 @@
           </w:tcPr>
           <w:p>
             <w:pPr>
-              <w:rPr>
-                <w:noProof/>
-                <w:lang w:val="en-US"/>
-              </w:rPr>
-            </w:pPr>
-            <w:r>
-              <w:rPr>
-                <w:noProof/>
-                <w:lang w:val="en-US"/>
-              </w:rPr>
-              <w:t>Không có.</w:t>
+              <w:ind w:left="360"/>
+              <w:rPr>
+                <w:noProof/>
+                <w:lang w:val="en-US"/>
+              </w:rPr>
+            </w:pPr>
+            <w:r>
+              <w:rPr>
+                <w:noProof/>
+                <w:lang w:val="en-US"/>
+              </w:rPr>
+              <w:t>6</w:t>
+            </w:r>
+            <w:r>
+              <w:rPr>
+                <w:noProof/>
+                <w:lang w:val="en-US"/>
+              </w:rPr>
+              <w:t xml:space="preserve">.a. </w:t>
+            </w:r>
+            <w:r>
+              <w:rPr>
+                <w:noProof/>
+                <w:szCs w:val="26"/>
+                <w:lang w:val="en-US"/>
+              </w:rPr>
+              <w:t xml:space="preserve">Hệ thống không </w:t>
+            </w:r>
+            <w:r>
+              <w:rPr>
+                <w:noProof/>
+                <w:szCs w:val="26"/>
+                <w:lang w:val="en-US"/>
+              </w:rPr>
+              <w:t>cho nhập sách vì s</w:t>
+            </w:r>
+            <w:r>
+              <w:rPr>
+                <w:noProof/>
+                <w:szCs w:val="26"/>
+                <w:lang w:val="en-US"/>
+              </w:rPr>
+              <w:t>ố lượng nhập</w:t>
+            </w:r>
+            <w:r>
+              <w:rPr>
+                <w:noProof/>
+                <w:szCs w:val="26"/>
+                <w:lang w:val="en-US"/>
+              </w:rPr>
+              <w:t xml:space="preserve"> phải</w:t>
+            </w:r>
+            <w:r>
+              <w:rPr>
+                <w:noProof/>
+                <w:szCs w:val="26"/>
+                <w:lang w:val="en-US"/>
+              </w:rPr>
+              <w:t xml:space="preserve"> ít nhất 150, </w:t>
+            </w:r>
+            <w:r>
+              <w:rPr>
+                <w:noProof/>
+                <w:szCs w:val="26"/>
+                <w:lang w:val="en-US"/>
+              </w:rPr>
+              <w:t xml:space="preserve">và </w:t>
+            </w:r>
+            <w:r>
+              <w:rPr>
+                <w:noProof/>
+                <w:szCs w:val="26"/>
+                <w:lang w:val="en-US"/>
+              </w:rPr>
+              <w:t>chỉ nhập những đầu sách có số lượng ít hơn 300</w:t>
+            </w:r>
+            <w:r>
+              <w:rPr>
+                <w:noProof/>
+                <w:lang w:val="en-US"/>
+              </w:rPr>
+              <w:t>.</w:t>
+            </w:r>
+          </w:p>
+          <w:p>
+            <w:pPr>
+              <w:ind w:left="360"/>
+              <w:rPr>
+                <w:noProof/>
+                <w:lang w:val="en-US"/>
+              </w:rPr>
+            </w:pPr>
+            <w:r>
+              <w:rPr>
+                <w:i/>
+                <w:iCs/>
+                <w:noProof/>
+                <w:lang w:val="en-US"/>
+              </w:rPr>
+              <w:t xml:space="preserve">Use Case </w:t>
+            </w:r>
+            <w:r>
+              <w:rPr>
+                <w:i/>
+                <w:iCs/>
+                <w:noProof/>
+                <w:lang w:val="en-US"/>
+              </w:rPr>
+              <w:t xml:space="preserve">trở </w:t>
+            </w:r>
+            <w:r>
+              <w:rPr>
+                <w:i/>
+                <w:iCs/>
+                <w:noProof/>
+                <w:lang w:val="en-US"/>
+              </w:rPr>
+              <w:t xml:space="preserve">lại bước </w:t>
+            </w:r>
+            <w:r>
+              <w:rPr>
+                <w:i/>
+                <w:iCs/>
+                <w:noProof/>
+                <w:lang w:val="en-US"/>
+              </w:rPr>
+              <w:t>2</w:t>
+            </w:r>
+            <w:r>
+              <w:rPr>
+                <w:i/>
+                <w:iCs/>
+                <w:noProof/>
+                <w:lang w:val="en-US"/>
+              </w:rPr>
+              <w:t>.</w:t>
             </w:r>
           </w:p>
         </w:tc>
@@ -11849,7 +11559,7 @@
           <w:lang w:val="en-US"/>
         </w:rPr>
       </w:pPr>
-      <w:bookmarkStart w:id="19" w:name="_Toc90848358"/>
+      <w:bookmarkStart w:id="19" w:name="_Toc90849457"/>
       <w:r>
         <w:rPr>
           <w:rFonts w:cs="Times New Roman"/>
@@ -11935,7 +11645,7 @@
           <w:rFonts w:cs="Times New Roman"/>
           <w:lang w:val="en-US"/>
         </w:rPr>
-        <w:t>quản trị sách</w:t>
+        <w:t>nhập sách vào kho</w:t>
       </w:r>
       <w:bookmarkEnd w:id="19"/>
     </w:p>
@@ -11981,7 +11691,7 @@
           <w:rFonts w:cs="Times New Roman"/>
           <w:lang w:val="en-US"/>
         </w:rPr>
-        <w:t>xem thống kê và báo cáo</w:t>
+        <w:t>quản trị sách</w:t>
       </w:r>
     </w:p>
     <w:tbl>
@@ -12097,7 +11807,7 @@
                 <w:szCs w:val="26"/>
                 <w:lang w:val="en-US"/>
               </w:rPr>
-              <w:t>Xem thống kê và báo cáo</w:t>
+              <w:t>Quản trị sách</w:t>
             </w:r>
             <w:r>
               <w:rPr>
@@ -12155,55 +11865,15 @@
                 <w:szCs w:val="26"/>
                 <w:lang w:val="en-US"/>
               </w:rPr>
-              <w:t xml:space="preserve">Use Case này cho phép người </w:t>
-            </w:r>
-            <w:r>
-              <w:rPr>
-                <w:noProof/>
-                <w:szCs w:val="26"/>
-                <w:lang w:val="en-US"/>
-              </w:rPr>
-              <w:t>quản trị xem thống kê và báo cáo về</w:t>
-            </w:r>
-            <w:r>
-              <w:rPr>
-                <w:noProof/>
-                <w:szCs w:val="26"/>
-                <w:lang w:val="en-US"/>
-              </w:rPr>
-              <w:t xml:space="preserve"> doanh thu</w:t>
-            </w:r>
-            <w:r>
-              <w:rPr>
-                <w:noProof/>
-                <w:szCs w:val="26"/>
-                <w:lang w:val="en-US"/>
-              </w:rPr>
-              <w:t xml:space="preserve"> theo</w:t>
-            </w:r>
-            <w:r>
-              <w:rPr>
-                <w:noProof/>
-                <w:szCs w:val="26"/>
-                <w:lang w:val="en-US"/>
-              </w:rPr>
-              <w:t xml:space="preserve"> từng tháng được chọn cho từng thể loại sách</w:t>
-            </w:r>
-            <w:r>
-              <w:rPr>
-                <w:noProof/>
-                <w:szCs w:val="26"/>
-                <w:lang w:val="en-US"/>
-              </w:rPr>
-              <w:t xml:space="preserve"> và </w:t>
-            </w:r>
-            <w:r>
-              <w:rPr>
-                <w:noProof/>
-                <w:szCs w:val="26"/>
-                <w:lang w:val="en-US"/>
-              </w:rPr>
-              <w:t>tần suất từng đầu sách theo tháng</w:t>
+              <w:t xml:space="preserve">Use Case này cho phép người quản lý kho </w:t>
+            </w:r>
+            <w:r>
+              <w:rPr>
+                <w:noProof/>
+                <w:szCs w:val="26"/>
+                <w:lang w:val="en-US"/>
+              </w:rPr>
+              <w:t>quản trị sách (thêm, cập nhật, xoá/ẩn) trên website</w:t>
             </w:r>
             <w:r>
               <w:rPr>
@@ -12261,23 +11931,7 @@
                 <w:szCs w:val="26"/>
                 <w:lang w:val="en-US"/>
               </w:rPr>
-              <w:t xml:space="preserve">Quản </w:t>
-            </w:r>
-            <w:r>
-              <w:rPr>
-                <w:noProof/>
-                <w:szCs w:val="26"/>
-                <w:lang w:val="en-US"/>
-              </w:rPr>
-              <w:t>trị viên</w:t>
-            </w:r>
-            <w:r>
-              <w:rPr>
-                <w:noProof/>
-                <w:szCs w:val="26"/>
-                <w:lang w:val="en-US"/>
-              </w:rPr>
-              <w:t>.</w:t>
+              <w:t>Quản lý kho.</w:t>
             </w:r>
           </w:p>
         </w:tc>
@@ -12365,17 +12019,112 @@
           </w:tcPr>
           <w:p>
             <w:pPr>
-              <w:rPr>
-                <w:noProof/>
-                <w:lang w:val="en-US"/>
-              </w:rPr>
-            </w:pPr>
-            <w:r>
-              <w:rPr>
-                <w:noProof/>
-                <w:lang w:val="en-US"/>
-              </w:rPr>
-              <w:t>Đã có sản phẩm trong kho.</w:t>
+              <w:pStyle w:val="ListParagraph"/>
+              <w:numPr>
+                <w:ilvl w:val="0"/>
+                <w:numId w:val="3"/>
+              </w:numPr>
+              <w:spacing w:line="360" w:lineRule="auto"/>
+              <w:jc w:val="left"/>
+              <w:rPr>
+                <w:noProof/>
+              </w:rPr>
+            </w:pPr>
+            <w:r>
+              <w:rPr>
+                <w:noProof/>
+                <w:szCs w:val="20"/>
+              </w:rPr>
+              <w:t>Để tiến hành cập nhật và xoá, đ</w:t>
+            </w:r>
+            <w:r>
+              <w:rPr>
+                <w:noProof/>
+                <w:szCs w:val="20"/>
+              </w:rPr>
+              <w:t xml:space="preserve">ầu sách </w:t>
+            </w:r>
+            <w:r>
+              <w:rPr>
+                <w:noProof/>
+                <w:szCs w:val="20"/>
+              </w:rPr>
+              <w:t>phải</w:t>
+            </w:r>
+            <w:r>
+              <w:rPr>
+                <w:noProof/>
+                <w:szCs w:val="20"/>
+              </w:rPr>
+              <w:t xml:space="preserve"> đang</w:t>
+            </w:r>
+            <w:r>
+              <w:rPr>
+                <w:noProof/>
+                <w:szCs w:val="20"/>
+              </w:rPr>
+              <w:t xml:space="preserve"> có sẵn trong kho</w:t>
+            </w:r>
+            <w:r>
+              <w:rPr>
+                <w:noProof/>
+                <w:szCs w:val="20"/>
+              </w:rPr>
+              <w:t xml:space="preserve"> và đang hiển thị trên website</w:t>
+            </w:r>
+            <w:r>
+              <w:rPr>
+                <w:noProof/>
+                <w:szCs w:val="20"/>
+              </w:rPr>
+              <w:t>.</w:t>
+            </w:r>
+          </w:p>
+          <w:p>
+            <w:pPr>
+              <w:pStyle w:val="ListParagraph"/>
+              <w:numPr>
+                <w:ilvl w:val="0"/>
+                <w:numId w:val="3"/>
+              </w:numPr>
+              <w:spacing w:line="360" w:lineRule="auto"/>
+              <w:jc w:val="left"/>
+              <w:rPr>
+                <w:noProof/>
+              </w:rPr>
+            </w:pPr>
+            <w:r>
+              <w:rPr>
+                <w:noProof/>
+              </w:rPr>
+              <w:t xml:space="preserve">Để tiến hành thêm mới, </w:t>
+            </w:r>
+            <w:r>
+              <w:rPr>
+                <w:noProof/>
+                <w:szCs w:val="20"/>
+              </w:rPr>
+              <w:t xml:space="preserve">đầu sách phải đang có sẵn trong kho </w:t>
+            </w:r>
+            <w:r>
+              <w:rPr>
+                <w:noProof/>
+                <w:szCs w:val="20"/>
+              </w:rPr>
+              <w:t>nhưng chưa</w:t>
+            </w:r>
+            <w:r>
+              <w:rPr>
+                <w:noProof/>
+                <w:szCs w:val="20"/>
+              </w:rPr>
+              <w:t xml:space="preserve"> hiển thị trên website</w:t>
+            </w:r>
+            <w:r>
+              <w:rPr>
+                <w:noProof/>
+              </w:rPr>
+              <w:t>.</w:t>
             </w:r>
           </w:p>
         </w:tc>
@@ -12420,29 +12169,27 @@
             <w:r>
               <w:rPr>
                 <w:noProof/>
-                <w:lang w:val="en-US"/>
-              </w:rPr>
-              <w:t>Xem thành công thống kê</w:t>
-            </w:r>
-            <w:r>
-              <w:rPr>
-                <w:noProof/>
-                <w:lang w:val="en-US"/>
-              </w:rPr>
-              <w:t>,</w:t>
-            </w:r>
-            <w:r>
-              <w:rPr>
-                <w:noProof/>
-                <w:lang w:val="en-US"/>
-              </w:rPr>
-              <w:t xml:space="preserve"> báo cáo về doanh thu và tần suất từng đầu sách</w:t>
-            </w:r>
-            <w:r>
-              <w:rPr>
-                <w:noProof/>
-              </w:rPr>
-              <w:t>.</w:t>
+              </w:rPr>
+              <w:t>T</w:t>
+            </w:r>
+            <w:r>
+              <w:rPr>
+                <w:noProof/>
+                <w:szCs w:val="26"/>
+              </w:rPr>
+              <w:t>hêm, cập nhật, xoá/ẩn</w:t>
+            </w:r>
+            <w:r>
+              <w:rPr>
+                <w:noProof/>
+              </w:rPr>
+              <w:t xml:space="preserve"> trên website </w:t>
+            </w:r>
+            <w:r>
+              <w:rPr>
+                <w:noProof/>
+              </w:rPr>
+              <w:t>thành công.</w:t>
             </w:r>
           </w:p>
         </w:tc>
@@ -12483,7 +12230,7 @@
               <w:pStyle w:val="ListParagraph"/>
               <w:numPr>
                 <w:ilvl w:val="0"/>
-                <w:numId w:val="21"/>
+                <w:numId w:val="20"/>
               </w:numPr>
               <w:spacing w:line="360" w:lineRule="auto"/>
               <w:jc w:val="left"/>
@@ -12496,25 +12243,13 @@
               <w:rPr>
                 <w:noProof/>
               </w:rPr>
-              <w:t>Quản trị viên</w:t>
-            </w:r>
-            <w:r>
-              <w:rPr>
-                <w:noProof/>
-              </w:rPr>
-              <w:t xml:space="preserve"> </w:t>
-            </w:r>
-            <w:r>
-              <w:rPr>
-                <w:noProof/>
-              </w:rPr>
-              <w:t>chọn tính năng [</w:t>
-            </w:r>
-            <w:r>
-              <w:rPr>
-                <w:noProof/>
-              </w:rPr>
-              <w:t>Thống kê và báo cáo</w:t>
+              <w:t>Quản lý kho chọn tính năng [</w:t>
+            </w:r>
+            <w:r>
+              <w:rPr>
+                <w:noProof/>
+              </w:rPr>
+              <w:t>Quản trị sách</w:t>
             </w:r>
             <w:r>
               <w:rPr>
@@ -12522,7 +12257,1401 @@
               </w:rPr>
               <w:t>]</w:t>
             </w:r>
-          </w:p>
+            <w:r>
+              <w:rPr>
+                <w:noProof/>
+              </w:rPr>
+              <w:t>.</w:t>
+            </w:r>
+          </w:p>
+          <w:p>
+            <w:pPr>
+              <w:pStyle w:val="ListParagraph"/>
+              <w:numPr>
+                <w:ilvl w:val="0"/>
+                <w:numId w:val="20"/>
+              </w:numPr>
+              <w:spacing w:line="360" w:lineRule="auto"/>
+              <w:jc w:val="left"/>
+              <w:rPr>
+                <w:noProof/>
+                <w:szCs w:val="20"/>
+              </w:rPr>
+            </w:pPr>
+            <w:r>
+              <w:rPr>
+                <w:noProof/>
+              </w:rPr>
+              <w:t xml:space="preserve">Hệ thống hiển thị giao diện </w:t>
+            </w:r>
+            <w:r>
+              <w:rPr>
+                <w:noProof/>
+              </w:rPr>
+              <w:t>quản trị sách</w:t>
+            </w:r>
+            <w:r>
+              <w:rPr>
+                <w:noProof/>
+              </w:rPr>
+              <w:t>.</w:t>
+            </w:r>
+          </w:p>
+          <w:p>
+            <w:pPr>
+              <w:pStyle w:val="ListParagraph"/>
+              <w:numPr>
+                <w:ilvl w:val="0"/>
+                <w:numId w:val="20"/>
+              </w:numPr>
+              <w:spacing w:line="360" w:lineRule="auto"/>
+              <w:jc w:val="left"/>
+              <w:rPr>
+                <w:noProof/>
+                <w:szCs w:val="20"/>
+              </w:rPr>
+            </w:pPr>
+            <w:r>
+              <w:rPr>
+                <w:noProof/>
+              </w:rPr>
+              <w:t>Quản lý kho</w:t>
+            </w:r>
+            <w:r>
+              <w:rPr>
+                <w:noProof/>
+              </w:rPr>
+              <w:t xml:space="preserve"> tiến hành</w:t>
+            </w:r>
+            <w:r>
+              <w:rPr>
+                <w:noProof/>
+              </w:rPr>
+              <w:t xml:space="preserve"> tra cứu thông tin sách trước khi tiến hành quản lý sách.</w:t>
+            </w:r>
+          </w:p>
+          <w:p>
+            <w:pPr>
+              <w:pStyle w:val="ListParagraph"/>
+              <w:numPr>
+                <w:ilvl w:val="0"/>
+                <w:numId w:val="20"/>
+              </w:numPr>
+              <w:spacing w:line="360" w:lineRule="auto"/>
+              <w:jc w:val="left"/>
+              <w:rPr>
+                <w:noProof/>
+                <w:szCs w:val="20"/>
+              </w:rPr>
+            </w:pPr>
+            <w:r>
+              <w:rPr>
+                <w:noProof/>
+              </w:rPr>
+              <w:t xml:space="preserve">Quản lý kho </w:t>
+            </w:r>
+            <w:r>
+              <w:rPr>
+                <w:noProof/>
+              </w:rPr>
+              <w:t>muốn thêm mới sách</w:t>
+            </w:r>
+            <w:r>
+              <w:rPr>
+                <w:noProof/>
+                <w:szCs w:val="20"/>
+              </w:rPr>
+              <w:t>.</w:t>
+            </w:r>
+          </w:p>
+          <w:p>
+            <w:pPr>
+              <w:pStyle w:val="ListParagraph"/>
+              <w:numPr>
+                <w:ilvl w:val="1"/>
+                <w:numId w:val="20"/>
+              </w:numPr>
+              <w:spacing w:line="360" w:lineRule="auto"/>
+              <w:jc w:val="left"/>
+              <w:rPr>
+                <w:noProof/>
+                <w:szCs w:val="20"/>
+              </w:rPr>
+            </w:pPr>
+            <w:r>
+              <w:rPr>
+                <w:noProof/>
+              </w:rPr>
+              <w:t>Quản lý kho</w:t>
+            </w:r>
+            <w:r>
+              <w:rPr>
+                <w:noProof/>
+              </w:rPr>
+              <w:t xml:space="preserve"> chọn tính năng [Thêm mới sách]</w:t>
+            </w:r>
+            <w:r>
+              <w:rPr>
+                <w:noProof/>
+              </w:rPr>
+              <w:t>.</w:t>
+            </w:r>
+          </w:p>
+          <w:p>
+            <w:pPr>
+              <w:pStyle w:val="ListParagraph"/>
+              <w:numPr>
+                <w:ilvl w:val="1"/>
+                <w:numId w:val="20"/>
+              </w:numPr>
+              <w:spacing w:line="360" w:lineRule="auto"/>
+              <w:jc w:val="left"/>
+              <w:rPr>
+                <w:noProof/>
+                <w:szCs w:val="20"/>
+              </w:rPr>
+            </w:pPr>
+            <w:r>
+              <w:rPr>
+                <w:noProof/>
+              </w:rPr>
+              <w:t>Hệ thống hiển thị biểu mẫu nhập thông tin sách.</w:t>
+            </w:r>
+          </w:p>
+          <w:p>
+            <w:pPr>
+              <w:pStyle w:val="ListParagraph"/>
+              <w:numPr>
+                <w:ilvl w:val="1"/>
+                <w:numId w:val="20"/>
+              </w:numPr>
+              <w:spacing w:line="360" w:lineRule="auto"/>
+              <w:jc w:val="left"/>
+              <w:rPr>
+                <w:noProof/>
+                <w:szCs w:val="20"/>
+              </w:rPr>
+            </w:pPr>
+            <w:r>
+              <w:rPr>
+                <w:noProof/>
+              </w:rPr>
+              <w:t>Quản lý kho</w:t>
+            </w:r>
+            <w:r>
+              <w:rPr>
+                <w:noProof/>
+              </w:rPr>
+              <w:t xml:space="preserve"> nhập các thông tin cần thiết và nhấn nút [Lưu]</w:t>
+            </w:r>
+            <w:r>
+              <w:rPr>
+                <w:noProof/>
+              </w:rPr>
+              <w:t>.</w:t>
+            </w:r>
+          </w:p>
+          <w:p>
+            <w:pPr>
+              <w:pStyle w:val="ListParagraph"/>
+              <w:numPr>
+                <w:ilvl w:val="1"/>
+                <w:numId w:val="20"/>
+              </w:numPr>
+              <w:spacing w:line="360" w:lineRule="auto"/>
+              <w:jc w:val="left"/>
+              <w:rPr>
+                <w:noProof/>
+                <w:szCs w:val="20"/>
+              </w:rPr>
+            </w:pPr>
+            <w:r>
+              <w:rPr>
+                <w:noProof/>
+              </w:rPr>
+              <w:t>Hệ thống ghi nhận thông tin sách và hiển thị lên website.</w:t>
+            </w:r>
+          </w:p>
+          <w:p>
+            <w:pPr>
+              <w:pStyle w:val="ListParagraph"/>
+              <w:numPr>
+                <w:ilvl w:val="0"/>
+                <w:numId w:val="20"/>
+              </w:numPr>
+              <w:spacing w:line="360" w:lineRule="auto"/>
+              <w:jc w:val="left"/>
+              <w:rPr>
+                <w:noProof/>
+                <w:szCs w:val="20"/>
+              </w:rPr>
+            </w:pPr>
+            <w:r>
+              <w:rPr>
+                <w:noProof/>
+              </w:rPr>
+              <w:t xml:space="preserve">Quản lý kho muốn </w:t>
+            </w:r>
+            <w:r>
+              <w:rPr>
+                <w:noProof/>
+              </w:rPr>
+              <w:t>cập nhật thông tin</w:t>
+            </w:r>
+            <w:r>
+              <w:rPr>
+                <w:noProof/>
+              </w:rPr>
+              <w:t xml:space="preserve"> sách</w:t>
+            </w:r>
+            <w:r>
+              <w:rPr>
+                <w:noProof/>
+              </w:rPr>
+              <w:t xml:space="preserve"> đã có</w:t>
+            </w:r>
+            <w:r>
+              <w:rPr>
+                <w:noProof/>
+                <w:szCs w:val="20"/>
+              </w:rPr>
+              <w:t>.</w:t>
+            </w:r>
+          </w:p>
+          <w:p>
+            <w:pPr>
+              <w:pStyle w:val="ListParagraph"/>
+              <w:numPr>
+                <w:ilvl w:val="1"/>
+                <w:numId w:val="20"/>
+              </w:numPr>
+              <w:spacing w:line="360" w:lineRule="auto"/>
+              <w:jc w:val="left"/>
+              <w:rPr>
+                <w:noProof/>
+                <w:szCs w:val="20"/>
+              </w:rPr>
+            </w:pPr>
+            <w:r>
+              <w:rPr>
+                <w:noProof/>
+              </w:rPr>
+              <w:t>Quản lý kho chọn tính năng [</w:t>
+            </w:r>
+            <w:r>
+              <w:rPr>
+                <w:noProof/>
+              </w:rPr>
+              <w:t>Cập nhật</w:t>
+            </w:r>
+            <w:r>
+              <w:rPr>
+                <w:noProof/>
+              </w:rPr>
+              <w:t xml:space="preserve"> sách].</w:t>
+            </w:r>
+          </w:p>
+          <w:p>
+            <w:pPr>
+              <w:pStyle w:val="ListParagraph"/>
+              <w:numPr>
+                <w:ilvl w:val="1"/>
+                <w:numId w:val="20"/>
+              </w:numPr>
+              <w:spacing w:line="360" w:lineRule="auto"/>
+              <w:jc w:val="left"/>
+              <w:rPr>
+                <w:noProof/>
+                <w:szCs w:val="20"/>
+              </w:rPr>
+            </w:pPr>
+            <w:r>
+              <w:rPr>
+                <w:noProof/>
+              </w:rPr>
+              <w:t xml:space="preserve">Hệ thống hiển thị biểu mẫu </w:t>
+            </w:r>
+            <w:r>
+              <w:rPr>
+                <w:noProof/>
+              </w:rPr>
+              <w:t>cập nhật</w:t>
+            </w:r>
+            <w:r>
+              <w:rPr>
+                <w:noProof/>
+              </w:rPr>
+              <w:t xml:space="preserve"> thông tin sách</w:t>
+            </w:r>
+            <w:r>
+              <w:rPr>
+                <w:noProof/>
+              </w:rPr>
+              <w:t>.</w:t>
+            </w:r>
+          </w:p>
+          <w:p>
+            <w:pPr>
+              <w:pStyle w:val="ListParagraph"/>
+              <w:numPr>
+                <w:ilvl w:val="1"/>
+                <w:numId w:val="20"/>
+              </w:numPr>
+              <w:spacing w:line="360" w:lineRule="auto"/>
+              <w:jc w:val="left"/>
+              <w:rPr>
+                <w:noProof/>
+                <w:szCs w:val="20"/>
+              </w:rPr>
+            </w:pPr>
+            <w:r>
+              <w:rPr>
+                <w:noProof/>
+              </w:rPr>
+              <w:t>Quản lý kho nhập các thông tin cần thiết và nhấn nút [Lưu].</w:t>
+            </w:r>
+          </w:p>
+          <w:p>
+            <w:pPr>
+              <w:pStyle w:val="ListParagraph"/>
+              <w:numPr>
+                <w:ilvl w:val="1"/>
+                <w:numId w:val="20"/>
+              </w:numPr>
+              <w:spacing w:line="360" w:lineRule="auto"/>
+              <w:jc w:val="left"/>
+              <w:rPr>
+                <w:noProof/>
+                <w:szCs w:val="20"/>
+              </w:rPr>
+            </w:pPr>
+            <w:r>
+              <w:rPr>
+                <w:noProof/>
+              </w:rPr>
+              <w:t>Hệ thống ghi nhận thông tin sách và hiển thị</w:t>
+            </w:r>
+            <w:r>
+              <w:rPr>
+                <w:noProof/>
+              </w:rPr>
+              <w:t xml:space="preserve"> thông tin sau khi đã được cập nhật</w:t>
+            </w:r>
+            <w:r>
+              <w:rPr>
+                <w:noProof/>
+              </w:rPr>
+              <w:t xml:space="preserve"> lên website.</w:t>
+            </w:r>
+          </w:p>
+          <w:p>
+            <w:pPr>
+              <w:pStyle w:val="ListParagraph"/>
+              <w:numPr>
+                <w:ilvl w:val="0"/>
+                <w:numId w:val="20"/>
+              </w:numPr>
+              <w:spacing w:line="360" w:lineRule="auto"/>
+              <w:jc w:val="left"/>
+              <w:rPr>
+                <w:noProof/>
+                <w:szCs w:val="20"/>
+              </w:rPr>
+            </w:pPr>
+            <w:r>
+              <w:rPr>
+                <w:noProof/>
+              </w:rPr>
+              <w:lastRenderedPageBreak/>
+              <w:t xml:space="preserve">Quản lý kho muốn </w:t>
+            </w:r>
+            <w:r>
+              <w:rPr>
+                <w:noProof/>
+              </w:rPr>
+              <w:t>xoá/ẩn</w:t>
+            </w:r>
+            <w:r>
+              <w:rPr>
+                <w:noProof/>
+              </w:rPr>
+              <w:t xml:space="preserve"> một</w:t>
+            </w:r>
+            <w:r>
+              <w:rPr>
+                <w:noProof/>
+              </w:rPr>
+              <w:t xml:space="preserve"> đầu</w:t>
+            </w:r>
+            <w:r>
+              <w:rPr>
+                <w:noProof/>
+              </w:rPr>
+              <w:t xml:space="preserve"> sách</w:t>
+            </w:r>
+            <w:r>
+              <w:rPr>
+                <w:noProof/>
+              </w:rPr>
+              <w:t>:</w:t>
+            </w:r>
+          </w:p>
+          <w:p>
+            <w:pPr>
+              <w:pStyle w:val="ListParagraph"/>
+              <w:numPr>
+                <w:ilvl w:val="1"/>
+                <w:numId w:val="20"/>
+              </w:numPr>
+              <w:spacing w:line="360" w:lineRule="auto"/>
+              <w:jc w:val="left"/>
+              <w:rPr>
+                <w:noProof/>
+                <w:szCs w:val="20"/>
+              </w:rPr>
+            </w:pPr>
+            <w:r>
+              <w:rPr>
+                <w:noProof/>
+              </w:rPr>
+              <w:t>Quản lý kho chọn</w:t>
+            </w:r>
+            <w:r>
+              <w:rPr>
+                <w:noProof/>
+              </w:rPr>
+              <w:t xml:space="preserve"> những đầu sách cần xoá và chọn</w:t>
+            </w:r>
+            <w:r>
+              <w:rPr>
+                <w:noProof/>
+              </w:rPr>
+              <w:t xml:space="preserve"> tính năng [</w:t>
+            </w:r>
+            <w:r>
+              <w:rPr>
+                <w:noProof/>
+              </w:rPr>
+              <w:t>Xoá</w:t>
+            </w:r>
+            <w:r>
+              <w:rPr>
+                <w:noProof/>
+              </w:rPr>
+              <w:t xml:space="preserve"> sách</w:t>
+            </w:r>
+            <w:r>
+              <w:rPr>
+                <w:noProof/>
+              </w:rPr>
+              <w:t xml:space="preserve"> đã chọn</w:t>
+            </w:r>
+            <w:r>
+              <w:rPr>
+                <w:noProof/>
+              </w:rPr>
+              <w:t>].</w:t>
+            </w:r>
+          </w:p>
+          <w:p>
+            <w:pPr>
+              <w:pStyle w:val="ListParagraph"/>
+              <w:numPr>
+                <w:ilvl w:val="1"/>
+                <w:numId w:val="20"/>
+              </w:numPr>
+              <w:spacing w:line="360" w:lineRule="auto"/>
+              <w:jc w:val="left"/>
+              <w:rPr>
+                <w:noProof/>
+                <w:szCs w:val="20"/>
+              </w:rPr>
+            </w:pPr>
+            <w:r>
+              <w:rPr>
+                <w:noProof/>
+              </w:rPr>
+              <w:t xml:space="preserve">Hệ thống hiển thị </w:t>
+            </w:r>
+            <w:r>
+              <w:rPr>
+                <w:noProof/>
+              </w:rPr>
+              <w:t>cảnh báo xoá</w:t>
+            </w:r>
+            <w:r>
+              <w:rPr>
+                <w:noProof/>
+              </w:rPr>
+              <w:t>.</w:t>
+            </w:r>
+          </w:p>
+          <w:p>
+            <w:pPr>
+              <w:pStyle w:val="ListParagraph"/>
+              <w:numPr>
+                <w:ilvl w:val="1"/>
+                <w:numId w:val="20"/>
+              </w:numPr>
+              <w:spacing w:line="360" w:lineRule="auto"/>
+              <w:jc w:val="left"/>
+              <w:rPr>
+                <w:noProof/>
+                <w:szCs w:val="20"/>
+              </w:rPr>
+            </w:pPr>
+            <w:r>
+              <w:rPr>
+                <w:noProof/>
+              </w:rPr>
+              <w:t xml:space="preserve">Quản lý kho </w:t>
+            </w:r>
+            <w:r>
+              <w:rPr>
+                <w:noProof/>
+              </w:rPr>
+              <w:t>xác nhận hành động xoá</w:t>
+            </w:r>
+            <w:r>
+              <w:rPr>
+                <w:noProof/>
+              </w:rPr>
+              <w:t>.</w:t>
+            </w:r>
+          </w:p>
+          <w:p>
+            <w:pPr>
+              <w:pStyle w:val="ListParagraph"/>
+              <w:numPr>
+                <w:ilvl w:val="1"/>
+                <w:numId w:val="20"/>
+              </w:numPr>
+              <w:spacing w:line="360" w:lineRule="auto"/>
+              <w:jc w:val="left"/>
+              <w:rPr>
+                <w:noProof/>
+                <w:szCs w:val="20"/>
+              </w:rPr>
+            </w:pPr>
+            <w:r>
+              <w:rPr>
+                <w:noProof/>
+              </w:rPr>
+              <w:t xml:space="preserve">Hệ thống </w:t>
+            </w:r>
+            <w:r>
+              <w:rPr>
+                <w:noProof/>
+              </w:rPr>
+              <w:t>thông báo xoá thành công và ẩn sản phẩm khỏi</w:t>
+            </w:r>
+            <w:r>
+              <w:rPr>
+                <w:noProof/>
+              </w:rPr>
+              <w:t xml:space="preserve"> website.</w:t>
+            </w:r>
+          </w:p>
+        </w:tc>
+      </w:tr>
+      <w:tr>
+        <w:tc>
+          <w:tcPr>
+            <w:tcW w:w="1980" w:type="dxa"/>
+          </w:tcPr>
+          <w:p>
+            <w:pPr>
+              <w:rPr>
+                <w:b/>
+                <w:bCs/>
+                <w:noProof/>
+                <w:szCs w:val="26"/>
+                <w:lang w:val="en-US"/>
+              </w:rPr>
+            </w:pPr>
+            <w:r>
+              <w:rPr>
+                <w:b/>
+                <w:bCs/>
+                <w:noProof/>
+                <w:szCs w:val="26"/>
+                <w:lang w:val="en-US"/>
+              </w:rPr>
+              <w:lastRenderedPageBreak/>
+              <w:t>Luồng thay thế</w:t>
+            </w:r>
+          </w:p>
+        </w:tc>
+        <w:tc>
+          <w:tcPr>
+            <w:tcW w:w="7081" w:type="dxa"/>
+          </w:tcPr>
+          <w:p>
+            <w:pPr>
+              <w:ind w:left="360"/>
+              <w:rPr>
+                <w:noProof/>
+                <w:lang w:val="en-US"/>
+              </w:rPr>
+            </w:pPr>
+            <w:r>
+              <w:rPr>
+                <w:noProof/>
+                <w:lang w:val="en-US"/>
+              </w:rPr>
+              <w:t>4.3</w:t>
+            </w:r>
+            <w:r>
+              <w:rPr>
+                <w:noProof/>
+                <w:lang w:val="en-US"/>
+              </w:rPr>
+              <w:t xml:space="preserve">.a. </w:t>
+            </w:r>
+            <w:r>
+              <w:rPr>
+                <w:noProof/>
+                <w:szCs w:val="26"/>
+                <w:lang w:val="en-US"/>
+              </w:rPr>
+              <w:t>Quản lý kho nhập thông tin sách đã tồn tại (bị trùng)</w:t>
+            </w:r>
+            <w:r>
+              <w:rPr>
+                <w:noProof/>
+                <w:lang w:val="en-US"/>
+              </w:rPr>
+              <w:t>.</w:t>
+            </w:r>
+          </w:p>
+          <w:p>
+            <w:pPr>
+              <w:ind w:left="360"/>
+              <w:rPr>
+                <w:noProof/>
+                <w:lang w:val="en-US"/>
+              </w:rPr>
+            </w:pPr>
+            <w:r>
+              <w:rPr>
+                <w:noProof/>
+                <w:lang w:val="en-US"/>
+              </w:rPr>
+              <w:t xml:space="preserve">4.3.a. </w:t>
+            </w:r>
+            <w:r>
+              <w:rPr>
+                <w:noProof/>
+                <w:szCs w:val="26"/>
+                <w:lang w:val="en-US"/>
+              </w:rPr>
+              <w:t xml:space="preserve">Hệ thống </w:t>
+            </w:r>
+            <w:r>
+              <w:rPr>
+                <w:noProof/>
+                <w:szCs w:val="26"/>
+                <w:lang w:val="en-US"/>
+              </w:rPr>
+              <w:t>tiến hành cập nhật trên đầu sách đã có và thông báo cập nhật thành công</w:t>
+            </w:r>
+            <w:r>
+              <w:rPr>
+                <w:noProof/>
+                <w:lang w:val="en-US"/>
+              </w:rPr>
+              <w:t>.</w:t>
+            </w:r>
+          </w:p>
+        </w:tc>
+      </w:tr>
+      <w:tr>
+        <w:tc>
+          <w:tcPr>
+            <w:tcW w:w="1980" w:type="dxa"/>
+          </w:tcPr>
+          <w:p>
+            <w:pPr>
+              <w:rPr>
+                <w:b/>
+                <w:bCs/>
+                <w:noProof/>
+                <w:szCs w:val="26"/>
+                <w:lang w:val="en-US"/>
+              </w:rPr>
+            </w:pPr>
+            <w:r>
+              <w:rPr>
+                <w:b/>
+                <w:bCs/>
+                <w:noProof/>
+                <w:szCs w:val="26"/>
+                <w:lang w:val="en-US"/>
+              </w:rPr>
+              <w:t>Luồng ngoại lệ</w:t>
+            </w:r>
+          </w:p>
+        </w:tc>
+        <w:tc>
+          <w:tcPr>
+            <w:tcW w:w="7081" w:type="dxa"/>
+          </w:tcPr>
+          <w:p>
+            <w:pPr>
+              <w:rPr>
+                <w:noProof/>
+                <w:lang w:val="en-US"/>
+              </w:rPr>
+            </w:pPr>
+            <w:r>
+              <w:rPr>
+                <w:noProof/>
+                <w:lang w:val="en-US"/>
+              </w:rPr>
+              <w:t>Không có.</w:t>
+            </w:r>
+          </w:p>
+        </w:tc>
+      </w:tr>
+    </w:tbl>
+    <w:p>
+      <w:pPr>
+        <w:pStyle w:val="Caption"/>
+        <w:spacing w:line="360" w:lineRule="auto"/>
+        <w:rPr>
+          <w:rFonts w:cs="Times New Roman"/>
+          <w:lang w:val="en-US"/>
+        </w:rPr>
+      </w:pPr>
+      <w:bookmarkStart w:id="20" w:name="_Toc90849458"/>
+      <w:r>
+        <w:rPr>
+          <w:rFonts w:cs="Times New Roman"/>
+        </w:rPr>
+        <w:t xml:space="preserve">Bảng </w:t>
+      </w:r>
+      <w:r>
+        <w:rPr>
+          <w:rFonts w:cs="Times New Roman"/>
+        </w:rPr>
+        <w:fldChar w:fldCharType="begin"/>
+      </w:r>
+      <w:r>
+        <w:rPr>
+          <w:rFonts w:cs="Times New Roman"/>
+        </w:rPr>
+        <w:instrText xml:space="preserve"> STYLEREF 1 \s </w:instrText>
+      </w:r>
+      <w:r>
+        <w:rPr>
+          <w:rFonts w:cs="Times New Roman"/>
+        </w:rPr>
+        <w:fldChar w:fldCharType="separate"/>
+      </w:r>
+      <w:r>
+        <w:rPr>
+          <w:rFonts w:cs="Times New Roman"/>
+          <w:noProof/>
+        </w:rPr>
+        <w:t>4</w:t>
+      </w:r>
+      <w:r>
+        <w:rPr>
+          <w:rFonts w:cs="Times New Roman"/>
+        </w:rPr>
+        <w:fldChar w:fldCharType="end"/>
+      </w:r>
+      <w:r>
+        <w:rPr>
+          <w:rFonts w:cs="Times New Roman"/>
+        </w:rPr>
+        <w:t>.</w:t>
+      </w:r>
+      <w:r>
+        <w:rPr>
+          <w:rFonts w:cs="Times New Roman"/>
+        </w:rPr>
+        <w:fldChar w:fldCharType="begin"/>
+      </w:r>
+      <w:r>
+        <w:rPr>
+          <w:rFonts w:cs="Times New Roman"/>
+        </w:rPr>
+        <w:instrText xml:space="preserve"> SEQ Bảng \* ARABIC \s 1 </w:instrText>
+      </w:r>
+      <w:r>
+        <w:rPr>
+          <w:rFonts w:cs="Times New Roman"/>
+        </w:rPr>
+        <w:fldChar w:fldCharType="separate"/>
+      </w:r>
+      <w:r>
+        <w:rPr>
+          <w:rFonts w:cs="Times New Roman"/>
+          <w:noProof/>
+        </w:rPr>
+        <w:t>6</w:t>
+      </w:r>
+      <w:r>
+        <w:rPr>
+          <w:rFonts w:cs="Times New Roman"/>
+        </w:rPr>
+        <w:fldChar w:fldCharType="end"/>
+      </w:r>
+      <w:r>
+        <w:rPr>
+          <w:rFonts w:cs="Times New Roman"/>
+        </w:rPr>
+        <w:t xml:space="preserve">: Bảng đặc tả Use Case </w:t>
+      </w:r>
+      <w:r>
+        <w:rPr>
+          <w:rFonts w:cs="Times New Roman"/>
+          <w:lang w:val="en-US"/>
+        </w:rPr>
+        <w:t>quản trị sách</w:t>
+      </w:r>
+      <w:bookmarkEnd w:id="20"/>
+    </w:p>
+    <w:p>
+      <w:pPr>
+        <w:spacing w:after="200"/>
+        <w:jc w:val="both"/>
+        <w:rPr>
+          <w:rFonts w:eastAsiaTheme="majorEastAsia" w:cs="Times New Roman"/>
+          <w:b/>
+          <w:bCs/>
+          <w:iCs/>
+          <w:lang w:val="en-US"/>
+        </w:rPr>
+      </w:pPr>
+      <w:r>
+        <w:rPr>
+          <w:rFonts w:cs="Times New Roman"/>
+          <w:lang w:val="en-US"/>
+        </w:rPr>
+        <w:br w:type="page"/>
+      </w:r>
+    </w:p>
+    <w:p>
+      <w:pPr>
+        <w:pStyle w:val="Heading4"/>
+        <w:jc w:val="both"/>
+        <w:rPr>
+          <w:rFonts w:cs="Times New Roman"/>
+          <w:lang w:val="en-US"/>
+        </w:rPr>
+      </w:pPr>
+      <w:r>
+        <w:rPr>
+          <w:rFonts w:cs="Times New Roman"/>
+          <w:lang w:val="en-US"/>
+        </w:rPr>
+        <w:lastRenderedPageBreak/>
+        <w:t xml:space="preserve">Đặc tả Use Case </w:t>
+      </w:r>
+      <w:r>
+        <w:rPr>
+          <w:rFonts w:cs="Times New Roman"/>
+          <w:lang w:val="en-US"/>
+        </w:rPr>
+        <w:t>xem thống kê và báo cáo</w:t>
+      </w:r>
+    </w:p>
+    <w:tbl>
+      <w:tblPr>
+        <w:tblStyle w:val="TableGrid"/>
+        <w:tblW w:w="0" w:type="auto"/>
+        <w:tblLook w:val="04A0" w:firstRow="1" w:lastRow="0" w:firstColumn="1" w:lastColumn="0" w:noHBand="0" w:noVBand="1"/>
+      </w:tblPr>
+      <w:tblGrid>
+        <w:gridCol w:w="1980"/>
+        <w:gridCol w:w="7081"/>
+      </w:tblGrid>
+      <w:tr>
+        <w:tc>
+          <w:tcPr>
+            <w:tcW w:w="1980" w:type="dxa"/>
+          </w:tcPr>
+          <w:p>
+            <w:pPr>
+              <w:rPr>
+                <w:b/>
+                <w:bCs/>
+                <w:noProof/>
+                <w:szCs w:val="26"/>
+                <w:lang w:val="en-US"/>
+              </w:rPr>
+            </w:pPr>
+            <w:r>
+              <w:rPr>
+                <w:b/>
+                <w:bCs/>
+                <w:noProof/>
+                <w:szCs w:val="26"/>
+                <w:lang w:val="en-US"/>
+              </w:rPr>
+              <w:t>Id Use Case</w:t>
+            </w:r>
+          </w:p>
+        </w:tc>
+        <w:tc>
+          <w:tcPr>
+            <w:tcW w:w="7081" w:type="dxa"/>
+          </w:tcPr>
+          <w:p>
+            <w:pPr>
+              <w:rPr>
+                <w:noProof/>
+                <w:szCs w:val="26"/>
+                <w:lang w:val="en-US"/>
+              </w:rPr>
+            </w:pPr>
+            <w:r>
+              <w:rPr>
+                <w:noProof/>
+                <w:szCs w:val="26"/>
+                <w:lang w:val="en-US"/>
+              </w:rPr>
+              <w:t>UC0</w:t>
+            </w:r>
+            <w:r>
+              <w:rPr>
+                <w:noProof/>
+                <w:szCs w:val="26"/>
+                <w:lang w:val="en-US"/>
+              </w:rPr>
+              <w:t>7</w:t>
+            </w:r>
+          </w:p>
+        </w:tc>
+      </w:tr>
+      <w:tr>
+        <w:tc>
+          <w:tcPr>
+            <w:tcW w:w="1980" w:type="dxa"/>
+          </w:tcPr>
+          <w:p>
+            <w:pPr>
+              <w:rPr>
+                <w:b/>
+                <w:bCs/>
+                <w:noProof/>
+                <w:szCs w:val="26"/>
+                <w:lang w:val="en-US"/>
+              </w:rPr>
+            </w:pPr>
+            <w:r>
+              <w:rPr>
+                <w:b/>
+                <w:bCs/>
+                <w:noProof/>
+                <w:szCs w:val="26"/>
+                <w:lang w:val="en-US"/>
+              </w:rPr>
+              <w:t>Tên Use Case</w:t>
+            </w:r>
+          </w:p>
+        </w:tc>
+        <w:tc>
+          <w:tcPr>
+            <w:tcW w:w="7081" w:type="dxa"/>
+          </w:tcPr>
+          <w:p>
+            <w:pPr>
+              <w:rPr>
+                <w:noProof/>
+                <w:szCs w:val="26"/>
+                <w:lang w:val="en-US"/>
+              </w:rPr>
+            </w:pPr>
+            <w:r>
+              <w:rPr>
+                <w:noProof/>
+                <w:szCs w:val="26"/>
+                <w:lang w:val="en-US"/>
+              </w:rPr>
+              <w:t>Xem thống kê và báo cáo</w:t>
+            </w:r>
+            <w:r>
+              <w:rPr>
+                <w:noProof/>
+                <w:szCs w:val="26"/>
+                <w:lang w:val="en-US"/>
+              </w:rPr>
+              <w:t>.</w:t>
+            </w:r>
+          </w:p>
+        </w:tc>
+      </w:tr>
+      <w:tr>
+        <w:tc>
+          <w:tcPr>
+            <w:tcW w:w="1980" w:type="dxa"/>
+          </w:tcPr>
+          <w:p>
+            <w:pPr>
+              <w:rPr>
+                <w:b/>
+                <w:bCs/>
+                <w:noProof/>
+                <w:szCs w:val="26"/>
+                <w:lang w:val="en-US"/>
+              </w:rPr>
+            </w:pPr>
+            <w:r>
+              <w:rPr>
+                <w:b/>
+                <w:bCs/>
+                <w:noProof/>
+                <w:szCs w:val="26"/>
+                <w:lang w:val="en-US"/>
+              </w:rPr>
+              <w:t>Mô tả vắn tắt Use Case</w:t>
+            </w:r>
+          </w:p>
+        </w:tc>
+        <w:tc>
+          <w:tcPr>
+            <w:tcW w:w="7081" w:type="dxa"/>
+          </w:tcPr>
+          <w:p>
+            <w:pPr>
+              <w:rPr>
+                <w:noProof/>
+                <w:szCs w:val="26"/>
+                <w:lang w:val="en-US"/>
+              </w:rPr>
+            </w:pPr>
+            <w:r>
+              <w:rPr>
+                <w:noProof/>
+                <w:szCs w:val="26"/>
+                <w:lang w:val="en-US"/>
+              </w:rPr>
+              <w:t xml:space="preserve">Use Case này cho phép người </w:t>
+            </w:r>
+            <w:r>
+              <w:rPr>
+                <w:noProof/>
+                <w:szCs w:val="26"/>
+                <w:lang w:val="en-US"/>
+              </w:rPr>
+              <w:t>quản trị xem thống kê và báo cáo về</w:t>
+            </w:r>
+            <w:r>
+              <w:rPr>
+                <w:noProof/>
+                <w:szCs w:val="26"/>
+                <w:lang w:val="en-US"/>
+              </w:rPr>
+              <w:t xml:space="preserve"> doanh thu</w:t>
+            </w:r>
+            <w:r>
+              <w:rPr>
+                <w:noProof/>
+                <w:szCs w:val="26"/>
+                <w:lang w:val="en-US"/>
+              </w:rPr>
+              <w:t xml:space="preserve"> theo</w:t>
+            </w:r>
+            <w:r>
+              <w:rPr>
+                <w:noProof/>
+                <w:szCs w:val="26"/>
+                <w:lang w:val="en-US"/>
+              </w:rPr>
+              <w:t xml:space="preserve"> từng tháng được chọn cho từng thể loại sách</w:t>
+            </w:r>
+            <w:r>
+              <w:rPr>
+                <w:noProof/>
+                <w:szCs w:val="26"/>
+                <w:lang w:val="en-US"/>
+              </w:rPr>
+              <w:t xml:space="preserve"> và </w:t>
+            </w:r>
+            <w:r>
+              <w:rPr>
+                <w:noProof/>
+                <w:szCs w:val="26"/>
+                <w:lang w:val="en-US"/>
+              </w:rPr>
+              <w:t>tần suất từng đầu sách theo tháng</w:t>
+            </w:r>
+            <w:r>
+              <w:rPr>
+                <w:noProof/>
+                <w:szCs w:val="26"/>
+                <w:lang w:val="en-US"/>
+              </w:rPr>
+              <w:t>.</w:t>
+            </w:r>
+          </w:p>
+        </w:tc>
+      </w:tr>
+      <w:tr>
+        <w:tc>
+          <w:tcPr>
+            <w:tcW w:w="1980" w:type="dxa"/>
+          </w:tcPr>
+          <w:p>
+            <w:pPr>
+              <w:rPr>
+                <w:b/>
+                <w:bCs/>
+                <w:noProof/>
+                <w:szCs w:val="26"/>
+                <w:lang w:val="en-US"/>
+              </w:rPr>
+            </w:pPr>
+            <w:r>
+              <w:rPr>
+                <w:b/>
+                <w:bCs/>
+                <w:noProof/>
+                <w:szCs w:val="26"/>
+                <w:lang w:val="en-US"/>
+              </w:rPr>
+              <w:t>Actor chính</w:t>
+            </w:r>
+          </w:p>
+        </w:tc>
+        <w:tc>
+          <w:tcPr>
+            <w:tcW w:w="7081" w:type="dxa"/>
+          </w:tcPr>
+          <w:p>
+            <w:pPr>
+              <w:rPr>
+                <w:noProof/>
+                <w:szCs w:val="26"/>
+                <w:lang w:val="en-US"/>
+              </w:rPr>
+            </w:pPr>
+            <w:r>
+              <w:rPr>
+                <w:noProof/>
+                <w:szCs w:val="26"/>
+                <w:lang w:val="en-US"/>
+              </w:rPr>
+              <w:t xml:space="preserve">Quản </w:t>
+            </w:r>
+            <w:r>
+              <w:rPr>
+                <w:noProof/>
+                <w:szCs w:val="26"/>
+                <w:lang w:val="en-US"/>
+              </w:rPr>
+              <w:t>trị viên</w:t>
+            </w:r>
+            <w:r>
+              <w:rPr>
+                <w:noProof/>
+                <w:szCs w:val="26"/>
+                <w:lang w:val="en-US"/>
+              </w:rPr>
+              <w:t>.</w:t>
+            </w:r>
+          </w:p>
+        </w:tc>
+      </w:tr>
+      <w:tr>
+        <w:tc>
+          <w:tcPr>
+            <w:tcW w:w="1980" w:type="dxa"/>
+          </w:tcPr>
+          <w:p>
+            <w:pPr>
+              <w:rPr>
+                <w:b/>
+                <w:bCs/>
+                <w:noProof/>
+                <w:szCs w:val="26"/>
+                <w:lang w:val="en-US"/>
+              </w:rPr>
+            </w:pPr>
+            <w:r>
+              <w:rPr>
+                <w:b/>
+                <w:bCs/>
+                <w:noProof/>
+                <w:szCs w:val="26"/>
+                <w:lang w:val="en-US"/>
+              </w:rPr>
+              <w:t>Actor phụ</w:t>
+            </w:r>
+          </w:p>
+        </w:tc>
+        <w:tc>
+          <w:tcPr>
+            <w:tcW w:w="7081" w:type="dxa"/>
+          </w:tcPr>
+          <w:p>
+            <w:pPr>
+              <w:rPr>
+                <w:noProof/>
+                <w:szCs w:val="26"/>
+                <w:lang w:val="en-US"/>
+              </w:rPr>
+            </w:pPr>
+            <w:r>
+              <w:rPr>
+                <w:noProof/>
+                <w:szCs w:val="26"/>
+                <w:lang w:val="en-US"/>
+              </w:rPr>
+              <w:t>Không có.</w:t>
+            </w:r>
+          </w:p>
+        </w:tc>
+      </w:tr>
+      <w:tr>
+        <w:tc>
+          <w:tcPr>
+            <w:tcW w:w="1980" w:type="dxa"/>
+          </w:tcPr>
+          <w:p>
+            <w:pPr>
+              <w:rPr>
+                <w:b/>
+                <w:bCs/>
+                <w:noProof/>
+                <w:szCs w:val="26"/>
+                <w:lang w:val="en-US"/>
+              </w:rPr>
+            </w:pPr>
+            <w:r>
+              <w:rPr>
+                <w:b/>
+                <w:bCs/>
+                <w:noProof/>
+                <w:szCs w:val="26"/>
+                <w:lang w:val="en-US"/>
+              </w:rPr>
+              <w:t>Tiền điều kiện</w:t>
+            </w:r>
+          </w:p>
+        </w:tc>
+        <w:tc>
+          <w:tcPr>
+            <w:tcW w:w="7081" w:type="dxa"/>
+          </w:tcPr>
+          <w:p>
+            <w:pPr>
+              <w:rPr>
+                <w:noProof/>
+                <w:lang w:val="en-US"/>
+              </w:rPr>
+            </w:pPr>
+            <w:r>
+              <w:rPr>
+                <w:noProof/>
+                <w:lang w:val="en-US"/>
+              </w:rPr>
+              <w:t>Đã có sản phẩm trong kho.</w:t>
+            </w:r>
+          </w:p>
+        </w:tc>
+      </w:tr>
+      <w:tr>
+        <w:tc>
+          <w:tcPr>
+            <w:tcW w:w="1980" w:type="dxa"/>
+          </w:tcPr>
+          <w:p>
+            <w:pPr>
+              <w:rPr>
+                <w:b/>
+                <w:bCs/>
+                <w:noProof/>
+                <w:szCs w:val="26"/>
+                <w:lang w:val="en-US"/>
+              </w:rPr>
+            </w:pPr>
+            <w:r>
+              <w:rPr>
+                <w:b/>
+                <w:bCs/>
+                <w:noProof/>
+                <w:szCs w:val="26"/>
+                <w:lang w:val="en-US"/>
+              </w:rPr>
+              <w:t>Hậu điều kiện</w:t>
+            </w:r>
+          </w:p>
+        </w:tc>
+        <w:tc>
+          <w:tcPr>
+            <w:tcW w:w="7081" w:type="dxa"/>
+          </w:tcPr>
+          <w:p>
+            <w:pPr>
+              <w:rPr>
+                <w:noProof/>
+              </w:rPr>
+            </w:pPr>
+            <w:r>
+              <w:rPr>
+                <w:noProof/>
+                <w:lang w:val="en-US"/>
+              </w:rPr>
+              <w:t>Xem thành công thống kê</w:t>
+            </w:r>
+            <w:r>
+              <w:rPr>
+                <w:noProof/>
+                <w:lang w:val="en-US"/>
+              </w:rPr>
+              <w:t>,</w:t>
+            </w:r>
+            <w:r>
+              <w:rPr>
+                <w:noProof/>
+                <w:lang w:val="en-US"/>
+              </w:rPr>
+              <w:t xml:space="preserve"> báo cáo về doanh thu và tần suất từng đầu sách</w:t>
+            </w:r>
+            <w:r>
+              <w:rPr>
+                <w:noProof/>
+              </w:rPr>
+              <w:t>.</w:t>
+            </w:r>
+          </w:p>
+        </w:tc>
+      </w:tr>
+      <w:tr>
+        <w:tc>
+          <w:tcPr>
+            <w:tcW w:w="1980" w:type="dxa"/>
+          </w:tcPr>
+          <w:p>
+            <w:pPr>
+              <w:rPr>
+                <w:b/>
+                <w:bCs/>
+                <w:noProof/>
+                <w:szCs w:val="26"/>
+                <w:lang w:val="en-US"/>
+              </w:rPr>
+            </w:pPr>
+            <w:r>
+              <w:rPr>
+                <w:b/>
+                <w:bCs/>
+                <w:noProof/>
+                <w:szCs w:val="26"/>
+                <w:lang w:val="en-US"/>
+              </w:rPr>
+              <w:t>Luồng hoạt động</w:t>
+            </w:r>
+          </w:p>
+        </w:tc>
+        <w:tc>
+          <w:tcPr>
+            <w:tcW w:w="7081" w:type="dxa"/>
+          </w:tcPr>
           <w:p>
             <w:pPr>
               <w:pStyle w:val="ListParagraph"/>
@@ -12541,19 +13670,31 @@
               <w:rPr>
                 <w:noProof/>
               </w:rPr>
-              <w:t xml:space="preserve">Hệ thống hiển thị giao diện </w:t>
-            </w:r>
-            <w:r>
-              <w:rPr>
-                <w:noProof/>
-              </w:rPr>
-              <w:t>thống kê và báo cáo</w:t>
-            </w:r>
-            <w:r>
-              <w:rPr>
-                <w:noProof/>
-              </w:rPr>
-              <w:t>.</w:t>
+              <w:t>Quản trị viên</w:t>
+            </w:r>
+            <w:r>
+              <w:rPr>
+                <w:noProof/>
+              </w:rPr>
+              <w:t xml:space="preserve"> </w:t>
+            </w:r>
+            <w:r>
+              <w:rPr>
+                <w:noProof/>
+              </w:rPr>
+              <w:t>chọn tính năng [</w:t>
+            </w:r>
+            <w:r>
+              <w:rPr>
+                <w:noProof/>
+              </w:rPr>
+              <w:t>Thống kê và báo cáo</w:t>
+            </w:r>
+            <w:r>
+              <w:rPr>
+                <w:noProof/>
+              </w:rPr>
+              <w:t>]</w:t>
             </w:r>
           </w:p>
           <w:p>
@@ -12574,6 +13715,39 @@
               <w:rPr>
                 <w:noProof/>
               </w:rPr>
+              <w:t xml:space="preserve">Hệ thống hiển thị giao diện </w:t>
+            </w:r>
+            <w:r>
+              <w:rPr>
+                <w:noProof/>
+              </w:rPr>
+              <w:t>thống kê và báo cáo</w:t>
+            </w:r>
+            <w:r>
+              <w:rPr>
+                <w:noProof/>
+              </w:rPr>
+              <w:t>.</w:t>
+            </w:r>
+          </w:p>
+          <w:p>
+            <w:pPr>
+              <w:pStyle w:val="ListParagraph"/>
+              <w:numPr>
+                <w:ilvl w:val="0"/>
+                <w:numId w:val="21"/>
+              </w:numPr>
+              <w:spacing w:line="360" w:lineRule="auto"/>
+              <w:jc w:val="left"/>
+              <w:rPr>
+                <w:noProof/>
+                <w:szCs w:val="20"/>
+              </w:rPr>
+            </w:pPr>
+            <w:r>
+              <w:rPr>
+                <w:noProof/>
+              </w:rPr>
               <w:t>Quản trị viên xem về doanh thu theo từng tháng</w:t>
             </w:r>
             <w:r>
@@ -12983,7 +14157,7 @@
           <w:lang w:val="en-US"/>
         </w:rPr>
       </w:pPr>
-      <w:bookmarkStart w:id="20" w:name="_Toc90848359"/>
+      <w:bookmarkStart w:id="21" w:name="_Toc90849459"/>
       <w:r>
         <w:rPr>
           <w:rFonts w:cs="Times New Roman"/>
@@ -13050,7 +14224,7 @@
           <w:rFonts w:cs="Times New Roman"/>
           <w:noProof/>
         </w:rPr>
-        <w:t>6</w:t>
+        <w:t>7</w:t>
       </w:r>
       <w:r>
         <w:rPr>
@@ -13071,7 +14245,7 @@
         </w:rPr>
         <w:t>xem thống kê và báo cáo</w:t>
       </w:r>
-      <w:bookmarkEnd w:id="20"/>
+      <w:bookmarkEnd w:id="21"/>
     </w:p>
     <w:p>
       <w:pPr>
@@ -13081,7 +14255,7 @@
           <w:noProof/>
         </w:rPr>
       </w:pPr>
-      <w:bookmarkStart w:id="21" w:name="_Toc90848374"/>
+      <w:bookmarkStart w:id="22" w:name="_Toc90848374"/>
       <w:r>
         <w:rPr>
           <w:noProof/>
@@ -13089,7 +14263,7 @@
         <w:lastRenderedPageBreak/>
         <w:t>Sơ đồ hoạt động (Activity Diagram)</w:t>
       </w:r>
-      <w:bookmarkEnd w:id="21"/>
+      <w:bookmarkEnd w:id="22"/>
     </w:p>
     <w:p>
       <w:pPr>
@@ -13167,7 +14341,7 @@
           <w:lang w:val="en-US"/>
         </w:rPr>
       </w:pPr>
-      <w:bookmarkStart w:id="22" w:name="_Toc90848361"/>
+      <w:bookmarkStart w:id="23" w:name="_Toc90848361"/>
       <w:r>
         <w:rPr>
           <w:rFonts w:cs="Times New Roman"/>
@@ -13255,7 +14429,7 @@
         </w:rPr>
         <w:t>Activity chức năng tra cứu, đặt và thanh toán đơn hàng</w:t>
       </w:r>
-      <w:bookmarkEnd w:id="22"/>
+      <w:bookmarkEnd w:id="23"/>
     </w:p>
     <w:p>
       <w:pPr>
@@ -13280,12 +14454,12 @@
         <w:pStyle w:val="Heading3"/>
         <w:jc w:val="both"/>
       </w:pPr>
-      <w:bookmarkStart w:id="23" w:name="_Toc90848375"/>
+      <w:bookmarkStart w:id="24" w:name="_Toc90848375"/>
       <w:r>
         <w:lastRenderedPageBreak/>
         <w:t>Sơ đồ tuần tự (Sequence Diagram)</w:t>
       </w:r>
-      <w:bookmarkEnd w:id="23"/>
+      <w:bookmarkEnd w:id="24"/>
     </w:p>
     <w:p>
       <w:pPr>
@@ -13393,7 +14567,7 @@
           <w:lang w:val="en-US"/>
         </w:rPr>
       </w:pPr>
-      <w:bookmarkStart w:id="24" w:name="_Toc90848362"/>
+      <w:bookmarkStart w:id="25" w:name="_Toc90848362"/>
       <w:r>
         <w:rPr>
           <w:rFonts w:cs="Times New Roman"/>
@@ -13474,7 +14648,7 @@
         </w:rPr>
         <w:t>: Sơ đồ Sequence chức năng đăng nhập</w:t>
       </w:r>
-      <w:bookmarkEnd w:id="24"/>
+      <w:bookmarkEnd w:id="25"/>
     </w:p>
     <w:p>
       <w:pPr>
@@ -13614,7 +14788,7 @@
           <w:lang w:val="en-US"/>
         </w:rPr>
       </w:pPr>
-      <w:bookmarkStart w:id="25" w:name="_Toc90848363"/>
+      <w:bookmarkStart w:id="26" w:name="_Toc90848363"/>
       <w:r>
         <w:rPr>
           <w:rFonts w:cs="Times New Roman"/>
@@ -13695,7 +14869,7 @@
         </w:rPr>
         <w:t>: Sơ đồ Sequence chức năng tra cứu sách</w:t>
       </w:r>
-      <w:bookmarkEnd w:id="25"/>
+      <w:bookmarkEnd w:id="26"/>
     </w:p>
     <w:p>
       <w:pPr>
@@ -13835,7 +15009,7 @@
           <w:lang w:val="en-US"/>
         </w:rPr>
       </w:pPr>
-      <w:bookmarkStart w:id="26" w:name="_Toc90848364"/>
+      <w:bookmarkStart w:id="27" w:name="_Toc90848364"/>
       <w:r>
         <w:rPr>
           <w:rFonts w:cs="Times New Roman"/>
@@ -13916,7 +15090,7 @@
         </w:rPr>
         <w:t>: Sơ đồ Sequence chức năng thanh toán đơn hàng</w:t>
       </w:r>
-      <w:bookmarkEnd w:id="26"/>
+      <w:bookmarkEnd w:id="27"/>
     </w:p>
     <w:p>
       <w:pPr>
@@ -14032,7 +15206,7 @@
           <w:lang w:val="en-US"/>
         </w:rPr>
       </w:pPr>
-      <w:bookmarkStart w:id="27" w:name="_Toc90848365"/>
+      <w:bookmarkStart w:id="28" w:name="_Toc90848365"/>
       <w:r>
         <w:rPr>
           <w:rFonts w:cs="Times New Roman"/>
@@ -14113,7 +15287,7 @@
         </w:rPr>
         <w:t>: Sơ đồ Sequence chức năng nhập sách vào kho</w:t>
       </w:r>
-      <w:bookmarkEnd w:id="27"/>
+      <w:bookmarkEnd w:id="28"/>
     </w:p>
     <w:p>
       <w:pPr>
@@ -14249,7 +15423,7 @@
           <w:lang w:val="en-US"/>
         </w:rPr>
       </w:pPr>
-      <w:bookmarkStart w:id="28" w:name="_Toc90848366"/>
+      <w:bookmarkStart w:id="29" w:name="_Toc90848366"/>
       <w:r>
         <w:rPr>
           <w:rFonts w:cs="Times New Roman"/>
@@ -14330,7 +15504,7 @@
         </w:rPr>
         <w:t>: Sơ đồ Sequence chức năng quản trị sách</w:t>
       </w:r>
-      <w:bookmarkEnd w:id="28"/>
+      <w:bookmarkEnd w:id="29"/>
     </w:p>
     <w:p>
       <w:pPr>
@@ -14470,7 +15644,7 @@
           <w:lang w:val="en-US"/>
         </w:rPr>
       </w:pPr>
-      <w:bookmarkStart w:id="29" w:name="_Toc90848367"/>
+      <w:bookmarkStart w:id="30" w:name="_Toc90848367"/>
       <w:r>
         <w:rPr>
           <w:rFonts w:cs="Times New Roman"/>
@@ -14551,7 +15725,7 @@
         </w:rPr>
         <w:t>: Sơ đồ Sequence chức năng xem thống kê và báo cáo</w:t>
       </w:r>
-      <w:bookmarkEnd w:id="29"/>
+      <w:bookmarkEnd w:id="30"/>
     </w:p>
     <w:p>
       <w:pPr>
@@ -14582,48 +15756,48 @@
           <w:noProof/>
         </w:rPr>
       </w:pPr>
-      <w:bookmarkStart w:id="30" w:name="_Toc90848376"/>
+      <w:bookmarkStart w:id="31" w:name="_Toc90848376"/>
       <w:r>
         <w:rPr>
           <w:noProof/>
         </w:rPr>
         <w:lastRenderedPageBreak/>
         <w:t>Sơ đồ hành vi (Behavioral Diagram)</w:t>
-      </w:r>
-      <w:bookmarkEnd w:id="30"/>
-    </w:p>
-    <w:p>
-      <w:pPr>
-        <w:pStyle w:val="Heading3"/>
-        <w:jc w:val="both"/>
-        <w:rPr>
-          <w:noProof/>
-        </w:rPr>
-      </w:pPr>
-      <w:bookmarkStart w:id="31" w:name="_Toc90848377"/>
-      <w:r>
-        <w:rPr>
-          <w:noProof/>
-        </w:rPr>
-        <w:t>Sơ đồ lớp (Class Diagram)</w:t>
       </w:r>
       <w:bookmarkEnd w:id="31"/>
     </w:p>
     <w:p>
       <w:pPr>
+        <w:pStyle w:val="Heading3"/>
+        <w:jc w:val="both"/>
+        <w:rPr>
+          <w:noProof/>
+        </w:rPr>
+      </w:pPr>
+      <w:bookmarkStart w:id="32" w:name="_Toc90848377"/>
+      <w:r>
+        <w:rPr>
+          <w:noProof/>
+        </w:rPr>
+        <w:t>Sơ đồ lớp (Class Diagram)</w:t>
+      </w:r>
+      <w:bookmarkEnd w:id="32"/>
+    </w:p>
+    <w:p>
+      <w:pPr>
         <w:pStyle w:val="Heading1"/>
         <w:rPr>
           <w:noProof/>
         </w:rPr>
       </w:pPr>
-      <w:bookmarkStart w:id="32" w:name="_Toc90848378"/>
+      <w:bookmarkStart w:id="33" w:name="_Toc90848378"/>
       <w:r>
         <w:rPr>
           <w:noProof/>
         </w:rPr>
         <w:t>SỰ TIẾN HOÁ HỆ THỐNG</w:t>
       </w:r>
-      <w:bookmarkEnd w:id="32"/>
+      <w:bookmarkEnd w:id="33"/>
     </w:p>
     <w:sectPr>
       <w:footerReference w:type="default" r:id="rId18"/>
@@ -16748,6 +17922,48 @@
   </w:num>
   <w:num w:numId="21">
     <w:abstractNumId w:val="11"/>
+  </w:num>
+  <w:num w:numId="22">
+    <w:abstractNumId w:val="7"/>
+    <w:lvlOverride w:ilvl="0"/>
+    <w:lvlOverride w:ilvl="1"/>
+    <w:lvlOverride w:ilvl="2"/>
+    <w:lvlOverride w:ilvl="3"/>
+    <w:lvlOverride w:ilvl="4"/>
+    <w:lvlOverride w:ilvl="5"/>
+    <w:lvlOverride w:ilvl="6"/>
+    <w:lvlOverride w:ilvl="7"/>
+    <w:lvlOverride w:ilvl="8"/>
+  </w:num>
+  <w:num w:numId="23">
+    <w:abstractNumId w:val="4"/>
+    <w:lvlOverride w:ilvl="0">
+      <w:startOverride w:val="1"/>
+    </w:lvlOverride>
+    <w:lvlOverride w:ilvl="1">
+      <w:startOverride w:val="1"/>
+    </w:lvlOverride>
+    <w:lvlOverride w:ilvl="2">
+      <w:startOverride w:val="1"/>
+    </w:lvlOverride>
+    <w:lvlOverride w:ilvl="3">
+      <w:startOverride w:val="1"/>
+    </w:lvlOverride>
+    <w:lvlOverride w:ilvl="4">
+      <w:startOverride w:val="1"/>
+    </w:lvlOverride>
+    <w:lvlOverride w:ilvl="5">
+      <w:startOverride w:val="1"/>
+    </w:lvlOverride>
+    <w:lvlOverride w:ilvl="6">
+      <w:startOverride w:val="1"/>
+    </w:lvlOverride>
+    <w:lvlOverride w:ilvl="7">
+      <w:startOverride w:val="1"/>
+    </w:lvlOverride>
+    <w:lvlOverride w:ilvl="8">
+      <w:startOverride w:val="1"/>
+    </w:lvlOverride>
   </w:num>
   <w:numIdMacAtCleanup w:val="11"/>
 </w:numbering>

--- a/bai-tap/bai-tap-nhom/Bài tập nhóm - Quản lý nhà sách/Báo cáo Bài tập nhóm - Quản lý nhà sách.docx
+++ b/bai-tap/bai-tap-nhom/Bài tập nhóm - Quản lý nhà sách/Báo cáo Bài tập nhóm - Quản lý nhà sách.docx
@@ -13,8 +13,8 @@
           <w:szCs w:val="26"/>
         </w:rPr>
       </w:pPr>
-      <w:bookmarkStart w:id="0" w:name="_Toc51060025"/>
-      <w:bookmarkStart w:id="1" w:name="_Toc51061469"/>
+      <w:bookmarkStart w:id="0" w:name="_Toc51061469"/>
+      <w:bookmarkStart w:id="1" w:name="_Toc51060025"/>
       <w:r>
         <w:rPr>
           <w:rFonts w:cs="Times New Roman"/>
@@ -3871,15 +3871,7 @@
           <w:noProof/>
           <w:lang w:val="en-US"/>
         </w:rPr>
-        <w:t xml:space="preserve"> </w:t>
-      </w:r>
-      <w:r>
-        <w:rPr>
-          <w:rFonts w:cs="Times New Roman"/>
-          <w:noProof/>
-          <w:lang w:val="en-US"/>
-        </w:rPr>
-        <w:t>với giao diện thân thiện, đẹp mắt, đơn giản hóa mọi chi tiết để dễ tiếp cận với người dùng</w:t>
+        <w:t xml:space="preserve"> với giao diện thân thiện, đẹp mắt, đơn giản hóa mọi chi tiết để dễ tiếp cận với người dùng</w:t>
       </w:r>
       <w:r>
         <w:rPr>
@@ -3937,63 +3929,15 @@
           <w:noProof/>
           <w:lang w:val="en-US"/>
         </w:rPr>
-        <w:t xml:space="preserve">Hệ thống được xây dựng bằng </w:t>
-      </w:r>
-      <w:r>
-        <w:rPr>
-          <w:rFonts w:cs="Times New Roman"/>
-          <w:noProof/>
-          <w:lang w:val="en-US"/>
-        </w:rPr>
-        <w:t>Flask</w:t>
-      </w:r>
-      <w:r>
-        <w:rPr>
-          <w:rFonts w:cs="Times New Roman"/>
-          <w:noProof/>
-          <w:lang w:val="en-US"/>
-        </w:rPr>
-        <w:t xml:space="preserve"> – một framework để phát triển web được viết bằng ngôn ngữ Python, áp dụng kỹ thuật ORM để tương tác với cơ sở dữ liệu</w:t>
-      </w:r>
-      <w:r>
-        <w:rPr>
-          <w:rFonts w:cs="Times New Roman"/>
-          <w:noProof/>
-          <w:lang w:val="en-US"/>
-        </w:rPr>
-        <w:t xml:space="preserve">, và </w:t>
-      </w:r>
-      <w:r>
-        <w:rPr>
-          <w:rFonts w:cs="Times New Roman"/>
-          <w:noProof/>
-          <w:lang w:val="en-US"/>
-        </w:rPr>
-        <w:t>Chart.js</w:t>
-      </w:r>
-      <w:r>
-        <w:rPr>
-          <w:rFonts w:cs="Times New Roman"/>
-          <w:noProof/>
-          <w:lang w:val="en-US"/>
-        </w:rPr>
-        <w:t xml:space="preserve"> – một thư viện JavaScript </w:t>
-      </w:r>
-      <w:r>
-        <w:rPr>
-          <w:rFonts w:cs="Times New Roman"/>
-          <w:noProof/>
-          <w:lang w:val="en-US"/>
-        </w:rPr>
-        <w:t>để trực quan hóa dữ liệu</w:t>
-      </w:r>
-      <w:r>
-        <w:rPr>
-          <w:rFonts w:cs="Times New Roman"/>
-          <w:noProof/>
-          <w:lang w:val="en-US"/>
-        </w:rPr>
-        <w:t>.</w:t>
+        <w:t>Hệ thống được xây dựng bằng Flask – một framework để phát triển web được viết bằng ngôn ngữ Python, áp dụng kỹ thuật ORM để tương tác với cơ sở dữ liệu</w:t>
+      </w:r>
+      <w:r>
+        <w:rPr>
+          <w:rFonts w:cs="Times New Roman"/>
+          <w:noProof/>
+          <w:lang w:val="en-US"/>
+        </w:rPr>
+        <w:t>, và Chart.js – một thư viện JavaScript để trực quan hóa dữ liệu.</w:t>
       </w:r>
     </w:p>
     <w:p>
@@ -4357,15 +4301,7 @@
           <w:noProof/>
           <w:lang w:val="en-US"/>
         </w:rPr>
-        <w:t>ác yêu cầu chức năng (</w:t>
-      </w:r>
-      <w:r>
-        <w:rPr>
-          <w:rFonts w:cs="Times New Roman"/>
-          <w:noProof/>
-          <w:lang w:val="en-US"/>
-        </w:rPr>
-        <w:t>functional requi</w:t>
+        <w:t>ác yêu cầu chức năng (functional requi</w:t>
       </w:r>
       <w:r>
         <w:rPr>
@@ -4381,15 +4317,7 @@
           <w:noProof/>
           <w:lang w:val="en-US"/>
         </w:rPr>
-        <w:t>ement</w:t>
-      </w:r>
-      <w:r>
-        <w:rPr>
-          <w:rFonts w:cs="Times New Roman"/>
-          <w:noProof/>
-          <w:lang w:val="en-US"/>
-        </w:rPr>
-        <w:t>)</w:t>
+        <w:t>ement)</w:t>
       </w:r>
       <w:r>
         <w:rPr>
@@ -4434,16 +4362,7 @@
         <w:t xml:space="preserve">Hệ thống sẽ cho phép người dùng </w:t>
       </w:r>
       <w:r>
-        <w:t>chưa xác thực (khách) đăng nhập bằng tài</w:t>
-      </w:r>
-      <w:r>
-        <w:t xml:space="preserve"> </w:t>
-      </w:r>
-      <w:r>
-        <w:t>khoản đã đăng ký</w:t>
-      </w:r>
-      <w:r>
-        <w:t>.</w:t>
+        <w:t>chưa xác thực (khách) đăng nhập bằng tài khoản đã đăng ký.</w:t>
       </w:r>
     </w:p>
     <w:p>
@@ -4459,10 +4378,7 @@
         <w:t xml:space="preserve">Hệ thống sẽ cho phép người dùng </w:t>
       </w:r>
       <w:r>
-        <w:t>đã xác thực đăng xuất khỏi tài khoản</w:t>
-      </w:r>
-      <w:r>
-        <w:t>.</w:t>
+        <w:t>đã xác thực đăng xuất khỏi tài khoản.</w:t>
       </w:r>
     </w:p>
     <w:p>
@@ -4478,10 +4394,7 @@
         <w:t xml:space="preserve">Hệ thống sẽ cho phép người dùng </w:t>
       </w:r>
       <w:r>
-        <w:t>đã xác thực</w:t>
-      </w:r>
-      <w:r>
-        <w:t xml:space="preserve"> tra cứu thông tin sách theo tên sách, mã số ISBN</w:t>
+        <w:t>đã xác thực tra cứu thông tin sách theo tên sách, mã số ISBN</w:t>
       </w:r>
       <w:r>
         <w:t xml:space="preserve"> và</w:t>
@@ -4500,10 +4413,7 @@
         <w:spacing w:line="360" w:lineRule="auto"/>
       </w:pPr>
       <w:r>
-        <w:t xml:space="preserve">Hệ thống sẽ cho phép </w:t>
-      </w:r>
-      <w:r>
-        <w:t xml:space="preserve">khách hàng (độc giả) </w:t>
+        <w:t xml:space="preserve">Hệ thống sẽ cho phép khách hàng (độc giả) </w:t>
       </w:r>
       <w:r>
         <w:t>xem chi tiết thông tin của đầu sách</w:t>
@@ -4523,10 +4433,7 @@
       </w:pPr>
       <w:r>
         <w:lastRenderedPageBreak/>
-        <w:t>Hệ thống sẽ cho phép khách hàng</w:t>
-      </w:r>
-      <w:r>
-        <w:t xml:space="preserve"> xem và viết bình luận trong </w:t>
+        <w:t xml:space="preserve">Hệ thống sẽ cho phép khách hàng xem và viết bình luận trong </w:t>
       </w:r>
       <w:r>
         <w:rPr>
@@ -4548,10 +4455,7 @@
         <w:spacing w:line="360" w:lineRule="auto"/>
       </w:pPr>
       <w:r>
-        <w:t>Hệ thống sẽ cho phép khách hàng</w:t>
-      </w:r>
-      <w:r>
-        <w:t xml:space="preserve"> thêm một đầu sách vào giỏ hàng.</w:t>
+        <w:t>Hệ thống sẽ cho phép khách hàng thêm một đầu sách vào giỏ hàng.</w:t>
       </w:r>
     </w:p>
     <w:p>
@@ -4564,10 +4468,7 @@
         <w:spacing w:line="360" w:lineRule="auto"/>
       </w:pPr>
       <w:r>
-        <w:t>Hệ thống sẽ cho phép khách hàng</w:t>
-      </w:r>
-      <w:r>
-        <w:t xml:space="preserve"> xem chi tiết giỏ hàng.</w:t>
+        <w:t>Hệ thống sẽ cho phép khách hàng xem chi tiết giỏ hàng.</w:t>
       </w:r>
     </w:p>
     <w:p>
@@ -4580,10 +4481,7 @@
         <w:spacing w:line="360" w:lineRule="auto"/>
       </w:pPr>
       <w:r>
-        <w:t>Hệ thống sẽ cho phép khách hàng</w:t>
-      </w:r>
-      <w:r>
-        <w:t xml:space="preserve"> cập nhật số lượng của đầu sách đã được thêm vào giỏ hàng</w:t>
+        <w:t>Hệ thống sẽ cho phép khách hàng cập nhật số lượng của đầu sách đã được thêm vào giỏ hàng</w:t>
       </w:r>
       <w:r>
         <w:t xml:space="preserve"> trước khi thanh toán</w:t>
@@ -4602,13 +4500,7 @@
         <w:spacing w:line="360" w:lineRule="auto"/>
       </w:pPr>
       <w:r>
-        <w:t xml:space="preserve">Hệ thống sẽ cho phép khách hàng </w:t>
-      </w:r>
-      <w:r>
-        <w:t>xoá</w:t>
-      </w:r>
-      <w:r>
-        <w:t xml:space="preserve"> đầu sách đã được thêm vào giỏ hàng trước khi thanh toán.</w:t>
+        <w:t>Hệ thống sẽ cho phép khách hàng xoá đầu sách đã được thêm vào giỏ hàng trước khi thanh toán.</w:t>
       </w:r>
     </w:p>
     <w:p>
@@ -4624,10 +4516,7 @@
         <w:t>Hệ thống sẽ cho phép khách</w:t>
       </w:r>
       <w:r>
-        <w:t xml:space="preserve"> </w:t>
-      </w:r>
-      <w:r>
-        <w:t>hàng</w:t>
+        <w:t xml:space="preserve"> hàng</w:t>
       </w:r>
       <w:r>
         <w:t xml:space="preserve"> nhập thông tin thanh toán.</w:t>
@@ -4656,16 +4545,10 @@
         <w:spacing w:line="360" w:lineRule="auto"/>
       </w:pPr>
       <w:r>
-        <w:t>Hệ thống sẽ cho phép khách</w:t>
-      </w:r>
-      <w:r>
-        <w:t xml:space="preserve"> </w:t>
-      </w:r>
-      <w:r>
-        <w:t>hàng</w:t>
-      </w:r>
-      <w:r>
-        <w:t xml:space="preserve"> tiến hành </w:t>
+        <w:t xml:space="preserve">Hệ thống sẽ cho phép khách </w:t>
+      </w:r>
+      <w:r>
+        <w:t xml:space="preserve">hàng tiến hành </w:t>
       </w:r>
       <w:r>
         <w:t>thanh toán</w:t>
@@ -4687,16 +4570,7 @@
         <w:spacing w:line="360" w:lineRule="auto"/>
       </w:pPr>
       <w:r>
-        <w:t>Hệ thống sẽ cho phép khách hàng</w:t>
-      </w:r>
-      <w:r>
-        <w:t xml:space="preserve"> xem hoá đơn sau khi đã </w:t>
-      </w:r>
-      <w:r>
-        <w:t>thanh toán</w:t>
-      </w:r>
-      <w:r>
-        <w:t>.</w:t>
+        <w:t>Hệ thống sẽ cho phép khách hàng xem hoá đơn sau khi đã thanh toán.</w:t>
       </w:r>
     </w:p>
     <w:p>
@@ -4709,10 +4583,7 @@
         <w:spacing w:line="360" w:lineRule="auto"/>
       </w:pPr>
       <w:r>
-        <w:t>Hệ thống sẽ cho phép khách hàng</w:t>
-      </w:r>
-      <w:r>
-        <w:t xml:space="preserve"> chủ động huỷ đơn hàng trước khi đơn hàng được chuẩn bị.</w:t>
+        <w:t>Hệ thống sẽ cho phép khách hàng chủ động huỷ đơn hàng trước khi đơn hàng được chuẩn bị.</w:t>
       </w:r>
     </w:p>
     <w:p>
@@ -4725,16 +4596,10 @@
         <w:spacing w:line="360" w:lineRule="auto"/>
       </w:pPr>
       <w:r>
-        <w:t>Hệ thống sẽ cho phép khách hàng</w:t>
-      </w:r>
-      <w:r>
-        <w:t xml:space="preserve"> đặt trước sách để nhận sách và thanh toán</w:t>
-      </w:r>
-      <w:r>
-        <w:t xml:space="preserve"> </w:t>
-      </w:r>
-      <w:r>
-        <w:t>trực tiếp</w:t>
+        <w:t>Hệ thống sẽ cho phép khách hàng đặt trước sách để nhận sách và thanh toán</w:t>
+      </w:r>
+      <w:r>
+        <w:t xml:space="preserve"> trực tiếp</w:t>
       </w:r>
       <w:r>
         <w:t xml:space="preserve"> tại cửa hàng.</w:t>
@@ -4750,16 +4615,7 @@
         <w:spacing w:line="360" w:lineRule="auto"/>
       </w:pPr>
       <w:r>
-        <w:t>Hệ thống sẽ cho phép khách hàng</w:t>
-      </w:r>
-      <w:r>
-        <w:t xml:space="preserve"> chọn cửa hàng và thời gian để nhận</w:t>
-      </w:r>
-      <w:r>
-        <w:t xml:space="preserve"> sách</w:t>
-      </w:r>
-      <w:r>
-        <w:t xml:space="preserve"> và thanh toán</w:t>
+        <w:t>Hệ thống sẽ cho phép khách hàng chọn cửa hàng và thời gian để nhận sách và thanh toán</w:t>
       </w:r>
       <w:r>
         <w:t xml:space="preserve"> trực tiếp tại cửa hàng</w:t>
@@ -4778,16 +4634,7 @@
         <w:spacing w:line="360" w:lineRule="auto"/>
       </w:pPr>
       <w:r>
-        <w:t xml:space="preserve">Hệ thống sẽ </w:t>
-      </w:r>
-      <w:r>
-        <w:t>cho phép n</w:t>
-      </w:r>
-      <w:r>
-        <w:t>gười quản lý kho thực hiện nhập sách vào kho</w:t>
-      </w:r>
-      <w:r>
-        <w:t>.</w:t>
+        <w:t>Hệ thống sẽ cho phép người quản lý kho thực hiện nhập sách vào kho.</w:t>
       </w:r>
     </w:p>
     <w:p>
@@ -4800,10 +4647,7 @@
         <w:spacing w:line="360" w:lineRule="auto"/>
       </w:pPr>
       <w:r>
-        <w:t>Hệ thống sẽ cho phép người quản lý kho</w:t>
-      </w:r>
-      <w:r>
-        <w:t xml:space="preserve"> lập biểu mẫu nhập sách vào kh</w:t>
+        <w:t>Hệ thống sẽ cho phép người quản lý kho lập biểu mẫu nhập sách vào kh</w:t>
       </w:r>
       <w:r>
         <w:t>o</w:t>
@@ -4825,13 +4669,7 @@
         <w:t>Hệ thống sẽ cho phép người quản lý kho</w:t>
       </w:r>
       <w:r>
-        <w:t xml:space="preserve"> thực hiện quản trị sách </w:t>
-      </w:r>
-      <w:r>
-        <w:t>(thêm/xoá/cập nhật/tìm kiếm sách)</w:t>
-      </w:r>
-      <w:r>
-        <w:t>.</w:t>
+        <w:t xml:space="preserve"> thực hiện quản trị sách (thêm/xoá/cập nhật/tìm kiếm sách).</w:t>
       </w:r>
     </w:p>
     <w:p>
@@ -4844,10 +4682,7 @@
         <w:spacing w:line="360" w:lineRule="auto"/>
       </w:pPr>
       <w:r>
-        <w:t>Hệ thống sẽ cho phép người quản lý kho</w:t>
-      </w:r>
-      <w:r>
-        <w:t xml:space="preserve"> lập phiếu báo cáo.</w:t>
+        <w:t>Hệ thống sẽ cho phép người quản lý kho lập phiếu báo cáo.</w:t>
       </w:r>
     </w:p>
     <w:p>
@@ -4860,10 +4695,7 @@
         <w:spacing w:line="360" w:lineRule="auto"/>
       </w:pPr>
       <w:r>
-        <w:t>Hệ thống sẽ cho phép nhân viên bán sách tại quầy tra cứu thông tin</w:t>
-      </w:r>
-      <w:r>
-        <w:t xml:space="preserve"> người dùng.</w:t>
+        <w:t>Hệ thống sẽ cho phép nhân viên bán sách tại quầy tra cứu thông tin người dùng.</w:t>
       </w:r>
     </w:p>
     <w:p>
@@ -4892,10 +4724,7 @@
         <w:spacing w:line="360" w:lineRule="auto"/>
       </w:pPr>
       <w:r>
-        <w:t>Hệ thống sẽ cho phép nhân viên bán sách tại quầy</w:t>
-      </w:r>
-      <w:r>
-        <w:t xml:space="preserve"> lập biểu mẫu bán sách.</w:t>
+        <w:t>Hệ thống sẽ cho phép nhân viên bán sách tại quầy lập biểu mẫu bán sách.</w:t>
       </w:r>
     </w:p>
     <w:p>
@@ -4921,31 +4750,16 @@
         <w:spacing w:line="360" w:lineRule="auto"/>
       </w:pPr>
       <w:r>
-        <w:t>Hệ thống sẽ cho phép</w:t>
-      </w:r>
-      <w:r>
-        <w:t xml:space="preserve"> người quản trị </w:t>
+        <w:t xml:space="preserve">Hệ thống sẽ cho phép người quản trị </w:t>
       </w:r>
       <w:r>
         <w:t xml:space="preserve">xem các thống kê </w:t>
       </w:r>
       <w:r>
-        <w:t>báo cáo về doanh thu</w:t>
-      </w:r>
-      <w:r>
-        <w:t xml:space="preserve"> theo</w:t>
-      </w:r>
-      <w:r>
-        <w:t xml:space="preserve"> từng tháng được chọn cho từng thể loại sách</w:t>
-      </w:r>
-      <w:r>
-        <w:t xml:space="preserve"> </w:t>
-      </w:r>
-      <w:r>
-        <w:t>theo dạng bảng và biểu đồ</w:t>
-      </w:r>
-      <w:r>
-        <w:t>.</w:t>
+        <w:t xml:space="preserve">báo cáo về doanh thu theo từng tháng được chọn cho từng thể loại sách </w:t>
+      </w:r>
+      <w:r>
+        <w:t>theo dạng bảng và biểu đồ.</w:t>
       </w:r>
     </w:p>
     <w:p>
@@ -4958,13 +4772,7 @@
         <w:spacing w:line="360" w:lineRule="auto"/>
       </w:pPr>
       <w:r>
-        <w:t>Hệ thống sẽ cho phép người quản trị xem các thống kê tần suất từng đầu sách theo tháng</w:t>
-      </w:r>
-      <w:r>
-        <w:t xml:space="preserve"> </w:t>
-      </w:r>
-      <w:r>
-        <w:t>dạng bảng và biểu đồ.</w:t>
+        <w:t>Hệ thống sẽ cho phép người quản trị xem các thống kê tần suất từng đầu sách theo tháng dạng bảng và biểu đồ.</w:t>
       </w:r>
     </w:p>
     <w:p>
@@ -4978,13 +4786,7 @@
       </w:pPr>
       <w:r>
         <w:lastRenderedPageBreak/>
-        <w:t>Hệ thống sẽ cho phép người quản trị</w:t>
-      </w:r>
-      <w:r>
-        <w:t xml:space="preserve"> t</w:t>
-      </w:r>
-      <w:r>
-        <w:t>hay đổi số lượng nhập</w:t>
+        <w:t>Hệ thống sẽ cho phép người quản trị thay đổi số lượng nhập</w:t>
       </w:r>
       <w:r>
         <w:t xml:space="preserve"> kho</w:t>
@@ -5003,13 +4805,7 @@
         <w:spacing w:line="360" w:lineRule="auto"/>
       </w:pPr>
       <w:r>
-        <w:t>Hệ thống sẽ cho phép người quản trị</w:t>
-      </w:r>
-      <w:r>
-        <w:t xml:space="preserve"> t</w:t>
-      </w:r>
-      <w:r>
-        <w:t>hay đổi quy định thời gian huỷ đơn hàng nếu người dùng không nhận.</w:t>
+        <w:t>Hệ thống sẽ cho phép người quản trị thay đổi quy định thời gian huỷ đơn hàng nếu người dùng không nhận.</w:t>
       </w:r>
     </w:p>
     <w:p>
@@ -5096,19 +4892,7 @@
         </w:rPr>
       </w:pPr>
       <w:r>
-        <w:t>Hệ thống sẽ</w:t>
-      </w:r>
-      <w:r>
-        <w:t xml:space="preserve"> hạn chế </w:t>
-      </w:r>
-      <w:r>
-        <w:t>người quản lý kho</w:t>
-      </w:r>
-      <w:r>
-        <w:t xml:space="preserve"> nhập sách vào kho nếu s</w:t>
-      </w:r>
-      <w:r>
-        <w:t>ố lượng nhập ít nhất 150,</w:t>
+        <w:t>Hệ thống sẽ hạn chế người quản lý kho nhập sách vào kho nếu số lượng nhập ít nhất 150,</w:t>
       </w:r>
       <w:r>
         <w:t xml:space="preserve"> và</w:t>
@@ -5136,19 +4920,7 @@
         <w:rPr>
           <w:noProof/>
         </w:rPr>
-        <w:t>Hệ thống cung cấp các dịch vụ thông qua nền tảng web và sẵn sàng cung cấp dịch</w:t>
-      </w:r>
-      <w:r>
-        <w:rPr>
-          <w:noProof/>
-        </w:rPr>
-        <w:t xml:space="preserve"> </w:t>
-      </w:r>
-      <w:r>
-        <w:rPr>
-          <w:noProof/>
-        </w:rPr>
-        <w:t xml:space="preserve">vụ cho </w:t>
+        <w:t xml:space="preserve">Hệ thống cung cấp các dịch vụ thông qua nền tảng web và sẵn sàng cung cấp dịch vụ cho </w:t>
       </w:r>
       <w:r>
         <w:rPr>
@@ -5211,19 +4983,7 @@
         <w:rPr>
           <w:noProof/>
         </w:rPr>
-        <w:t xml:space="preserve"> nhanh chóng thực hiện </w:t>
-      </w:r>
-      <w:r>
-        <w:rPr>
-          <w:noProof/>
-        </w:rPr>
-        <w:t>tra cứu, đặt sách và thanh toán</w:t>
-      </w:r>
-      <w:r>
-        <w:rPr>
-          <w:noProof/>
-        </w:rPr>
-        <w:t xml:space="preserve"> mà không cần phải tốn quá nhiều thời gian để làm quen với hệ thống</w:t>
+        <w:t xml:space="preserve"> nhanh chóng thực hiện tra cứu, đặt sách và thanh toán mà không cần phải tốn quá nhiều thời gian để làm quen với hệ thống</w:t>
       </w:r>
       <w:r>
         <w:rPr>
@@ -5267,13 +5027,7 @@
         <w:rPr>
           <w:noProof/>
         </w:rPr>
-        <w:t xml:space="preserve">Hệ thống </w:t>
-      </w:r>
-      <w:r>
-        <w:rPr>
-          <w:noProof/>
-        </w:rPr>
-        <w:t>thêm sản phẩm và số lượng sản phẩm</w:t>
+        <w:t>Hệ thống thêm sản phẩm và số lượng sản phẩm</w:t>
       </w:r>
       <w:r>
         <w:rPr>
@@ -5316,13 +5070,7 @@
         <w:rPr>
           <w:noProof/>
         </w:rPr>
-        <w:t>Hệ thống</w:t>
-      </w:r>
-      <w:r>
-        <w:rPr>
-          <w:noProof/>
-        </w:rPr>
-        <w:t xml:space="preserve"> hiển thị đúng giỏ hàng và đơn hàng của khách hàng.</w:t>
+        <w:t>Hệ thống hiển thị đúng giỏ hàng và đơn hàng của khách hàng.</w:t>
       </w:r>
     </w:p>
     <w:p>
@@ -5367,10 +5115,7 @@
         <w:spacing w:line="360" w:lineRule="auto"/>
       </w:pPr>
       <w:r>
-        <w:t>Hệ thống</w:t>
-      </w:r>
-      <w:r>
-        <w:t xml:space="preserve"> yêu cầu đăng nhập để có thể tiến hành đặt hàng và thanh toán.</w:t>
+        <w:t>Hệ thống yêu cầu đăng nhập để có thể tiến hành đặt hàng và thanh toán.</w:t>
       </w:r>
     </w:p>
     <w:p>
@@ -6896,23 +6641,7 @@
                 <w:szCs w:val="26"/>
                 <w:lang w:val="en-US"/>
               </w:rPr>
-              <w:t>đăng</w:t>
-            </w:r>
-            <w:r>
-              <w:rPr>
-                <w:noProof/>
-                <w:szCs w:val="26"/>
-                <w:lang w:val="en-US"/>
-              </w:rPr>
-              <w:t xml:space="preserve"> </w:t>
-            </w:r>
-            <w:r>
-              <w:rPr>
-                <w:noProof/>
-                <w:szCs w:val="26"/>
-                <w:lang w:val="en-US"/>
-              </w:rPr>
-              <w:t>nhập vào</w:t>
+              <w:t>đăng nhập vào</w:t>
             </w:r>
             <w:r>
               <w:rPr>
@@ -7384,14 +7113,7 @@
                 <w:noProof/>
                 <w:szCs w:val="20"/>
               </w:rPr>
-              <w:t xml:space="preserve"> </w:t>
-            </w:r>
-            <w:r>
-              <w:rPr>
-                <w:noProof/>
-                <w:szCs w:val="20"/>
-              </w:rPr>
-              <w:t xml:space="preserve">xác thực và phân quyền thành công cho </w:t>
+              <w:t xml:space="preserve"> xác thực và phân quyền thành công cho </w:t>
             </w:r>
             <w:r>
               <w:rPr>
@@ -7427,6 +7149,35 @@
                 <w:noProof/>
                 <w:szCs w:val="20"/>
               </w:rPr>
+              <w:t>Khách nhấn nút [Đăng nhập]</w:t>
+            </w:r>
+            <w:r>
+              <w:rPr>
+                <w:noProof/>
+                <w:szCs w:val="20"/>
+              </w:rPr>
+              <w:t>.</w:t>
+            </w:r>
+          </w:p>
+          <w:p>
+            <w:pPr>
+              <w:pStyle w:val="ListParagraph"/>
+              <w:numPr>
+                <w:ilvl w:val="0"/>
+                <w:numId w:val="15"/>
+              </w:numPr>
+              <w:spacing w:line="360" w:lineRule="auto"/>
+              <w:jc w:val="left"/>
+              <w:rPr>
+                <w:noProof/>
+                <w:szCs w:val="20"/>
+              </w:rPr>
+            </w:pPr>
+            <w:r>
+              <w:rPr>
+                <w:noProof/>
+                <w:szCs w:val="20"/>
+              </w:rPr>
               <w:t>Hệ thống đ</w:t>
             </w:r>
             <w:r>
@@ -7547,21 +7298,7 @@
                 <w:noProof/>
                 <w:lang w:val="en-US"/>
               </w:rPr>
-              <w:t>1.a.</w:t>
-            </w:r>
-            <w:r>
-              <w:rPr>
-                <w:noProof/>
-                <w:lang w:val="en-US"/>
-              </w:rPr>
-              <w:t>1.</w:t>
-            </w:r>
-            <w:r>
-              <w:rPr>
-                <w:noProof/>
-                <w:lang w:val="en-US"/>
-              </w:rPr>
-              <w:t xml:space="preserve"> </w:t>
+              <w:t xml:space="preserve">1.a.1. </w:t>
             </w:r>
             <w:r>
               <w:rPr>
@@ -8016,15 +7753,7 @@
                 <w:szCs w:val="26"/>
                 <w:lang w:val="en-US"/>
               </w:rPr>
-              <w:t>Tra cứu sách</w:t>
-            </w:r>
-            <w:r>
-              <w:rPr>
-                <w:noProof/>
-                <w:szCs w:val="26"/>
-                <w:lang w:val="en-US"/>
-              </w:rPr>
-              <w:t>.</w:t>
+              <w:t>Tra cứu sách.</w:t>
             </w:r>
           </w:p>
         </w:tc>
@@ -8476,13 +8205,7 @@
               <w:rPr>
                 <w:noProof/>
               </w:rPr>
-              <w:t>Toàn bộ người dùng</w:t>
-            </w:r>
-            <w:r>
-              <w:rPr>
-                <w:noProof/>
-              </w:rPr>
-              <w:t xml:space="preserve"> nhập tên sách vào khung tìm kiếm</w:t>
+              <w:t>Toàn bộ người dùng nhập tên sách vào khung tìm kiếm</w:t>
             </w:r>
             <w:r>
               <w:rPr>
@@ -8575,15 +8298,7 @@
                 <w:szCs w:val="26"/>
                 <w:lang w:val="en-US"/>
               </w:rPr>
-              <w:t>Toàn bộ người dùng</w:t>
-            </w:r>
-            <w:r>
-              <w:rPr>
-                <w:noProof/>
-                <w:szCs w:val="26"/>
-                <w:lang w:val="en-US"/>
-              </w:rPr>
-              <w:t xml:space="preserve"> chọn tính năng [Toàn bộ sách]</w:t>
+              <w:t>Toàn bộ người dùng chọn tính năng [Toàn bộ sách]</w:t>
             </w:r>
             <w:r>
               <w:rPr>
@@ -8614,15 +8329,7 @@
                 <w:szCs w:val="26"/>
                 <w:lang w:val="en-US"/>
               </w:rPr>
-              <w:t>Toàn bộ người dùng</w:t>
-            </w:r>
-            <w:r>
-              <w:rPr>
-                <w:noProof/>
-                <w:szCs w:val="26"/>
-                <w:lang w:val="en-US"/>
-              </w:rPr>
-              <w:t xml:space="preserve"> sử dụng bộ lọc để tìm kiếm sách</w:t>
+              <w:t>Toàn bộ người dùng sử dụng bộ lọc để tìm kiếm sách</w:t>
             </w:r>
             <w:r>
               <w:rPr>
@@ -9639,13 +9346,7 @@
               <w:rPr>
                 <w:noProof/>
               </w:rPr>
-              <w:t>xoá</w:t>
-            </w:r>
-            <w:r>
-              <w:rPr>
-                <w:noProof/>
-              </w:rPr>
-              <w:t xml:space="preserve"> sản phẩm</w:t>
+              <w:t>xoá sản phẩm</w:t>
             </w:r>
           </w:p>
           <w:p>
@@ -9836,14 +9537,7 @@
                 <w:noProof/>
                 <w:lang w:val="en-US"/>
               </w:rPr>
-              <w:t>6</w:t>
-            </w:r>
-            <w:r>
-              <w:rPr>
-                <w:noProof/>
-                <w:lang w:val="en-US"/>
-              </w:rPr>
-              <w:t>.</w:t>
+              <w:t>6.</w:t>
             </w:r>
             <w:r>
               <w:rPr>
@@ -10040,21 +9734,7 @@
                 <w:noProof/>
                 <w:lang w:val="en-US"/>
               </w:rPr>
-              <w:t>3.</w:t>
-            </w:r>
-            <w:r>
-              <w:rPr>
-                <w:noProof/>
-                <w:lang w:val="en-US"/>
-              </w:rPr>
-              <w:t>2</w:t>
-            </w:r>
-            <w:r>
-              <w:rPr>
-                <w:noProof/>
-                <w:lang w:val="en-US"/>
-              </w:rPr>
-              <w:t xml:space="preserve">.1.a. Hệ thống </w:t>
+              <w:t xml:space="preserve">3.2.1.a. Hệ thống </w:t>
             </w:r>
             <w:r>
               <w:rPr>
@@ -10143,28 +9823,7 @@
                 <w:noProof/>
                 <w:lang w:val="en-US"/>
               </w:rPr>
-              <w:t>5</w:t>
-            </w:r>
-            <w:r>
-              <w:rPr>
-                <w:noProof/>
-                <w:lang w:val="en-US"/>
-              </w:rPr>
-              <w:t>.</w:t>
-            </w:r>
-            <w:r>
-              <w:rPr>
-                <w:noProof/>
-                <w:lang w:val="en-US"/>
-              </w:rPr>
-              <w:t>a</w:t>
-            </w:r>
-            <w:r>
-              <w:rPr>
-                <w:noProof/>
-                <w:lang w:val="en-US"/>
-              </w:rPr>
-              <w:t xml:space="preserve">. </w:t>
+              <w:t xml:space="preserve">5.a. </w:t>
             </w:r>
             <w:r>
               <w:rPr>
@@ -11136,13 +10795,7 @@
               <w:rPr>
                 <w:noProof/>
               </w:rPr>
-              <w:t>Quản lý kho</w:t>
-            </w:r>
-            <w:r>
-              <w:rPr>
-                <w:noProof/>
-              </w:rPr>
-              <w:t xml:space="preserve"> chọn tính năng [Nhập sách vào kho]</w:t>
+              <w:t>Quản lý kho chọn tính năng [Nhập sách vào kho]</w:t>
             </w:r>
           </w:p>
           <w:p>
@@ -11254,13 +10907,7 @@
               <w:rPr>
                 <w:noProof/>
               </w:rPr>
-              <w:t>Quản lý kho</w:t>
-            </w:r>
-            <w:r>
-              <w:rPr>
-                <w:noProof/>
-              </w:rPr>
-              <w:t xml:space="preserve"> </w:t>
+              <w:t xml:space="preserve">Quản lý kho </w:t>
             </w:r>
             <w:r>
               <w:rPr>
@@ -11443,15 +11090,7 @@
                 <w:szCs w:val="26"/>
                 <w:lang w:val="en-US"/>
               </w:rPr>
-              <w:t>cho nhập sách vì s</w:t>
-            </w:r>
-            <w:r>
-              <w:rPr>
-                <w:noProof/>
-                <w:szCs w:val="26"/>
-                <w:lang w:val="en-US"/>
-              </w:rPr>
-              <w:t>ố lượng nhập</w:t>
+              <w:t>cho nhập sách vì số lượng nhập</w:t>
             </w:r>
             <w:r>
               <w:rPr>
@@ -11467,23 +11106,7 @@
                 <w:szCs w:val="26"/>
                 <w:lang w:val="en-US"/>
               </w:rPr>
-              <w:t xml:space="preserve"> ít nhất 150, </w:t>
-            </w:r>
-            <w:r>
-              <w:rPr>
-                <w:noProof/>
-                <w:szCs w:val="26"/>
-                <w:lang w:val="en-US"/>
-              </w:rPr>
-              <w:t xml:space="preserve">và </w:t>
-            </w:r>
-            <w:r>
-              <w:rPr>
-                <w:noProof/>
-                <w:szCs w:val="26"/>
-                <w:lang w:val="en-US"/>
-              </w:rPr>
-              <w:t>chỉ nhập những đầu sách có số lượng ít hơn 300</w:t>
+              <w:t xml:space="preserve"> ít nhất 150, và chỉ nhập những đầu sách có số lượng ít hơn 300</w:t>
             </w:r>
             <w:r>
               <w:rPr>
@@ -12104,21 +11727,7 @@
                 <w:noProof/>
                 <w:szCs w:val="20"/>
               </w:rPr>
-              <w:t xml:space="preserve">đầu sách phải đang có sẵn trong kho </w:t>
-            </w:r>
-            <w:r>
-              <w:rPr>
-                <w:noProof/>
-                <w:szCs w:val="20"/>
-              </w:rPr>
-              <w:t>nhưng chưa</w:t>
-            </w:r>
-            <w:r>
-              <w:rPr>
-                <w:noProof/>
-                <w:szCs w:val="20"/>
-              </w:rPr>
-              <w:t xml:space="preserve"> hiển thị trên website</w:t>
+              <w:t>đầu sách phải đang có sẵn trong kho nhưng chưa hiển thị trên website</w:t>
             </w:r>
             <w:r>
               <w:rPr>
@@ -12382,13 +11991,7 @@
               <w:rPr>
                 <w:noProof/>
               </w:rPr>
-              <w:t>Quản lý kho</w:t>
-            </w:r>
-            <w:r>
-              <w:rPr>
-                <w:noProof/>
-              </w:rPr>
-              <w:t xml:space="preserve"> chọn tính năng [Thêm mới sách]</w:t>
+              <w:t>Quản lý kho chọn tính năng [Thêm mới sách]</w:t>
             </w:r>
             <w:r>
               <w:rPr>
@@ -12436,13 +12039,7 @@
               <w:rPr>
                 <w:noProof/>
               </w:rPr>
-              <w:t>Quản lý kho</w:t>
-            </w:r>
-            <w:r>
-              <w:rPr>
-                <w:noProof/>
-              </w:rPr>
-              <w:t xml:space="preserve"> nhập các thông tin cần thiết và nhấn nút [Lưu]</w:t>
+              <w:t>Quản lý kho nhập các thông tin cần thiết và nhấn nút [Lưu]</w:t>
             </w:r>
             <w:r>
               <w:rPr>
@@ -12490,25 +12087,7 @@
               <w:rPr>
                 <w:noProof/>
               </w:rPr>
-              <w:t xml:space="preserve">Quản lý kho muốn </w:t>
-            </w:r>
-            <w:r>
-              <w:rPr>
-                <w:noProof/>
-              </w:rPr>
-              <w:t>cập nhật thông tin</w:t>
-            </w:r>
-            <w:r>
-              <w:rPr>
-                <w:noProof/>
-              </w:rPr>
-              <w:t xml:space="preserve"> sách</w:t>
-            </w:r>
-            <w:r>
-              <w:rPr>
-                <w:noProof/>
-              </w:rPr>
-              <w:t xml:space="preserve"> đã có</w:t>
+              <w:t>Quản lý kho muốn cập nhật thông tin sách đã có</w:t>
             </w:r>
             <w:r>
               <w:rPr>
@@ -12536,19 +12115,7 @@
               <w:rPr>
                 <w:noProof/>
               </w:rPr>
-              <w:t>Quản lý kho chọn tính năng [</w:t>
-            </w:r>
-            <w:r>
-              <w:rPr>
-                <w:noProof/>
-              </w:rPr>
-              <w:t>Cập nhật</w:t>
-            </w:r>
-            <w:r>
-              <w:rPr>
-                <w:noProof/>
-              </w:rPr>
-              <w:t xml:space="preserve"> sách].</w:t>
+              <w:t>Quản lý kho chọn tính năng [Cập nhật sách].</w:t>
             </w:r>
           </w:p>
           <w:p>
@@ -12569,19 +12136,7 @@
               <w:rPr>
                 <w:noProof/>
               </w:rPr>
-              <w:t xml:space="preserve">Hệ thống hiển thị biểu mẫu </w:t>
-            </w:r>
-            <w:r>
-              <w:rPr>
-                <w:noProof/>
-              </w:rPr>
-              <w:t>cập nhật</w:t>
-            </w:r>
-            <w:r>
-              <w:rPr>
-                <w:noProof/>
-              </w:rPr>
-              <w:t xml:space="preserve"> thông tin sách</w:t>
+              <w:t>Hệ thống hiển thị biểu mẫu cập nhật thông tin sách</w:t>
             </w:r>
             <w:r>
               <w:rPr>
@@ -12663,13 +12218,7 @@
                 <w:noProof/>
               </w:rPr>
               <w:lastRenderedPageBreak/>
-              <w:t xml:space="preserve">Quản lý kho muốn </w:t>
-            </w:r>
-            <w:r>
-              <w:rPr>
-                <w:noProof/>
-              </w:rPr>
-              <w:t>xoá/ẩn</w:t>
+              <w:t>Quản lý kho muốn xoá/ẩn</w:t>
             </w:r>
             <w:r>
               <w:rPr>
@@ -12681,13 +12230,7 @@
               <w:rPr>
                 <w:noProof/>
               </w:rPr>
-              <w:t xml:space="preserve"> đầu</w:t>
-            </w:r>
-            <w:r>
-              <w:rPr>
-                <w:noProof/>
-              </w:rPr>
-              <w:t xml:space="preserve"> sách</w:t>
+              <w:t xml:space="preserve"> đầu sách</w:t>
             </w:r>
             <w:r>
               <w:rPr>
@@ -12899,14 +12442,7 @@
                 <w:noProof/>
                 <w:lang w:val="en-US"/>
               </w:rPr>
-              <w:t>4.3</w:t>
-            </w:r>
-            <w:r>
-              <w:rPr>
-                <w:noProof/>
-                <w:lang w:val="en-US"/>
-              </w:rPr>
-              <w:t xml:space="preserve">.a. </w:t>
+              <w:t xml:space="preserve">4.3.a. </w:t>
             </w:r>
             <w:r>
               <w:rPr>
@@ -13148,14 +12684,7 @@
           <w:lang w:val="en-US"/>
         </w:rPr>
         <w:lastRenderedPageBreak/>
-        <w:t xml:space="preserve">Đặc tả Use Case </w:t>
-      </w:r>
-      <w:r>
-        <w:rPr>
-          <w:rFonts w:cs="Times New Roman"/>
-          <w:lang w:val="en-US"/>
-        </w:rPr>
-        <w:t>xem thống kê và báo cáo</w:t>
+        <w:t>Đặc tả Use Case xem thống kê và báo cáo</w:t>
       </w:r>
     </w:p>
     <w:tbl>
@@ -13337,47 +12866,7 @@
                 <w:szCs w:val="26"/>
                 <w:lang w:val="en-US"/>
               </w:rPr>
-              <w:t>quản trị xem thống kê và báo cáo về</w:t>
-            </w:r>
-            <w:r>
-              <w:rPr>
-                <w:noProof/>
-                <w:szCs w:val="26"/>
-                <w:lang w:val="en-US"/>
-              </w:rPr>
-              <w:t xml:space="preserve"> doanh thu</w:t>
-            </w:r>
-            <w:r>
-              <w:rPr>
-                <w:noProof/>
-                <w:szCs w:val="26"/>
-                <w:lang w:val="en-US"/>
-              </w:rPr>
-              <w:t xml:space="preserve"> theo</w:t>
-            </w:r>
-            <w:r>
-              <w:rPr>
-                <w:noProof/>
-                <w:szCs w:val="26"/>
-                <w:lang w:val="en-US"/>
-              </w:rPr>
-              <w:t xml:space="preserve"> từng tháng được chọn cho từng thể loại sách</w:t>
-            </w:r>
-            <w:r>
-              <w:rPr>
-                <w:noProof/>
-                <w:szCs w:val="26"/>
-                <w:lang w:val="en-US"/>
-              </w:rPr>
-              <w:t xml:space="preserve"> và </w:t>
-            </w:r>
-            <w:r>
-              <w:rPr>
-                <w:noProof/>
-                <w:szCs w:val="26"/>
-                <w:lang w:val="en-US"/>
-              </w:rPr>
-              <w:t>tần suất từng đầu sách theo tháng</w:t>
+              <w:t>quản trị xem thống kê và báo cáo về doanh thu theo từng tháng được chọn cho từng thể loại sách và tần suất từng đầu sách theo tháng</w:t>
             </w:r>
             <w:r>
               <w:rPr>
@@ -13670,13 +13159,7 @@
               <w:rPr>
                 <w:noProof/>
               </w:rPr>
-              <w:t>Quản trị viên</w:t>
-            </w:r>
-            <w:r>
-              <w:rPr>
-                <w:noProof/>
-              </w:rPr>
-              <w:t xml:space="preserve"> </w:t>
+              <w:t xml:space="preserve">Quản trị viên </w:t>
             </w:r>
             <w:r>
               <w:rPr>
@@ -13776,25 +13259,7 @@
               <w:rPr>
                 <w:noProof/>
               </w:rPr>
-              <w:t>Quản trị viên</w:t>
-            </w:r>
-            <w:r>
-              <w:rPr>
-                <w:noProof/>
-              </w:rPr>
-              <w:t xml:space="preserve"> chọn xem </w:t>
-            </w:r>
-            <w:r>
-              <w:rPr>
-                <w:noProof/>
-              </w:rPr>
-              <w:t>doanh thu theo từng tháng</w:t>
-            </w:r>
-            <w:r>
-              <w:rPr>
-                <w:noProof/>
-              </w:rPr>
-              <w:t>.</w:t>
+              <w:t>Quản trị viên chọn xem doanh thu theo từng tháng.</w:t>
             </w:r>
           </w:p>
           <w:p>
@@ -13815,19 +13280,7 @@
               <w:rPr>
                 <w:noProof/>
               </w:rPr>
-              <w:t xml:space="preserve">Hệ thống hiển thị </w:t>
-            </w:r>
-            <w:r>
-              <w:rPr>
-                <w:noProof/>
-              </w:rPr>
-              <w:t>doanh thu theo từng tháng</w:t>
-            </w:r>
-            <w:r>
-              <w:rPr>
-                <w:noProof/>
-              </w:rPr>
-              <w:t>.</w:t>
+              <w:t>Hệ thống hiển thị doanh thu theo từng tháng.</w:t>
             </w:r>
           </w:p>
           <w:p>
@@ -13848,13 +13301,7 @@
               <w:rPr>
                 <w:noProof/>
               </w:rPr>
-              <w:t>Quản trị viên</w:t>
-            </w:r>
-            <w:r>
-              <w:rPr>
-                <w:noProof/>
-              </w:rPr>
-              <w:t xml:space="preserve"> sử dụng bộ lọc ngày-tháng-năm.</w:t>
+              <w:t>Quản trị viên sử dụng bộ lọc ngày-tháng-năm.</w:t>
             </w:r>
           </w:p>
           <w:p>
@@ -13875,13 +13322,7 @@
               <w:rPr>
                 <w:noProof/>
               </w:rPr>
-              <w:t>Hệ thống hiển thị doanh thu theo</w:t>
-            </w:r>
-            <w:r>
-              <w:rPr>
-                <w:noProof/>
-              </w:rPr>
-              <w:t xml:space="preserve"> bộ lọc đã chọn.</w:t>
+              <w:t>Hệ thống hiển thị doanh thu theo bộ lọc đã chọn.</w:t>
             </w:r>
           </w:p>
           <w:p>
@@ -13902,25 +13343,7 @@
               <w:rPr>
                 <w:noProof/>
               </w:rPr>
-              <w:t>Quản trị viên xem về</w:t>
-            </w:r>
-            <w:r>
-              <w:rPr>
-                <w:noProof/>
-              </w:rPr>
-              <w:t xml:space="preserve"> </w:t>
-            </w:r>
-            <w:r>
-              <w:rPr>
-                <w:noProof/>
-              </w:rPr>
-              <w:t>tần suất từng đầu sách theo tháng</w:t>
-            </w:r>
-            <w:r>
-              <w:rPr>
-                <w:noProof/>
-              </w:rPr>
-              <w:t>.</w:t>
+              <w:t>Quản trị viên xem về tần suất từng đầu sách theo tháng.</w:t>
             </w:r>
           </w:p>
           <w:p>
@@ -14034,13 +13457,7 @@
               <w:rPr>
                 <w:noProof/>
               </w:rPr>
-              <w:t>tần suất từng đầu sách</w:t>
-            </w:r>
-            <w:r>
-              <w:rPr>
-                <w:noProof/>
-              </w:rPr>
-              <w:t xml:space="preserve"> </w:t>
+              <w:t xml:space="preserve">tần suất từng đầu sách </w:t>
             </w:r>
             <w:r>
               <w:rPr>
@@ -14698,14 +14115,7 @@
           <w:rFonts w:cs="Times New Roman"/>
           <w:lang w:val="en-US"/>
         </w:rPr>
-        <w:t xml:space="preserve"> chức năng </w:t>
-      </w:r>
-      <w:r>
-        <w:rPr>
-          <w:rFonts w:cs="Times New Roman"/>
-          <w:lang w:val="en-US"/>
-        </w:rPr>
-        <w:t>tra cứu sách</w:t>
+        <w:t xml:space="preserve"> chức năng tra cứu sách</w:t>
       </w:r>
     </w:p>
     <w:p>
@@ -14919,14 +14329,7 @@
           <w:rFonts w:cs="Times New Roman"/>
           <w:lang w:val="en-US"/>
         </w:rPr>
-        <w:t xml:space="preserve"> chức năng </w:t>
-      </w:r>
-      <w:r>
-        <w:rPr>
-          <w:rFonts w:cs="Times New Roman"/>
-          <w:lang w:val="en-US"/>
-        </w:rPr>
-        <w:t>thanh toán đơn hàng</w:t>
+        <w:t xml:space="preserve"> chức năng thanh toán đơn hàng</w:t>
       </w:r>
     </w:p>
     <w:p>
@@ -15120,14 +14523,7 @@
           <w:rFonts w:cs="Times New Roman"/>
           <w:lang w:val="en-US"/>
         </w:rPr>
-        <w:t xml:space="preserve"> chức năng </w:t>
-      </w:r>
-      <w:r>
-        <w:rPr>
-          <w:rFonts w:cs="Times New Roman"/>
-          <w:lang w:val="en-US"/>
-        </w:rPr>
-        <w:t>nhập sách vào kho</w:t>
+        <w:t xml:space="preserve"> chức năng nhập sách vào kho</w:t>
       </w:r>
     </w:p>
     <w:p>
@@ -15337,14 +14733,7 @@
           <w:rFonts w:cs="Times New Roman"/>
           <w:lang w:val="en-US"/>
         </w:rPr>
-        <w:t xml:space="preserve"> chức năng </w:t>
-      </w:r>
-      <w:r>
-        <w:rPr>
-          <w:rFonts w:cs="Times New Roman"/>
-          <w:lang w:val="en-US"/>
-        </w:rPr>
-        <w:t>quản trị sách</w:t>
+        <w:t xml:space="preserve"> chức năng quản trị sách</w:t>
       </w:r>
     </w:p>
     <w:p>
@@ -15554,14 +14943,7 @@
           <w:rFonts w:cs="Times New Roman"/>
           <w:lang w:val="en-US"/>
         </w:rPr>
-        <w:t xml:space="preserve"> chức năng </w:t>
-      </w:r>
-      <w:r>
-        <w:rPr>
-          <w:rFonts w:cs="Times New Roman"/>
-          <w:lang w:val="en-US"/>
-        </w:rPr>
-        <w:t>xem thống kê và báo cáo</w:t>
+        <w:t xml:space="preserve"> chức năng xem thống kê và báo cáo</w:t>
       </w:r>
     </w:p>
     <w:p>
@@ -17925,15 +17307,6 @@
   </w:num>
   <w:num w:numId="22">
     <w:abstractNumId w:val="7"/>
-    <w:lvlOverride w:ilvl="0"/>
-    <w:lvlOverride w:ilvl="1"/>
-    <w:lvlOverride w:ilvl="2"/>
-    <w:lvlOverride w:ilvl="3"/>
-    <w:lvlOverride w:ilvl="4"/>
-    <w:lvlOverride w:ilvl="5"/>
-    <w:lvlOverride w:ilvl="6"/>
-    <w:lvlOverride w:ilvl="7"/>
-    <w:lvlOverride w:ilvl="8"/>
   </w:num>
   <w:num w:numId="23">
     <w:abstractNumId w:val="4"/>

--- a/bai-tap/bai-tap-nhom/Bài tập nhóm - Quản lý nhà sách/Báo cáo Bài tập nhóm - Quản lý nhà sách.docx
+++ b/bai-tap/bai-tap-nhom/Bài tập nhóm - Quản lý nhà sách/Báo cáo Bài tập nhóm - Quản lý nhà sách.docx
@@ -13,10 +13,10 @@
           <w:szCs w:val="26"/>
         </w:rPr>
       </w:pPr>
-      <w:bookmarkStart w:id="0" w:name="_Toc51060025"/>
+      <w:bookmarkStart w:id="0" w:name="_Hlk93040589"/>
       <w:bookmarkStart w:id="1" w:name="_Toc51061469"/>
-      <w:bookmarkStart w:id="2" w:name="_Hlk93040589"/>
-      <w:bookmarkEnd w:id="2"/>
+      <w:bookmarkStart w:id="2" w:name="_Toc51060025"/>
+      <w:bookmarkEnd w:id="0"/>
       <w:r>
         <w:rPr>
           <w:rFonts w:cs="Times New Roman"/>
@@ -525,8 +525,8 @@
         <w:t xml:space="preserve"> </w:t>
       </w:r>
     </w:p>
+    <w:bookmarkEnd w:id="2" w:displacedByCustomXml="next"/>
     <w:bookmarkEnd w:id="1" w:displacedByCustomXml="next"/>
-    <w:bookmarkEnd w:id="0" w:displacedByCustomXml="next"/>
     <w:bookmarkStart w:id="3" w:name="_Toc49105236" w:displacedByCustomXml="next"/>
     <w:sdt>
       <w:sdtPr>
@@ -6028,14 +6028,7 @@
           <w:rFonts w:cs="Times New Roman"/>
           <w:noProof/>
         </w:rPr>
-        <w:t>Use Case Diagram</w:t>
-      </w:r>
-      <w:r>
-        <w:rPr>
-          <w:rFonts w:cs="Times New Roman"/>
-          <w:noProof/>
-        </w:rPr>
-        <w:t xml:space="preserve"> </w:t>
+        <w:t xml:space="preserve">Use Case Diagram </w:t>
       </w:r>
       <w:r>
         <w:rPr>
@@ -8826,15 +8819,7 @@
                 <w:szCs w:val="26"/>
                 <w:lang w:val="en-US"/>
               </w:rPr>
-              <w:t xml:space="preserve"> </w:t>
-            </w:r>
-            <w:r>
-              <w:rPr>
-                <w:noProof/>
-                <w:szCs w:val="26"/>
-                <w:lang w:val="en-US"/>
-              </w:rPr>
-              <w:t>thực (</w:t>
+              <w:t xml:space="preserve"> thực (</w:t>
             </w:r>
             <w:r>
               <w:rPr>
@@ -12828,6 +12813,7 @@
                 <w:szCs w:val="26"/>
                 <w:lang w:val="en-US"/>
               </w:rPr>
+              <w:lastRenderedPageBreak/>
               <w:t>Luồng ngoại lệ</w:t>
             </w:r>
           </w:p>
@@ -14616,6 +14602,7 @@
                 <w:szCs w:val="26"/>
                 <w:lang w:val="en-US"/>
               </w:rPr>
+              <w:lastRenderedPageBreak/>
               <w:t>Luồng ngoại lệ</w:t>
             </w:r>
           </w:p>
@@ -14818,14 +14805,7 @@
                 <w:noProof/>
                 <w:lang w:val="en-US"/>
               </w:rPr>
-              <w:t xml:space="preserve"> </w:t>
-            </w:r>
-            <w:r>
-              <w:rPr>
-                <w:noProof/>
-                <w:lang w:val="en-US"/>
-              </w:rPr>
-              <w:t>khách hàng không đến lấy sách và thanh toán</w:t>
+              <w:t xml:space="preserve"> khách hàng không đến lấy sách và thanh toán</w:t>
             </w:r>
             <w:r>
               <w:rPr>
@@ -20070,6 +20050,7 @@
                 <w:szCs w:val="26"/>
                 <w:lang w:val="en-US"/>
               </w:rPr>
+              <w:lastRenderedPageBreak/>
               <w:t>Luồng thay thế</w:t>
             </w:r>
           </w:p>
@@ -22712,13 +22693,7 @@
         <w:rPr>
           <w:rFonts w:cs="Times New Roman"/>
         </w:rPr>
-        <w:t>Sequence Diagram</w:t>
-      </w:r>
-      <w:r>
-        <w:rPr>
-          <w:rFonts w:cs="Times New Roman"/>
-        </w:rPr>
-        <w:t xml:space="preserve"> </w:t>
+        <w:t xml:space="preserve">Sequence Diagram </w:t>
       </w:r>
       <w:r>
         <w:rPr>
@@ -22944,13 +22919,7 @@
         <w:rPr>
           <w:rFonts w:cs="Times New Roman"/>
         </w:rPr>
-        <w:t>Sequence Diagram</w:t>
-      </w:r>
-      <w:r>
-        <w:rPr>
-          <w:rFonts w:cs="Times New Roman"/>
-        </w:rPr>
-        <w:t xml:space="preserve"> </w:t>
+        <w:t xml:space="preserve">Sequence Diagram </w:t>
       </w:r>
       <w:r>
         <w:rPr>
@@ -23176,13 +23145,7 @@
         <w:rPr>
           <w:rFonts w:cs="Times New Roman"/>
         </w:rPr>
-        <w:t>Sequence Diagram</w:t>
-      </w:r>
-      <w:r>
-        <w:rPr>
-          <w:rFonts w:cs="Times New Roman"/>
-        </w:rPr>
-        <w:t xml:space="preserve"> </w:t>
+        <w:t xml:space="preserve">Sequence Diagram </w:t>
       </w:r>
       <w:r>
         <w:rPr>
@@ -23384,13 +23347,7 @@
         <w:rPr>
           <w:rFonts w:cs="Times New Roman"/>
         </w:rPr>
-        <w:t>Sequence Diagram</w:t>
-      </w:r>
-      <w:r>
-        <w:rPr>
-          <w:rFonts w:cs="Times New Roman"/>
-        </w:rPr>
-        <w:t xml:space="preserve"> </w:t>
+        <w:t xml:space="preserve">Sequence Diagram </w:t>
       </w:r>
       <w:r>
         <w:rPr>
@@ -23612,13 +23569,7 @@
         <w:rPr>
           <w:rFonts w:cs="Times New Roman"/>
         </w:rPr>
-        <w:t>Sequence Diagram</w:t>
-      </w:r>
-      <w:r>
-        <w:rPr>
-          <w:rFonts w:cs="Times New Roman"/>
-        </w:rPr>
-        <w:t xml:space="preserve"> </w:t>
+        <w:t xml:space="preserve">Sequence Diagram </w:t>
       </w:r>
       <w:r>
         <w:rPr>
@@ -23844,13 +23795,7 @@
         <w:rPr>
           <w:rFonts w:cs="Times New Roman"/>
         </w:rPr>
-        <w:t>Sequence Diagram</w:t>
-      </w:r>
-      <w:r>
-        <w:rPr>
-          <w:rFonts w:cs="Times New Roman"/>
-        </w:rPr>
-        <w:t xml:space="preserve"> </w:t>
+        <w:t xml:space="preserve">Sequence Diagram </w:t>
       </w:r>
       <w:r>
         <w:rPr>
@@ -23992,45 +23937,25 @@
       <w:r>
         <w:t xml:space="preserve">Hình </w:t>
       </w:r>
-      <w:r>
-        <w:fldChar w:fldCharType="begin"/>
-      </w:r>
-      <w:r>
-        <w:instrText xml:space="preserve"> STYLEREF 1 \s </w:instrText>
-      </w:r>
-      <w:r>
-        <w:fldChar w:fldCharType="separate"/>
-      </w:r>
-      <w:r>
-        <w:rPr>
-          <w:noProof/>
-        </w:rPr>
-        <w:t>4</w:t>
-      </w:r>
-      <w:r>
-        <w:fldChar w:fldCharType="end"/>
-      </w:r>
+      <w:fldSimple w:instr=" STYLEREF 1 \s ">
+        <w:r>
+          <w:rPr>
+            <w:noProof/>
+          </w:rPr>
+          <w:t>4</w:t>
+        </w:r>
+      </w:fldSimple>
       <w:r>
         <w:t>.</w:t>
       </w:r>
-      <w:r>
-        <w:fldChar w:fldCharType="begin"/>
-      </w:r>
-      <w:r>
-        <w:instrText xml:space="preserve"> SEQ Hình \* ARABIC \s 1 </w:instrText>
-      </w:r>
-      <w:r>
-        <w:fldChar w:fldCharType="separate"/>
-      </w:r>
-      <w:r>
-        <w:rPr>
-          <w:noProof/>
-        </w:rPr>
-        <w:t>9</w:t>
-      </w:r>
-      <w:r>
-        <w:fldChar w:fldCharType="end"/>
-      </w:r>
+      <w:fldSimple w:instr=" SEQ Hình \* ARABIC \s 1 ">
+        <w:r>
+          <w:rPr>
+            <w:noProof/>
+          </w:rPr>
+          <w:t>9</w:t>
+        </w:r>
+      </w:fldSimple>
       <w:r>
         <w:rPr>
           <w:noProof/>

--- a/bai-tap/bai-tap-nhom/Bài tập nhóm - Quản lý nhà sách/Báo cáo Bài tập nhóm - Quản lý nhà sách.docx
+++ b/bai-tap/bai-tap-nhom/Bài tập nhóm - Quản lý nhà sách/Báo cáo Bài tập nhóm - Quản lý nhà sách.docx
@@ -14,8 +14,8 @@
         </w:rPr>
       </w:pPr>
       <w:bookmarkStart w:id="0" w:name="_Hlk93040589"/>
-      <w:bookmarkStart w:id="1" w:name="_Toc51061469"/>
-      <w:bookmarkStart w:id="2" w:name="_Toc51060025"/>
+      <w:bookmarkStart w:id="1" w:name="_Toc51060025"/>
+      <w:bookmarkStart w:id="2" w:name="_Toc51061469"/>
       <w:bookmarkEnd w:id="0"/>
       <w:r>
         <w:rPr>
@@ -23874,10 +23874,10 @@
           <w:lang w:val="en-US"/>
         </w:rPr>
         <w:drawing>
-          <wp:inline distT="0" distB="0" distL="0" distR="0" wp14:anchorId="1AF27765" wp14:editId="61849D98">
-            <wp:extent cx="5706398" cy="5768340"/>
-            <wp:effectExtent l="0" t="0" r="8890" b="3810"/>
-            <wp:docPr id="4" name="Picture 4"/>
+          <wp:inline distT="0" distB="0" distL="0" distR="0" wp14:anchorId="74A13102" wp14:editId="7C08A327">
+            <wp:extent cx="5615940" cy="5099957"/>
+            <wp:effectExtent l="0" t="0" r="3810" b="5715"/>
+            <wp:docPr id="2" name="Picture 2"/>
             <wp:cNvGraphicFramePr>
               <a:graphicFrameLocks xmlns:a="http://schemas.openxmlformats.org/drawingml/2006/main" noChangeAspect="1"/>
             </wp:cNvGraphicFramePr>
@@ -23885,7 +23885,7 @@
               <a:graphicData uri="http://schemas.openxmlformats.org/drawingml/2006/picture">
                 <pic:pic xmlns:pic="http://schemas.openxmlformats.org/drawingml/2006/picture">
                   <pic:nvPicPr>
-                    <pic:cNvPr id="0" name="Picture 3"/>
+                    <pic:cNvPr id="0" name="Picture 1"/>
                     <pic:cNvPicPr>
                       <a:picLocks noChangeAspect="1" noChangeArrowheads="1"/>
                     </pic:cNvPicPr>
@@ -23898,13 +23898,13 @@
                         </a:ext>
                       </a:extLst>
                     </a:blip>
-                    <a:srcRect r="3026" b="2869"/>
+                    <a:srcRect r="2384" b="2578"/>
                     <a:stretch/>
                   </pic:blipFill>
                   <pic:spPr bwMode="auto">
                     <a:xfrm>
                       <a:off x="0" y="0"/>
-                      <a:ext cx="5707368" cy="5769321"/>
+                      <a:ext cx="5615940" cy="5099957"/>
                     </a:xfrm>
                     <a:prstGeom prst="rect">
                       <a:avLst/>
@@ -23937,25 +23937,51 @@
       <w:r>
         <w:t xml:space="preserve">Hình </w:t>
       </w:r>
-      <w:fldSimple w:instr=" STYLEREF 1 \s ">
-        <w:r>
-          <w:rPr>
-            <w:noProof/>
-          </w:rPr>
-          <w:t>4</w:t>
-        </w:r>
-      </w:fldSimple>
+      <w:r>
+        <w:fldChar w:fldCharType="begin"/>
+      </w:r>
+      <w:r>
+        <w:instrText xml:space="preserve"> STYLEREF 1 \s </w:instrText>
+      </w:r>
+      <w:r>
+        <w:fldChar w:fldCharType="separate"/>
+      </w:r>
+      <w:r>
+        <w:rPr>
+          <w:noProof/>
+        </w:rPr>
+        <w:t>4</w:t>
+      </w:r>
+      <w:r>
+        <w:rPr>
+          <w:noProof/>
+        </w:rPr>
+        <w:fldChar w:fldCharType="end"/>
+      </w:r>
       <w:r>
         <w:t>.</w:t>
       </w:r>
-      <w:fldSimple w:instr=" SEQ Hình \* ARABIC \s 1 ">
-        <w:r>
-          <w:rPr>
-            <w:noProof/>
-          </w:rPr>
-          <w:t>9</w:t>
-        </w:r>
-      </w:fldSimple>
+      <w:r>
+        <w:fldChar w:fldCharType="begin"/>
+      </w:r>
+      <w:r>
+        <w:instrText xml:space="preserve"> SEQ Hình \* ARABIC \s 1 </w:instrText>
+      </w:r>
+      <w:r>
+        <w:fldChar w:fldCharType="separate"/>
+      </w:r>
+      <w:r>
+        <w:rPr>
+          <w:noProof/>
+        </w:rPr>
+        <w:t>9</w:t>
+      </w:r>
+      <w:r>
+        <w:rPr>
+          <w:noProof/>
+        </w:rPr>
+        <w:fldChar w:fldCharType="end"/>
+      </w:r>
       <w:r>
         <w:rPr>
           <w:noProof/>

--- a/bai-tap/bai-tap-nhom/Bài tập nhóm - Quản lý nhà sách/Báo cáo Bài tập nhóm - Quản lý nhà sách.docx
+++ b/bai-tap/bai-tap-nhom/Bài tập nhóm - Quản lý nhà sách/Báo cáo Bài tập nhóm - Quản lý nhà sách.docx
@@ -596,7 +596,7 @@
             </w:rPr>
             <w:fldChar w:fldCharType="separate"/>
           </w:r>
-          <w:hyperlink w:anchor="_Toc93041068" w:history="1">
+          <w:hyperlink w:anchor="_Toc93142506" w:history="1">
             <w:r>
               <w:rPr>
                 <w:rStyle w:val="Hyperlink"/>
@@ -641,7 +641,7 @@
                 <w:noProof/>
                 <w:webHidden/>
               </w:rPr>
-              <w:instrText xml:space="preserve"> PAGEREF _Toc93041068 \h </w:instrText>
+              <w:instrText xml:space="preserve"> PAGEREF _Toc93142506 \h </w:instrText>
             </w:r>
             <w:r>
               <w:rPr>
@@ -661,7 +661,7 @@
                 <w:noProof/>
                 <w:webHidden/>
               </w:rPr>
-              <w:t>5</w:t>
+              <w:t>6</w:t>
             </w:r>
             <w:r>
               <w:rPr>
@@ -686,7 +686,7 @@
               <w:lang w:val="vi-VN" w:eastAsia="vi-VN"/>
             </w:rPr>
           </w:pPr>
-          <w:hyperlink w:anchor="_Toc93041069" w:history="1">
+          <w:hyperlink w:anchor="_Toc93142507" w:history="1">
             <w:r>
               <w:rPr>
                 <w:rStyle w:val="Hyperlink"/>
@@ -731,7 +731,7 @@
                 <w:noProof/>
                 <w:webHidden/>
               </w:rPr>
-              <w:instrText xml:space="preserve"> PAGEREF _Toc93041069 \h </w:instrText>
+              <w:instrText xml:space="preserve"> PAGEREF _Toc93142507 \h </w:instrText>
             </w:r>
             <w:r>
               <w:rPr>
@@ -751,7 +751,7 @@
                 <w:noProof/>
                 <w:webHidden/>
               </w:rPr>
-              <w:t>6</w:t>
+              <w:t>7</w:t>
             </w:r>
             <w:r>
               <w:rPr>
@@ -776,7 +776,7 @@
               <w:lang w:val="vi-VN" w:eastAsia="vi-VN"/>
             </w:rPr>
           </w:pPr>
-          <w:hyperlink w:anchor="_Toc93041070" w:history="1">
+          <w:hyperlink w:anchor="_Toc93142508" w:history="1">
             <w:r>
               <w:rPr>
                 <w:rStyle w:val="Hyperlink"/>
@@ -821,7 +821,7 @@
                 <w:noProof/>
                 <w:webHidden/>
               </w:rPr>
-              <w:instrText xml:space="preserve"> PAGEREF _Toc93041070 \h </w:instrText>
+              <w:instrText xml:space="preserve"> PAGEREF _Toc93142508 \h </w:instrText>
             </w:r>
             <w:r>
               <w:rPr>
@@ -841,7 +841,7 @@
                 <w:noProof/>
                 <w:webHidden/>
               </w:rPr>
-              <w:t>6</w:t>
+              <w:t>7</w:t>
             </w:r>
             <w:r>
               <w:rPr>
@@ -866,7 +866,7 @@
               <w:lang w:val="vi-VN" w:eastAsia="vi-VN"/>
             </w:rPr>
           </w:pPr>
-          <w:hyperlink w:anchor="_Toc93041071" w:history="1">
+          <w:hyperlink w:anchor="_Toc93142509" w:history="1">
             <w:r>
               <w:rPr>
                 <w:rStyle w:val="Hyperlink"/>
@@ -911,7 +911,7 @@
                 <w:noProof/>
                 <w:webHidden/>
               </w:rPr>
-              <w:instrText xml:space="preserve"> PAGEREF _Toc93041071 \h </w:instrText>
+              <w:instrText xml:space="preserve"> PAGEREF _Toc93142509 \h </w:instrText>
             </w:r>
             <w:r>
               <w:rPr>
@@ -931,7 +931,7 @@
                 <w:noProof/>
                 <w:webHidden/>
               </w:rPr>
-              <w:t>9</w:t>
+              <w:t>10</w:t>
             </w:r>
             <w:r>
               <w:rPr>
@@ -956,7 +956,7 @@
               <w:lang w:eastAsia="vi-VN"/>
             </w:rPr>
           </w:pPr>
-          <w:hyperlink w:anchor="_Toc93041072" w:history="1">
+          <w:hyperlink w:anchor="_Toc93142510" w:history="1">
             <w:r>
               <w:rPr>
                 <w:rStyle w:val="Hyperlink"/>
@@ -999,7 +999,7 @@
                 <w:noProof/>
                 <w:webHidden/>
               </w:rPr>
-              <w:instrText xml:space="preserve"> PAGEREF _Toc93041072 \h </w:instrText>
+              <w:instrText xml:space="preserve"> PAGEREF _Toc93142510 \h </w:instrText>
             </w:r>
             <w:r>
               <w:rPr>
@@ -1019,7 +1019,7 @@
                 <w:noProof/>
                 <w:webHidden/>
               </w:rPr>
-              <w:t>9</w:t>
+              <w:t>10</w:t>
             </w:r>
             <w:r>
               <w:rPr>
@@ -1044,7 +1044,7 @@
               <w:lang w:eastAsia="vi-VN"/>
             </w:rPr>
           </w:pPr>
-          <w:hyperlink w:anchor="_Toc93041073" w:history="1">
+          <w:hyperlink w:anchor="_Toc93142511" w:history="1">
             <w:r>
               <w:rPr>
                 <w:rStyle w:val="Hyperlink"/>
@@ -1087,7 +1087,7 @@
                 <w:noProof/>
                 <w:webHidden/>
               </w:rPr>
-              <w:instrText xml:space="preserve"> PAGEREF _Toc93041073 \h </w:instrText>
+              <w:instrText xml:space="preserve"> PAGEREF _Toc93142511 \h </w:instrText>
             </w:r>
             <w:r>
               <w:rPr>
@@ -1107,7 +1107,7 @@
                 <w:noProof/>
                 <w:webHidden/>
               </w:rPr>
-              <w:t>9</w:t>
+              <w:t>10</w:t>
             </w:r>
             <w:r>
               <w:rPr>
@@ -1132,7 +1132,7 @@
               <w:lang w:eastAsia="vi-VN"/>
             </w:rPr>
           </w:pPr>
-          <w:hyperlink w:anchor="_Toc93041074" w:history="1">
+          <w:hyperlink w:anchor="_Toc93142512" w:history="1">
             <w:r>
               <w:rPr>
                 <w:rStyle w:val="Hyperlink"/>
@@ -1175,7 +1175,7 @@
                 <w:noProof/>
                 <w:webHidden/>
               </w:rPr>
-              <w:instrText xml:space="preserve"> PAGEREF _Toc93041074 \h </w:instrText>
+              <w:instrText xml:space="preserve"> PAGEREF _Toc93142512 \h </w:instrText>
             </w:r>
             <w:r>
               <w:rPr>
@@ -1195,7 +1195,7 @@
                 <w:noProof/>
                 <w:webHidden/>
               </w:rPr>
-              <w:t>27</w:t>
+              <w:t>28</w:t>
             </w:r>
             <w:r>
               <w:rPr>
@@ -1220,7 +1220,7 @@
               <w:lang w:eastAsia="vi-VN"/>
             </w:rPr>
           </w:pPr>
-          <w:hyperlink w:anchor="_Toc93041075" w:history="1">
+          <w:hyperlink w:anchor="_Toc93142513" w:history="1">
             <w:r>
               <w:rPr>
                 <w:rStyle w:val="Hyperlink"/>
@@ -1263,7 +1263,7 @@
                 <w:noProof/>
                 <w:webHidden/>
               </w:rPr>
-              <w:instrText xml:space="preserve"> PAGEREF _Toc93041075 \h </w:instrText>
+              <w:instrText xml:space="preserve"> PAGEREF _Toc93142513 \h </w:instrText>
             </w:r>
             <w:r>
               <w:rPr>
@@ -1283,7 +1283,7 @@
                 <w:noProof/>
                 <w:webHidden/>
               </w:rPr>
-              <w:t>28</w:t>
+              <w:t>29</w:t>
             </w:r>
             <w:r>
               <w:rPr>
@@ -1308,7 +1308,7 @@
               <w:lang w:eastAsia="vi-VN"/>
             </w:rPr>
           </w:pPr>
-          <w:hyperlink w:anchor="_Toc93041076" w:history="1">
+          <w:hyperlink w:anchor="_Toc93142514" w:history="1">
             <w:r>
               <w:rPr>
                 <w:rStyle w:val="Hyperlink"/>
@@ -1351,7 +1351,7 @@
                 <w:noProof/>
                 <w:webHidden/>
               </w:rPr>
-              <w:instrText xml:space="preserve"> PAGEREF _Toc93041076 \h </w:instrText>
+              <w:instrText xml:space="preserve"> PAGEREF _Toc93142514 \h </w:instrText>
             </w:r>
             <w:r>
               <w:rPr>
@@ -1371,7 +1371,7 @@
                 <w:noProof/>
                 <w:webHidden/>
               </w:rPr>
-              <w:t>34</w:t>
+              <w:t>35</w:t>
             </w:r>
             <w:r>
               <w:rPr>
@@ -1396,7 +1396,7 @@
               <w:lang w:eastAsia="vi-VN"/>
             </w:rPr>
           </w:pPr>
-          <w:hyperlink w:anchor="_Toc93041077" w:history="1">
+          <w:hyperlink w:anchor="_Toc93142515" w:history="1">
             <w:r>
               <w:rPr>
                 <w:rStyle w:val="Hyperlink"/>
@@ -1439,7 +1439,7 @@
                 <w:noProof/>
                 <w:webHidden/>
               </w:rPr>
-              <w:instrText xml:space="preserve"> PAGEREF _Toc93041077 \h </w:instrText>
+              <w:instrText xml:space="preserve"> PAGEREF _Toc93142515 \h </w:instrText>
             </w:r>
             <w:r>
               <w:rPr>
@@ -1459,7 +1459,7 @@
                 <w:noProof/>
                 <w:webHidden/>
               </w:rPr>
-              <w:t>34</w:t>
+              <w:t>35</w:t>
             </w:r>
             <w:r>
               <w:rPr>
@@ -1484,7 +1484,7 @@
               <w:lang w:val="vi-VN" w:eastAsia="vi-VN"/>
             </w:rPr>
           </w:pPr>
-          <w:hyperlink w:anchor="_Toc93041078" w:history="1">
+          <w:hyperlink w:anchor="_Toc93142516" w:history="1">
             <w:r>
               <w:rPr>
                 <w:rStyle w:val="Hyperlink"/>
@@ -1508,6 +1508,1944 @@
                 <w:rStyle w:val="Hyperlink"/>
                 <w:noProof/>
               </w:rPr>
+              <w:t>THIẾT KẾ VÀ XỬ LÝ GIAO DIỆN</w:t>
+            </w:r>
+            <w:r>
+              <w:rPr>
+                <w:noProof/>
+                <w:webHidden/>
+              </w:rPr>
+              <w:tab/>
+            </w:r>
+            <w:r>
+              <w:rPr>
+                <w:noProof/>
+                <w:webHidden/>
+              </w:rPr>
+              <w:fldChar w:fldCharType="begin"/>
+            </w:r>
+            <w:r>
+              <w:rPr>
+                <w:noProof/>
+                <w:webHidden/>
+              </w:rPr>
+              <w:instrText xml:space="preserve"> PAGEREF _Toc93142516 \h </w:instrText>
+            </w:r>
+            <w:r>
+              <w:rPr>
+                <w:noProof/>
+                <w:webHidden/>
+              </w:rPr>
+            </w:r>
+            <w:r>
+              <w:rPr>
+                <w:noProof/>
+                <w:webHidden/>
+              </w:rPr>
+              <w:fldChar w:fldCharType="separate"/>
+            </w:r>
+            <w:r>
+              <w:rPr>
+                <w:noProof/>
+                <w:webHidden/>
+              </w:rPr>
+              <w:t>36</w:t>
+            </w:r>
+            <w:r>
+              <w:rPr>
+                <w:noProof/>
+                <w:webHidden/>
+              </w:rPr>
+              <w:fldChar w:fldCharType="end"/>
+            </w:r>
+          </w:hyperlink>
+        </w:p>
+        <w:p>
+          <w:pPr>
+            <w:pStyle w:val="TOC2"/>
+            <w:tabs>
+              <w:tab w:val="left" w:pos="880"/>
+              <w:tab w:val="right" w:leader="dot" w:pos="9061"/>
+            </w:tabs>
+            <w:rPr>
+              <w:rFonts w:asciiTheme="minorHAnsi" w:eastAsiaTheme="minorEastAsia" w:hAnsiTheme="minorHAnsi"/>
+              <w:noProof/>
+              <w:sz w:val="22"/>
+              <w:lang w:eastAsia="vi-VN"/>
+            </w:rPr>
+          </w:pPr>
+          <w:hyperlink w:anchor="_Toc93142517" w:history="1">
+            <w:r>
+              <w:rPr>
+                <w:rStyle w:val="Hyperlink"/>
+                <w:noProof/>
+              </w:rPr>
+              <w:t>5.1.</w:t>
+            </w:r>
+            <w:r>
+              <w:rPr>
+                <w:rFonts w:asciiTheme="minorHAnsi" w:eastAsiaTheme="minorEastAsia" w:hAnsiTheme="minorHAnsi"/>
+                <w:noProof/>
+                <w:sz w:val="22"/>
+                <w:lang w:eastAsia="vi-VN"/>
+              </w:rPr>
+              <w:tab/>
+            </w:r>
+            <w:r>
+              <w:rPr>
+                <w:rStyle w:val="Hyperlink"/>
+                <w:noProof/>
+              </w:rPr>
+              <w:t>Đăng nhập tài khoản</w:t>
+            </w:r>
+            <w:r>
+              <w:rPr>
+                <w:noProof/>
+                <w:webHidden/>
+              </w:rPr>
+              <w:tab/>
+            </w:r>
+            <w:r>
+              <w:rPr>
+                <w:noProof/>
+                <w:webHidden/>
+              </w:rPr>
+              <w:fldChar w:fldCharType="begin"/>
+            </w:r>
+            <w:r>
+              <w:rPr>
+                <w:noProof/>
+                <w:webHidden/>
+              </w:rPr>
+              <w:instrText xml:space="preserve"> PAGEREF _Toc93142517 \h </w:instrText>
+            </w:r>
+            <w:r>
+              <w:rPr>
+                <w:noProof/>
+                <w:webHidden/>
+              </w:rPr>
+            </w:r>
+            <w:r>
+              <w:rPr>
+                <w:noProof/>
+                <w:webHidden/>
+              </w:rPr>
+              <w:fldChar w:fldCharType="separate"/>
+            </w:r>
+            <w:r>
+              <w:rPr>
+                <w:noProof/>
+                <w:webHidden/>
+              </w:rPr>
+              <w:t>36</w:t>
+            </w:r>
+            <w:r>
+              <w:rPr>
+                <w:noProof/>
+                <w:webHidden/>
+              </w:rPr>
+              <w:fldChar w:fldCharType="end"/>
+            </w:r>
+          </w:hyperlink>
+        </w:p>
+        <w:p>
+          <w:pPr>
+            <w:pStyle w:val="TOC3"/>
+            <w:tabs>
+              <w:tab w:val="left" w:pos="1540"/>
+              <w:tab w:val="right" w:leader="dot" w:pos="9061"/>
+            </w:tabs>
+            <w:rPr>
+              <w:rFonts w:asciiTheme="minorHAnsi" w:eastAsiaTheme="minorEastAsia" w:hAnsiTheme="minorHAnsi"/>
+              <w:noProof/>
+              <w:sz w:val="22"/>
+              <w:lang w:eastAsia="vi-VN"/>
+            </w:rPr>
+          </w:pPr>
+          <w:hyperlink w:anchor="_Toc93142518" w:history="1">
+            <w:r>
+              <w:rPr>
+                <w:rStyle w:val="Hyperlink"/>
+                <w:noProof/>
+              </w:rPr>
+              <w:t>5.1.1.</w:t>
+            </w:r>
+            <w:r>
+              <w:rPr>
+                <w:rFonts w:asciiTheme="minorHAnsi" w:eastAsiaTheme="minorEastAsia" w:hAnsiTheme="minorHAnsi"/>
+                <w:noProof/>
+                <w:sz w:val="22"/>
+                <w:lang w:eastAsia="vi-VN"/>
+              </w:rPr>
+              <w:tab/>
+            </w:r>
+            <w:r>
+              <w:rPr>
+                <w:rStyle w:val="Hyperlink"/>
+                <w:noProof/>
+              </w:rPr>
+              <w:t>Thiết kế giao diện đăng nhập</w:t>
+            </w:r>
+            <w:r>
+              <w:rPr>
+                <w:noProof/>
+                <w:webHidden/>
+              </w:rPr>
+              <w:tab/>
+            </w:r>
+            <w:r>
+              <w:rPr>
+                <w:noProof/>
+                <w:webHidden/>
+              </w:rPr>
+              <w:fldChar w:fldCharType="begin"/>
+            </w:r>
+            <w:r>
+              <w:rPr>
+                <w:noProof/>
+                <w:webHidden/>
+              </w:rPr>
+              <w:instrText xml:space="preserve"> PAGEREF _Toc93142518 \h </w:instrText>
+            </w:r>
+            <w:r>
+              <w:rPr>
+                <w:noProof/>
+                <w:webHidden/>
+              </w:rPr>
+            </w:r>
+            <w:r>
+              <w:rPr>
+                <w:noProof/>
+                <w:webHidden/>
+              </w:rPr>
+              <w:fldChar w:fldCharType="separate"/>
+            </w:r>
+            <w:r>
+              <w:rPr>
+                <w:noProof/>
+                <w:webHidden/>
+              </w:rPr>
+              <w:t>36</w:t>
+            </w:r>
+            <w:r>
+              <w:rPr>
+                <w:noProof/>
+                <w:webHidden/>
+              </w:rPr>
+              <w:fldChar w:fldCharType="end"/>
+            </w:r>
+          </w:hyperlink>
+        </w:p>
+        <w:p>
+          <w:pPr>
+            <w:pStyle w:val="TOC3"/>
+            <w:tabs>
+              <w:tab w:val="left" w:pos="1540"/>
+              <w:tab w:val="right" w:leader="dot" w:pos="9061"/>
+            </w:tabs>
+            <w:rPr>
+              <w:rFonts w:asciiTheme="minorHAnsi" w:eastAsiaTheme="minorEastAsia" w:hAnsiTheme="minorHAnsi"/>
+              <w:noProof/>
+              <w:sz w:val="22"/>
+              <w:lang w:eastAsia="vi-VN"/>
+            </w:rPr>
+          </w:pPr>
+          <w:hyperlink w:anchor="_Toc93142519" w:history="1">
+            <w:r>
+              <w:rPr>
+                <w:rStyle w:val="Hyperlink"/>
+                <w:noProof/>
+              </w:rPr>
+              <w:t>5.1.2.</w:t>
+            </w:r>
+            <w:r>
+              <w:rPr>
+                <w:rFonts w:asciiTheme="minorHAnsi" w:eastAsiaTheme="minorEastAsia" w:hAnsiTheme="minorHAnsi"/>
+                <w:noProof/>
+                <w:sz w:val="22"/>
+                <w:lang w:eastAsia="vi-VN"/>
+              </w:rPr>
+              <w:tab/>
+            </w:r>
+            <w:r>
+              <w:rPr>
+                <w:rStyle w:val="Hyperlink"/>
+                <w:noProof/>
+              </w:rPr>
+              <w:t>Xử lý giao diện đăng nhập</w:t>
+            </w:r>
+            <w:r>
+              <w:rPr>
+                <w:noProof/>
+                <w:webHidden/>
+              </w:rPr>
+              <w:tab/>
+            </w:r>
+            <w:r>
+              <w:rPr>
+                <w:noProof/>
+                <w:webHidden/>
+              </w:rPr>
+              <w:fldChar w:fldCharType="begin"/>
+            </w:r>
+            <w:r>
+              <w:rPr>
+                <w:noProof/>
+                <w:webHidden/>
+              </w:rPr>
+              <w:instrText xml:space="preserve"> PAGEREF _Toc93142519 \h </w:instrText>
+            </w:r>
+            <w:r>
+              <w:rPr>
+                <w:noProof/>
+                <w:webHidden/>
+              </w:rPr>
+            </w:r>
+            <w:r>
+              <w:rPr>
+                <w:noProof/>
+                <w:webHidden/>
+              </w:rPr>
+              <w:fldChar w:fldCharType="separate"/>
+            </w:r>
+            <w:r>
+              <w:rPr>
+                <w:noProof/>
+                <w:webHidden/>
+              </w:rPr>
+              <w:t>36</w:t>
+            </w:r>
+            <w:r>
+              <w:rPr>
+                <w:noProof/>
+                <w:webHidden/>
+              </w:rPr>
+              <w:fldChar w:fldCharType="end"/>
+            </w:r>
+          </w:hyperlink>
+        </w:p>
+        <w:p>
+          <w:pPr>
+            <w:pStyle w:val="TOC2"/>
+            <w:tabs>
+              <w:tab w:val="left" w:pos="880"/>
+              <w:tab w:val="right" w:leader="dot" w:pos="9061"/>
+            </w:tabs>
+            <w:rPr>
+              <w:rFonts w:asciiTheme="minorHAnsi" w:eastAsiaTheme="minorEastAsia" w:hAnsiTheme="minorHAnsi"/>
+              <w:noProof/>
+              <w:sz w:val="22"/>
+              <w:lang w:eastAsia="vi-VN"/>
+            </w:rPr>
+          </w:pPr>
+          <w:hyperlink w:anchor="_Toc93142520" w:history="1">
+            <w:r>
+              <w:rPr>
+                <w:rStyle w:val="Hyperlink"/>
+                <w:noProof/>
+              </w:rPr>
+              <w:t>5.2.</w:t>
+            </w:r>
+            <w:r>
+              <w:rPr>
+                <w:rFonts w:asciiTheme="minorHAnsi" w:eastAsiaTheme="minorEastAsia" w:hAnsiTheme="minorHAnsi"/>
+                <w:noProof/>
+                <w:sz w:val="22"/>
+                <w:lang w:eastAsia="vi-VN"/>
+              </w:rPr>
+              <w:tab/>
+            </w:r>
+            <w:r>
+              <w:rPr>
+                <w:rStyle w:val="Hyperlink"/>
+                <w:noProof/>
+              </w:rPr>
+              <w:t>Đăng ký người dùng</w:t>
+            </w:r>
+            <w:r>
+              <w:rPr>
+                <w:noProof/>
+                <w:webHidden/>
+              </w:rPr>
+              <w:tab/>
+            </w:r>
+            <w:r>
+              <w:rPr>
+                <w:noProof/>
+                <w:webHidden/>
+              </w:rPr>
+              <w:fldChar w:fldCharType="begin"/>
+            </w:r>
+            <w:r>
+              <w:rPr>
+                <w:noProof/>
+                <w:webHidden/>
+              </w:rPr>
+              <w:instrText xml:space="preserve"> PAGEREF _Toc93142520 \h </w:instrText>
+            </w:r>
+            <w:r>
+              <w:rPr>
+                <w:noProof/>
+                <w:webHidden/>
+              </w:rPr>
+            </w:r>
+            <w:r>
+              <w:rPr>
+                <w:noProof/>
+                <w:webHidden/>
+              </w:rPr>
+              <w:fldChar w:fldCharType="separate"/>
+            </w:r>
+            <w:r>
+              <w:rPr>
+                <w:noProof/>
+                <w:webHidden/>
+              </w:rPr>
+              <w:t>37</w:t>
+            </w:r>
+            <w:r>
+              <w:rPr>
+                <w:noProof/>
+                <w:webHidden/>
+              </w:rPr>
+              <w:fldChar w:fldCharType="end"/>
+            </w:r>
+          </w:hyperlink>
+        </w:p>
+        <w:p>
+          <w:pPr>
+            <w:pStyle w:val="TOC3"/>
+            <w:tabs>
+              <w:tab w:val="left" w:pos="1540"/>
+              <w:tab w:val="right" w:leader="dot" w:pos="9061"/>
+            </w:tabs>
+            <w:rPr>
+              <w:rFonts w:asciiTheme="minorHAnsi" w:eastAsiaTheme="minorEastAsia" w:hAnsiTheme="minorHAnsi"/>
+              <w:noProof/>
+              <w:sz w:val="22"/>
+              <w:lang w:eastAsia="vi-VN"/>
+            </w:rPr>
+          </w:pPr>
+          <w:hyperlink w:anchor="_Toc93142521" w:history="1">
+            <w:r>
+              <w:rPr>
+                <w:rStyle w:val="Hyperlink"/>
+                <w:noProof/>
+              </w:rPr>
+              <w:t>5.2.1.</w:t>
+            </w:r>
+            <w:r>
+              <w:rPr>
+                <w:rFonts w:asciiTheme="minorHAnsi" w:eastAsiaTheme="minorEastAsia" w:hAnsiTheme="minorHAnsi"/>
+                <w:noProof/>
+                <w:sz w:val="22"/>
+                <w:lang w:eastAsia="vi-VN"/>
+              </w:rPr>
+              <w:tab/>
+            </w:r>
+            <w:r>
+              <w:rPr>
+                <w:rStyle w:val="Hyperlink"/>
+                <w:noProof/>
+              </w:rPr>
+              <w:t>Thiết kế giao diện đăng ký</w:t>
+            </w:r>
+            <w:r>
+              <w:rPr>
+                <w:noProof/>
+                <w:webHidden/>
+              </w:rPr>
+              <w:tab/>
+            </w:r>
+            <w:r>
+              <w:rPr>
+                <w:noProof/>
+                <w:webHidden/>
+              </w:rPr>
+              <w:fldChar w:fldCharType="begin"/>
+            </w:r>
+            <w:r>
+              <w:rPr>
+                <w:noProof/>
+                <w:webHidden/>
+              </w:rPr>
+              <w:instrText xml:space="preserve"> PAGEREF _Toc93142521 \h </w:instrText>
+            </w:r>
+            <w:r>
+              <w:rPr>
+                <w:noProof/>
+                <w:webHidden/>
+              </w:rPr>
+            </w:r>
+            <w:r>
+              <w:rPr>
+                <w:noProof/>
+                <w:webHidden/>
+              </w:rPr>
+              <w:fldChar w:fldCharType="separate"/>
+            </w:r>
+            <w:r>
+              <w:rPr>
+                <w:noProof/>
+                <w:webHidden/>
+              </w:rPr>
+              <w:t>37</w:t>
+            </w:r>
+            <w:r>
+              <w:rPr>
+                <w:noProof/>
+                <w:webHidden/>
+              </w:rPr>
+              <w:fldChar w:fldCharType="end"/>
+            </w:r>
+          </w:hyperlink>
+        </w:p>
+        <w:p>
+          <w:pPr>
+            <w:pStyle w:val="TOC3"/>
+            <w:tabs>
+              <w:tab w:val="left" w:pos="1540"/>
+              <w:tab w:val="right" w:leader="dot" w:pos="9061"/>
+            </w:tabs>
+            <w:rPr>
+              <w:rFonts w:asciiTheme="minorHAnsi" w:eastAsiaTheme="minorEastAsia" w:hAnsiTheme="minorHAnsi"/>
+              <w:noProof/>
+              <w:sz w:val="22"/>
+              <w:lang w:eastAsia="vi-VN"/>
+            </w:rPr>
+          </w:pPr>
+          <w:hyperlink w:anchor="_Toc93142522" w:history="1">
+            <w:r>
+              <w:rPr>
+                <w:rStyle w:val="Hyperlink"/>
+                <w:noProof/>
+              </w:rPr>
+              <w:t>5.2.2.</w:t>
+            </w:r>
+            <w:r>
+              <w:rPr>
+                <w:rFonts w:asciiTheme="minorHAnsi" w:eastAsiaTheme="minorEastAsia" w:hAnsiTheme="minorHAnsi"/>
+                <w:noProof/>
+                <w:sz w:val="22"/>
+                <w:lang w:eastAsia="vi-VN"/>
+              </w:rPr>
+              <w:tab/>
+            </w:r>
+            <w:r>
+              <w:rPr>
+                <w:rStyle w:val="Hyperlink"/>
+                <w:noProof/>
+              </w:rPr>
+              <w:t>Xử lý giao diện đăng ký</w:t>
+            </w:r>
+            <w:r>
+              <w:rPr>
+                <w:noProof/>
+                <w:webHidden/>
+              </w:rPr>
+              <w:tab/>
+            </w:r>
+            <w:r>
+              <w:rPr>
+                <w:noProof/>
+                <w:webHidden/>
+              </w:rPr>
+              <w:fldChar w:fldCharType="begin"/>
+            </w:r>
+            <w:r>
+              <w:rPr>
+                <w:noProof/>
+                <w:webHidden/>
+              </w:rPr>
+              <w:instrText xml:space="preserve"> PAGEREF _Toc93142522 \h </w:instrText>
+            </w:r>
+            <w:r>
+              <w:rPr>
+                <w:noProof/>
+                <w:webHidden/>
+              </w:rPr>
+            </w:r>
+            <w:r>
+              <w:rPr>
+                <w:noProof/>
+                <w:webHidden/>
+              </w:rPr>
+              <w:fldChar w:fldCharType="separate"/>
+            </w:r>
+            <w:r>
+              <w:rPr>
+                <w:noProof/>
+                <w:webHidden/>
+              </w:rPr>
+              <w:t>37</w:t>
+            </w:r>
+            <w:r>
+              <w:rPr>
+                <w:noProof/>
+                <w:webHidden/>
+              </w:rPr>
+              <w:fldChar w:fldCharType="end"/>
+            </w:r>
+          </w:hyperlink>
+        </w:p>
+        <w:p>
+          <w:pPr>
+            <w:pStyle w:val="TOC2"/>
+            <w:tabs>
+              <w:tab w:val="left" w:pos="880"/>
+              <w:tab w:val="right" w:leader="dot" w:pos="9061"/>
+            </w:tabs>
+            <w:rPr>
+              <w:rFonts w:asciiTheme="minorHAnsi" w:eastAsiaTheme="minorEastAsia" w:hAnsiTheme="minorHAnsi"/>
+              <w:noProof/>
+              <w:sz w:val="22"/>
+              <w:lang w:eastAsia="vi-VN"/>
+            </w:rPr>
+          </w:pPr>
+          <w:hyperlink w:anchor="_Toc93142523" w:history="1">
+            <w:r>
+              <w:rPr>
+                <w:rStyle w:val="Hyperlink"/>
+                <w:noProof/>
+              </w:rPr>
+              <w:t>5.3.</w:t>
+            </w:r>
+            <w:r>
+              <w:rPr>
+                <w:rFonts w:asciiTheme="minorHAnsi" w:eastAsiaTheme="minorEastAsia" w:hAnsiTheme="minorHAnsi"/>
+                <w:noProof/>
+                <w:sz w:val="22"/>
+                <w:lang w:eastAsia="vi-VN"/>
+              </w:rPr>
+              <w:tab/>
+            </w:r>
+            <w:r>
+              <w:rPr>
+                <w:rStyle w:val="Hyperlink"/>
+                <w:noProof/>
+              </w:rPr>
+              <w:t>Tra cứu sách</w:t>
+            </w:r>
+            <w:r>
+              <w:rPr>
+                <w:noProof/>
+                <w:webHidden/>
+              </w:rPr>
+              <w:tab/>
+            </w:r>
+            <w:r>
+              <w:rPr>
+                <w:noProof/>
+                <w:webHidden/>
+              </w:rPr>
+              <w:fldChar w:fldCharType="begin"/>
+            </w:r>
+            <w:r>
+              <w:rPr>
+                <w:noProof/>
+                <w:webHidden/>
+              </w:rPr>
+              <w:instrText xml:space="preserve"> PAGEREF _Toc93142523 \h </w:instrText>
+            </w:r>
+            <w:r>
+              <w:rPr>
+                <w:noProof/>
+                <w:webHidden/>
+              </w:rPr>
+            </w:r>
+            <w:r>
+              <w:rPr>
+                <w:noProof/>
+                <w:webHidden/>
+              </w:rPr>
+              <w:fldChar w:fldCharType="separate"/>
+            </w:r>
+            <w:r>
+              <w:rPr>
+                <w:noProof/>
+                <w:webHidden/>
+              </w:rPr>
+              <w:t>38</w:t>
+            </w:r>
+            <w:r>
+              <w:rPr>
+                <w:noProof/>
+                <w:webHidden/>
+              </w:rPr>
+              <w:fldChar w:fldCharType="end"/>
+            </w:r>
+          </w:hyperlink>
+        </w:p>
+        <w:p>
+          <w:pPr>
+            <w:pStyle w:val="TOC3"/>
+            <w:tabs>
+              <w:tab w:val="left" w:pos="1540"/>
+              <w:tab w:val="right" w:leader="dot" w:pos="9061"/>
+            </w:tabs>
+            <w:rPr>
+              <w:rFonts w:asciiTheme="minorHAnsi" w:eastAsiaTheme="minorEastAsia" w:hAnsiTheme="minorHAnsi"/>
+              <w:noProof/>
+              <w:sz w:val="22"/>
+              <w:lang w:eastAsia="vi-VN"/>
+            </w:rPr>
+          </w:pPr>
+          <w:hyperlink w:anchor="_Toc93142524" w:history="1">
+            <w:r>
+              <w:rPr>
+                <w:rStyle w:val="Hyperlink"/>
+                <w:noProof/>
+              </w:rPr>
+              <w:t>5.3.1.</w:t>
+            </w:r>
+            <w:r>
+              <w:rPr>
+                <w:rFonts w:asciiTheme="minorHAnsi" w:eastAsiaTheme="minorEastAsia" w:hAnsiTheme="minorHAnsi"/>
+                <w:noProof/>
+                <w:sz w:val="22"/>
+                <w:lang w:eastAsia="vi-VN"/>
+              </w:rPr>
+              <w:tab/>
+            </w:r>
+            <w:r>
+              <w:rPr>
+                <w:rStyle w:val="Hyperlink"/>
+                <w:noProof/>
+              </w:rPr>
+              <w:t>Thiết kế giao diện tìm kiếm</w:t>
+            </w:r>
+            <w:r>
+              <w:rPr>
+                <w:noProof/>
+                <w:webHidden/>
+              </w:rPr>
+              <w:tab/>
+            </w:r>
+            <w:r>
+              <w:rPr>
+                <w:noProof/>
+                <w:webHidden/>
+              </w:rPr>
+              <w:fldChar w:fldCharType="begin"/>
+            </w:r>
+            <w:r>
+              <w:rPr>
+                <w:noProof/>
+                <w:webHidden/>
+              </w:rPr>
+              <w:instrText xml:space="preserve"> PAGEREF _Toc93142524 \h </w:instrText>
+            </w:r>
+            <w:r>
+              <w:rPr>
+                <w:noProof/>
+                <w:webHidden/>
+              </w:rPr>
+            </w:r>
+            <w:r>
+              <w:rPr>
+                <w:noProof/>
+                <w:webHidden/>
+              </w:rPr>
+              <w:fldChar w:fldCharType="separate"/>
+            </w:r>
+            <w:r>
+              <w:rPr>
+                <w:noProof/>
+                <w:webHidden/>
+              </w:rPr>
+              <w:t>38</w:t>
+            </w:r>
+            <w:r>
+              <w:rPr>
+                <w:noProof/>
+                <w:webHidden/>
+              </w:rPr>
+              <w:fldChar w:fldCharType="end"/>
+            </w:r>
+          </w:hyperlink>
+        </w:p>
+        <w:p>
+          <w:pPr>
+            <w:pStyle w:val="TOC3"/>
+            <w:tabs>
+              <w:tab w:val="left" w:pos="1540"/>
+              <w:tab w:val="right" w:leader="dot" w:pos="9061"/>
+            </w:tabs>
+            <w:rPr>
+              <w:rFonts w:asciiTheme="minorHAnsi" w:eastAsiaTheme="minorEastAsia" w:hAnsiTheme="minorHAnsi"/>
+              <w:noProof/>
+              <w:sz w:val="22"/>
+              <w:lang w:eastAsia="vi-VN"/>
+            </w:rPr>
+          </w:pPr>
+          <w:hyperlink w:anchor="_Toc93142525" w:history="1">
+            <w:r>
+              <w:rPr>
+                <w:rStyle w:val="Hyperlink"/>
+                <w:noProof/>
+              </w:rPr>
+              <w:t>5.3.2.</w:t>
+            </w:r>
+            <w:r>
+              <w:rPr>
+                <w:rFonts w:asciiTheme="minorHAnsi" w:eastAsiaTheme="minorEastAsia" w:hAnsiTheme="minorHAnsi"/>
+                <w:noProof/>
+                <w:sz w:val="22"/>
+                <w:lang w:eastAsia="vi-VN"/>
+              </w:rPr>
+              <w:tab/>
+            </w:r>
+            <w:r>
+              <w:rPr>
+                <w:rStyle w:val="Hyperlink"/>
+                <w:noProof/>
+              </w:rPr>
+              <w:t>Xử lý giao diện tìm kiếm</w:t>
+            </w:r>
+            <w:r>
+              <w:rPr>
+                <w:noProof/>
+                <w:webHidden/>
+              </w:rPr>
+              <w:tab/>
+            </w:r>
+            <w:r>
+              <w:rPr>
+                <w:noProof/>
+                <w:webHidden/>
+              </w:rPr>
+              <w:fldChar w:fldCharType="begin"/>
+            </w:r>
+            <w:r>
+              <w:rPr>
+                <w:noProof/>
+                <w:webHidden/>
+              </w:rPr>
+              <w:instrText xml:space="preserve"> PAGEREF _Toc93142525 \h </w:instrText>
+            </w:r>
+            <w:r>
+              <w:rPr>
+                <w:noProof/>
+                <w:webHidden/>
+              </w:rPr>
+            </w:r>
+            <w:r>
+              <w:rPr>
+                <w:noProof/>
+                <w:webHidden/>
+              </w:rPr>
+              <w:fldChar w:fldCharType="separate"/>
+            </w:r>
+            <w:r>
+              <w:rPr>
+                <w:noProof/>
+                <w:webHidden/>
+              </w:rPr>
+              <w:t>38</w:t>
+            </w:r>
+            <w:r>
+              <w:rPr>
+                <w:noProof/>
+                <w:webHidden/>
+              </w:rPr>
+              <w:fldChar w:fldCharType="end"/>
+            </w:r>
+          </w:hyperlink>
+        </w:p>
+        <w:p>
+          <w:pPr>
+            <w:pStyle w:val="TOC2"/>
+            <w:tabs>
+              <w:tab w:val="left" w:pos="880"/>
+              <w:tab w:val="right" w:leader="dot" w:pos="9061"/>
+            </w:tabs>
+            <w:rPr>
+              <w:rFonts w:asciiTheme="minorHAnsi" w:eastAsiaTheme="minorEastAsia" w:hAnsiTheme="minorHAnsi"/>
+              <w:noProof/>
+              <w:sz w:val="22"/>
+              <w:lang w:eastAsia="vi-VN"/>
+            </w:rPr>
+          </w:pPr>
+          <w:hyperlink w:anchor="_Toc93142526" w:history="1">
+            <w:r>
+              <w:rPr>
+                <w:rStyle w:val="Hyperlink"/>
+                <w:noProof/>
+              </w:rPr>
+              <w:t>5.4.</w:t>
+            </w:r>
+            <w:r>
+              <w:rPr>
+                <w:rFonts w:asciiTheme="minorHAnsi" w:eastAsiaTheme="minorEastAsia" w:hAnsiTheme="minorHAnsi"/>
+                <w:noProof/>
+                <w:sz w:val="22"/>
+                <w:lang w:eastAsia="vi-VN"/>
+              </w:rPr>
+              <w:tab/>
+            </w:r>
+            <w:r>
+              <w:rPr>
+                <w:rStyle w:val="Hyperlink"/>
+                <w:noProof/>
+              </w:rPr>
+              <w:t>Đặt sách</w:t>
+            </w:r>
+            <w:r>
+              <w:rPr>
+                <w:noProof/>
+                <w:webHidden/>
+              </w:rPr>
+              <w:tab/>
+            </w:r>
+            <w:r>
+              <w:rPr>
+                <w:noProof/>
+                <w:webHidden/>
+              </w:rPr>
+              <w:fldChar w:fldCharType="begin"/>
+            </w:r>
+            <w:r>
+              <w:rPr>
+                <w:noProof/>
+                <w:webHidden/>
+              </w:rPr>
+              <w:instrText xml:space="preserve"> PAGEREF _Toc93142526 \h </w:instrText>
+            </w:r>
+            <w:r>
+              <w:rPr>
+                <w:noProof/>
+                <w:webHidden/>
+              </w:rPr>
+            </w:r>
+            <w:r>
+              <w:rPr>
+                <w:noProof/>
+                <w:webHidden/>
+              </w:rPr>
+              <w:fldChar w:fldCharType="separate"/>
+            </w:r>
+            <w:r>
+              <w:rPr>
+                <w:noProof/>
+                <w:webHidden/>
+              </w:rPr>
+              <w:t>39</w:t>
+            </w:r>
+            <w:r>
+              <w:rPr>
+                <w:noProof/>
+                <w:webHidden/>
+              </w:rPr>
+              <w:fldChar w:fldCharType="end"/>
+            </w:r>
+          </w:hyperlink>
+        </w:p>
+        <w:p>
+          <w:pPr>
+            <w:pStyle w:val="TOC3"/>
+            <w:tabs>
+              <w:tab w:val="left" w:pos="1540"/>
+              <w:tab w:val="right" w:leader="dot" w:pos="9061"/>
+            </w:tabs>
+            <w:rPr>
+              <w:rFonts w:asciiTheme="minorHAnsi" w:eastAsiaTheme="minorEastAsia" w:hAnsiTheme="minorHAnsi"/>
+              <w:noProof/>
+              <w:sz w:val="22"/>
+              <w:lang w:eastAsia="vi-VN"/>
+            </w:rPr>
+          </w:pPr>
+          <w:hyperlink w:anchor="_Toc93142527" w:history="1">
+            <w:r>
+              <w:rPr>
+                <w:rStyle w:val="Hyperlink"/>
+                <w:noProof/>
+              </w:rPr>
+              <w:t>5.4.1.</w:t>
+            </w:r>
+            <w:r>
+              <w:rPr>
+                <w:rFonts w:asciiTheme="minorHAnsi" w:eastAsiaTheme="minorEastAsia" w:hAnsiTheme="minorHAnsi"/>
+                <w:noProof/>
+                <w:sz w:val="22"/>
+                <w:lang w:eastAsia="vi-VN"/>
+              </w:rPr>
+              <w:tab/>
+            </w:r>
+            <w:r>
+              <w:rPr>
+                <w:rStyle w:val="Hyperlink"/>
+                <w:noProof/>
+              </w:rPr>
+              <w:t>Thiết kế giao diện đặt hàng</w:t>
+            </w:r>
+            <w:r>
+              <w:rPr>
+                <w:noProof/>
+                <w:webHidden/>
+              </w:rPr>
+              <w:tab/>
+            </w:r>
+            <w:r>
+              <w:rPr>
+                <w:noProof/>
+                <w:webHidden/>
+              </w:rPr>
+              <w:fldChar w:fldCharType="begin"/>
+            </w:r>
+            <w:r>
+              <w:rPr>
+                <w:noProof/>
+                <w:webHidden/>
+              </w:rPr>
+              <w:instrText xml:space="preserve"> PAGEREF _Toc93142527 \h </w:instrText>
+            </w:r>
+            <w:r>
+              <w:rPr>
+                <w:noProof/>
+                <w:webHidden/>
+              </w:rPr>
+            </w:r>
+            <w:r>
+              <w:rPr>
+                <w:noProof/>
+                <w:webHidden/>
+              </w:rPr>
+              <w:fldChar w:fldCharType="separate"/>
+            </w:r>
+            <w:r>
+              <w:rPr>
+                <w:noProof/>
+                <w:webHidden/>
+              </w:rPr>
+              <w:t>39</w:t>
+            </w:r>
+            <w:r>
+              <w:rPr>
+                <w:noProof/>
+                <w:webHidden/>
+              </w:rPr>
+              <w:fldChar w:fldCharType="end"/>
+            </w:r>
+          </w:hyperlink>
+        </w:p>
+        <w:p>
+          <w:pPr>
+            <w:pStyle w:val="TOC3"/>
+            <w:tabs>
+              <w:tab w:val="left" w:pos="1540"/>
+              <w:tab w:val="right" w:leader="dot" w:pos="9061"/>
+            </w:tabs>
+            <w:rPr>
+              <w:rFonts w:asciiTheme="minorHAnsi" w:eastAsiaTheme="minorEastAsia" w:hAnsiTheme="minorHAnsi"/>
+              <w:noProof/>
+              <w:sz w:val="22"/>
+              <w:lang w:eastAsia="vi-VN"/>
+            </w:rPr>
+          </w:pPr>
+          <w:hyperlink w:anchor="_Toc93142528" w:history="1">
+            <w:r>
+              <w:rPr>
+                <w:rStyle w:val="Hyperlink"/>
+                <w:noProof/>
+              </w:rPr>
+              <w:t>5.4.2.</w:t>
+            </w:r>
+            <w:r>
+              <w:rPr>
+                <w:rFonts w:asciiTheme="minorHAnsi" w:eastAsiaTheme="minorEastAsia" w:hAnsiTheme="minorHAnsi"/>
+                <w:noProof/>
+                <w:sz w:val="22"/>
+                <w:lang w:eastAsia="vi-VN"/>
+              </w:rPr>
+              <w:tab/>
+            </w:r>
+            <w:r>
+              <w:rPr>
+                <w:rStyle w:val="Hyperlink"/>
+                <w:noProof/>
+              </w:rPr>
+              <w:t>Xử lý giao diện đặt hàng</w:t>
+            </w:r>
+            <w:r>
+              <w:rPr>
+                <w:noProof/>
+                <w:webHidden/>
+              </w:rPr>
+              <w:tab/>
+            </w:r>
+            <w:r>
+              <w:rPr>
+                <w:noProof/>
+                <w:webHidden/>
+              </w:rPr>
+              <w:fldChar w:fldCharType="begin"/>
+            </w:r>
+            <w:r>
+              <w:rPr>
+                <w:noProof/>
+                <w:webHidden/>
+              </w:rPr>
+              <w:instrText xml:space="preserve"> PAGEREF _Toc93142528 \h </w:instrText>
+            </w:r>
+            <w:r>
+              <w:rPr>
+                <w:noProof/>
+                <w:webHidden/>
+              </w:rPr>
+            </w:r>
+            <w:r>
+              <w:rPr>
+                <w:noProof/>
+                <w:webHidden/>
+              </w:rPr>
+              <w:fldChar w:fldCharType="separate"/>
+            </w:r>
+            <w:r>
+              <w:rPr>
+                <w:noProof/>
+                <w:webHidden/>
+              </w:rPr>
+              <w:t>39</w:t>
+            </w:r>
+            <w:r>
+              <w:rPr>
+                <w:noProof/>
+                <w:webHidden/>
+              </w:rPr>
+              <w:fldChar w:fldCharType="end"/>
+            </w:r>
+          </w:hyperlink>
+        </w:p>
+        <w:p>
+          <w:pPr>
+            <w:pStyle w:val="TOC2"/>
+            <w:tabs>
+              <w:tab w:val="left" w:pos="880"/>
+              <w:tab w:val="right" w:leader="dot" w:pos="9061"/>
+            </w:tabs>
+            <w:rPr>
+              <w:rFonts w:asciiTheme="minorHAnsi" w:eastAsiaTheme="minorEastAsia" w:hAnsiTheme="minorHAnsi"/>
+              <w:noProof/>
+              <w:sz w:val="22"/>
+              <w:lang w:eastAsia="vi-VN"/>
+            </w:rPr>
+          </w:pPr>
+          <w:hyperlink w:anchor="_Toc93142529" w:history="1">
+            <w:r>
+              <w:rPr>
+                <w:rStyle w:val="Hyperlink"/>
+                <w:noProof/>
+              </w:rPr>
+              <w:t>5.5.</w:t>
+            </w:r>
+            <w:r>
+              <w:rPr>
+                <w:rFonts w:asciiTheme="minorHAnsi" w:eastAsiaTheme="minorEastAsia" w:hAnsiTheme="minorHAnsi"/>
+                <w:noProof/>
+                <w:sz w:val="22"/>
+                <w:lang w:eastAsia="vi-VN"/>
+              </w:rPr>
+              <w:tab/>
+            </w:r>
+            <w:r>
+              <w:rPr>
+                <w:rStyle w:val="Hyperlink"/>
+                <w:noProof/>
+              </w:rPr>
+              <w:t>Thanh toán giỏ hàng</w:t>
+            </w:r>
+            <w:r>
+              <w:rPr>
+                <w:noProof/>
+                <w:webHidden/>
+              </w:rPr>
+              <w:tab/>
+            </w:r>
+            <w:r>
+              <w:rPr>
+                <w:noProof/>
+                <w:webHidden/>
+              </w:rPr>
+              <w:fldChar w:fldCharType="begin"/>
+            </w:r>
+            <w:r>
+              <w:rPr>
+                <w:noProof/>
+                <w:webHidden/>
+              </w:rPr>
+              <w:instrText xml:space="preserve"> PAGEREF _Toc93142529 \h </w:instrText>
+            </w:r>
+            <w:r>
+              <w:rPr>
+                <w:noProof/>
+                <w:webHidden/>
+              </w:rPr>
+            </w:r>
+            <w:r>
+              <w:rPr>
+                <w:noProof/>
+                <w:webHidden/>
+              </w:rPr>
+              <w:fldChar w:fldCharType="separate"/>
+            </w:r>
+            <w:r>
+              <w:rPr>
+                <w:noProof/>
+                <w:webHidden/>
+              </w:rPr>
+              <w:t>40</w:t>
+            </w:r>
+            <w:r>
+              <w:rPr>
+                <w:noProof/>
+                <w:webHidden/>
+              </w:rPr>
+              <w:fldChar w:fldCharType="end"/>
+            </w:r>
+          </w:hyperlink>
+        </w:p>
+        <w:p>
+          <w:pPr>
+            <w:pStyle w:val="TOC3"/>
+            <w:tabs>
+              <w:tab w:val="left" w:pos="1540"/>
+              <w:tab w:val="right" w:leader="dot" w:pos="9061"/>
+            </w:tabs>
+            <w:rPr>
+              <w:rFonts w:asciiTheme="minorHAnsi" w:eastAsiaTheme="minorEastAsia" w:hAnsiTheme="minorHAnsi"/>
+              <w:noProof/>
+              <w:sz w:val="22"/>
+              <w:lang w:eastAsia="vi-VN"/>
+            </w:rPr>
+          </w:pPr>
+          <w:hyperlink w:anchor="_Toc93142530" w:history="1">
+            <w:r>
+              <w:rPr>
+                <w:rStyle w:val="Hyperlink"/>
+                <w:noProof/>
+              </w:rPr>
+              <w:t>5.5.1.</w:t>
+            </w:r>
+            <w:r>
+              <w:rPr>
+                <w:rFonts w:asciiTheme="minorHAnsi" w:eastAsiaTheme="minorEastAsia" w:hAnsiTheme="minorHAnsi"/>
+                <w:noProof/>
+                <w:sz w:val="22"/>
+                <w:lang w:eastAsia="vi-VN"/>
+              </w:rPr>
+              <w:tab/>
+            </w:r>
+            <w:r>
+              <w:rPr>
+                <w:rStyle w:val="Hyperlink"/>
+                <w:noProof/>
+              </w:rPr>
+              <w:t>Thiết kế giao diện thanh toán</w:t>
+            </w:r>
+            <w:r>
+              <w:rPr>
+                <w:noProof/>
+                <w:webHidden/>
+              </w:rPr>
+              <w:tab/>
+            </w:r>
+            <w:r>
+              <w:rPr>
+                <w:noProof/>
+                <w:webHidden/>
+              </w:rPr>
+              <w:fldChar w:fldCharType="begin"/>
+            </w:r>
+            <w:r>
+              <w:rPr>
+                <w:noProof/>
+                <w:webHidden/>
+              </w:rPr>
+              <w:instrText xml:space="preserve"> PAGEREF _Toc93142530 \h </w:instrText>
+            </w:r>
+            <w:r>
+              <w:rPr>
+                <w:noProof/>
+                <w:webHidden/>
+              </w:rPr>
+            </w:r>
+            <w:r>
+              <w:rPr>
+                <w:noProof/>
+                <w:webHidden/>
+              </w:rPr>
+              <w:fldChar w:fldCharType="separate"/>
+            </w:r>
+            <w:r>
+              <w:rPr>
+                <w:noProof/>
+                <w:webHidden/>
+              </w:rPr>
+              <w:t>40</w:t>
+            </w:r>
+            <w:r>
+              <w:rPr>
+                <w:noProof/>
+                <w:webHidden/>
+              </w:rPr>
+              <w:fldChar w:fldCharType="end"/>
+            </w:r>
+          </w:hyperlink>
+        </w:p>
+        <w:p>
+          <w:pPr>
+            <w:pStyle w:val="TOC3"/>
+            <w:tabs>
+              <w:tab w:val="left" w:pos="1540"/>
+              <w:tab w:val="right" w:leader="dot" w:pos="9061"/>
+            </w:tabs>
+            <w:rPr>
+              <w:rFonts w:asciiTheme="minorHAnsi" w:eastAsiaTheme="minorEastAsia" w:hAnsiTheme="minorHAnsi"/>
+              <w:noProof/>
+              <w:sz w:val="22"/>
+              <w:lang w:eastAsia="vi-VN"/>
+            </w:rPr>
+          </w:pPr>
+          <w:hyperlink w:anchor="_Toc93142531" w:history="1">
+            <w:r>
+              <w:rPr>
+                <w:rStyle w:val="Hyperlink"/>
+                <w:noProof/>
+              </w:rPr>
+              <w:t>5.5.2.</w:t>
+            </w:r>
+            <w:r>
+              <w:rPr>
+                <w:rFonts w:asciiTheme="minorHAnsi" w:eastAsiaTheme="minorEastAsia" w:hAnsiTheme="minorHAnsi"/>
+                <w:noProof/>
+                <w:sz w:val="22"/>
+                <w:lang w:eastAsia="vi-VN"/>
+              </w:rPr>
+              <w:tab/>
+            </w:r>
+            <w:r>
+              <w:rPr>
+                <w:rStyle w:val="Hyperlink"/>
+                <w:noProof/>
+              </w:rPr>
+              <w:t>Xử lý giao diện thanh toán</w:t>
+            </w:r>
+            <w:r>
+              <w:rPr>
+                <w:noProof/>
+                <w:webHidden/>
+              </w:rPr>
+              <w:tab/>
+            </w:r>
+            <w:r>
+              <w:rPr>
+                <w:noProof/>
+                <w:webHidden/>
+              </w:rPr>
+              <w:fldChar w:fldCharType="begin"/>
+            </w:r>
+            <w:r>
+              <w:rPr>
+                <w:noProof/>
+                <w:webHidden/>
+              </w:rPr>
+              <w:instrText xml:space="preserve"> PAGEREF _Toc93142531 \h </w:instrText>
+            </w:r>
+            <w:r>
+              <w:rPr>
+                <w:noProof/>
+                <w:webHidden/>
+              </w:rPr>
+            </w:r>
+            <w:r>
+              <w:rPr>
+                <w:noProof/>
+                <w:webHidden/>
+              </w:rPr>
+              <w:fldChar w:fldCharType="separate"/>
+            </w:r>
+            <w:r>
+              <w:rPr>
+                <w:noProof/>
+                <w:webHidden/>
+              </w:rPr>
+              <w:t>40</w:t>
+            </w:r>
+            <w:r>
+              <w:rPr>
+                <w:noProof/>
+                <w:webHidden/>
+              </w:rPr>
+              <w:fldChar w:fldCharType="end"/>
+            </w:r>
+          </w:hyperlink>
+        </w:p>
+        <w:p>
+          <w:pPr>
+            <w:pStyle w:val="TOC2"/>
+            <w:tabs>
+              <w:tab w:val="left" w:pos="880"/>
+              <w:tab w:val="right" w:leader="dot" w:pos="9061"/>
+            </w:tabs>
+            <w:rPr>
+              <w:rFonts w:asciiTheme="minorHAnsi" w:eastAsiaTheme="minorEastAsia" w:hAnsiTheme="minorHAnsi"/>
+              <w:noProof/>
+              <w:sz w:val="22"/>
+              <w:lang w:eastAsia="vi-VN"/>
+            </w:rPr>
+          </w:pPr>
+          <w:hyperlink w:anchor="_Toc93142532" w:history="1">
+            <w:r>
+              <w:rPr>
+                <w:rStyle w:val="Hyperlink"/>
+                <w:noProof/>
+              </w:rPr>
+              <w:t>5.6.</w:t>
+            </w:r>
+            <w:r>
+              <w:rPr>
+                <w:rFonts w:asciiTheme="minorHAnsi" w:eastAsiaTheme="minorEastAsia" w:hAnsiTheme="minorHAnsi"/>
+                <w:noProof/>
+                <w:sz w:val="22"/>
+                <w:lang w:eastAsia="vi-VN"/>
+              </w:rPr>
+              <w:tab/>
+            </w:r>
+            <w:r>
+              <w:rPr>
+                <w:rStyle w:val="Hyperlink"/>
+                <w:noProof/>
+              </w:rPr>
+              <w:t>Quản lý</w:t>
+            </w:r>
+            <w:r>
+              <w:rPr>
+                <w:noProof/>
+                <w:webHidden/>
+              </w:rPr>
+              <w:tab/>
+            </w:r>
+            <w:r>
+              <w:rPr>
+                <w:noProof/>
+                <w:webHidden/>
+              </w:rPr>
+              <w:fldChar w:fldCharType="begin"/>
+            </w:r>
+            <w:r>
+              <w:rPr>
+                <w:noProof/>
+                <w:webHidden/>
+              </w:rPr>
+              <w:instrText xml:space="preserve"> PAGEREF _Toc93142532 \h </w:instrText>
+            </w:r>
+            <w:r>
+              <w:rPr>
+                <w:noProof/>
+                <w:webHidden/>
+              </w:rPr>
+            </w:r>
+            <w:r>
+              <w:rPr>
+                <w:noProof/>
+                <w:webHidden/>
+              </w:rPr>
+              <w:fldChar w:fldCharType="separate"/>
+            </w:r>
+            <w:r>
+              <w:rPr>
+                <w:noProof/>
+                <w:webHidden/>
+              </w:rPr>
+              <w:t>41</w:t>
+            </w:r>
+            <w:r>
+              <w:rPr>
+                <w:noProof/>
+                <w:webHidden/>
+              </w:rPr>
+              <w:fldChar w:fldCharType="end"/>
+            </w:r>
+          </w:hyperlink>
+        </w:p>
+        <w:p>
+          <w:pPr>
+            <w:pStyle w:val="TOC3"/>
+            <w:tabs>
+              <w:tab w:val="left" w:pos="1540"/>
+              <w:tab w:val="right" w:leader="dot" w:pos="9061"/>
+            </w:tabs>
+            <w:rPr>
+              <w:rFonts w:asciiTheme="minorHAnsi" w:eastAsiaTheme="minorEastAsia" w:hAnsiTheme="minorHAnsi"/>
+              <w:noProof/>
+              <w:sz w:val="22"/>
+              <w:lang w:eastAsia="vi-VN"/>
+            </w:rPr>
+          </w:pPr>
+          <w:hyperlink w:anchor="_Toc93142533" w:history="1">
+            <w:r>
+              <w:rPr>
+                <w:rStyle w:val="Hyperlink"/>
+                <w:noProof/>
+              </w:rPr>
+              <w:t>5.6.1.</w:t>
+            </w:r>
+            <w:r>
+              <w:rPr>
+                <w:rFonts w:asciiTheme="minorHAnsi" w:eastAsiaTheme="minorEastAsia" w:hAnsiTheme="minorHAnsi"/>
+                <w:noProof/>
+                <w:sz w:val="22"/>
+                <w:lang w:eastAsia="vi-VN"/>
+              </w:rPr>
+              <w:tab/>
+            </w:r>
+            <w:r>
+              <w:rPr>
+                <w:rStyle w:val="Hyperlink"/>
+                <w:noProof/>
+              </w:rPr>
+              <w:t>Thiết kế giao diện quản lý</w:t>
+            </w:r>
+            <w:r>
+              <w:rPr>
+                <w:noProof/>
+                <w:webHidden/>
+              </w:rPr>
+              <w:tab/>
+            </w:r>
+            <w:r>
+              <w:rPr>
+                <w:noProof/>
+                <w:webHidden/>
+              </w:rPr>
+              <w:fldChar w:fldCharType="begin"/>
+            </w:r>
+            <w:r>
+              <w:rPr>
+                <w:noProof/>
+                <w:webHidden/>
+              </w:rPr>
+              <w:instrText xml:space="preserve"> PAGEREF _Toc93142533 \h </w:instrText>
+            </w:r>
+            <w:r>
+              <w:rPr>
+                <w:noProof/>
+                <w:webHidden/>
+              </w:rPr>
+            </w:r>
+            <w:r>
+              <w:rPr>
+                <w:noProof/>
+                <w:webHidden/>
+              </w:rPr>
+              <w:fldChar w:fldCharType="separate"/>
+            </w:r>
+            <w:r>
+              <w:rPr>
+                <w:noProof/>
+                <w:webHidden/>
+              </w:rPr>
+              <w:t>41</w:t>
+            </w:r>
+            <w:r>
+              <w:rPr>
+                <w:noProof/>
+                <w:webHidden/>
+              </w:rPr>
+              <w:fldChar w:fldCharType="end"/>
+            </w:r>
+          </w:hyperlink>
+        </w:p>
+        <w:p>
+          <w:pPr>
+            <w:pStyle w:val="TOC3"/>
+            <w:tabs>
+              <w:tab w:val="left" w:pos="1540"/>
+              <w:tab w:val="right" w:leader="dot" w:pos="9061"/>
+            </w:tabs>
+            <w:rPr>
+              <w:rFonts w:asciiTheme="minorHAnsi" w:eastAsiaTheme="minorEastAsia" w:hAnsiTheme="minorHAnsi"/>
+              <w:noProof/>
+              <w:sz w:val="22"/>
+              <w:lang w:eastAsia="vi-VN"/>
+            </w:rPr>
+          </w:pPr>
+          <w:hyperlink w:anchor="_Toc93142534" w:history="1">
+            <w:r>
+              <w:rPr>
+                <w:rStyle w:val="Hyperlink"/>
+                <w:noProof/>
+              </w:rPr>
+              <w:t>5.6.2.</w:t>
+            </w:r>
+            <w:r>
+              <w:rPr>
+                <w:rFonts w:asciiTheme="minorHAnsi" w:eastAsiaTheme="minorEastAsia" w:hAnsiTheme="minorHAnsi"/>
+                <w:noProof/>
+                <w:sz w:val="22"/>
+                <w:lang w:eastAsia="vi-VN"/>
+              </w:rPr>
+              <w:tab/>
+            </w:r>
+            <w:r>
+              <w:rPr>
+                <w:rStyle w:val="Hyperlink"/>
+                <w:noProof/>
+              </w:rPr>
+              <w:t>Xử lý giao diện quản lý</w:t>
+            </w:r>
+            <w:r>
+              <w:rPr>
+                <w:noProof/>
+                <w:webHidden/>
+              </w:rPr>
+              <w:tab/>
+            </w:r>
+            <w:r>
+              <w:rPr>
+                <w:noProof/>
+                <w:webHidden/>
+              </w:rPr>
+              <w:fldChar w:fldCharType="begin"/>
+            </w:r>
+            <w:r>
+              <w:rPr>
+                <w:noProof/>
+                <w:webHidden/>
+              </w:rPr>
+              <w:instrText xml:space="preserve"> PAGEREF _Toc93142534 \h </w:instrText>
+            </w:r>
+            <w:r>
+              <w:rPr>
+                <w:noProof/>
+                <w:webHidden/>
+              </w:rPr>
+            </w:r>
+            <w:r>
+              <w:rPr>
+                <w:noProof/>
+                <w:webHidden/>
+              </w:rPr>
+              <w:fldChar w:fldCharType="separate"/>
+            </w:r>
+            <w:r>
+              <w:rPr>
+                <w:noProof/>
+                <w:webHidden/>
+              </w:rPr>
+              <w:t>41</w:t>
+            </w:r>
+            <w:r>
+              <w:rPr>
+                <w:noProof/>
+                <w:webHidden/>
+              </w:rPr>
+              <w:fldChar w:fldCharType="end"/>
+            </w:r>
+          </w:hyperlink>
+        </w:p>
+        <w:p>
+          <w:pPr>
+            <w:pStyle w:val="TOC2"/>
+            <w:tabs>
+              <w:tab w:val="left" w:pos="880"/>
+              <w:tab w:val="right" w:leader="dot" w:pos="9061"/>
+            </w:tabs>
+            <w:rPr>
+              <w:rFonts w:asciiTheme="minorHAnsi" w:eastAsiaTheme="minorEastAsia" w:hAnsiTheme="minorHAnsi"/>
+              <w:noProof/>
+              <w:sz w:val="22"/>
+              <w:lang w:eastAsia="vi-VN"/>
+            </w:rPr>
+          </w:pPr>
+          <w:hyperlink w:anchor="_Toc93142535" w:history="1">
+            <w:r>
+              <w:rPr>
+                <w:rStyle w:val="Hyperlink"/>
+                <w:noProof/>
+              </w:rPr>
+              <w:t>5.7.</w:t>
+            </w:r>
+            <w:r>
+              <w:rPr>
+                <w:rFonts w:asciiTheme="minorHAnsi" w:eastAsiaTheme="minorEastAsia" w:hAnsiTheme="minorHAnsi"/>
+                <w:noProof/>
+                <w:sz w:val="22"/>
+                <w:lang w:eastAsia="vi-VN"/>
+              </w:rPr>
+              <w:tab/>
+            </w:r>
+            <w:r>
+              <w:rPr>
+                <w:rStyle w:val="Hyperlink"/>
+                <w:noProof/>
+              </w:rPr>
+              <w:t>Thống kê</w:t>
+            </w:r>
+            <w:r>
+              <w:rPr>
+                <w:noProof/>
+                <w:webHidden/>
+              </w:rPr>
+              <w:tab/>
+            </w:r>
+            <w:r>
+              <w:rPr>
+                <w:noProof/>
+                <w:webHidden/>
+              </w:rPr>
+              <w:fldChar w:fldCharType="begin"/>
+            </w:r>
+            <w:r>
+              <w:rPr>
+                <w:noProof/>
+                <w:webHidden/>
+              </w:rPr>
+              <w:instrText xml:space="preserve"> PAGEREF _Toc93142535 \h </w:instrText>
+            </w:r>
+            <w:r>
+              <w:rPr>
+                <w:noProof/>
+                <w:webHidden/>
+              </w:rPr>
+            </w:r>
+            <w:r>
+              <w:rPr>
+                <w:noProof/>
+                <w:webHidden/>
+              </w:rPr>
+              <w:fldChar w:fldCharType="separate"/>
+            </w:r>
+            <w:r>
+              <w:rPr>
+                <w:noProof/>
+                <w:webHidden/>
+              </w:rPr>
+              <w:t>42</w:t>
+            </w:r>
+            <w:r>
+              <w:rPr>
+                <w:noProof/>
+                <w:webHidden/>
+              </w:rPr>
+              <w:fldChar w:fldCharType="end"/>
+            </w:r>
+          </w:hyperlink>
+        </w:p>
+        <w:p>
+          <w:pPr>
+            <w:pStyle w:val="TOC3"/>
+            <w:tabs>
+              <w:tab w:val="left" w:pos="1540"/>
+              <w:tab w:val="right" w:leader="dot" w:pos="9061"/>
+            </w:tabs>
+            <w:rPr>
+              <w:rFonts w:asciiTheme="minorHAnsi" w:eastAsiaTheme="minorEastAsia" w:hAnsiTheme="minorHAnsi"/>
+              <w:noProof/>
+              <w:sz w:val="22"/>
+              <w:lang w:eastAsia="vi-VN"/>
+            </w:rPr>
+          </w:pPr>
+          <w:hyperlink w:anchor="_Toc93142536" w:history="1">
+            <w:r>
+              <w:rPr>
+                <w:rStyle w:val="Hyperlink"/>
+                <w:noProof/>
+              </w:rPr>
+              <w:t>5.7.1.</w:t>
+            </w:r>
+            <w:r>
+              <w:rPr>
+                <w:rFonts w:asciiTheme="minorHAnsi" w:eastAsiaTheme="minorEastAsia" w:hAnsiTheme="minorHAnsi"/>
+                <w:noProof/>
+                <w:sz w:val="22"/>
+                <w:lang w:eastAsia="vi-VN"/>
+              </w:rPr>
+              <w:tab/>
+            </w:r>
+            <w:r>
+              <w:rPr>
+                <w:rStyle w:val="Hyperlink"/>
+                <w:noProof/>
+              </w:rPr>
+              <w:t>Thiết kế giao diện thống kê</w:t>
+            </w:r>
+            <w:r>
+              <w:rPr>
+                <w:noProof/>
+                <w:webHidden/>
+              </w:rPr>
+              <w:tab/>
+            </w:r>
+            <w:r>
+              <w:rPr>
+                <w:noProof/>
+                <w:webHidden/>
+              </w:rPr>
+              <w:fldChar w:fldCharType="begin"/>
+            </w:r>
+            <w:r>
+              <w:rPr>
+                <w:noProof/>
+                <w:webHidden/>
+              </w:rPr>
+              <w:instrText xml:space="preserve"> PAGEREF _Toc93142536 \h </w:instrText>
+            </w:r>
+            <w:r>
+              <w:rPr>
+                <w:noProof/>
+                <w:webHidden/>
+              </w:rPr>
+            </w:r>
+            <w:r>
+              <w:rPr>
+                <w:noProof/>
+                <w:webHidden/>
+              </w:rPr>
+              <w:fldChar w:fldCharType="separate"/>
+            </w:r>
+            <w:r>
+              <w:rPr>
+                <w:noProof/>
+                <w:webHidden/>
+              </w:rPr>
+              <w:t>42</w:t>
+            </w:r>
+            <w:r>
+              <w:rPr>
+                <w:noProof/>
+                <w:webHidden/>
+              </w:rPr>
+              <w:fldChar w:fldCharType="end"/>
+            </w:r>
+          </w:hyperlink>
+        </w:p>
+        <w:p>
+          <w:pPr>
+            <w:pStyle w:val="TOC3"/>
+            <w:tabs>
+              <w:tab w:val="left" w:pos="1540"/>
+              <w:tab w:val="right" w:leader="dot" w:pos="9061"/>
+            </w:tabs>
+            <w:rPr>
+              <w:rFonts w:asciiTheme="minorHAnsi" w:eastAsiaTheme="minorEastAsia" w:hAnsiTheme="minorHAnsi"/>
+              <w:noProof/>
+              <w:sz w:val="22"/>
+              <w:lang w:eastAsia="vi-VN"/>
+            </w:rPr>
+          </w:pPr>
+          <w:hyperlink w:anchor="_Toc93142537" w:history="1">
+            <w:r>
+              <w:rPr>
+                <w:rStyle w:val="Hyperlink"/>
+                <w:noProof/>
+              </w:rPr>
+              <w:t>5.7.2.</w:t>
+            </w:r>
+            <w:r>
+              <w:rPr>
+                <w:rFonts w:asciiTheme="minorHAnsi" w:eastAsiaTheme="minorEastAsia" w:hAnsiTheme="minorHAnsi"/>
+                <w:noProof/>
+                <w:sz w:val="22"/>
+                <w:lang w:eastAsia="vi-VN"/>
+              </w:rPr>
+              <w:tab/>
+            </w:r>
+            <w:r>
+              <w:rPr>
+                <w:rStyle w:val="Hyperlink"/>
+                <w:noProof/>
+              </w:rPr>
+              <w:t>Xử lý giao diện thống kê</w:t>
+            </w:r>
+            <w:r>
+              <w:rPr>
+                <w:noProof/>
+                <w:webHidden/>
+              </w:rPr>
+              <w:tab/>
+            </w:r>
+            <w:r>
+              <w:rPr>
+                <w:noProof/>
+                <w:webHidden/>
+              </w:rPr>
+              <w:fldChar w:fldCharType="begin"/>
+            </w:r>
+            <w:r>
+              <w:rPr>
+                <w:noProof/>
+                <w:webHidden/>
+              </w:rPr>
+              <w:instrText xml:space="preserve"> PAGEREF _Toc93142537 \h </w:instrText>
+            </w:r>
+            <w:r>
+              <w:rPr>
+                <w:noProof/>
+                <w:webHidden/>
+              </w:rPr>
+            </w:r>
+            <w:r>
+              <w:rPr>
+                <w:noProof/>
+                <w:webHidden/>
+              </w:rPr>
+              <w:fldChar w:fldCharType="separate"/>
+            </w:r>
+            <w:r>
+              <w:rPr>
+                <w:noProof/>
+                <w:webHidden/>
+              </w:rPr>
+              <w:t>42</w:t>
+            </w:r>
+            <w:r>
+              <w:rPr>
+                <w:noProof/>
+                <w:webHidden/>
+              </w:rPr>
+              <w:fldChar w:fldCharType="end"/>
+            </w:r>
+          </w:hyperlink>
+        </w:p>
+        <w:p>
+          <w:pPr>
+            <w:pStyle w:val="TOC1"/>
+            <w:tabs>
+              <w:tab w:val="left" w:pos="520"/>
+            </w:tabs>
+            <w:rPr>
+              <w:rFonts w:asciiTheme="minorHAnsi" w:eastAsiaTheme="minorEastAsia" w:hAnsiTheme="minorHAnsi"/>
+              <w:b w:val="0"/>
+              <w:noProof/>
+              <w:sz w:val="22"/>
+              <w:lang w:val="vi-VN" w:eastAsia="vi-VN"/>
+            </w:rPr>
+          </w:pPr>
+          <w:hyperlink w:anchor="_Toc93142538" w:history="1">
+            <w:r>
+              <w:rPr>
+                <w:rStyle w:val="Hyperlink"/>
+                <w:bCs/>
+                <w:noProof/>
+              </w:rPr>
+              <w:t>6.</w:t>
+            </w:r>
+            <w:r>
+              <w:rPr>
+                <w:rFonts w:asciiTheme="minorHAnsi" w:eastAsiaTheme="minorEastAsia" w:hAnsiTheme="minorHAnsi"/>
+                <w:b w:val="0"/>
+                <w:noProof/>
+                <w:sz w:val="22"/>
+                <w:lang w:val="vi-VN" w:eastAsia="vi-VN"/>
+              </w:rPr>
+              <w:tab/>
+            </w:r>
+            <w:r>
+              <w:rPr>
+                <w:rStyle w:val="Hyperlink"/>
+                <w:noProof/>
+              </w:rPr>
               <w:t>SỰ TIẾN HOÁ HỆ THỐNG</w:t>
             </w:r>
             <w:r>
@@ -1529,7 +3467,7 @@
                 <w:noProof/>
                 <w:webHidden/>
               </w:rPr>
-              <w:instrText xml:space="preserve"> PAGEREF _Toc93041078 \h </w:instrText>
+              <w:instrText xml:space="preserve"> PAGEREF _Toc93142538 \h </w:instrText>
             </w:r>
             <w:r>
               <w:rPr>
@@ -1549,7 +3487,7 @@
                 <w:noProof/>
                 <w:webHidden/>
               </w:rPr>
-              <w:t>35</w:t>
+              <w:t>44</w:t>
             </w:r>
             <w:r>
               <w:rPr>
@@ -1661,7 +3599,7 @@
         </w:rPr>
         <w:fldChar w:fldCharType="separate"/>
       </w:r>
-      <w:hyperlink w:anchor="_Toc93041083" w:history="1">
+      <w:hyperlink w:anchor="_Toc93142539" w:history="1">
         <w:r>
           <w:rPr>
             <w:rStyle w:val="Hyperlink"/>
@@ -1698,7 +3636,7 @@
             <w:noProof/>
             <w:webHidden/>
           </w:rPr>
-          <w:instrText xml:space="preserve"> PAGEREF _Toc93041083 \h </w:instrText>
+          <w:instrText xml:space="preserve"> PAGEREF _Toc93142539 \h </w:instrText>
         </w:r>
         <w:r>
           <w:rPr>
@@ -1718,7 +3656,7 @@
             <w:noProof/>
             <w:webHidden/>
           </w:rPr>
-          <w:t>9</w:t>
+          <w:t>10</w:t>
         </w:r>
         <w:r>
           <w:rPr>
@@ -1742,7 +3680,7 @@
           <w:lang w:eastAsia="vi-VN"/>
         </w:rPr>
       </w:pPr>
-      <w:hyperlink w:anchor="_Toc93041084" w:history="1">
+      <w:hyperlink w:anchor="_Toc93142540" w:history="1">
         <w:r>
           <w:rPr>
             <w:rStyle w:val="Hyperlink"/>
@@ -1779,7 +3717,7 @@
             <w:noProof/>
             <w:webHidden/>
           </w:rPr>
-          <w:instrText xml:space="preserve"> PAGEREF _Toc93041084 \h </w:instrText>
+          <w:instrText xml:space="preserve"> PAGEREF _Toc93142540 \h </w:instrText>
         </w:r>
         <w:r>
           <w:rPr>
@@ -1799,7 +3737,7 @@
             <w:noProof/>
             <w:webHidden/>
           </w:rPr>
-          <w:t>27</w:t>
+          <w:t>28</w:t>
         </w:r>
         <w:r>
           <w:rPr>
@@ -1823,7 +3761,7 @@
           <w:lang w:eastAsia="vi-VN"/>
         </w:rPr>
       </w:pPr>
-      <w:hyperlink w:anchor="_Toc93041085" w:history="1">
+      <w:hyperlink w:anchor="_Toc93142541" w:history="1">
         <w:r>
           <w:rPr>
             <w:rStyle w:val="Hyperlink"/>
@@ -1851,7 +3789,7 @@
             <w:noProof/>
             <w:webHidden/>
           </w:rPr>
-          <w:instrText xml:space="preserve"> PAGEREF _Toc93041085 \h </w:instrText>
+          <w:instrText xml:space="preserve"> PAGEREF _Toc93142541 \h </w:instrText>
         </w:r>
         <w:r>
           <w:rPr>
@@ -1871,7 +3809,7 @@
             <w:noProof/>
             <w:webHidden/>
           </w:rPr>
-          <w:t>28</w:t>
+          <w:t>29</w:t>
         </w:r>
         <w:r>
           <w:rPr>
@@ -1895,7 +3833,7 @@
           <w:lang w:eastAsia="vi-VN"/>
         </w:rPr>
       </w:pPr>
-      <w:hyperlink w:anchor="_Toc93041086" w:history="1">
+      <w:hyperlink w:anchor="_Toc93142542" w:history="1">
         <w:r>
           <w:rPr>
             <w:rStyle w:val="Hyperlink"/>
@@ -1923,7 +3861,7 @@
             <w:noProof/>
             <w:webHidden/>
           </w:rPr>
-          <w:instrText xml:space="preserve"> PAGEREF _Toc93041086 \h </w:instrText>
+          <w:instrText xml:space="preserve"> PAGEREF _Toc93142542 \h </w:instrText>
         </w:r>
         <w:r>
           <w:rPr>
@@ -1943,7 +3881,7 @@
             <w:noProof/>
             <w:webHidden/>
           </w:rPr>
-          <w:t>29</w:t>
+          <w:t>30</w:t>
         </w:r>
         <w:r>
           <w:rPr>
@@ -1967,7 +3905,7 @@
           <w:lang w:eastAsia="vi-VN"/>
         </w:rPr>
       </w:pPr>
-      <w:hyperlink w:anchor="_Toc93041087" w:history="1">
+      <w:hyperlink w:anchor="_Toc93142543" w:history="1">
         <w:r>
           <w:rPr>
             <w:rStyle w:val="Hyperlink"/>
@@ -1995,7 +3933,7 @@
             <w:noProof/>
             <w:webHidden/>
           </w:rPr>
-          <w:instrText xml:space="preserve"> PAGEREF _Toc93041087 \h </w:instrText>
+          <w:instrText xml:space="preserve"> PAGEREF _Toc93142543 \h </w:instrText>
         </w:r>
         <w:r>
           <w:rPr>
@@ -2015,7 +3953,7 @@
             <w:noProof/>
             <w:webHidden/>
           </w:rPr>
-          <w:t>30</w:t>
+          <w:t>31</w:t>
         </w:r>
         <w:r>
           <w:rPr>
@@ -2039,7 +3977,7 @@
           <w:lang w:eastAsia="vi-VN"/>
         </w:rPr>
       </w:pPr>
-      <w:hyperlink w:anchor="_Toc93041088" w:history="1">
+      <w:hyperlink w:anchor="_Toc93142544" w:history="1">
         <w:r>
           <w:rPr>
             <w:rStyle w:val="Hyperlink"/>
@@ -2067,7 +4005,7 @@
             <w:noProof/>
             <w:webHidden/>
           </w:rPr>
-          <w:instrText xml:space="preserve"> PAGEREF _Toc93041088 \h </w:instrText>
+          <w:instrText xml:space="preserve"> PAGEREF _Toc93142544 \h </w:instrText>
         </w:r>
         <w:r>
           <w:rPr>
@@ -2087,7 +4025,7 @@
             <w:noProof/>
             <w:webHidden/>
           </w:rPr>
-          <w:t>31</w:t>
+          <w:t>32</w:t>
         </w:r>
         <w:r>
           <w:rPr>
@@ -2111,7 +4049,7 @@
           <w:lang w:eastAsia="vi-VN"/>
         </w:rPr>
       </w:pPr>
-      <w:hyperlink w:anchor="_Toc93041089" w:history="1">
+      <w:hyperlink w:anchor="_Toc93142545" w:history="1">
         <w:r>
           <w:rPr>
             <w:rStyle w:val="Hyperlink"/>
@@ -2139,7 +4077,7 @@
             <w:noProof/>
             <w:webHidden/>
           </w:rPr>
-          <w:instrText xml:space="preserve"> PAGEREF _Toc93041089 \h </w:instrText>
+          <w:instrText xml:space="preserve"> PAGEREF _Toc93142545 \h </w:instrText>
         </w:r>
         <w:r>
           <w:rPr>
@@ -2159,7 +4097,7 @@
             <w:noProof/>
             <w:webHidden/>
           </w:rPr>
-          <w:t>32</w:t>
+          <w:t>33</w:t>
         </w:r>
         <w:r>
           <w:rPr>
@@ -2183,7 +4121,7 @@
           <w:lang w:eastAsia="vi-VN"/>
         </w:rPr>
       </w:pPr>
-      <w:hyperlink w:anchor="_Toc93041090" w:history="1">
+      <w:hyperlink w:anchor="_Toc93142546" w:history="1">
         <w:r>
           <w:rPr>
             <w:rStyle w:val="Hyperlink"/>
@@ -2211,7 +4149,7 @@
             <w:noProof/>
             <w:webHidden/>
           </w:rPr>
-          <w:instrText xml:space="preserve"> PAGEREF _Toc93041090 \h </w:instrText>
+          <w:instrText xml:space="preserve"> PAGEREF _Toc93142546 \h </w:instrText>
         </w:r>
         <w:r>
           <w:rPr>
@@ -2231,7 +4169,7 @@
             <w:noProof/>
             <w:webHidden/>
           </w:rPr>
-          <w:t>33</w:t>
+          <w:t>34</w:t>
         </w:r>
         <w:r>
           <w:rPr>
@@ -2255,7 +4193,7 @@
           <w:lang w:eastAsia="vi-VN"/>
         </w:rPr>
       </w:pPr>
-      <w:hyperlink w:anchor="_Toc93041091" w:history="1">
+      <w:hyperlink w:anchor="_Toc93142547" w:history="1">
         <w:r>
           <w:rPr>
             <w:rStyle w:val="Hyperlink"/>
@@ -2290,7 +4228,7 @@
             <w:noProof/>
             <w:webHidden/>
           </w:rPr>
-          <w:instrText xml:space="preserve"> PAGEREF _Toc93041091 \h </w:instrText>
+          <w:instrText xml:space="preserve"> PAGEREF _Toc93142547 \h </w:instrText>
         </w:r>
         <w:r>
           <w:rPr>
@@ -2310,7 +4248,560 @@
             <w:noProof/>
             <w:webHidden/>
           </w:rPr>
-          <w:t>34</w:t>
+          <w:t>35</w:t>
+        </w:r>
+        <w:r>
+          <w:rPr>
+            <w:noProof/>
+            <w:webHidden/>
+          </w:rPr>
+          <w:fldChar w:fldCharType="end"/>
+        </w:r>
+      </w:hyperlink>
+    </w:p>
+    <w:p>
+      <w:pPr>
+        <w:pStyle w:val="TableofFigures"/>
+        <w:tabs>
+          <w:tab w:val="right" w:leader="dot" w:pos="9061"/>
+        </w:tabs>
+        <w:rPr>
+          <w:rFonts w:asciiTheme="minorHAnsi" w:eastAsiaTheme="minorEastAsia" w:hAnsiTheme="minorHAnsi"/>
+          <w:noProof/>
+          <w:sz w:val="22"/>
+          <w:lang w:eastAsia="vi-VN"/>
+        </w:rPr>
+      </w:pPr>
+      <w:hyperlink w:anchor="_Toc93142548" w:history="1">
+        <w:r>
+          <w:rPr>
+            <w:rStyle w:val="Hyperlink"/>
+            <w:noProof/>
+          </w:rPr>
+          <w:t>Hình 5.1</w:t>
+        </w:r>
+        <w:r>
+          <w:rPr>
+            <w:rStyle w:val="Hyperlink"/>
+            <w:noProof/>
+            <w:lang w:val="en-US"/>
+          </w:rPr>
+          <w:t>: Giao diện đăng nhập hệ thống</w:t>
+        </w:r>
+        <w:r>
+          <w:rPr>
+            <w:noProof/>
+            <w:webHidden/>
+          </w:rPr>
+          <w:tab/>
+        </w:r>
+        <w:r>
+          <w:rPr>
+            <w:noProof/>
+            <w:webHidden/>
+          </w:rPr>
+          <w:fldChar w:fldCharType="begin"/>
+        </w:r>
+        <w:r>
+          <w:rPr>
+            <w:noProof/>
+            <w:webHidden/>
+          </w:rPr>
+          <w:instrText xml:space="preserve"> PAGEREF _Toc93142548 \h </w:instrText>
+        </w:r>
+        <w:r>
+          <w:rPr>
+            <w:noProof/>
+            <w:webHidden/>
+          </w:rPr>
+        </w:r>
+        <w:r>
+          <w:rPr>
+            <w:noProof/>
+            <w:webHidden/>
+          </w:rPr>
+          <w:fldChar w:fldCharType="separate"/>
+        </w:r>
+        <w:r>
+          <w:rPr>
+            <w:noProof/>
+            <w:webHidden/>
+          </w:rPr>
+          <w:t>36</w:t>
+        </w:r>
+        <w:r>
+          <w:rPr>
+            <w:noProof/>
+            <w:webHidden/>
+          </w:rPr>
+          <w:fldChar w:fldCharType="end"/>
+        </w:r>
+      </w:hyperlink>
+    </w:p>
+    <w:p>
+      <w:pPr>
+        <w:pStyle w:val="TableofFigures"/>
+        <w:tabs>
+          <w:tab w:val="right" w:leader="dot" w:pos="9061"/>
+        </w:tabs>
+        <w:rPr>
+          <w:rFonts w:asciiTheme="minorHAnsi" w:eastAsiaTheme="minorEastAsia" w:hAnsiTheme="minorHAnsi"/>
+          <w:noProof/>
+          <w:sz w:val="22"/>
+          <w:lang w:eastAsia="vi-VN"/>
+        </w:rPr>
+      </w:pPr>
+      <w:hyperlink w:anchor="_Toc93142549" w:history="1">
+        <w:r>
+          <w:rPr>
+            <w:rStyle w:val="Hyperlink"/>
+            <w:noProof/>
+          </w:rPr>
+          <w:t>Hình 5.2</w:t>
+        </w:r>
+        <w:r>
+          <w:rPr>
+            <w:rStyle w:val="Hyperlink"/>
+            <w:noProof/>
+            <w:lang w:val="en-US"/>
+          </w:rPr>
+          <w:t>: Giao diện đăng ký người dùng</w:t>
+        </w:r>
+        <w:r>
+          <w:rPr>
+            <w:noProof/>
+            <w:webHidden/>
+          </w:rPr>
+          <w:tab/>
+        </w:r>
+        <w:r>
+          <w:rPr>
+            <w:noProof/>
+            <w:webHidden/>
+          </w:rPr>
+          <w:fldChar w:fldCharType="begin"/>
+        </w:r>
+        <w:r>
+          <w:rPr>
+            <w:noProof/>
+            <w:webHidden/>
+          </w:rPr>
+          <w:instrText xml:space="preserve"> PAGEREF _Toc93142549 \h </w:instrText>
+        </w:r>
+        <w:r>
+          <w:rPr>
+            <w:noProof/>
+            <w:webHidden/>
+          </w:rPr>
+        </w:r>
+        <w:r>
+          <w:rPr>
+            <w:noProof/>
+            <w:webHidden/>
+          </w:rPr>
+          <w:fldChar w:fldCharType="separate"/>
+        </w:r>
+        <w:r>
+          <w:rPr>
+            <w:noProof/>
+            <w:webHidden/>
+          </w:rPr>
+          <w:t>37</w:t>
+        </w:r>
+        <w:r>
+          <w:rPr>
+            <w:noProof/>
+            <w:webHidden/>
+          </w:rPr>
+          <w:fldChar w:fldCharType="end"/>
+        </w:r>
+      </w:hyperlink>
+    </w:p>
+    <w:p>
+      <w:pPr>
+        <w:pStyle w:val="TableofFigures"/>
+        <w:tabs>
+          <w:tab w:val="right" w:leader="dot" w:pos="9061"/>
+        </w:tabs>
+        <w:rPr>
+          <w:rFonts w:asciiTheme="minorHAnsi" w:eastAsiaTheme="minorEastAsia" w:hAnsiTheme="minorHAnsi"/>
+          <w:noProof/>
+          <w:sz w:val="22"/>
+          <w:lang w:eastAsia="vi-VN"/>
+        </w:rPr>
+      </w:pPr>
+      <w:hyperlink w:anchor="_Toc93142550" w:history="1">
+        <w:r>
+          <w:rPr>
+            <w:rStyle w:val="Hyperlink"/>
+            <w:noProof/>
+          </w:rPr>
+          <w:t>Hình 5.3</w:t>
+        </w:r>
+        <w:r>
+          <w:rPr>
+            <w:rStyle w:val="Hyperlink"/>
+            <w:noProof/>
+            <w:lang w:val="en-US"/>
+          </w:rPr>
+          <w:t>: Giao diện tìm kiếm sách</w:t>
+        </w:r>
+        <w:r>
+          <w:rPr>
+            <w:noProof/>
+            <w:webHidden/>
+          </w:rPr>
+          <w:tab/>
+        </w:r>
+        <w:r>
+          <w:rPr>
+            <w:noProof/>
+            <w:webHidden/>
+          </w:rPr>
+          <w:fldChar w:fldCharType="begin"/>
+        </w:r>
+        <w:r>
+          <w:rPr>
+            <w:noProof/>
+            <w:webHidden/>
+          </w:rPr>
+          <w:instrText xml:space="preserve"> PAGEREF _Toc93142550 \h </w:instrText>
+        </w:r>
+        <w:r>
+          <w:rPr>
+            <w:noProof/>
+            <w:webHidden/>
+          </w:rPr>
+        </w:r>
+        <w:r>
+          <w:rPr>
+            <w:noProof/>
+            <w:webHidden/>
+          </w:rPr>
+          <w:fldChar w:fldCharType="separate"/>
+        </w:r>
+        <w:r>
+          <w:rPr>
+            <w:noProof/>
+            <w:webHidden/>
+          </w:rPr>
+          <w:t>38</w:t>
+        </w:r>
+        <w:r>
+          <w:rPr>
+            <w:noProof/>
+            <w:webHidden/>
+          </w:rPr>
+          <w:fldChar w:fldCharType="end"/>
+        </w:r>
+      </w:hyperlink>
+    </w:p>
+    <w:p>
+      <w:pPr>
+        <w:pStyle w:val="TableofFigures"/>
+        <w:tabs>
+          <w:tab w:val="right" w:leader="dot" w:pos="9061"/>
+        </w:tabs>
+        <w:rPr>
+          <w:rFonts w:asciiTheme="minorHAnsi" w:eastAsiaTheme="minorEastAsia" w:hAnsiTheme="minorHAnsi"/>
+          <w:noProof/>
+          <w:sz w:val="22"/>
+          <w:lang w:eastAsia="vi-VN"/>
+        </w:rPr>
+      </w:pPr>
+      <w:hyperlink w:anchor="_Toc93142551" w:history="1">
+        <w:r>
+          <w:rPr>
+            <w:rStyle w:val="Hyperlink"/>
+            <w:noProof/>
+          </w:rPr>
+          <w:t>Hình 5.4</w:t>
+        </w:r>
+        <w:r>
+          <w:rPr>
+            <w:rStyle w:val="Hyperlink"/>
+            <w:noProof/>
+            <w:lang w:val="en-US"/>
+          </w:rPr>
+          <w:t>: Giao diện đặt sách</w:t>
+        </w:r>
+        <w:r>
+          <w:rPr>
+            <w:noProof/>
+            <w:webHidden/>
+          </w:rPr>
+          <w:tab/>
+        </w:r>
+        <w:r>
+          <w:rPr>
+            <w:noProof/>
+            <w:webHidden/>
+          </w:rPr>
+          <w:fldChar w:fldCharType="begin"/>
+        </w:r>
+        <w:r>
+          <w:rPr>
+            <w:noProof/>
+            <w:webHidden/>
+          </w:rPr>
+          <w:instrText xml:space="preserve"> PAGEREF _Toc93142551 \h </w:instrText>
+        </w:r>
+        <w:r>
+          <w:rPr>
+            <w:noProof/>
+            <w:webHidden/>
+          </w:rPr>
+        </w:r>
+        <w:r>
+          <w:rPr>
+            <w:noProof/>
+            <w:webHidden/>
+          </w:rPr>
+          <w:fldChar w:fldCharType="separate"/>
+        </w:r>
+        <w:r>
+          <w:rPr>
+            <w:noProof/>
+            <w:webHidden/>
+          </w:rPr>
+          <w:t>39</w:t>
+        </w:r>
+        <w:r>
+          <w:rPr>
+            <w:noProof/>
+            <w:webHidden/>
+          </w:rPr>
+          <w:fldChar w:fldCharType="end"/>
+        </w:r>
+      </w:hyperlink>
+    </w:p>
+    <w:p>
+      <w:pPr>
+        <w:pStyle w:val="TableofFigures"/>
+        <w:tabs>
+          <w:tab w:val="right" w:leader="dot" w:pos="9061"/>
+        </w:tabs>
+        <w:rPr>
+          <w:rFonts w:asciiTheme="minorHAnsi" w:eastAsiaTheme="minorEastAsia" w:hAnsiTheme="minorHAnsi"/>
+          <w:noProof/>
+          <w:sz w:val="22"/>
+          <w:lang w:eastAsia="vi-VN"/>
+        </w:rPr>
+      </w:pPr>
+      <w:hyperlink w:anchor="_Toc93142552" w:history="1">
+        <w:r>
+          <w:rPr>
+            <w:rStyle w:val="Hyperlink"/>
+            <w:noProof/>
+          </w:rPr>
+          <w:t>Hình 5.5</w:t>
+        </w:r>
+        <w:r>
+          <w:rPr>
+            <w:rStyle w:val="Hyperlink"/>
+            <w:noProof/>
+            <w:lang w:val="en-US"/>
+          </w:rPr>
+          <w:t>: Giao diện thanh toán giỏ hàng</w:t>
+        </w:r>
+        <w:r>
+          <w:rPr>
+            <w:noProof/>
+            <w:webHidden/>
+          </w:rPr>
+          <w:tab/>
+        </w:r>
+        <w:r>
+          <w:rPr>
+            <w:noProof/>
+            <w:webHidden/>
+          </w:rPr>
+          <w:fldChar w:fldCharType="begin"/>
+        </w:r>
+        <w:r>
+          <w:rPr>
+            <w:noProof/>
+            <w:webHidden/>
+          </w:rPr>
+          <w:instrText xml:space="preserve"> PAGEREF _Toc93142552 \h </w:instrText>
+        </w:r>
+        <w:r>
+          <w:rPr>
+            <w:noProof/>
+            <w:webHidden/>
+          </w:rPr>
+        </w:r>
+        <w:r>
+          <w:rPr>
+            <w:noProof/>
+            <w:webHidden/>
+          </w:rPr>
+          <w:fldChar w:fldCharType="separate"/>
+        </w:r>
+        <w:r>
+          <w:rPr>
+            <w:noProof/>
+            <w:webHidden/>
+          </w:rPr>
+          <w:t>40</w:t>
+        </w:r>
+        <w:r>
+          <w:rPr>
+            <w:noProof/>
+            <w:webHidden/>
+          </w:rPr>
+          <w:fldChar w:fldCharType="end"/>
+        </w:r>
+      </w:hyperlink>
+    </w:p>
+    <w:p>
+      <w:pPr>
+        <w:pStyle w:val="TableofFigures"/>
+        <w:tabs>
+          <w:tab w:val="right" w:leader="dot" w:pos="9061"/>
+        </w:tabs>
+        <w:rPr>
+          <w:rFonts w:asciiTheme="minorHAnsi" w:eastAsiaTheme="minorEastAsia" w:hAnsiTheme="minorHAnsi"/>
+          <w:noProof/>
+          <w:sz w:val="22"/>
+          <w:lang w:eastAsia="vi-VN"/>
+        </w:rPr>
+      </w:pPr>
+      <w:hyperlink w:anchor="_Toc93142553" w:history="1">
+        <w:r>
+          <w:rPr>
+            <w:rStyle w:val="Hyperlink"/>
+            <w:noProof/>
+          </w:rPr>
+          <w:t>Hình 5.6</w:t>
+        </w:r>
+        <w:r>
+          <w:rPr>
+            <w:rStyle w:val="Hyperlink"/>
+            <w:noProof/>
+            <w:lang w:val="en-US"/>
+          </w:rPr>
+          <w:t>: Giao diện quản lý</w:t>
+        </w:r>
+        <w:r>
+          <w:rPr>
+            <w:noProof/>
+            <w:webHidden/>
+          </w:rPr>
+          <w:tab/>
+        </w:r>
+        <w:r>
+          <w:rPr>
+            <w:noProof/>
+            <w:webHidden/>
+          </w:rPr>
+          <w:fldChar w:fldCharType="begin"/>
+        </w:r>
+        <w:r>
+          <w:rPr>
+            <w:noProof/>
+            <w:webHidden/>
+          </w:rPr>
+          <w:instrText xml:space="preserve"> PAGEREF _Toc93142553 \h </w:instrText>
+        </w:r>
+        <w:r>
+          <w:rPr>
+            <w:noProof/>
+            <w:webHidden/>
+          </w:rPr>
+        </w:r>
+        <w:r>
+          <w:rPr>
+            <w:noProof/>
+            <w:webHidden/>
+          </w:rPr>
+          <w:fldChar w:fldCharType="separate"/>
+        </w:r>
+        <w:r>
+          <w:rPr>
+            <w:noProof/>
+            <w:webHidden/>
+          </w:rPr>
+          <w:t>41</w:t>
+        </w:r>
+        <w:r>
+          <w:rPr>
+            <w:noProof/>
+            <w:webHidden/>
+          </w:rPr>
+          <w:fldChar w:fldCharType="end"/>
+        </w:r>
+      </w:hyperlink>
+    </w:p>
+    <w:p>
+      <w:pPr>
+        <w:pStyle w:val="TableofFigures"/>
+        <w:tabs>
+          <w:tab w:val="right" w:leader="dot" w:pos="9061"/>
+        </w:tabs>
+        <w:rPr>
+          <w:rFonts w:asciiTheme="minorHAnsi" w:eastAsiaTheme="minorEastAsia" w:hAnsiTheme="minorHAnsi"/>
+          <w:noProof/>
+          <w:sz w:val="22"/>
+          <w:lang w:eastAsia="vi-VN"/>
+        </w:rPr>
+      </w:pPr>
+      <w:hyperlink w:anchor="_Toc93142554" w:history="1">
+        <w:r>
+          <w:rPr>
+            <w:rStyle w:val="Hyperlink"/>
+            <w:noProof/>
+          </w:rPr>
+          <w:t>Hình 5.7</w:t>
+        </w:r>
+        <w:r>
+          <w:rPr>
+            <w:rStyle w:val="Hyperlink"/>
+            <w:noProof/>
+            <w:lang w:val="en-US"/>
+          </w:rPr>
+          <w:t>: Giao diện thống kê</w:t>
+        </w:r>
+        <w:r>
+          <w:rPr>
+            <w:noProof/>
+            <w:webHidden/>
+          </w:rPr>
+          <w:tab/>
+        </w:r>
+        <w:r>
+          <w:rPr>
+            <w:noProof/>
+            <w:webHidden/>
+          </w:rPr>
+          <w:fldChar w:fldCharType="begin"/>
+        </w:r>
+        <w:r>
+          <w:rPr>
+            <w:noProof/>
+            <w:webHidden/>
+          </w:rPr>
+          <w:instrText xml:space="preserve"> PAGEREF _Toc93142554 \h </w:instrText>
+        </w:r>
+        <w:r>
+          <w:rPr>
+            <w:noProof/>
+            <w:webHidden/>
+          </w:rPr>
+        </w:r>
+        <w:r>
+          <w:rPr>
+            <w:noProof/>
+            <w:webHidden/>
+          </w:rPr>
+          <w:fldChar w:fldCharType="separate"/>
+        </w:r>
+        <w:r>
+          <w:rPr>
+            <w:noProof/>
+            <w:webHidden/>
+          </w:rPr>
+          <w:t>42</w:t>
         </w:r>
         <w:r>
           <w:rPr>
@@ -2408,7 +4899,7 @@
         </w:rPr>
         <w:fldChar w:fldCharType="separate"/>
       </w:r>
-      <w:hyperlink w:anchor="_Toc93041106" w:history="1">
+      <w:hyperlink w:anchor="_Toc93142555" w:history="1">
         <w:r>
           <w:rPr>
             <w:rStyle w:val="Hyperlink"/>
@@ -2436,7 +4927,7 @@
             <w:noProof/>
             <w:webHidden/>
           </w:rPr>
-          <w:instrText xml:space="preserve"> PAGEREF _Toc93041106 \h </w:instrText>
+          <w:instrText xml:space="preserve"> PAGEREF _Toc93142555 \h </w:instrText>
         </w:r>
         <w:r>
           <w:rPr>
@@ -2456,7 +4947,7 @@
             <w:noProof/>
             <w:webHidden/>
           </w:rPr>
-          <w:t>10</w:t>
+          <w:t>11</w:t>
         </w:r>
         <w:r>
           <w:rPr>
@@ -2480,7 +4971,7 @@
           <w:lang w:eastAsia="vi-VN"/>
         </w:rPr>
       </w:pPr>
-      <w:hyperlink w:anchor="_Toc93041107" w:history="1">
+      <w:hyperlink w:anchor="_Toc93142556" w:history="1">
         <w:r>
           <w:rPr>
             <w:rStyle w:val="Hyperlink"/>
@@ -2517,7 +5008,7 @@
             <w:noProof/>
             <w:webHidden/>
           </w:rPr>
-          <w:instrText xml:space="preserve"> PAGEREF _Toc93041107 \h </w:instrText>
+          <w:instrText xml:space="preserve"> PAGEREF _Toc93142556 \h </w:instrText>
         </w:r>
         <w:r>
           <w:rPr>
@@ -2537,7 +5028,7 @@
             <w:noProof/>
             <w:webHidden/>
           </w:rPr>
-          <w:t>11</w:t>
+          <w:t>12</w:t>
         </w:r>
         <w:r>
           <w:rPr>
@@ -2561,7 +5052,7 @@
           <w:lang w:eastAsia="vi-VN"/>
         </w:rPr>
       </w:pPr>
-      <w:hyperlink w:anchor="_Toc93041108" w:history="1">
+      <w:hyperlink w:anchor="_Toc93142557" w:history="1">
         <w:r>
           <w:rPr>
             <w:rStyle w:val="Hyperlink"/>
@@ -2598,7 +5089,7 @@
             <w:noProof/>
             <w:webHidden/>
           </w:rPr>
-          <w:instrText xml:space="preserve"> PAGEREF _Toc93041108 \h </w:instrText>
+          <w:instrText xml:space="preserve"> PAGEREF _Toc93142557 \h </w:instrText>
         </w:r>
         <w:r>
           <w:rPr>
@@ -2618,7 +5109,7 @@
             <w:noProof/>
             <w:webHidden/>
           </w:rPr>
-          <w:t>12</w:t>
+          <w:t>13</w:t>
         </w:r>
         <w:r>
           <w:rPr>
@@ -2642,7 +5133,7 @@
           <w:lang w:eastAsia="vi-VN"/>
         </w:rPr>
       </w:pPr>
-      <w:hyperlink w:anchor="_Toc93041109" w:history="1">
+      <w:hyperlink w:anchor="_Toc93142558" w:history="1">
         <w:r>
           <w:rPr>
             <w:rStyle w:val="Hyperlink"/>
@@ -2679,7 +5170,7 @@
             <w:noProof/>
             <w:webHidden/>
           </w:rPr>
-          <w:instrText xml:space="preserve"> PAGEREF _Toc93041109 \h </w:instrText>
+          <w:instrText xml:space="preserve"> PAGEREF _Toc93142558 \h </w:instrText>
         </w:r>
         <w:r>
           <w:rPr>
@@ -2699,7 +5190,7 @@
             <w:noProof/>
             <w:webHidden/>
           </w:rPr>
-          <w:t>13</w:t>
+          <w:t>14</w:t>
         </w:r>
         <w:r>
           <w:rPr>
@@ -2723,7 +5214,7 @@
           <w:lang w:eastAsia="vi-VN"/>
         </w:rPr>
       </w:pPr>
-      <w:hyperlink w:anchor="_Toc93041110" w:history="1">
+      <w:hyperlink w:anchor="_Toc93142559" w:history="1">
         <w:r>
           <w:rPr>
             <w:rStyle w:val="Hyperlink"/>
@@ -2760,7 +5251,7 @@
             <w:noProof/>
             <w:webHidden/>
           </w:rPr>
-          <w:instrText xml:space="preserve"> PAGEREF _Toc93041110 \h </w:instrText>
+          <w:instrText xml:space="preserve"> PAGEREF _Toc93142559 \h </w:instrText>
         </w:r>
         <w:r>
           <w:rPr>
@@ -2780,7 +5271,7 @@
             <w:noProof/>
             <w:webHidden/>
           </w:rPr>
-          <w:t>14</w:t>
+          <w:t>15</w:t>
         </w:r>
         <w:r>
           <w:rPr>
@@ -2804,7 +5295,7 @@
           <w:lang w:eastAsia="vi-VN"/>
         </w:rPr>
       </w:pPr>
-      <w:hyperlink w:anchor="_Toc93041111" w:history="1">
+      <w:hyperlink w:anchor="_Toc93142560" w:history="1">
         <w:r>
           <w:rPr>
             <w:rStyle w:val="Hyperlink"/>
@@ -2841,7 +5332,7 @@
             <w:noProof/>
             <w:webHidden/>
           </w:rPr>
-          <w:instrText xml:space="preserve"> PAGEREF _Toc93041111 \h </w:instrText>
+          <w:instrText xml:space="preserve"> PAGEREF _Toc93142560 \h </w:instrText>
         </w:r>
         <w:r>
           <w:rPr>
@@ -2861,7 +5352,7 @@
             <w:noProof/>
             <w:webHidden/>
           </w:rPr>
-          <w:t>16</w:t>
+          <w:t>17</w:t>
         </w:r>
         <w:r>
           <w:rPr>
@@ -2885,7 +5376,7 @@
           <w:lang w:eastAsia="vi-VN"/>
         </w:rPr>
       </w:pPr>
-      <w:hyperlink w:anchor="_Toc93041112" w:history="1">
+      <w:hyperlink w:anchor="_Toc93142561" w:history="1">
         <w:r>
           <w:rPr>
             <w:rStyle w:val="Hyperlink"/>
@@ -2922,7 +5413,7 @@
             <w:noProof/>
             <w:webHidden/>
           </w:rPr>
-          <w:instrText xml:space="preserve"> PAGEREF _Toc93041112 \h </w:instrText>
+          <w:instrText xml:space="preserve"> PAGEREF _Toc93142561 \h </w:instrText>
         </w:r>
         <w:r>
           <w:rPr>
@@ -2942,7 +5433,7 @@
             <w:noProof/>
             <w:webHidden/>
           </w:rPr>
-          <w:t>18</w:t>
+          <w:t>19</w:t>
         </w:r>
         <w:r>
           <w:rPr>
@@ -2966,7 +5457,7 @@
           <w:lang w:eastAsia="vi-VN"/>
         </w:rPr>
       </w:pPr>
-      <w:hyperlink w:anchor="_Toc93041113" w:history="1">
+      <w:hyperlink w:anchor="_Toc93142562" w:history="1">
         <w:r>
           <w:rPr>
             <w:rStyle w:val="Hyperlink"/>
@@ -3003,7 +5494,7 @@
             <w:noProof/>
             <w:webHidden/>
           </w:rPr>
-          <w:instrText xml:space="preserve"> PAGEREF _Toc93041113 \h </w:instrText>
+          <w:instrText xml:space="preserve"> PAGEREF _Toc93142562 \h </w:instrText>
         </w:r>
         <w:r>
           <w:rPr>
@@ -3023,7 +5514,7 @@
             <w:noProof/>
             <w:webHidden/>
           </w:rPr>
-          <w:t>19</w:t>
+          <w:t>20</w:t>
         </w:r>
         <w:r>
           <w:rPr>
@@ -3047,7 +5538,7 @@
           <w:lang w:eastAsia="vi-VN"/>
         </w:rPr>
       </w:pPr>
-      <w:hyperlink w:anchor="_Toc93041114" w:history="1">
+      <w:hyperlink w:anchor="_Toc93142563" w:history="1">
         <w:r>
           <w:rPr>
             <w:rStyle w:val="Hyperlink"/>
@@ -3084,7 +5575,7 @@
             <w:noProof/>
             <w:webHidden/>
           </w:rPr>
-          <w:instrText xml:space="preserve"> PAGEREF _Toc93041114 \h </w:instrText>
+          <w:instrText xml:space="preserve"> PAGEREF _Toc93142563 \h </w:instrText>
         </w:r>
         <w:r>
           <w:rPr>
@@ -3104,7 +5595,7 @@
             <w:noProof/>
             <w:webHidden/>
           </w:rPr>
-          <w:t>20</w:t>
+          <w:t>21</w:t>
         </w:r>
         <w:r>
           <w:rPr>
@@ -3128,7 +5619,7 @@
           <w:lang w:eastAsia="vi-VN"/>
         </w:rPr>
       </w:pPr>
-      <w:hyperlink w:anchor="_Toc93041115" w:history="1">
+      <w:hyperlink w:anchor="_Toc93142564" w:history="1">
         <w:r>
           <w:rPr>
             <w:rStyle w:val="Hyperlink"/>
@@ -3165,7 +5656,7 @@
             <w:noProof/>
             <w:webHidden/>
           </w:rPr>
-          <w:instrText xml:space="preserve"> PAGEREF _Toc93041115 \h </w:instrText>
+          <w:instrText xml:space="preserve"> PAGEREF _Toc93142564 \h </w:instrText>
         </w:r>
         <w:r>
           <w:rPr>
@@ -3185,7 +5676,7 @@
             <w:noProof/>
             <w:webHidden/>
           </w:rPr>
-          <w:t>22</w:t>
+          <w:t>23</w:t>
         </w:r>
         <w:r>
           <w:rPr>
@@ -3209,7 +5700,7 @@
           <w:lang w:eastAsia="vi-VN"/>
         </w:rPr>
       </w:pPr>
-      <w:hyperlink w:anchor="_Toc93041116" w:history="1">
+      <w:hyperlink w:anchor="_Toc93142565" w:history="1">
         <w:r>
           <w:rPr>
             <w:rStyle w:val="Hyperlink"/>
@@ -3246,7 +5737,7 @@
             <w:noProof/>
             <w:webHidden/>
           </w:rPr>
-          <w:instrText xml:space="preserve"> PAGEREF _Toc93041116 \h </w:instrText>
+          <w:instrText xml:space="preserve"> PAGEREF _Toc93142565 \h </w:instrText>
         </w:r>
         <w:r>
           <w:rPr>
@@ -3266,7 +5757,7 @@
             <w:noProof/>
             <w:webHidden/>
           </w:rPr>
-          <w:t>22</w:t>
+          <w:t>23</w:t>
         </w:r>
         <w:r>
           <w:rPr>
@@ -3290,7 +5781,7 @@
           <w:lang w:eastAsia="vi-VN"/>
         </w:rPr>
       </w:pPr>
-      <w:hyperlink w:anchor="_Toc93041117" w:history="1">
+      <w:hyperlink w:anchor="_Toc93142566" w:history="1">
         <w:r>
           <w:rPr>
             <w:rStyle w:val="Hyperlink"/>
@@ -3327,7 +5818,7 @@
             <w:noProof/>
             <w:webHidden/>
           </w:rPr>
-          <w:instrText xml:space="preserve"> PAGEREF _Toc93041117 \h </w:instrText>
+          <w:instrText xml:space="preserve"> PAGEREF _Toc93142566 \h </w:instrText>
         </w:r>
         <w:r>
           <w:rPr>
@@ -3347,7 +5838,7 @@
             <w:noProof/>
             <w:webHidden/>
           </w:rPr>
-          <w:t>24</w:t>
+          <w:t>25</w:t>
         </w:r>
         <w:r>
           <w:rPr>
@@ -3371,7 +5862,7 @@
           <w:lang w:eastAsia="vi-VN"/>
         </w:rPr>
       </w:pPr>
-      <w:hyperlink w:anchor="_Toc93041118" w:history="1">
+      <w:hyperlink w:anchor="_Toc93142567" w:history="1">
         <w:r>
           <w:rPr>
             <w:rStyle w:val="Hyperlink"/>
@@ -3408,7 +5899,7 @@
             <w:noProof/>
             <w:webHidden/>
           </w:rPr>
-          <w:instrText xml:space="preserve"> PAGEREF _Toc93041118 \h </w:instrText>
+          <w:instrText xml:space="preserve"> PAGEREF _Toc93142567 \h </w:instrText>
         </w:r>
         <w:r>
           <w:rPr>
@@ -3428,7 +5919,7 @@
             <w:noProof/>
             <w:webHidden/>
           </w:rPr>
-          <w:t>25</w:t>
+          <w:t>26</w:t>
         </w:r>
         <w:r>
           <w:rPr>
@@ -3452,7 +5943,7 @@
           <w:lang w:eastAsia="vi-VN"/>
         </w:rPr>
       </w:pPr>
-      <w:hyperlink w:anchor="_Toc93041119" w:history="1">
+      <w:hyperlink w:anchor="_Toc93142568" w:history="1">
         <w:r>
           <w:rPr>
             <w:rStyle w:val="Hyperlink"/>
@@ -3489,7 +5980,7 @@
             <w:noProof/>
             <w:webHidden/>
           </w:rPr>
-          <w:instrText xml:space="preserve"> PAGEREF _Toc93041119 \h </w:instrText>
+          <w:instrText xml:space="preserve"> PAGEREF _Toc93142568 \h </w:instrText>
         </w:r>
         <w:r>
           <w:rPr>
@@ -3509,7 +6000,7 @@
             <w:noProof/>
             <w:webHidden/>
           </w:rPr>
-          <w:t>26</w:t>
+          <w:t>27</w:t>
         </w:r>
         <w:r>
           <w:rPr>
@@ -3526,6 +6017,656 @@
         <w:tabs>
           <w:tab w:val="right" w:leader="dot" w:pos="9061"/>
         </w:tabs>
+        <w:rPr>
+          <w:rFonts w:asciiTheme="minorHAnsi" w:eastAsiaTheme="minorEastAsia" w:hAnsiTheme="minorHAnsi"/>
+          <w:noProof/>
+          <w:sz w:val="22"/>
+          <w:lang w:eastAsia="vi-VN"/>
+        </w:rPr>
+      </w:pPr>
+      <w:hyperlink w:anchor="_Toc93142569" w:history="1">
+        <w:r>
+          <w:rPr>
+            <w:rStyle w:val="Hyperlink"/>
+            <w:noProof/>
+          </w:rPr>
+          <w:t>Bảng 5.1</w:t>
+        </w:r>
+        <w:r>
+          <w:rPr>
+            <w:rStyle w:val="Hyperlink"/>
+            <w:noProof/>
+            <w:lang w:val="en-US"/>
+          </w:rPr>
+          <w:t xml:space="preserve">: </w:t>
+        </w:r>
+        <w:r>
+          <w:rPr>
+            <w:rStyle w:val="Hyperlink"/>
+            <w:noProof/>
+          </w:rPr>
+          <w:t>Xử lý giao diện đăng nhập</w:t>
+        </w:r>
+        <w:r>
+          <w:rPr>
+            <w:noProof/>
+            <w:webHidden/>
+          </w:rPr>
+          <w:tab/>
+        </w:r>
+        <w:r>
+          <w:rPr>
+            <w:noProof/>
+            <w:webHidden/>
+          </w:rPr>
+          <w:fldChar w:fldCharType="begin"/>
+        </w:r>
+        <w:r>
+          <w:rPr>
+            <w:noProof/>
+            <w:webHidden/>
+          </w:rPr>
+          <w:instrText xml:space="preserve"> PAGEREF _Toc93142569 \h </w:instrText>
+        </w:r>
+        <w:r>
+          <w:rPr>
+            <w:noProof/>
+            <w:webHidden/>
+          </w:rPr>
+        </w:r>
+        <w:r>
+          <w:rPr>
+            <w:noProof/>
+            <w:webHidden/>
+          </w:rPr>
+          <w:fldChar w:fldCharType="separate"/>
+        </w:r>
+        <w:r>
+          <w:rPr>
+            <w:noProof/>
+            <w:webHidden/>
+          </w:rPr>
+          <w:t>36</w:t>
+        </w:r>
+        <w:r>
+          <w:rPr>
+            <w:noProof/>
+            <w:webHidden/>
+          </w:rPr>
+          <w:fldChar w:fldCharType="end"/>
+        </w:r>
+      </w:hyperlink>
+    </w:p>
+    <w:p>
+      <w:pPr>
+        <w:pStyle w:val="TableofFigures"/>
+        <w:tabs>
+          <w:tab w:val="right" w:leader="dot" w:pos="9061"/>
+        </w:tabs>
+        <w:rPr>
+          <w:rFonts w:asciiTheme="minorHAnsi" w:eastAsiaTheme="minorEastAsia" w:hAnsiTheme="minorHAnsi"/>
+          <w:noProof/>
+          <w:sz w:val="22"/>
+          <w:lang w:eastAsia="vi-VN"/>
+        </w:rPr>
+      </w:pPr>
+      <w:hyperlink w:anchor="_Toc93142570" w:history="1">
+        <w:r>
+          <w:rPr>
+            <w:rStyle w:val="Hyperlink"/>
+            <w:noProof/>
+          </w:rPr>
+          <w:t>Bảng 5.2</w:t>
+        </w:r>
+        <w:r>
+          <w:rPr>
+            <w:rStyle w:val="Hyperlink"/>
+            <w:noProof/>
+            <w:lang w:val="en-US"/>
+          </w:rPr>
+          <w:t xml:space="preserve">: </w:t>
+        </w:r>
+        <w:r>
+          <w:rPr>
+            <w:rStyle w:val="Hyperlink"/>
+            <w:noProof/>
+          </w:rPr>
+          <w:t xml:space="preserve">Xử lý giao diện </w:t>
+        </w:r>
+        <w:r>
+          <w:rPr>
+            <w:rStyle w:val="Hyperlink"/>
+            <w:noProof/>
+            <w:lang w:val="en-US"/>
+          </w:rPr>
+          <w:t>đăng ký</w:t>
+        </w:r>
+        <w:r>
+          <w:rPr>
+            <w:noProof/>
+            <w:webHidden/>
+          </w:rPr>
+          <w:tab/>
+        </w:r>
+        <w:r>
+          <w:rPr>
+            <w:noProof/>
+            <w:webHidden/>
+          </w:rPr>
+          <w:fldChar w:fldCharType="begin"/>
+        </w:r>
+        <w:r>
+          <w:rPr>
+            <w:noProof/>
+            <w:webHidden/>
+          </w:rPr>
+          <w:instrText xml:space="preserve"> PAGEREF _Toc93142570 \h </w:instrText>
+        </w:r>
+        <w:r>
+          <w:rPr>
+            <w:noProof/>
+            <w:webHidden/>
+          </w:rPr>
+        </w:r>
+        <w:r>
+          <w:rPr>
+            <w:noProof/>
+            <w:webHidden/>
+          </w:rPr>
+          <w:fldChar w:fldCharType="separate"/>
+        </w:r>
+        <w:r>
+          <w:rPr>
+            <w:noProof/>
+            <w:webHidden/>
+          </w:rPr>
+          <w:t>37</w:t>
+        </w:r>
+        <w:r>
+          <w:rPr>
+            <w:noProof/>
+            <w:webHidden/>
+          </w:rPr>
+          <w:fldChar w:fldCharType="end"/>
+        </w:r>
+      </w:hyperlink>
+    </w:p>
+    <w:p>
+      <w:pPr>
+        <w:pStyle w:val="TableofFigures"/>
+        <w:tabs>
+          <w:tab w:val="right" w:leader="dot" w:pos="9061"/>
+        </w:tabs>
+        <w:rPr>
+          <w:rFonts w:asciiTheme="minorHAnsi" w:eastAsiaTheme="minorEastAsia" w:hAnsiTheme="minorHAnsi"/>
+          <w:noProof/>
+          <w:sz w:val="22"/>
+          <w:lang w:eastAsia="vi-VN"/>
+        </w:rPr>
+      </w:pPr>
+      <w:hyperlink w:anchor="_Toc93142571" w:history="1">
+        <w:r>
+          <w:rPr>
+            <w:rStyle w:val="Hyperlink"/>
+            <w:noProof/>
+          </w:rPr>
+          <w:t>Bảng 5.3</w:t>
+        </w:r>
+        <w:r>
+          <w:rPr>
+            <w:rStyle w:val="Hyperlink"/>
+            <w:noProof/>
+            <w:lang w:val="en-US"/>
+          </w:rPr>
+          <w:t xml:space="preserve">: </w:t>
+        </w:r>
+        <w:r>
+          <w:rPr>
+            <w:rStyle w:val="Hyperlink"/>
+            <w:noProof/>
+          </w:rPr>
+          <w:t xml:space="preserve">Xử lý giao diện </w:t>
+        </w:r>
+        <w:r>
+          <w:rPr>
+            <w:rStyle w:val="Hyperlink"/>
+            <w:noProof/>
+            <w:lang w:val="en-US"/>
+          </w:rPr>
+          <w:t>tìm kiếm</w:t>
+        </w:r>
+        <w:r>
+          <w:rPr>
+            <w:noProof/>
+            <w:webHidden/>
+          </w:rPr>
+          <w:tab/>
+        </w:r>
+        <w:r>
+          <w:rPr>
+            <w:noProof/>
+            <w:webHidden/>
+          </w:rPr>
+          <w:fldChar w:fldCharType="begin"/>
+        </w:r>
+        <w:r>
+          <w:rPr>
+            <w:noProof/>
+            <w:webHidden/>
+          </w:rPr>
+          <w:instrText xml:space="preserve"> PAGEREF _Toc93142571 \h </w:instrText>
+        </w:r>
+        <w:r>
+          <w:rPr>
+            <w:noProof/>
+            <w:webHidden/>
+          </w:rPr>
+        </w:r>
+        <w:r>
+          <w:rPr>
+            <w:noProof/>
+            <w:webHidden/>
+          </w:rPr>
+          <w:fldChar w:fldCharType="separate"/>
+        </w:r>
+        <w:r>
+          <w:rPr>
+            <w:noProof/>
+            <w:webHidden/>
+          </w:rPr>
+          <w:t>38</w:t>
+        </w:r>
+        <w:r>
+          <w:rPr>
+            <w:noProof/>
+            <w:webHidden/>
+          </w:rPr>
+          <w:fldChar w:fldCharType="end"/>
+        </w:r>
+      </w:hyperlink>
+    </w:p>
+    <w:p>
+      <w:pPr>
+        <w:pStyle w:val="TableofFigures"/>
+        <w:tabs>
+          <w:tab w:val="right" w:leader="dot" w:pos="9061"/>
+        </w:tabs>
+        <w:rPr>
+          <w:rFonts w:asciiTheme="minorHAnsi" w:eastAsiaTheme="minorEastAsia" w:hAnsiTheme="minorHAnsi"/>
+          <w:noProof/>
+          <w:sz w:val="22"/>
+          <w:lang w:eastAsia="vi-VN"/>
+        </w:rPr>
+      </w:pPr>
+      <w:hyperlink w:anchor="_Toc93142572" w:history="1">
+        <w:r>
+          <w:rPr>
+            <w:rStyle w:val="Hyperlink"/>
+            <w:noProof/>
+          </w:rPr>
+          <w:t>Bảng 5.4</w:t>
+        </w:r>
+        <w:r>
+          <w:rPr>
+            <w:rStyle w:val="Hyperlink"/>
+            <w:noProof/>
+            <w:lang w:val="en-US"/>
+          </w:rPr>
+          <w:t xml:space="preserve">: </w:t>
+        </w:r>
+        <w:r>
+          <w:rPr>
+            <w:rStyle w:val="Hyperlink"/>
+            <w:noProof/>
+          </w:rPr>
+          <w:t xml:space="preserve">Xử lý giao diện </w:t>
+        </w:r>
+        <w:r>
+          <w:rPr>
+            <w:rStyle w:val="Hyperlink"/>
+            <w:noProof/>
+            <w:lang w:val="en-US"/>
+          </w:rPr>
+          <w:t>đặt hàng</w:t>
+        </w:r>
+        <w:r>
+          <w:rPr>
+            <w:noProof/>
+            <w:webHidden/>
+          </w:rPr>
+          <w:tab/>
+        </w:r>
+        <w:r>
+          <w:rPr>
+            <w:noProof/>
+            <w:webHidden/>
+          </w:rPr>
+          <w:fldChar w:fldCharType="begin"/>
+        </w:r>
+        <w:r>
+          <w:rPr>
+            <w:noProof/>
+            <w:webHidden/>
+          </w:rPr>
+          <w:instrText xml:space="preserve"> PAGEREF _Toc93142572 \h </w:instrText>
+        </w:r>
+        <w:r>
+          <w:rPr>
+            <w:noProof/>
+            <w:webHidden/>
+          </w:rPr>
+        </w:r>
+        <w:r>
+          <w:rPr>
+            <w:noProof/>
+            <w:webHidden/>
+          </w:rPr>
+          <w:fldChar w:fldCharType="separate"/>
+        </w:r>
+        <w:r>
+          <w:rPr>
+            <w:noProof/>
+            <w:webHidden/>
+          </w:rPr>
+          <w:t>39</w:t>
+        </w:r>
+        <w:r>
+          <w:rPr>
+            <w:noProof/>
+            <w:webHidden/>
+          </w:rPr>
+          <w:fldChar w:fldCharType="end"/>
+        </w:r>
+      </w:hyperlink>
+    </w:p>
+    <w:p>
+      <w:pPr>
+        <w:pStyle w:val="TableofFigures"/>
+        <w:tabs>
+          <w:tab w:val="right" w:leader="dot" w:pos="9061"/>
+        </w:tabs>
+        <w:rPr>
+          <w:rFonts w:asciiTheme="minorHAnsi" w:eastAsiaTheme="minorEastAsia" w:hAnsiTheme="minorHAnsi"/>
+          <w:noProof/>
+          <w:sz w:val="22"/>
+          <w:lang w:eastAsia="vi-VN"/>
+        </w:rPr>
+      </w:pPr>
+      <w:hyperlink w:anchor="_Toc93142573" w:history="1">
+        <w:r>
+          <w:rPr>
+            <w:rStyle w:val="Hyperlink"/>
+            <w:noProof/>
+          </w:rPr>
+          <w:t>Bảng 5.5</w:t>
+        </w:r>
+        <w:r>
+          <w:rPr>
+            <w:rStyle w:val="Hyperlink"/>
+            <w:noProof/>
+            <w:lang w:val="en-US"/>
+          </w:rPr>
+          <w:t xml:space="preserve">: </w:t>
+        </w:r>
+        <w:r>
+          <w:rPr>
+            <w:rStyle w:val="Hyperlink"/>
+            <w:noProof/>
+          </w:rPr>
+          <w:t xml:space="preserve">Xử lý giao diện </w:t>
+        </w:r>
+        <w:r>
+          <w:rPr>
+            <w:rStyle w:val="Hyperlink"/>
+            <w:noProof/>
+            <w:lang w:val="en-US"/>
+          </w:rPr>
+          <w:t>thanh toán</w:t>
+        </w:r>
+        <w:r>
+          <w:rPr>
+            <w:noProof/>
+            <w:webHidden/>
+          </w:rPr>
+          <w:tab/>
+        </w:r>
+        <w:r>
+          <w:rPr>
+            <w:noProof/>
+            <w:webHidden/>
+          </w:rPr>
+          <w:fldChar w:fldCharType="begin"/>
+        </w:r>
+        <w:r>
+          <w:rPr>
+            <w:noProof/>
+            <w:webHidden/>
+          </w:rPr>
+          <w:instrText xml:space="preserve"> PAGEREF _Toc93142573 \h </w:instrText>
+        </w:r>
+        <w:r>
+          <w:rPr>
+            <w:noProof/>
+            <w:webHidden/>
+          </w:rPr>
+        </w:r>
+        <w:r>
+          <w:rPr>
+            <w:noProof/>
+            <w:webHidden/>
+          </w:rPr>
+          <w:fldChar w:fldCharType="separate"/>
+        </w:r>
+        <w:r>
+          <w:rPr>
+            <w:noProof/>
+            <w:webHidden/>
+          </w:rPr>
+          <w:t>40</w:t>
+        </w:r>
+        <w:r>
+          <w:rPr>
+            <w:noProof/>
+            <w:webHidden/>
+          </w:rPr>
+          <w:fldChar w:fldCharType="end"/>
+        </w:r>
+      </w:hyperlink>
+    </w:p>
+    <w:p>
+      <w:pPr>
+        <w:pStyle w:val="TableofFigures"/>
+        <w:tabs>
+          <w:tab w:val="right" w:leader="dot" w:pos="9061"/>
+        </w:tabs>
+        <w:rPr>
+          <w:rFonts w:asciiTheme="minorHAnsi" w:eastAsiaTheme="minorEastAsia" w:hAnsiTheme="minorHAnsi"/>
+          <w:noProof/>
+          <w:sz w:val="22"/>
+          <w:lang w:eastAsia="vi-VN"/>
+        </w:rPr>
+      </w:pPr>
+      <w:hyperlink w:anchor="_Toc93142574" w:history="1">
+        <w:r>
+          <w:rPr>
+            <w:rStyle w:val="Hyperlink"/>
+            <w:noProof/>
+          </w:rPr>
+          <w:t>Bảng 5.6</w:t>
+        </w:r>
+        <w:r>
+          <w:rPr>
+            <w:rStyle w:val="Hyperlink"/>
+            <w:noProof/>
+            <w:lang w:val="en-US"/>
+          </w:rPr>
+          <w:t xml:space="preserve">: </w:t>
+        </w:r>
+        <w:r>
+          <w:rPr>
+            <w:rStyle w:val="Hyperlink"/>
+            <w:noProof/>
+          </w:rPr>
+          <w:t xml:space="preserve">Xử lý giao diện </w:t>
+        </w:r>
+        <w:r>
+          <w:rPr>
+            <w:rStyle w:val="Hyperlink"/>
+            <w:noProof/>
+            <w:lang w:val="en-US"/>
+          </w:rPr>
+          <w:t>quản lý</w:t>
+        </w:r>
+        <w:r>
+          <w:rPr>
+            <w:noProof/>
+            <w:webHidden/>
+          </w:rPr>
+          <w:tab/>
+        </w:r>
+        <w:r>
+          <w:rPr>
+            <w:noProof/>
+            <w:webHidden/>
+          </w:rPr>
+          <w:fldChar w:fldCharType="begin"/>
+        </w:r>
+        <w:r>
+          <w:rPr>
+            <w:noProof/>
+            <w:webHidden/>
+          </w:rPr>
+          <w:instrText xml:space="preserve"> PAGEREF _Toc93142574 \h </w:instrText>
+        </w:r>
+        <w:r>
+          <w:rPr>
+            <w:noProof/>
+            <w:webHidden/>
+          </w:rPr>
+        </w:r>
+        <w:r>
+          <w:rPr>
+            <w:noProof/>
+            <w:webHidden/>
+          </w:rPr>
+          <w:fldChar w:fldCharType="separate"/>
+        </w:r>
+        <w:r>
+          <w:rPr>
+            <w:noProof/>
+            <w:webHidden/>
+          </w:rPr>
+          <w:t>42</w:t>
+        </w:r>
+        <w:r>
+          <w:rPr>
+            <w:noProof/>
+            <w:webHidden/>
+          </w:rPr>
+          <w:fldChar w:fldCharType="end"/>
+        </w:r>
+      </w:hyperlink>
+    </w:p>
+    <w:p>
+      <w:pPr>
+        <w:pStyle w:val="TableofFigures"/>
+        <w:tabs>
+          <w:tab w:val="right" w:leader="dot" w:pos="9061"/>
+        </w:tabs>
+        <w:rPr>
+          <w:rFonts w:asciiTheme="minorHAnsi" w:eastAsiaTheme="minorEastAsia" w:hAnsiTheme="minorHAnsi"/>
+          <w:noProof/>
+          <w:sz w:val="22"/>
+          <w:lang w:eastAsia="vi-VN"/>
+        </w:rPr>
+      </w:pPr>
+      <w:hyperlink w:anchor="_Toc93142575" w:history="1">
+        <w:r>
+          <w:rPr>
+            <w:rStyle w:val="Hyperlink"/>
+            <w:noProof/>
+          </w:rPr>
+          <w:t>Bảng 5.7</w:t>
+        </w:r>
+        <w:r>
+          <w:rPr>
+            <w:rStyle w:val="Hyperlink"/>
+            <w:noProof/>
+            <w:lang w:val="en-US"/>
+          </w:rPr>
+          <w:t xml:space="preserve">: </w:t>
+        </w:r>
+        <w:r>
+          <w:rPr>
+            <w:rStyle w:val="Hyperlink"/>
+            <w:noProof/>
+          </w:rPr>
+          <w:t xml:space="preserve">Xử lý giao diện </w:t>
+        </w:r>
+        <w:r>
+          <w:rPr>
+            <w:rStyle w:val="Hyperlink"/>
+            <w:noProof/>
+            <w:lang w:val="en-US"/>
+          </w:rPr>
+          <w:t>thống kê</w:t>
+        </w:r>
+        <w:r>
+          <w:rPr>
+            <w:noProof/>
+            <w:webHidden/>
+          </w:rPr>
+          <w:tab/>
+        </w:r>
+        <w:r>
+          <w:rPr>
+            <w:noProof/>
+            <w:webHidden/>
+          </w:rPr>
+          <w:fldChar w:fldCharType="begin"/>
+        </w:r>
+        <w:r>
+          <w:rPr>
+            <w:noProof/>
+            <w:webHidden/>
+          </w:rPr>
+          <w:instrText xml:space="preserve"> PAGEREF _Toc93142575 \h </w:instrText>
+        </w:r>
+        <w:r>
+          <w:rPr>
+            <w:noProof/>
+            <w:webHidden/>
+          </w:rPr>
+        </w:r>
+        <w:r>
+          <w:rPr>
+            <w:noProof/>
+            <w:webHidden/>
+          </w:rPr>
+          <w:fldChar w:fldCharType="separate"/>
+        </w:r>
+        <w:r>
+          <w:rPr>
+            <w:noProof/>
+            <w:webHidden/>
+          </w:rPr>
+          <w:t>43</w:t>
+        </w:r>
+        <w:r>
+          <w:rPr>
+            <w:noProof/>
+            <w:webHidden/>
+          </w:rPr>
+          <w:fldChar w:fldCharType="end"/>
+        </w:r>
+      </w:hyperlink>
+    </w:p>
+    <w:p>
+      <w:pPr>
+        <w:pStyle w:val="TableofFigures"/>
+        <w:tabs>
+          <w:tab w:val="right" w:leader="dot" w:pos="9061"/>
+        </w:tabs>
         <w:jc w:val="both"/>
         <w:rPr>
           <w:rFonts w:cs="Times New Roman"/>
@@ -3557,7 +6698,7 @@
         </w:rPr>
         <w:br w:type="page"/>
       </w:r>
-      <w:bookmarkStart w:id="7" w:name="_Toc93041068"/>
+      <w:bookmarkStart w:id="7" w:name="_Toc93142506"/>
       <w:r>
         <w:rPr>
           <w:noProof/>
@@ -4431,7 +7572,7 @@
           <w:noProof/>
         </w:rPr>
       </w:pPr>
-      <w:bookmarkStart w:id="10" w:name="_Toc93041069"/>
+      <w:bookmarkStart w:id="10" w:name="_Toc93142507"/>
       <w:r>
         <w:rPr>
           <w:noProof/>
@@ -4916,7 +8057,7 @@
           <w:noProof/>
         </w:rPr>
       </w:pPr>
-      <w:bookmarkStart w:id="11" w:name="_Toc93041070"/>
+      <w:bookmarkStart w:id="11" w:name="_Toc93142508"/>
       <w:r>
         <w:rPr>
           <w:noProof/>
@@ -5785,7 +8926,7 @@
           <w:noProof/>
         </w:rPr>
       </w:pPr>
-      <w:bookmarkStart w:id="12" w:name="_Toc93041071"/>
+      <w:bookmarkStart w:id="12" w:name="_Toc93142509"/>
       <w:r>
         <w:rPr>
           <w:noProof/>
@@ -5803,7 +8944,7 @@
           <w:noProof/>
         </w:rPr>
       </w:pPr>
-      <w:bookmarkStart w:id="13" w:name="_Toc93041072"/>
+      <w:bookmarkStart w:id="13" w:name="_Toc93142510"/>
       <w:r>
         <w:rPr>
           <w:noProof/>
@@ -5820,7 +8961,7 @@
           <w:noProof/>
         </w:rPr>
       </w:pPr>
-      <w:bookmarkStart w:id="14" w:name="_Toc93041073"/>
+      <w:bookmarkStart w:id="14" w:name="_Toc93142511"/>
       <w:r>
         <w:rPr>
           <w:noProof/>
@@ -5941,7 +9082,7 @@
           <w:rFonts w:cs="Times New Roman"/>
         </w:rPr>
       </w:pPr>
-      <w:bookmarkStart w:id="15" w:name="_Toc93041083"/>
+      <w:bookmarkStart w:id="15" w:name="_Toc93142539"/>
       <w:r>
         <w:rPr>
           <w:rFonts w:cs="Times New Roman"/>
@@ -7057,7 +10198,7 @@
           <w:rFonts w:cs="Times New Roman"/>
         </w:rPr>
       </w:pPr>
-      <w:bookmarkStart w:id="16" w:name="_Toc93041106"/>
+      <w:bookmarkStart w:id="16" w:name="_Toc93142555"/>
       <w:r>
         <w:rPr>
           <w:rFonts w:cs="Times New Roman"/>
@@ -8296,7 +11437,7 @@
           <w:lang w:val="en-US"/>
         </w:rPr>
       </w:pPr>
-      <w:bookmarkStart w:id="17" w:name="_Toc93041107"/>
+      <w:bookmarkStart w:id="17" w:name="_Toc93142556"/>
       <w:r>
         <w:rPr>
           <w:rFonts w:cs="Times New Roman"/>
@@ -9406,7 +12547,7 @@
           <w:lang w:val="en-US"/>
         </w:rPr>
       </w:pPr>
-      <w:bookmarkStart w:id="18" w:name="_Toc93041108"/>
+      <w:bookmarkStart w:id="18" w:name="_Toc93142557"/>
       <w:r>
         <w:rPr>
           <w:rFonts w:cs="Times New Roman"/>
@@ -10407,7 +13548,7 @@
           <w:lang w:val="en-US"/>
         </w:rPr>
       </w:pPr>
-      <w:bookmarkStart w:id="19" w:name="_Toc93041109"/>
+      <w:bookmarkStart w:id="19" w:name="_Toc93142558"/>
       <w:r>
         <w:rPr>
           <w:rFonts w:cs="Times New Roman"/>
@@ -11527,7 +14668,7 @@
           <w:lang w:val="en-US"/>
         </w:rPr>
       </w:pPr>
-      <w:bookmarkStart w:id="20" w:name="_Toc93041110"/>
+      <w:bookmarkStart w:id="20" w:name="_Toc93142559"/>
       <w:r>
         <w:rPr>
           <w:rFonts w:cs="Times New Roman"/>
@@ -13302,7 +16443,7 @@
           <w:lang w:val="en-US"/>
         </w:rPr>
       </w:pPr>
-      <w:bookmarkStart w:id="21" w:name="_Toc93041111"/>
+      <w:bookmarkStart w:id="21" w:name="_Toc93142560"/>
       <w:r>
         <w:rPr>
           <w:rFonts w:cs="Times New Roman"/>
@@ -14866,7 +18007,7 @@
           <w:lang w:val="en-US"/>
         </w:rPr>
       </w:pPr>
-      <w:bookmarkStart w:id="22" w:name="_Toc93041112"/>
+      <w:bookmarkStart w:id="22" w:name="_Toc93142561"/>
       <w:r>
         <w:rPr>
           <w:rFonts w:cs="Times New Roman"/>
@@ -15946,7 +19087,7 @@
           <w:lang w:val="en-US"/>
         </w:rPr>
       </w:pPr>
-      <w:bookmarkStart w:id="23" w:name="_Toc93041113"/>
+      <w:bookmarkStart w:id="23" w:name="_Toc93142562"/>
       <w:r>
         <w:rPr>
           <w:rFonts w:cs="Times New Roman"/>
@@ -16842,7 +19983,7 @@
           <w:lang w:val="en-US"/>
         </w:rPr>
       </w:pPr>
-      <w:bookmarkStart w:id="24" w:name="_Toc93041114"/>
+      <w:bookmarkStart w:id="24" w:name="_Toc93142563"/>
       <w:r>
         <w:rPr>
           <w:rFonts w:cs="Times New Roman"/>
@@ -17961,7 +21102,7 @@
           <w:lang w:val="en-US"/>
         </w:rPr>
       </w:pPr>
-      <w:bookmarkStart w:id="25" w:name="_Toc93041115"/>
+      <w:bookmarkStart w:id="25" w:name="_Toc93142564"/>
       <w:r>
         <w:rPr>
           <w:rFonts w:cs="Times New Roman"/>
@@ -18771,7 +21912,7 @@
           <w:lang w:val="en-US"/>
         </w:rPr>
       </w:pPr>
-      <w:bookmarkStart w:id="26" w:name="_Toc93041116"/>
+      <w:bookmarkStart w:id="26" w:name="_Toc93142565"/>
       <w:r>
         <w:rPr>
           <w:rFonts w:cs="Times New Roman"/>
@@ -20231,7 +23372,7 @@
           <w:lang w:val="en-US"/>
         </w:rPr>
       </w:pPr>
-      <w:bookmarkStart w:id="27" w:name="_Toc93041117"/>
+      <w:bookmarkStart w:id="27" w:name="_Toc93142566"/>
       <w:r>
         <w:rPr>
           <w:rFonts w:cs="Times New Roman"/>
@@ -21115,7 +24256,7 @@
           <w:lang w:val="en-US"/>
         </w:rPr>
       </w:pPr>
-      <w:bookmarkStart w:id="28" w:name="_Toc93041118"/>
+      <w:bookmarkStart w:id="28" w:name="_Toc93142567"/>
       <w:r>
         <w:rPr>
           <w:rFonts w:cs="Times New Roman"/>
@@ -22184,7 +25325,7 @@
           <w:lang w:val="en-US"/>
         </w:rPr>
       </w:pPr>
-      <w:bookmarkStart w:id="29" w:name="_Toc93041119"/>
+      <w:bookmarkStart w:id="29" w:name="_Toc93142568"/>
       <w:r>
         <w:rPr>
           <w:rFonts w:cs="Times New Roman"/>
@@ -22282,7 +25423,7 @@
           <w:noProof/>
         </w:rPr>
       </w:pPr>
-      <w:bookmarkStart w:id="30" w:name="_Toc93041074"/>
+      <w:bookmarkStart w:id="30" w:name="_Toc93142512"/>
       <w:r>
         <w:rPr>
           <w:noProof/>
@@ -22368,7 +25509,7 @@
           <w:lang w:val="en-US"/>
         </w:rPr>
       </w:pPr>
-      <w:bookmarkStart w:id="31" w:name="_Toc93041084"/>
+      <w:bookmarkStart w:id="31" w:name="_Toc93142540"/>
       <w:r>
         <w:rPr>
           <w:rFonts w:cs="Times New Roman"/>
@@ -22495,7 +25636,7 @@
         <w:pStyle w:val="Heading3"/>
         <w:jc w:val="both"/>
       </w:pPr>
-      <w:bookmarkStart w:id="32" w:name="_Toc93041075"/>
+      <w:bookmarkStart w:id="32" w:name="_Toc93142513"/>
       <w:r>
         <w:lastRenderedPageBreak/>
         <w:t>Sơ đồ tuần tự (Sequence Diagram)</w:t>
@@ -22608,7 +25749,7 @@
           <w:lang w:val="en-US"/>
         </w:rPr>
       </w:pPr>
-      <w:bookmarkStart w:id="33" w:name="_Toc93041085"/>
+      <w:bookmarkStart w:id="33" w:name="_Toc93142541"/>
       <w:r>
         <w:rPr>
           <w:rFonts w:cs="Times New Roman"/>
@@ -22834,7 +25975,7 @@
           <w:lang w:val="en-US"/>
         </w:rPr>
       </w:pPr>
-      <w:bookmarkStart w:id="34" w:name="_Toc93041086"/>
+      <w:bookmarkStart w:id="34" w:name="_Toc93142542"/>
       <w:r>
         <w:rPr>
           <w:rFonts w:cs="Times New Roman"/>
@@ -23060,7 +26201,7 @@
           <w:lang w:val="en-US"/>
         </w:rPr>
       </w:pPr>
-      <w:bookmarkStart w:id="35" w:name="_Toc93041087"/>
+      <w:bookmarkStart w:id="35" w:name="_Toc93142543"/>
       <w:r>
         <w:rPr>
           <w:rFonts w:cs="Times New Roman"/>
@@ -23262,7 +26403,7 @@
           <w:lang w:val="en-US"/>
         </w:rPr>
       </w:pPr>
-      <w:bookmarkStart w:id="36" w:name="_Toc93041088"/>
+      <w:bookmarkStart w:id="36" w:name="_Toc93142544"/>
       <w:r>
         <w:rPr>
           <w:rFonts w:cs="Times New Roman"/>
@@ -23484,7 +26625,7 @@
           <w:lang w:val="en-US"/>
         </w:rPr>
       </w:pPr>
-      <w:bookmarkStart w:id="37" w:name="_Toc93041089"/>
+      <w:bookmarkStart w:id="37" w:name="_Toc93142545"/>
       <w:r>
         <w:rPr>
           <w:rFonts w:cs="Times New Roman"/>
@@ -23710,7 +26851,7 @@
           <w:lang w:val="en-US"/>
         </w:rPr>
       </w:pPr>
-      <w:bookmarkStart w:id="38" w:name="_Toc93041090"/>
+      <w:bookmarkStart w:id="38" w:name="_Toc93142546"/>
       <w:r>
         <w:rPr>
           <w:rFonts w:cs="Times New Roman"/>
@@ -23834,7 +26975,7 @@
           <w:noProof/>
         </w:rPr>
       </w:pPr>
-      <w:bookmarkStart w:id="39" w:name="_Toc93041076"/>
+      <w:bookmarkStart w:id="39" w:name="_Toc93142514"/>
       <w:r>
         <w:rPr>
           <w:noProof/>
@@ -23852,7 +26993,7 @@
           <w:noProof/>
         </w:rPr>
       </w:pPr>
-      <w:bookmarkStart w:id="40" w:name="_Toc93041077"/>
+      <w:bookmarkStart w:id="40" w:name="_Toc93142515"/>
       <w:r>
         <w:rPr>
           <w:noProof/>
@@ -23874,10 +27015,10 @@
           <w:lang w:val="en-US"/>
         </w:rPr>
         <w:drawing>
-          <wp:inline distT="0" distB="0" distL="0" distR="0" wp14:anchorId="74A13102" wp14:editId="7C08A327">
-            <wp:extent cx="5615940" cy="5099957"/>
-            <wp:effectExtent l="0" t="0" r="3810" b="5715"/>
-            <wp:docPr id="2" name="Picture 2"/>
+          <wp:inline distT="0" distB="0" distL="0" distR="0" wp14:anchorId="7DC24553" wp14:editId="3629D00D">
+            <wp:extent cx="5611495" cy="5138057"/>
+            <wp:effectExtent l="0" t="0" r="8255" b="5715"/>
+            <wp:docPr id="18" name="Picture 18"/>
             <wp:cNvGraphicFramePr>
               <a:graphicFrameLocks xmlns:a="http://schemas.openxmlformats.org/drawingml/2006/main" noChangeAspect="1"/>
             </wp:cNvGraphicFramePr>
@@ -23898,13 +27039,13 @@
                         </a:ext>
                       </a:extLst>
                     </a:blip>
-                    <a:srcRect r="2384" b="2578"/>
+                    <a:srcRect r="2460" b="2699"/>
                     <a:stretch/>
                   </pic:blipFill>
                   <pic:spPr bwMode="auto">
                     <a:xfrm>
                       <a:off x="0" y="0"/>
-                      <a:ext cx="5615940" cy="5099957"/>
+                      <a:ext cx="5611585" cy="5138139"/>
                     </a:xfrm>
                     <a:prstGeom prst="rect">
                       <a:avLst/>
@@ -23933,7 +27074,7 @@
           <w:lang w:val="en-US"/>
         </w:rPr>
       </w:pPr>
-      <w:bookmarkStart w:id="41" w:name="_Toc93041091"/>
+      <w:bookmarkStart w:id="41" w:name="_Toc93142547"/>
       <w:r>
         <w:t xml:space="preserve">Hình </w:t>
       </w:r>
@@ -24024,7 +27165,4882 @@
           <w:noProof/>
         </w:rPr>
       </w:pPr>
-      <w:bookmarkStart w:id="42" w:name="_Toc93041078"/>
+      <w:bookmarkStart w:id="42" w:name="_Toc93142516"/>
+      <w:r>
+        <w:rPr>
+          <w:noProof/>
+        </w:rPr>
+        <w:lastRenderedPageBreak/>
+        <w:t>THIẾT KẾ VÀ XỬ LÝ GIAO DIỆN</w:t>
+      </w:r>
+      <w:bookmarkEnd w:id="42"/>
+    </w:p>
+    <w:p>
+      <w:pPr>
+        <w:pStyle w:val="Heading2"/>
+      </w:pPr>
+      <w:bookmarkStart w:id="43" w:name="_Toc93142517"/>
+      <w:r>
+        <w:t>Đăng nhập</w:t>
+      </w:r>
+      <w:r>
+        <w:t xml:space="preserve"> tài khoản</w:t>
+      </w:r>
+      <w:bookmarkEnd w:id="43"/>
+    </w:p>
+    <w:p>
+      <w:pPr>
+        <w:pStyle w:val="Heading3"/>
+        <w:numPr>
+          <w:ilvl w:val="2"/>
+          <w:numId w:val="14"/>
+        </w:numPr>
+      </w:pPr>
+      <w:bookmarkStart w:id="44" w:name="_Toc93142518"/>
+      <w:r>
+        <w:t>Thiết kế giao diện đăng nhập</w:t>
+      </w:r>
+      <w:bookmarkEnd w:id="44"/>
+    </w:p>
+    <w:p>
+      <w:pPr>
+        <w:keepNext/>
+        <w:jc w:val="center"/>
+      </w:pPr>
+      <w:r>
+        <w:rPr>
+          <w:noProof/>
+        </w:rPr>
+        <w:drawing>
+          <wp:inline distT="0" distB="0" distL="0" distR="0" wp14:anchorId="3BD2F640" wp14:editId="558CE8D7">
+            <wp:extent cx="5760085" cy="2988310"/>
+            <wp:effectExtent l="0" t="0" r="0" b="2540"/>
+            <wp:docPr id="4" name="Picture 4"/>
+            <wp:cNvGraphicFramePr>
+              <a:graphicFrameLocks xmlns:a="http://schemas.openxmlformats.org/drawingml/2006/main" noChangeAspect="1"/>
+            </wp:cNvGraphicFramePr>
+            <a:graphic xmlns:a="http://schemas.openxmlformats.org/drawingml/2006/main">
+              <a:graphicData uri="http://schemas.openxmlformats.org/drawingml/2006/picture">
+                <pic:pic xmlns:pic="http://schemas.openxmlformats.org/drawingml/2006/picture">
+                  <pic:nvPicPr>
+                    <pic:cNvPr id="4" name="Picture 4"/>
+                    <pic:cNvPicPr>
+                      <a:picLocks noChangeAspect="1"/>
+                    </pic:cNvPicPr>
+                  </pic:nvPicPr>
+                  <pic:blipFill>
+                    <a:blip r:embed="rId19"/>
+                    <a:stretch>
+                      <a:fillRect/>
+                    </a:stretch>
+                  </pic:blipFill>
+                  <pic:spPr>
+                    <a:xfrm>
+                      <a:off x="0" y="0"/>
+                      <a:ext cx="5760085" cy="2988310"/>
+                    </a:xfrm>
+                    <a:prstGeom prst="rect">
+                      <a:avLst/>
+                    </a:prstGeom>
+                  </pic:spPr>
+                </pic:pic>
+              </a:graphicData>
+            </a:graphic>
+          </wp:inline>
+        </w:drawing>
+      </w:r>
+    </w:p>
+    <w:p>
+      <w:pPr>
+        <w:pStyle w:val="Caption"/>
+        <w:rPr>
+          <w:lang w:val="en-US"/>
+        </w:rPr>
+      </w:pPr>
+      <w:bookmarkStart w:id="45" w:name="_Toc93142548"/>
+      <w:r>
+        <w:t xml:space="preserve">Hình </w:t>
+      </w:r>
+      <w:r>
+        <w:fldChar w:fldCharType="begin"/>
+      </w:r>
+      <w:r>
+        <w:instrText xml:space="preserve"> STYLEREF 1 \s </w:instrText>
+      </w:r>
+      <w:r>
+        <w:fldChar w:fldCharType="separate"/>
+      </w:r>
+      <w:r>
+        <w:rPr>
+          <w:noProof/>
+        </w:rPr>
+        <w:t>5</w:t>
+      </w:r>
+      <w:r>
+        <w:rPr>
+          <w:noProof/>
+        </w:rPr>
+        <w:fldChar w:fldCharType="end"/>
+      </w:r>
+      <w:r>
+        <w:t>.</w:t>
+      </w:r>
+      <w:r>
+        <w:fldChar w:fldCharType="begin"/>
+      </w:r>
+      <w:r>
+        <w:instrText xml:space="preserve"> SEQ Hình \* ARABIC \s 1 </w:instrText>
+      </w:r>
+      <w:r>
+        <w:fldChar w:fldCharType="separate"/>
+      </w:r>
+      <w:r>
+        <w:rPr>
+          <w:noProof/>
+        </w:rPr>
+        <w:t>1</w:t>
+      </w:r>
+      <w:r>
+        <w:rPr>
+          <w:noProof/>
+        </w:rPr>
+        <w:fldChar w:fldCharType="end"/>
+      </w:r>
+      <w:r>
+        <w:rPr>
+          <w:noProof/>
+          <w:lang w:val="en-US"/>
+        </w:rPr>
+        <w:t xml:space="preserve">: </w:t>
+      </w:r>
+      <w:r>
+        <w:rPr>
+          <w:noProof/>
+          <w:lang w:val="en-US"/>
+        </w:rPr>
+        <w:t>Giao diện đăng nhập hệ thống</w:t>
+      </w:r>
+      <w:bookmarkEnd w:id="45"/>
+    </w:p>
+    <w:p>
+      <w:pPr>
+        <w:pStyle w:val="Heading3"/>
+      </w:pPr>
+      <w:bookmarkStart w:id="46" w:name="_Toc93142519"/>
+      <w:r>
+        <w:t>Xử lý giao diện đăng nhập</w:t>
+      </w:r>
+      <w:bookmarkEnd w:id="46"/>
+    </w:p>
+    <w:tbl>
+      <w:tblPr>
+        <w:tblStyle w:val="TableGrid"/>
+        <w:tblW w:w="0" w:type="auto"/>
+        <w:tblLook w:val="04A0" w:firstRow="1" w:lastRow="0" w:firstColumn="1" w:lastColumn="0" w:noHBand="0" w:noVBand="1"/>
+      </w:tblPr>
+      <w:tblGrid>
+        <w:gridCol w:w="708"/>
+        <w:gridCol w:w="2264"/>
+        <w:gridCol w:w="3119"/>
+        <w:gridCol w:w="2970"/>
+      </w:tblGrid>
+      <w:tr>
+        <w:tc>
+          <w:tcPr>
+            <w:tcW w:w="708" w:type="dxa"/>
+            <w:shd w:val="clear" w:color="auto" w:fill="D9D9D9" w:themeFill="background1" w:themeFillShade="D9"/>
+            <w:vAlign w:val="center"/>
+          </w:tcPr>
+          <w:p>
+            <w:pPr>
+              <w:jc w:val="center"/>
+              <w:rPr>
+                <w:lang w:val="en-US"/>
+              </w:rPr>
+            </w:pPr>
+            <w:r>
+              <w:rPr>
+                <w:b/>
+                <w:bCs/>
+                <w:szCs w:val="26"/>
+              </w:rPr>
+              <w:t>STT</w:t>
+            </w:r>
+          </w:p>
+        </w:tc>
+        <w:tc>
+          <w:tcPr>
+            <w:tcW w:w="2264" w:type="dxa"/>
+            <w:shd w:val="clear" w:color="auto" w:fill="D9D9D9" w:themeFill="background1" w:themeFillShade="D9"/>
+            <w:vAlign w:val="center"/>
+          </w:tcPr>
+          <w:p>
+            <w:pPr>
+              <w:jc w:val="center"/>
+              <w:rPr>
+                <w:lang w:val="en-US"/>
+              </w:rPr>
+            </w:pPr>
+            <w:r>
+              <w:rPr>
+                <w:b/>
+                <w:bCs/>
+                <w:szCs w:val="26"/>
+              </w:rPr>
+              <w:t>Tên xử lý</w:t>
+            </w:r>
+          </w:p>
+        </w:tc>
+        <w:tc>
+          <w:tcPr>
+            <w:tcW w:w="3119" w:type="dxa"/>
+            <w:shd w:val="clear" w:color="auto" w:fill="D9D9D9" w:themeFill="background1" w:themeFillShade="D9"/>
+            <w:vAlign w:val="center"/>
+          </w:tcPr>
+          <w:p>
+            <w:pPr>
+              <w:jc w:val="center"/>
+              <w:rPr>
+                <w:lang w:val="en-US"/>
+              </w:rPr>
+            </w:pPr>
+            <w:r>
+              <w:rPr>
+                <w:b/>
+                <w:bCs/>
+                <w:szCs w:val="26"/>
+              </w:rPr>
+              <w:t>Điều kiện gọi thực thi</w:t>
+            </w:r>
+          </w:p>
+        </w:tc>
+        <w:tc>
+          <w:tcPr>
+            <w:tcW w:w="2970" w:type="dxa"/>
+            <w:shd w:val="clear" w:color="auto" w:fill="D9D9D9" w:themeFill="background1" w:themeFillShade="D9"/>
+            <w:vAlign w:val="center"/>
+          </w:tcPr>
+          <w:p>
+            <w:pPr>
+              <w:jc w:val="center"/>
+              <w:rPr>
+                <w:lang w:val="en-US"/>
+              </w:rPr>
+            </w:pPr>
+            <w:r>
+              <w:rPr>
+                <w:b/>
+                <w:bCs/>
+                <w:szCs w:val="26"/>
+              </w:rPr>
+              <w:t>Ý nghĩa</w:t>
+            </w:r>
+          </w:p>
+        </w:tc>
+      </w:tr>
+      <w:tr>
+        <w:tc>
+          <w:tcPr>
+            <w:tcW w:w="708" w:type="dxa"/>
+            <w:vAlign w:val="center"/>
+          </w:tcPr>
+          <w:p>
+            <w:pPr>
+              <w:jc w:val="both"/>
+              <w:rPr>
+                <w:lang w:val="en-US"/>
+              </w:rPr>
+            </w:pPr>
+            <w:r>
+              <w:rPr>
+                <w:szCs w:val="26"/>
+              </w:rPr>
+              <w:t>1</w:t>
+            </w:r>
+          </w:p>
+        </w:tc>
+        <w:tc>
+          <w:tcPr>
+            <w:tcW w:w="2264" w:type="dxa"/>
+            <w:vAlign w:val="center"/>
+          </w:tcPr>
+          <w:p>
+            <w:pPr>
+              <w:jc w:val="both"/>
+              <w:rPr>
+                <w:lang w:val="en-US"/>
+              </w:rPr>
+            </w:pPr>
+            <w:r>
+              <w:rPr>
+                <w:szCs w:val="26"/>
+              </w:rPr>
+              <w:t>Dang</w:t>
+            </w:r>
+            <w:r>
+              <w:rPr>
+                <w:szCs w:val="26"/>
+                <w:lang w:val="en-US"/>
+              </w:rPr>
+              <w:t>Nhap</w:t>
+            </w:r>
+          </w:p>
+        </w:tc>
+        <w:tc>
+          <w:tcPr>
+            <w:tcW w:w="3119" w:type="dxa"/>
+            <w:vAlign w:val="center"/>
+          </w:tcPr>
+          <w:p>
+            <w:pPr>
+              <w:jc w:val="both"/>
+              <w:rPr>
+                <w:lang w:val="en-US"/>
+              </w:rPr>
+            </w:pPr>
+            <w:r>
+              <w:rPr>
+                <w:szCs w:val="26"/>
+              </w:rPr>
+              <w:t>Chọn thông tin cần đăng nhập</w:t>
+            </w:r>
+          </w:p>
+        </w:tc>
+        <w:tc>
+          <w:tcPr>
+            <w:tcW w:w="2970" w:type="dxa"/>
+            <w:vAlign w:val="center"/>
+          </w:tcPr>
+          <w:p>
+            <w:pPr>
+              <w:jc w:val="both"/>
+              <w:rPr>
+                <w:lang w:val="en-US"/>
+              </w:rPr>
+            </w:pPr>
+            <w:r>
+              <w:rPr>
+                <w:szCs w:val="26"/>
+              </w:rPr>
+              <w:t>Thông tin dữ liệu sẽ được lưu</w:t>
+            </w:r>
+          </w:p>
+        </w:tc>
+      </w:tr>
+      <w:tr>
+        <w:tc>
+          <w:tcPr>
+            <w:tcW w:w="708" w:type="dxa"/>
+            <w:vAlign w:val="center"/>
+          </w:tcPr>
+          <w:p>
+            <w:pPr>
+              <w:jc w:val="both"/>
+              <w:rPr>
+                <w:lang w:val="en-US"/>
+              </w:rPr>
+            </w:pPr>
+            <w:r>
+              <w:rPr>
+                <w:szCs w:val="26"/>
+              </w:rPr>
+              <w:t>2</w:t>
+            </w:r>
+          </w:p>
+        </w:tc>
+        <w:tc>
+          <w:tcPr>
+            <w:tcW w:w="2264" w:type="dxa"/>
+            <w:vAlign w:val="center"/>
+          </w:tcPr>
+          <w:p>
+            <w:pPr>
+              <w:jc w:val="both"/>
+              <w:rPr>
+                <w:lang w:val="en-US"/>
+              </w:rPr>
+            </w:pPr>
+            <w:r>
+              <w:rPr>
+                <w:szCs w:val="26"/>
+              </w:rPr>
+              <w:t>Dang</w:t>
+            </w:r>
+            <w:r>
+              <w:rPr>
+                <w:szCs w:val="26"/>
+                <w:lang w:val="en-US"/>
+              </w:rPr>
+              <w:t>Nhap</w:t>
+            </w:r>
+            <w:r>
+              <w:rPr>
+                <w:szCs w:val="26"/>
+              </w:rPr>
+              <w:t xml:space="preserve"> _</w:t>
+            </w:r>
+            <w:r>
+              <w:rPr>
+                <w:szCs w:val="26"/>
+                <w:lang w:val="en-US"/>
+              </w:rPr>
+              <w:t>c</w:t>
+            </w:r>
+            <w:r>
+              <w:rPr>
+                <w:szCs w:val="26"/>
+              </w:rPr>
+              <w:t>lick</w:t>
+            </w:r>
+          </w:p>
+        </w:tc>
+        <w:tc>
+          <w:tcPr>
+            <w:tcW w:w="3119" w:type="dxa"/>
+            <w:vAlign w:val="center"/>
+          </w:tcPr>
+          <w:p>
+            <w:pPr>
+              <w:jc w:val="both"/>
+              <w:rPr>
+                <w:lang w:val="en-US"/>
+              </w:rPr>
+            </w:pPr>
+            <w:r>
+              <w:rPr>
+                <w:szCs w:val="26"/>
+              </w:rPr>
+              <w:t xml:space="preserve">Click vào nút </w:t>
+            </w:r>
+            <w:r>
+              <w:rPr>
+                <w:szCs w:val="26"/>
+              </w:rPr>
+              <w:t>[Đ</w:t>
+            </w:r>
+            <w:r>
+              <w:rPr>
+                <w:szCs w:val="26"/>
+                <w:lang w:val="en-US"/>
+              </w:rPr>
+              <w:t>ăng nhập</w:t>
+            </w:r>
+            <w:r>
+              <w:rPr>
+                <w:szCs w:val="26"/>
+              </w:rPr>
+              <w:t>]</w:t>
+            </w:r>
+          </w:p>
+        </w:tc>
+        <w:tc>
+          <w:tcPr>
+            <w:tcW w:w="2970" w:type="dxa"/>
+            <w:vAlign w:val="center"/>
+          </w:tcPr>
+          <w:p>
+            <w:pPr>
+              <w:jc w:val="both"/>
+              <w:rPr>
+                <w:lang w:val="en-US"/>
+              </w:rPr>
+            </w:pPr>
+            <w:r>
+              <w:rPr>
+                <w:szCs w:val="26"/>
+              </w:rPr>
+              <w:t>Tiến hành đăng nhập vào hệ thống</w:t>
+            </w:r>
+          </w:p>
+        </w:tc>
+      </w:tr>
+      <w:tr>
+        <w:tc>
+          <w:tcPr>
+            <w:tcW w:w="708" w:type="dxa"/>
+            <w:vAlign w:val="center"/>
+          </w:tcPr>
+          <w:p>
+            <w:pPr>
+              <w:jc w:val="both"/>
+              <w:rPr>
+                <w:lang w:val="en-US"/>
+              </w:rPr>
+            </w:pPr>
+            <w:r>
+              <w:rPr>
+                <w:szCs w:val="26"/>
+              </w:rPr>
+              <w:t>3</w:t>
+            </w:r>
+          </w:p>
+        </w:tc>
+        <w:tc>
+          <w:tcPr>
+            <w:tcW w:w="2264" w:type="dxa"/>
+            <w:vAlign w:val="center"/>
+          </w:tcPr>
+          <w:p>
+            <w:pPr>
+              <w:jc w:val="both"/>
+              <w:rPr>
+                <w:lang w:val="en-US"/>
+              </w:rPr>
+            </w:pPr>
+            <w:r>
+              <w:rPr>
+                <w:szCs w:val="26"/>
+                <w:lang w:val="en-US"/>
+              </w:rPr>
+              <w:t>DangKy</w:t>
+            </w:r>
+            <w:r>
+              <w:rPr>
+                <w:szCs w:val="26"/>
+              </w:rPr>
+              <w:t>_</w:t>
+            </w:r>
+            <w:r>
+              <w:rPr>
+                <w:szCs w:val="26"/>
+                <w:lang w:val="en-US"/>
+              </w:rPr>
+              <w:t>c</w:t>
+            </w:r>
+            <w:r>
+              <w:rPr>
+                <w:szCs w:val="26"/>
+              </w:rPr>
+              <w:t>lick</w:t>
+            </w:r>
+          </w:p>
+        </w:tc>
+        <w:tc>
+          <w:tcPr>
+            <w:tcW w:w="3119" w:type="dxa"/>
+            <w:vAlign w:val="center"/>
+          </w:tcPr>
+          <w:p>
+            <w:pPr>
+              <w:jc w:val="both"/>
+              <w:rPr>
+                <w:lang w:val="en-US"/>
+              </w:rPr>
+            </w:pPr>
+            <w:r>
+              <w:rPr>
+                <w:szCs w:val="26"/>
+              </w:rPr>
+              <w:t xml:space="preserve">Click vào nút </w:t>
+            </w:r>
+            <w:r>
+              <w:rPr>
+                <w:szCs w:val="26"/>
+              </w:rPr>
+              <w:t>[Đ</w:t>
+            </w:r>
+            <w:r>
+              <w:rPr>
+                <w:szCs w:val="26"/>
+                <w:lang w:val="en-US"/>
+              </w:rPr>
+              <w:t>ăng ký]</w:t>
+            </w:r>
+          </w:p>
+        </w:tc>
+        <w:tc>
+          <w:tcPr>
+            <w:tcW w:w="2970" w:type="dxa"/>
+            <w:vAlign w:val="center"/>
+          </w:tcPr>
+          <w:p>
+            <w:pPr>
+              <w:keepNext/>
+              <w:jc w:val="both"/>
+              <w:rPr>
+                <w:lang w:val="en-US"/>
+              </w:rPr>
+            </w:pPr>
+            <w:r>
+              <w:rPr>
+                <w:szCs w:val="26"/>
+              </w:rPr>
+              <w:t>Tiến hành chuyển sang giao diện đăng ký</w:t>
+            </w:r>
+          </w:p>
+        </w:tc>
+      </w:tr>
+    </w:tbl>
+    <w:p>
+      <w:pPr>
+        <w:pStyle w:val="Caption"/>
+        <w:rPr>
+          <w:lang w:val="en-US"/>
+        </w:rPr>
+      </w:pPr>
+      <w:bookmarkStart w:id="47" w:name="_Toc93142569"/>
+      <w:r>
+        <w:t xml:space="preserve">Bảng </w:t>
+      </w:r>
+      <w:r>
+        <w:fldChar w:fldCharType="begin"/>
+      </w:r>
+      <w:r>
+        <w:instrText xml:space="preserve"> STYLEREF 1 \s </w:instrText>
+      </w:r>
+      <w:r>
+        <w:fldChar w:fldCharType="separate"/>
+      </w:r>
+      <w:r>
+        <w:rPr>
+          <w:noProof/>
+        </w:rPr>
+        <w:t>5</w:t>
+      </w:r>
+      <w:r>
+        <w:rPr>
+          <w:noProof/>
+        </w:rPr>
+        <w:fldChar w:fldCharType="end"/>
+      </w:r>
+      <w:r>
+        <w:t>.</w:t>
+      </w:r>
+      <w:r>
+        <w:fldChar w:fldCharType="begin"/>
+      </w:r>
+      <w:r>
+        <w:instrText xml:space="preserve"> SEQ Bảng \* ARABIC \s 1 </w:instrText>
+      </w:r>
+      <w:r>
+        <w:fldChar w:fldCharType="separate"/>
+      </w:r>
+      <w:r>
+        <w:rPr>
+          <w:noProof/>
+        </w:rPr>
+        <w:t>1</w:t>
+      </w:r>
+      <w:r>
+        <w:rPr>
+          <w:noProof/>
+        </w:rPr>
+        <w:fldChar w:fldCharType="end"/>
+      </w:r>
+      <w:r>
+        <w:rPr>
+          <w:lang w:val="en-US"/>
+        </w:rPr>
+        <w:t xml:space="preserve">: </w:t>
+      </w:r>
+      <w:r>
+        <w:t>Xử lý giao diện đăng nhập</w:t>
+      </w:r>
+      <w:bookmarkEnd w:id="47"/>
+    </w:p>
+    <w:p>
+      <w:pPr>
+        <w:spacing w:after="200" w:line="276" w:lineRule="auto"/>
+        <w:rPr>
+          <w:rFonts w:eastAsiaTheme="majorEastAsia" w:cs="Times New Roman"/>
+          <w:b/>
+          <w:bCs/>
+          <w:szCs w:val="26"/>
+          <w:lang w:val="en-US"/>
+        </w:rPr>
+      </w:pPr>
+      <w:r>
+        <w:br w:type="page"/>
+      </w:r>
+    </w:p>
+    <w:p>
+      <w:pPr>
+        <w:pStyle w:val="Heading2"/>
+      </w:pPr>
+      <w:bookmarkStart w:id="48" w:name="_Toc93142520"/>
+      <w:r>
+        <w:lastRenderedPageBreak/>
+        <w:t xml:space="preserve">Đăng </w:t>
+      </w:r>
+      <w:r>
+        <w:t>ký</w:t>
+      </w:r>
+      <w:r>
+        <w:t xml:space="preserve"> người dùng</w:t>
+      </w:r>
+      <w:bookmarkEnd w:id="48"/>
+    </w:p>
+    <w:p>
+      <w:pPr>
+        <w:pStyle w:val="Heading3"/>
+        <w:numPr>
+          <w:ilvl w:val="2"/>
+          <w:numId w:val="14"/>
+        </w:numPr>
+      </w:pPr>
+      <w:bookmarkStart w:id="49" w:name="_Toc93142521"/>
+      <w:r>
+        <w:t xml:space="preserve">Thiết kế giao diện </w:t>
+      </w:r>
+      <w:r>
+        <w:t>đăng ký</w:t>
+      </w:r>
+      <w:bookmarkEnd w:id="49"/>
+    </w:p>
+    <w:p>
+      <w:pPr>
+        <w:keepNext/>
+        <w:jc w:val="center"/>
+      </w:pPr>
+      <w:r>
+        <w:rPr>
+          <w:noProof/>
+        </w:rPr>
+        <w:drawing>
+          <wp:inline distT="0" distB="0" distL="0" distR="0" wp14:anchorId="38E683C8" wp14:editId="7E5A5C87">
+            <wp:extent cx="5486400" cy="3794760"/>
+            <wp:effectExtent l="0" t="0" r="0" b="0"/>
+            <wp:docPr id="7" name="Picture 7"/>
+            <wp:cNvGraphicFramePr>
+              <a:graphicFrameLocks xmlns:a="http://schemas.openxmlformats.org/drawingml/2006/main" noChangeAspect="1"/>
+            </wp:cNvGraphicFramePr>
+            <a:graphic xmlns:a="http://schemas.openxmlformats.org/drawingml/2006/main">
+              <a:graphicData uri="http://schemas.openxmlformats.org/drawingml/2006/picture">
+                <pic:pic xmlns:pic="http://schemas.openxmlformats.org/drawingml/2006/picture">
+                  <pic:nvPicPr>
+                    <pic:cNvPr id="7" name="Picture 7"/>
+                    <pic:cNvPicPr>
+                      <a:picLocks noChangeAspect="1"/>
+                    </pic:cNvPicPr>
+                  </pic:nvPicPr>
+                  <pic:blipFill>
+                    <a:blip r:embed="rId20"/>
+                    <a:stretch>
+                      <a:fillRect/>
+                    </a:stretch>
+                  </pic:blipFill>
+                  <pic:spPr>
+                    <a:xfrm>
+                      <a:off x="0" y="0"/>
+                      <a:ext cx="5486400" cy="3794760"/>
+                    </a:xfrm>
+                    <a:prstGeom prst="rect">
+                      <a:avLst/>
+                    </a:prstGeom>
+                  </pic:spPr>
+                </pic:pic>
+              </a:graphicData>
+            </a:graphic>
+          </wp:inline>
+        </w:drawing>
+      </w:r>
+    </w:p>
+    <w:p>
+      <w:pPr>
+        <w:pStyle w:val="Caption"/>
+        <w:rPr>
+          <w:lang w:val="en-US"/>
+        </w:rPr>
+      </w:pPr>
+      <w:bookmarkStart w:id="50" w:name="_Toc93142549"/>
+      <w:r>
+        <w:t xml:space="preserve">Hình </w:t>
+      </w:r>
+      <w:fldSimple w:instr=" STYLEREF 1 \s ">
+        <w:r>
+          <w:rPr>
+            <w:noProof/>
+          </w:rPr>
+          <w:t>5</w:t>
+        </w:r>
+      </w:fldSimple>
+      <w:r>
+        <w:t>.</w:t>
+      </w:r>
+      <w:fldSimple w:instr=" SEQ Hình \* ARABIC \s 1 ">
+        <w:r>
+          <w:rPr>
+            <w:noProof/>
+          </w:rPr>
+          <w:t>2</w:t>
+        </w:r>
+      </w:fldSimple>
+      <w:r>
+        <w:rPr>
+          <w:noProof/>
+          <w:lang w:val="en-US"/>
+        </w:rPr>
+        <w:t xml:space="preserve">: </w:t>
+      </w:r>
+      <w:r>
+        <w:rPr>
+          <w:noProof/>
+          <w:lang w:val="en-US"/>
+        </w:rPr>
+        <w:t xml:space="preserve">Giao diện </w:t>
+      </w:r>
+      <w:r>
+        <w:rPr>
+          <w:lang w:val="en-US"/>
+        </w:rPr>
+        <w:t>đăng ký người dùng</w:t>
+      </w:r>
+      <w:bookmarkEnd w:id="50"/>
+    </w:p>
+    <w:p>
+      <w:pPr>
+        <w:pStyle w:val="Heading3"/>
+      </w:pPr>
+      <w:bookmarkStart w:id="51" w:name="_Toc93142522"/>
+      <w:r>
+        <w:t xml:space="preserve">Xử lý giao diện đăng </w:t>
+      </w:r>
+      <w:r>
+        <w:t>ký</w:t>
+      </w:r>
+      <w:bookmarkEnd w:id="51"/>
+    </w:p>
+    <w:tbl>
+      <w:tblPr>
+        <w:tblStyle w:val="TableGrid"/>
+        <w:tblW w:w="0" w:type="auto"/>
+        <w:tblLook w:val="04A0" w:firstRow="1" w:lastRow="0" w:firstColumn="1" w:lastColumn="0" w:noHBand="0" w:noVBand="1"/>
+      </w:tblPr>
+      <w:tblGrid>
+        <w:gridCol w:w="708"/>
+        <w:gridCol w:w="2264"/>
+        <w:gridCol w:w="3119"/>
+        <w:gridCol w:w="2970"/>
+      </w:tblGrid>
+      <w:tr>
+        <w:tc>
+          <w:tcPr>
+            <w:tcW w:w="708" w:type="dxa"/>
+            <w:shd w:val="clear" w:color="auto" w:fill="D9D9D9" w:themeFill="background1" w:themeFillShade="D9"/>
+            <w:vAlign w:val="center"/>
+          </w:tcPr>
+          <w:p>
+            <w:pPr>
+              <w:jc w:val="center"/>
+              <w:rPr>
+                <w:lang w:val="en-US"/>
+              </w:rPr>
+            </w:pPr>
+            <w:r>
+              <w:rPr>
+                <w:b/>
+                <w:bCs/>
+                <w:szCs w:val="26"/>
+              </w:rPr>
+              <w:t>STT</w:t>
+            </w:r>
+          </w:p>
+        </w:tc>
+        <w:tc>
+          <w:tcPr>
+            <w:tcW w:w="2264" w:type="dxa"/>
+            <w:shd w:val="clear" w:color="auto" w:fill="D9D9D9" w:themeFill="background1" w:themeFillShade="D9"/>
+            <w:vAlign w:val="center"/>
+          </w:tcPr>
+          <w:p>
+            <w:pPr>
+              <w:jc w:val="center"/>
+              <w:rPr>
+                <w:lang w:val="en-US"/>
+              </w:rPr>
+            </w:pPr>
+            <w:r>
+              <w:rPr>
+                <w:b/>
+                <w:bCs/>
+                <w:szCs w:val="26"/>
+              </w:rPr>
+              <w:t>Tên xử lý</w:t>
+            </w:r>
+          </w:p>
+        </w:tc>
+        <w:tc>
+          <w:tcPr>
+            <w:tcW w:w="3119" w:type="dxa"/>
+            <w:shd w:val="clear" w:color="auto" w:fill="D9D9D9" w:themeFill="background1" w:themeFillShade="D9"/>
+            <w:vAlign w:val="center"/>
+          </w:tcPr>
+          <w:p>
+            <w:pPr>
+              <w:jc w:val="center"/>
+              <w:rPr>
+                <w:lang w:val="en-US"/>
+              </w:rPr>
+            </w:pPr>
+            <w:r>
+              <w:rPr>
+                <w:b/>
+                <w:bCs/>
+                <w:szCs w:val="26"/>
+              </w:rPr>
+              <w:t>Điều kiện gọi thực thi</w:t>
+            </w:r>
+          </w:p>
+        </w:tc>
+        <w:tc>
+          <w:tcPr>
+            <w:tcW w:w="2970" w:type="dxa"/>
+            <w:shd w:val="clear" w:color="auto" w:fill="D9D9D9" w:themeFill="background1" w:themeFillShade="D9"/>
+            <w:vAlign w:val="center"/>
+          </w:tcPr>
+          <w:p>
+            <w:pPr>
+              <w:jc w:val="center"/>
+              <w:rPr>
+                <w:lang w:val="en-US"/>
+              </w:rPr>
+            </w:pPr>
+            <w:r>
+              <w:rPr>
+                <w:b/>
+                <w:bCs/>
+                <w:szCs w:val="26"/>
+              </w:rPr>
+              <w:t>Ý nghĩa</w:t>
+            </w:r>
+          </w:p>
+        </w:tc>
+      </w:tr>
+      <w:tr>
+        <w:tc>
+          <w:tcPr>
+            <w:tcW w:w="708" w:type="dxa"/>
+          </w:tcPr>
+          <w:p>
+            <w:pPr>
+              <w:jc w:val="both"/>
+              <w:rPr>
+                <w:lang w:val="en-US"/>
+              </w:rPr>
+            </w:pPr>
+            <w:r>
+              <w:rPr>
+                <w:szCs w:val="26"/>
+              </w:rPr>
+              <w:t>1</w:t>
+            </w:r>
+          </w:p>
+        </w:tc>
+        <w:tc>
+          <w:tcPr>
+            <w:tcW w:w="2264" w:type="dxa"/>
+          </w:tcPr>
+          <w:p>
+            <w:pPr>
+              <w:jc w:val="both"/>
+              <w:rPr>
+                <w:szCs w:val="26"/>
+                <w:lang w:val="en-US"/>
+              </w:rPr>
+            </w:pPr>
+            <w:r>
+              <w:rPr>
+                <w:szCs w:val="26"/>
+              </w:rPr>
+              <w:t>Dang</w:t>
+            </w:r>
+            <w:r>
+              <w:rPr>
+                <w:szCs w:val="26"/>
+                <w:lang w:val="en-US"/>
+              </w:rPr>
+              <w:t>Ky</w:t>
+            </w:r>
+          </w:p>
+          <w:p>
+            <w:pPr>
+              <w:jc w:val="both"/>
+              <w:rPr>
+                <w:lang w:val="en-US"/>
+              </w:rPr>
+            </w:pPr>
+          </w:p>
+        </w:tc>
+        <w:tc>
+          <w:tcPr>
+            <w:tcW w:w="3119" w:type="dxa"/>
+          </w:tcPr>
+          <w:p>
+            <w:pPr>
+              <w:jc w:val="both"/>
+              <w:rPr>
+                <w:lang w:val="en-US"/>
+              </w:rPr>
+            </w:pPr>
+            <w:r>
+              <w:rPr>
+                <w:szCs w:val="26"/>
+              </w:rPr>
+              <w:t>Chọn thông tin cần đăng ký</w:t>
+            </w:r>
+          </w:p>
+        </w:tc>
+        <w:tc>
+          <w:tcPr>
+            <w:tcW w:w="2970" w:type="dxa"/>
+          </w:tcPr>
+          <w:p>
+            <w:pPr>
+              <w:jc w:val="both"/>
+              <w:rPr>
+                <w:lang w:val="en-US"/>
+              </w:rPr>
+            </w:pPr>
+            <w:r>
+              <w:rPr>
+                <w:szCs w:val="26"/>
+              </w:rPr>
+              <w:t>Thông tin người d</w:t>
+            </w:r>
+            <w:r>
+              <w:rPr>
+                <w:szCs w:val="26"/>
+              </w:rPr>
+              <w:t>ù</w:t>
+            </w:r>
+            <w:r>
+              <w:rPr>
+                <w:szCs w:val="26"/>
+              </w:rPr>
+              <w:t>ng được lưu</w:t>
+            </w:r>
+          </w:p>
+        </w:tc>
+      </w:tr>
+      <w:tr>
+        <w:tc>
+          <w:tcPr>
+            <w:tcW w:w="708" w:type="dxa"/>
+          </w:tcPr>
+          <w:p>
+            <w:pPr>
+              <w:jc w:val="both"/>
+              <w:rPr>
+                <w:lang w:val="en-US"/>
+              </w:rPr>
+            </w:pPr>
+            <w:r>
+              <w:rPr>
+                <w:szCs w:val="26"/>
+              </w:rPr>
+              <w:t>2</w:t>
+            </w:r>
+          </w:p>
+        </w:tc>
+        <w:tc>
+          <w:tcPr>
+            <w:tcW w:w="2264" w:type="dxa"/>
+          </w:tcPr>
+          <w:p>
+            <w:pPr>
+              <w:jc w:val="both"/>
+              <w:rPr>
+                <w:lang w:val="en-US"/>
+              </w:rPr>
+            </w:pPr>
+            <w:r>
+              <w:rPr>
+                <w:szCs w:val="26"/>
+              </w:rPr>
+              <w:t>DangKy_</w:t>
+            </w:r>
+            <w:r>
+              <w:rPr>
+                <w:szCs w:val="26"/>
+                <w:lang w:val="en-US"/>
+              </w:rPr>
+              <w:t>c</w:t>
+            </w:r>
+            <w:r>
+              <w:rPr>
+                <w:szCs w:val="26"/>
+              </w:rPr>
+              <w:t>lick</w:t>
+            </w:r>
+          </w:p>
+        </w:tc>
+        <w:tc>
+          <w:tcPr>
+            <w:tcW w:w="3119" w:type="dxa"/>
+          </w:tcPr>
+          <w:p>
+            <w:pPr>
+              <w:jc w:val="both"/>
+              <w:rPr>
+                <w:lang w:val="en-US"/>
+              </w:rPr>
+            </w:pPr>
+            <w:r>
+              <w:rPr>
+                <w:szCs w:val="26"/>
+              </w:rPr>
+              <w:t xml:space="preserve">Click vào nút </w:t>
+            </w:r>
+            <w:r>
+              <w:rPr>
+                <w:szCs w:val="26"/>
+              </w:rPr>
+              <w:t>[</w:t>
+            </w:r>
+            <w:r>
+              <w:rPr>
+                <w:szCs w:val="26"/>
+              </w:rPr>
+              <w:t>Đăng ký</w:t>
+            </w:r>
+            <w:r>
+              <w:rPr>
+                <w:szCs w:val="26"/>
+              </w:rPr>
+              <w:t>]</w:t>
+            </w:r>
+          </w:p>
+        </w:tc>
+        <w:tc>
+          <w:tcPr>
+            <w:tcW w:w="2970" w:type="dxa"/>
+          </w:tcPr>
+          <w:p>
+            <w:pPr>
+              <w:jc w:val="both"/>
+              <w:rPr>
+                <w:lang w:val="en-US"/>
+              </w:rPr>
+            </w:pPr>
+            <w:r>
+              <w:rPr>
+                <w:szCs w:val="26"/>
+              </w:rPr>
+              <w:t>Đăng ký người dùng thành công</w:t>
+            </w:r>
+          </w:p>
+        </w:tc>
+      </w:tr>
+      <w:tr>
+        <w:tc>
+          <w:tcPr>
+            <w:tcW w:w="708" w:type="dxa"/>
+          </w:tcPr>
+          <w:p>
+            <w:pPr>
+              <w:jc w:val="both"/>
+              <w:rPr>
+                <w:lang w:val="en-US"/>
+              </w:rPr>
+            </w:pPr>
+            <w:r>
+              <w:rPr>
+                <w:szCs w:val="26"/>
+              </w:rPr>
+              <w:t>3</w:t>
+            </w:r>
+          </w:p>
+        </w:tc>
+        <w:tc>
+          <w:tcPr>
+            <w:tcW w:w="2264" w:type="dxa"/>
+          </w:tcPr>
+          <w:p>
+            <w:pPr>
+              <w:jc w:val="both"/>
+              <w:rPr>
+                <w:lang w:val="en-US"/>
+              </w:rPr>
+            </w:pPr>
+            <w:r>
+              <w:rPr>
+                <w:szCs w:val="26"/>
+              </w:rPr>
+              <w:t>Thoat_</w:t>
+            </w:r>
+            <w:r>
+              <w:rPr>
+                <w:szCs w:val="26"/>
+                <w:lang w:val="en-US"/>
+              </w:rPr>
+              <w:t>c</w:t>
+            </w:r>
+            <w:r>
+              <w:rPr>
+                <w:szCs w:val="26"/>
+              </w:rPr>
+              <w:t>lick</w:t>
+            </w:r>
+          </w:p>
+        </w:tc>
+        <w:tc>
+          <w:tcPr>
+            <w:tcW w:w="3119" w:type="dxa"/>
+          </w:tcPr>
+          <w:p>
+            <w:pPr>
+              <w:jc w:val="both"/>
+              <w:rPr>
+                <w:lang w:val="en-US"/>
+              </w:rPr>
+            </w:pPr>
+            <w:r>
+              <w:rPr>
+                <w:szCs w:val="26"/>
+              </w:rPr>
+              <w:t xml:space="preserve">Click vào nút </w:t>
+            </w:r>
+            <w:r>
+              <w:rPr>
+                <w:szCs w:val="26"/>
+              </w:rPr>
+              <w:t>[T</w:t>
+            </w:r>
+            <w:r>
+              <w:rPr>
+                <w:szCs w:val="26"/>
+              </w:rPr>
+              <w:t>hoát</w:t>
+            </w:r>
+            <w:r>
+              <w:rPr>
+                <w:szCs w:val="26"/>
+              </w:rPr>
+              <w:t>]</w:t>
+            </w:r>
+          </w:p>
+        </w:tc>
+        <w:tc>
+          <w:tcPr>
+            <w:tcW w:w="2970" w:type="dxa"/>
+          </w:tcPr>
+          <w:p>
+            <w:pPr>
+              <w:keepNext/>
+              <w:jc w:val="both"/>
+              <w:rPr>
+                <w:lang w:val="en-US"/>
+              </w:rPr>
+            </w:pPr>
+            <w:r>
+              <w:rPr>
+                <w:szCs w:val="26"/>
+              </w:rPr>
+              <w:t>Thoát khỏi hệ thống</w:t>
+            </w:r>
+          </w:p>
+        </w:tc>
+      </w:tr>
+    </w:tbl>
+    <w:p>
+      <w:pPr>
+        <w:pStyle w:val="Caption"/>
+      </w:pPr>
+      <w:bookmarkStart w:id="52" w:name="_Toc93142570"/>
+      <w:r>
+        <w:t xml:space="preserve">Bảng </w:t>
+      </w:r>
+      <w:fldSimple w:instr=" STYLEREF 1 \s ">
+        <w:r>
+          <w:rPr>
+            <w:noProof/>
+          </w:rPr>
+          <w:t>5</w:t>
+        </w:r>
+      </w:fldSimple>
+      <w:r>
+        <w:t>.</w:t>
+      </w:r>
+      <w:fldSimple w:instr=" SEQ Bảng \* ARABIC \s 1 ">
+        <w:r>
+          <w:rPr>
+            <w:noProof/>
+          </w:rPr>
+          <w:t>2</w:t>
+        </w:r>
+      </w:fldSimple>
+      <w:r>
+        <w:rPr>
+          <w:lang w:val="en-US"/>
+        </w:rPr>
+        <w:t xml:space="preserve">: </w:t>
+      </w:r>
+      <w:r>
+        <w:t xml:space="preserve">Xử lý giao diện </w:t>
+      </w:r>
+      <w:r>
+        <w:rPr>
+          <w:lang w:val="en-US"/>
+        </w:rPr>
+        <w:t>đăng ký</w:t>
+      </w:r>
+      <w:bookmarkEnd w:id="52"/>
+    </w:p>
+    <w:p>
+      <w:pPr>
+        <w:spacing w:after="200" w:line="276" w:lineRule="auto"/>
+        <w:rPr>
+          <w:rFonts w:eastAsiaTheme="majorEastAsia" w:cs="Times New Roman"/>
+          <w:b/>
+          <w:bCs/>
+          <w:szCs w:val="26"/>
+          <w:lang w:val="en-US"/>
+        </w:rPr>
+      </w:pPr>
+      <w:r>
+        <w:br w:type="page"/>
+      </w:r>
+    </w:p>
+    <w:p>
+      <w:pPr>
+        <w:pStyle w:val="Heading2"/>
+      </w:pPr>
+      <w:bookmarkStart w:id="53" w:name="_Toc93142523"/>
+      <w:r>
+        <w:lastRenderedPageBreak/>
+        <w:t>Tra cứu sách</w:t>
+      </w:r>
+      <w:bookmarkEnd w:id="53"/>
+    </w:p>
+    <w:p>
+      <w:pPr>
+        <w:pStyle w:val="Heading3"/>
+        <w:numPr>
+          <w:ilvl w:val="2"/>
+          <w:numId w:val="14"/>
+        </w:numPr>
+      </w:pPr>
+      <w:bookmarkStart w:id="54" w:name="_Toc93142524"/>
+      <w:r>
+        <w:t xml:space="preserve">Thiết kế giao diện </w:t>
+      </w:r>
+      <w:r>
+        <w:t>tìm kiếm</w:t>
+      </w:r>
+      <w:bookmarkEnd w:id="54"/>
+    </w:p>
+    <w:p>
+      <w:pPr>
+        <w:keepNext/>
+        <w:jc w:val="center"/>
+      </w:pPr>
+      <w:r>
+        <w:rPr>
+          <w:noProof/>
+        </w:rPr>
+        <w:drawing>
+          <wp:inline distT="0" distB="0" distL="0" distR="0" wp14:anchorId="049A039A" wp14:editId="65797AFB">
+            <wp:extent cx="5760085" cy="3961130"/>
+            <wp:effectExtent l="0" t="0" r="0" b="1270"/>
+            <wp:docPr id="8" name="Picture 8"/>
+            <wp:cNvGraphicFramePr>
+              <a:graphicFrameLocks xmlns:a="http://schemas.openxmlformats.org/drawingml/2006/main" noChangeAspect="1"/>
+            </wp:cNvGraphicFramePr>
+            <a:graphic xmlns:a="http://schemas.openxmlformats.org/drawingml/2006/main">
+              <a:graphicData uri="http://schemas.openxmlformats.org/drawingml/2006/picture">
+                <pic:pic xmlns:pic="http://schemas.openxmlformats.org/drawingml/2006/picture">
+                  <pic:nvPicPr>
+                    <pic:cNvPr id="8" name="Picture 8"/>
+                    <pic:cNvPicPr>
+                      <a:picLocks noChangeAspect="1"/>
+                    </pic:cNvPicPr>
+                  </pic:nvPicPr>
+                  <pic:blipFill>
+                    <a:blip r:embed="rId21"/>
+                    <a:stretch>
+                      <a:fillRect/>
+                    </a:stretch>
+                  </pic:blipFill>
+                  <pic:spPr>
+                    <a:xfrm>
+                      <a:off x="0" y="0"/>
+                      <a:ext cx="5760085" cy="3961130"/>
+                    </a:xfrm>
+                    <a:prstGeom prst="rect">
+                      <a:avLst/>
+                    </a:prstGeom>
+                  </pic:spPr>
+                </pic:pic>
+              </a:graphicData>
+            </a:graphic>
+          </wp:inline>
+        </w:drawing>
+      </w:r>
+    </w:p>
+    <w:p>
+      <w:pPr>
+        <w:pStyle w:val="Caption"/>
+        <w:rPr>
+          <w:lang w:val="en-US"/>
+        </w:rPr>
+      </w:pPr>
+      <w:bookmarkStart w:id="55" w:name="_Toc93142550"/>
+      <w:r>
+        <w:t xml:space="preserve">Hình </w:t>
+      </w:r>
+      <w:fldSimple w:instr=" STYLEREF 1 \s ">
+        <w:r>
+          <w:rPr>
+            <w:noProof/>
+          </w:rPr>
+          <w:t>5</w:t>
+        </w:r>
+      </w:fldSimple>
+      <w:r>
+        <w:t>.</w:t>
+      </w:r>
+      <w:fldSimple w:instr=" SEQ Hình \* ARABIC \s 1 ">
+        <w:r>
+          <w:rPr>
+            <w:noProof/>
+          </w:rPr>
+          <w:t>3</w:t>
+        </w:r>
+      </w:fldSimple>
+      <w:r>
+        <w:rPr>
+          <w:noProof/>
+          <w:lang w:val="en-US"/>
+        </w:rPr>
+        <w:t xml:space="preserve">: </w:t>
+      </w:r>
+      <w:r>
+        <w:rPr>
+          <w:noProof/>
+          <w:lang w:val="en-US"/>
+        </w:rPr>
+        <w:t xml:space="preserve">Giao diện </w:t>
+      </w:r>
+      <w:r>
+        <w:rPr>
+          <w:lang w:val="en-US"/>
+        </w:rPr>
+        <w:t>t</w:t>
+      </w:r>
+      <w:r>
+        <w:rPr>
+          <w:lang w:val="en-US"/>
+        </w:rPr>
+        <w:t>ìm kiếm</w:t>
+      </w:r>
+      <w:r>
+        <w:rPr>
+          <w:lang w:val="en-US"/>
+        </w:rPr>
+        <w:t xml:space="preserve"> sách</w:t>
+      </w:r>
+      <w:bookmarkEnd w:id="55"/>
+    </w:p>
+    <w:p>
+      <w:pPr>
+        <w:pStyle w:val="Heading3"/>
+      </w:pPr>
+      <w:bookmarkStart w:id="56" w:name="_Toc93142525"/>
+      <w:r>
+        <w:t xml:space="preserve">Xử lý giao diện </w:t>
+      </w:r>
+      <w:r>
+        <w:t>tìm kiếm</w:t>
+      </w:r>
+      <w:bookmarkEnd w:id="56"/>
+    </w:p>
+    <w:tbl>
+      <w:tblPr>
+        <w:tblStyle w:val="TableGrid"/>
+        <w:tblW w:w="0" w:type="auto"/>
+        <w:tblLook w:val="04A0" w:firstRow="1" w:lastRow="0" w:firstColumn="1" w:lastColumn="0" w:noHBand="0" w:noVBand="1"/>
+      </w:tblPr>
+      <w:tblGrid>
+        <w:gridCol w:w="708"/>
+        <w:gridCol w:w="2642"/>
+        <w:gridCol w:w="2922"/>
+        <w:gridCol w:w="2789"/>
+      </w:tblGrid>
+      <w:tr>
+        <w:tc>
+          <w:tcPr>
+            <w:tcW w:w="708" w:type="dxa"/>
+            <w:shd w:val="clear" w:color="auto" w:fill="D9D9D9" w:themeFill="background1" w:themeFillShade="D9"/>
+            <w:vAlign w:val="center"/>
+          </w:tcPr>
+          <w:p>
+            <w:pPr>
+              <w:jc w:val="center"/>
+              <w:rPr>
+                <w:lang w:val="en-US"/>
+              </w:rPr>
+            </w:pPr>
+            <w:r>
+              <w:rPr>
+                <w:b/>
+                <w:bCs/>
+                <w:szCs w:val="26"/>
+              </w:rPr>
+              <w:t>STT</w:t>
+            </w:r>
+          </w:p>
+        </w:tc>
+        <w:tc>
+          <w:tcPr>
+            <w:tcW w:w="2264" w:type="dxa"/>
+            <w:shd w:val="clear" w:color="auto" w:fill="D9D9D9" w:themeFill="background1" w:themeFillShade="D9"/>
+            <w:vAlign w:val="center"/>
+          </w:tcPr>
+          <w:p>
+            <w:pPr>
+              <w:jc w:val="center"/>
+              <w:rPr>
+                <w:lang w:val="en-US"/>
+              </w:rPr>
+            </w:pPr>
+            <w:r>
+              <w:rPr>
+                <w:b/>
+                <w:bCs/>
+                <w:szCs w:val="26"/>
+              </w:rPr>
+              <w:t>Tên xử lý</w:t>
+            </w:r>
+          </w:p>
+        </w:tc>
+        <w:tc>
+          <w:tcPr>
+            <w:tcW w:w="3119" w:type="dxa"/>
+            <w:shd w:val="clear" w:color="auto" w:fill="D9D9D9" w:themeFill="background1" w:themeFillShade="D9"/>
+            <w:vAlign w:val="center"/>
+          </w:tcPr>
+          <w:p>
+            <w:pPr>
+              <w:jc w:val="center"/>
+              <w:rPr>
+                <w:lang w:val="en-US"/>
+              </w:rPr>
+            </w:pPr>
+            <w:r>
+              <w:rPr>
+                <w:b/>
+                <w:bCs/>
+                <w:szCs w:val="26"/>
+              </w:rPr>
+              <w:t>Điều kiện gọi thực thi</w:t>
+            </w:r>
+          </w:p>
+        </w:tc>
+        <w:tc>
+          <w:tcPr>
+            <w:tcW w:w="2970" w:type="dxa"/>
+            <w:shd w:val="clear" w:color="auto" w:fill="D9D9D9" w:themeFill="background1" w:themeFillShade="D9"/>
+            <w:vAlign w:val="center"/>
+          </w:tcPr>
+          <w:p>
+            <w:pPr>
+              <w:jc w:val="center"/>
+              <w:rPr>
+                <w:lang w:val="en-US"/>
+              </w:rPr>
+            </w:pPr>
+            <w:r>
+              <w:rPr>
+                <w:b/>
+                <w:bCs/>
+                <w:szCs w:val="26"/>
+              </w:rPr>
+              <w:t>Ý nghĩa</w:t>
+            </w:r>
+          </w:p>
+        </w:tc>
+      </w:tr>
+      <w:tr>
+        <w:tc>
+          <w:tcPr>
+            <w:tcW w:w="708" w:type="dxa"/>
+          </w:tcPr>
+          <w:p>
+            <w:pPr>
+              <w:jc w:val="both"/>
+              <w:rPr>
+                <w:lang w:val="en-US"/>
+              </w:rPr>
+            </w:pPr>
+            <w:r>
+              <w:rPr>
+                <w:szCs w:val="26"/>
+              </w:rPr>
+              <w:t>1</w:t>
+            </w:r>
+          </w:p>
+        </w:tc>
+        <w:tc>
+          <w:tcPr>
+            <w:tcW w:w="2264" w:type="dxa"/>
+          </w:tcPr>
+          <w:p>
+            <w:pPr>
+              <w:jc w:val="both"/>
+              <w:rPr>
+                <w:lang w:val="en-US"/>
+              </w:rPr>
+            </w:pPr>
+            <w:r>
+              <w:rPr>
+                <w:szCs w:val="26"/>
+              </w:rPr>
+              <w:t>TimKiem_change</w:t>
+            </w:r>
+          </w:p>
+        </w:tc>
+        <w:tc>
+          <w:tcPr>
+            <w:tcW w:w="3119" w:type="dxa"/>
+          </w:tcPr>
+          <w:p>
+            <w:pPr>
+              <w:jc w:val="both"/>
+              <w:rPr>
+                <w:lang w:val="en-US"/>
+              </w:rPr>
+            </w:pPr>
+            <w:r>
+              <w:rPr>
+                <w:szCs w:val="26"/>
+              </w:rPr>
+              <w:t>Chọn thông tin cần tìm kiếm</w:t>
+            </w:r>
+          </w:p>
+        </w:tc>
+        <w:tc>
+          <w:tcPr>
+            <w:tcW w:w="2970" w:type="dxa"/>
+          </w:tcPr>
+          <w:p>
+            <w:pPr>
+              <w:jc w:val="both"/>
+              <w:rPr>
+                <w:lang w:val="en-US"/>
+              </w:rPr>
+            </w:pPr>
+            <w:r>
+              <w:rPr>
+                <w:szCs w:val="26"/>
+              </w:rPr>
+              <w:t>Nạp danh sách cần tìm và hiển thị phía dưới</w:t>
+            </w:r>
+          </w:p>
+        </w:tc>
+      </w:tr>
+      <w:tr>
+        <w:tc>
+          <w:tcPr>
+            <w:tcW w:w="708" w:type="dxa"/>
+          </w:tcPr>
+          <w:p>
+            <w:pPr>
+              <w:jc w:val="both"/>
+              <w:rPr>
+                <w:lang w:val="en-US"/>
+              </w:rPr>
+            </w:pPr>
+            <w:r>
+              <w:rPr>
+                <w:szCs w:val="26"/>
+              </w:rPr>
+              <w:t>2</w:t>
+            </w:r>
+          </w:p>
+        </w:tc>
+        <w:tc>
+          <w:tcPr>
+            <w:tcW w:w="2264" w:type="dxa"/>
+          </w:tcPr>
+          <w:p>
+            <w:pPr>
+              <w:jc w:val="both"/>
+              <w:rPr>
+                <w:lang w:val="en-US"/>
+              </w:rPr>
+            </w:pPr>
+            <w:r>
+              <w:rPr>
+                <w:szCs w:val="26"/>
+              </w:rPr>
+              <w:t>ThemGioHang_change</w:t>
+            </w:r>
+          </w:p>
+        </w:tc>
+        <w:tc>
+          <w:tcPr>
+            <w:tcW w:w="3119" w:type="dxa"/>
+          </w:tcPr>
+          <w:p>
+            <w:pPr>
+              <w:jc w:val="both"/>
+              <w:rPr>
+                <w:lang w:val="en-US"/>
+              </w:rPr>
+            </w:pPr>
+            <w:r>
+              <w:rPr>
+                <w:szCs w:val="26"/>
+              </w:rPr>
+              <w:t>Chọn sách có đủ thông tin mong muốn</w:t>
+            </w:r>
+          </w:p>
+        </w:tc>
+        <w:tc>
+          <w:tcPr>
+            <w:tcW w:w="2970" w:type="dxa"/>
+          </w:tcPr>
+          <w:p>
+            <w:pPr>
+              <w:jc w:val="both"/>
+              <w:rPr>
+                <w:lang w:val="en-US"/>
+              </w:rPr>
+            </w:pPr>
+            <w:r>
+              <w:rPr>
+                <w:szCs w:val="26"/>
+              </w:rPr>
+              <w:t>Nạp danh sách sản phẩm vào box giỏ hàng</w:t>
+            </w:r>
+          </w:p>
+        </w:tc>
+      </w:tr>
+      <w:tr>
+        <w:tc>
+          <w:tcPr>
+            <w:tcW w:w="708" w:type="dxa"/>
+          </w:tcPr>
+          <w:p>
+            <w:pPr>
+              <w:jc w:val="both"/>
+              <w:rPr>
+                <w:szCs w:val="26"/>
+              </w:rPr>
+            </w:pPr>
+            <w:r>
+              <w:rPr>
+                <w:szCs w:val="26"/>
+              </w:rPr>
+              <w:t>3</w:t>
+            </w:r>
+          </w:p>
+        </w:tc>
+        <w:tc>
+          <w:tcPr>
+            <w:tcW w:w="2264" w:type="dxa"/>
+          </w:tcPr>
+          <w:p>
+            <w:pPr>
+              <w:jc w:val="both"/>
+              <w:rPr>
+                <w:szCs w:val="26"/>
+              </w:rPr>
+            </w:pPr>
+            <w:r>
+              <w:rPr>
+                <w:szCs w:val="26"/>
+              </w:rPr>
+              <w:t>TimKiem_change</w:t>
+            </w:r>
+          </w:p>
+        </w:tc>
+        <w:tc>
+          <w:tcPr>
+            <w:tcW w:w="3119" w:type="dxa"/>
+          </w:tcPr>
+          <w:p>
+            <w:pPr>
+              <w:jc w:val="both"/>
+              <w:rPr>
+                <w:szCs w:val="26"/>
+              </w:rPr>
+            </w:pPr>
+            <w:r>
+              <w:rPr>
+                <w:szCs w:val="26"/>
+              </w:rPr>
+              <w:t>Chọn điều kiện cần tìm kiếm mới</w:t>
+            </w:r>
+          </w:p>
+        </w:tc>
+        <w:tc>
+          <w:tcPr>
+            <w:tcW w:w="2970" w:type="dxa"/>
+          </w:tcPr>
+          <w:p>
+            <w:pPr>
+              <w:jc w:val="both"/>
+              <w:rPr>
+                <w:szCs w:val="26"/>
+              </w:rPr>
+            </w:pPr>
+            <w:r>
+              <w:rPr>
+                <w:szCs w:val="26"/>
+              </w:rPr>
+              <w:t>Danh sách các điều kiện sẽ được hiển thị dạng menu</w:t>
+            </w:r>
+          </w:p>
+        </w:tc>
+      </w:tr>
+      <w:tr>
+        <w:tc>
+          <w:tcPr>
+            <w:tcW w:w="708" w:type="dxa"/>
+          </w:tcPr>
+          <w:p>
+            <w:pPr>
+              <w:jc w:val="both"/>
+              <w:rPr>
+                <w:lang w:val="en-US"/>
+              </w:rPr>
+            </w:pPr>
+            <w:r>
+              <w:rPr>
+                <w:szCs w:val="26"/>
+              </w:rPr>
+              <w:t>4</w:t>
+            </w:r>
+          </w:p>
+        </w:tc>
+        <w:tc>
+          <w:tcPr>
+            <w:tcW w:w="2264" w:type="dxa"/>
+          </w:tcPr>
+          <w:p>
+            <w:pPr>
+              <w:jc w:val="both"/>
+              <w:rPr>
+                <w:lang w:val="en-US"/>
+              </w:rPr>
+            </w:pPr>
+            <w:r>
+              <w:rPr>
+                <w:szCs w:val="26"/>
+              </w:rPr>
+              <w:t>TimKiem_click</w:t>
+            </w:r>
+          </w:p>
+        </w:tc>
+        <w:tc>
+          <w:tcPr>
+            <w:tcW w:w="3119" w:type="dxa"/>
+          </w:tcPr>
+          <w:p>
+            <w:pPr>
+              <w:jc w:val="both"/>
+              <w:rPr>
+                <w:lang w:val="en-US"/>
+              </w:rPr>
+            </w:pPr>
+            <w:r>
+              <w:rPr>
+                <w:szCs w:val="26"/>
+              </w:rPr>
+              <w:t>Click vào điều kiện cần tìm kiếm</w:t>
+            </w:r>
+          </w:p>
+        </w:tc>
+        <w:tc>
+          <w:tcPr>
+            <w:tcW w:w="2970" w:type="dxa"/>
+          </w:tcPr>
+          <w:p>
+            <w:pPr>
+              <w:keepNext/>
+              <w:jc w:val="both"/>
+              <w:rPr>
+                <w:lang w:val="en-US"/>
+              </w:rPr>
+            </w:pPr>
+            <w:r>
+              <w:rPr>
+                <w:szCs w:val="26"/>
+              </w:rPr>
+              <w:t>Nạp danh sách và hiển thị ở vùng phía bên dưới</w:t>
+            </w:r>
+          </w:p>
+        </w:tc>
+      </w:tr>
+    </w:tbl>
+    <w:p>
+      <w:pPr>
+        <w:jc w:val="center"/>
+        <w:rPr>
+          <w:lang w:val="en-US"/>
+        </w:rPr>
+      </w:pPr>
+      <w:bookmarkStart w:id="57" w:name="_Toc93142571"/>
+      <w:r>
+        <w:t xml:space="preserve">Bảng </w:t>
+      </w:r>
+      <w:fldSimple w:instr=" STYLEREF 1 \s ">
+        <w:r>
+          <w:rPr>
+            <w:noProof/>
+          </w:rPr>
+          <w:t>5</w:t>
+        </w:r>
+      </w:fldSimple>
+      <w:r>
+        <w:t>.</w:t>
+      </w:r>
+      <w:fldSimple w:instr=" SEQ Bảng \* ARABIC \s 1 ">
+        <w:r>
+          <w:rPr>
+            <w:noProof/>
+          </w:rPr>
+          <w:t>3</w:t>
+        </w:r>
+      </w:fldSimple>
+      <w:r>
+        <w:rPr>
+          <w:lang w:val="en-US"/>
+        </w:rPr>
+        <w:t xml:space="preserve">: </w:t>
+      </w:r>
+      <w:r>
+        <w:t xml:space="preserve">Xử lý giao diện </w:t>
+      </w:r>
+      <w:r>
+        <w:rPr>
+          <w:lang w:val="en-US"/>
+        </w:rPr>
+        <w:t>tìm kiếm</w:t>
+      </w:r>
+      <w:bookmarkEnd w:id="57"/>
+    </w:p>
+    <w:p>
+      <w:pPr>
+        <w:pStyle w:val="Heading2"/>
+      </w:pPr>
+      <w:bookmarkStart w:id="58" w:name="_Toc93142526"/>
+      <w:r>
+        <w:lastRenderedPageBreak/>
+        <w:t xml:space="preserve">Đặt </w:t>
+      </w:r>
+      <w:r>
+        <w:t>sách</w:t>
+      </w:r>
+      <w:bookmarkEnd w:id="58"/>
+    </w:p>
+    <w:p>
+      <w:pPr>
+        <w:pStyle w:val="Heading3"/>
+        <w:numPr>
+          <w:ilvl w:val="2"/>
+          <w:numId w:val="14"/>
+        </w:numPr>
+      </w:pPr>
+      <w:bookmarkStart w:id="59" w:name="_Toc93142527"/>
+      <w:r>
+        <w:t xml:space="preserve">Thiết kế giao diện </w:t>
+      </w:r>
+      <w:r>
+        <w:t>đặt hàng</w:t>
+      </w:r>
+      <w:bookmarkEnd w:id="59"/>
+    </w:p>
+    <w:p>
+      <w:pPr>
+        <w:keepNext/>
+        <w:jc w:val="center"/>
+      </w:pPr>
+      <w:r>
+        <w:rPr>
+          <w:noProof/>
+        </w:rPr>
+        <w:drawing>
+          <wp:inline distT="0" distB="0" distL="0" distR="0" wp14:anchorId="4E1BDA1D" wp14:editId="0401220F">
+            <wp:extent cx="5760085" cy="3364230"/>
+            <wp:effectExtent l="0" t="0" r="0" b="7620"/>
+            <wp:docPr id="16" name="Picture 16"/>
+            <wp:cNvGraphicFramePr>
+              <a:graphicFrameLocks xmlns:a="http://schemas.openxmlformats.org/drawingml/2006/main" noChangeAspect="1"/>
+            </wp:cNvGraphicFramePr>
+            <a:graphic xmlns:a="http://schemas.openxmlformats.org/drawingml/2006/main">
+              <a:graphicData uri="http://schemas.openxmlformats.org/drawingml/2006/picture">
+                <pic:pic xmlns:pic="http://schemas.openxmlformats.org/drawingml/2006/picture">
+                  <pic:nvPicPr>
+                    <pic:cNvPr id="16" name="Picture 16"/>
+                    <pic:cNvPicPr>
+                      <a:picLocks noChangeAspect="1"/>
+                    </pic:cNvPicPr>
+                  </pic:nvPicPr>
+                  <pic:blipFill>
+                    <a:blip r:embed="rId22"/>
+                    <a:stretch>
+                      <a:fillRect/>
+                    </a:stretch>
+                  </pic:blipFill>
+                  <pic:spPr>
+                    <a:xfrm>
+                      <a:off x="0" y="0"/>
+                      <a:ext cx="5760085" cy="3364230"/>
+                    </a:xfrm>
+                    <a:prstGeom prst="rect">
+                      <a:avLst/>
+                    </a:prstGeom>
+                  </pic:spPr>
+                </pic:pic>
+              </a:graphicData>
+            </a:graphic>
+          </wp:inline>
+        </w:drawing>
+      </w:r>
+    </w:p>
+    <w:p>
+      <w:pPr>
+        <w:pStyle w:val="Caption"/>
+        <w:rPr>
+          <w:lang w:val="en-US"/>
+        </w:rPr>
+      </w:pPr>
+      <w:bookmarkStart w:id="60" w:name="_Toc93142551"/>
+      <w:r>
+        <w:t xml:space="preserve">Hình </w:t>
+      </w:r>
+      <w:fldSimple w:instr=" STYLEREF 1 \s ">
+        <w:r>
+          <w:rPr>
+            <w:noProof/>
+          </w:rPr>
+          <w:t>5</w:t>
+        </w:r>
+      </w:fldSimple>
+      <w:r>
+        <w:t>.</w:t>
+      </w:r>
+      <w:fldSimple w:instr=" SEQ Hình \* ARABIC \s 1 ">
+        <w:r>
+          <w:rPr>
+            <w:noProof/>
+          </w:rPr>
+          <w:t>4</w:t>
+        </w:r>
+      </w:fldSimple>
+      <w:r>
+        <w:rPr>
+          <w:noProof/>
+          <w:lang w:val="en-US"/>
+        </w:rPr>
+        <w:t xml:space="preserve">: </w:t>
+      </w:r>
+      <w:r>
+        <w:rPr>
+          <w:noProof/>
+          <w:lang w:val="en-US"/>
+        </w:rPr>
+        <w:t xml:space="preserve">Giao diện </w:t>
+      </w:r>
+      <w:r>
+        <w:rPr>
+          <w:lang w:val="en-US"/>
+        </w:rPr>
+        <w:t>đặt sách</w:t>
+      </w:r>
+      <w:bookmarkEnd w:id="60"/>
+    </w:p>
+    <w:p>
+      <w:pPr>
+        <w:pStyle w:val="Heading3"/>
+      </w:pPr>
+      <w:bookmarkStart w:id="61" w:name="_Toc93142528"/>
+      <w:r>
+        <w:t xml:space="preserve">Xử lý giao diện </w:t>
+      </w:r>
+      <w:r>
+        <w:t>đặt hàng</w:t>
+      </w:r>
+      <w:bookmarkEnd w:id="61"/>
+    </w:p>
+    <w:tbl>
+      <w:tblPr>
+        <w:tblStyle w:val="TableGrid"/>
+        <w:tblW w:w="0" w:type="auto"/>
+        <w:tblLook w:val="04A0" w:firstRow="1" w:lastRow="0" w:firstColumn="1" w:lastColumn="0" w:noHBand="0" w:noVBand="1"/>
+      </w:tblPr>
+      <w:tblGrid>
+        <w:gridCol w:w="708"/>
+        <w:gridCol w:w="2642"/>
+        <w:gridCol w:w="2922"/>
+        <w:gridCol w:w="2789"/>
+      </w:tblGrid>
+      <w:tr>
+        <w:tc>
+          <w:tcPr>
+            <w:tcW w:w="708" w:type="dxa"/>
+            <w:shd w:val="clear" w:color="auto" w:fill="D9D9D9" w:themeFill="background1" w:themeFillShade="D9"/>
+            <w:vAlign w:val="center"/>
+          </w:tcPr>
+          <w:p>
+            <w:pPr>
+              <w:jc w:val="center"/>
+              <w:rPr>
+                <w:lang w:val="en-US"/>
+              </w:rPr>
+            </w:pPr>
+            <w:r>
+              <w:rPr>
+                <w:b/>
+                <w:bCs/>
+                <w:szCs w:val="26"/>
+              </w:rPr>
+              <w:t>STT</w:t>
+            </w:r>
+          </w:p>
+        </w:tc>
+        <w:tc>
+          <w:tcPr>
+            <w:tcW w:w="2642" w:type="dxa"/>
+            <w:shd w:val="clear" w:color="auto" w:fill="D9D9D9" w:themeFill="background1" w:themeFillShade="D9"/>
+            <w:vAlign w:val="center"/>
+          </w:tcPr>
+          <w:p>
+            <w:pPr>
+              <w:jc w:val="center"/>
+              <w:rPr>
+                <w:lang w:val="en-US"/>
+              </w:rPr>
+            </w:pPr>
+            <w:r>
+              <w:rPr>
+                <w:b/>
+                <w:bCs/>
+                <w:szCs w:val="26"/>
+              </w:rPr>
+              <w:t>Tên xử lý</w:t>
+            </w:r>
+          </w:p>
+        </w:tc>
+        <w:tc>
+          <w:tcPr>
+            <w:tcW w:w="2922" w:type="dxa"/>
+            <w:shd w:val="clear" w:color="auto" w:fill="D9D9D9" w:themeFill="background1" w:themeFillShade="D9"/>
+            <w:vAlign w:val="center"/>
+          </w:tcPr>
+          <w:p>
+            <w:pPr>
+              <w:jc w:val="center"/>
+              <w:rPr>
+                <w:lang w:val="en-US"/>
+              </w:rPr>
+            </w:pPr>
+            <w:r>
+              <w:rPr>
+                <w:b/>
+                <w:bCs/>
+                <w:szCs w:val="26"/>
+              </w:rPr>
+              <w:t>Điều kiện gọi thực thi</w:t>
+            </w:r>
+          </w:p>
+        </w:tc>
+        <w:tc>
+          <w:tcPr>
+            <w:tcW w:w="2789" w:type="dxa"/>
+            <w:shd w:val="clear" w:color="auto" w:fill="D9D9D9" w:themeFill="background1" w:themeFillShade="D9"/>
+            <w:vAlign w:val="center"/>
+          </w:tcPr>
+          <w:p>
+            <w:pPr>
+              <w:jc w:val="center"/>
+              <w:rPr>
+                <w:lang w:val="en-US"/>
+              </w:rPr>
+            </w:pPr>
+            <w:r>
+              <w:rPr>
+                <w:b/>
+                <w:bCs/>
+                <w:szCs w:val="26"/>
+              </w:rPr>
+              <w:t>Ý nghĩa</w:t>
+            </w:r>
+          </w:p>
+        </w:tc>
+      </w:tr>
+      <w:tr>
+        <w:tc>
+          <w:tcPr>
+            <w:tcW w:w="708" w:type="dxa"/>
+          </w:tcPr>
+          <w:p>
+            <w:pPr>
+              <w:jc w:val="both"/>
+              <w:rPr>
+                <w:lang w:val="en-US"/>
+              </w:rPr>
+            </w:pPr>
+            <w:r>
+              <w:rPr>
+                <w:szCs w:val="26"/>
+              </w:rPr>
+              <w:t>1</w:t>
+            </w:r>
+          </w:p>
+        </w:tc>
+        <w:tc>
+          <w:tcPr>
+            <w:tcW w:w="2642" w:type="dxa"/>
+          </w:tcPr>
+          <w:p>
+            <w:pPr>
+              <w:jc w:val="both"/>
+              <w:rPr>
+                <w:lang w:val="en-US"/>
+              </w:rPr>
+            </w:pPr>
+            <w:r>
+              <w:rPr>
+                <w:szCs w:val="26"/>
+              </w:rPr>
+              <w:t>DatSach_change</w:t>
+            </w:r>
+          </w:p>
+        </w:tc>
+        <w:tc>
+          <w:tcPr>
+            <w:tcW w:w="2922" w:type="dxa"/>
+          </w:tcPr>
+          <w:p>
+            <w:pPr>
+              <w:jc w:val="both"/>
+              <w:rPr>
+                <w:lang w:val="en-US"/>
+              </w:rPr>
+            </w:pPr>
+            <w:r>
+              <w:rPr>
+                <w:szCs w:val="26"/>
+              </w:rPr>
+              <w:t>Chọn sách và thông tin sách</w:t>
+            </w:r>
+          </w:p>
+        </w:tc>
+        <w:tc>
+          <w:tcPr>
+            <w:tcW w:w="2789" w:type="dxa"/>
+          </w:tcPr>
+          <w:p>
+            <w:pPr>
+              <w:jc w:val="both"/>
+              <w:rPr>
+                <w:lang w:val="en-US"/>
+              </w:rPr>
+            </w:pPr>
+            <w:r>
+              <w:rPr>
+                <w:szCs w:val="26"/>
+              </w:rPr>
+              <w:t xml:space="preserve"> Nạp </w:t>
+            </w:r>
+            <w:r>
+              <w:rPr>
+                <w:szCs w:val="26"/>
+                <w:lang w:val="en-US"/>
+              </w:rPr>
+              <w:t>d</w:t>
+            </w:r>
+            <w:r>
+              <w:rPr>
+                <w:szCs w:val="26"/>
+              </w:rPr>
+              <w:t>anh sách vào select box phía bên dưới</w:t>
+            </w:r>
+          </w:p>
+        </w:tc>
+      </w:tr>
+      <w:tr>
+        <w:tc>
+          <w:tcPr>
+            <w:tcW w:w="708" w:type="dxa"/>
+          </w:tcPr>
+          <w:p>
+            <w:pPr>
+              <w:jc w:val="both"/>
+              <w:rPr>
+                <w:lang w:val="en-US"/>
+              </w:rPr>
+            </w:pPr>
+            <w:r>
+              <w:rPr>
+                <w:szCs w:val="26"/>
+              </w:rPr>
+              <w:t>2</w:t>
+            </w:r>
+          </w:p>
+        </w:tc>
+        <w:tc>
+          <w:tcPr>
+            <w:tcW w:w="2642" w:type="dxa"/>
+          </w:tcPr>
+          <w:p>
+            <w:pPr>
+              <w:jc w:val="both"/>
+              <w:rPr>
+                <w:lang w:val="en-US"/>
+              </w:rPr>
+            </w:pPr>
+            <w:r>
+              <w:rPr>
+                <w:szCs w:val="26"/>
+              </w:rPr>
+              <w:t>ThemGioHang_click</w:t>
+            </w:r>
+          </w:p>
+        </w:tc>
+        <w:tc>
+          <w:tcPr>
+            <w:tcW w:w="2922" w:type="dxa"/>
+          </w:tcPr>
+          <w:p>
+            <w:pPr>
+              <w:jc w:val="both"/>
+              <w:rPr>
+                <w:lang w:val="en-US"/>
+              </w:rPr>
+            </w:pPr>
+            <w:r>
+              <w:rPr>
+                <w:szCs w:val="26"/>
+              </w:rPr>
+              <w:t>Click sách mong muốn và có đầy đủ thông tin</w:t>
+            </w:r>
+          </w:p>
+        </w:tc>
+        <w:tc>
+          <w:tcPr>
+            <w:tcW w:w="2789" w:type="dxa"/>
+          </w:tcPr>
+          <w:p>
+            <w:pPr>
+              <w:jc w:val="both"/>
+              <w:rPr>
+                <w:lang w:val="en-US"/>
+              </w:rPr>
+            </w:pPr>
+            <w:r>
+              <w:rPr>
+                <w:szCs w:val="26"/>
+              </w:rPr>
+              <w:t xml:space="preserve">Nạp danh sách </w:t>
+            </w:r>
+            <w:r>
+              <w:rPr>
+                <w:szCs w:val="26"/>
+                <w:lang w:val="en-US"/>
+              </w:rPr>
+              <w:t>s</w:t>
+            </w:r>
+            <w:r>
+              <w:rPr>
+                <w:szCs w:val="26"/>
+              </w:rPr>
+              <w:t>ách được thêm vào box giỏ hàng</w:t>
+            </w:r>
+          </w:p>
+        </w:tc>
+      </w:tr>
+      <w:tr>
+        <w:tc>
+          <w:tcPr>
+            <w:tcW w:w="708" w:type="dxa"/>
+          </w:tcPr>
+          <w:p>
+            <w:pPr>
+              <w:jc w:val="both"/>
+              <w:rPr>
+                <w:szCs w:val="26"/>
+              </w:rPr>
+            </w:pPr>
+            <w:r>
+              <w:rPr>
+                <w:szCs w:val="26"/>
+              </w:rPr>
+              <w:t>3</w:t>
+            </w:r>
+          </w:p>
+        </w:tc>
+        <w:tc>
+          <w:tcPr>
+            <w:tcW w:w="2642" w:type="dxa"/>
+          </w:tcPr>
+          <w:p>
+            <w:pPr>
+              <w:jc w:val="both"/>
+              <w:rPr>
+                <w:szCs w:val="26"/>
+              </w:rPr>
+            </w:pPr>
+            <w:r>
+              <w:rPr>
+                <w:szCs w:val="26"/>
+              </w:rPr>
+              <w:t>GioHang_</w:t>
+            </w:r>
+            <w:r>
+              <w:rPr>
+                <w:szCs w:val="26"/>
+                <w:lang w:val="en-US"/>
+              </w:rPr>
+              <w:t>c</w:t>
+            </w:r>
+            <w:r>
+              <w:rPr>
+                <w:szCs w:val="26"/>
+              </w:rPr>
+              <w:t>lick</w:t>
+            </w:r>
+          </w:p>
+        </w:tc>
+        <w:tc>
+          <w:tcPr>
+            <w:tcW w:w="2922" w:type="dxa"/>
+          </w:tcPr>
+          <w:p>
+            <w:pPr>
+              <w:jc w:val="both"/>
+              <w:rPr>
+                <w:szCs w:val="26"/>
+                <w:lang w:val="en-US"/>
+              </w:rPr>
+            </w:pPr>
+            <w:r>
+              <w:rPr>
+                <w:szCs w:val="26"/>
+              </w:rPr>
+              <w:t xml:space="preserve">Click vào nút </w:t>
+            </w:r>
+            <w:r>
+              <w:rPr>
+                <w:szCs w:val="26"/>
+              </w:rPr>
+              <w:t>[</w:t>
+            </w:r>
+            <w:r>
+              <w:rPr>
+                <w:szCs w:val="26"/>
+              </w:rPr>
+              <w:t>Giỏ Hàng</w:t>
+            </w:r>
+            <w:r>
+              <w:rPr>
+                <w:szCs w:val="26"/>
+              </w:rPr>
+              <w:t>]</w:t>
+            </w:r>
+          </w:p>
+        </w:tc>
+        <w:tc>
+          <w:tcPr>
+            <w:tcW w:w="2789" w:type="dxa"/>
+          </w:tcPr>
+          <w:p>
+            <w:pPr>
+              <w:jc w:val="both"/>
+              <w:rPr>
+                <w:szCs w:val="26"/>
+              </w:rPr>
+            </w:pPr>
+            <w:r>
+              <w:rPr>
+                <w:szCs w:val="26"/>
+              </w:rPr>
+              <w:t>Tiến hàng chuyển đến trang giỏ hàng, và tiến hành thanh toán</w:t>
+            </w:r>
+          </w:p>
+        </w:tc>
+      </w:tr>
+    </w:tbl>
+    <w:p>
+      <w:pPr>
+        <w:jc w:val="center"/>
+        <w:rPr>
+          <w:lang w:val="en-US"/>
+        </w:rPr>
+      </w:pPr>
+      <w:bookmarkStart w:id="62" w:name="_Toc93142572"/>
+      <w:r>
+        <w:t xml:space="preserve">Bảng </w:t>
+      </w:r>
+      <w:fldSimple w:instr=" STYLEREF 1 \s ">
+        <w:r>
+          <w:rPr>
+            <w:noProof/>
+          </w:rPr>
+          <w:t>5</w:t>
+        </w:r>
+      </w:fldSimple>
+      <w:r>
+        <w:t>.</w:t>
+      </w:r>
+      <w:fldSimple w:instr=" SEQ Bảng \* ARABIC \s 1 ">
+        <w:r>
+          <w:rPr>
+            <w:noProof/>
+          </w:rPr>
+          <w:t>4</w:t>
+        </w:r>
+      </w:fldSimple>
+      <w:r>
+        <w:rPr>
+          <w:lang w:val="en-US"/>
+        </w:rPr>
+        <w:t xml:space="preserve">: </w:t>
+      </w:r>
+      <w:r>
+        <w:t xml:space="preserve">Xử lý giao diện </w:t>
+      </w:r>
+      <w:r>
+        <w:rPr>
+          <w:lang w:val="en-US"/>
+        </w:rPr>
+        <w:t>đặt hàng</w:t>
+      </w:r>
+      <w:bookmarkEnd w:id="62"/>
+    </w:p>
+    <w:p>
+      <w:pPr>
+        <w:spacing w:after="200" w:line="276" w:lineRule="auto"/>
+        <w:rPr>
+          <w:rFonts w:eastAsiaTheme="majorEastAsia" w:cs="Times New Roman"/>
+          <w:b/>
+          <w:bCs/>
+          <w:szCs w:val="26"/>
+          <w:lang w:val="en-US"/>
+        </w:rPr>
+      </w:pPr>
+      <w:r>
+        <w:rPr>
+          <w:rFonts w:eastAsiaTheme="majorEastAsia" w:cs="Times New Roman"/>
+          <w:b/>
+          <w:bCs/>
+          <w:szCs w:val="26"/>
+          <w:lang w:val="en-US"/>
+        </w:rPr>
+        <w:br w:type="page"/>
+      </w:r>
+    </w:p>
+    <w:p>
+      <w:pPr>
+        <w:pStyle w:val="Heading2"/>
+      </w:pPr>
+      <w:bookmarkStart w:id="63" w:name="_Toc93142529"/>
+      <w:r>
+        <w:lastRenderedPageBreak/>
+        <w:t>Thanh toán</w:t>
+      </w:r>
+      <w:r>
+        <w:t xml:space="preserve"> giỏ hàng</w:t>
+      </w:r>
+      <w:bookmarkEnd w:id="63"/>
+    </w:p>
+    <w:p>
+      <w:pPr>
+        <w:pStyle w:val="Heading3"/>
+        <w:numPr>
+          <w:ilvl w:val="2"/>
+          <w:numId w:val="14"/>
+        </w:numPr>
+      </w:pPr>
+      <w:bookmarkStart w:id="64" w:name="_Toc93142530"/>
+      <w:r>
+        <w:t xml:space="preserve">Thiết kế giao diện </w:t>
+      </w:r>
+      <w:r>
+        <w:t>thanh toán</w:t>
+      </w:r>
+      <w:bookmarkEnd w:id="64"/>
+    </w:p>
+    <w:p>
+      <w:pPr>
+        <w:keepNext/>
+        <w:jc w:val="center"/>
+      </w:pPr>
+      <w:r>
+        <w:rPr>
+          <w:noProof/>
+        </w:rPr>
+        <w:drawing>
+          <wp:inline distT="0" distB="0" distL="0" distR="0" wp14:anchorId="0E2C1D26" wp14:editId="4D670475">
+            <wp:extent cx="5737860" cy="4061460"/>
+            <wp:effectExtent l="0" t="0" r="0" b="0"/>
+            <wp:docPr id="17" name="Picture 17"/>
+            <wp:cNvGraphicFramePr>
+              <a:graphicFrameLocks xmlns:a="http://schemas.openxmlformats.org/drawingml/2006/main" noChangeAspect="1"/>
+            </wp:cNvGraphicFramePr>
+            <a:graphic xmlns:a="http://schemas.openxmlformats.org/drawingml/2006/main">
+              <a:graphicData uri="http://schemas.openxmlformats.org/drawingml/2006/picture">
+                <pic:pic xmlns:pic="http://schemas.openxmlformats.org/drawingml/2006/picture">
+                  <pic:nvPicPr>
+                    <pic:cNvPr id="17" name="Picture 17"/>
+                    <pic:cNvPicPr>
+                      <a:picLocks noChangeAspect="1"/>
+                    </pic:cNvPicPr>
+                  </pic:nvPicPr>
+                  <pic:blipFill>
+                    <a:blip r:embed="rId23"/>
+                    <a:stretch>
+                      <a:fillRect/>
+                    </a:stretch>
+                  </pic:blipFill>
+                  <pic:spPr>
+                    <a:xfrm>
+                      <a:off x="0" y="0"/>
+                      <a:ext cx="5737860" cy="4061460"/>
+                    </a:xfrm>
+                    <a:prstGeom prst="rect">
+                      <a:avLst/>
+                    </a:prstGeom>
+                  </pic:spPr>
+                </pic:pic>
+              </a:graphicData>
+            </a:graphic>
+          </wp:inline>
+        </w:drawing>
+      </w:r>
+    </w:p>
+    <w:p>
+      <w:pPr>
+        <w:pStyle w:val="Caption"/>
+        <w:rPr>
+          <w:lang w:val="en-US"/>
+        </w:rPr>
+      </w:pPr>
+      <w:bookmarkStart w:id="65" w:name="_Toc93142552"/>
+      <w:r>
+        <w:t xml:space="preserve">Hình </w:t>
+      </w:r>
+      <w:fldSimple w:instr=" STYLEREF 1 \s ">
+        <w:r>
+          <w:rPr>
+            <w:noProof/>
+          </w:rPr>
+          <w:t>5</w:t>
+        </w:r>
+      </w:fldSimple>
+      <w:r>
+        <w:t>.</w:t>
+      </w:r>
+      <w:fldSimple w:instr=" SEQ Hình \* ARABIC \s 1 ">
+        <w:r>
+          <w:rPr>
+            <w:noProof/>
+          </w:rPr>
+          <w:t>5</w:t>
+        </w:r>
+      </w:fldSimple>
+      <w:r>
+        <w:rPr>
+          <w:noProof/>
+          <w:lang w:val="en-US"/>
+        </w:rPr>
+        <w:t xml:space="preserve">: </w:t>
+      </w:r>
+      <w:r>
+        <w:rPr>
+          <w:noProof/>
+          <w:lang w:val="en-US"/>
+        </w:rPr>
+        <w:t xml:space="preserve">Giao diện </w:t>
+      </w:r>
+      <w:r>
+        <w:rPr>
+          <w:lang w:val="en-US"/>
+        </w:rPr>
+        <w:t>thanh toán giỏ hàng</w:t>
+      </w:r>
+      <w:bookmarkEnd w:id="65"/>
+    </w:p>
+    <w:p>
+      <w:pPr>
+        <w:pStyle w:val="Heading3"/>
+      </w:pPr>
+      <w:bookmarkStart w:id="66" w:name="_Toc93142531"/>
+      <w:r>
+        <w:t xml:space="preserve">Xử lý giao diện </w:t>
+      </w:r>
+      <w:r>
+        <w:t>thanh toán</w:t>
+      </w:r>
+      <w:bookmarkEnd w:id="66"/>
+    </w:p>
+    <w:tbl>
+      <w:tblPr>
+        <w:tblStyle w:val="TableGrid"/>
+        <w:tblW w:w="0" w:type="auto"/>
+        <w:tblLook w:val="04A0" w:firstRow="1" w:lastRow="0" w:firstColumn="1" w:lastColumn="0" w:noHBand="0" w:noVBand="1"/>
+      </w:tblPr>
+      <w:tblGrid>
+        <w:gridCol w:w="708"/>
+        <w:gridCol w:w="2642"/>
+        <w:gridCol w:w="2922"/>
+        <w:gridCol w:w="2789"/>
+      </w:tblGrid>
+      <w:tr>
+        <w:tc>
+          <w:tcPr>
+            <w:tcW w:w="708" w:type="dxa"/>
+            <w:shd w:val="clear" w:color="auto" w:fill="D9D9D9" w:themeFill="background1" w:themeFillShade="D9"/>
+            <w:vAlign w:val="center"/>
+          </w:tcPr>
+          <w:p>
+            <w:pPr>
+              <w:jc w:val="center"/>
+              <w:rPr>
+                <w:lang w:val="en-US"/>
+              </w:rPr>
+            </w:pPr>
+            <w:r>
+              <w:rPr>
+                <w:b/>
+                <w:bCs/>
+                <w:szCs w:val="26"/>
+              </w:rPr>
+              <w:t>STT</w:t>
+            </w:r>
+          </w:p>
+        </w:tc>
+        <w:tc>
+          <w:tcPr>
+            <w:tcW w:w="2642" w:type="dxa"/>
+            <w:shd w:val="clear" w:color="auto" w:fill="D9D9D9" w:themeFill="background1" w:themeFillShade="D9"/>
+            <w:vAlign w:val="center"/>
+          </w:tcPr>
+          <w:p>
+            <w:pPr>
+              <w:jc w:val="center"/>
+              <w:rPr>
+                <w:lang w:val="en-US"/>
+              </w:rPr>
+            </w:pPr>
+            <w:r>
+              <w:rPr>
+                <w:b/>
+                <w:bCs/>
+                <w:szCs w:val="26"/>
+              </w:rPr>
+              <w:t>Tên xử lý</w:t>
+            </w:r>
+          </w:p>
+        </w:tc>
+        <w:tc>
+          <w:tcPr>
+            <w:tcW w:w="2922" w:type="dxa"/>
+            <w:shd w:val="clear" w:color="auto" w:fill="D9D9D9" w:themeFill="background1" w:themeFillShade="D9"/>
+            <w:vAlign w:val="center"/>
+          </w:tcPr>
+          <w:p>
+            <w:pPr>
+              <w:jc w:val="center"/>
+              <w:rPr>
+                <w:lang w:val="en-US"/>
+              </w:rPr>
+            </w:pPr>
+            <w:r>
+              <w:rPr>
+                <w:b/>
+                <w:bCs/>
+                <w:szCs w:val="26"/>
+              </w:rPr>
+              <w:t>Điều kiện gọi thực thi</w:t>
+            </w:r>
+          </w:p>
+        </w:tc>
+        <w:tc>
+          <w:tcPr>
+            <w:tcW w:w="2789" w:type="dxa"/>
+            <w:shd w:val="clear" w:color="auto" w:fill="D9D9D9" w:themeFill="background1" w:themeFillShade="D9"/>
+            <w:vAlign w:val="center"/>
+          </w:tcPr>
+          <w:p>
+            <w:pPr>
+              <w:jc w:val="center"/>
+              <w:rPr>
+                <w:lang w:val="en-US"/>
+              </w:rPr>
+            </w:pPr>
+            <w:r>
+              <w:rPr>
+                <w:b/>
+                <w:bCs/>
+                <w:szCs w:val="26"/>
+              </w:rPr>
+              <w:t>Ý nghĩa</w:t>
+            </w:r>
+          </w:p>
+        </w:tc>
+      </w:tr>
+      <w:tr>
+        <w:tc>
+          <w:tcPr>
+            <w:tcW w:w="708" w:type="dxa"/>
+          </w:tcPr>
+          <w:p>
+            <w:pPr>
+              <w:jc w:val="both"/>
+              <w:rPr>
+                <w:lang w:val="en-US"/>
+              </w:rPr>
+            </w:pPr>
+            <w:r>
+              <w:rPr>
+                <w:szCs w:val="26"/>
+              </w:rPr>
+              <w:t>1</w:t>
+            </w:r>
+          </w:p>
+        </w:tc>
+        <w:tc>
+          <w:tcPr>
+            <w:tcW w:w="2642" w:type="dxa"/>
+          </w:tcPr>
+          <w:p>
+            <w:pPr>
+              <w:jc w:val="both"/>
+              <w:rPr>
+                <w:lang w:val="en-US"/>
+              </w:rPr>
+            </w:pPr>
+            <w:r>
+              <w:rPr>
+                <w:szCs w:val="26"/>
+              </w:rPr>
+              <w:t>ThanhToan_</w:t>
+            </w:r>
+            <w:r>
+              <w:rPr>
+                <w:szCs w:val="26"/>
+                <w:lang w:val="en-US"/>
+              </w:rPr>
+              <w:t>c</w:t>
+            </w:r>
+            <w:r>
+              <w:rPr>
+                <w:szCs w:val="26"/>
+              </w:rPr>
+              <w:t>hange</w:t>
+            </w:r>
+          </w:p>
+        </w:tc>
+        <w:tc>
+          <w:tcPr>
+            <w:tcW w:w="2922" w:type="dxa"/>
+          </w:tcPr>
+          <w:p>
+            <w:pPr>
+              <w:jc w:val="both"/>
+              <w:rPr>
+                <w:lang w:val="en-US"/>
+              </w:rPr>
+            </w:pPr>
+            <w:r>
+              <w:rPr>
+                <w:szCs w:val="26"/>
+              </w:rPr>
+              <w:t>Chọn sách và số lượng sách cần thanh toán</w:t>
+            </w:r>
+          </w:p>
+        </w:tc>
+        <w:tc>
+          <w:tcPr>
+            <w:tcW w:w="2789" w:type="dxa"/>
+          </w:tcPr>
+          <w:p>
+            <w:pPr>
+              <w:jc w:val="both"/>
+              <w:rPr>
+                <w:lang w:val="en-US"/>
+              </w:rPr>
+            </w:pPr>
+            <w:r>
+              <w:rPr>
+                <w:szCs w:val="26"/>
+              </w:rPr>
+              <w:t>Nạp danh sách và tổng tiền vào list phía dưới</w:t>
+            </w:r>
+          </w:p>
+        </w:tc>
+      </w:tr>
+      <w:tr>
+        <w:tc>
+          <w:tcPr>
+            <w:tcW w:w="708" w:type="dxa"/>
+          </w:tcPr>
+          <w:p>
+            <w:pPr>
+              <w:jc w:val="both"/>
+              <w:rPr>
+                <w:lang w:val="en-US"/>
+              </w:rPr>
+            </w:pPr>
+            <w:r>
+              <w:rPr>
+                <w:szCs w:val="26"/>
+              </w:rPr>
+              <w:t>2</w:t>
+            </w:r>
+          </w:p>
+        </w:tc>
+        <w:tc>
+          <w:tcPr>
+            <w:tcW w:w="2642" w:type="dxa"/>
+          </w:tcPr>
+          <w:p>
+            <w:pPr>
+              <w:jc w:val="both"/>
+              <w:rPr>
+                <w:lang w:val="en-US"/>
+              </w:rPr>
+            </w:pPr>
+            <w:r>
+              <w:rPr>
+                <w:szCs w:val="26"/>
+              </w:rPr>
+              <w:t>Xoa_</w:t>
+            </w:r>
+            <w:r>
+              <w:rPr>
+                <w:szCs w:val="26"/>
+                <w:lang w:val="en-US"/>
+              </w:rPr>
+              <w:t>c</w:t>
+            </w:r>
+            <w:r>
+              <w:rPr>
+                <w:szCs w:val="26"/>
+              </w:rPr>
+              <w:t>lick</w:t>
+            </w:r>
+          </w:p>
+        </w:tc>
+        <w:tc>
+          <w:tcPr>
+            <w:tcW w:w="2922" w:type="dxa"/>
+          </w:tcPr>
+          <w:p>
+            <w:pPr>
+              <w:jc w:val="both"/>
+              <w:rPr>
+                <w:lang w:val="en-US"/>
+              </w:rPr>
+            </w:pPr>
+            <w:r>
+              <w:rPr>
+                <w:szCs w:val="26"/>
+              </w:rPr>
+              <w:t xml:space="preserve">Click vào nút </w:t>
+            </w:r>
+            <w:r>
+              <w:rPr>
+                <w:szCs w:val="26"/>
+              </w:rPr>
+              <w:t>[</w:t>
+            </w:r>
+            <w:r>
+              <w:rPr>
+                <w:szCs w:val="26"/>
+              </w:rPr>
+              <w:t>Xóa</w:t>
+            </w:r>
+            <w:r>
+              <w:rPr>
+                <w:szCs w:val="26"/>
+              </w:rPr>
+              <w:t>]</w:t>
+            </w:r>
+          </w:p>
+        </w:tc>
+        <w:tc>
+          <w:tcPr>
+            <w:tcW w:w="2789" w:type="dxa"/>
+          </w:tcPr>
+          <w:p>
+            <w:pPr>
+              <w:jc w:val="both"/>
+              <w:rPr>
+                <w:lang w:val="en-US"/>
+              </w:rPr>
+            </w:pPr>
+            <w:r>
+              <w:rPr>
+                <w:szCs w:val="26"/>
+              </w:rPr>
+              <w:t>Xóa sách hoặc số lượng sách, tiến hành thanh toán</w:t>
+            </w:r>
+          </w:p>
+        </w:tc>
+      </w:tr>
+      <w:tr>
+        <w:tc>
+          <w:tcPr>
+            <w:tcW w:w="708" w:type="dxa"/>
+          </w:tcPr>
+          <w:p>
+            <w:pPr>
+              <w:jc w:val="both"/>
+              <w:rPr>
+                <w:szCs w:val="26"/>
+              </w:rPr>
+            </w:pPr>
+            <w:r>
+              <w:rPr>
+                <w:szCs w:val="26"/>
+              </w:rPr>
+              <w:t>3</w:t>
+            </w:r>
+          </w:p>
+        </w:tc>
+        <w:tc>
+          <w:tcPr>
+            <w:tcW w:w="2642" w:type="dxa"/>
+          </w:tcPr>
+          <w:p>
+            <w:pPr>
+              <w:jc w:val="both"/>
+              <w:rPr>
+                <w:szCs w:val="26"/>
+              </w:rPr>
+            </w:pPr>
+            <w:r>
+              <w:rPr>
+                <w:szCs w:val="26"/>
+              </w:rPr>
+              <w:t>ThanhToan_</w:t>
+            </w:r>
+            <w:r>
+              <w:rPr>
+                <w:szCs w:val="26"/>
+                <w:lang w:val="en-US"/>
+              </w:rPr>
+              <w:t>c</w:t>
+            </w:r>
+            <w:r>
+              <w:rPr>
+                <w:szCs w:val="26"/>
+              </w:rPr>
+              <w:t>lick</w:t>
+            </w:r>
+          </w:p>
+        </w:tc>
+        <w:tc>
+          <w:tcPr>
+            <w:tcW w:w="2922" w:type="dxa"/>
+          </w:tcPr>
+          <w:p>
+            <w:pPr>
+              <w:jc w:val="both"/>
+              <w:rPr>
+                <w:szCs w:val="26"/>
+                <w:lang w:val="en-US"/>
+              </w:rPr>
+            </w:pPr>
+            <w:r>
+              <w:rPr>
+                <w:szCs w:val="26"/>
+              </w:rPr>
+              <w:t xml:space="preserve">Click vào nút </w:t>
+            </w:r>
+            <w:r>
+              <w:rPr>
+                <w:szCs w:val="26"/>
+              </w:rPr>
+              <w:t>[</w:t>
+            </w:r>
+            <w:r>
+              <w:rPr>
+                <w:szCs w:val="26"/>
+              </w:rPr>
+              <w:t>Thanh Toán</w:t>
+            </w:r>
+            <w:r>
+              <w:rPr>
+                <w:szCs w:val="26"/>
+              </w:rPr>
+              <w:t>]</w:t>
+            </w:r>
+          </w:p>
+        </w:tc>
+        <w:tc>
+          <w:tcPr>
+            <w:tcW w:w="2789" w:type="dxa"/>
+          </w:tcPr>
+          <w:p>
+            <w:pPr>
+              <w:jc w:val="both"/>
+              <w:rPr>
+                <w:szCs w:val="26"/>
+              </w:rPr>
+            </w:pPr>
+            <w:r>
+              <w:rPr>
+                <w:szCs w:val="26"/>
+              </w:rPr>
+              <w:t>Tiến hành thanh toán giỏ hàng</w:t>
+            </w:r>
+          </w:p>
+        </w:tc>
+      </w:tr>
+    </w:tbl>
+    <w:p>
+      <w:pPr>
+        <w:jc w:val="center"/>
+        <w:rPr>
+          <w:lang w:val="en-US"/>
+        </w:rPr>
+      </w:pPr>
+      <w:bookmarkStart w:id="67" w:name="_Toc93142573"/>
+      <w:r>
+        <w:t xml:space="preserve">Bảng </w:t>
+      </w:r>
+      <w:fldSimple w:instr=" STYLEREF 1 \s ">
+        <w:r>
+          <w:rPr>
+            <w:noProof/>
+          </w:rPr>
+          <w:t>5</w:t>
+        </w:r>
+      </w:fldSimple>
+      <w:r>
+        <w:t>.</w:t>
+      </w:r>
+      <w:fldSimple w:instr=" SEQ Bảng \* ARABIC \s 1 ">
+        <w:r>
+          <w:rPr>
+            <w:noProof/>
+          </w:rPr>
+          <w:t>5</w:t>
+        </w:r>
+      </w:fldSimple>
+      <w:r>
+        <w:rPr>
+          <w:lang w:val="en-US"/>
+        </w:rPr>
+        <w:t xml:space="preserve">: </w:t>
+      </w:r>
+      <w:r>
+        <w:t xml:space="preserve">Xử lý giao diện </w:t>
+      </w:r>
+      <w:r>
+        <w:rPr>
+          <w:lang w:val="en-US"/>
+        </w:rPr>
+        <w:t>thanh toán</w:t>
+      </w:r>
+      <w:bookmarkEnd w:id="67"/>
+    </w:p>
+    <w:p>
+      <w:pPr>
+        <w:pStyle w:val="Heading2"/>
+      </w:pPr>
+      <w:bookmarkStart w:id="68" w:name="_Toc93142532"/>
+      <w:r>
+        <w:lastRenderedPageBreak/>
+        <w:t>Quản lý</w:t>
+      </w:r>
+      <w:bookmarkEnd w:id="68"/>
+    </w:p>
+    <w:p>
+      <w:pPr>
+        <w:pStyle w:val="Heading3"/>
+        <w:numPr>
+          <w:ilvl w:val="2"/>
+          <w:numId w:val="14"/>
+        </w:numPr>
+      </w:pPr>
+      <w:bookmarkStart w:id="69" w:name="_Toc93142533"/>
+      <w:r>
+        <w:t xml:space="preserve">Thiết kế giao diện </w:t>
+      </w:r>
+      <w:r>
+        <w:t>quản lý</w:t>
+      </w:r>
+      <w:bookmarkEnd w:id="69"/>
+    </w:p>
+    <w:p>
+      <w:pPr>
+        <w:keepNext/>
+        <w:jc w:val="center"/>
+      </w:pPr>
+      <w:r>
+        <w:rPr>
+          <w:noProof/>
+        </w:rPr>
+        <w:drawing>
+          <wp:inline distT="0" distB="0" distL="0" distR="0" wp14:anchorId="65B1CEF3" wp14:editId="40D08886">
+            <wp:extent cx="5760085" cy="3536950"/>
+            <wp:effectExtent l="0" t="0" r="0" b="6350"/>
+            <wp:docPr id="15" name="Picture 15"/>
+            <wp:cNvGraphicFramePr>
+              <a:graphicFrameLocks xmlns:a="http://schemas.openxmlformats.org/drawingml/2006/main" noChangeAspect="1"/>
+            </wp:cNvGraphicFramePr>
+            <a:graphic xmlns:a="http://schemas.openxmlformats.org/drawingml/2006/main">
+              <a:graphicData uri="http://schemas.openxmlformats.org/drawingml/2006/picture">
+                <pic:pic xmlns:pic="http://schemas.openxmlformats.org/drawingml/2006/picture">
+                  <pic:nvPicPr>
+                    <pic:cNvPr id="15" name="Picture 15"/>
+                    <pic:cNvPicPr>
+                      <a:picLocks noChangeAspect="1"/>
+                    </pic:cNvPicPr>
+                  </pic:nvPicPr>
+                  <pic:blipFill>
+                    <a:blip r:embed="rId24"/>
+                    <a:stretch>
+                      <a:fillRect/>
+                    </a:stretch>
+                  </pic:blipFill>
+                  <pic:spPr>
+                    <a:xfrm>
+                      <a:off x="0" y="0"/>
+                      <a:ext cx="5760085" cy="3536950"/>
+                    </a:xfrm>
+                    <a:prstGeom prst="rect">
+                      <a:avLst/>
+                    </a:prstGeom>
+                  </pic:spPr>
+                </pic:pic>
+              </a:graphicData>
+            </a:graphic>
+          </wp:inline>
+        </w:drawing>
+      </w:r>
+    </w:p>
+    <w:p>
+      <w:pPr>
+        <w:pStyle w:val="Caption"/>
+        <w:rPr>
+          <w:lang w:val="en-US"/>
+        </w:rPr>
+      </w:pPr>
+      <w:bookmarkStart w:id="70" w:name="_Toc93142553"/>
+      <w:r>
+        <w:t xml:space="preserve">Hình </w:t>
+      </w:r>
+      <w:fldSimple w:instr=" STYLEREF 1 \s ">
+        <w:r>
+          <w:rPr>
+            <w:noProof/>
+          </w:rPr>
+          <w:t>5</w:t>
+        </w:r>
+      </w:fldSimple>
+      <w:r>
+        <w:t>.</w:t>
+      </w:r>
+      <w:fldSimple w:instr=" SEQ Hình \* ARABIC \s 1 ">
+        <w:r>
+          <w:rPr>
+            <w:noProof/>
+          </w:rPr>
+          <w:t>6</w:t>
+        </w:r>
+      </w:fldSimple>
+      <w:r>
+        <w:rPr>
+          <w:noProof/>
+          <w:lang w:val="en-US"/>
+        </w:rPr>
+        <w:t xml:space="preserve">: </w:t>
+      </w:r>
+      <w:r>
+        <w:rPr>
+          <w:noProof/>
+          <w:lang w:val="en-US"/>
+        </w:rPr>
+        <w:t xml:space="preserve">Giao diện </w:t>
+      </w:r>
+      <w:r>
+        <w:rPr>
+          <w:lang w:val="en-US"/>
+        </w:rPr>
+        <w:t>quản lý</w:t>
+      </w:r>
+      <w:bookmarkEnd w:id="70"/>
+    </w:p>
+    <w:p>
+      <w:pPr>
+        <w:pStyle w:val="Heading3"/>
+      </w:pPr>
+      <w:bookmarkStart w:id="71" w:name="_Toc93142534"/>
+      <w:r>
+        <w:t xml:space="preserve">Xử lý giao diện </w:t>
+      </w:r>
+      <w:r>
+        <w:t>quản lý</w:t>
+      </w:r>
+      <w:bookmarkEnd w:id="71"/>
+    </w:p>
+    <w:tbl>
+      <w:tblPr>
+        <w:tblStyle w:val="TableGrid"/>
+        <w:tblW w:w="0" w:type="auto"/>
+        <w:tblLook w:val="04A0" w:firstRow="1" w:lastRow="0" w:firstColumn="1" w:lastColumn="0" w:noHBand="0" w:noVBand="1"/>
+      </w:tblPr>
+      <w:tblGrid>
+        <w:gridCol w:w="708"/>
+        <w:gridCol w:w="2642"/>
+        <w:gridCol w:w="2922"/>
+        <w:gridCol w:w="2789"/>
+      </w:tblGrid>
+      <w:tr>
+        <w:tc>
+          <w:tcPr>
+            <w:tcW w:w="708" w:type="dxa"/>
+            <w:shd w:val="clear" w:color="auto" w:fill="D9D9D9" w:themeFill="background1" w:themeFillShade="D9"/>
+            <w:vAlign w:val="center"/>
+          </w:tcPr>
+          <w:p>
+            <w:pPr>
+              <w:jc w:val="center"/>
+              <w:rPr>
+                <w:lang w:val="en-US"/>
+              </w:rPr>
+            </w:pPr>
+            <w:r>
+              <w:rPr>
+                <w:b/>
+                <w:bCs/>
+                <w:szCs w:val="26"/>
+              </w:rPr>
+              <w:t>STT</w:t>
+            </w:r>
+          </w:p>
+        </w:tc>
+        <w:tc>
+          <w:tcPr>
+            <w:tcW w:w="2642" w:type="dxa"/>
+            <w:shd w:val="clear" w:color="auto" w:fill="D9D9D9" w:themeFill="background1" w:themeFillShade="D9"/>
+            <w:vAlign w:val="center"/>
+          </w:tcPr>
+          <w:p>
+            <w:pPr>
+              <w:jc w:val="center"/>
+              <w:rPr>
+                <w:lang w:val="en-US"/>
+              </w:rPr>
+            </w:pPr>
+            <w:r>
+              <w:rPr>
+                <w:b/>
+                <w:bCs/>
+                <w:szCs w:val="26"/>
+              </w:rPr>
+              <w:t>Tên xử lý</w:t>
+            </w:r>
+          </w:p>
+        </w:tc>
+        <w:tc>
+          <w:tcPr>
+            <w:tcW w:w="2922" w:type="dxa"/>
+            <w:shd w:val="clear" w:color="auto" w:fill="D9D9D9" w:themeFill="background1" w:themeFillShade="D9"/>
+            <w:vAlign w:val="center"/>
+          </w:tcPr>
+          <w:p>
+            <w:pPr>
+              <w:jc w:val="center"/>
+              <w:rPr>
+                <w:lang w:val="en-US"/>
+              </w:rPr>
+            </w:pPr>
+            <w:r>
+              <w:rPr>
+                <w:b/>
+                <w:bCs/>
+                <w:szCs w:val="26"/>
+              </w:rPr>
+              <w:t>Điều kiện gọi thực thi</w:t>
+            </w:r>
+          </w:p>
+        </w:tc>
+        <w:tc>
+          <w:tcPr>
+            <w:tcW w:w="2789" w:type="dxa"/>
+            <w:shd w:val="clear" w:color="auto" w:fill="D9D9D9" w:themeFill="background1" w:themeFillShade="D9"/>
+            <w:vAlign w:val="center"/>
+          </w:tcPr>
+          <w:p>
+            <w:pPr>
+              <w:jc w:val="center"/>
+              <w:rPr>
+                <w:lang w:val="en-US"/>
+              </w:rPr>
+            </w:pPr>
+            <w:r>
+              <w:rPr>
+                <w:b/>
+                <w:bCs/>
+                <w:szCs w:val="26"/>
+              </w:rPr>
+              <w:t>Ý nghĩa</w:t>
+            </w:r>
+          </w:p>
+        </w:tc>
+      </w:tr>
+      <w:tr>
+        <w:tc>
+          <w:tcPr>
+            <w:tcW w:w="708" w:type="dxa"/>
+          </w:tcPr>
+          <w:p>
+            <w:pPr>
+              <w:jc w:val="both"/>
+              <w:rPr>
+                <w:lang w:val="en-US"/>
+              </w:rPr>
+            </w:pPr>
+            <w:r>
+              <w:rPr>
+                <w:szCs w:val="26"/>
+              </w:rPr>
+              <w:t>1</w:t>
+            </w:r>
+          </w:p>
+        </w:tc>
+        <w:tc>
+          <w:tcPr>
+            <w:tcW w:w="2642" w:type="dxa"/>
+          </w:tcPr>
+          <w:p>
+            <w:pPr>
+              <w:jc w:val="both"/>
+              <w:rPr>
+                <w:lang w:val="en-US"/>
+              </w:rPr>
+            </w:pPr>
+            <w:r>
+              <w:rPr>
+                <w:szCs w:val="26"/>
+              </w:rPr>
+              <w:t>QuanL</w:t>
+            </w:r>
+            <w:r>
+              <w:rPr>
+                <w:szCs w:val="26"/>
+                <w:lang w:val="en-US"/>
+              </w:rPr>
+              <w:t>y</w:t>
+            </w:r>
+            <w:r>
+              <w:rPr>
+                <w:szCs w:val="26"/>
+              </w:rPr>
+              <w:t>_</w:t>
+            </w:r>
+            <w:r>
+              <w:rPr>
+                <w:szCs w:val="26"/>
+                <w:lang w:val="en-US"/>
+              </w:rPr>
+              <w:t>c</w:t>
+            </w:r>
+            <w:r>
+              <w:rPr>
+                <w:szCs w:val="26"/>
+              </w:rPr>
+              <w:t>hange</w:t>
+            </w:r>
+          </w:p>
+        </w:tc>
+        <w:tc>
+          <w:tcPr>
+            <w:tcW w:w="2922" w:type="dxa"/>
+          </w:tcPr>
+          <w:p>
+            <w:pPr>
+              <w:jc w:val="both"/>
+              <w:rPr>
+                <w:lang w:val="en-US"/>
+              </w:rPr>
+            </w:pPr>
+            <w:r>
+              <w:rPr>
+                <w:szCs w:val="26"/>
+              </w:rPr>
+              <w:t>Chọn yêu cầu quản l</w:t>
+            </w:r>
+            <w:r>
+              <w:rPr>
+                <w:szCs w:val="26"/>
+              </w:rPr>
+              <w:t>ý</w:t>
+            </w:r>
+          </w:p>
+        </w:tc>
+        <w:tc>
+          <w:tcPr>
+            <w:tcW w:w="2789" w:type="dxa"/>
+          </w:tcPr>
+          <w:p>
+            <w:pPr>
+              <w:jc w:val="both"/>
+              <w:rPr>
+                <w:lang w:val="en-US"/>
+              </w:rPr>
+            </w:pPr>
+            <w:r>
+              <w:rPr>
+                <w:szCs w:val="26"/>
+              </w:rPr>
+              <w:t>Danh sách yêu cầu quản l</w:t>
+            </w:r>
+            <w:r>
+              <w:rPr>
+                <w:szCs w:val="26"/>
+              </w:rPr>
+              <w:t>ý</w:t>
+            </w:r>
+            <w:r>
+              <w:rPr>
+                <w:szCs w:val="26"/>
+              </w:rPr>
+              <w:t xml:space="preserve"> được hiển thị dạng  menu</w:t>
+            </w:r>
+          </w:p>
+        </w:tc>
+      </w:tr>
+      <w:tr>
+        <w:tc>
+          <w:tcPr>
+            <w:tcW w:w="708" w:type="dxa"/>
+          </w:tcPr>
+          <w:p>
+            <w:pPr>
+              <w:jc w:val="both"/>
+              <w:rPr>
+                <w:lang w:val="en-US"/>
+              </w:rPr>
+            </w:pPr>
+            <w:r>
+              <w:rPr>
+                <w:szCs w:val="26"/>
+              </w:rPr>
+              <w:t>2</w:t>
+            </w:r>
+          </w:p>
+        </w:tc>
+        <w:tc>
+          <w:tcPr>
+            <w:tcW w:w="2642" w:type="dxa"/>
+          </w:tcPr>
+          <w:p>
+            <w:pPr>
+              <w:jc w:val="both"/>
+              <w:rPr>
+                <w:lang w:val="en-US"/>
+              </w:rPr>
+            </w:pPr>
+            <w:r>
+              <w:rPr>
+                <w:szCs w:val="26"/>
+              </w:rPr>
+              <w:t>Ten_change</w:t>
+            </w:r>
+          </w:p>
+        </w:tc>
+        <w:tc>
+          <w:tcPr>
+            <w:tcW w:w="2922" w:type="dxa"/>
+          </w:tcPr>
+          <w:p>
+            <w:pPr>
+              <w:jc w:val="both"/>
+              <w:rPr>
+                <w:lang w:val="en-US"/>
+              </w:rPr>
+            </w:pPr>
+            <w:r>
+              <w:rPr>
+                <w:szCs w:val="26"/>
+              </w:rPr>
+              <w:t xml:space="preserve">Chọn tên sách </w:t>
+            </w:r>
+          </w:p>
+        </w:tc>
+        <w:tc>
+          <w:tcPr>
+            <w:tcW w:w="2789" w:type="dxa"/>
+          </w:tcPr>
+          <w:p>
+            <w:pPr>
+              <w:jc w:val="both"/>
+              <w:rPr>
+                <w:lang w:val="en-US"/>
+              </w:rPr>
+            </w:pPr>
+            <w:r>
+              <w:rPr>
+                <w:szCs w:val="26"/>
+              </w:rPr>
+              <w:t xml:space="preserve"> Danh sách tên sách được hiển thị dạng  combo box</w:t>
+            </w:r>
+          </w:p>
+        </w:tc>
+      </w:tr>
+      <w:tr>
+        <w:tc>
+          <w:tcPr>
+            <w:tcW w:w="708" w:type="dxa"/>
+          </w:tcPr>
+          <w:p>
+            <w:pPr>
+              <w:jc w:val="both"/>
+              <w:rPr>
+                <w:szCs w:val="26"/>
+              </w:rPr>
+            </w:pPr>
+            <w:r>
+              <w:rPr>
+                <w:szCs w:val="26"/>
+              </w:rPr>
+              <w:t>3</w:t>
+            </w:r>
+          </w:p>
+        </w:tc>
+        <w:tc>
+          <w:tcPr>
+            <w:tcW w:w="2642" w:type="dxa"/>
+          </w:tcPr>
+          <w:p>
+            <w:pPr>
+              <w:jc w:val="both"/>
+              <w:rPr>
+                <w:szCs w:val="26"/>
+              </w:rPr>
+            </w:pPr>
+            <w:r>
+              <w:rPr>
+                <w:szCs w:val="26"/>
+              </w:rPr>
+              <w:t>Ngay_change</w:t>
+            </w:r>
+          </w:p>
+        </w:tc>
+        <w:tc>
+          <w:tcPr>
+            <w:tcW w:w="2922" w:type="dxa"/>
+          </w:tcPr>
+          <w:p>
+            <w:pPr>
+              <w:jc w:val="both"/>
+              <w:rPr>
+                <w:szCs w:val="26"/>
+              </w:rPr>
+            </w:pPr>
+            <w:r>
+              <w:rPr>
+                <w:szCs w:val="26"/>
+              </w:rPr>
+              <w:t>Chọn ngày quản l</w:t>
+            </w:r>
+            <w:r>
+              <w:rPr>
+                <w:szCs w:val="26"/>
+              </w:rPr>
+              <w:t>ý</w:t>
+            </w:r>
+            <w:r>
+              <w:rPr>
+                <w:szCs w:val="26"/>
+              </w:rPr>
+              <w:t xml:space="preserve"> và có đủ thông tin</w:t>
+            </w:r>
+          </w:p>
+        </w:tc>
+        <w:tc>
+          <w:tcPr>
+            <w:tcW w:w="2789" w:type="dxa"/>
+          </w:tcPr>
+          <w:p>
+            <w:pPr>
+              <w:jc w:val="both"/>
+              <w:rPr>
+                <w:szCs w:val="26"/>
+              </w:rPr>
+            </w:pPr>
+            <w:r>
+              <w:rPr>
+                <w:szCs w:val="26"/>
+              </w:rPr>
+              <w:t xml:space="preserve">Nạp danh sách bán sách </w:t>
+            </w:r>
+          </w:p>
+        </w:tc>
+      </w:tr>
+      <w:tr>
+        <w:tc>
+          <w:tcPr>
+            <w:tcW w:w="708" w:type="dxa"/>
+          </w:tcPr>
+          <w:p>
+            <w:pPr>
+              <w:jc w:val="both"/>
+              <w:rPr>
+                <w:szCs w:val="26"/>
+              </w:rPr>
+            </w:pPr>
+            <w:r>
+              <w:rPr>
+                <w:szCs w:val="26"/>
+              </w:rPr>
+              <w:t>4</w:t>
+            </w:r>
+          </w:p>
+        </w:tc>
+        <w:tc>
+          <w:tcPr>
+            <w:tcW w:w="2642" w:type="dxa"/>
+          </w:tcPr>
+          <w:p>
+            <w:pPr>
+              <w:jc w:val="both"/>
+              <w:rPr>
+                <w:szCs w:val="26"/>
+              </w:rPr>
+            </w:pPr>
+            <w:r>
+              <w:rPr>
+                <w:szCs w:val="26"/>
+              </w:rPr>
+              <w:t>Them_click</w:t>
+            </w:r>
+          </w:p>
+        </w:tc>
+        <w:tc>
+          <w:tcPr>
+            <w:tcW w:w="2922" w:type="dxa"/>
+          </w:tcPr>
+          <w:p>
+            <w:pPr>
+              <w:jc w:val="both"/>
+              <w:rPr>
+                <w:szCs w:val="26"/>
+                <w:lang w:val="en-US"/>
+              </w:rPr>
+            </w:pPr>
+            <w:r>
+              <w:rPr>
+                <w:szCs w:val="26"/>
+              </w:rPr>
+              <w:t xml:space="preserve">Click vào nút </w:t>
+            </w:r>
+            <w:r>
+              <w:rPr>
+                <w:szCs w:val="26"/>
+              </w:rPr>
+              <w:t>[T</w:t>
+            </w:r>
+            <w:r>
+              <w:rPr>
+                <w:szCs w:val="26"/>
+              </w:rPr>
+              <w:t>hêm</w:t>
+            </w:r>
+            <w:r>
+              <w:rPr>
+                <w:szCs w:val="26"/>
+              </w:rPr>
+              <w:t>]</w:t>
+            </w:r>
+          </w:p>
+        </w:tc>
+        <w:tc>
+          <w:tcPr>
+            <w:tcW w:w="2789" w:type="dxa"/>
+          </w:tcPr>
+          <w:p>
+            <w:pPr>
+              <w:jc w:val="both"/>
+              <w:rPr>
+                <w:szCs w:val="26"/>
+              </w:rPr>
+            </w:pPr>
+            <w:r>
+              <w:rPr>
+                <w:szCs w:val="26"/>
+              </w:rPr>
+              <w:t>Tiến hành thêm thông tin quản l</w:t>
+            </w:r>
+            <w:r>
+              <w:rPr>
+                <w:szCs w:val="26"/>
+              </w:rPr>
+              <w:t>ý</w:t>
+            </w:r>
+            <w:r>
+              <w:rPr>
+                <w:szCs w:val="26"/>
+              </w:rPr>
+              <w:t xml:space="preserve"> bán sách</w:t>
+            </w:r>
+          </w:p>
+        </w:tc>
+      </w:tr>
+      <w:tr>
+        <w:tc>
+          <w:tcPr>
+            <w:tcW w:w="708" w:type="dxa"/>
+          </w:tcPr>
+          <w:p>
+            <w:pPr>
+              <w:jc w:val="both"/>
+              <w:rPr>
+                <w:szCs w:val="26"/>
+              </w:rPr>
+            </w:pPr>
+            <w:r>
+              <w:rPr>
+                <w:szCs w:val="26"/>
+              </w:rPr>
+              <w:lastRenderedPageBreak/>
+              <w:t>5</w:t>
+            </w:r>
+          </w:p>
+        </w:tc>
+        <w:tc>
+          <w:tcPr>
+            <w:tcW w:w="2642" w:type="dxa"/>
+          </w:tcPr>
+          <w:p>
+            <w:pPr>
+              <w:jc w:val="both"/>
+              <w:rPr>
+                <w:szCs w:val="26"/>
+              </w:rPr>
+            </w:pPr>
+            <w:r>
+              <w:rPr>
+                <w:szCs w:val="26"/>
+              </w:rPr>
+              <w:t>Sua_click</w:t>
+            </w:r>
+          </w:p>
+        </w:tc>
+        <w:tc>
+          <w:tcPr>
+            <w:tcW w:w="2922" w:type="dxa"/>
+          </w:tcPr>
+          <w:p>
+            <w:pPr>
+              <w:jc w:val="both"/>
+              <w:rPr>
+                <w:szCs w:val="26"/>
+                <w:lang w:val="en-US"/>
+              </w:rPr>
+            </w:pPr>
+            <w:r>
+              <w:rPr>
+                <w:szCs w:val="26"/>
+              </w:rPr>
+              <w:t xml:space="preserve">Click vào nút </w:t>
+            </w:r>
+            <w:r>
+              <w:rPr>
+                <w:szCs w:val="26"/>
+              </w:rPr>
+              <w:t>[S</w:t>
+            </w:r>
+            <w:r>
+              <w:rPr>
+                <w:szCs w:val="26"/>
+              </w:rPr>
+              <w:t>ửa</w:t>
+            </w:r>
+            <w:r>
+              <w:rPr>
+                <w:szCs w:val="26"/>
+              </w:rPr>
+              <w:t>]</w:t>
+            </w:r>
+          </w:p>
+        </w:tc>
+        <w:tc>
+          <w:tcPr>
+            <w:tcW w:w="2789" w:type="dxa"/>
+          </w:tcPr>
+          <w:p>
+            <w:pPr>
+              <w:jc w:val="both"/>
+              <w:rPr>
+                <w:szCs w:val="26"/>
+              </w:rPr>
+            </w:pPr>
+            <w:r>
+              <w:rPr>
+                <w:szCs w:val="26"/>
+              </w:rPr>
+              <w:t>Tiến hành sửa lại thông tin bán sách</w:t>
+            </w:r>
+          </w:p>
+        </w:tc>
+      </w:tr>
+      <w:tr>
+        <w:tc>
+          <w:tcPr>
+            <w:tcW w:w="708" w:type="dxa"/>
+          </w:tcPr>
+          <w:p>
+            <w:pPr>
+              <w:jc w:val="both"/>
+              <w:rPr>
+                <w:lang w:val="en-US"/>
+              </w:rPr>
+            </w:pPr>
+            <w:r>
+              <w:rPr>
+                <w:szCs w:val="26"/>
+              </w:rPr>
+              <w:t>6</w:t>
+            </w:r>
+          </w:p>
+        </w:tc>
+        <w:tc>
+          <w:tcPr>
+            <w:tcW w:w="2642" w:type="dxa"/>
+          </w:tcPr>
+          <w:p>
+            <w:pPr>
+              <w:jc w:val="both"/>
+              <w:rPr>
+                <w:lang w:val="en-US"/>
+              </w:rPr>
+            </w:pPr>
+            <w:r>
+              <w:rPr>
+                <w:szCs w:val="26"/>
+              </w:rPr>
+              <w:t>Xoa_</w:t>
+            </w:r>
+            <w:r>
+              <w:rPr>
+                <w:szCs w:val="26"/>
+                <w:lang w:val="en-US"/>
+              </w:rPr>
+              <w:t>c</w:t>
+            </w:r>
+            <w:r>
+              <w:rPr>
+                <w:szCs w:val="26"/>
+              </w:rPr>
+              <w:t>lick</w:t>
+            </w:r>
+          </w:p>
+        </w:tc>
+        <w:tc>
+          <w:tcPr>
+            <w:tcW w:w="2922" w:type="dxa"/>
+          </w:tcPr>
+          <w:p>
+            <w:pPr>
+              <w:jc w:val="both"/>
+              <w:rPr>
+                <w:lang w:val="en-US"/>
+              </w:rPr>
+            </w:pPr>
+            <w:r>
+              <w:rPr>
+                <w:szCs w:val="26"/>
+              </w:rPr>
+              <w:t xml:space="preserve">Click vào nút </w:t>
+            </w:r>
+            <w:r>
+              <w:rPr>
+                <w:szCs w:val="26"/>
+              </w:rPr>
+              <w:t>[X</w:t>
+            </w:r>
+            <w:r>
+              <w:rPr>
+                <w:szCs w:val="26"/>
+              </w:rPr>
+              <w:t>óa</w:t>
+            </w:r>
+            <w:r>
+              <w:rPr>
+                <w:szCs w:val="26"/>
+              </w:rPr>
+              <w:t>]</w:t>
+            </w:r>
+          </w:p>
+        </w:tc>
+        <w:tc>
+          <w:tcPr>
+            <w:tcW w:w="2789" w:type="dxa"/>
+          </w:tcPr>
+          <w:p>
+            <w:pPr>
+              <w:keepNext/>
+              <w:jc w:val="both"/>
+              <w:rPr>
+                <w:lang w:val="en-US"/>
+              </w:rPr>
+            </w:pPr>
+            <w:r>
+              <w:rPr>
+                <w:szCs w:val="26"/>
+              </w:rPr>
+              <w:t>Tiến hành xóa thông tin bán sách</w:t>
+            </w:r>
+          </w:p>
+        </w:tc>
+      </w:tr>
+    </w:tbl>
+    <w:p>
+      <w:pPr>
+        <w:jc w:val="center"/>
+        <w:rPr>
+          <w:lang w:val="en-US"/>
+        </w:rPr>
+      </w:pPr>
+      <w:bookmarkStart w:id="72" w:name="_Toc93142574"/>
+      <w:r>
+        <w:t xml:space="preserve">Bảng </w:t>
+      </w:r>
+      <w:fldSimple w:instr=" STYLEREF 1 \s ">
+        <w:r>
+          <w:rPr>
+            <w:noProof/>
+          </w:rPr>
+          <w:t>5</w:t>
+        </w:r>
+      </w:fldSimple>
+      <w:r>
+        <w:t>.</w:t>
+      </w:r>
+      <w:fldSimple w:instr=" SEQ Bảng \* ARABIC \s 1 ">
+        <w:r>
+          <w:rPr>
+            <w:noProof/>
+          </w:rPr>
+          <w:t>6</w:t>
+        </w:r>
+      </w:fldSimple>
+      <w:r>
+        <w:rPr>
+          <w:lang w:val="en-US"/>
+        </w:rPr>
+        <w:t xml:space="preserve">: </w:t>
+      </w:r>
+      <w:r>
+        <w:t xml:space="preserve">Xử lý giao diện </w:t>
+      </w:r>
+      <w:r>
+        <w:rPr>
+          <w:lang w:val="en-US"/>
+        </w:rPr>
+        <w:t>quản lý</w:t>
+      </w:r>
+      <w:bookmarkEnd w:id="72"/>
+    </w:p>
+    <w:p>
+      <w:pPr>
+        <w:pStyle w:val="Heading2"/>
+      </w:pPr>
+      <w:bookmarkStart w:id="73" w:name="_Toc93142535"/>
+      <w:r>
+        <w:t>Thống kê</w:t>
+      </w:r>
+      <w:bookmarkEnd w:id="73"/>
+    </w:p>
+    <w:p>
+      <w:pPr>
+        <w:pStyle w:val="Heading3"/>
+        <w:numPr>
+          <w:ilvl w:val="2"/>
+          <w:numId w:val="14"/>
+        </w:numPr>
+      </w:pPr>
+      <w:bookmarkStart w:id="74" w:name="_Toc93142536"/>
+      <w:r>
+        <w:t>Thiết kế giao diện thống kê</w:t>
+      </w:r>
+      <w:bookmarkEnd w:id="74"/>
+    </w:p>
+    <w:p>
+      <w:pPr>
+        <w:keepNext/>
+        <w:jc w:val="center"/>
+      </w:pPr>
+      <w:r>
+        <w:rPr>
+          <w:noProof/>
+        </w:rPr>
+        <w:drawing>
+          <wp:inline distT="0" distB="0" distL="0" distR="0" wp14:anchorId="6649C564" wp14:editId="37267F98">
+            <wp:extent cx="5760085" cy="3956685"/>
+            <wp:effectExtent l="0" t="0" r="0" b="5715"/>
+            <wp:docPr id="14" name="Picture 14"/>
+            <wp:cNvGraphicFramePr>
+              <a:graphicFrameLocks xmlns:a="http://schemas.openxmlformats.org/drawingml/2006/main" noChangeAspect="1"/>
+            </wp:cNvGraphicFramePr>
+            <a:graphic xmlns:a="http://schemas.openxmlformats.org/drawingml/2006/main">
+              <a:graphicData uri="http://schemas.openxmlformats.org/drawingml/2006/picture">
+                <pic:pic xmlns:pic="http://schemas.openxmlformats.org/drawingml/2006/picture">
+                  <pic:nvPicPr>
+                    <pic:cNvPr id="14" name="Picture 14"/>
+                    <pic:cNvPicPr>
+                      <a:picLocks noChangeAspect="1"/>
+                    </pic:cNvPicPr>
+                  </pic:nvPicPr>
+                  <pic:blipFill>
+                    <a:blip r:embed="rId25"/>
+                    <a:stretch>
+                      <a:fillRect/>
+                    </a:stretch>
+                  </pic:blipFill>
+                  <pic:spPr>
+                    <a:xfrm>
+                      <a:off x="0" y="0"/>
+                      <a:ext cx="5760085" cy="3956685"/>
+                    </a:xfrm>
+                    <a:prstGeom prst="rect">
+                      <a:avLst/>
+                    </a:prstGeom>
+                  </pic:spPr>
+                </pic:pic>
+              </a:graphicData>
+            </a:graphic>
+          </wp:inline>
+        </w:drawing>
+      </w:r>
+    </w:p>
+    <w:p>
+      <w:pPr>
+        <w:pStyle w:val="Caption"/>
+        <w:rPr>
+          <w:lang w:val="en-US"/>
+        </w:rPr>
+      </w:pPr>
+      <w:bookmarkStart w:id="75" w:name="_Toc93142554"/>
+      <w:r>
+        <w:t xml:space="preserve">Hình </w:t>
+      </w:r>
+      <w:fldSimple w:instr=" STYLEREF 1 \s ">
+        <w:r>
+          <w:rPr>
+            <w:noProof/>
+          </w:rPr>
+          <w:t>5</w:t>
+        </w:r>
+      </w:fldSimple>
+      <w:r>
+        <w:t>.</w:t>
+      </w:r>
+      <w:fldSimple w:instr=" SEQ Hình \* ARABIC \s 1 ">
+        <w:r>
+          <w:rPr>
+            <w:noProof/>
+          </w:rPr>
+          <w:t>7</w:t>
+        </w:r>
+      </w:fldSimple>
+      <w:r>
+        <w:rPr>
+          <w:noProof/>
+          <w:lang w:val="en-US"/>
+        </w:rPr>
+        <w:t xml:space="preserve">: </w:t>
+      </w:r>
+      <w:r>
+        <w:rPr>
+          <w:noProof/>
+          <w:lang w:val="en-US"/>
+        </w:rPr>
+        <w:t xml:space="preserve">Giao diện </w:t>
+      </w:r>
+      <w:r>
+        <w:rPr>
+          <w:lang w:val="en-US"/>
+        </w:rPr>
+        <w:t>thống kê</w:t>
+      </w:r>
+      <w:bookmarkEnd w:id="75"/>
+    </w:p>
+    <w:p>
+      <w:pPr>
+        <w:pStyle w:val="Heading3"/>
+      </w:pPr>
+      <w:bookmarkStart w:id="76" w:name="_Toc93142537"/>
+      <w:r>
+        <w:t>Xử lý giao diện thống kê</w:t>
+      </w:r>
+      <w:bookmarkEnd w:id="76"/>
+    </w:p>
+    <w:tbl>
+      <w:tblPr>
+        <w:tblStyle w:val="TableGrid"/>
+        <w:tblW w:w="0" w:type="auto"/>
+        <w:tblLook w:val="04A0" w:firstRow="1" w:lastRow="0" w:firstColumn="1" w:lastColumn="0" w:noHBand="0" w:noVBand="1"/>
+      </w:tblPr>
+      <w:tblGrid>
+        <w:gridCol w:w="708"/>
+        <w:gridCol w:w="2729"/>
+        <w:gridCol w:w="2877"/>
+        <w:gridCol w:w="2747"/>
+      </w:tblGrid>
+      <w:tr>
+        <w:tc>
+          <w:tcPr>
+            <w:tcW w:w="708" w:type="dxa"/>
+            <w:shd w:val="clear" w:color="auto" w:fill="D9D9D9" w:themeFill="background1" w:themeFillShade="D9"/>
+            <w:vAlign w:val="center"/>
+          </w:tcPr>
+          <w:p>
+            <w:pPr>
+              <w:jc w:val="center"/>
+              <w:rPr>
+                <w:lang w:val="en-US"/>
+              </w:rPr>
+            </w:pPr>
+            <w:r>
+              <w:rPr>
+                <w:b/>
+                <w:bCs/>
+                <w:szCs w:val="26"/>
+              </w:rPr>
+              <w:t>STT</w:t>
+            </w:r>
+          </w:p>
+        </w:tc>
+        <w:tc>
+          <w:tcPr>
+            <w:tcW w:w="2642" w:type="dxa"/>
+            <w:shd w:val="clear" w:color="auto" w:fill="D9D9D9" w:themeFill="background1" w:themeFillShade="D9"/>
+            <w:vAlign w:val="center"/>
+          </w:tcPr>
+          <w:p>
+            <w:pPr>
+              <w:jc w:val="center"/>
+              <w:rPr>
+                <w:lang w:val="en-US"/>
+              </w:rPr>
+            </w:pPr>
+            <w:r>
+              <w:rPr>
+                <w:b/>
+                <w:bCs/>
+                <w:szCs w:val="26"/>
+              </w:rPr>
+              <w:t>Tên xử lý</w:t>
+            </w:r>
+          </w:p>
+        </w:tc>
+        <w:tc>
+          <w:tcPr>
+            <w:tcW w:w="2922" w:type="dxa"/>
+            <w:shd w:val="clear" w:color="auto" w:fill="D9D9D9" w:themeFill="background1" w:themeFillShade="D9"/>
+            <w:vAlign w:val="center"/>
+          </w:tcPr>
+          <w:p>
+            <w:pPr>
+              <w:jc w:val="center"/>
+              <w:rPr>
+                <w:lang w:val="en-US"/>
+              </w:rPr>
+            </w:pPr>
+            <w:r>
+              <w:rPr>
+                <w:b/>
+                <w:bCs/>
+                <w:szCs w:val="26"/>
+              </w:rPr>
+              <w:t>Điều kiện gọi thực thi</w:t>
+            </w:r>
+          </w:p>
+        </w:tc>
+        <w:tc>
+          <w:tcPr>
+            <w:tcW w:w="2789" w:type="dxa"/>
+            <w:shd w:val="clear" w:color="auto" w:fill="D9D9D9" w:themeFill="background1" w:themeFillShade="D9"/>
+            <w:vAlign w:val="center"/>
+          </w:tcPr>
+          <w:p>
+            <w:pPr>
+              <w:jc w:val="center"/>
+              <w:rPr>
+                <w:lang w:val="en-US"/>
+              </w:rPr>
+            </w:pPr>
+            <w:r>
+              <w:rPr>
+                <w:b/>
+                <w:bCs/>
+                <w:szCs w:val="26"/>
+              </w:rPr>
+              <w:t>Ý nghĩa</w:t>
+            </w:r>
+          </w:p>
+        </w:tc>
+      </w:tr>
+      <w:tr>
+        <w:tc>
+          <w:tcPr>
+            <w:tcW w:w="708" w:type="dxa"/>
+          </w:tcPr>
+          <w:p>
+            <w:pPr>
+              <w:jc w:val="both"/>
+              <w:rPr>
+                <w:lang w:val="en-US"/>
+              </w:rPr>
+            </w:pPr>
+            <w:r>
+              <w:rPr>
+                <w:szCs w:val="26"/>
+              </w:rPr>
+              <w:t>1</w:t>
+            </w:r>
+          </w:p>
+        </w:tc>
+        <w:tc>
+          <w:tcPr>
+            <w:tcW w:w="2642" w:type="dxa"/>
+          </w:tcPr>
+          <w:p>
+            <w:pPr>
+              <w:jc w:val="both"/>
+              <w:rPr>
+                <w:lang w:val="en-US"/>
+              </w:rPr>
+            </w:pPr>
+            <w:r>
+              <w:rPr>
+                <w:szCs w:val="26"/>
+              </w:rPr>
+              <w:t>Thong</w:t>
+            </w:r>
+            <w:r>
+              <w:rPr>
+                <w:szCs w:val="26"/>
+                <w:lang w:val="en-US"/>
+              </w:rPr>
+              <w:t>K</w:t>
+            </w:r>
+            <w:r>
+              <w:rPr>
+                <w:szCs w:val="26"/>
+              </w:rPr>
+              <w:t>e_change</w:t>
+            </w:r>
+          </w:p>
+        </w:tc>
+        <w:tc>
+          <w:tcPr>
+            <w:tcW w:w="2922" w:type="dxa"/>
+          </w:tcPr>
+          <w:p>
+            <w:pPr>
+              <w:jc w:val="both"/>
+              <w:rPr>
+                <w:lang w:val="en-US"/>
+              </w:rPr>
+            </w:pPr>
+            <w:r>
+              <w:rPr>
+                <w:szCs w:val="26"/>
+              </w:rPr>
+              <w:t>Chọn yêu cầu thống kê</w:t>
+            </w:r>
+          </w:p>
+        </w:tc>
+        <w:tc>
+          <w:tcPr>
+            <w:tcW w:w="2789" w:type="dxa"/>
+          </w:tcPr>
+          <w:p>
+            <w:pPr>
+              <w:jc w:val="both"/>
+              <w:rPr>
+                <w:lang w:val="en-US"/>
+              </w:rPr>
+            </w:pPr>
+            <w:r>
+              <w:rPr>
+                <w:szCs w:val="26"/>
+              </w:rPr>
+              <w:t>Nạp danh sách thống kê vào list box thống kê</w:t>
+            </w:r>
+          </w:p>
+        </w:tc>
+      </w:tr>
+      <w:tr>
+        <w:tc>
+          <w:tcPr>
+            <w:tcW w:w="708" w:type="dxa"/>
+          </w:tcPr>
+          <w:p>
+            <w:pPr>
+              <w:jc w:val="both"/>
+              <w:rPr>
+                <w:lang w:val="en-US"/>
+              </w:rPr>
+            </w:pPr>
+            <w:r>
+              <w:rPr>
+                <w:szCs w:val="26"/>
+              </w:rPr>
+              <w:t>2</w:t>
+            </w:r>
+          </w:p>
+        </w:tc>
+        <w:tc>
+          <w:tcPr>
+            <w:tcW w:w="2642" w:type="dxa"/>
+          </w:tcPr>
+          <w:p>
+            <w:pPr>
+              <w:jc w:val="both"/>
+              <w:rPr>
+                <w:lang w:val="en-US"/>
+              </w:rPr>
+            </w:pPr>
+            <w:r>
+              <w:rPr>
+                <w:szCs w:val="26"/>
+              </w:rPr>
+              <w:t>ThangThongKe_change</w:t>
+            </w:r>
+          </w:p>
+        </w:tc>
+        <w:tc>
+          <w:tcPr>
+            <w:tcW w:w="2922" w:type="dxa"/>
+          </w:tcPr>
+          <w:p>
+            <w:pPr>
+              <w:jc w:val="both"/>
+              <w:rPr>
+                <w:lang w:val="en-US"/>
+              </w:rPr>
+            </w:pPr>
+            <w:r>
+              <w:rPr>
+                <w:szCs w:val="26"/>
+              </w:rPr>
+              <w:t>Chọn tháng thông kê và có đủ thông tin</w:t>
+            </w:r>
+          </w:p>
+        </w:tc>
+        <w:tc>
+          <w:tcPr>
+            <w:tcW w:w="2789" w:type="dxa"/>
+          </w:tcPr>
+          <w:p>
+            <w:pPr>
+              <w:jc w:val="both"/>
+              <w:rPr>
+                <w:lang w:val="en-US"/>
+              </w:rPr>
+            </w:pPr>
+            <w:r>
+              <w:rPr>
+                <w:szCs w:val="26"/>
+              </w:rPr>
+              <w:t>Nạp danh sách tháng  vào list box thống kê</w:t>
+            </w:r>
+          </w:p>
+        </w:tc>
+      </w:tr>
+      <w:tr>
+        <w:tc>
+          <w:tcPr>
+            <w:tcW w:w="708" w:type="dxa"/>
+          </w:tcPr>
+          <w:p>
+            <w:pPr>
+              <w:jc w:val="both"/>
+              <w:rPr>
+                <w:szCs w:val="26"/>
+              </w:rPr>
+            </w:pPr>
+            <w:r>
+              <w:rPr>
+                <w:szCs w:val="26"/>
+              </w:rPr>
+              <w:lastRenderedPageBreak/>
+              <w:t>3</w:t>
+            </w:r>
+          </w:p>
+        </w:tc>
+        <w:tc>
+          <w:tcPr>
+            <w:tcW w:w="2642" w:type="dxa"/>
+          </w:tcPr>
+          <w:p>
+            <w:pPr>
+              <w:jc w:val="both"/>
+              <w:rPr>
+                <w:szCs w:val="26"/>
+              </w:rPr>
+            </w:pPr>
+            <w:r>
+              <w:rPr>
+                <w:szCs w:val="26"/>
+              </w:rPr>
+              <w:t>Ten_</w:t>
+            </w:r>
+            <w:r>
+              <w:rPr>
+                <w:szCs w:val="26"/>
+                <w:lang w:val="en-US"/>
+              </w:rPr>
+              <w:t>c</w:t>
+            </w:r>
+            <w:r>
+              <w:rPr>
+                <w:szCs w:val="26"/>
+              </w:rPr>
+              <w:t>hange</w:t>
+            </w:r>
+          </w:p>
+        </w:tc>
+        <w:tc>
+          <w:tcPr>
+            <w:tcW w:w="2922" w:type="dxa"/>
+          </w:tcPr>
+          <w:p>
+            <w:pPr>
+              <w:jc w:val="both"/>
+              <w:rPr>
+                <w:szCs w:val="26"/>
+              </w:rPr>
+            </w:pPr>
+            <w:r>
+              <w:rPr>
+                <w:szCs w:val="26"/>
+              </w:rPr>
+              <w:t>Chọn sách cần thống kê và có đủ thông tin</w:t>
+            </w:r>
+          </w:p>
+        </w:tc>
+        <w:tc>
+          <w:tcPr>
+            <w:tcW w:w="2789" w:type="dxa"/>
+          </w:tcPr>
+          <w:p>
+            <w:pPr>
+              <w:jc w:val="both"/>
+              <w:rPr>
+                <w:szCs w:val="26"/>
+              </w:rPr>
+            </w:pPr>
+            <w:r>
+              <w:rPr>
+                <w:szCs w:val="26"/>
+              </w:rPr>
+              <w:t>Nạp tên sách vào list box thống kê</w:t>
+            </w:r>
+          </w:p>
+        </w:tc>
+      </w:tr>
+      <w:tr>
+        <w:tc>
+          <w:tcPr>
+            <w:tcW w:w="708" w:type="dxa"/>
+          </w:tcPr>
+          <w:p>
+            <w:pPr>
+              <w:jc w:val="both"/>
+              <w:rPr>
+                <w:szCs w:val="26"/>
+              </w:rPr>
+            </w:pPr>
+            <w:r>
+              <w:rPr>
+                <w:szCs w:val="26"/>
+              </w:rPr>
+              <w:t>4</w:t>
+            </w:r>
+          </w:p>
+        </w:tc>
+        <w:tc>
+          <w:tcPr>
+            <w:tcW w:w="2642" w:type="dxa"/>
+          </w:tcPr>
+          <w:p>
+            <w:pPr>
+              <w:jc w:val="both"/>
+              <w:rPr>
+                <w:szCs w:val="26"/>
+              </w:rPr>
+            </w:pPr>
+            <w:r>
+              <w:rPr>
+                <w:szCs w:val="26"/>
+              </w:rPr>
+              <w:t>ThongKe_click</w:t>
+            </w:r>
+          </w:p>
+        </w:tc>
+        <w:tc>
+          <w:tcPr>
+            <w:tcW w:w="2922" w:type="dxa"/>
+          </w:tcPr>
+          <w:p>
+            <w:pPr>
+              <w:jc w:val="both"/>
+              <w:rPr>
+                <w:szCs w:val="26"/>
+              </w:rPr>
+            </w:pPr>
+            <w:r>
+              <w:rPr>
+                <w:szCs w:val="26"/>
+              </w:rPr>
+              <w:t>Click vào thống kê mong muốn</w:t>
+            </w:r>
+          </w:p>
+        </w:tc>
+        <w:tc>
+          <w:tcPr>
+            <w:tcW w:w="2789" w:type="dxa"/>
+          </w:tcPr>
+          <w:p>
+            <w:pPr>
+              <w:jc w:val="both"/>
+              <w:rPr>
+                <w:szCs w:val="26"/>
+              </w:rPr>
+            </w:pPr>
+            <w:r>
+              <w:rPr>
+                <w:szCs w:val="26"/>
+              </w:rPr>
+              <w:t>Danh sách thông kê được hiển thị dạng menu</w:t>
+            </w:r>
+          </w:p>
+        </w:tc>
+      </w:tr>
+      <w:tr>
+        <w:tc>
+          <w:tcPr>
+            <w:tcW w:w="708" w:type="dxa"/>
+          </w:tcPr>
+          <w:p>
+            <w:pPr>
+              <w:jc w:val="both"/>
+              <w:rPr>
+                <w:szCs w:val="26"/>
+              </w:rPr>
+            </w:pPr>
+            <w:r>
+              <w:rPr>
+                <w:szCs w:val="26"/>
+              </w:rPr>
+              <w:t>5</w:t>
+            </w:r>
+          </w:p>
+        </w:tc>
+        <w:tc>
+          <w:tcPr>
+            <w:tcW w:w="2642" w:type="dxa"/>
+          </w:tcPr>
+          <w:p>
+            <w:pPr>
+              <w:jc w:val="both"/>
+              <w:rPr>
+                <w:szCs w:val="26"/>
+              </w:rPr>
+            </w:pPr>
+            <w:r>
+              <w:rPr>
+                <w:szCs w:val="26"/>
+              </w:rPr>
+              <w:t>CapNhat_click</w:t>
+            </w:r>
+          </w:p>
+        </w:tc>
+        <w:tc>
+          <w:tcPr>
+            <w:tcW w:w="2922" w:type="dxa"/>
+          </w:tcPr>
+          <w:p>
+            <w:pPr>
+              <w:jc w:val="both"/>
+              <w:rPr>
+                <w:szCs w:val="26"/>
+              </w:rPr>
+            </w:pPr>
+            <w:r>
+              <w:rPr>
+                <w:szCs w:val="26"/>
+              </w:rPr>
+              <w:t>Click vào nút cập nhật</w:t>
+            </w:r>
+          </w:p>
+        </w:tc>
+        <w:tc>
+          <w:tcPr>
+            <w:tcW w:w="2789" w:type="dxa"/>
+          </w:tcPr>
+          <w:p>
+            <w:pPr>
+              <w:jc w:val="both"/>
+              <w:rPr>
+                <w:szCs w:val="26"/>
+              </w:rPr>
+            </w:pPr>
+            <w:r>
+              <w:rPr>
+                <w:szCs w:val="26"/>
+              </w:rPr>
+              <w:t>Tiến hành xử lí thống kê</w:t>
+            </w:r>
+          </w:p>
+        </w:tc>
+      </w:tr>
+      <w:tr>
+        <w:tc>
+          <w:tcPr>
+            <w:tcW w:w="708" w:type="dxa"/>
+          </w:tcPr>
+          <w:p>
+            <w:pPr>
+              <w:jc w:val="both"/>
+              <w:rPr>
+                <w:lang w:val="en-US"/>
+              </w:rPr>
+            </w:pPr>
+            <w:r>
+              <w:rPr>
+                <w:szCs w:val="26"/>
+              </w:rPr>
+              <w:t>6</w:t>
+            </w:r>
+          </w:p>
+        </w:tc>
+        <w:tc>
+          <w:tcPr>
+            <w:tcW w:w="2642" w:type="dxa"/>
+          </w:tcPr>
+          <w:p>
+            <w:pPr>
+              <w:jc w:val="both"/>
+              <w:rPr>
+                <w:lang w:val="en-US"/>
+              </w:rPr>
+            </w:pPr>
+            <w:r>
+              <w:rPr>
+                <w:szCs w:val="26"/>
+              </w:rPr>
+              <w:t>Thoat_</w:t>
+            </w:r>
+            <w:r>
+              <w:rPr>
+                <w:szCs w:val="26"/>
+                <w:lang w:val="en-US"/>
+              </w:rPr>
+              <w:t>c</w:t>
+            </w:r>
+            <w:r>
+              <w:rPr>
+                <w:szCs w:val="26"/>
+              </w:rPr>
+              <w:t>lick</w:t>
+            </w:r>
+          </w:p>
+        </w:tc>
+        <w:tc>
+          <w:tcPr>
+            <w:tcW w:w="2922" w:type="dxa"/>
+          </w:tcPr>
+          <w:p>
+            <w:pPr>
+              <w:jc w:val="both"/>
+              <w:rPr>
+                <w:lang w:val="en-US"/>
+              </w:rPr>
+            </w:pPr>
+            <w:r>
+              <w:rPr>
+                <w:szCs w:val="26"/>
+              </w:rPr>
+              <w:t>Click vào nút thoát</w:t>
+            </w:r>
+          </w:p>
+        </w:tc>
+        <w:tc>
+          <w:tcPr>
+            <w:tcW w:w="2789" w:type="dxa"/>
+          </w:tcPr>
+          <w:p>
+            <w:pPr>
+              <w:keepNext/>
+              <w:jc w:val="both"/>
+              <w:rPr>
+                <w:lang w:val="en-US"/>
+              </w:rPr>
+            </w:pPr>
+            <w:r>
+              <w:rPr>
+                <w:szCs w:val="26"/>
+              </w:rPr>
+              <w:t>Tiến hành kết thúc thống kê</w:t>
+            </w:r>
+          </w:p>
+        </w:tc>
+      </w:tr>
+    </w:tbl>
+    <w:p>
+      <w:pPr>
+        <w:jc w:val="center"/>
+        <w:rPr>
+          <w:lang w:val="en-US"/>
+        </w:rPr>
+      </w:pPr>
+      <w:bookmarkStart w:id="77" w:name="_Toc93142575"/>
+      <w:r>
+        <w:t xml:space="preserve">Bảng </w:t>
+      </w:r>
+      <w:fldSimple w:instr=" STYLEREF 1 \s ">
+        <w:r>
+          <w:rPr>
+            <w:noProof/>
+          </w:rPr>
+          <w:t>5</w:t>
+        </w:r>
+      </w:fldSimple>
+      <w:r>
+        <w:t>.</w:t>
+      </w:r>
+      <w:fldSimple w:instr=" SEQ Bảng \* ARABIC \s 1 ">
+        <w:r>
+          <w:rPr>
+            <w:noProof/>
+          </w:rPr>
+          <w:t>7</w:t>
+        </w:r>
+      </w:fldSimple>
+      <w:r>
+        <w:rPr>
+          <w:lang w:val="en-US"/>
+        </w:rPr>
+        <w:t xml:space="preserve">: </w:t>
+      </w:r>
+      <w:r>
+        <w:t xml:space="preserve">Xử lý giao diện </w:t>
+      </w:r>
+      <w:r>
+        <w:rPr>
+          <w:lang w:val="en-US"/>
+        </w:rPr>
+        <w:t>thống kê</w:t>
+      </w:r>
+      <w:bookmarkEnd w:id="77"/>
+      <w:r>
+        <w:br w:type="page"/>
+      </w:r>
+    </w:p>
+    <w:p>
+      <w:pPr>
+        <w:pStyle w:val="Heading1"/>
+        <w:rPr>
+          <w:noProof/>
+        </w:rPr>
+      </w:pPr>
+      <w:bookmarkStart w:id="78" w:name="_Toc93142538"/>
       <w:r>
         <w:rPr>
           <w:noProof/>
@@ -24032,10 +32048,10 @@
         <w:lastRenderedPageBreak/>
         <w:t>SỰ TIẾN HOÁ HỆ THỐNG</w:t>
       </w:r>
-      <w:bookmarkEnd w:id="42"/>
+      <w:bookmarkEnd w:id="78"/>
     </w:p>
     <w:sectPr>
-      <w:footerReference w:type="default" r:id="rId19"/>
+      <w:footerReference w:type="default" r:id="rId26"/>
       <w:pgSz w:w="11906" w:h="16838" w:code="9"/>
       <w:pgMar w:top="1134" w:right="1134" w:bottom="1134" w:left="1701" w:header="708" w:footer="708" w:gutter="0"/>
       <w:cols w:space="708"/>
@@ -27755,7 +35771,7 @@
     <w:lsdException w:name="Table Web 2" w:semiHidden="1" w:unhideWhenUsed="1"/>
     <w:lsdException w:name="Table Web 3" w:semiHidden="1" w:unhideWhenUsed="1"/>
     <w:lsdException w:name="Balloon Text" w:semiHidden="1" w:unhideWhenUsed="1"/>
-    <w:lsdException w:name="Table Grid" w:uiPriority="39"/>
+    <w:lsdException w:name="Table Grid" w:uiPriority="59"/>
     <w:lsdException w:name="Table Theme" w:semiHidden="1" w:unhideWhenUsed="1"/>
     <w:lsdException w:name="Placeholder Text" w:semiHidden="1"/>
     <w:lsdException w:name="No Spacing" w:uiPriority="1" w:qFormat="1"/>
@@ -27981,7 +35997,7 @@
   <w:style w:type="paragraph" w:default="1" w:styleId="Normal">
     <w:name w:val="Normal"/>
     <w:qFormat/>
-    <w:rsid w:val="00A20E69"/>
+    <w:rsid w:val="00DD2CB7"/>
     <w:pPr>
       <w:spacing w:after="120" w:line="360" w:lineRule="auto"/>
     </w:pPr>
@@ -28161,7 +36177,7 @@
   <w:style w:type="table" w:styleId="TableGrid">
     <w:name w:val="Table Grid"/>
     <w:basedOn w:val="TableNormal"/>
-    <w:uiPriority w:val="39"/>
+    <w:uiPriority w:val="59"/>
     <w:rsid w:val="00C05CE5"/>
     <w:pPr>
       <w:spacing w:after="0" w:line="240" w:lineRule="auto"/>
@@ -28530,6 +36546,76 @@
       <w:shd w:val="clear" w:color="auto" w:fill="E1DFDD"/>
     </w:rPr>
   </w:style>
+  <w:style w:type="character" w:styleId="CommentReference">
+    <w:name w:val="annotation reference"/>
+    <w:basedOn w:val="DefaultParagraphFont"/>
+    <w:uiPriority w:val="99"/>
+    <w:semiHidden/>
+    <w:unhideWhenUsed/>
+    <w:rsid w:val="00467248"/>
+    <w:rPr>
+      <w:sz w:val="16"/>
+      <w:szCs w:val="16"/>
+    </w:rPr>
+  </w:style>
+  <w:style w:type="paragraph" w:styleId="CommentText">
+    <w:name w:val="annotation text"/>
+    <w:basedOn w:val="Normal"/>
+    <w:link w:val="CommentTextChar"/>
+    <w:uiPriority w:val="99"/>
+    <w:semiHidden/>
+    <w:unhideWhenUsed/>
+    <w:rsid w:val="00467248"/>
+    <w:pPr>
+      <w:spacing w:line="240" w:lineRule="auto"/>
+    </w:pPr>
+    <w:rPr>
+      <w:sz w:val="20"/>
+      <w:szCs w:val="20"/>
+    </w:rPr>
+  </w:style>
+  <w:style w:type="character" w:customStyle="1" w:styleId="CommentTextChar">
+    <w:name w:val="Comment Text Char"/>
+    <w:basedOn w:val="DefaultParagraphFont"/>
+    <w:link w:val="CommentText"/>
+    <w:uiPriority w:val="99"/>
+    <w:semiHidden/>
+    <w:rsid w:val="00467248"/>
+    <w:rPr>
+      <w:rFonts w:ascii="Times New Roman" w:hAnsi="Times New Roman"/>
+      <w:sz w:val="20"/>
+      <w:szCs w:val="20"/>
+    </w:rPr>
+  </w:style>
+  <w:style w:type="paragraph" w:styleId="CommentSubject">
+    <w:name w:val="annotation subject"/>
+    <w:basedOn w:val="CommentText"/>
+    <w:next w:val="CommentText"/>
+    <w:link w:val="CommentSubjectChar"/>
+    <w:uiPriority w:val="99"/>
+    <w:semiHidden/>
+    <w:unhideWhenUsed/>
+    <w:rsid w:val="00467248"/>
+    <w:rPr>
+      <w:b/>
+      <w:bCs/>
+    </w:rPr>
+  </w:style>
+  <w:style w:type="character" w:customStyle="1" w:styleId="CommentSubjectChar">
+    <w:name w:val="Comment Subject Char"/>
+    <w:basedOn w:val="CommentTextChar"/>
+    <w:link w:val="CommentSubject"/>
+    <w:uiPriority w:val="99"/>
+    <w:semiHidden/>
+    <w:rsid w:val="00467248"/>
+    <w:rPr>
+      <w:rFonts w:ascii="Times New Roman" w:hAnsi="Times New Roman"/>
+      <w:b/>
+      <w:bCs/>
+      <w:sz w:val="20"/>
+      <w:szCs w:val="20"/>
+    </w:rPr>
+  </w:style>
 </w:styles>
 </file>
 

--- a/bai-tap/bai-tap-nhom/Bài tập nhóm - Quản lý nhà sách/Báo cáo Bài tập nhóm - Quản lý nhà sách.docx
+++ b/bai-tap/bai-tap-nhom/Bài tập nhóm - Quản lý nhà sách/Báo cáo Bài tập nhóm - Quản lý nhà sách.docx
@@ -596,7 +596,7 @@
             </w:rPr>
             <w:fldChar w:fldCharType="separate"/>
           </w:r>
-          <w:hyperlink w:anchor="_Toc93142506" w:history="1">
+          <w:hyperlink w:anchor="_Toc93239630" w:history="1">
             <w:r>
               <w:rPr>
                 <w:rStyle w:val="Hyperlink"/>
@@ -641,7 +641,7 @@
                 <w:noProof/>
                 <w:webHidden/>
               </w:rPr>
-              <w:instrText xml:space="preserve"> PAGEREF _Toc93142506 \h </w:instrText>
+              <w:instrText xml:space="preserve"> PAGEREF _Toc93239630 \h </w:instrText>
             </w:r>
             <w:r>
               <w:rPr>
@@ -661,7 +661,7 @@
                 <w:noProof/>
                 <w:webHidden/>
               </w:rPr>
-              <w:t>6</w:t>
+              <w:t>5</w:t>
             </w:r>
             <w:r>
               <w:rPr>
@@ -686,7 +686,7 @@
               <w:lang w:val="vi-VN" w:eastAsia="vi-VN"/>
             </w:rPr>
           </w:pPr>
-          <w:hyperlink w:anchor="_Toc93142507" w:history="1">
+          <w:hyperlink w:anchor="_Toc93239631" w:history="1">
             <w:r>
               <w:rPr>
                 <w:rStyle w:val="Hyperlink"/>
@@ -731,7 +731,7 @@
                 <w:noProof/>
                 <w:webHidden/>
               </w:rPr>
-              <w:instrText xml:space="preserve"> PAGEREF _Toc93142507 \h </w:instrText>
+              <w:instrText xml:space="preserve"> PAGEREF _Toc93239631 \h </w:instrText>
             </w:r>
             <w:r>
               <w:rPr>
@@ -751,7 +751,7 @@
                 <w:noProof/>
                 <w:webHidden/>
               </w:rPr>
-              <w:t>7</w:t>
+              <w:t>6</w:t>
             </w:r>
             <w:r>
               <w:rPr>
@@ -776,7 +776,7 @@
               <w:lang w:val="vi-VN" w:eastAsia="vi-VN"/>
             </w:rPr>
           </w:pPr>
-          <w:hyperlink w:anchor="_Toc93142508" w:history="1">
+          <w:hyperlink w:anchor="_Toc93239632" w:history="1">
             <w:r>
               <w:rPr>
                 <w:rStyle w:val="Hyperlink"/>
@@ -821,7 +821,7 @@
                 <w:noProof/>
                 <w:webHidden/>
               </w:rPr>
-              <w:instrText xml:space="preserve"> PAGEREF _Toc93142508 \h </w:instrText>
+              <w:instrText xml:space="preserve"> PAGEREF _Toc93239632 \h </w:instrText>
             </w:r>
             <w:r>
               <w:rPr>
@@ -841,7 +841,7 @@
                 <w:noProof/>
                 <w:webHidden/>
               </w:rPr>
-              <w:t>7</w:t>
+              <w:t>6</w:t>
             </w:r>
             <w:r>
               <w:rPr>
@@ -866,7 +866,7 @@
               <w:lang w:val="vi-VN" w:eastAsia="vi-VN"/>
             </w:rPr>
           </w:pPr>
-          <w:hyperlink w:anchor="_Toc93142509" w:history="1">
+          <w:hyperlink w:anchor="_Toc93239633" w:history="1">
             <w:r>
               <w:rPr>
                 <w:rStyle w:val="Hyperlink"/>
@@ -911,7 +911,7 @@
                 <w:noProof/>
                 <w:webHidden/>
               </w:rPr>
-              <w:instrText xml:space="preserve"> PAGEREF _Toc93142509 \h </w:instrText>
+              <w:instrText xml:space="preserve"> PAGEREF _Toc93239633 \h </w:instrText>
             </w:r>
             <w:r>
               <w:rPr>
@@ -931,7 +931,7 @@
                 <w:noProof/>
                 <w:webHidden/>
               </w:rPr>
-              <w:t>10</w:t>
+              <w:t>9</w:t>
             </w:r>
             <w:r>
               <w:rPr>
@@ -956,7 +956,7 @@
               <w:lang w:eastAsia="vi-VN"/>
             </w:rPr>
           </w:pPr>
-          <w:hyperlink w:anchor="_Toc93142510" w:history="1">
+          <w:hyperlink w:anchor="_Toc93239634" w:history="1">
             <w:r>
               <w:rPr>
                 <w:rStyle w:val="Hyperlink"/>
@@ -999,7 +999,7 @@
                 <w:noProof/>
                 <w:webHidden/>
               </w:rPr>
-              <w:instrText xml:space="preserve"> PAGEREF _Toc93142510 \h </w:instrText>
+              <w:instrText xml:space="preserve"> PAGEREF _Toc93239634 \h </w:instrText>
             </w:r>
             <w:r>
               <w:rPr>
@@ -1019,7 +1019,7 @@
                 <w:noProof/>
                 <w:webHidden/>
               </w:rPr>
-              <w:t>10</w:t>
+              <w:t>9</w:t>
             </w:r>
             <w:r>
               <w:rPr>
@@ -1044,7 +1044,7 @@
               <w:lang w:eastAsia="vi-VN"/>
             </w:rPr>
           </w:pPr>
-          <w:hyperlink w:anchor="_Toc93142511" w:history="1">
+          <w:hyperlink w:anchor="_Toc93239635" w:history="1">
             <w:r>
               <w:rPr>
                 <w:rStyle w:val="Hyperlink"/>
@@ -1087,7 +1087,7 @@
                 <w:noProof/>
                 <w:webHidden/>
               </w:rPr>
-              <w:instrText xml:space="preserve"> PAGEREF _Toc93142511 \h </w:instrText>
+              <w:instrText xml:space="preserve"> PAGEREF _Toc93239635 \h </w:instrText>
             </w:r>
             <w:r>
               <w:rPr>
@@ -1107,7 +1107,7 @@
                 <w:noProof/>
                 <w:webHidden/>
               </w:rPr>
-              <w:t>10</w:t>
+              <w:t>9</w:t>
             </w:r>
             <w:r>
               <w:rPr>
@@ -1132,7 +1132,7 @@
               <w:lang w:eastAsia="vi-VN"/>
             </w:rPr>
           </w:pPr>
-          <w:hyperlink w:anchor="_Toc93142512" w:history="1">
+          <w:hyperlink w:anchor="_Toc93239636" w:history="1">
             <w:r>
               <w:rPr>
                 <w:rStyle w:val="Hyperlink"/>
@@ -1175,7 +1175,7 @@
                 <w:noProof/>
                 <w:webHidden/>
               </w:rPr>
-              <w:instrText xml:space="preserve"> PAGEREF _Toc93142512 \h </w:instrText>
+              <w:instrText xml:space="preserve"> PAGEREF _Toc93239636 \h </w:instrText>
             </w:r>
             <w:r>
               <w:rPr>
@@ -1195,7 +1195,7 @@
                 <w:noProof/>
                 <w:webHidden/>
               </w:rPr>
-              <w:t>28</w:t>
+              <w:t>27</w:t>
             </w:r>
             <w:r>
               <w:rPr>
@@ -1220,7 +1220,7 @@
               <w:lang w:eastAsia="vi-VN"/>
             </w:rPr>
           </w:pPr>
-          <w:hyperlink w:anchor="_Toc93142513" w:history="1">
+          <w:hyperlink w:anchor="_Toc93239637" w:history="1">
             <w:r>
               <w:rPr>
                 <w:rStyle w:val="Hyperlink"/>
@@ -1263,7 +1263,7 @@
                 <w:noProof/>
                 <w:webHidden/>
               </w:rPr>
-              <w:instrText xml:space="preserve"> PAGEREF _Toc93142513 \h </w:instrText>
+              <w:instrText xml:space="preserve"> PAGEREF _Toc93239637 \h </w:instrText>
             </w:r>
             <w:r>
               <w:rPr>
@@ -1283,7 +1283,7 @@
                 <w:noProof/>
                 <w:webHidden/>
               </w:rPr>
-              <w:t>29</w:t>
+              <w:t>28</w:t>
             </w:r>
             <w:r>
               <w:rPr>
@@ -1308,7 +1308,7 @@
               <w:lang w:eastAsia="vi-VN"/>
             </w:rPr>
           </w:pPr>
-          <w:hyperlink w:anchor="_Toc93142514" w:history="1">
+          <w:hyperlink w:anchor="_Toc93239638" w:history="1">
             <w:r>
               <w:rPr>
                 <w:rStyle w:val="Hyperlink"/>
@@ -1351,7 +1351,7 @@
                 <w:noProof/>
                 <w:webHidden/>
               </w:rPr>
-              <w:instrText xml:space="preserve"> PAGEREF _Toc93142514 \h </w:instrText>
+              <w:instrText xml:space="preserve"> PAGEREF _Toc93239638 \h </w:instrText>
             </w:r>
             <w:r>
               <w:rPr>
@@ -1371,7 +1371,7 @@
                 <w:noProof/>
                 <w:webHidden/>
               </w:rPr>
-              <w:t>35</w:t>
+              <w:t>34</w:t>
             </w:r>
             <w:r>
               <w:rPr>
@@ -1396,7 +1396,7 @@
               <w:lang w:eastAsia="vi-VN"/>
             </w:rPr>
           </w:pPr>
-          <w:hyperlink w:anchor="_Toc93142515" w:history="1">
+          <w:hyperlink w:anchor="_Toc93239639" w:history="1">
             <w:r>
               <w:rPr>
                 <w:rStyle w:val="Hyperlink"/>
@@ -1418,7 +1418,21 @@
                 <w:rStyle w:val="Hyperlink"/>
                 <w:noProof/>
               </w:rPr>
-              <w:t>Sơ đồ lớp (Class Diagram)</w:t>
+              <w:t xml:space="preserve">Sơ đồ lớp </w:t>
+            </w:r>
+            <w:r>
+              <w:rPr>
+                <w:rStyle w:val="Hyperlink"/>
+                <w:noProof/>
+              </w:rPr>
+              <w:t>(</w:t>
+            </w:r>
+            <w:r>
+              <w:rPr>
+                <w:rStyle w:val="Hyperlink"/>
+                <w:noProof/>
+              </w:rPr>
+              <w:t>Class Diagram)</w:t>
             </w:r>
             <w:r>
               <w:rPr>
@@ -1439,7 +1453,7 @@
                 <w:noProof/>
                 <w:webHidden/>
               </w:rPr>
-              <w:instrText xml:space="preserve"> PAGEREF _Toc93142515 \h </w:instrText>
+              <w:instrText xml:space="preserve"> PAGEREF _Toc93239639 \h </w:instrText>
             </w:r>
             <w:r>
               <w:rPr>
@@ -1459,7 +1473,799 @@
                 <w:noProof/>
                 <w:webHidden/>
               </w:rPr>
+              <w:t>34</w:t>
+            </w:r>
+            <w:r>
+              <w:rPr>
+                <w:noProof/>
+                <w:webHidden/>
+              </w:rPr>
+              <w:fldChar w:fldCharType="end"/>
+            </w:r>
+          </w:hyperlink>
+        </w:p>
+        <w:p>
+          <w:pPr>
+            <w:pStyle w:val="TOC3"/>
+            <w:tabs>
+              <w:tab w:val="left" w:pos="1540"/>
+              <w:tab w:val="right" w:leader="dot" w:pos="9061"/>
+            </w:tabs>
+            <w:rPr>
+              <w:rFonts w:asciiTheme="minorHAnsi" w:eastAsiaTheme="minorEastAsia" w:hAnsiTheme="minorHAnsi"/>
+              <w:noProof/>
+              <w:sz w:val="22"/>
+              <w:lang w:eastAsia="vi-VN"/>
+            </w:rPr>
+          </w:pPr>
+          <w:hyperlink w:anchor="_Toc93239640" w:history="1">
+            <w:r>
+              <w:rPr>
+                <w:rStyle w:val="Hyperlink"/>
+                <w:noProof/>
+              </w:rPr>
+              <w:t>4.2.2.</w:t>
+            </w:r>
+            <w:r>
+              <w:rPr>
+                <w:rFonts w:asciiTheme="minorHAnsi" w:eastAsiaTheme="minorEastAsia" w:hAnsiTheme="minorHAnsi"/>
+                <w:noProof/>
+                <w:sz w:val="22"/>
+                <w:lang w:eastAsia="vi-VN"/>
+              </w:rPr>
+              <w:tab/>
+            </w:r>
+            <w:r>
+              <w:rPr>
+                <w:rStyle w:val="Hyperlink"/>
+                <w:noProof/>
+              </w:rPr>
+              <w:t>Thiết kế dữ liệu</w:t>
+            </w:r>
+            <w:r>
+              <w:rPr>
+                <w:noProof/>
+                <w:webHidden/>
+              </w:rPr>
+              <w:tab/>
+            </w:r>
+            <w:r>
+              <w:rPr>
+                <w:noProof/>
+                <w:webHidden/>
+              </w:rPr>
+              <w:fldChar w:fldCharType="begin"/>
+            </w:r>
+            <w:r>
+              <w:rPr>
+                <w:noProof/>
+                <w:webHidden/>
+              </w:rPr>
+              <w:instrText xml:space="preserve"> PAGEREF _Toc93239640 \h </w:instrText>
+            </w:r>
+            <w:r>
+              <w:rPr>
+                <w:noProof/>
+                <w:webHidden/>
+              </w:rPr>
+            </w:r>
+            <w:r>
+              <w:rPr>
+                <w:noProof/>
+                <w:webHidden/>
+              </w:rPr>
+              <w:fldChar w:fldCharType="separate"/>
+            </w:r>
+            <w:r>
+              <w:rPr>
+                <w:noProof/>
+                <w:webHidden/>
+              </w:rPr>
               <w:t>35</w:t>
+            </w:r>
+            <w:r>
+              <w:rPr>
+                <w:noProof/>
+                <w:webHidden/>
+              </w:rPr>
+              <w:fldChar w:fldCharType="end"/>
+            </w:r>
+          </w:hyperlink>
+        </w:p>
+        <w:p>
+          <w:pPr>
+            <w:pStyle w:val="TOC2"/>
+            <w:tabs>
+              <w:tab w:val="left" w:pos="880"/>
+              <w:tab w:val="right" w:leader="dot" w:pos="9061"/>
+            </w:tabs>
+            <w:rPr>
+              <w:rFonts w:asciiTheme="minorHAnsi" w:eastAsiaTheme="minorEastAsia" w:hAnsiTheme="minorHAnsi"/>
+              <w:noProof/>
+              <w:sz w:val="22"/>
+              <w:lang w:eastAsia="vi-VN"/>
+            </w:rPr>
+          </w:pPr>
+          <w:hyperlink w:anchor="_Toc93239641" w:history="1">
+            <w:r>
+              <w:rPr>
+                <w:rStyle w:val="Hyperlink"/>
+                <w:noProof/>
+              </w:rPr>
+              <w:t>4.3.</w:t>
+            </w:r>
+            <w:r>
+              <w:rPr>
+                <w:rFonts w:asciiTheme="minorHAnsi" w:eastAsiaTheme="minorEastAsia" w:hAnsiTheme="minorHAnsi"/>
+                <w:noProof/>
+                <w:sz w:val="22"/>
+                <w:lang w:eastAsia="vi-VN"/>
+              </w:rPr>
+              <w:tab/>
+            </w:r>
+            <w:r>
+              <w:rPr>
+                <w:rStyle w:val="Hyperlink"/>
+                <w:noProof/>
+              </w:rPr>
+              <w:t>Thiết kế xử lý và giao diện</w:t>
+            </w:r>
+            <w:r>
+              <w:rPr>
+                <w:noProof/>
+                <w:webHidden/>
+              </w:rPr>
+              <w:tab/>
+            </w:r>
+            <w:r>
+              <w:rPr>
+                <w:noProof/>
+                <w:webHidden/>
+              </w:rPr>
+              <w:fldChar w:fldCharType="begin"/>
+            </w:r>
+            <w:r>
+              <w:rPr>
+                <w:noProof/>
+                <w:webHidden/>
+              </w:rPr>
+              <w:instrText xml:space="preserve"> PAGEREF _Toc93239641 \h </w:instrText>
+            </w:r>
+            <w:r>
+              <w:rPr>
+                <w:noProof/>
+                <w:webHidden/>
+              </w:rPr>
+            </w:r>
+            <w:r>
+              <w:rPr>
+                <w:noProof/>
+                <w:webHidden/>
+              </w:rPr>
+              <w:fldChar w:fldCharType="separate"/>
+            </w:r>
+            <w:r>
+              <w:rPr>
+                <w:noProof/>
+                <w:webHidden/>
+              </w:rPr>
+              <w:t>36</w:t>
+            </w:r>
+            <w:r>
+              <w:rPr>
+                <w:noProof/>
+                <w:webHidden/>
+              </w:rPr>
+              <w:fldChar w:fldCharType="end"/>
+            </w:r>
+          </w:hyperlink>
+        </w:p>
+        <w:p>
+          <w:pPr>
+            <w:pStyle w:val="TOC3"/>
+            <w:tabs>
+              <w:tab w:val="left" w:pos="1540"/>
+              <w:tab w:val="right" w:leader="dot" w:pos="9061"/>
+            </w:tabs>
+            <w:rPr>
+              <w:rFonts w:asciiTheme="minorHAnsi" w:eastAsiaTheme="minorEastAsia" w:hAnsiTheme="minorHAnsi"/>
+              <w:noProof/>
+              <w:sz w:val="22"/>
+              <w:lang w:eastAsia="vi-VN"/>
+            </w:rPr>
+          </w:pPr>
+          <w:hyperlink w:anchor="_Toc93239642" w:history="1">
+            <w:r>
+              <w:rPr>
+                <w:rStyle w:val="Hyperlink"/>
+                <w:noProof/>
+              </w:rPr>
+              <w:t>4.3.1.</w:t>
+            </w:r>
+            <w:r>
+              <w:rPr>
+                <w:rFonts w:asciiTheme="minorHAnsi" w:eastAsiaTheme="minorEastAsia" w:hAnsiTheme="minorHAnsi"/>
+                <w:noProof/>
+                <w:sz w:val="22"/>
+                <w:lang w:eastAsia="vi-VN"/>
+              </w:rPr>
+              <w:tab/>
+            </w:r>
+            <w:r>
+              <w:rPr>
+                <w:rStyle w:val="Hyperlink"/>
+                <w:noProof/>
+              </w:rPr>
+              <w:t>Đăng nhập tài khoản</w:t>
+            </w:r>
+            <w:r>
+              <w:rPr>
+                <w:noProof/>
+                <w:webHidden/>
+              </w:rPr>
+              <w:tab/>
+            </w:r>
+            <w:r>
+              <w:rPr>
+                <w:noProof/>
+                <w:webHidden/>
+              </w:rPr>
+              <w:fldChar w:fldCharType="begin"/>
+            </w:r>
+            <w:r>
+              <w:rPr>
+                <w:noProof/>
+                <w:webHidden/>
+              </w:rPr>
+              <w:instrText xml:space="preserve"> PAGEREF _Toc93239642 \h </w:instrText>
+            </w:r>
+            <w:r>
+              <w:rPr>
+                <w:noProof/>
+                <w:webHidden/>
+              </w:rPr>
+            </w:r>
+            <w:r>
+              <w:rPr>
+                <w:noProof/>
+                <w:webHidden/>
+              </w:rPr>
+              <w:fldChar w:fldCharType="separate"/>
+            </w:r>
+            <w:r>
+              <w:rPr>
+                <w:noProof/>
+                <w:webHidden/>
+              </w:rPr>
+              <w:t>36</w:t>
+            </w:r>
+            <w:r>
+              <w:rPr>
+                <w:noProof/>
+                <w:webHidden/>
+              </w:rPr>
+              <w:fldChar w:fldCharType="end"/>
+            </w:r>
+          </w:hyperlink>
+        </w:p>
+        <w:p>
+          <w:pPr>
+            <w:pStyle w:val="TOC3"/>
+            <w:tabs>
+              <w:tab w:val="left" w:pos="1540"/>
+              <w:tab w:val="right" w:leader="dot" w:pos="9061"/>
+            </w:tabs>
+            <w:rPr>
+              <w:rFonts w:asciiTheme="minorHAnsi" w:eastAsiaTheme="minorEastAsia" w:hAnsiTheme="minorHAnsi"/>
+              <w:noProof/>
+              <w:sz w:val="22"/>
+              <w:lang w:eastAsia="vi-VN"/>
+            </w:rPr>
+          </w:pPr>
+          <w:hyperlink w:anchor="_Toc93239643" w:history="1">
+            <w:r>
+              <w:rPr>
+                <w:rStyle w:val="Hyperlink"/>
+                <w:noProof/>
+              </w:rPr>
+              <w:t>4.3.2.</w:t>
+            </w:r>
+            <w:r>
+              <w:rPr>
+                <w:rFonts w:asciiTheme="minorHAnsi" w:eastAsiaTheme="minorEastAsia" w:hAnsiTheme="minorHAnsi"/>
+                <w:noProof/>
+                <w:sz w:val="22"/>
+                <w:lang w:eastAsia="vi-VN"/>
+              </w:rPr>
+              <w:tab/>
+            </w:r>
+            <w:r>
+              <w:rPr>
+                <w:rStyle w:val="Hyperlink"/>
+                <w:noProof/>
+              </w:rPr>
+              <w:t>Đăng ký người dùng</w:t>
+            </w:r>
+            <w:r>
+              <w:rPr>
+                <w:noProof/>
+                <w:webHidden/>
+              </w:rPr>
+              <w:tab/>
+            </w:r>
+            <w:r>
+              <w:rPr>
+                <w:noProof/>
+                <w:webHidden/>
+              </w:rPr>
+              <w:fldChar w:fldCharType="begin"/>
+            </w:r>
+            <w:r>
+              <w:rPr>
+                <w:noProof/>
+                <w:webHidden/>
+              </w:rPr>
+              <w:instrText xml:space="preserve"> PAGEREF _Toc93239643 \h </w:instrText>
+            </w:r>
+            <w:r>
+              <w:rPr>
+                <w:noProof/>
+                <w:webHidden/>
+              </w:rPr>
+            </w:r>
+            <w:r>
+              <w:rPr>
+                <w:noProof/>
+                <w:webHidden/>
+              </w:rPr>
+              <w:fldChar w:fldCharType="separate"/>
+            </w:r>
+            <w:r>
+              <w:rPr>
+                <w:noProof/>
+                <w:webHidden/>
+              </w:rPr>
+              <w:t>37</w:t>
+            </w:r>
+            <w:r>
+              <w:rPr>
+                <w:noProof/>
+                <w:webHidden/>
+              </w:rPr>
+              <w:fldChar w:fldCharType="end"/>
+            </w:r>
+          </w:hyperlink>
+        </w:p>
+        <w:p>
+          <w:pPr>
+            <w:pStyle w:val="TOC3"/>
+            <w:tabs>
+              <w:tab w:val="left" w:pos="1540"/>
+              <w:tab w:val="right" w:leader="dot" w:pos="9061"/>
+            </w:tabs>
+            <w:rPr>
+              <w:rFonts w:asciiTheme="minorHAnsi" w:eastAsiaTheme="minorEastAsia" w:hAnsiTheme="minorHAnsi"/>
+              <w:noProof/>
+              <w:sz w:val="22"/>
+              <w:lang w:eastAsia="vi-VN"/>
+            </w:rPr>
+          </w:pPr>
+          <w:hyperlink w:anchor="_Toc93239644" w:history="1">
+            <w:r>
+              <w:rPr>
+                <w:rStyle w:val="Hyperlink"/>
+                <w:noProof/>
+              </w:rPr>
+              <w:t>4.3.3.</w:t>
+            </w:r>
+            <w:r>
+              <w:rPr>
+                <w:rFonts w:asciiTheme="minorHAnsi" w:eastAsiaTheme="minorEastAsia" w:hAnsiTheme="minorHAnsi"/>
+                <w:noProof/>
+                <w:sz w:val="22"/>
+                <w:lang w:eastAsia="vi-VN"/>
+              </w:rPr>
+              <w:tab/>
+            </w:r>
+            <w:r>
+              <w:rPr>
+                <w:rStyle w:val="Hyperlink"/>
+                <w:noProof/>
+              </w:rPr>
+              <w:t>Tra cứu sách</w:t>
+            </w:r>
+            <w:r>
+              <w:rPr>
+                <w:noProof/>
+                <w:webHidden/>
+              </w:rPr>
+              <w:tab/>
+            </w:r>
+            <w:r>
+              <w:rPr>
+                <w:noProof/>
+                <w:webHidden/>
+              </w:rPr>
+              <w:fldChar w:fldCharType="begin"/>
+            </w:r>
+            <w:r>
+              <w:rPr>
+                <w:noProof/>
+                <w:webHidden/>
+              </w:rPr>
+              <w:instrText xml:space="preserve"> PAGEREF _Toc93239644 \h </w:instrText>
+            </w:r>
+            <w:r>
+              <w:rPr>
+                <w:noProof/>
+                <w:webHidden/>
+              </w:rPr>
+            </w:r>
+            <w:r>
+              <w:rPr>
+                <w:noProof/>
+                <w:webHidden/>
+              </w:rPr>
+              <w:fldChar w:fldCharType="separate"/>
+            </w:r>
+            <w:r>
+              <w:rPr>
+                <w:noProof/>
+                <w:webHidden/>
+              </w:rPr>
+              <w:t>38</w:t>
+            </w:r>
+            <w:r>
+              <w:rPr>
+                <w:noProof/>
+                <w:webHidden/>
+              </w:rPr>
+              <w:fldChar w:fldCharType="end"/>
+            </w:r>
+          </w:hyperlink>
+        </w:p>
+        <w:p>
+          <w:pPr>
+            <w:pStyle w:val="TOC3"/>
+            <w:tabs>
+              <w:tab w:val="left" w:pos="1540"/>
+              <w:tab w:val="right" w:leader="dot" w:pos="9061"/>
+            </w:tabs>
+            <w:rPr>
+              <w:rFonts w:asciiTheme="minorHAnsi" w:eastAsiaTheme="minorEastAsia" w:hAnsiTheme="minorHAnsi"/>
+              <w:noProof/>
+              <w:sz w:val="22"/>
+              <w:lang w:eastAsia="vi-VN"/>
+            </w:rPr>
+          </w:pPr>
+          <w:hyperlink w:anchor="_Toc93239645" w:history="1">
+            <w:r>
+              <w:rPr>
+                <w:rStyle w:val="Hyperlink"/>
+                <w:noProof/>
+              </w:rPr>
+              <w:t>4.3.4.</w:t>
+            </w:r>
+            <w:r>
+              <w:rPr>
+                <w:rFonts w:asciiTheme="minorHAnsi" w:eastAsiaTheme="minorEastAsia" w:hAnsiTheme="minorHAnsi"/>
+                <w:noProof/>
+                <w:sz w:val="22"/>
+                <w:lang w:eastAsia="vi-VN"/>
+              </w:rPr>
+              <w:tab/>
+            </w:r>
+            <w:r>
+              <w:rPr>
+                <w:rStyle w:val="Hyperlink"/>
+                <w:noProof/>
+              </w:rPr>
+              <w:t>Đặt sách</w:t>
+            </w:r>
+            <w:r>
+              <w:rPr>
+                <w:noProof/>
+                <w:webHidden/>
+              </w:rPr>
+              <w:tab/>
+            </w:r>
+            <w:r>
+              <w:rPr>
+                <w:noProof/>
+                <w:webHidden/>
+              </w:rPr>
+              <w:fldChar w:fldCharType="begin"/>
+            </w:r>
+            <w:r>
+              <w:rPr>
+                <w:noProof/>
+                <w:webHidden/>
+              </w:rPr>
+              <w:instrText xml:space="preserve"> PAGEREF _Toc93239645 \h </w:instrText>
+            </w:r>
+            <w:r>
+              <w:rPr>
+                <w:noProof/>
+                <w:webHidden/>
+              </w:rPr>
+            </w:r>
+            <w:r>
+              <w:rPr>
+                <w:noProof/>
+                <w:webHidden/>
+              </w:rPr>
+              <w:fldChar w:fldCharType="separate"/>
+            </w:r>
+            <w:r>
+              <w:rPr>
+                <w:noProof/>
+                <w:webHidden/>
+              </w:rPr>
+              <w:t>39</w:t>
+            </w:r>
+            <w:r>
+              <w:rPr>
+                <w:noProof/>
+                <w:webHidden/>
+              </w:rPr>
+              <w:fldChar w:fldCharType="end"/>
+            </w:r>
+          </w:hyperlink>
+        </w:p>
+        <w:p>
+          <w:pPr>
+            <w:pStyle w:val="TOC3"/>
+            <w:tabs>
+              <w:tab w:val="left" w:pos="1540"/>
+              <w:tab w:val="right" w:leader="dot" w:pos="9061"/>
+            </w:tabs>
+            <w:rPr>
+              <w:rFonts w:asciiTheme="minorHAnsi" w:eastAsiaTheme="minorEastAsia" w:hAnsiTheme="minorHAnsi"/>
+              <w:noProof/>
+              <w:sz w:val="22"/>
+              <w:lang w:eastAsia="vi-VN"/>
+            </w:rPr>
+          </w:pPr>
+          <w:hyperlink w:anchor="_Toc93239646" w:history="1">
+            <w:r>
+              <w:rPr>
+                <w:rStyle w:val="Hyperlink"/>
+                <w:noProof/>
+              </w:rPr>
+              <w:t>4.3.5.</w:t>
+            </w:r>
+            <w:r>
+              <w:rPr>
+                <w:rFonts w:asciiTheme="minorHAnsi" w:eastAsiaTheme="minorEastAsia" w:hAnsiTheme="minorHAnsi"/>
+                <w:noProof/>
+                <w:sz w:val="22"/>
+                <w:lang w:eastAsia="vi-VN"/>
+              </w:rPr>
+              <w:tab/>
+            </w:r>
+            <w:r>
+              <w:rPr>
+                <w:rStyle w:val="Hyperlink"/>
+                <w:noProof/>
+              </w:rPr>
+              <w:t>Thanh toán giỏ hàng</w:t>
+            </w:r>
+            <w:r>
+              <w:rPr>
+                <w:noProof/>
+                <w:webHidden/>
+              </w:rPr>
+              <w:tab/>
+            </w:r>
+            <w:r>
+              <w:rPr>
+                <w:noProof/>
+                <w:webHidden/>
+              </w:rPr>
+              <w:fldChar w:fldCharType="begin"/>
+            </w:r>
+            <w:r>
+              <w:rPr>
+                <w:noProof/>
+                <w:webHidden/>
+              </w:rPr>
+              <w:instrText xml:space="preserve"> PAGEREF _Toc93239646 \h </w:instrText>
+            </w:r>
+            <w:r>
+              <w:rPr>
+                <w:noProof/>
+                <w:webHidden/>
+              </w:rPr>
+            </w:r>
+            <w:r>
+              <w:rPr>
+                <w:noProof/>
+                <w:webHidden/>
+              </w:rPr>
+              <w:fldChar w:fldCharType="separate"/>
+            </w:r>
+            <w:r>
+              <w:rPr>
+                <w:noProof/>
+                <w:webHidden/>
+              </w:rPr>
+              <w:t>40</w:t>
+            </w:r>
+            <w:r>
+              <w:rPr>
+                <w:noProof/>
+                <w:webHidden/>
+              </w:rPr>
+              <w:fldChar w:fldCharType="end"/>
+            </w:r>
+          </w:hyperlink>
+        </w:p>
+        <w:p>
+          <w:pPr>
+            <w:pStyle w:val="TOC3"/>
+            <w:tabs>
+              <w:tab w:val="left" w:pos="1540"/>
+              <w:tab w:val="right" w:leader="dot" w:pos="9061"/>
+            </w:tabs>
+            <w:rPr>
+              <w:rFonts w:asciiTheme="minorHAnsi" w:eastAsiaTheme="minorEastAsia" w:hAnsiTheme="minorHAnsi"/>
+              <w:noProof/>
+              <w:sz w:val="22"/>
+              <w:lang w:eastAsia="vi-VN"/>
+            </w:rPr>
+          </w:pPr>
+          <w:hyperlink w:anchor="_Toc93239647" w:history="1">
+            <w:r>
+              <w:rPr>
+                <w:rStyle w:val="Hyperlink"/>
+                <w:noProof/>
+              </w:rPr>
+              <w:t>4.3.6.</w:t>
+            </w:r>
+            <w:r>
+              <w:rPr>
+                <w:rFonts w:asciiTheme="minorHAnsi" w:eastAsiaTheme="minorEastAsia" w:hAnsiTheme="minorHAnsi"/>
+                <w:noProof/>
+                <w:sz w:val="22"/>
+                <w:lang w:eastAsia="vi-VN"/>
+              </w:rPr>
+              <w:tab/>
+            </w:r>
+            <w:r>
+              <w:rPr>
+                <w:rStyle w:val="Hyperlink"/>
+                <w:noProof/>
+              </w:rPr>
+              <w:t>Quản lý</w:t>
+            </w:r>
+            <w:r>
+              <w:rPr>
+                <w:noProof/>
+                <w:webHidden/>
+              </w:rPr>
+              <w:tab/>
+            </w:r>
+            <w:r>
+              <w:rPr>
+                <w:noProof/>
+                <w:webHidden/>
+              </w:rPr>
+              <w:fldChar w:fldCharType="begin"/>
+            </w:r>
+            <w:r>
+              <w:rPr>
+                <w:noProof/>
+                <w:webHidden/>
+              </w:rPr>
+              <w:instrText xml:space="preserve"> PAGEREF _Toc93239647 \h </w:instrText>
+            </w:r>
+            <w:r>
+              <w:rPr>
+                <w:noProof/>
+                <w:webHidden/>
+              </w:rPr>
+            </w:r>
+            <w:r>
+              <w:rPr>
+                <w:noProof/>
+                <w:webHidden/>
+              </w:rPr>
+              <w:fldChar w:fldCharType="separate"/>
+            </w:r>
+            <w:r>
+              <w:rPr>
+                <w:noProof/>
+                <w:webHidden/>
+              </w:rPr>
+              <w:t>41</w:t>
+            </w:r>
+            <w:r>
+              <w:rPr>
+                <w:noProof/>
+                <w:webHidden/>
+              </w:rPr>
+              <w:fldChar w:fldCharType="end"/>
+            </w:r>
+          </w:hyperlink>
+        </w:p>
+        <w:p>
+          <w:pPr>
+            <w:pStyle w:val="TOC3"/>
+            <w:tabs>
+              <w:tab w:val="left" w:pos="1540"/>
+              <w:tab w:val="right" w:leader="dot" w:pos="9061"/>
+            </w:tabs>
+            <w:rPr>
+              <w:rFonts w:asciiTheme="minorHAnsi" w:eastAsiaTheme="minorEastAsia" w:hAnsiTheme="minorHAnsi"/>
+              <w:noProof/>
+              <w:sz w:val="22"/>
+              <w:lang w:eastAsia="vi-VN"/>
+            </w:rPr>
+          </w:pPr>
+          <w:hyperlink w:anchor="_Toc93239648" w:history="1">
+            <w:r>
+              <w:rPr>
+                <w:rStyle w:val="Hyperlink"/>
+                <w:noProof/>
+              </w:rPr>
+              <w:t>4.3.7.</w:t>
+            </w:r>
+            <w:r>
+              <w:rPr>
+                <w:rFonts w:asciiTheme="minorHAnsi" w:eastAsiaTheme="minorEastAsia" w:hAnsiTheme="minorHAnsi"/>
+                <w:noProof/>
+                <w:sz w:val="22"/>
+                <w:lang w:eastAsia="vi-VN"/>
+              </w:rPr>
+              <w:tab/>
+            </w:r>
+            <w:r>
+              <w:rPr>
+                <w:rStyle w:val="Hyperlink"/>
+                <w:noProof/>
+              </w:rPr>
+              <w:t>Thống kê</w:t>
+            </w:r>
+            <w:r>
+              <w:rPr>
+                <w:noProof/>
+                <w:webHidden/>
+              </w:rPr>
+              <w:tab/>
+            </w:r>
+            <w:r>
+              <w:rPr>
+                <w:noProof/>
+                <w:webHidden/>
+              </w:rPr>
+              <w:fldChar w:fldCharType="begin"/>
+            </w:r>
+            <w:r>
+              <w:rPr>
+                <w:noProof/>
+                <w:webHidden/>
+              </w:rPr>
+              <w:instrText xml:space="preserve"> PAGEREF _Toc93239648 \h </w:instrText>
+            </w:r>
+            <w:r>
+              <w:rPr>
+                <w:noProof/>
+                <w:webHidden/>
+              </w:rPr>
+            </w:r>
+            <w:r>
+              <w:rPr>
+                <w:noProof/>
+                <w:webHidden/>
+              </w:rPr>
+              <w:fldChar w:fldCharType="separate"/>
+            </w:r>
+            <w:r>
+              <w:rPr>
+                <w:noProof/>
+                <w:webHidden/>
+              </w:rPr>
+              <w:t>42</w:t>
             </w:r>
             <w:r>
               <w:rPr>
@@ -1484,7 +2290,7 @@
               <w:lang w:val="vi-VN" w:eastAsia="vi-VN"/>
             </w:rPr>
           </w:pPr>
-          <w:hyperlink w:anchor="_Toc93142516" w:history="1">
+          <w:hyperlink w:anchor="_Toc93239649" w:history="1">
             <w:r>
               <w:rPr>
                 <w:rStyle w:val="Hyperlink"/>
@@ -1508,7 +2314,7 @@
                 <w:rStyle w:val="Hyperlink"/>
                 <w:noProof/>
               </w:rPr>
-              <w:t>THIẾT KẾ VÀ XỬ LÝ GIAO DIỆN</w:t>
+              <w:t>SỰ TIẾN HOÁ HỆ THỐNG</w:t>
             </w:r>
             <w:r>
               <w:rPr>
@@ -1529,1945 +2335,7 @@
                 <w:noProof/>
                 <w:webHidden/>
               </w:rPr>
-              <w:instrText xml:space="preserve"> PAGEREF _Toc93142516 \h </w:instrText>
-            </w:r>
-            <w:r>
-              <w:rPr>
-                <w:noProof/>
-                <w:webHidden/>
-              </w:rPr>
-            </w:r>
-            <w:r>
-              <w:rPr>
-                <w:noProof/>
-                <w:webHidden/>
-              </w:rPr>
-              <w:fldChar w:fldCharType="separate"/>
-            </w:r>
-            <w:r>
-              <w:rPr>
-                <w:noProof/>
-                <w:webHidden/>
-              </w:rPr>
-              <w:t>36</w:t>
-            </w:r>
-            <w:r>
-              <w:rPr>
-                <w:noProof/>
-                <w:webHidden/>
-              </w:rPr>
-              <w:fldChar w:fldCharType="end"/>
-            </w:r>
-          </w:hyperlink>
-        </w:p>
-        <w:p>
-          <w:pPr>
-            <w:pStyle w:val="TOC2"/>
-            <w:tabs>
-              <w:tab w:val="left" w:pos="880"/>
-              <w:tab w:val="right" w:leader="dot" w:pos="9061"/>
-            </w:tabs>
-            <w:rPr>
-              <w:rFonts w:asciiTheme="minorHAnsi" w:eastAsiaTheme="minorEastAsia" w:hAnsiTheme="minorHAnsi"/>
-              <w:noProof/>
-              <w:sz w:val="22"/>
-              <w:lang w:eastAsia="vi-VN"/>
-            </w:rPr>
-          </w:pPr>
-          <w:hyperlink w:anchor="_Toc93142517" w:history="1">
-            <w:r>
-              <w:rPr>
-                <w:rStyle w:val="Hyperlink"/>
-                <w:noProof/>
-              </w:rPr>
-              <w:t>5.1.</w:t>
-            </w:r>
-            <w:r>
-              <w:rPr>
-                <w:rFonts w:asciiTheme="minorHAnsi" w:eastAsiaTheme="minorEastAsia" w:hAnsiTheme="minorHAnsi"/>
-                <w:noProof/>
-                <w:sz w:val="22"/>
-                <w:lang w:eastAsia="vi-VN"/>
-              </w:rPr>
-              <w:tab/>
-            </w:r>
-            <w:r>
-              <w:rPr>
-                <w:rStyle w:val="Hyperlink"/>
-                <w:noProof/>
-              </w:rPr>
-              <w:t>Đăng nhập tài khoản</w:t>
-            </w:r>
-            <w:r>
-              <w:rPr>
-                <w:noProof/>
-                <w:webHidden/>
-              </w:rPr>
-              <w:tab/>
-            </w:r>
-            <w:r>
-              <w:rPr>
-                <w:noProof/>
-                <w:webHidden/>
-              </w:rPr>
-              <w:fldChar w:fldCharType="begin"/>
-            </w:r>
-            <w:r>
-              <w:rPr>
-                <w:noProof/>
-                <w:webHidden/>
-              </w:rPr>
-              <w:instrText xml:space="preserve"> PAGEREF _Toc93142517 \h </w:instrText>
-            </w:r>
-            <w:r>
-              <w:rPr>
-                <w:noProof/>
-                <w:webHidden/>
-              </w:rPr>
-            </w:r>
-            <w:r>
-              <w:rPr>
-                <w:noProof/>
-                <w:webHidden/>
-              </w:rPr>
-              <w:fldChar w:fldCharType="separate"/>
-            </w:r>
-            <w:r>
-              <w:rPr>
-                <w:noProof/>
-                <w:webHidden/>
-              </w:rPr>
-              <w:t>36</w:t>
-            </w:r>
-            <w:r>
-              <w:rPr>
-                <w:noProof/>
-                <w:webHidden/>
-              </w:rPr>
-              <w:fldChar w:fldCharType="end"/>
-            </w:r>
-          </w:hyperlink>
-        </w:p>
-        <w:p>
-          <w:pPr>
-            <w:pStyle w:val="TOC3"/>
-            <w:tabs>
-              <w:tab w:val="left" w:pos="1540"/>
-              <w:tab w:val="right" w:leader="dot" w:pos="9061"/>
-            </w:tabs>
-            <w:rPr>
-              <w:rFonts w:asciiTheme="minorHAnsi" w:eastAsiaTheme="minorEastAsia" w:hAnsiTheme="minorHAnsi"/>
-              <w:noProof/>
-              <w:sz w:val="22"/>
-              <w:lang w:eastAsia="vi-VN"/>
-            </w:rPr>
-          </w:pPr>
-          <w:hyperlink w:anchor="_Toc93142518" w:history="1">
-            <w:r>
-              <w:rPr>
-                <w:rStyle w:val="Hyperlink"/>
-                <w:noProof/>
-              </w:rPr>
-              <w:t>5.1.1.</w:t>
-            </w:r>
-            <w:r>
-              <w:rPr>
-                <w:rFonts w:asciiTheme="minorHAnsi" w:eastAsiaTheme="minorEastAsia" w:hAnsiTheme="minorHAnsi"/>
-                <w:noProof/>
-                <w:sz w:val="22"/>
-                <w:lang w:eastAsia="vi-VN"/>
-              </w:rPr>
-              <w:tab/>
-            </w:r>
-            <w:r>
-              <w:rPr>
-                <w:rStyle w:val="Hyperlink"/>
-                <w:noProof/>
-              </w:rPr>
-              <w:t>Thiết kế giao diện đăng nhập</w:t>
-            </w:r>
-            <w:r>
-              <w:rPr>
-                <w:noProof/>
-                <w:webHidden/>
-              </w:rPr>
-              <w:tab/>
-            </w:r>
-            <w:r>
-              <w:rPr>
-                <w:noProof/>
-                <w:webHidden/>
-              </w:rPr>
-              <w:fldChar w:fldCharType="begin"/>
-            </w:r>
-            <w:r>
-              <w:rPr>
-                <w:noProof/>
-                <w:webHidden/>
-              </w:rPr>
-              <w:instrText xml:space="preserve"> PAGEREF _Toc93142518 \h </w:instrText>
-            </w:r>
-            <w:r>
-              <w:rPr>
-                <w:noProof/>
-                <w:webHidden/>
-              </w:rPr>
-            </w:r>
-            <w:r>
-              <w:rPr>
-                <w:noProof/>
-                <w:webHidden/>
-              </w:rPr>
-              <w:fldChar w:fldCharType="separate"/>
-            </w:r>
-            <w:r>
-              <w:rPr>
-                <w:noProof/>
-                <w:webHidden/>
-              </w:rPr>
-              <w:t>36</w:t>
-            </w:r>
-            <w:r>
-              <w:rPr>
-                <w:noProof/>
-                <w:webHidden/>
-              </w:rPr>
-              <w:fldChar w:fldCharType="end"/>
-            </w:r>
-          </w:hyperlink>
-        </w:p>
-        <w:p>
-          <w:pPr>
-            <w:pStyle w:val="TOC3"/>
-            <w:tabs>
-              <w:tab w:val="left" w:pos="1540"/>
-              <w:tab w:val="right" w:leader="dot" w:pos="9061"/>
-            </w:tabs>
-            <w:rPr>
-              <w:rFonts w:asciiTheme="minorHAnsi" w:eastAsiaTheme="minorEastAsia" w:hAnsiTheme="minorHAnsi"/>
-              <w:noProof/>
-              <w:sz w:val="22"/>
-              <w:lang w:eastAsia="vi-VN"/>
-            </w:rPr>
-          </w:pPr>
-          <w:hyperlink w:anchor="_Toc93142519" w:history="1">
-            <w:r>
-              <w:rPr>
-                <w:rStyle w:val="Hyperlink"/>
-                <w:noProof/>
-              </w:rPr>
-              <w:t>5.1.2.</w:t>
-            </w:r>
-            <w:r>
-              <w:rPr>
-                <w:rFonts w:asciiTheme="minorHAnsi" w:eastAsiaTheme="minorEastAsia" w:hAnsiTheme="minorHAnsi"/>
-                <w:noProof/>
-                <w:sz w:val="22"/>
-                <w:lang w:eastAsia="vi-VN"/>
-              </w:rPr>
-              <w:tab/>
-            </w:r>
-            <w:r>
-              <w:rPr>
-                <w:rStyle w:val="Hyperlink"/>
-                <w:noProof/>
-              </w:rPr>
-              <w:t>Xử lý giao diện đăng nhập</w:t>
-            </w:r>
-            <w:r>
-              <w:rPr>
-                <w:noProof/>
-                <w:webHidden/>
-              </w:rPr>
-              <w:tab/>
-            </w:r>
-            <w:r>
-              <w:rPr>
-                <w:noProof/>
-                <w:webHidden/>
-              </w:rPr>
-              <w:fldChar w:fldCharType="begin"/>
-            </w:r>
-            <w:r>
-              <w:rPr>
-                <w:noProof/>
-                <w:webHidden/>
-              </w:rPr>
-              <w:instrText xml:space="preserve"> PAGEREF _Toc93142519 \h </w:instrText>
-            </w:r>
-            <w:r>
-              <w:rPr>
-                <w:noProof/>
-                <w:webHidden/>
-              </w:rPr>
-            </w:r>
-            <w:r>
-              <w:rPr>
-                <w:noProof/>
-                <w:webHidden/>
-              </w:rPr>
-              <w:fldChar w:fldCharType="separate"/>
-            </w:r>
-            <w:r>
-              <w:rPr>
-                <w:noProof/>
-                <w:webHidden/>
-              </w:rPr>
-              <w:t>36</w:t>
-            </w:r>
-            <w:r>
-              <w:rPr>
-                <w:noProof/>
-                <w:webHidden/>
-              </w:rPr>
-              <w:fldChar w:fldCharType="end"/>
-            </w:r>
-          </w:hyperlink>
-        </w:p>
-        <w:p>
-          <w:pPr>
-            <w:pStyle w:val="TOC2"/>
-            <w:tabs>
-              <w:tab w:val="left" w:pos="880"/>
-              <w:tab w:val="right" w:leader="dot" w:pos="9061"/>
-            </w:tabs>
-            <w:rPr>
-              <w:rFonts w:asciiTheme="minorHAnsi" w:eastAsiaTheme="minorEastAsia" w:hAnsiTheme="minorHAnsi"/>
-              <w:noProof/>
-              <w:sz w:val="22"/>
-              <w:lang w:eastAsia="vi-VN"/>
-            </w:rPr>
-          </w:pPr>
-          <w:hyperlink w:anchor="_Toc93142520" w:history="1">
-            <w:r>
-              <w:rPr>
-                <w:rStyle w:val="Hyperlink"/>
-                <w:noProof/>
-              </w:rPr>
-              <w:t>5.2.</w:t>
-            </w:r>
-            <w:r>
-              <w:rPr>
-                <w:rFonts w:asciiTheme="minorHAnsi" w:eastAsiaTheme="minorEastAsia" w:hAnsiTheme="minorHAnsi"/>
-                <w:noProof/>
-                <w:sz w:val="22"/>
-                <w:lang w:eastAsia="vi-VN"/>
-              </w:rPr>
-              <w:tab/>
-            </w:r>
-            <w:r>
-              <w:rPr>
-                <w:rStyle w:val="Hyperlink"/>
-                <w:noProof/>
-              </w:rPr>
-              <w:t>Đăng ký người dùng</w:t>
-            </w:r>
-            <w:r>
-              <w:rPr>
-                <w:noProof/>
-                <w:webHidden/>
-              </w:rPr>
-              <w:tab/>
-            </w:r>
-            <w:r>
-              <w:rPr>
-                <w:noProof/>
-                <w:webHidden/>
-              </w:rPr>
-              <w:fldChar w:fldCharType="begin"/>
-            </w:r>
-            <w:r>
-              <w:rPr>
-                <w:noProof/>
-                <w:webHidden/>
-              </w:rPr>
-              <w:instrText xml:space="preserve"> PAGEREF _Toc93142520 \h </w:instrText>
-            </w:r>
-            <w:r>
-              <w:rPr>
-                <w:noProof/>
-                <w:webHidden/>
-              </w:rPr>
-            </w:r>
-            <w:r>
-              <w:rPr>
-                <w:noProof/>
-                <w:webHidden/>
-              </w:rPr>
-              <w:fldChar w:fldCharType="separate"/>
-            </w:r>
-            <w:r>
-              <w:rPr>
-                <w:noProof/>
-                <w:webHidden/>
-              </w:rPr>
-              <w:t>37</w:t>
-            </w:r>
-            <w:r>
-              <w:rPr>
-                <w:noProof/>
-                <w:webHidden/>
-              </w:rPr>
-              <w:fldChar w:fldCharType="end"/>
-            </w:r>
-          </w:hyperlink>
-        </w:p>
-        <w:p>
-          <w:pPr>
-            <w:pStyle w:val="TOC3"/>
-            <w:tabs>
-              <w:tab w:val="left" w:pos="1540"/>
-              <w:tab w:val="right" w:leader="dot" w:pos="9061"/>
-            </w:tabs>
-            <w:rPr>
-              <w:rFonts w:asciiTheme="minorHAnsi" w:eastAsiaTheme="minorEastAsia" w:hAnsiTheme="minorHAnsi"/>
-              <w:noProof/>
-              <w:sz w:val="22"/>
-              <w:lang w:eastAsia="vi-VN"/>
-            </w:rPr>
-          </w:pPr>
-          <w:hyperlink w:anchor="_Toc93142521" w:history="1">
-            <w:r>
-              <w:rPr>
-                <w:rStyle w:val="Hyperlink"/>
-                <w:noProof/>
-              </w:rPr>
-              <w:t>5.2.1.</w:t>
-            </w:r>
-            <w:r>
-              <w:rPr>
-                <w:rFonts w:asciiTheme="minorHAnsi" w:eastAsiaTheme="minorEastAsia" w:hAnsiTheme="minorHAnsi"/>
-                <w:noProof/>
-                <w:sz w:val="22"/>
-                <w:lang w:eastAsia="vi-VN"/>
-              </w:rPr>
-              <w:tab/>
-            </w:r>
-            <w:r>
-              <w:rPr>
-                <w:rStyle w:val="Hyperlink"/>
-                <w:noProof/>
-              </w:rPr>
-              <w:t>Thiết kế giao diện đăng ký</w:t>
-            </w:r>
-            <w:r>
-              <w:rPr>
-                <w:noProof/>
-                <w:webHidden/>
-              </w:rPr>
-              <w:tab/>
-            </w:r>
-            <w:r>
-              <w:rPr>
-                <w:noProof/>
-                <w:webHidden/>
-              </w:rPr>
-              <w:fldChar w:fldCharType="begin"/>
-            </w:r>
-            <w:r>
-              <w:rPr>
-                <w:noProof/>
-                <w:webHidden/>
-              </w:rPr>
-              <w:instrText xml:space="preserve"> PAGEREF _Toc93142521 \h </w:instrText>
-            </w:r>
-            <w:r>
-              <w:rPr>
-                <w:noProof/>
-                <w:webHidden/>
-              </w:rPr>
-            </w:r>
-            <w:r>
-              <w:rPr>
-                <w:noProof/>
-                <w:webHidden/>
-              </w:rPr>
-              <w:fldChar w:fldCharType="separate"/>
-            </w:r>
-            <w:r>
-              <w:rPr>
-                <w:noProof/>
-                <w:webHidden/>
-              </w:rPr>
-              <w:t>37</w:t>
-            </w:r>
-            <w:r>
-              <w:rPr>
-                <w:noProof/>
-                <w:webHidden/>
-              </w:rPr>
-              <w:fldChar w:fldCharType="end"/>
-            </w:r>
-          </w:hyperlink>
-        </w:p>
-        <w:p>
-          <w:pPr>
-            <w:pStyle w:val="TOC3"/>
-            <w:tabs>
-              <w:tab w:val="left" w:pos="1540"/>
-              <w:tab w:val="right" w:leader="dot" w:pos="9061"/>
-            </w:tabs>
-            <w:rPr>
-              <w:rFonts w:asciiTheme="minorHAnsi" w:eastAsiaTheme="minorEastAsia" w:hAnsiTheme="minorHAnsi"/>
-              <w:noProof/>
-              <w:sz w:val="22"/>
-              <w:lang w:eastAsia="vi-VN"/>
-            </w:rPr>
-          </w:pPr>
-          <w:hyperlink w:anchor="_Toc93142522" w:history="1">
-            <w:r>
-              <w:rPr>
-                <w:rStyle w:val="Hyperlink"/>
-                <w:noProof/>
-              </w:rPr>
-              <w:t>5.2.2.</w:t>
-            </w:r>
-            <w:r>
-              <w:rPr>
-                <w:rFonts w:asciiTheme="minorHAnsi" w:eastAsiaTheme="minorEastAsia" w:hAnsiTheme="minorHAnsi"/>
-                <w:noProof/>
-                <w:sz w:val="22"/>
-                <w:lang w:eastAsia="vi-VN"/>
-              </w:rPr>
-              <w:tab/>
-            </w:r>
-            <w:r>
-              <w:rPr>
-                <w:rStyle w:val="Hyperlink"/>
-                <w:noProof/>
-              </w:rPr>
-              <w:t>Xử lý giao diện đăng ký</w:t>
-            </w:r>
-            <w:r>
-              <w:rPr>
-                <w:noProof/>
-                <w:webHidden/>
-              </w:rPr>
-              <w:tab/>
-            </w:r>
-            <w:r>
-              <w:rPr>
-                <w:noProof/>
-                <w:webHidden/>
-              </w:rPr>
-              <w:fldChar w:fldCharType="begin"/>
-            </w:r>
-            <w:r>
-              <w:rPr>
-                <w:noProof/>
-                <w:webHidden/>
-              </w:rPr>
-              <w:instrText xml:space="preserve"> PAGEREF _Toc93142522 \h </w:instrText>
-            </w:r>
-            <w:r>
-              <w:rPr>
-                <w:noProof/>
-                <w:webHidden/>
-              </w:rPr>
-            </w:r>
-            <w:r>
-              <w:rPr>
-                <w:noProof/>
-                <w:webHidden/>
-              </w:rPr>
-              <w:fldChar w:fldCharType="separate"/>
-            </w:r>
-            <w:r>
-              <w:rPr>
-                <w:noProof/>
-                <w:webHidden/>
-              </w:rPr>
-              <w:t>37</w:t>
-            </w:r>
-            <w:r>
-              <w:rPr>
-                <w:noProof/>
-                <w:webHidden/>
-              </w:rPr>
-              <w:fldChar w:fldCharType="end"/>
-            </w:r>
-          </w:hyperlink>
-        </w:p>
-        <w:p>
-          <w:pPr>
-            <w:pStyle w:val="TOC2"/>
-            <w:tabs>
-              <w:tab w:val="left" w:pos="880"/>
-              <w:tab w:val="right" w:leader="dot" w:pos="9061"/>
-            </w:tabs>
-            <w:rPr>
-              <w:rFonts w:asciiTheme="minorHAnsi" w:eastAsiaTheme="minorEastAsia" w:hAnsiTheme="minorHAnsi"/>
-              <w:noProof/>
-              <w:sz w:val="22"/>
-              <w:lang w:eastAsia="vi-VN"/>
-            </w:rPr>
-          </w:pPr>
-          <w:hyperlink w:anchor="_Toc93142523" w:history="1">
-            <w:r>
-              <w:rPr>
-                <w:rStyle w:val="Hyperlink"/>
-                <w:noProof/>
-              </w:rPr>
-              <w:t>5.3.</w:t>
-            </w:r>
-            <w:r>
-              <w:rPr>
-                <w:rFonts w:asciiTheme="minorHAnsi" w:eastAsiaTheme="minorEastAsia" w:hAnsiTheme="minorHAnsi"/>
-                <w:noProof/>
-                <w:sz w:val="22"/>
-                <w:lang w:eastAsia="vi-VN"/>
-              </w:rPr>
-              <w:tab/>
-            </w:r>
-            <w:r>
-              <w:rPr>
-                <w:rStyle w:val="Hyperlink"/>
-                <w:noProof/>
-              </w:rPr>
-              <w:t>Tra cứu sách</w:t>
-            </w:r>
-            <w:r>
-              <w:rPr>
-                <w:noProof/>
-                <w:webHidden/>
-              </w:rPr>
-              <w:tab/>
-            </w:r>
-            <w:r>
-              <w:rPr>
-                <w:noProof/>
-                <w:webHidden/>
-              </w:rPr>
-              <w:fldChar w:fldCharType="begin"/>
-            </w:r>
-            <w:r>
-              <w:rPr>
-                <w:noProof/>
-                <w:webHidden/>
-              </w:rPr>
-              <w:instrText xml:space="preserve"> PAGEREF _Toc93142523 \h </w:instrText>
-            </w:r>
-            <w:r>
-              <w:rPr>
-                <w:noProof/>
-                <w:webHidden/>
-              </w:rPr>
-            </w:r>
-            <w:r>
-              <w:rPr>
-                <w:noProof/>
-                <w:webHidden/>
-              </w:rPr>
-              <w:fldChar w:fldCharType="separate"/>
-            </w:r>
-            <w:r>
-              <w:rPr>
-                <w:noProof/>
-                <w:webHidden/>
-              </w:rPr>
-              <w:t>38</w:t>
-            </w:r>
-            <w:r>
-              <w:rPr>
-                <w:noProof/>
-                <w:webHidden/>
-              </w:rPr>
-              <w:fldChar w:fldCharType="end"/>
-            </w:r>
-          </w:hyperlink>
-        </w:p>
-        <w:p>
-          <w:pPr>
-            <w:pStyle w:val="TOC3"/>
-            <w:tabs>
-              <w:tab w:val="left" w:pos="1540"/>
-              <w:tab w:val="right" w:leader="dot" w:pos="9061"/>
-            </w:tabs>
-            <w:rPr>
-              <w:rFonts w:asciiTheme="minorHAnsi" w:eastAsiaTheme="minorEastAsia" w:hAnsiTheme="minorHAnsi"/>
-              <w:noProof/>
-              <w:sz w:val="22"/>
-              <w:lang w:eastAsia="vi-VN"/>
-            </w:rPr>
-          </w:pPr>
-          <w:hyperlink w:anchor="_Toc93142524" w:history="1">
-            <w:r>
-              <w:rPr>
-                <w:rStyle w:val="Hyperlink"/>
-                <w:noProof/>
-              </w:rPr>
-              <w:t>5.3.1.</w:t>
-            </w:r>
-            <w:r>
-              <w:rPr>
-                <w:rFonts w:asciiTheme="minorHAnsi" w:eastAsiaTheme="minorEastAsia" w:hAnsiTheme="minorHAnsi"/>
-                <w:noProof/>
-                <w:sz w:val="22"/>
-                <w:lang w:eastAsia="vi-VN"/>
-              </w:rPr>
-              <w:tab/>
-            </w:r>
-            <w:r>
-              <w:rPr>
-                <w:rStyle w:val="Hyperlink"/>
-                <w:noProof/>
-              </w:rPr>
-              <w:t>Thiết kế giao diện tìm kiếm</w:t>
-            </w:r>
-            <w:r>
-              <w:rPr>
-                <w:noProof/>
-                <w:webHidden/>
-              </w:rPr>
-              <w:tab/>
-            </w:r>
-            <w:r>
-              <w:rPr>
-                <w:noProof/>
-                <w:webHidden/>
-              </w:rPr>
-              <w:fldChar w:fldCharType="begin"/>
-            </w:r>
-            <w:r>
-              <w:rPr>
-                <w:noProof/>
-                <w:webHidden/>
-              </w:rPr>
-              <w:instrText xml:space="preserve"> PAGEREF _Toc93142524 \h </w:instrText>
-            </w:r>
-            <w:r>
-              <w:rPr>
-                <w:noProof/>
-                <w:webHidden/>
-              </w:rPr>
-            </w:r>
-            <w:r>
-              <w:rPr>
-                <w:noProof/>
-                <w:webHidden/>
-              </w:rPr>
-              <w:fldChar w:fldCharType="separate"/>
-            </w:r>
-            <w:r>
-              <w:rPr>
-                <w:noProof/>
-                <w:webHidden/>
-              </w:rPr>
-              <w:t>38</w:t>
-            </w:r>
-            <w:r>
-              <w:rPr>
-                <w:noProof/>
-                <w:webHidden/>
-              </w:rPr>
-              <w:fldChar w:fldCharType="end"/>
-            </w:r>
-          </w:hyperlink>
-        </w:p>
-        <w:p>
-          <w:pPr>
-            <w:pStyle w:val="TOC3"/>
-            <w:tabs>
-              <w:tab w:val="left" w:pos="1540"/>
-              <w:tab w:val="right" w:leader="dot" w:pos="9061"/>
-            </w:tabs>
-            <w:rPr>
-              <w:rFonts w:asciiTheme="minorHAnsi" w:eastAsiaTheme="minorEastAsia" w:hAnsiTheme="minorHAnsi"/>
-              <w:noProof/>
-              <w:sz w:val="22"/>
-              <w:lang w:eastAsia="vi-VN"/>
-            </w:rPr>
-          </w:pPr>
-          <w:hyperlink w:anchor="_Toc93142525" w:history="1">
-            <w:r>
-              <w:rPr>
-                <w:rStyle w:val="Hyperlink"/>
-                <w:noProof/>
-              </w:rPr>
-              <w:t>5.3.2.</w:t>
-            </w:r>
-            <w:r>
-              <w:rPr>
-                <w:rFonts w:asciiTheme="minorHAnsi" w:eastAsiaTheme="minorEastAsia" w:hAnsiTheme="minorHAnsi"/>
-                <w:noProof/>
-                <w:sz w:val="22"/>
-                <w:lang w:eastAsia="vi-VN"/>
-              </w:rPr>
-              <w:tab/>
-            </w:r>
-            <w:r>
-              <w:rPr>
-                <w:rStyle w:val="Hyperlink"/>
-                <w:noProof/>
-              </w:rPr>
-              <w:t>Xử lý giao diện tìm kiếm</w:t>
-            </w:r>
-            <w:r>
-              <w:rPr>
-                <w:noProof/>
-                <w:webHidden/>
-              </w:rPr>
-              <w:tab/>
-            </w:r>
-            <w:r>
-              <w:rPr>
-                <w:noProof/>
-                <w:webHidden/>
-              </w:rPr>
-              <w:fldChar w:fldCharType="begin"/>
-            </w:r>
-            <w:r>
-              <w:rPr>
-                <w:noProof/>
-                <w:webHidden/>
-              </w:rPr>
-              <w:instrText xml:space="preserve"> PAGEREF _Toc93142525 \h </w:instrText>
-            </w:r>
-            <w:r>
-              <w:rPr>
-                <w:noProof/>
-                <w:webHidden/>
-              </w:rPr>
-            </w:r>
-            <w:r>
-              <w:rPr>
-                <w:noProof/>
-                <w:webHidden/>
-              </w:rPr>
-              <w:fldChar w:fldCharType="separate"/>
-            </w:r>
-            <w:r>
-              <w:rPr>
-                <w:noProof/>
-                <w:webHidden/>
-              </w:rPr>
-              <w:t>38</w:t>
-            </w:r>
-            <w:r>
-              <w:rPr>
-                <w:noProof/>
-                <w:webHidden/>
-              </w:rPr>
-              <w:fldChar w:fldCharType="end"/>
-            </w:r>
-          </w:hyperlink>
-        </w:p>
-        <w:p>
-          <w:pPr>
-            <w:pStyle w:val="TOC2"/>
-            <w:tabs>
-              <w:tab w:val="left" w:pos="880"/>
-              <w:tab w:val="right" w:leader="dot" w:pos="9061"/>
-            </w:tabs>
-            <w:rPr>
-              <w:rFonts w:asciiTheme="minorHAnsi" w:eastAsiaTheme="minorEastAsia" w:hAnsiTheme="minorHAnsi"/>
-              <w:noProof/>
-              <w:sz w:val="22"/>
-              <w:lang w:eastAsia="vi-VN"/>
-            </w:rPr>
-          </w:pPr>
-          <w:hyperlink w:anchor="_Toc93142526" w:history="1">
-            <w:r>
-              <w:rPr>
-                <w:rStyle w:val="Hyperlink"/>
-                <w:noProof/>
-              </w:rPr>
-              <w:t>5.4.</w:t>
-            </w:r>
-            <w:r>
-              <w:rPr>
-                <w:rFonts w:asciiTheme="minorHAnsi" w:eastAsiaTheme="minorEastAsia" w:hAnsiTheme="minorHAnsi"/>
-                <w:noProof/>
-                <w:sz w:val="22"/>
-                <w:lang w:eastAsia="vi-VN"/>
-              </w:rPr>
-              <w:tab/>
-            </w:r>
-            <w:r>
-              <w:rPr>
-                <w:rStyle w:val="Hyperlink"/>
-                <w:noProof/>
-              </w:rPr>
-              <w:t>Đặt sách</w:t>
-            </w:r>
-            <w:r>
-              <w:rPr>
-                <w:noProof/>
-                <w:webHidden/>
-              </w:rPr>
-              <w:tab/>
-            </w:r>
-            <w:r>
-              <w:rPr>
-                <w:noProof/>
-                <w:webHidden/>
-              </w:rPr>
-              <w:fldChar w:fldCharType="begin"/>
-            </w:r>
-            <w:r>
-              <w:rPr>
-                <w:noProof/>
-                <w:webHidden/>
-              </w:rPr>
-              <w:instrText xml:space="preserve"> PAGEREF _Toc93142526 \h </w:instrText>
-            </w:r>
-            <w:r>
-              <w:rPr>
-                <w:noProof/>
-                <w:webHidden/>
-              </w:rPr>
-            </w:r>
-            <w:r>
-              <w:rPr>
-                <w:noProof/>
-                <w:webHidden/>
-              </w:rPr>
-              <w:fldChar w:fldCharType="separate"/>
-            </w:r>
-            <w:r>
-              <w:rPr>
-                <w:noProof/>
-                <w:webHidden/>
-              </w:rPr>
-              <w:t>39</w:t>
-            </w:r>
-            <w:r>
-              <w:rPr>
-                <w:noProof/>
-                <w:webHidden/>
-              </w:rPr>
-              <w:fldChar w:fldCharType="end"/>
-            </w:r>
-          </w:hyperlink>
-        </w:p>
-        <w:p>
-          <w:pPr>
-            <w:pStyle w:val="TOC3"/>
-            <w:tabs>
-              <w:tab w:val="left" w:pos="1540"/>
-              <w:tab w:val="right" w:leader="dot" w:pos="9061"/>
-            </w:tabs>
-            <w:rPr>
-              <w:rFonts w:asciiTheme="minorHAnsi" w:eastAsiaTheme="minorEastAsia" w:hAnsiTheme="minorHAnsi"/>
-              <w:noProof/>
-              <w:sz w:val="22"/>
-              <w:lang w:eastAsia="vi-VN"/>
-            </w:rPr>
-          </w:pPr>
-          <w:hyperlink w:anchor="_Toc93142527" w:history="1">
-            <w:r>
-              <w:rPr>
-                <w:rStyle w:val="Hyperlink"/>
-                <w:noProof/>
-              </w:rPr>
-              <w:t>5.4.1.</w:t>
-            </w:r>
-            <w:r>
-              <w:rPr>
-                <w:rFonts w:asciiTheme="minorHAnsi" w:eastAsiaTheme="minorEastAsia" w:hAnsiTheme="minorHAnsi"/>
-                <w:noProof/>
-                <w:sz w:val="22"/>
-                <w:lang w:eastAsia="vi-VN"/>
-              </w:rPr>
-              <w:tab/>
-            </w:r>
-            <w:r>
-              <w:rPr>
-                <w:rStyle w:val="Hyperlink"/>
-                <w:noProof/>
-              </w:rPr>
-              <w:t>Thiết kế giao diện đặt hàng</w:t>
-            </w:r>
-            <w:r>
-              <w:rPr>
-                <w:noProof/>
-                <w:webHidden/>
-              </w:rPr>
-              <w:tab/>
-            </w:r>
-            <w:r>
-              <w:rPr>
-                <w:noProof/>
-                <w:webHidden/>
-              </w:rPr>
-              <w:fldChar w:fldCharType="begin"/>
-            </w:r>
-            <w:r>
-              <w:rPr>
-                <w:noProof/>
-                <w:webHidden/>
-              </w:rPr>
-              <w:instrText xml:space="preserve"> PAGEREF _Toc93142527 \h </w:instrText>
-            </w:r>
-            <w:r>
-              <w:rPr>
-                <w:noProof/>
-                <w:webHidden/>
-              </w:rPr>
-            </w:r>
-            <w:r>
-              <w:rPr>
-                <w:noProof/>
-                <w:webHidden/>
-              </w:rPr>
-              <w:fldChar w:fldCharType="separate"/>
-            </w:r>
-            <w:r>
-              <w:rPr>
-                <w:noProof/>
-                <w:webHidden/>
-              </w:rPr>
-              <w:t>39</w:t>
-            </w:r>
-            <w:r>
-              <w:rPr>
-                <w:noProof/>
-                <w:webHidden/>
-              </w:rPr>
-              <w:fldChar w:fldCharType="end"/>
-            </w:r>
-          </w:hyperlink>
-        </w:p>
-        <w:p>
-          <w:pPr>
-            <w:pStyle w:val="TOC3"/>
-            <w:tabs>
-              <w:tab w:val="left" w:pos="1540"/>
-              <w:tab w:val="right" w:leader="dot" w:pos="9061"/>
-            </w:tabs>
-            <w:rPr>
-              <w:rFonts w:asciiTheme="minorHAnsi" w:eastAsiaTheme="minorEastAsia" w:hAnsiTheme="minorHAnsi"/>
-              <w:noProof/>
-              <w:sz w:val="22"/>
-              <w:lang w:eastAsia="vi-VN"/>
-            </w:rPr>
-          </w:pPr>
-          <w:hyperlink w:anchor="_Toc93142528" w:history="1">
-            <w:r>
-              <w:rPr>
-                <w:rStyle w:val="Hyperlink"/>
-                <w:noProof/>
-              </w:rPr>
-              <w:t>5.4.2.</w:t>
-            </w:r>
-            <w:r>
-              <w:rPr>
-                <w:rFonts w:asciiTheme="minorHAnsi" w:eastAsiaTheme="minorEastAsia" w:hAnsiTheme="minorHAnsi"/>
-                <w:noProof/>
-                <w:sz w:val="22"/>
-                <w:lang w:eastAsia="vi-VN"/>
-              </w:rPr>
-              <w:tab/>
-            </w:r>
-            <w:r>
-              <w:rPr>
-                <w:rStyle w:val="Hyperlink"/>
-                <w:noProof/>
-              </w:rPr>
-              <w:t>Xử lý giao diện đặt hàng</w:t>
-            </w:r>
-            <w:r>
-              <w:rPr>
-                <w:noProof/>
-                <w:webHidden/>
-              </w:rPr>
-              <w:tab/>
-            </w:r>
-            <w:r>
-              <w:rPr>
-                <w:noProof/>
-                <w:webHidden/>
-              </w:rPr>
-              <w:fldChar w:fldCharType="begin"/>
-            </w:r>
-            <w:r>
-              <w:rPr>
-                <w:noProof/>
-                <w:webHidden/>
-              </w:rPr>
-              <w:instrText xml:space="preserve"> PAGEREF _Toc93142528 \h </w:instrText>
-            </w:r>
-            <w:r>
-              <w:rPr>
-                <w:noProof/>
-                <w:webHidden/>
-              </w:rPr>
-            </w:r>
-            <w:r>
-              <w:rPr>
-                <w:noProof/>
-                <w:webHidden/>
-              </w:rPr>
-              <w:fldChar w:fldCharType="separate"/>
-            </w:r>
-            <w:r>
-              <w:rPr>
-                <w:noProof/>
-                <w:webHidden/>
-              </w:rPr>
-              <w:t>39</w:t>
-            </w:r>
-            <w:r>
-              <w:rPr>
-                <w:noProof/>
-                <w:webHidden/>
-              </w:rPr>
-              <w:fldChar w:fldCharType="end"/>
-            </w:r>
-          </w:hyperlink>
-        </w:p>
-        <w:p>
-          <w:pPr>
-            <w:pStyle w:val="TOC2"/>
-            <w:tabs>
-              <w:tab w:val="left" w:pos="880"/>
-              <w:tab w:val="right" w:leader="dot" w:pos="9061"/>
-            </w:tabs>
-            <w:rPr>
-              <w:rFonts w:asciiTheme="minorHAnsi" w:eastAsiaTheme="minorEastAsia" w:hAnsiTheme="minorHAnsi"/>
-              <w:noProof/>
-              <w:sz w:val="22"/>
-              <w:lang w:eastAsia="vi-VN"/>
-            </w:rPr>
-          </w:pPr>
-          <w:hyperlink w:anchor="_Toc93142529" w:history="1">
-            <w:r>
-              <w:rPr>
-                <w:rStyle w:val="Hyperlink"/>
-                <w:noProof/>
-              </w:rPr>
-              <w:t>5.5.</w:t>
-            </w:r>
-            <w:r>
-              <w:rPr>
-                <w:rFonts w:asciiTheme="minorHAnsi" w:eastAsiaTheme="minorEastAsia" w:hAnsiTheme="minorHAnsi"/>
-                <w:noProof/>
-                <w:sz w:val="22"/>
-                <w:lang w:eastAsia="vi-VN"/>
-              </w:rPr>
-              <w:tab/>
-            </w:r>
-            <w:r>
-              <w:rPr>
-                <w:rStyle w:val="Hyperlink"/>
-                <w:noProof/>
-              </w:rPr>
-              <w:t>Thanh toán giỏ hàng</w:t>
-            </w:r>
-            <w:r>
-              <w:rPr>
-                <w:noProof/>
-                <w:webHidden/>
-              </w:rPr>
-              <w:tab/>
-            </w:r>
-            <w:r>
-              <w:rPr>
-                <w:noProof/>
-                <w:webHidden/>
-              </w:rPr>
-              <w:fldChar w:fldCharType="begin"/>
-            </w:r>
-            <w:r>
-              <w:rPr>
-                <w:noProof/>
-                <w:webHidden/>
-              </w:rPr>
-              <w:instrText xml:space="preserve"> PAGEREF _Toc93142529 \h </w:instrText>
-            </w:r>
-            <w:r>
-              <w:rPr>
-                <w:noProof/>
-                <w:webHidden/>
-              </w:rPr>
-            </w:r>
-            <w:r>
-              <w:rPr>
-                <w:noProof/>
-                <w:webHidden/>
-              </w:rPr>
-              <w:fldChar w:fldCharType="separate"/>
-            </w:r>
-            <w:r>
-              <w:rPr>
-                <w:noProof/>
-                <w:webHidden/>
-              </w:rPr>
-              <w:t>40</w:t>
-            </w:r>
-            <w:r>
-              <w:rPr>
-                <w:noProof/>
-                <w:webHidden/>
-              </w:rPr>
-              <w:fldChar w:fldCharType="end"/>
-            </w:r>
-          </w:hyperlink>
-        </w:p>
-        <w:p>
-          <w:pPr>
-            <w:pStyle w:val="TOC3"/>
-            <w:tabs>
-              <w:tab w:val="left" w:pos="1540"/>
-              <w:tab w:val="right" w:leader="dot" w:pos="9061"/>
-            </w:tabs>
-            <w:rPr>
-              <w:rFonts w:asciiTheme="minorHAnsi" w:eastAsiaTheme="minorEastAsia" w:hAnsiTheme="minorHAnsi"/>
-              <w:noProof/>
-              <w:sz w:val="22"/>
-              <w:lang w:eastAsia="vi-VN"/>
-            </w:rPr>
-          </w:pPr>
-          <w:hyperlink w:anchor="_Toc93142530" w:history="1">
-            <w:r>
-              <w:rPr>
-                <w:rStyle w:val="Hyperlink"/>
-                <w:noProof/>
-              </w:rPr>
-              <w:t>5.5.1.</w:t>
-            </w:r>
-            <w:r>
-              <w:rPr>
-                <w:rFonts w:asciiTheme="minorHAnsi" w:eastAsiaTheme="minorEastAsia" w:hAnsiTheme="minorHAnsi"/>
-                <w:noProof/>
-                <w:sz w:val="22"/>
-                <w:lang w:eastAsia="vi-VN"/>
-              </w:rPr>
-              <w:tab/>
-            </w:r>
-            <w:r>
-              <w:rPr>
-                <w:rStyle w:val="Hyperlink"/>
-                <w:noProof/>
-              </w:rPr>
-              <w:t>Thiết kế giao diện thanh toán</w:t>
-            </w:r>
-            <w:r>
-              <w:rPr>
-                <w:noProof/>
-                <w:webHidden/>
-              </w:rPr>
-              <w:tab/>
-            </w:r>
-            <w:r>
-              <w:rPr>
-                <w:noProof/>
-                <w:webHidden/>
-              </w:rPr>
-              <w:fldChar w:fldCharType="begin"/>
-            </w:r>
-            <w:r>
-              <w:rPr>
-                <w:noProof/>
-                <w:webHidden/>
-              </w:rPr>
-              <w:instrText xml:space="preserve"> PAGEREF _Toc93142530 \h </w:instrText>
-            </w:r>
-            <w:r>
-              <w:rPr>
-                <w:noProof/>
-                <w:webHidden/>
-              </w:rPr>
-            </w:r>
-            <w:r>
-              <w:rPr>
-                <w:noProof/>
-                <w:webHidden/>
-              </w:rPr>
-              <w:fldChar w:fldCharType="separate"/>
-            </w:r>
-            <w:r>
-              <w:rPr>
-                <w:noProof/>
-                <w:webHidden/>
-              </w:rPr>
-              <w:t>40</w:t>
-            </w:r>
-            <w:r>
-              <w:rPr>
-                <w:noProof/>
-                <w:webHidden/>
-              </w:rPr>
-              <w:fldChar w:fldCharType="end"/>
-            </w:r>
-          </w:hyperlink>
-        </w:p>
-        <w:p>
-          <w:pPr>
-            <w:pStyle w:val="TOC3"/>
-            <w:tabs>
-              <w:tab w:val="left" w:pos="1540"/>
-              <w:tab w:val="right" w:leader="dot" w:pos="9061"/>
-            </w:tabs>
-            <w:rPr>
-              <w:rFonts w:asciiTheme="minorHAnsi" w:eastAsiaTheme="minorEastAsia" w:hAnsiTheme="minorHAnsi"/>
-              <w:noProof/>
-              <w:sz w:val="22"/>
-              <w:lang w:eastAsia="vi-VN"/>
-            </w:rPr>
-          </w:pPr>
-          <w:hyperlink w:anchor="_Toc93142531" w:history="1">
-            <w:r>
-              <w:rPr>
-                <w:rStyle w:val="Hyperlink"/>
-                <w:noProof/>
-              </w:rPr>
-              <w:t>5.5.2.</w:t>
-            </w:r>
-            <w:r>
-              <w:rPr>
-                <w:rFonts w:asciiTheme="minorHAnsi" w:eastAsiaTheme="minorEastAsia" w:hAnsiTheme="minorHAnsi"/>
-                <w:noProof/>
-                <w:sz w:val="22"/>
-                <w:lang w:eastAsia="vi-VN"/>
-              </w:rPr>
-              <w:tab/>
-            </w:r>
-            <w:r>
-              <w:rPr>
-                <w:rStyle w:val="Hyperlink"/>
-                <w:noProof/>
-              </w:rPr>
-              <w:t>Xử lý giao diện thanh toán</w:t>
-            </w:r>
-            <w:r>
-              <w:rPr>
-                <w:noProof/>
-                <w:webHidden/>
-              </w:rPr>
-              <w:tab/>
-            </w:r>
-            <w:r>
-              <w:rPr>
-                <w:noProof/>
-                <w:webHidden/>
-              </w:rPr>
-              <w:fldChar w:fldCharType="begin"/>
-            </w:r>
-            <w:r>
-              <w:rPr>
-                <w:noProof/>
-                <w:webHidden/>
-              </w:rPr>
-              <w:instrText xml:space="preserve"> PAGEREF _Toc93142531 \h </w:instrText>
-            </w:r>
-            <w:r>
-              <w:rPr>
-                <w:noProof/>
-                <w:webHidden/>
-              </w:rPr>
-            </w:r>
-            <w:r>
-              <w:rPr>
-                <w:noProof/>
-                <w:webHidden/>
-              </w:rPr>
-              <w:fldChar w:fldCharType="separate"/>
-            </w:r>
-            <w:r>
-              <w:rPr>
-                <w:noProof/>
-                <w:webHidden/>
-              </w:rPr>
-              <w:t>40</w:t>
-            </w:r>
-            <w:r>
-              <w:rPr>
-                <w:noProof/>
-                <w:webHidden/>
-              </w:rPr>
-              <w:fldChar w:fldCharType="end"/>
-            </w:r>
-          </w:hyperlink>
-        </w:p>
-        <w:p>
-          <w:pPr>
-            <w:pStyle w:val="TOC2"/>
-            <w:tabs>
-              <w:tab w:val="left" w:pos="880"/>
-              <w:tab w:val="right" w:leader="dot" w:pos="9061"/>
-            </w:tabs>
-            <w:rPr>
-              <w:rFonts w:asciiTheme="minorHAnsi" w:eastAsiaTheme="minorEastAsia" w:hAnsiTheme="minorHAnsi"/>
-              <w:noProof/>
-              <w:sz w:val="22"/>
-              <w:lang w:eastAsia="vi-VN"/>
-            </w:rPr>
-          </w:pPr>
-          <w:hyperlink w:anchor="_Toc93142532" w:history="1">
-            <w:r>
-              <w:rPr>
-                <w:rStyle w:val="Hyperlink"/>
-                <w:noProof/>
-              </w:rPr>
-              <w:t>5.6.</w:t>
-            </w:r>
-            <w:r>
-              <w:rPr>
-                <w:rFonts w:asciiTheme="minorHAnsi" w:eastAsiaTheme="minorEastAsia" w:hAnsiTheme="minorHAnsi"/>
-                <w:noProof/>
-                <w:sz w:val="22"/>
-                <w:lang w:eastAsia="vi-VN"/>
-              </w:rPr>
-              <w:tab/>
-            </w:r>
-            <w:r>
-              <w:rPr>
-                <w:rStyle w:val="Hyperlink"/>
-                <w:noProof/>
-              </w:rPr>
-              <w:t>Quản lý</w:t>
-            </w:r>
-            <w:r>
-              <w:rPr>
-                <w:noProof/>
-                <w:webHidden/>
-              </w:rPr>
-              <w:tab/>
-            </w:r>
-            <w:r>
-              <w:rPr>
-                <w:noProof/>
-                <w:webHidden/>
-              </w:rPr>
-              <w:fldChar w:fldCharType="begin"/>
-            </w:r>
-            <w:r>
-              <w:rPr>
-                <w:noProof/>
-                <w:webHidden/>
-              </w:rPr>
-              <w:instrText xml:space="preserve"> PAGEREF _Toc93142532 \h </w:instrText>
-            </w:r>
-            <w:r>
-              <w:rPr>
-                <w:noProof/>
-                <w:webHidden/>
-              </w:rPr>
-            </w:r>
-            <w:r>
-              <w:rPr>
-                <w:noProof/>
-                <w:webHidden/>
-              </w:rPr>
-              <w:fldChar w:fldCharType="separate"/>
-            </w:r>
-            <w:r>
-              <w:rPr>
-                <w:noProof/>
-                <w:webHidden/>
-              </w:rPr>
-              <w:t>41</w:t>
-            </w:r>
-            <w:r>
-              <w:rPr>
-                <w:noProof/>
-                <w:webHidden/>
-              </w:rPr>
-              <w:fldChar w:fldCharType="end"/>
-            </w:r>
-          </w:hyperlink>
-        </w:p>
-        <w:p>
-          <w:pPr>
-            <w:pStyle w:val="TOC3"/>
-            <w:tabs>
-              <w:tab w:val="left" w:pos="1540"/>
-              <w:tab w:val="right" w:leader="dot" w:pos="9061"/>
-            </w:tabs>
-            <w:rPr>
-              <w:rFonts w:asciiTheme="minorHAnsi" w:eastAsiaTheme="minorEastAsia" w:hAnsiTheme="minorHAnsi"/>
-              <w:noProof/>
-              <w:sz w:val="22"/>
-              <w:lang w:eastAsia="vi-VN"/>
-            </w:rPr>
-          </w:pPr>
-          <w:hyperlink w:anchor="_Toc93142533" w:history="1">
-            <w:r>
-              <w:rPr>
-                <w:rStyle w:val="Hyperlink"/>
-                <w:noProof/>
-              </w:rPr>
-              <w:t>5.6.1.</w:t>
-            </w:r>
-            <w:r>
-              <w:rPr>
-                <w:rFonts w:asciiTheme="minorHAnsi" w:eastAsiaTheme="minorEastAsia" w:hAnsiTheme="minorHAnsi"/>
-                <w:noProof/>
-                <w:sz w:val="22"/>
-                <w:lang w:eastAsia="vi-VN"/>
-              </w:rPr>
-              <w:tab/>
-            </w:r>
-            <w:r>
-              <w:rPr>
-                <w:rStyle w:val="Hyperlink"/>
-                <w:noProof/>
-              </w:rPr>
-              <w:t>Thiết kế giao diện quản lý</w:t>
-            </w:r>
-            <w:r>
-              <w:rPr>
-                <w:noProof/>
-                <w:webHidden/>
-              </w:rPr>
-              <w:tab/>
-            </w:r>
-            <w:r>
-              <w:rPr>
-                <w:noProof/>
-                <w:webHidden/>
-              </w:rPr>
-              <w:fldChar w:fldCharType="begin"/>
-            </w:r>
-            <w:r>
-              <w:rPr>
-                <w:noProof/>
-                <w:webHidden/>
-              </w:rPr>
-              <w:instrText xml:space="preserve"> PAGEREF _Toc93142533 \h </w:instrText>
-            </w:r>
-            <w:r>
-              <w:rPr>
-                <w:noProof/>
-                <w:webHidden/>
-              </w:rPr>
-            </w:r>
-            <w:r>
-              <w:rPr>
-                <w:noProof/>
-                <w:webHidden/>
-              </w:rPr>
-              <w:fldChar w:fldCharType="separate"/>
-            </w:r>
-            <w:r>
-              <w:rPr>
-                <w:noProof/>
-                <w:webHidden/>
-              </w:rPr>
-              <w:t>41</w:t>
-            </w:r>
-            <w:r>
-              <w:rPr>
-                <w:noProof/>
-                <w:webHidden/>
-              </w:rPr>
-              <w:fldChar w:fldCharType="end"/>
-            </w:r>
-          </w:hyperlink>
-        </w:p>
-        <w:p>
-          <w:pPr>
-            <w:pStyle w:val="TOC3"/>
-            <w:tabs>
-              <w:tab w:val="left" w:pos="1540"/>
-              <w:tab w:val="right" w:leader="dot" w:pos="9061"/>
-            </w:tabs>
-            <w:rPr>
-              <w:rFonts w:asciiTheme="minorHAnsi" w:eastAsiaTheme="minorEastAsia" w:hAnsiTheme="minorHAnsi"/>
-              <w:noProof/>
-              <w:sz w:val="22"/>
-              <w:lang w:eastAsia="vi-VN"/>
-            </w:rPr>
-          </w:pPr>
-          <w:hyperlink w:anchor="_Toc93142534" w:history="1">
-            <w:r>
-              <w:rPr>
-                <w:rStyle w:val="Hyperlink"/>
-                <w:noProof/>
-              </w:rPr>
-              <w:t>5.6.2.</w:t>
-            </w:r>
-            <w:r>
-              <w:rPr>
-                <w:rFonts w:asciiTheme="minorHAnsi" w:eastAsiaTheme="minorEastAsia" w:hAnsiTheme="minorHAnsi"/>
-                <w:noProof/>
-                <w:sz w:val="22"/>
-                <w:lang w:eastAsia="vi-VN"/>
-              </w:rPr>
-              <w:tab/>
-            </w:r>
-            <w:r>
-              <w:rPr>
-                <w:rStyle w:val="Hyperlink"/>
-                <w:noProof/>
-              </w:rPr>
-              <w:t>Xử lý giao diện quản lý</w:t>
-            </w:r>
-            <w:r>
-              <w:rPr>
-                <w:noProof/>
-                <w:webHidden/>
-              </w:rPr>
-              <w:tab/>
-            </w:r>
-            <w:r>
-              <w:rPr>
-                <w:noProof/>
-                <w:webHidden/>
-              </w:rPr>
-              <w:fldChar w:fldCharType="begin"/>
-            </w:r>
-            <w:r>
-              <w:rPr>
-                <w:noProof/>
-                <w:webHidden/>
-              </w:rPr>
-              <w:instrText xml:space="preserve"> PAGEREF _Toc93142534 \h </w:instrText>
-            </w:r>
-            <w:r>
-              <w:rPr>
-                <w:noProof/>
-                <w:webHidden/>
-              </w:rPr>
-            </w:r>
-            <w:r>
-              <w:rPr>
-                <w:noProof/>
-                <w:webHidden/>
-              </w:rPr>
-              <w:fldChar w:fldCharType="separate"/>
-            </w:r>
-            <w:r>
-              <w:rPr>
-                <w:noProof/>
-                <w:webHidden/>
-              </w:rPr>
-              <w:t>41</w:t>
-            </w:r>
-            <w:r>
-              <w:rPr>
-                <w:noProof/>
-                <w:webHidden/>
-              </w:rPr>
-              <w:fldChar w:fldCharType="end"/>
-            </w:r>
-          </w:hyperlink>
-        </w:p>
-        <w:p>
-          <w:pPr>
-            <w:pStyle w:val="TOC2"/>
-            <w:tabs>
-              <w:tab w:val="left" w:pos="880"/>
-              <w:tab w:val="right" w:leader="dot" w:pos="9061"/>
-            </w:tabs>
-            <w:rPr>
-              <w:rFonts w:asciiTheme="minorHAnsi" w:eastAsiaTheme="minorEastAsia" w:hAnsiTheme="minorHAnsi"/>
-              <w:noProof/>
-              <w:sz w:val="22"/>
-              <w:lang w:eastAsia="vi-VN"/>
-            </w:rPr>
-          </w:pPr>
-          <w:hyperlink w:anchor="_Toc93142535" w:history="1">
-            <w:r>
-              <w:rPr>
-                <w:rStyle w:val="Hyperlink"/>
-                <w:noProof/>
-              </w:rPr>
-              <w:t>5.7.</w:t>
-            </w:r>
-            <w:r>
-              <w:rPr>
-                <w:rFonts w:asciiTheme="minorHAnsi" w:eastAsiaTheme="minorEastAsia" w:hAnsiTheme="minorHAnsi"/>
-                <w:noProof/>
-                <w:sz w:val="22"/>
-                <w:lang w:eastAsia="vi-VN"/>
-              </w:rPr>
-              <w:tab/>
-            </w:r>
-            <w:r>
-              <w:rPr>
-                <w:rStyle w:val="Hyperlink"/>
-                <w:noProof/>
-              </w:rPr>
-              <w:t>Thống kê</w:t>
-            </w:r>
-            <w:r>
-              <w:rPr>
-                <w:noProof/>
-                <w:webHidden/>
-              </w:rPr>
-              <w:tab/>
-            </w:r>
-            <w:r>
-              <w:rPr>
-                <w:noProof/>
-                <w:webHidden/>
-              </w:rPr>
-              <w:fldChar w:fldCharType="begin"/>
-            </w:r>
-            <w:r>
-              <w:rPr>
-                <w:noProof/>
-                <w:webHidden/>
-              </w:rPr>
-              <w:instrText xml:space="preserve"> PAGEREF _Toc93142535 \h </w:instrText>
-            </w:r>
-            <w:r>
-              <w:rPr>
-                <w:noProof/>
-                <w:webHidden/>
-              </w:rPr>
-            </w:r>
-            <w:r>
-              <w:rPr>
-                <w:noProof/>
-                <w:webHidden/>
-              </w:rPr>
-              <w:fldChar w:fldCharType="separate"/>
-            </w:r>
-            <w:r>
-              <w:rPr>
-                <w:noProof/>
-                <w:webHidden/>
-              </w:rPr>
-              <w:t>42</w:t>
-            </w:r>
-            <w:r>
-              <w:rPr>
-                <w:noProof/>
-                <w:webHidden/>
-              </w:rPr>
-              <w:fldChar w:fldCharType="end"/>
-            </w:r>
-          </w:hyperlink>
-        </w:p>
-        <w:p>
-          <w:pPr>
-            <w:pStyle w:val="TOC3"/>
-            <w:tabs>
-              <w:tab w:val="left" w:pos="1540"/>
-              <w:tab w:val="right" w:leader="dot" w:pos="9061"/>
-            </w:tabs>
-            <w:rPr>
-              <w:rFonts w:asciiTheme="minorHAnsi" w:eastAsiaTheme="minorEastAsia" w:hAnsiTheme="minorHAnsi"/>
-              <w:noProof/>
-              <w:sz w:val="22"/>
-              <w:lang w:eastAsia="vi-VN"/>
-            </w:rPr>
-          </w:pPr>
-          <w:hyperlink w:anchor="_Toc93142536" w:history="1">
-            <w:r>
-              <w:rPr>
-                <w:rStyle w:val="Hyperlink"/>
-                <w:noProof/>
-              </w:rPr>
-              <w:t>5.7.1.</w:t>
-            </w:r>
-            <w:r>
-              <w:rPr>
-                <w:rFonts w:asciiTheme="minorHAnsi" w:eastAsiaTheme="minorEastAsia" w:hAnsiTheme="minorHAnsi"/>
-                <w:noProof/>
-                <w:sz w:val="22"/>
-                <w:lang w:eastAsia="vi-VN"/>
-              </w:rPr>
-              <w:tab/>
-            </w:r>
-            <w:r>
-              <w:rPr>
-                <w:rStyle w:val="Hyperlink"/>
-                <w:noProof/>
-              </w:rPr>
-              <w:t>Thiết kế giao diện thống kê</w:t>
-            </w:r>
-            <w:r>
-              <w:rPr>
-                <w:noProof/>
-                <w:webHidden/>
-              </w:rPr>
-              <w:tab/>
-            </w:r>
-            <w:r>
-              <w:rPr>
-                <w:noProof/>
-                <w:webHidden/>
-              </w:rPr>
-              <w:fldChar w:fldCharType="begin"/>
-            </w:r>
-            <w:r>
-              <w:rPr>
-                <w:noProof/>
-                <w:webHidden/>
-              </w:rPr>
-              <w:instrText xml:space="preserve"> PAGEREF _Toc93142536 \h </w:instrText>
-            </w:r>
-            <w:r>
-              <w:rPr>
-                <w:noProof/>
-                <w:webHidden/>
-              </w:rPr>
-            </w:r>
-            <w:r>
-              <w:rPr>
-                <w:noProof/>
-                <w:webHidden/>
-              </w:rPr>
-              <w:fldChar w:fldCharType="separate"/>
-            </w:r>
-            <w:r>
-              <w:rPr>
-                <w:noProof/>
-                <w:webHidden/>
-              </w:rPr>
-              <w:t>42</w:t>
-            </w:r>
-            <w:r>
-              <w:rPr>
-                <w:noProof/>
-                <w:webHidden/>
-              </w:rPr>
-              <w:fldChar w:fldCharType="end"/>
-            </w:r>
-          </w:hyperlink>
-        </w:p>
-        <w:p>
-          <w:pPr>
-            <w:pStyle w:val="TOC3"/>
-            <w:tabs>
-              <w:tab w:val="left" w:pos="1540"/>
-              <w:tab w:val="right" w:leader="dot" w:pos="9061"/>
-            </w:tabs>
-            <w:rPr>
-              <w:rFonts w:asciiTheme="minorHAnsi" w:eastAsiaTheme="minorEastAsia" w:hAnsiTheme="minorHAnsi"/>
-              <w:noProof/>
-              <w:sz w:val="22"/>
-              <w:lang w:eastAsia="vi-VN"/>
-            </w:rPr>
-          </w:pPr>
-          <w:hyperlink w:anchor="_Toc93142537" w:history="1">
-            <w:r>
-              <w:rPr>
-                <w:rStyle w:val="Hyperlink"/>
-                <w:noProof/>
-              </w:rPr>
-              <w:t>5.7.2.</w:t>
-            </w:r>
-            <w:r>
-              <w:rPr>
-                <w:rFonts w:asciiTheme="minorHAnsi" w:eastAsiaTheme="minorEastAsia" w:hAnsiTheme="minorHAnsi"/>
-                <w:noProof/>
-                <w:sz w:val="22"/>
-                <w:lang w:eastAsia="vi-VN"/>
-              </w:rPr>
-              <w:tab/>
-            </w:r>
-            <w:r>
-              <w:rPr>
-                <w:rStyle w:val="Hyperlink"/>
-                <w:noProof/>
-              </w:rPr>
-              <w:t>Xử lý giao diện thống kê</w:t>
-            </w:r>
-            <w:r>
-              <w:rPr>
-                <w:noProof/>
-                <w:webHidden/>
-              </w:rPr>
-              <w:tab/>
-            </w:r>
-            <w:r>
-              <w:rPr>
-                <w:noProof/>
-                <w:webHidden/>
-              </w:rPr>
-              <w:fldChar w:fldCharType="begin"/>
-            </w:r>
-            <w:r>
-              <w:rPr>
-                <w:noProof/>
-                <w:webHidden/>
-              </w:rPr>
-              <w:instrText xml:space="preserve"> PAGEREF _Toc93142537 \h </w:instrText>
-            </w:r>
-            <w:r>
-              <w:rPr>
-                <w:noProof/>
-                <w:webHidden/>
-              </w:rPr>
-            </w:r>
-            <w:r>
-              <w:rPr>
-                <w:noProof/>
-                <w:webHidden/>
-              </w:rPr>
-              <w:fldChar w:fldCharType="separate"/>
-            </w:r>
-            <w:r>
-              <w:rPr>
-                <w:noProof/>
-                <w:webHidden/>
-              </w:rPr>
-              <w:t>42</w:t>
-            </w:r>
-            <w:r>
-              <w:rPr>
-                <w:noProof/>
-                <w:webHidden/>
-              </w:rPr>
-              <w:fldChar w:fldCharType="end"/>
-            </w:r>
-          </w:hyperlink>
-        </w:p>
-        <w:p>
-          <w:pPr>
-            <w:pStyle w:val="TOC1"/>
-            <w:tabs>
-              <w:tab w:val="left" w:pos="520"/>
-            </w:tabs>
-            <w:rPr>
-              <w:rFonts w:asciiTheme="minorHAnsi" w:eastAsiaTheme="minorEastAsia" w:hAnsiTheme="minorHAnsi"/>
-              <w:b w:val="0"/>
-              <w:noProof/>
-              <w:sz w:val="22"/>
-              <w:lang w:val="vi-VN" w:eastAsia="vi-VN"/>
-            </w:rPr>
-          </w:pPr>
-          <w:hyperlink w:anchor="_Toc93142538" w:history="1">
-            <w:r>
-              <w:rPr>
-                <w:rStyle w:val="Hyperlink"/>
-                <w:bCs/>
-                <w:noProof/>
-              </w:rPr>
-              <w:t>6.</w:t>
-            </w:r>
-            <w:r>
-              <w:rPr>
-                <w:rFonts w:asciiTheme="minorHAnsi" w:eastAsiaTheme="minorEastAsia" w:hAnsiTheme="minorHAnsi"/>
-                <w:b w:val="0"/>
-                <w:noProof/>
-                <w:sz w:val="22"/>
-                <w:lang w:val="vi-VN" w:eastAsia="vi-VN"/>
-              </w:rPr>
-              <w:tab/>
-            </w:r>
-            <w:r>
-              <w:rPr>
-                <w:rStyle w:val="Hyperlink"/>
-                <w:noProof/>
-              </w:rPr>
-              <w:t>SỰ TIẾN HOÁ HỆ THỐNG</w:t>
-            </w:r>
-            <w:r>
-              <w:rPr>
-                <w:noProof/>
-                <w:webHidden/>
-              </w:rPr>
-              <w:tab/>
-            </w:r>
-            <w:r>
-              <w:rPr>
-                <w:noProof/>
-                <w:webHidden/>
-              </w:rPr>
-              <w:fldChar w:fldCharType="begin"/>
-            </w:r>
-            <w:r>
-              <w:rPr>
-                <w:noProof/>
-                <w:webHidden/>
-              </w:rPr>
-              <w:instrText xml:space="preserve"> PAGEREF _Toc93142538 \h </w:instrText>
+              <w:instrText xml:space="preserve"> PAGEREF _Toc93239649 \h </w:instrText>
             </w:r>
             <w:r>
               <w:rPr>
@@ -3599,7 +2467,7 @@
         </w:rPr>
         <w:fldChar w:fldCharType="separate"/>
       </w:r>
-      <w:hyperlink w:anchor="_Toc93142539" w:history="1">
+      <w:hyperlink w:anchor="_Toc93239650" w:history="1">
         <w:r>
           <w:rPr>
             <w:rStyle w:val="Hyperlink"/>
@@ -3636,7 +2504,7 @@
             <w:noProof/>
             <w:webHidden/>
           </w:rPr>
-          <w:instrText xml:space="preserve"> PAGEREF _Toc93142539 \h </w:instrText>
+          <w:instrText xml:space="preserve"> PAGEREF _Toc93239650 \h </w:instrText>
         </w:r>
         <w:r>
           <w:rPr>
@@ -3656,7 +2524,7 @@
             <w:noProof/>
             <w:webHidden/>
           </w:rPr>
-          <w:t>10</w:t>
+          <w:t>9</w:t>
         </w:r>
         <w:r>
           <w:rPr>
@@ -3680,7 +2548,7 @@
           <w:lang w:eastAsia="vi-VN"/>
         </w:rPr>
       </w:pPr>
-      <w:hyperlink w:anchor="_Toc93142540" w:history="1">
+      <w:hyperlink w:anchor="_Toc93239651" w:history="1">
         <w:r>
           <w:rPr>
             <w:rStyle w:val="Hyperlink"/>
@@ -3717,7 +2585,79 @@
             <w:noProof/>
             <w:webHidden/>
           </w:rPr>
-          <w:instrText xml:space="preserve"> PAGEREF _Toc93142540 \h </w:instrText>
+          <w:instrText xml:space="preserve"> PAGEREF _Toc93239651 \h </w:instrText>
+        </w:r>
+        <w:r>
+          <w:rPr>
+            <w:noProof/>
+            <w:webHidden/>
+          </w:rPr>
+        </w:r>
+        <w:r>
+          <w:rPr>
+            <w:noProof/>
+            <w:webHidden/>
+          </w:rPr>
+          <w:fldChar w:fldCharType="separate"/>
+        </w:r>
+        <w:r>
+          <w:rPr>
+            <w:noProof/>
+            <w:webHidden/>
+          </w:rPr>
+          <w:t>27</w:t>
+        </w:r>
+        <w:r>
+          <w:rPr>
+            <w:noProof/>
+            <w:webHidden/>
+          </w:rPr>
+          <w:fldChar w:fldCharType="end"/>
+        </w:r>
+      </w:hyperlink>
+    </w:p>
+    <w:p>
+      <w:pPr>
+        <w:pStyle w:val="TableofFigures"/>
+        <w:tabs>
+          <w:tab w:val="right" w:leader="dot" w:pos="9061"/>
+        </w:tabs>
+        <w:rPr>
+          <w:rFonts w:asciiTheme="minorHAnsi" w:eastAsiaTheme="minorEastAsia" w:hAnsiTheme="minorHAnsi"/>
+          <w:noProof/>
+          <w:sz w:val="22"/>
+          <w:lang w:eastAsia="vi-VN"/>
+        </w:rPr>
+      </w:pPr>
+      <w:hyperlink w:anchor="_Toc93239652" w:history="1">
+        <w:r>
+          <w:rPr>
+            <w:rStyle w:val="Hyperlink"/>
+            <w:rFonts w:cs="Times New Roman"/>
+            <w:noProof/>
+          </w:rPr>
+          <w:t>Hình 4.3: Sequence Diagram chức năng đăng nhập</w:t>
+        </w:r>
+        <w:r>
+          <w:rPr>
+            <w:noProof/>
+            <w:webHidden/>
+          </w:rPr>
+          <w:tab/>
+        </w:r>
+        <w:r>
+          <w:rPr>
+            <w:noProof/>
+            <w:webHidden/>
+          </w:rPr>
+          <w:fldChar w:fldCharType="begin"/>
+        </w:r>
+        <w:r>
+          <w:rPr>
+            <w:noProof/>
+            <w:webHidden/>
+          </w:rPr>
+          <w:instrText xml:space="preserve"> PAGEREF _Toc93239652 \h </w:instrText>
         </w:r>
         <w:r>
           <w:rPr>
@@ -3761,14 +2701,14 @@
           <w:lang w:eastAsia="vi-VN"/>
         </w:rPr>
       </w:pPr>
-      <w:hyperlink w:anchor="_Toc93142541" w:history="1">
+      <w:hyperlink w:anchor="_Toc93239653" w:history="1">
         <w:r>
           <w:rPr>
             <w:rStyle w:val="Hyperlink"/>
             <w:rFonts w:cs="Times New Roman"/>
             <w:noProof/>
           </w:rPr>
-          <w:t>Hình 4.3: Sequence Diagram chức năng đăng nhập</w:t>
+          <w:t>Hình 4.4: Sequence Diagram chức năng tra cứu sách</w:t>
         </w:r>
         <w:r>
           <w:rPr>
@@ -3789,7 +2729,7 @@
             <w:noProof/>
             <w:webHidden/>
           </w:rPr>
-          <w:instrText xml:space="preserve"> PAGEREF _Toc93142541 \h </w:instrText>
+          <w:instrText xml:space="preserve"> PAGEREF _Toc93239653 \h </w:instrText>
         </w:r>
         <w:r>
           <w:rPr>
@@ -3833,14 +2773,14 @@
           <w:lang w:eastAsia="vi-VN"/>
         </w:rPr>
       </w:pPr>
-      <w:hyperlink w:anchor="_Toc93142542" w:history="1">
+      <w:hyperlink w:anchor="_Toc93239654" w:history="1">
         <w:r>
           <w:rPr>
             <w:rStyle w:val="Hyperlink"/>
             <w:rFonts w:cs="Times New Roman"/>
             <w:noProof/>
           </w:rPr>
-          <w:t>Hình 4.4: Sequence Diagram chức năng tra cứu sách</w:t>
+          <w:t>Hình 4.5: Sequence Diagram chức năng thanh toán đơn hàng</w:t>
         </w:r>
         <w:r>
           <w:rPr>
@@ -3861,7 +2801,7 @@
             <w:noProof/>
             <w:webHidden/>
           </w:rPr>
-          <w:instrText xml:space="preserve"> PAGEREF _Toc93142542 \h </w:instrText>
+          <w:instrText xml:space="preserve"> PAGEREF _Toc93239654 \h </w:instrText>
         </w:r>
         <w:r>
           <w:rPr>
@@ -3905,14 +2845,14 @@
           <w:lang w:eastAsia="vi-VN"/>
         </w:rPr>
       </w:pPr>
-      <w:hyperlink w:anchor="_Toc93142543" w:history="1">
+      <w:hyperlink w:anchor="_Toc93239655" w:history="1">
         <w:r>
           <w:rPr>
             <w:rStyle w:val="Hyperlink"/>
             <w:rFonts w:cs="Times New Roman"/>
             <w:noProof/>
           </w:rPr>
-          <w:t>Hình 4.5: Sequence Diagram chức năng thanh toán đơn hàng</w:t>
+          <w:t>Hình 4.6: Sequence Diagram chức năng nhập sách vào kho</w:t>
         </w:r>
         <w:r>
           <w:rPr>
@@ -3933,7 +2873,7 @@
             <w:noProof/>
             <w:webHidden/>
           </w:rPr>
-          <w:instrText xml:space="preserve"> PAGEREF _Toc93142543 \h </w:instrText>
+          <w:instrText xml:space="preserve"> PAGEREF _Toc93239655 \h </w:instrText>
         </w:r>
         <w:r>
           <w:rPr>
@@ -3977,14 +2917,14 @@
           <w:lang w:eastAsia="vi-VN"/>
         </w:rPr>
       </w:pPr>
-      <w:hyperlink w:anchor="_Toc93142544" w:history="1">
+      <w:hyperlink w:anchor="_Toc93239656" w:history="1">
         <w:r>
           <w:rPr>
             <w:rStyle w:val="Hyperlink"/>
             <w:rFonts w:cs="Times New Roman"/>
             <w:noProof/>
           </w:rPr>
-          <w:t>Hình 4.6: Sequence Diagram chức năng nhập sách vào kho</w:t>
+          <w:t>Hình 4.7: Sequence Diagram chức năng quản trị sách</w:t>
         </w:r>
         <w:r>
           <w:rPr>
@@ -4005,7 +2945,7 @@
             <w:noProof/>
             <w:webHidden/>
           </w:rPr>
-          <w:instrText xml:space="preserve"> PAGEREF _Toc93142544 \h </w:instrText>
+          <w:instrText xml:space="preserve"> PAGEREF _Toc93239656 \h </w:instrText>
         </w:r>
         <w:r>
           <w:rPr>
@@ -4049,14 +2989,14 @@
           <w:lang w:eastAsia="vi-VN"/>
         </w:rPr>
       </w:pPr>
-      <w:hyperlink w:anchor="_Toc93142545" w:history="1">
+      <w:hyperlink w:anchor="_Toc93239657" w:history="1">
         <w:r>
           <w:rPr>
             <w:rStyle w:val="Hyperlink"/>
             <w:rFonts w:cs="Times New Roman"/>
             <w:noProof/>
           </w:rPr>
-          <w:t>Hình 4.7: Sequence Diagram chức năng quản trị sách</w:t>
+          <w:t>Hình 4.8: Sequence Diagram chức năng xem thống kê và báo cáo</w:t>
         </w:r>
         <w:r>
           <w:rPr>
@@ -4077,7 +3017,7 @@
             <w:noProof/>
             <w:webHidden/>
           </w:rPr>
-          <w:instrText xml:space="preserve"> PAGEREF _Toc93142545 \h </w:instrText>
+          <w:instrText xml:space="preserve"> PAGEREF _Toc93239657 \h </w:instrText>
         </w:r>
         <w:r>
           <w:rPr>
@@ -4121,79 +3061,7 @@
           <w:lang w:eastAsia="vi-VN"/>
         </w:rPr>
       </w:pPr>
-      <w:hyperlink w:anchor="_Toc93142546" w:history="1">
-        <w:r>
-          <w:rPr>
-            <w:rStyle w:val="Hyperlink"/>
-            <w:rFonts w:cs="Times New Roman"/>
-            <w:noProof/>
-          </w:rPr>
-          <w:t>Hình 4.8: Sequence Diagram chức năng xem thống kê và báo cáo</w:t>
-        </w:r>
-        <w:r>
-          <w:rPr>
-            <w:noProof/>
-            <w:webHidden/>
-          </w:rPr>
-          <w:tab/>
-        </w:r>
-        <w:r>
-          <w:rPr>
-            <w:noProof/>
-            <w:webHidden/>
-          </w:rPr>
-          <w:fldChar w:fldCharType="begin"/>
-        </w:r>
-        <w:r>
-          <w:rPr>
-            <w:noProof/>
-            <w:webHidden/>
-          </w:rPr>
-          <w:instrText xml:space="preserve"> PAGEREF _Toc93142546 \h </w:instrText>
-        </w:r>
-        <w:r>
-          <w:rPr>
-            <w:noProof/>
-            <w:webHidden/>
-          </w:rPr>
-        </w:r>
-        <w:r>
-          <w:rPr>
-            <w:noProof/>
-            <w:webHidden/>
-          </w:rPr>
-          <w:fldChar w:fldCharType="separate"/>
-        </w:r>
-        <w:r>
-          <w:rPr>
-            <w:noProof/>
-            <w:webHidden/>
-          </w:rPr>
-          <w:t>34</w:t>
-        </w:r>
-        <w:r>
-          <w:rPr>
-            <w:noProof/>
-            <w:webHidden/>
-          </w:rPr>
-          <w:fldChar w:fldCharType="end"/>
-        </w:r>
-      </w:hyperlink>
-    </w:p>
-    <w:p>
-      <w:pPr>
-        <w:pStyle w:val="TableofFigures"/>
-        <w:tabs>
-          <w:tab w:val="right" w:leader="dot" w:pos="9061"/>
-        </w:tabs>
-        <w:rPr>
-          <w:rFonts w:asciiTheme="minorHAnsi" w:eastAsiaTheme="minorEastAsia" w:hAnsiTheme="minorHAnsi"/>
-          <w:noProof/>
-          <w:sz w:val="22"/>
-          <w:lang w:eastAsia="vi-VN"/>
-        </w:rPr>
-      </w:pPr>
-      <w:hyperlink w:anchor="_Toc93142547" w:history="1">
+      <w:hyperlink w:anchor="_Toc93239658" w:history="1">
         <w:r>
           <w:rPr>
             <w:rStyle w:val="Hyperlink"/>
@@ -4228,7 +3096,7 @@
             <w:noProof/>
             <w:webHidden/>
           </w:rPr>
-          <w:instrText xml:space="preserve"> PAGEREF _Toc93142547 \h </w:instrText>
+          <w:instrText xml:space="preserve"> PAGEREF _Toc93239658 \h </w:instrText>
         </w:r>
         <w:r>
           <w:rPr>
@@ -4248,7 +3116,7 @@
             <w:noProof/>
             <w:webHidden/>
           </w:rPr>
-          <w:t>35</w:t>
+          <w:t>34</w:t>
         </w:r>
         <w:r>
           <w:rPr>
@@ -4272,13 +3140,13 @@
           <w:lang w:eastAsia="vi-VN"/>
         </w:rPr>
       </w:pPr>
-      <w:hyperlink w:anchor="_Toc93142548" w:history="1">
+      <w:hyperlink w:anchor="_Toc93239659" w:history="1">
         <w:r>
           <w:rPr>
             <w:rStyle w:val="Hyperlink"/>
             <w:noProof/>
           </w:rPr>
-          <w:t>Hình 5.1</w:t>
+          <w:t>Hình 4.10</w:t>
         </w:r>
         <w:r>
           <w:rPr>
@@ -4307,7 +3175,7 @@
             <w:noProof/>
             <w:webHidden/>
           </w:rPr>
-          <w:instrText xml:space="preserve"> PAGEREF _Toc93142548 \h </w:instrText>
+          <w:instrText xml:space="preserve"> PAGEREF _Toc93239659 \h </w:instrText>
         </w:r>
         <w:r>
           <w:rPr>
@@ -4351,13 +3219,13 @@
           <w:lang w:eastAsia="vi-VN"/>
         </w:rPr>
       </w:pPr>
-      <w:hyperlink w:anchor="_Toc93142549" w:history="1">
+      <w:hyperlink w:anchor="_Toc93239660" w:history="1">
         <w:r>
           <w:rPr>
             <w:rStyle w:val="Hyperlink"/>
             <w:noProof/>
           </w:rPr>
-          <w:t>Hình 5.2</w:t>
+          <w:t>Hình 4.11</w:t>
         </w:r>
         <w:r>
           <w:rPr>
@@ -4386,7 +3254,7 @@
             <w:noProof/>
             <w:webHidden/>
           </w:rPr>
-          <w:instrText xml:space="preserve"> PAGEREF _Toc93142549 \h </w:instrText>
+          <w:instrText xml:space="preserve"> PAGEREF _Toc93239660 \h </w:instrText>
         </w:r>
         <w:r>
           <w:rPr>
@@ -4430,13 +3298,13 @@
           <w:lang w:eastAsia="vi-VN"/>
         </w:rPr>
       </w:pPr>
-      <w:hyperlink w:anchor="_Toc93142550" w:history="1">
+      <w:hyperlink w:anchor="_Toc93239661" w:history="1">
         <w:r>
           <w:rPr>
             <w:rStyle w:val="Hyperlink"/>
             <w:noProof/>
           </w:rPr>
-          <w:t>Hình 5.3</w:t>
+          <w:t>Hình 4.12</w:t>
         </w:r>
         <w:r>
           <w:rPr>
@@ -4465,7 +3333,7 @@
             <w:noProof/>
             <w:webHidden/>
           </w:rPr>
-          <w:instrText xml:space="preserve"> PAGEREF _Toc93142550 \h </w:instrText>
+          <w:instrText xml:space="preserve"> PAGEREF _Toc93239661 \h </w:instrText>
         </w:r>
         <w:r>
           <w:rPr>
@@ -4509,13 +3377,13 @@
           <w:lang w:eastAsia="vi-VN"/>
         </w:rPr>
       </w:pPr>
-      <w:hyperlink w:anchor="_Toc93142551" w:history="1">
+      <w:hyperlink w:anchor="_Toc93239662" w:history="1">
         <w:r>
           <w:rPr>
             <w:rStyle w:val="Hyperlink"/>
             <w:noProof/>
           </w:rPr>
-          <w:t>Hình 5.4</w:t>
+          <w:t>Hình 4.13</w:t>
         </w:r>
         <w:r>
           <w:rPr>
@@ -4544,7 +3412,7 @@
             <w:noProof/>
             <w:webHidden/>
           </w:rPr>
-          <w:instrText xml:space="preserve"> PAGEREF _Toc93142551 \h </w:instrText>
+          <w:instrText xml:space="preserve"> PAGEREF _Toc93239662 \h </w:instrText>
         </w:r>
         <w:r>
           <w:rPr>
@@ -4588,13 +3456,13 @@
           <w:lang w:eastAsia="vi-VN"/>
         </w:rPr>
       </w:pPr>
-      <w:hyperlink w:anchor="_Toc93142552" w:history="1">
+      <w:hyperlink w:anchor="_Toc93239663" w:history="1">
         <w:r>
           <w:rPr>
             <w:rStyle w:val="Hyperlink"/>
             <w:noProof/>
           </w:rPr>
-          <w:t>Hình 5.5</w:t>
+          <w:t>Hình 4.14</w:t>
         </w:r>
         <w:r>
           <w:rPr>
@@ -4623,7 +3491,7 @@
             <w:noProof/>
             <w:webHidden/>
           </w:rPr>
-          <w:instrText xml:space="preserve"> PAGEREF _Toc93142552 \h </w:instrText>
+          <w:instrText xml:space="preserve"> PAGEREF _Toc93239663 \h </w:instrText>
         </w:r>
         <w:r>
           <w:rPr>
@@ -4667,13 +3535,13 @@
           <w:lang w:eastAsia="vi-VN"/>
         </w:rPr>
       </w:pPr>
-      <w:hyperlink w:anchor="_Toc93142553" w:history="1">
+      <w:hyperlink w:anchor="_Toc93239664" w:history="1">
         <w:r>
           <w:rPr>
             <w:rStyle w:val="Hyperlink"/>
             <w:noProof/>
           </w:rPr>
-          <w:t>Hình 5.6</w:t>
+          <w:t>Hình 4.15</w:t>
         </w:r>
         <w:r>
           <w:rPr>
@@ -4702,7 +3570,7 @@
             <w:noProof/>
             <w:webHidden/>
           </w:rPr>
-          <w:instrText xml:space="preserve"> PAGEREF _Toc93142553 \h </w:instrText>
+          <w:instrText xml:space="preserve"> PAGEREF _Toc93239664 \h </w:instrText>
         </w:r>
         <w:r>
           <w:rPr>
@@ -4746,13 +3614,13 @@
           <w:lang w:eastAsia="vi-VN"/>
         </w:rPr>
       </w:pPr>
-      <w:hyperlink w:anchor="_Toc93142554" w:history="1">
+      <w:hyperlink w:anchor="_Toc93239665" w:history="1">
         <w:r>
           <w:rPr>
             <w:rStyle w:val="Hyperlink"/>
             <w:noProof/>
           </w:rPr>
-          <w:t>Hình 5.7</w:t>
+          <w:t>Hình 4.16</w:t>
         </w:r>
         <w:r>
           <w:rPr>
@@ -4781,7 +3649,7 @@
             <w:noProof/>
             <w:webHidden/>
           </w:rPr>
-          <w:instrText xml:space="preserve"> PAGEREF _Toc93142554 \h </w:instrText>
+          <w:instrText xml:space="preserve"> PAGEREF _Toc93239665 \h </w:instrText>
         </w:r>
         <w:r>
           <w:rPr>
@@ -4899,7 +3767,7 @@
         </w:rPr>
         <w:fldChar w:fldCharType="separate"/>
       </w:r>
-      <w:hyperlink w:anchor="_Toc93142555" w:history="1">
+      <w:hyperlink w:anchor="_Toc93239666" w:history="1">
         <w:r>
           <w:rPr>
             <w:rStyle w:val="Hyperlink"/>
@@ -4927,7 +3795,7 @@
             <w:noProof/>
             <w:webHidden/>
           </w:rPr>
-          <w:instrText xml:space="preserve"> PAGEREF _Toc93142555 \h </w:instrText>
+          <w:instrText xml:space="preserve"> PAGEREF _Toc93239666 \h </w:instrText>
         </w:r>
         <w:r>
           <w:rPr>
@@ -4947,7 +3815,7 @@
             <w:noProof/>
             <w:webHidden/>
           </w:rPr>
-          <w:t>11</w:t>
+          <w:t>10</w:t>
         </w:r>
         <w:r>
           <w:rPr>
@@ -4971,7 +3839,7 @@
           <w:lang w:eastAsia="vi-VN"/>
         </w:rPr>
       </w:pPr>
-      <w:hyperlink w:anchor="_Toc93142556" w:history="1">
+      <w:hyperlink w:anchor="_Toc93239667" w:history="1">
         <w:r>
           <w:rPr>
             <w:rStyle w:val="Hyperlink"/>
@@ -5008,7 +3876,7 @@
             <w:noProof/>
             <w:webHidden/>
           </w:rPr>
-          <w:instrText xml:space="preserve"> PAGEREF _Toc93142556 \h </w:instrText>
+          <w:instrText xml:space="preserve"> PAGEREF _Toc93239667 \h </w:instrText>
         </w:r>
         <w:r>
           <w:rPr>
@@ -5028,7 +3896,7 @@
             <w:noProof/>
             <w:webHidden/>
           </w:rPr>
-          <w:t>12</w:t>
+          <w:t>11</w:t>
         </w:r>
         <w:r>
           <w:rPr>
@@ -5052,7 +3920,7 @@
           <w:lang w:eastAsia="vi-VN"/>
         </w:rPr>
       </w:pPr>
-      <w:hyperlink w:anchor="_Toc93142557" w:history="1">
+      <w:hyperlink w:anchor="_Toc93239668" w:history="1">
         <w:r>
           <w:rPr>
             <w:rStyle w:val="Hyperlink"/>
@@ -5089,7 +3957,7 @@
             <w:noProof/>
             <w:webHidden/>
           </w:rPr>
-          <w:instrText xml:space="preserve"> PAGEREF _Toc93142557 \h </w:instrText>
+          <w:instrText xml:space="preserve"> PAGEREF _Toc93239668 \h </w:instrText>
         </w:r>
         <w:r>
           <w:rPr>
@@ -5109,7 +3977,7 @@
             <w:noProof/>
             <w:webHidden/>
           </w:rPr>
-          <w:t>13</w:t>
+          <w:t>12</w:t>
         </w:r>
         <w:r>
           <w:rPr>
@@ -5133,7 +4001,7 @@
           <w:lang w:eastAsia="vi-VN"/>
         </w:rPr>
       </w:pPr>
-      <w:hyperlink w:anchor="_Toc93142558" w:history="1">
+      <w:hyperlink w:anchor="_Toc93239669" w:history="1">
         <w:r>
           <w:rPr>
             <w:rStyle w:val="Hyperlink"/>
@@ -5170,7 +4038,7 @@
             <w:noProof/>
             <w:webHidden/>
           </w:rPr>
-          <w:instrText xml:space="preserve"> PAGEREF _Toc93142558 \h </w:instrText>
+          <w:instrText xml:space="preserve"> PAGEREF _Toc93239669 \h </w:instrText>
         </w:r>
         <w:r>
           <w:rPr>
@@ -5190,7 +4058,7 @@
             <w:noProof/>
             <w:webHidden/>
           </w:rPr>
-          <w:t>14</w:t>
+          <w:t>13</w:t>
         </w:r>
         <w:r>
           <w:rPr>
@@ -5214,7 +4082,7 @@
           <w:lang w:eastAsia="vi-VN"/>
         </w:rPr>
       </w:pPr>
-      <w:hyperlink w:anchor="_Toc93142559" w:history="1">
+      <w:hyperlink w:anchor="_Toc93239670" w:history="1">
         <w:r>
           <w:rPr>
             <w:rStyle w:val="Hyperlink"/>
@@ -5251,7 +4119,7 @@
             <w:noProof/>
             <w:webHidden/>
           </w:rPr>
-          <w:instrText xml:space="preserve"> PAGEREF _Toc93142559 \h </w:instrText>
+          <w:instrText xml:space="preserve"> PAGEREF _Toc93239670 \h </w:instrText>
         </w:r>
         <w:r>
           <w:rPr>
@@ -5271,7 +4139,7 @@
             <w:noProof/>
             <w:webHidden/>
           </w:rPr>
-          <w:t>15</w:t>
+          <w:t>14</w:t>
         </w:r>
         <w:r>
           <w:rPr>
@@ -5295,7 +4163,7 @@
           <w:lang w:eastAsia="vi-VN"/>
         </w:rPr>
       </w:pPr>
-      <w:hyperlink w:anchor="_Toc93142560" w:history="1">
+      <w:hyperlink w:anchor="_Toc93239671" w:history="1">
         <w:r>
           <w:rPr>
             <w:rStyle w:val="Hyperlink"/>
@@ -5332,7 +4200,7 @@
             <w:noProof/>
             <w:webHidden/>
           </w:rPr>
-          <w:instrText xml:space="preserve"> PAGEREF _Toc93142560 \h </w:instrText>
+          <w:instrText xml:space="preserve"> PAGEREF _Toc93239671 \h </w:instrText>
         </w:r>
         <w:r>
           <w:rPr>
@@ -5352,7 +4220,7 @@
             <w:noProof/>
             <w:webHidden/>
           </w:rPr>
-          <w:t>17</w:t>
+          <w:t>16</w:t>
         </w:r>
         <w:r>
           <w:rPr>
@@ -5376,7 +4244,7 @@
           <w:lang w:eastAsia="vi-VN"/>
         </w:rPr>
       </w:pPr>
-      <w:hyperlink w:anchor="_Toc93142561" w:history="1">
+      <w:hyperlink w:anchor="_Toc93239672" w:history="1">
         <w:r>
           <w:rPr>
             <w:rStyle w:val="Hyperlink"/>
@@ -5413,7 +4281,7 @@
             <w:noProof/>
             <w:webHidden/>
           </w:rPr>
-          <w:instrText xml:space="preserve"> PAGEREF _Toc93142561 \h </w:instrText>
+          <w:instrText xml:space="preserve"> PAGEREF _Toc93239672 \h </w:instrText>
         </w:r>
         <w:r>
           <w:rPr>
@@ -5433,7 +4301,7 @@
             <w:noProof/>
             <w:webHidden/>
           </w:rPr>
-          <w:t>19</w:t>
+          <w:t>18</w:t>
         </w:r>
         <w:r>
           <w:rPr>
@@ -5457,7 +4325,7 @@
           <w:lang w:eastAsia="vi-VN"/>
         </w:rPr>
       </w:pPr>
-      <w:hyperlink w:anchor="_Toc93142562" w:history="1">
+      <w:hyperlink w:anchor="_Toc93239673" w:history="1">
         <w:r>
           <w:rPr>
             <w:rStyle w:val="Hyperlink"/>
@@ -5494,7 +4362,7 @@
             <w:noProof/>
             <w:webHidden/>
           </w:rPr>
-          <w:instrText xml:space="preserve"> PAGEREF _Toc93142562 \h </w:instrText>
+          <w:instrText xml:space="preserve"> PAGEREF _Toc93239673 \h </w:instrText>
         </w:r>
         <w:r>
           <w:rPr>
@@ -5514,7 +4382,7 @@
             <w:noProof/>
             <w:webHidden/>
           </w:rPr>
-          <w:t>20</w:t>
+          <w:t>19</w:t>
         </w:r>
         <w:r>
           <w:rPr>
@@ -5538,7 +4406,7 @@
           <w:lang w:eastAsia="vi-VN"/>
         </w:rPr>
       </w:pPr>
-      <w:hyperlink w:anchor="_Toc93142563" w:history="1">
+      <w:hyperlink w:anchor="_Toc93239674" w:history="1">
         <w:r>
           <w:rPr>
             <w:rStyle w:val="Hyperlink"/>
@@ -5575,7 +4443,7 @@
             <w:noProof/>
             <w:webHidden/>
           </w:rPr>
-          <w:instrText xml:space="preserve"> PAGEREF _Toc93142563 \h </w:instrText>
+          <w:instrText xml:space="preserve"> PAGEREF _Toc93239674 \h </w:instrText>
         </w:r>
         <w:r>
           <w:rPr>
@@ -5595,7 +4463,7 @@
             <w:noProof/>
             <w:webHidden/>
           </w:rPr>
-          <w:t>21</w:t>
+          <w:t>20</w:t>
         </w:r>
         <w:r>
           <w:rPr>
@@ -5619,7 +4487,7 @@
           <w:lang w:eastAsia="vi-VN"/>
         </w:rPr>
       </w:pPr>
-      <w:hyperlink w:anchor="_Toc93142564" w:history="1">
+      <w:hyperlink w:anchor="_Toc93239675" w:history="1">
         <w:r>
           <w:rPr>
             <w:rStyle w:val="Hyperlink"/>
@@ -5656,7 +4524,7 @@
             <w:noProof/>
             <w:webHidden/>
           </w:rPr>
-          <w:instrText xml:space="preserve"> PAGEREF _Toc93142564 \h </w:instrText>
+          <w:instrText xml:space="preserve"> PAGEREF _Toc93239675 \h </w:instrText>
         </w:r>
         <w:r>
           <w:rPr>
@@ -5676,7 +4544,7 @@
             <w:noProof/>
             <w:webHidden/>
           </w:rPr>
-          <w:t>23</w:t>
+          <w:t>22</w:t>
         </w:r>
         <w:r>
           <w:rPr>
@@ -5700,7 +4568,7 @@
           <w:lang w:eastAsia="vi-VN"/>
         </w:rPr>
       </w:pPr>
-      <w:hyperlink w:anchor="_Toc93142565" w:history="1">
+      <w:hyperlink w:anchor="_Toc93239676" w:history="1">
         <w:r>
           <w:rPr>
             <w:rStyle w:val="Hyperlink"/>
@@ -5737,7 +4605,7 @@
             <w:noProof/>
             <w:webHidden/>
           </w:rPr>
-          <w:instrText xml:space="preserve"> PAGEREF _Toc93142565 \h </w:instrText>
+          <w:instrText xml:space="preserve"> PAGEREF _Toc93239676 \h </w:instrText>
         </w:r>
         <w:r>
           <w:rPr>
@@ -5757,7 +4625,7 @@
             <w:noProof/>
             <w:webHidden/>
           </w:rPr>
-          <w:t>23</w:t>
+          <w:t>22</w:t>
         </w:r>
         <w:r>
           <w:rPr>
@@ -5781,7 +4649,7 @@
           <w:lang w:eastAsia="vi-VN"/>
         </w:rPr>
       </w:pPr>
-      <w:hyperlink w:anchor="_Toc93142566" w:history="1">
+      <w:hyperlink w:anchor="_Toc93239677" w:history="1">
         <w:r>
           <w:rPr>
             <w:rStyle w:val="Hyperlink"/>
@@ -5818,7 +4686,7 @@
             <w:noProof/>
             <w:webHidden/>
           </w:rPr>
-          <w:instrText xml:space="preserve"> PAGEREF _Toc93142566 \h </w:instrText>
+          <w:instrText xml:space="preserve"> PAGEREF _Toc93239677 \h </w:instrText>
         </w:r>
         <w:r>
           <w:rPr>
@@ -5838,7 +4706,7 @@
             <w:noProof/>
             <w:webHidden/>
           </w:rPr>
-          <w:t>25</w:t>
+          <w:t>24</w:t>
         </w:r>
         <w:r>
           <w:rPr>
@@ -5862,7 +4730,7 @@
           <w:lang w:eastAsia="vi-VN"/>
         </w:rPr>
       </w:pPr>
-      <w:hyperlink w:anchor="_Toc93142567" w:history="1">
+      <w:hyperlink w:anchor="_Toc93239678" w:history="1">
         <w:r>
           <w:rPr>
             <w:rStyle w:val="Hyperlink"/>
@@ -5899,7 +4767,7 @@
             <w:noProof/>
             <w:webHidden/>
           </w:rPr>
-          <w:instrText xml:space="preserve"> PAGEREF _Toc93142567 \h </w:instrText>
+          <w:instrText xml:space="preserve"> PAGEREF _Toc93239678 \h </w:instrText>
         </w:r>
         <w:r>
           <w:rPr>
@@ -5919,7 +4787,7 @@
             <w:noProof/>
             <w:webHidden/>
           </w:rPr>
-          <w:t>26</w:t>
+          <w:t>25</w:t>
         </w:r>
         <w:r>
           <w:rPr>
@@ -5943,7 +4811,7 @@
           <w:lang w:eastAsia="vi-VN"/>
         </w:rPr>
       </w:pPr>
-      <w:hyperlink w:anchor="_Toc93142568" w:history="1">
+      <w:hyperlink w:anchor="_Toc93239679" w:history="1">
         <w:r>
           <w:rPr>
             <w:rStyle w:val="Hyperlink"/>
@@ -5980,7 +4848,7 @@
             <w:noProof/>
             <w:webHidden/>
           </w:rPr>
-          <w:instrText xml:space="preserve"> PAGEREF _Toc93142568 \h </w:instrText>
+          <w:instrText xml:space="preserve"> PAGEREF _Toc93239679 \h </w:instrText>
         </w:r>
         <w:r>
           <w:rPr>
@@ -6000,7 +4868,7 @@
             <w:noProof/>
             <w:webHidden/>
           </w:rPr>
-          <w:t>27</w:t>
+          <w:t>26</w:t>
         </w:r>
         <w:r>
           <w:rPr>
@@ -6024,13 +4892,13 @@
           <w:lang w:eastAsia="vi-VN"/>
         </w:rPr>
       </w:pPr>
-      <w:hyperlink w:anchor="_Toc93142569" w:history="1">
+      <w:hyperlink w:anchor="_Toc93239680" w:history="1">
         <w:r>
           <w:rPr>
             <w:rStyle w:val="Hyperlink"/>
             <w:noProof/>
           </w:rPr>
-          <w:t>Bảng 5.1</w:t>
+          <w:t>Bảng 4.15</w:t>
         </w:r>
         <w:r>
           <w:rPr>
@@ -6066,7 +4934,7 @@
             <w:noProof/>
             <w:webHidden/>
           </w:rPr>
-          <w:instrText xml:space="preserve"> PAGEREF _Toc93142569 \h </w:instrText>
+          <w:instrText xml:space="preserve"> PAGEREF _Toc93239680 \h </w:instrText>
         </w:r>
         <w:r>
           <w:rPr>
@@ -6110,13 +4978,13 @@
           <w:lang w:eastAsia="vi-VN"/>
         </w:rPr>
       </w:pPr>
-      <w:hyperlink w:anchor="_Toc93142570" w:history="1">
+      <w:hyperlink w:anchor="_Toc93239681" w:history="1">
         <w:r>
           <w:rPr>
             <w:rStyle w:val="Hyperlink"/>
             <w:noProof/>
           </w:rPr>
-          <w:t>Bảng 5.2</w:t>
+          <w:t>Bảng 4.16</w:t>
         </w:r>
         <w:r>
           <w:rPr>
@@ -6160,7 +5028,7 @@
             <w:noProof/>
             <w:webHidden/>
           </w:rPr>
-          <w:instrText xml:space="preserve"> PAGEREF _Toc93142570 \h </w:instrText>
+          <w:instrText xml:space="preserve"> PAGEREF _Toc93239681 \h </w:instrText>
         </w:r>
         <w:r>
           <w:rPr>
@@ -6204,13 +5072,13 @@
           <w:lang w:eastAsia="vi-VN"/>
         </w:rPr>
       </w:pPr>
-      <w:hyperlink w:anchor="_Toc93142571" w:history="1">
+      <w:hyperlink w:anchor="_Toc93239682" w:history="1">
         <w:r>
           <w:rPr>
             <w:rStyle w:val="Hyperlink"/>
             <w:noProof/>
           </w:rPr>
-          <w:t>Bảng 5.3</w:t>
+          <w:t>Bảng 4.17</w:t>
         </w:r>
         <w:r>
           <w:rPr>
@@ -6254,7 +5122,7 @@
             <w:noProof/>
             <w:webHidden/>
           </w:rPr>
-          <w:instrText xml:space="preserve"> PAGEREF _Toc93142571 \h </w:instrText>
+          <w:instrText xml:space="preserve"> PAGEREF _Toc93239682 \h </w:instrText>
         </w:r>
         <w:r>
           <w:rPr>
@@ -6298,13 +5166,13 @@
           <w:lang w:eastAsia="vi-VN"/>
         </w:rPr>
       </w:pPr>
-      <w:hyperlink w:anchor="_Toc93142572" w:history="1">
+      <w:hyperlink w:anchor="_Toc93239683" w:history="1">
         <w:r>
           <w:rPr>
             <w:rStyle w:val="Hyperlink"/>
             <w:noProof/>
           </w:rPr>
-          <w:t>Bảng 5.4</w:t>
+          <w:t>Bảng 4.18</w:t>
         </w:r>
         <w:r>
           <w:rPr>
@@ -6348,7 +5216,7 @@
             <w:noProof/>
             <w:webHidden/>
           </w:rPr>
-          <w:instrText xml:space="preserve"> PAGEREF _Toc93142572 \h </w:instrText>
+          <w:instrText xml:space="preserve"> PAGEREF _Toc93239683 \h </w:instrText>
         </w:r>
         <w:r>
           <w:rPr>
@@ -6392,13 +5260,13 @@
           <w:lang w:eastAsia="vi-VN"/>
         </w:rPr>
       </w:pPr>
-      <w:hyperlink w:anchor="_Toc93142573" w:history="1">
+      <w:hyperlink w:anchor="_Toc93239684" w:history="1">
         <w:r>
           <w:rPr>
             <w:rStyle w:val="Hyperlink"/>
             <w:noProof/>
           </w:rPr>
-          <w:t>Bảng 5.5</w:t>
+          <w:t>Bảng 4.19</w:t>
         </w:r>
         <w:r>
           <w:rPr>
@@ -6442,7 +5310,7 @@
             <w:noProof/>
             <w:webHidden/>
           </w:rPr>
-          <w:instrText xml:space="preserve"> PAGEREF _Toc93142573 \h </w:instrText>
+          <w:instrText xml:space="preserve"> PAGEREF _Toc93239684 \h </w:instrText>
         </w:r>
         <w:r>
           <w:rPr>
@@ -6486,13 +5354,13 @@
           <w:lang w:eastAsia="vi-VN"/>
         </w:rPr>
       </w:pPr>
-      <w:hyperlink w:anchor="_Toc93142574" w:history="1">
+      <w:hyperlink w:anchor="_Toc93239685" w:history="1">
         <w:r>
           <w:rPr>
             <w:rStyle w:val="Hyperlink"/>
             <w:noProof/>
           </w:rPr>
-          <w:t>Bảng 5.6</w:t>
+          <w:t>Bảng 4.20</w:t>
         </w:r>
         <w:r>
           <w:rPr>
@@ -6536,7 +5404,7 @@
             <w:noProof/>
             <w:webHidden/>
           </w:rPr>
-          <w:instrText xml:space="preserve"> PAGEREF _Toc93142574 \h </w:instrText>
+          <w:instrText xml:space="preserve"> PAGEREF _Toc93239685 \h </w:instrText>
         </w:r>
         <w:r>
           <w:rPr>
@@ -6580,13 +5448,13 @@
           <w:lang w:eastAsia="vi-VN"/>
         </w:rPr>
       </w:pPr>
-      <w:hyperlink w:anchor="_Toc93142575" w:history="1">
+      <w:hyperlink w:anchor="_Toc93239686" w:history="1">
         <w:r>
           <w:rPr>
             <w:rStyle w:val="Hyperlink"/>
             <w:noProof/>
           </w:rPr>
-          <w:t>Bảng 5.7</w:t>
+          <w:t>Bảng 4.21</w:t>
         </w:r>
         <w:r>
           <w:rPr>
@@ -6630,7 +5498,7 @@
             <w:noProof/>
             <w:webHidden/>
           </w:rPr>
-          <w:instrText xml:space="preserve"> PAGEREF _Toc93142575 \h </w:instrText>
+          <w:instrText xml:space="preserve"> PAGEREF _Toc93239686 \h </w:instrText>
         </w:r>
         <w:r>
           <w:rPr>
@@ -6698,7 +5566,7 @@
         </w:rPr>
         <w:br w:type="page"/>
       </w:r>
-      <w:bookmarkStart w:id="7" w:name="_Toc93142506"/>
+      <w:bookmarkStart w:id="7" w:name="_Toc93239630"/>
       <w:r>
         <w:rPr>
           <w:noProof/>
@@ -7572,7 +6440,7 @@
           <w:noProof/>
         </w:rPr>
       </w:pPr>
-      <w:bookmarkStart w:id="10" w:name="_Toc93142507"/>
+      <w:bookmarkStart w:id="10" w:name="_Toc93239631"/>
       <w:r>
         <w:rPr>
           <w:noProof/>
@@ -8057,7 +6925,7 @@
           <w:noProof/>
         </w:rPr>
       </w:pPr>
-      <w:bookmarkStart w:id="11" w:name="_Toc93142508"/>
+      <w:bookmarkStart w:id="11" w:name="_Toc93239632"/>
       <w:r>
         <w:rPr>
           <w:noProof/>
@@ -8926,7 +7794,7 @@
           <w:noProof/>
         </w:rPr>
       </w:pPr>
-      <w:bookmarkStart w:id="12" w:name="_Toc93142509"/>
+      <w:bookmarkStart w:id="12" w:name="_Toc93239633"/>
       <w:r>
         <w:rPr>
           <w:noProof/>
@@ -8944,7 +7812,7 @@
           <w:noProof/>
         </w:rPr>
       </w:pPr>
-      <w:bookmarkStart w:id="13" w:name="_Toc93142510"/>
+      <w:bookmarkStart w:id="13" w:name="_Toc93239634"/>
       <w:r>
         <w:rPr>
           <w:noProof/>
@@ -8956,12 +7824,11 @@
     <w:p>
       <w:pPr>
         <w:pStyle w:val="Heading3"/>
-        <w:jc w:val="both"/>
-        <w:rPr>
-          <w:noProof/>
-        </w:rPr>
-      </w:pPr>
-      <w:bookmarkStart w:id="14" w:name="_Toc93142511"/>
+        <w:rPr>
+          <w:noProof/>
+        </w:rPr>
+      </w:pPr>
+      <w:bookmarkStart w:id="14" w:name="_Toc93239635"/>
       <w:r>
         <w:rPr>
           <w:noProof/>
@@ -9082,7 +7949,7 @@
           <w:rFonts w:cs="Times New Roman"/>
         </w:rPr>
       </w:pPr>
-      <w:bookmarkStart w:id="15" w:name="_Toc93142539"/>
+      <w:bookmarkStart w:id="15" w:name="_Toc93239650"/>
       <w:r>
         <w:rPr>
           <w:rFonts w:cs="Times New Roman"/>
@@ -10198,7 +9065,7 @@
           <w:rFonts w:cs="Times New Roman"/>
         </w:rPr>
       </w:pPr>
-      <w:bookmarkStart w:id="16" w:name="_Toc93142555"/>
+      <w:bookmarkStart w:id="16" w:name="_Toc93239666"/>
       <w:r>
         <w:rPr>
           <w:rFonts w:cs="Times New Roman"/>
@@ -11437,7 +10304,7 @@
           <w:lang w:val="en-US"/>
         </w:rPr>
       </w:pPr>
-      <w:bookmarkStart w:id="17" w:name="_Toc93142556"/>
+      <w:bookmarkStart w:id="17" w:name="_Toc93239667"/>
       <w:r>
         <w:rPr>
           <w:rFonts w:cs="Times New Roman"/>
@@ -12547,7 +11414,7 @@
           <w:lang w:val="en-US"/>
         </w:rPr>
       </w:pPr>
-      <w:bookmarkStart w:id="18" w:name="_Toc93142557"/>
+      <w:bookmarkStart w:id="18" w:name="_Toc93239668"/>
       <w:r>
         <w:rPr>
           <w:rFonts w:cs="Times New Roman"/>
@@ -13548,7 +12415,7 @@
           <w:lang w:val="en-US"/>
         </w:rPr>
       </w:pPr>
-      <w:bookmarkStart w:id="19" w:name="_Toc93142558"/>
+      <w:bookmarkStart w:id="19" w:name="_Toc93239669"/>
       <w:r>
         <w:rPr>
           <w:rFonts w:cs="Times New Roman"/>
@@ -14668,7 +13535,7 @@
           <w:lang w:val="en-US"/>
         </w:rPr>
       </w:pPr>
-      <w:bookmarkStart w:id="20" w:name="_Toc93142559"/>
+      <w:bookmarkStart w:id="20" w:name="_Toc93239670"/>
       <w:r>
         <w:rPr>
           <w:rFonts w:cs="Times New Roman"/>
@@ -15954,7 +14821,6 @@
                 <w:szCs w:val="26"/>
                 <w:lang w:val="en-US"/>
               </w:rPr>
-              <w:lastRenderedPageBreak/>
               <w:t>Luồng ngoại lệ</w:t>
             </w:r>
           </w:p>
@@ -16443,7 +15309,7 @@
           <w:lang w:val="en-US"/>
         </w:rPr>
       </w:pPr>
-      <w:bookmarkStart w:id="21" w:name="_Toc93142560"/>
+      <w:bookmarkStart w:id="21" w:name="_Toc93239671"/>
       <w:r>
         <w:rPr>
           <w:rFonts w:cs="Times New Roman"/>
@@ -17743,7 +16609,6 @@
                 <w:szCs w:val="26"/>
                 <w:lang w:val="en-US"/>
               </w:rPr>
-              <w:lastRenderedPageBreak/>
               <w:t>Luồng ngoại lệ</w:t>
             </w:r>
           </w:p>
@@ -18007,7 +16872,7 @@
           <w:lang w:val="en-US"/>
         </w:rPr>
       </w:pPr>
-      <w:bookmarkStart w:id="22" w:name="_Toc93142561"/>
+      <w:bookmarkStart w:id="22" w:name="_Toc93239672"/>
       <w:r>
         <w:rPr>
           <w:rFonts w:cs="Times New Roman"/>
@@ -19087,7 +17952,7 @@
           <w:lang w:val="en-US"/>
         </w:rPr>
       </w:pPr>
-      <w:bookmarkStart w:id="23" w:name="_Toc93142562"/>
+      <w:bookmarkStart w:id="23" w:name="_Toc93239673"/>
       <w:r>
         <w:rPr>
           <w:rFonts w:cs="Times New Roman"/>
@@ -19983,7 +18848,7 @@
           <w:lang w:val="en-US"/>
         </w:rPr>
       </w:pPr>
-      <w:bookmarkStart w:id="24" w:name="_Toc93142563"/>
+      <w:bookmarkStart w:id="24" w:name="_Toc93239674"/>
       <w:r>
         <w:rPr>
           <w:rFonts w:cs="Times New Roman"/>
@@ -21102,12 +19967,11 @@
           <w:lang w:val="en-US"/>
         </w:rPr>
       </w:pPr>
-      <w:bookmarkStart w:id="25" w:name="_Toc93142564"/>
-      <w:r>
-        <w:rPr>
-          <w:rFonts w:cs="Times New Roman"/>
-        </w:rPr>
-        <w:lastRenderedPageBreak/>
+      <w:bookmarkStart w:id="25" w:name="_Toc93239675"/>
+      <w:r>
+        <w:rPr>
+          <w:rFonts w:cs="Times New Roman"/>
+        </w:rPr>
         <w:t xml:space="preserve">Bảng </w:t>
       </w:r>
       <w:r>
@@ -21912,7 +20776,7 @@
           <w:lang w:val="en-US"/>
         </w:rPr>
       </w:pPr>
-      <w:bookmarkStart w:id="26" w:name="_Toc93142565"/>
+      <w:bookmarkStart w:id="26" w:name="_Toc93239676"/>
       <w:r>
         <w:rPr>
           <w:rFonts w:cs="Times New Roman"/>
@@ -23191,7 +22055,6 @@
                 <w:szCs w:val="26"/>
                 <w:lang w:val="en-US"/>
               </w:rPr>
-              <w:lastRenderedPageBreak/>
               <w:t>Luồng thay thế</w:t>
             </w:r>
           </w:p>
@@ -23372,7 +22235,7 @@
           <w:lang w:val="en-US"/>
         </w:rPr>
       </w:pPr>
-      <w:bookmarkStart w:id="27" w:name="_Toc93142566"/>
+      <w:bookmarkStart w:id="27" w:name="_Toc93239677"/>
       <w:r>
         <w:rPr>
           <w:rFonts w:cs="Times New Roman"/>
@@ -24256,7 +23119,7 @@
           <w:lang w:val="en-US"/>
         </w:rPr>
       </w:pPr>
-      <w:bookmarkStart w:id="28" w:name="_Toc93142567"/>
+      <w:bookmarkStart w:id="28" w:name="_Toc93239678"/>
       <w:r>
         <w:rPr>
           <w:rFonts w:cs="Times New Roman"/>
@@ -25325,7 +24188,7 @@
           <w:lang w:val="en-US"/>
         </w:rPr>
       </w:pPr>
-      <w:bookmarkStart w:id="29" w:name="_Toc93142568"/>
+      <w:bookmarkStart w:id="29" w:name="_Toc93239679"/>
       <w:r>
         <w:rPr>
           <w:rFonts w:cs="Times New Roman"/>
@@ -25418,12 +24281,11 @@
     <w:p>
       <w:pPr>
         <w:pStyle w:val="Heading3"/>
-        <w:jc w:val="both"/>
-        <w:rPr>
-          <w:noProof/>
-        </w:rPr>
-      </w:pPr>
-      <w:bookmarkStart w:id="30" w:name="_Toc93142512"/>
+        <w:rPr>
+          <w:noProof/>
+        </w:rPr>
+      </w:pPr>
+      <w:bookmarkStart w:id="30" w:name="_Toc93239636"/>
       <w:r>
         <w:rPr>
           <w:noProof/>
@@ -25509,7 +24371,7 @@
           <w:lang w:val="en-US"/>
         </w:rPr>
       </w:pPr>
-      <w:bookmarkStart w:id="31" w:name="_Toc93142540"/>
+      <w:bookmarkStart w:id="31" w:name="_Toc93239651"/>
       <w:r>
         <w:rPr>
           <w:rFonts w:cs="Times New Roman"/>
@@ -25634,9 +24496,8 @@
     <w:p>
       <w:pPr>
         <w:pStyle w:val="Heading3"/>
-        <w:jc w:val="both"/>
-      </w:pPr>
-      <w:bookmarkStart w:id="32" w:name="_Toc93142513"/>
+      </w:pPr>
+      <w:bookmarkStart w:id="32" w:name="_Toc93239637"/>
       <w:r>
         <w:lastRenderedPageBreak/>
         <w:t>Sơ đồ tuần tự (Sequence Diagram)</w:t>
@@ -25749,7 +24610,7 @@
           <w:lang w:val="en-US"/>
         </w:rPr>
       </w:pPr>
-      <w:bookmarkStart w:id="33" w:name="_Toc93142541"/>
+      <w:bookmarkStart w:id="33" w:name="_Toc93239652"/>
       <w:r>
         <w:rPr>
           <w:rFonts w:cs="Times New Roman"/>
@@ -25975,7 +24836,7 @@
           <w:lang w:val="en-US"/>
         </w:rPr>
       </w:pPr>
-      <w:bookmarkStart w:id="34" w:name="_Toc93142542"/>
+      <w:bookmarkStart w:id="34" w:name="_Toc93239653"/>
       <w:r>
         <w:rPr>
           <w:rFonts w:cs="Times New Roman"/>
@@ -26201,7 +25062,7 @@
           <w:lang w:val="en-US"/>
         </w:rPr>
       </w:pPr>
-      <w:bookmarkStart w:id="35" w:name="_Toc93142543"/>
+      <w:bookmarkStart w:id="35" w:name="_Toc93239654"/>
       <w:r>
         <w:rPr>
           <w:rFonts w:cs="Times New Roman"/>
@@ -26403,7 +25264,7 @@
           <w:lang w:val="en-US"/>
         </w:rPr>
       </w:pPr>
-      <w:bookmarkStart w:id="36" w:name="_Toc93142544"/>
+      <w:bookmarkStart w:id="36" w:name="_Toc93239655"/>
       <w:r>
         <w:rPr>
           <w:rFonts w:cs="Times New Roman"/>
@@ -26625,7 +25486,7 @@
           <w:lang w:val="en-US"/>
         </w:rPr>
       </w:pPr>
-      <w:bookmarkStart w:id="37" w:name="_Toc93142545"/>
+      <w:bookmarkStart w:id="37" w:name="_Toc93239656"/>
       <w:r>
         <w:rPr>
           <w:rFonts w:cs="Times New Roman"/>
@@ -26851,7 +25712,7 @@
           <w:lang w:val="en-US"/>
         </w:rPr>
       </w:pPr>
-      <w:bookmarkStart w:id="38" w:name="_Toc93142546"/>
+      <w:bookmarkStart w:id="38" w:name="_Toc93239657"/>
       <w:r>
         <w:rPr>
           <w:rFonts w:cs="Times New Roman"/>
@@ -26975,7 +25836,7 @@
           <w:noProof/>
         </w:rPr>
       </w:pPr>
-      <w:bookmarkStart w:id="39" w:name="_Toc93142514"/>
+      <w:bookmarkStart w:id="39" w:name="_Toc93239638"/>
       <w:r>
         <w:rPr>
           <w:noProof/>
@@ -26988,12 +25849,11 @@
     <w:p>
       <w:pPr>
         <w:pStyle w:val="Heading3"/>
-        <w:jc w:val="both"/>
-        <w:rPr>
-          <w:noProof/>
-        </w:rPr>
-      </w:pPr>
-      <w:bookmarkStart w:id="40" w:name="_Toc93142515"/>
+        <w:rPr>
+          <w:noProof/>
+        </w:rPr>
+      </w:pPr>
+      <w:bookmarkStart w:id="40" w:name="_Toc93239639"/>
       <w:r>
         <w:rPr>
           <w:noProof/>
@@ -27074,7 +25934,7 @@
           <w:lang w:val="en-US"/>
         </w:rPr>
       </w:pPr>
-      <w:bookmarkStart w:id="41" w:name="_Toc93142547"/>
+      <w:bookmarkStart w:id="41" w:name="_Toc93239658"/>
       <w:r>
         <w:t xml:space="preserve">Hình </w:t>
       </w:r>
@@ -27141,14 +26001,9 @@
     </w:p>
     <w:p>
       <w:pPr>
-        <w:spacing w:after="200" w:line="276" w:lineRule="auto"/>
-        <w:rPr>
-          <w:rFonts w:eastAsia="Times New Roman" w:cs="Times New Roman"/>
-          <w:b/>
-          <w:noProof/>
-          <w:sz w:val="28"/>
-          <w:szCs w:val="24"/>
-          <w:lang w:val="en-US"/>
+        <w:pStyle w:val="Heading3"/>
+        <w:rPr>
+          <w:noProof/>
         </w:rPr>
       </w:pPr>
       <w:r>
@@ -27157,53 +26012,76 @@
         </w:rPr>
         <w:br w:type="page"/>
       </w:r>
-    </w:p>
-    <w:p>
-      <w:pPr>
-        <w:pStyle w:val="Heading1"/>
-        <w:rPr>
-          <w:noProof/>
-        </w:rPr>
-      </w:pPr>
-      <w:bookmarkStart w:id="42" w:name="_Toc93142516"/>
+      <w:bookmarkStart w:id="42" w:name="_Toc93239640"/>
       <w:r>
         <w:rPr>
           <w:noProof/>
         </w:rPr>
         <w:lastRenderedPageBreak/>
-        <w:t>THIẾT KẾ VÀ XỬ LÝ GIAO DIỆN</w:t>
+        <w:t>Thiết kế dữ liệu</w:t>
       </w:r>
       <w:bookmarkEnd w:id="42"/>
     </w:p>
     <w:p>
       <w:pPr>
+        <w:spacing w:after="200" w:line="276" w:lineRule="auto"/>
+        <w:rPr>
+          <w:rFonts w:eastAsiaTheme="majorEastAsia" w:cs="Times New Roman"/>
+          <w:b/>
+          <w:bCs/>
+          <w:noProof/>
+          <w:szCs w:val="26"/>
+          <w:lang w:val="en-US"/>
+        </w:rPr>
+      </w:pPr>
+      <w:r>
+        <w:rPr>
+          <w:noProof/>
+        </w:rPr>
+        <w:br w:type="page"/>
+      </w:r>
+    </w:p>
+    <w:p>
+      <w:pPr>
         <w:pStyle w:val="Heading2"/>
-      </w:pPr>
-      <w:bookmarkStart w:id="43" w:name="_Toc93142517"/>
-      <w:r>
-        <w:t>Đăng nhập</w:t>
-      </w:r>
-      <w:r>
-        <w:t xml:space="preserve"> tài khoản</w:t>
+        <w:jc w:val="both"/>
+        <w:rPr>
+          <w:noProof/>
+        </w:rPr>
+      </w:pPr>
+      <w:bookmarkStart w:id="43" w:name="_Toc93239641"/>
+      <w:r>
+        <w:rPr>
+          <w:noProof/>
+        </w:rPr>
+        <w:lastRenderedPageBreak/>
+        <w:t>Thiết kế xử lý và giao diện</w:t>
       </w:r>
       <w:bookmarkEnd w:id="43"/>
     </w:p>
     <w:p>
       <w:pPr>
         <w:pStyle w:val="Heading3"/>
-        <w:numPr>
-          <w:ilvl w:val="2"/>
-          <w:numId w:val="14"/>
-        </w:numPr>
-      </w:pPr>
-      <w:bookmarkStart w:id="44" w:name="_Toc93142518"/>
-      <w:r>
-        <w:t>Thiết kế giao diện đăng nhập</w:t>
+      </w:pPr>
+      <w:bookmarkStart w:id="44" w:name="_Toc93239642"/>
+      <w:r>
+        <w:t>Đăng nhập tài khoản</w:t>
       </w:r>
       <w:bookmarkEnd w:id="44"/>
     </w:p>
     <w:p>
       <w:pPr>
+        <w:pStyle w:val="Heading4"/>
+        <w:rPr>
+          <w:lang w:val="en-US"/>
+        </w:rPr>
+      </w:pPr>
+      <w:r>
+        <w:t>Thiết kế giao diện đăng nhập</w:t>
+      </w:r>
+    </w:p>
+    <w:p>
+      <w:pPr>
         <w:keepNext/>
         <w:jc w:val="center"/>
       </w:pPr>
@@ -27212,10 +26090,10 @@
           <w:noProof/>
         </w:rPr>
         <w:drawing>
-          <wp:inline distT="0" distB="0" distL="0" distR="0" wp14:anchorId="3BD2F640" wp14:editId="558CE8D7">
-            <wp:extent cx="5760085" cy="2988310"/>
-            <wp:effectExtent l="0" t="0" r="0" b="2540"/>
-            <wp:docPr id="4" name="Picture 4"/>
+          <wp:inline distT="0" distB="0" distL="0" distR="0" wp14:anchorId="40A6160B" wp14:editId="3EA882EE">
+            <wp:extent cx="5753100" cy="3512820"/>
+            <wp:effectExtent l="0" t="0" r="0" b="0"/>
+            <wp:docPr id="2" name="Picture 2"/>
             <wp:cNvGraphicFramePr>
               <a:graphicFrameLocks xmlns:a="http://schemas.openxmlformats.org/drawingml/2006/main" noChangeAspect="1"/>
             </wp:cNvGraphicFramePr>
@@ -27223,25 +26101,36 @@
               <a:graphicData uri="http://schemas.openxmlformats.org/drawingml/2006/picture">
                 <pic:pic xmlns:pic="http://schemas.openxmlformats.org/drawingml/2006/picture">
                   <pic:nvPicPr>
-                    <pic:cNvPr id="4" name="Picture 4"/>
+                    <pic:cNvPr id="0" name="Picture 1"/>
                     <pic:cNvPicPr>
-                      <a:picLocks noChangeAspect="1"/>
+                      <a:picLocks noChangeAspect="1" noChangeArrowheads="1"/>
                     </pic:cNvPicPr>
                   </pic:nvPicPr>
                   <pic:blipFill>
-                    <a:blip r:embed="rId19"/>
+                    <a:blip r:embed="rId19">
+                      <a:extLst>
+                        <a:ext uri="{28A0092B-C50C-407E-A947-70E740481C1C}">
+                          <a14:useLocalDpi xmlns:a14="http://schemas.microsoft.com/office/drawing/2010/main" val="0"/>
+                        </a:ext>
+                      </a:extLst>
+                    </a:blip>
+                    <a:srcRect/>
                     <a:stretch>
                       <a:fillRect/>
                     </a:stretch>
                   </pic:blipFill>
-                  <pic:spPr>
+                  <pic:spPr bwMode="auto">
                     <a:xfrm>
                       <a:off x="0" y="0"/>
-                      <a:ext cx="5760085" cy="2988310"/>
+                      <a:ext cx="5753100" cy="3512820"/>
                     </a:xfrm>
                     <a:prstGeom prst="rect">
                       <a:avLst/>
                     </a:prstGeom>
+                    <a:noFill/>
+                    <a:ln>
+                      <a:noFill/>
+                    </a:ln>
                   </pic:spPr>
                 </pic:pic>
               </a:graphicData>
@@ -27257,7 +26146,7 @@
           <w:lang w:val="en-US"/>
         </w:rPr>
       </w:pPr>
-      <w:bookmarkStart w:id="45" w:name="_Toc93142548"/>
+      <w:bookmarkStart w:id="45" w:name="_Toc93239659"/>
       <w:r>
         <w:t xml:space="preserve">Hình </w:t>
       </w:r>
@@ -27274,7 +26163,7 @@
         <w:rPr>
           <w:noProof/>
         </w:rPr>
-        <w:t>5</w:t>
+        <w:t>4</w:t>
       </w:r>
       <w:r>
         <w:rPr>
@@ -27298,7 +26187,7 @@
         <w:rPr>
           <w:noProof/>
         </w:rPr>
-        <w:t>1</w:t>
+        <w:t>10</w:t>
       </w:r>
       <w:r>
         <w:rPr>
@@ -27324,13 +26213,14 @@
     </w:p>
     <w:p>
       <w:pPr>
-        <w:pStyle w:val="Heading3"/>
-      </w:pPr>
-      <w:bookmarkStart w:id="46" w:name="_Toc93142519"/>
+        <w:pStyle w:val="Heading4"/>
+        <w:rPr>
+          <w:lang w:val="en-US"/>
+        </w:rPr>
+      </w:pPr>
       <w:r>
         <w:t>Xử lý giao diện đăng nhập</w:t>
       </w:r>
-      <w:bookmarkEnd w:id="46"/>
     </w:p>
     <w:tbl>
       <w:tblPr>
@@ -27610,13 +26500,7 @@
               <w:rPr>
                 <w:szCs w:val="26"/>
               </w:rPr>
-              <w:t xml:space="preserve">Click vào nút </w:t>
-            </w:r>
-            <w:r>
-              <w:rPr>
-                <w:szCs w:val="26"/>
-              </w:rPr>
-              <w:t>[Đ</w:t>
+              <w:t>Click vào nút [Đ</w:t>
             </w:r>
             <w:r>
               <w:rPr>
@@ -27731,13 +26615,7 @@
               <w:rPr>
                 <w:szCs w:val="26"/>
               </w:rPr>
-              <w:t xml:space="preserve">Click vào nút </w:t>
-            </w:r>
-            <w:r>
-              <w:rPr>
-                <w:szCs w:val="26"/>
-              </w:rPr>
-              <w:t>[Đ</w:t>
+              <w:t>Click vào nút [Đ</w:t>
             </w:r>
             <w:r>
               <w:rPr>
@@ -27778,7 +26656,7 @@
           <w:lang w:val="en-US"/>
         </w:rPr>
       </w:pPr>
-      <w:bookmarkStart w:id="47" w:name="_Toc93142569"/>
+      <w:bookmarkStart w:id="46" w:name="_Toc93239680"/>
       <w:r>
         <w:t xml:space="preserve">Bảng </w:t>
       </w:r>
@@ -27795,7 +26673,7 @@
         <w:rPr>
           <w:noProof/>
         </w:rPr>
-        <w:t>5</w:t>
+        <w:t>4</w:t>
       </w:r>
       <w:r>
         <w:rPr>
@@ -27819,7 +26697,7 @@
         <w:rPr>
           <w:noProof/>
         </w:rPr>
-        <w:t>1</w:t>
+        <w:t>15</w:t>
       </w:r>
       <w:r>
         <w:rPr>
@@ -27836,7 +26714,23 @@
       <w:r>
         <w:t>Xử lý giao diện đăng nhập</w:t>
       </w:r>
-      <w:bookmarkEnd w:id="47"/>
+      <w:bookmarkEnd w:id="46"/>
+    </w:p>
+    <w:p>
+      <w:pPr>
+        <w:rPr>
+          <w:lang w:val="en-US"/>
+        </w:rPr>
+      </w:pPr>
+    </w:p>
+    <w:p>
+      <w:pPr>
+        <w:pStyle w:val="Heading3"/>
+        <w:numPr>
+          <w:ilvl w:val="0"/>
+          <w:numId w:val="0"/>
+        </w:numPr>
+      </w:pPr>
     </w:p>
     <w:p>
       <w:pPr>
@@ -27855,9 +26749,9 @@
     </w:p>
     <w:p>
       <w:pPr>
-        <w:pStyle w:val="Heading2"/>
-      </w:pPr>
-      <w:bookmarkStart w:id="48" w:name="_Toc93142520"/>
+        <w:pStyle w:val="Heading3"/>
+      </w:pPr>
+      <w:bookmarkStart w:id="47" w:name="_Toc93239643"/>
       <w:r>
         <w:lastRenderedPageBreak/>
         <w:t xml:space="preserve">Đăng </w:t>
@@ -27868,24 +26762,22 @@
       <w:r>
         <w:t xml:space="preserve"> người dùng</w:t>
       </w:r>
-      <w:bookmarkEnd w:id="48"/>
+      <w:bookmarkEnd w:id="47"/>
     </w:p>
     <w:p>
       <w:pPr>
-        <w:pStyle w:val="Heading3"/>
+        <w:pStyle w:val="Heading4"/>
         <w:numPr>
-          <w:ilvl w:val="2"/>
+          <w:ilvl w:val="3"/>
           <w:numId w:val="14"/>
         </w:numPr>
       </w:pPr>
-      <w:bookmarkStart w:id="49" w:name="_Toc93142521"/>
       <w:r>
         <w:t xml:space="preserve">Thiết kế giao diện </w:t>
       </w:r>
       <w:r>
         <w:t>đăng ký</w:t>
       </w:r>
-      <w:bookmarkEnd w:id="49"/>
     </w:p>
     <w:p>
       <w:pPr>
@@ -27942,29 +26834,55 @@
           <w:lang w:val="en-US"/>
         </w:rPr>
       </w:pPr>
-      <w:bookmarkStart w:id="50" w:name="_Toc93142549"/>
+      <w:bookmarkStart w:id="48" w:name="_Toc93239660"/>
       <w:r>
         <w:t xml:space="preserve">Hình </w:t>
       </w:r>
-      <w:fldSimple w:instr=" STYLEREF 1 \s ">
-        <w:r>
-          <w:rPr>
-            <w:noProof/>
-          </w:rPr>
-          <w:t>5</w:t>
-        </w:r>
-      </w:fldSimple>
+      <w:r>
+        <w:fldChar w:fldCharType="begin"/>
+      </w:r>
+      <w:r>
+        <w:instrText xml:space="preserve"> STYLEREF 1 \s </w:instrText>
+      </w:r>
+      <w:r>
+        <w:fldChar w:fldCharType="separate"/>
+      </w:r>
+      <w:r>
+        <w:rPr>
+          <w:noProof/>
+        </w:rPr>
+        <w:t>4</w:t>
+      </w:r>
+      <w:r>
+        <w:rPr>
+          <w:noProof/>
+        </w:rPr>
+        <w:fldChar w:fldCharType="end"/>
+      </w:r>
       <w:r>
         <w:t>.</w:t>
       </w:r>
-      <w:fldSimple w:instr=" SEQ Hình \* ARABIC \s 1 ">
-        <w:r>
-          <w:rPr>
-            <w:noProof/>
-          </w:rPr>
-          <w:t>2</w:t>
-        </w:r>
-      </w:fldSimple>
+      <w:r>
+        <w:fldChar w:fldCharType="begin"/>
+      </w:r>
+      <w:r>
+        <w:instrText xml:space="preserve"> SEQ Hình \* ARABIC \s 1 </w:instrText>
+      </w:r>
+      <w:r>
+        <w:fldChar w:fldCharType="separate"/>
+      </w:r>
+      <w:r>
+        <w:rPr>
+          <w:noProof/>
+        </w:rPr>
+        <w:t>11</w:t>
+      </w:r>
+      <w:r>
+        <w:rPr>
+          <w:noProof/>
+        </w:rPr>
+        <w:fldChar w:fldCharType="end"/>
+      </w:r>
       <w:r>
         <w:rPr>
           <w:noProof/>
@@ -27985,20 +26903,18 @@
         </w:rPr>
         <w:t>đăng ký người dùng</w:t>
       </w:r>
-      <w:bookmarkEnd w:id="50"/>
+      <w:bookmarkEnd w:id="48"/>
     </w:p>
     <w:p>
       <w:pPr>
-        <w:pStyle w:val="Heading3"/>
-      </w:pPr>
-      <w:bookmarkStart w:id="51" w:name="_Toc93142522"/>
+        <w:pStyle w:val="Heading4"/>
+      </w:pPr>
       <w:r>
         <w:t xml:space="preserve">Xử lý giao diện đăng </w:t>
       </w:r>
       <w:r>
         <w:t>ký</w:t>
       </w:r>
-      <w:bookmarkEnd w:id="51"/>
     </w:p>
     <w:tbl>
       <w:tblPr>
@@ -28436,29 +27352,55 @@
       <w:pPr>
         <w:pStyle w:val="Caption"/>
       </w:pPr>
-      <w:bookmarkStart w:id="52" w:name="_Toc93142570"/>
+      <w:bookmarkStart w:id="49" w:name="_Toc93239681"/>
       <w:r>
         <w:t xml:space="preserve">Bảng </w:t>
       </w:r>
-      <w:fldSimple w:instr=" STYLEREF 1 \s ">
-        <w:r>
-          <w:rPr>
-            <w:noProof/>
-          </w:rPr>
-          <w:t>5</w:t>
-        </w:r>
-      </w:fldSimple>
+      <w:r>
+        <w:fldChar w:fldCharType="begin"/>
+      </w:r>
+      <w:r>
+        <w:instrText xml:space="preserve"> STYLEREF 1 \s </w:instrText>
+      </w:r>
+      <w:r>
+        <w:fldChar w:fldCharType="separate"/>
+      </w:r>
+      <w:r>
+        <w:rPr>
+          <w:noProof/>
+        </w:rPr>
+        <w:t>4</w:t>
+      </w:r>
+      <w:r>
+        <w:rPr>
+          <w:noProof/>
+        </w:rPr>
+        <w:fldChar w:fldCharType="end"/>
+      </w:r>
       <w:r>
         <w:t>.</w:t>
       </w:r>
-      <w:fldSimple w:instr=" SEQ Bảng \* ARABIC \s 1 ">
-        <w:r>
-          <w:rPr>
-            <w:noProof/>
-          </w:rPr>
-          <w:t>2</w:t>
-        </w:r>
-      </w:fldSimple>
+      <w:r>
+        <w:fldChar w:fldCharType="begin"/>
+      </w:r>
+      <w:r>
+        <w:instrText xml:space="preserve"> SEQ Bảng \* ARABIC \s 1 </w:instrText>
+      </w:r>
+      <w:r>
+        <w:fldChar w:fldCharType="separate"/>
+      </w:r>
+      <w:r>
+        <w:rPr>
+          <w:noProof/>
+        </w:rPr>
+        <w:t>16</w:t>
+      </w:r>
+      <w:r>
+        <w:rPr>
+          <w:noProof/>
+        </w:rPr>
+        <w:fldChar w:fldCharType="end"/>
+      </w:r>
       <w:r>
         <w:rPr>
           <w:lang w:val="en-US"/>
@@ -28474,7 +27416,7 @@
         </w:rPr>
         <w:t>đăng ký</w:t>
       </w:r>
-      <w:bookmarkEnd w:id="52"/>
+      <w:bookmarkEnd w:id="49"/>
     </w:p>
     <w:p>
       <w:pPr>
@@ -28493,31 +27435,29 @@
     </w:p>
     <w:p>
       <w:pPr>
-        <w:pStyle w:val="Heading2"/>
-      </w:pPr>
-      <w:bookmarkStart w:id="53" w:name="_Toc93142523"/>
+        <w:pStyle w:val="Heading3"/>
+      </w:pPr>
+      <w:bookmarkStart w:id="50" w:name="_Toc93239644"/>
       <w:r>
         <w:lastRenderedPageBreak/>
         <w:t>Tra cứu sách</w:t>
       </w:r>
-      <w:bookmarkEnd w:id="53"/>
+      <w:bookmarkEnd w:id="50"/>
     </w:p>
     <w:p>
       <w:pPr>
-        <w:pStyle w:val="Heading3"/>
+        <w:pStyle w:val="Heading4"/>
         <w:numPr>
-          <w:ilvl w:val="2"/>
+          <w:ilvl w:val="3"/>
           <w:numId w:val="14"/>
         </w:numPr>
       </w:pPr>
-      <w:bookmarkStart w:id="54" w:name="_Toc93142524"/>
       <w:r>
         <w:t xml:space="preserve">Thiết kế giao diện </w:t>
       </w:r>
       <w:r>
         <w:t>tìm kiếm</w:t>
       </w:r>
-      <w:bookmarkEnd w:id="54"/>
     </w:p>
     <w:p>
       <w:pPr>
@@ -28574,29 +27514,55 @@
           <w:lang w:val="en-US"/>
         </w:rPr>
       </w:pPr>
-      <w:bookmarkStart w:id="55" w:name="_Toc93142550"/>
+      <w:bookmarkStart w:id="51" w:name="_Toc93239661"/>
       <w:r>
         <w:t xml:space="preserve">Hình </w:t>
       </w:r>
-      <w:fldSimple w:instr=" STYLEREF 1 \s ">
-        <w:r>
-          <w:rPr>
-            <w:noProof/>
-          </w:rPr>
-          <w:t>5</w:t>
-        </w:r>
-      </w:fldSimple>
+      <w:r>
+        <w:fldChar w:fldCharType="begin"/>
+      </w:r>
+      <w:r>
+        <w:instrText xml:space="preserve"> STYLEREF 1 \s </w:instrText>
+      </w:r>
+      <w:r>
+        <w:fldChar w:fldCharType="separate"/>
+      </w:r>
+      <w:r>
+        <w:rPr>
+          <w:noProof/>
+        </w:rPr>
+        <w:t>4</w:t>
+      </w:r>
+      <w:r>
+        <w:rPr>
+          <w:noProof/>
+        </w:rPr>
+        <w:fldChar w:fldCharType="end"/>
+      </w:r>
       <w:r>
         <w:t>.</w:t>
       </w:r>
-      <w:fldSimple w:instr=" SEQ Hình \* ARABIC \s 1 ">
-        <w:r>
-          <w:rPr>
-            <w:noProof/>
-          </w:rPr>
-          <w:t>3</w:t>
-        </w:r>
-      </w:fldSimple>
+      <w:r>
+        <w:fldChar w:fldCharType="begin"/>
+      </w:r>
+      <w:r>
+        <w:instrText xml:space="preserve"> SEQ Hình \* ARABIC \s 1 </w:instrText>
+      </w:r>
+      <w:r>
+        <w:fldChar w:fldCharType="separate"/>
+      </w:r>
+      <w:r>
+        <w:rPr>
+          <w:noProof/>
+        </w:rPr>
+        <w:t>12</w:t>
+      </w:r>
+      <w:r>
+        <w:rPr>
+          <w:noProof/>
+        </w:rPr>
+        <w:fldChar w:fldCharType="end"/>
+      </w:r>
       <w:r>
         <w:rPr>
           <w:noProof/>
@@ -28629,20 +27595,18 @@
         </w:rPr>
         <w:t xml:space="preserve"> sách</w:t>
       </w:r>
-      <w:bookmarkEnd w:id="55"/>
+      <w:bookmarkEnd w:id="51"/>
     </w:p>
     <w:p>
       <w:pPr>
-        <w:pStyle w:val="Heading3"/>
-      </w:pPr>
-      <w:bookmarkStart w:id="56" w:name="_Toc93142525"/>
+        <w:pStyle w:val="Heading4"/>
+      </w:pPr>
       <w:r>
         <w:t xml:space="preserve">Xử lý giao diện </w:t>
       </w:r>
       <w:r>
         <w:t>tìm kiếm</w:t>
       </w:r>
-      <w:bookmarkEnd w:id="56"/>
     </w:p>
     <w:tbl>
       <w:tblPr>
@@ -29071,29 +28035,55 @@
           <w:lang w:val="en-US"/>
         </w:rPr>
       </w:pPr>
-      <w:bookmarkStart w:id="57" w:name="_Toc93142571"/>
+      <w:bookmarkStart w:id="52" w:name="_Toc93239682"/>
       <w:r>
         <w:t xml:space="preserve">Bảng </w:t>
       </w:r>
-      <w:fldSimple w:instr=" STYLEREF 1 \s ">
-        <w:r>
-          <w:rPr>
-            <w:noProof/>
-          </w:rPr>
-          <w:t>5</w:t>
-        </w:r>
-      </w:fldSimple>
+      <w:r>
+        <w:fldChar w:fldCharType="begin"/>
+      </w:r>
+      <w:r>
+        <w:instrText xml:space="preserve"> STYLEREF 1 \s </w:instrText>
+      </w:r>
+      <w:r>
+        <w:fldChar w:fldCharType="separate"/>
+      </w:r>
+      <w:r>
+        <w:rPr>
+          <w:noProof/>
+        </w:rPr>
+        <w:t>4</w:t>
+      </w:r>
+      <w:r>
+        <w:rPr>
+          <w:noProof/>
+        </w:rPr>
+        <w:fldChar w:fldCharType="end"/>
+      </w:r>
       <w:r>
         <w:t>.</w:t>
       </w:r>
-      <w:fldSimple w:instr=" SEQ Bảng \* ARABIC \s 1 ">
-        <w:r>
-          <w:rPr>
-            <w:noProof/>
-          </w:rPr>
-          <w:t>3</w:t>
-        </w:r>
-      </w:fldSimple>
+      <w:r>
+        <w:fldChar w:fldCharType="begin"/>
+      </w:r>
+      <w:r>
+        <w:instrText xml:space="preserve"> SEQ Bảng \* ARABIC \s 1 </w:instrText>
+      </w:r>
+      <w:r>
+        <w:fldChar w:fldCharType="separate"/>
+      </w:r>
+      <w:r>
+        <w:rPr>
+          <w:noProof/>
+        </w:rPr>
+        <w:t>17</w:t>
+      </w:r>
+      <w:r>
+        <w:rPr>
+          <w:noProof/>
+        </w:rPr>
+        <w:fldChar w:fldCharType="end"/>
+      </w:r>
       <w:r>
         <w:rPr>
           <w:lang w:val="en-US"/>
@@ -29109,13 +28099,13 @@
         </w:rPr>
         <w:t>tìm kiếm</w:t>
       </w:r>
-      <w:bookmarkEnd w:id="57"/>
+      <w:bookmarkEnd w:id="52"/>
     </w:p>
     <w:p>
       <w:pPr>
-        <w:pStyle w:val="Heading2"/>
-      </w:pPr>
-      <w:bookmarkStart w:id="58" w:name="_Toc93142526"/>
+        <w:pStyle w:val="Heading3"/>
+      </w:pPr>
+      <w:bookmarkStart w:id="53" w:name="_Toc93239645"/>
       <w:r>
         <w:lastRenderedPageBreak/>
         <w:t xml:space="preserve">Đặt </w:t>
@@ -29123,24 +28113,22 @@
       <w:r>
         <w:t>sách</w:t>
       </w:r>
-      <w:bookmarkEnd w:id="58"/>
+      <w:bookmarkEnd w:id="53"/>
     </w:p>
     <w:p>
       <w:pPr>
-        <w:pStyle w:val="Heading3"/>
+        <w:pStyle w:val="Heading4"/>
         <w:numPr>
-          <w:ilvl w:val="2"/>
+          <w:ilvl w:val="3"/>
           <w:numId w:val="14"/>
         </w:numPr>
       </w:pPr>
-      <w:bookmarkStart w:id="59" w:name="_Toc93142527"/>
       <w:r>
         <w:t xml:space="preserve">Thiết kế giao diện </w:t>
       </w:r>
       <w:r>
         <w:t>đặt hàng</w:t>
       </w:r>
-      <w:bookmarkEnd w:id="59"/>
     </w:p>
     <w:p>
       <w:pPr>
@@ -29197,29 +28185,55 @@
           <w:lang w:val="en-US"/>
         </w:rPr>
       </w:pPr>
-      <w:bookmarkStart w:id="60" w:name="_Toc93142551"/>
+      <w:bookmarkStart w:id="54" w:name="_Toc93239662"/>
       <w:r>
         <w:t xml:space="preserve">Hình </w:t>
       </w:r>
-      <w:fldSimple w:instr=" STYLEREF 1 \s ">
-        <w:r>
-          <w:rPr>
-            <w:noProof/>
-          </w:rPr>
-          <w:t>5</w:t>
-        </w:r>
-      </w:fldSimple>
+      <w:r>
+        <w:fldChar w:fldCharType="begin"/>
+      </w:r>
+      <w:r>
+        <w:instrText xml:space="preserve"> STYLEREF 1 \s </w:instrText>
+      </w:r>
+      <w:r>
+        <w:fldChar w:fldCharType="separate"/>
+      </w:r>
+      <w:r>
+        <w:rPr>
+          <w:noProof/>
+        </w:rPr>
+        <w:t>4</w:t>
+      </w:r>
+      <w:r>
+        <w:rPr>
+          <w:noProof/>
+        </w:rPr>
+        <w:fldChar w:fldCharType="end"/>
+      </w:r>
       <w:r>
         <w:t>.</w:t>
       </w:r>
-      <w:fldSimple w:instr=" SEQ Hình \* ARABIC \s 1 ">
-        <w:r>
-          <w:rPr>
-            <w:noProof/>
-          </w:rPr>
-          <w:t>4</w:t>
-        </w:r>
-      </w:fldSimple>
+      <w:r>
+        <w:fldChar w:fldCharType="begin"/>
+      </w:r>
+      <w:r>
+        <w:instrText xml:space="preserve"> SEQ Hình \* ARABIC \s 1 </w:instrText>
+      </w:r>
+      <w:r>
+        <w:fldChar w:fldCharType="separate"/>
+      </w:r>
+      <w:r>
+        <w:rPr>
+          <w:noProof/>
+        </w:rPr>
+        <w:t>13</w:t>
+      </w:r>
+      <w:r>
+        <w:rPr>
+          <w:noProof/>
+        </w:rPr>
+        <w:fldChar w:fldCharType="end"/>
+      </w:r>
       <w:r>
         <w:rPr>
           <w:noProof/>
@@ -29240,20 +28254,18 @@
         </w:rPr>
         <w:t>đặt sách</w:t>
       </w:r>
-      <w:bookmarkEnd w:id="60"/>
+      <w:bookmarkEnd w:id="54"/>
     </w:p>
     <w:p>
       <w:pPr>
-        <w:pStyle w:val="Heading3"/>
-      </w:pPr>
-      <w:bookmarkStart w:id="61" w:name="_Toc93142528"/>
+        <w:pStyle w:val="Heading4"/>
+      </w:pPr>
       <w:r>
         <w:t xml:space="preserve">Xử lý giao diện </w:t>
       </w:r>
       <w:r>
         <w:t>đặt hàng</w:t>
       </w:r>
-      <w:bookmarkEnd w:id="61"/>
     </w:p>
     <w:tbl>
       <w:tblPr>
@@ -29661,29 +28673,55 @@
           <w:lang w:val="en-US"/>
         </w:rPr>
       </w:pPr>
-      <w:bookmarkStart w:id="62" w:name="_Toc93142572"/>
+      <w:bookmarkStart w:id="55" w:name="_Toc93239683"/>
       <w:r>
         <w:t xml:space="preserve">Bảng </w:t>
       </w:r>
-      <w:fldSimple w:instr=" STYLEREF 1 \s ">
-        <w:r>
-          <w:rPr>
-            <w:noProof/>
-          </w:rPr>
-          <w:t>5</w:t>
-        </w:r>
-      </w:fldSimple>
+      <w:r>
+        <w:fldChar w:fldCharType="begin"/>
+      </w:r>
+      <w:r>
+        <w:instrText xml:space="preserve"> STYLEREF 1 \s </w:instrText>
+      </w:r>
+      <w:r>
+        <w:fldChar w:fldCharType="separate"/>
+      </w:r>
+      <w:r>
+        <w:rPr>
+          <w:noProof/>
+        </w:rPr>
+        <w:t>4</w:t>
+      </w:r>
+      <w:r>
+        <w:rPr>
+          <w:noProof/>
+        </w:rPr>
+        <w:fldChar w:fldCharType="end"/>
+      </w:r>
       <w:r>
         <w:t>.</w:t>
       </w:r>
-      <w:fldSimple w:instr=" SEQ Bảng \* ARABIC \s 1 ">
-        <w:r>
-          <w:rPr>
-            <w:noProof/>
-          </w:rPr>
-          <w:t>4</w:t>
-        </w:r>
-      </w:fldSimple>
+      <w:r>
+        <w:fldChar w:fldCharType="begin"/>
+      </w:r>
+      <w:r>
+        <w:instrText xml:space="preserve"> SEQ Bảng \* ARABIC \s 1 </w:instrText>
+      </w:r>
+      <w:r>
+        <w:fldChar w:fldCharType="separate"/>
+      </w:r>
+      <w:r>
+        <w:rPr>
+          <w:noProof/>
+        </w:rPr>
+        <w:t>18</w:t>
+      </w:r>
+      <w:r>
+        <w:rPr>
+          <w:noProof/>
+        </w:rPr>
+        <w:fldChar w:fldCharType="end"/>
+      </w:r>
       <w:r>
         <w:rPr>
           <w:lang w:val="en-US"/>
@@ -29699,7 +28737,7 @@
         </w:rPr>
         <w:t>đặt hàng</w:t>
       </w:r>
-      <w:bookmarkEnd w:id="62"/>
+      <w:bookmarkEnd w:id="55"/>
     </w:p>
     <w:p>
       <w:pPr>
@@ -29725,9 +28763,9 @@
     </w:p>
     <w:p>
       <w:pPr>
-        <w:pStyle w:val="Heading2"/>
-      </w:pPr>
-      <w:bookmarkStart w:id="63" w:name="_Toc93142529"/>
+        <w:pStyle w:val="Heading3"/>
+      </w:pPr>
+      <w:bookmarkStart w:id="56" w:name="_Toc93239646"/>
       <w:r>
         <w:lastRenderedPageBreak/>
         <w:t>Thanh toán</w:t>
@@ -29735,24 +28773,22 @@
       <w:r>
         <w:t xml:space="preserve"> giỏ hàng</w:t>
       </w:r>
-      <w:bookmarkEnd w:id="63"/>
+      <w:bookmarkEnd w:id="56"/>
     </w:p>
     <w:p>
       <w:pPr>
-        <w:pStyle w:val="Heading3"/>
+        <w:pStyle w:val="Heading4"/>
         <w:numPr>
-          <w:ilvl w:val="2"/>
+          <w:ilvl w:val="3"/>
           <w:numId w:val="14"/>
         </w:numPr>
       </w:pPr>
-      <w:bookmarkStart w:id="64" w:name="_Toc93142530"/>
       <w:r>
         <w:t xml:space="preserve">Thiết kế giao diện </w:t>
       </w:r>
       <w:r>
         <w:t>thanh toán</w:t>
       </w:r>
-      <w:bookmarkEnd w:id="64"/>
     </w:p>
     <w:p>
       <w:pPr>
@@ -29809,29 +28845,55 @@
           <w:lang w:val="en-US"/>
         </w:rPr>
       </w:pPr>
-      <w:bookmarkStart w:id="65" w:name="_Toc93142552"/>
+      <w:bookmarkStart w:id="57" w:name="_Toc93239663"/>
       <w:r>
         <w:t xml:space="preserve">Hình </w:t>
       </w:r>
-      <w:fldSimple w:instr=" STYLEREF 1 \s ">
-        <w:r>
-          <w:rPr>
-            <w:noProof/>
-          </w:rPr>
-          <w:t>5</w:t>
-        </w:r>
-      </w:fldSimple>
+      <w:r>
+        <w:fldChar w:fldCharType="begin"/>
+      </w:r>
+      <w:r>
+        <w:instrText xml:space="preserve"> STYLEREF 1 \s </w:instrText>
+      </w:r>
+      <w:r>
+        <w:fldChar w:fldCharType="separate"/>
+      </w:r>
+      <w:r>
+        <w:rPr>
+          <w:noProof/>
+        </w:rPr>
+        <w:t>4</w:t>
+      </w:r>
+      <w:r>
+        <w:rPr>
+          <w:noProof/>
+        </w:rPr>
+        <w:fldChar w:fldCharType="end"/>
+      </w:r>
       <w:r>
         <w:t>.</w:t>
       </w:r>
-      <w:fldSimple w:instr=" SEQ Hình \* ARABIC \s 1 ">
-        <w:r>
-          <w:rPr>
-            <w:noProof/>
-          </w:rPr>
-          <w:t>5</w:t>
-        </w:r>
-      </w:fldSimple>
+      <w:r>
+        <w:fldChar w:fldCharType="begin"/>
+      </w:r>
+      <w:r>
+        <w:instrText xml:space="preserve"> SEQ Hình \* ARABIC \s 1 </w:instrText>
+      </w:r>
+      <w:r>
+        <w:fldChar w:fldCharType="separate"/>
+      </w:r>
+      <w:r>
+        <w:rPr>
+          <w:noProof/>
+        </w:rPr>
+        <w:t>14</w:t>
+      </w:r>
+      <w:r>
+        <w:rPr>
+          <w:noProof/>
+        </w:rPr>
+        <w:fldChar w:fldCharType="end"/>
+      </w:r>
       <w:r>
         <w:rPr>
           <w:noProof/>
@@ -29852,20 +28914,18 @@
         </w:rPr>
         <w:t>thanh toán giỏ hàng</w:t>
       </w:r>
-      <w:bookmarkEnd w:id="65"/>
+      <w:bookmarkEnd w:id="57"/>
     </w:p>
     <w:p>
       <w:pPr>
-        <w:pStyle w:val="Heading3"/>
-      </w:pPr>
-      <w:bookmarkStart w:id="66" w:name="_Toc93142531"/>
+        <w:pStyle w:val="Heading4"/>
+      </w:pPr>
       <w:r>
         <w:t xml:space="preserve">Xử lý giao diện </w:t>
       </w:r>
       <w:r>
         <w:t>thanh toán</w:t>
       </w:r>
-      <w:bookmarkEnd w:id="66"/>
     </w:p>
     <w:tbl>
       <w:tblPr>
@@ -30291,29 +29351,55 @@
           <w:lang w:val="en-US"/>
         </w:rPr>
       </w:pPr>
-      <w:bookmarkStart w:id="67" w:name="_Toc93142573"/>
+      <w:bookmarkStart w:id="58" w:name="_Toc93239684"/>
       <w:r>
         <w:t xml:space="preserve">Bảng </w:t>
       </w:r>
-      <w:fldSimple w:instr=" STYLEREF 1 \s ">
-        <w:r>
-          <w:rPr>
-            <w:noProof/>
-          </w:rPr>
-          <w:t>5</w:t>
-        </w:r>
-      </w:fldSimple>
+      <w:r>
+        <w:fldChar w:fldCharType="begin"/>
+      </w:r>
+      <w:r>
+        <w:instrText xml:space="preserve"> STYLEREF 1 \s </w:instrText>
+      </w:r>
+      <w:r>
+        <w:fldChar w:fldCharType="separate"/>
+      </w:r>
+      <w:r>
+        <w:rPr>
+          <w:noProof/>
+        </w:rPr>
+        <w:t>4</w:t>
+      </w:r>
+      <w:r>
+        <w:rPr>
+          <w:noProof/>
+        </w:rPr>
+        <w:fldChar w:fldCharType="end"/>
+      </w:r>
       <w:r>
         <w:t>.</w:t>
       </w:r>
-      <w:fldSimple w:instr=" SEQ Bảng \* ARABIC \s 1 ">
-        <w:r>
-          <w:rPr>
-            <w:noProof/>
-          </w:rPr>
-          <w:t>5</w:t>
-        </w:r>
-      </w:fldSimple>
+      <w:r>
+        <w:fldChar w:fldCharType="begin"/>
+      </w:r>
+      <w:r>
+        <w:instrText xml:space="preserve"> SEQ Bảng \* ARABIC \s 1 </w:instrText>
+      </w:r>
+      <w:r>
+        <w:fldChar w:fldCharType="separate"/>
+      </w:r>
+      <w:r>
+        <w:rPr>
+          <w:noProof/>
+        </w:rPr>
+        <w:t>19</w:t>
+      </w:r>
+      <w:r>
+        <w:rPr>
+          <w:noProof/>
+        </w:rPr>
+        <w:fldChar w:fldCharType="end"/>
+      </w:r>
       <w:r>
         <w:rPr>
           <w:lang w:val="en-US"/>
@@ -30329,35 +29415,33 @@
         </w:rPr>
         <w:t>thanh toán</w:t>
       </w:r>
-      <w:bookmarkEnd w:id="67"/>
+      <w:bookmarkEnd w:id="58"/>
     </w:p>
     <w:p>
       <w:pPr>
-        <w:pStyle w:val="Heading2"/>
-      </w:pPr>
-      <w:bookmarkStart w:id="68" w:name="_Toc93142532"/>
+        <w:pStyle w:val="Heading3"/>
+      </w:pPr>
+      <w:bookmarkStart w:id="59" w:name="_Toc93239647"/>
       <w:r>
         <w:lastRenderedPageBreak/>
         <w:t>Quản lý</w:t>
       </w:r>
-      <w:bookmarkEnd w:id="68"/>
+      <w:bookmarkEnd w:id="59"/>
     </w:p>
     <w:p>
       <w:pPr>
-        <w:pStyle w:val="Heading3"/>
+        <w:pStyle w:val="Heading4"/>
         <w:numPr>
-          <w:ilvl w:val="2"/>
+          <w:ilvl w:val="3"/>
           <w:numId w:val="14"/>
         </w:numPr>
       </w:pPr>
-      <w:bookmarkStart w:id="69" w:name="_Toc93142533"/>
       <w:r>
         <w:t xml:space="preserve">Thiết kế giao diện </w:t>
       </w:r>
       <w:r>
         <w:t>quản lý</w:t>
       </w:r>
-      <w:bookmarkEnd w:id="69"/>
     </w:p>
     <w:p>
       <w:pPr>
@@ -30414,29 +29498,55 @@
           <w:lang w:val="en-US"/>
         </w:rPr>
       </w:pPr>
-      <w:bookmarkStart w:id="70" w:name="_Toc93142553"/>
+      <w:bookmarkStart w:id="60" w:name="_Toc93239664"/>
       <w:r>
         <w:t xml:space="preserve">Hình </w:t>
       </w:r>
-      <w:fldSimple w:instr=" STYLEREF 1 \s ">
-        <w:r>
-          <w:rPr>
-            <w:noProof/>
-          </w:rPr>
-          <w:t>5</w:t>
-        </w:r>
-      </w:fldSimple>
+      <w:r>
+        <w:fldChar w:fldCharType="begin"/>
+      </w:r>
+      <w:r>
+        <w:instrText xml:space="preserve"> STYLEREF 1 \s </w:instrText>
+      </w:r>
+      <w:r>
+        <w:fldChar w:fldCharType="separate"/>
+      </w:r>
+      <w:r>
+        <w:rPr>
+          <w:noProof/>
+        </w:rPr>
+        <w:t>4</w:t>
+      </w:r>
+      <w:r>
+        <w:rPr>
+          <w:noProof/>
+        </w:rPr>
+        <w:fldChar w:fldCharType="end"/>
+      </w:r>
       <w:r>
         <w:t>.</w:t>
       </w:r>
-      <w:fldSimple w:instr=" SEQ Hình \* ARABIC \s 1 ">
-        <w:r>
-          <w:rPr>
-            <w:noProof/>
-          </w:rPr>
-          <w:t>6</w:t>
-        </w:r>
-      </w:fldSimple>
+      <w:r>
+        <w:fldChar w:fldCharType="begin"/>
+      </w:r>
+      <w:r>
+        <w:instrText xml:space="preserve"> SEQ Hình \* ARABIC \s 1 </w:instrText>
+      </w:r>
+      <w:r>
+        <w:fldChar w:fldCharType="separate"/>
+      </w:r>
+      <w:r>
+        <w:rPr>
+          <w:noProof/>
+        </w:rPr>
+        <w:t>15</w:t>
+      </w:r>
+      <w:r>
+        <w:rPr>
+          <w:noProof/>
+        </w:rPr>
+        <w:fldChar w:fldCharType="end"/>
+      </w:r>
       <w:r>
         <w:rPr>
           <w:noProof/>
@@ -30457,20 +29567,18 @@
         </w:rPr>
         <w:t>quản lý</w:t>
       </w:r>
-      <w:bookmarkEnd w:id="70"/>
+      <w:bookmarkEnd w:id="60"/>
     </w:p>
     <w:p>
       <w:pPr>
-        <w:pStyle w:val="Heading3"/>
-      </w:pPr>
-      <w:bookmarkStart w:id="71" w:name="_Toc93142534"/>
+        <w:pStyle w:val="Heading4"/>
+      </w:pPr>
       <w:r>
         <w:t xml:space="preserve">Xử lý giao diện </w:t>
       </w:r>
       <w:r>
         <w:t>quản lý</w:t>
       </w:r>
-      <w:bookmarkEnd w:id="71"/>
     </w:p>
     <w:tbl>
       <w:tblPr>
@@ -31193,29 +30301,55 @@
           <w:lang w:val="en-US"/>
         </w:rPr>
       </w:pPr>
-      <w:bookmarkStart w:id="72" w:name="_Toc93142574"/>
+      <w:bookmarkStart w:id="61" w:name="_Toc93239685"/>
       <w:r>
         <w:t xml:space="preserve">Bảng </w:t>
       </w:r>
-      <w:fldSimple w:instr=" STYLEREF 1 \s ">
-        <w:r>
-          <w:rPr>
-            <w:noProof/>
-          </w:rPr>
-          <w:t>5</w:t>
-        </w:r>
-      </w:fldSimple>
+      <w:r>
+        <w:fldChar w:fldCharType="begin"/>
+      </w:r>
+      <w:r>
+        <w:instrText xml:space="preserve"> STYLEREF 1 \s </w:instrText>
+      </w:r>
+      <w:r>
+        <w:fldChar w:fldCharType="separate"/>
+      </w:r>
+      <w:r>
+        <w:rPr>
+          <w:noProof/>
+        </w:rPr>
+        <w:t>4</w:t>
+      </w:r>
+      <w:r>
+        <w:rPr>
+          <w:noProof/>
+        </w:rPr>
+        <w:fldChar w:fldCharType="end"/>
+      </w:r>
       <w:r>
         <w:t>.</w:t>
       </w:r>
-      <w:fldSimple w:instr=" SEQ Bảng \* ARABIC \s 1 ">
-        <w:r>
-          <w:rPr>
-            <w:noProof/>
-          </w:rPr>
-          <w:t>6</w:t>
-        </w:r>
-      </w:fldSimple>
+      <w:r>
+        <w:fldChar w:fldCharType="begin"/>
+      </w:r>
+      <w:r>
+        <w:instrText xml:space="preserve"> SEQ Bảng \* ARABIC \s 1 </w:instrText>
+      </w:r>
+      <w:r>
+        <w:fldChar w:fldCharType="separate"/>
+      </w:r>
+      <w:r>
+        <w:rPr>
+          <w:noProof/>
+        </w:rPr>
+        <w:t>20</w:t>
+      </w:r>
+      <w:r>
+        <w:rPr>
+          <w:noProof/>
+        </w:rPr>
+        <w:fldChar w:fldCharType="end"/>
+      </w:r>
       <w:r>
         <w:rPr>
           <w:lang w:val="en-US"/>
@@ -31231,31 +30365,29 @@
         </w:rPr>
         <w:t>quản lý</w:t>
       </w:r>
-      <w:bookmarkEnd w:id="72"/>
+      <w:bookmarkEnd w:id="61"/>
     </w:p>
     <w:p>
       <w:pPr>
-        <w:pStyle w:val="Heading2"/>
-      </w:pPr>
-      <w:bookmarkStart w:id="73" w:name="_Toc93142535"/>
+        <w:pStyle w:val="Heading3"/>
+      </w:pPr>
+      <w:bookmarkStart w:id="62" w:name="_Toc93239648"/>
       <w:r>
         <w:t>Thống kê</w:t>
       </w:r>
-      <w:bookmarkEnd w:id="73"/>
+      <w:bookmarkEnd w:id="62"/>
     </w:p>
     <w:p>
       <w:pPr>
-        <w:pStyle w:val="Heading3"/>
+        <w:pStyle w:val="Heading4"/>
         <w:numPr>
-          <w:ilvl w:val="2"/>
+          <w:ilvl w:val="3"/>
           <w:numId w:val="14"/>
         </w:numPr>
       </w:pPr>
-      <w:bookmarkStart w:id="74" w:name="_Toc93142536"/>
       <w:r>
         <w:t>Thiết kế giao diện thống kê</w:t>
       </w:r>
-      <w:bookmarkEnd w:id="74"/>
     </w:p>
     <w:p>
       <w:pPr>
@@ -31312,29 +30444,55 @@
           <w:lang w:val="en-US"/>
         </w:rPr>
       </w:pPr>
-      <w:bookmarkStart w:id="75" w:name="_Toc93142554"/>
+      <w:bookmarkStart w:id="63" w:name="_Toc93239665"/>
       <w:r>
         <w:t xml:space="preserve">Hình </w:t>
       </w:r>
-      <w:fldSimple w:instr=" STYLEREF 1 \s ">
-        <w:r>
-          <w:rPr>
-            <w:noProof/>
-          </w:rPr>
-          <w:t>5</w:t>
-        </w:r>
-      </w:fldSimple>
+      <w:r>
+        <w:fldChar w:fldCharType="begin"/>
+      </w:r>
+      <w:r>
+        <w:instrText xml:space="preserve"> STYLEREF 1 \s </w:instrText>
+      </w:r>
+      <w:r>
+        <w:fldChar w:fldCharType="separate"/>
+      </w:r>
+      <w:r>
+        <w:rPr>
+          <w:noProof/>
+        </w:rPr>
+        <w:t>4</w:t>
+      </w:r>
+      <w:r>
+        <w:rPr>
+          <w:noProof/>
+        </w:rPr>
+        <w:fldChar w:fldCharType="end"/>
+      </w:r>
       <w:r>
         <w:t>.</w:t>
       </w:r>
-      <w:fldSimple w:instr=" SEQ Hình \* ARABIC \s 1 ">
-        <w:r>
-          <w:rPr>
-            <w:noProof/>
-          </w:rPr>
-          <w:t>7</w:t>
-        </w:r>
-      </w:fldSimple>
+      <w:r>
+        <w:fldChar w:fldCharType="begin"/>
+      </w:r>
+      <w:r>
+        <w:instrText xml:space="preserve"> SEQ Hình \* ARABIC \s 1 </w:instrText>
+      </w:r>
+      <w:r>
+        <w:fldChar w:fldCharType="separate"/>
+      </w:r>
+      <w:r>
+        <w:rPr>
+          <w:noProof/>
+        </w:rPr>
+        <w:t>16</w:t>
+      </w:r>
+      <w:r>
+        <w:rPr>
+          <w:noProof/>
+        </w:rPr>
+        <w:fldChar w:fldCharType="end"/>
+      </w:r>
       <w:r>
         <w:rPr>
           <w:noProof/>
@@ -31355,17 +30513,15 @@
         </w:rPr>
         <w:t>thống kê</w:t>
       </w:r>
-      <w:bookmarkEnd w:id="75"/>
+      <w:bookmarkEnd w:id="63"/>
     </w:p>
     <w:p>
       <w:pPr>
-        <w:pStyle w:val="Heading3"/>
-      </w:pPr>
-      <w:bookmarkStart w:id="76" w:name="_Toc93142537"/>
+        <w:pStyle w:val="Heading4"/>
+      </w:pPr>
       <w:r>
         <w:t>Xử lý giao diện thống kê</w:t>
       </w:r>
-      <w:bookmarkEnd w:id="76"/>
     </w:p>
     <w:tbl>
       <w:tblPr>
@@ -31990,29 +31146,55 @@
           <w:lang w:val="en-US"/>
         </w:rPr>
       </w:pPr>
-      <w:bookmarkStart w:id="77" w:name="_Toc93142575"/>
+      <w:bookmarkStart w:id="64" w:name="_Toc93239686"/>
       <w:r>
         <w:t xml:space="preserve">Bảng </w:t>
       </w:r>
-      <w:fldSimple w:instr=" STYLEREF 1 \s ">
-        <w:r>
-          <w:rPr>
-            <w:noProof/>
-          </w:rPr>
-          <w:t>5</w:t>
-        </w:r>
-      </w:fldSimple>
+      <w:r>
+        <w:fldChar w:fldCharType="begin"/>
+      </w:r>
+      <w:r>
+        <w:instrText xml:space="preserve"> STYLEREF 1 \s </w:instrText>
+      </w:r>
+      <w:r>
+        <w:fldChar w:fldCharType="separate"/>
+      </w:r>
+      <w:r>
+        <w:rPr>
+          <w:noProof/>
+        </w:rPr>
+        <w:t>4</w:t>
+      </w:r>
+      <w:r>
+        <w:rPr>
+          <w:noProof/>
+        </w:rPr>
+        <w:fldChar w:fldCharType="end"/>
+      </w:r>
       <w:r>
         <w:t>.</w:t>
       </w:r>
-      <w:fldSimple w:instr=" SEQ Bảng \* ARABIC \s 1 ">
-        <w:r>
-          <w:rPr>
-            <w:noProof/>
-          </w:rPr>
-          <w:t>7</w:t>
-        </w:r>
-      </w:fldSimple>
+      <w:r>
+        <w:fldChar w:fldCharType="begin"/>
+      </w:r>
+      <w:r>
+        <w:instrText xml:space="preserve"> SEQ Bảng \* ARABIC \s 1 </w:instrText>
+      </w:r>
+      <w:r>
+        <w:fldChar w:fldCharType="separate"/>
+      </w:r>
+      <w:r>
+        <w:rPr>
+          <w:noProof/>
+        </w:rPr>
+        <w:t>21</w:t>
+      </w:r>
+      <w:r>
+        <w:rPr>
+          <w:noProof/>
+        </w:rPr>
+        <w:fldChar w:fldCharType="end"/>
+      </w:r>
       <w:r>
         <w:rPr>
           <w:lang w:val="en-US"/>
@@ -32028,7 +31210,7 @@
         </w:rPr>
         <w:t>thống kê</w:t>
       </w:r>
-      <w:bookmarkEnd w:id="77"/>
+      <w:bookmarkEnd w:id="64"/>
       <w:r>
         <w:br w:type="page"/>
       </w:r>
@@ -32040,7 +31222,7 @@
           <w:noProof/>
         </w:rPr>
       </w:pPr>
-      <w:bookmarkStart w:id="78" w:name="_Toc93142538"/>
+      <w:bookmarkStart w:id="65" w:name="_Toc93239649"/>
       <w:r>
         <w:rPr>
           <w:noProof/>
@@ -32048,7 +31230,7 @@
         <w:lastRenderedPageBreak/>
         <w:t>SỰ TIẾN HOÁ HỆ THỐNG</w:t>
       </w:r>
-      <w:bookmarkEnd w:id="78"/>
+      <w:bookmarkEnd w:id="65"/>
     </w:p>
     <w:sectPr>
       <w:footerReference w:type="default" r:id="rId26"/>
@@ -34688,7 +33870,7 @@
   <w:abstractNum w:abstractNumId="24" w15:restartNumberingAfterBreak="0">
     <w:nsid w:val="5F4D565D"/>
     <w:multiLevelType w:val="multilevel"/>
-    <w:tmpl w:val="74DC98C4"/>
+    <w:tmpl w:val="B91E358A"/>
     <w:lvl w:ilvl="0">
       <w:start w:val="1"/>
       <w:numFmt w:val="decimal"/>
@@ -35594,6 +34776,36 @@
   </w:num>
   <w:num w:numId="36">
     <w:abstractNumId w:val="30"/>
+  </w:num>
+  <w:num w:numId="37">
+    <w:abstractNumId w:val="24"/>
+    <w:lvlOverride w:ilvl="0">
+      <w:startOverride w:val="1"/>
+    </w:lvlOverride>
+    <w:lvlOverride w:ilvl="1">
+      <w:startOverride w:val="1"/>
+    </w:lvlOverride>
+    <w:lvlOverride w:ilvl="2">
+      <w:startOverride w:val="1"/>
+    </w:lvlOverride>
+    <w:lvlOverride w:ilvl="3">
+      <w:startOverride w:val="1"/>
+    </w:lvlOverride>
+    <w:lvlOverride w:ilvl="4">
+      <w:startOverride w:val="1"/>
+    </w:lvlOverride>
+    <w:lvlOverride w:ilvl="5">
+      <w:startOverride w:val="1"/>
+    </w:lvlOverride>
+    <w:lvlOverride w:ilvl="6">
+      <w:startOverride w:val="1"/>
+    </w:lvlOverride>
+    <w:lvlOverride w:ilvl="7">
+      <w:startOverride w:val="1"/>
+    </w:lvlOverride>
+    <w:lvlOverride w:ilvl="8">
+      <w:startOverride w:val="1"/>
+    </w:lvlOverride>
   </w:num>
   <w:numIdMacAtCleanup w:val="11"/>
 </w:numbering>
@@ -36068,7 +35280,7 @@
     <w:uiPriority w:val="9"/>
     <w:unhideWhenUsed/>
     <w:qFormat/>
-    <w:rsid w:val="00E34DD2"/>
+    <w:rsid w:val="005D402A"/>
     <w:pPr>
       <w:keepNext/>
       <w:keepLines/>
@@ -36293,7 +35505,7 @@
     <w:basedOn w:val="DefaultParagraphFont"/>
     <w:link w:val="Heading3"/>
     <w:uiPriority w:val="9"/>
-    <w:rsid w:val="00E34DD2"/>
+    <w:rsid w:val="005D402A"/>
     <w:rPr>
       <w:rFonts w:ascii="Times New Roman" w:eastAsiaTheme="majorEastAsia" w:hAnsi="Times New Roman" w:cs="Times New Roman"/>
       <w:b/>

--- a/bai-tap/bai-tap-nhom/Bài tập nhóm - Quản lý nhà sách/Báo cáo Bài tập nhóm - Quản lý nhà sách.docx
+++ b/bai-tap/bai-tap-nhom/Bài tập nhóm - Quản lý nhà sách/Báo cáo Bài tập nhóm - Quản lý nhà sách.docx
@@ -14,8 +14,8 @@
         </w:rPr>
       </w:pPr>
       <w:bookmarkStart w:id="0" w:name="_Hlk93040589"/>
-      <w:bookmarkStart w:id="1" w:name="_Toc51060025"/>
-      <w:bookmarkStart w:id="2" w:name="_Toc51061469"/>
+      <w:bookmarkStart w:id="1" w:name="_Toc51061469"/>
+      <w:bookmarkStart w:id="2" w:name="_Toc51060025"/>
       <w:bookmarkEnd w:id="0"/>
       <w:r>
         <w:rPr>
@@ -1418,21 +1418,7 @@
                 <w:rStyle w:val="Hyperlink"/>
                 <w:noProof/>
               </w:rPr>
-              <w:t xml:space="preserve">Sơ đồ lớp </w:t>
-            </w:r>
-            <w:r>
-              <w:rPr>
-                <w:rStyle w:val="Hyperlink"/>
-                <w:noProof/>
-              </w:rPr>
-              <w:t>(</w:t>
-            </w:r>
-            <w:r>
-              <w:rPr>
-                <w:rStyle w:val="Hyperlink"/>
-                <w:noProof/>
-              </w:rPr>
-              <w:t>Class Diagram)</w:t>
+              <w:t>Sơ đồ lớp (Class Diagram)</w:t>
             </w:r>
             <w:r>
               <w:rPr>
@@ -14821,6 +14807,7 @@
                 <w:szCs w:val="26"/>
                 <w:lang w:val="en-US"/>
               </w:rPr>
+              <w:lastRenderedPageBreak/>
               <w:t>Luồng ngoại lệ</w:t>
             </w:r>
           </w:p>
@@ -16609,6 +16596,7 @@
                 <w:szCs w:val="26"/>
                 <w:lang w:val="en-US"/>
               </w:rPr>
+              <w:lastRenderedPageBreak/>
               <w:t>Luồng ngoại lệ</w:t>
             </w:r>
           </w:p>
@@ -19972,6 +19960,7 @@
         <w:rPr>
           <w:rFonts w:cs="Times New Roman"/>
         </w:rPr>
+        <w:lastRenderedPageBreak/>
         <w:t xml:space="preserve">Bảng </w:t>
       </w:r>
       <w:r>
@@ -22055,6 +22044,7 @@
                 <w:szCs w:val="26"/>
                 <w:lang w:val="en-US"/>
               </w:rPr>
+              <w:lastRenderedPageBreak/>
               <w:t>Luồng thay thế</w:t>
             </w:r>
           </w:p>
@@ -25875,10 +25865,10 @@
           <w:lang w:val="en-US"/>
         </w:rPr>
         <w:drawing>
-          <wp:inline distT="0" distB="0" distL="0" distR="0" wp14:anchorId="7DC24553" wp14:editId="3629D00D">
-            <wp:extent cx="5611495" cy="5138057"/>
-            <wp:effectExtent l="0" t="0" r="8255" b="5715"/>
-            <wp:docPr id="18" name="Picture 18"/>
+          <wp:inline distT="0" distB="0" distL="0" distR="0" wp14:anchorId="3E3A3B9C" wp14:editId="1AEA8619">
+            <wp:extent cx="5615305" cy="5128847"/>
+            <wp:effectExtent l="0" t="0" r="4445" b="0"/>
+            <wp:docPr id="4" name="Picture 4"/>
             <wp:cNvGraphicFramePr>
               <a:graphicFrameLocks xmlns:a="http://schemas.openxmlformats.org/drawingml/2006/main" noChangeAspect="1"/>
             </wp:cNvGraphicFramePr>
@@ -25899,13 +25889,13 @@
                         </a:ext>
                       </a:extLst>
                     </a:blip>
-                    <a:srcRect r="2460" b="2699"/>
+                    <a:srcRect r="2469" b="2921"/>
                     <a:stretch/>
                   </pic:blipFill>
                   <pic:spPr bwMode="auto">
                     <a:xfrm>
                       <a:off x="0" y="0"/>
-                      <a:ext cx="5611585" cy="5138139"/>
+                      <a:ext cx="5615354" cy="5128892"/>
                     </a:xfrm>
                     <a:prstGeom prst="rect">
                       <a:avLst/>
@@ -25938,51 +25928,25 @@
       <w:r>
         <w:t xml:space="preserve">Hình </w:t>
       </w:r>
-      <w:r>
-        <w:fldChar w:fldCharType="begin"/>
-      </w:r>
-      <w:r>
-        <w:instrText xml:space="preserve"> STYLEREF 1 \s </w:instrText>
-      </w:r>
-      <w:r>
-        <w:fldChar w:fldCharType="separate"/>
-      </w:r>
-      <w:r>
-        <w:rPr>
-          <w:noProof/>
-        </w:rPr>
-        <w:t>4</w:t>
-      </w:r>
-      <w:r>
-        <w:rPr>
-          <w:noProof/>
-        </w:rPr>
-        <w:fldChar w:fldCharType="end"/>
-      </w:r>
+      <w:fldSimple w:instr=" STYLEREF 1 \s ">
+        <w:r>
+          <w:rPr>
+            <w:noProof/>
+          </w:rPr>
+          <w:t>4</w:t>
+        </w:r>
+      </w:fldSimple>
       <w:r>
         <w:t>.</w:t>
       </w:r>
-      <w:r>
-        <w:fldChar w:fldCharType="begin"/>
-      </w:r>
-      <w:r>
-        <w:instrText xml:space="preserve"> SEQ Hình \* ARABIC \s 1 </w:instrText>
-      </w:r>
-      <w:r>
-        <w:fldChar w:fldCharType="separate"/>
-      </w:r>
-      <w:r>
-        <w:rPr>
-          <w:noProof/>
-        </w:rPr>
-        <w:t>9</w:t>
-      </w:r>
-      <w:r>
-        <w:rPr>
-          <w:noProof/>
-        </w:rPr>
-        <w:fldChar w:fldCharType="end"/>
-      </w:r>
+      <w:fldSimple w:instr=" SEQ Hình \* ARABIC \s 1 ">
+        <w:r>
+          <w:rPr>
+            <w:noProof/>
+          </w:rPr>
+          <w:t>9</w:t>
+        </w:r>
+      </w:fldSimple>
       <w:r>
         <w:rPr>
           <w:noProof/>
@@ -26150,51 +26114,25 @@
       <w:r>
         <w:t xml:space="preserve">Hình </w:t>
       </w:r>
-      <w:r>
-        <w:fldChar w:fldCharType="begin"/>
-      </w:r>
-      <w:r>
-        <w:instrText xml:space="preserve"> STYLEREF 1 \s </w:instrText>
-      </w:r>
-      <w:r>
-        <w:fldChar w:fldCharType="separate"/>
-      </w:r>
-      <w:r>
-        <w:rPr>
-          <w:noProof/>
-        </w:rPr>
-        <w:t>4</w:t>
-      </w:r>
-      <w:r>
-        <w:rPr>
-          <w:noProof/>
-        </w:rPr>
-        <w:fldChar w:fldCharType="end"/>
-      </w:r>
+      <w:fldSimple w:instr=" STYLEREF 1 \s ">
+        <w:r>
+          <w:rPr>
+            <w:noProof/>
+          </w:rPr>
+          <w:t>4</w:t>
+        </w:r>
+      </w:fldSimple>
       <w:r>
         <w:t>.</w:t>
       </w:r>
-      <w:r>
-        <w:fldChar w:fldCharType="begin"/>
-      </w:r>
-      <w:r>
-        <w:instrText xml:space="preserve"> SEQ Hình \* ARABIC \s 1 </w:instrText>
-      </w:r>
-      <w:r>
-        <w:fldChar w:fldCharType="separate"/>
-      </w:r>
-      <w:r>
-        <w:rPr>
-          <w:noProof/>
-        </w:rPr>
-        <w:t>10</w:t>
-      </w:r>
-      <w:r>
-        <w:rPr>
-          <w:noProof/>
-        </w:rPr>
-        <w:fldChar w:fldCharType="end"/>
-      </w:r>
+      <w:fldSimple w:instr=" SEQ Hình \* ARABIC \s 1 ">
+        <w:r>
+          <w:rPr>
+            <w:noProof/>
+          </w:rPr>
+          <w:t>10</w:t>
+        </w:r>
+      </w:fldSimple>
       <w:r>
         <w:rPr>
           <w:noProof/>
@@ -26660,51 +26598,25 @@
       <w:r>
         <w:t xml:space="preserve">Bảng </w:t>
       </w:r>
-      <w:r>
-        <w:fldChar w:fldCharType="begin"/>
-      </w:r>
-      <w:r>
-        <w:instrText xml:space="preserve"> STYLEREF 1 \s </w:instrText>
-      </w:r>
-      <w:r>
-        <w:fldChar w:fldCharType="separate"/>
-      </w:r>
-      <w:r>
-        <w:rPr>
-          <w:noProof/>
-        </w:rPr>
-        <w:t>4</w:t>
-      </w:r>
-      <w:r>
-        <w:rPr>
-          <w:noProof/>
-        </w:rPr>
-        <w:fldChar w:fldCharType="end"/>
-      </w:r>
+      <w:fldSimple w:instr=" STYLEREF 1 \s ">
+        <w:r>
+          <w:rPr>
+            <w:noProof/>
+          </w:rPr>
+          <w:t>4</w:t>
+        </w:r>
+      </w:fldSimple>
       <w:r>
         <w:t>.</w:t>
       </w:r>
-      <w:r>
-        <w:fldChar w:fldCharType="begin"/>
-      </w:r>
-      <w:r>
-        <w:instrText xml:space="preserve"> SEQ Bảng \* ARABIC \s 1 </w:instrText>
-      </w:r>
-      <w:r>
-        <w:fldChar w:fldCharType="separate"/>
-      </w:r>
-      <w:r>
-        <w:rPr>
-          <w:noProof/>
-        </w:rPr>
-        <w:t>15</w:t>
-      </w:r>
-      <w:r>
-        <w:rPr>
-          <w:noProof/>
-        </w:rPr>
-        <w:fldChar w:fldCharType="end"/>
-      </w:r>
+      <w:fldSimple w:instr=" SEQ Bảng \* ARABIC \s 1 ">
+        <w:r>
+          <w:rPr>
+            <w:noProof/>
+          </w:rPr>
+          <w:t>15</w:t>
+        </w:r>
+      </w:fldSimple>
       <w:r>
         <w:rPr>
           <w:lang w:val="en-US"/>
@@ -26838,51 +26750,25 @@
       <w:r>
         <w:t xml:space="preserve">Hình </w:t>
       </w:r>
-      <w:r>
-        <w:fldChar w:fldCharType="begin"/>
-      </w:r>
-      <w:r>
-        <w:instrText xml:space="preserve"> STYLEREF 1 \s </w:instrText>
-      </w:r>
-      <w:r>
-        <w:fldChar w:fldCharType="separate"/>
-      </w:r>
-      <w:r>
-        <w:rPr>
-          <w:noProof/>
-        </w:rPr>
-        <w:t>4</w:t>
-      </w:r>
-      <w:r>
-        <w:rPr>
-          <w:noProof/>
-        </w:rPr>
-        <w:fldChar w:fldCharType="end"/>
-      </w:r>
+      <w:fldSimple w:instr=" STYLEREF 1 \s ">
+        <w:r>
+          <w:rPr>
+            <w:noProof/>
+          </w:rPr>
+          <w:t>4</w:t>
+        </w:r>
+      </w:fldSimple>
       <w:r>
         <w:t>.</w:t>
       </w:r>
-      <w:r>
-        <w:fldChar w:fldCharType="begin"/>
-      </w:r>
-      <w:r>
-        <w:instrText xml:space="preserve"> SEQ Hình \* ARABIC \s 1 </w:instrText>
-      </w:r>
-      <w:r>
-        <w:fldChar w:fldCharType="separate"/>
-      </w:r>
-      <w:r>
-        <w:rPr>
-          <w:noProof/>
-        </w:rPr>
-        <w:t>11</w:t>
-      </w:r>
-      <w:r>
-        <w:rPr>
-          <w:noProof/>
-        </w:rPr>
-        <w:fldChar w:fldCharType="end"/>
-      </w:r>
+      <w:fldSimple w:instr=" SEQ Hình \* ARABIC \s 1 ">
+        <w:r>
+          <w:rPr>
+            <w:noProof/>
+          </w:rPr>
+          <w:t>11</w:t>
+        </w:r>
+      </w:fldSimple>
       <w:r>
         <w:rPr>
           <w:noProof/>
@@ -27356,51 +27242,25 @@
       <w:r>
         <w:t xml:space="preserve">Bảng </w:t>
       </w:r>
-      <w:r>
-        <w:fldChar w:fldCharType="begin"/>
-      </w:r>
-      <w:r>
-        <w:instrText xml:space="preserve"> STYLEREF 1 \s </w:instrText>
-      </w:r>
-      <w:r>
-        <w:fldChar w:fldCharType="separate"/>
-      </w:r>
-      <w:r>
-        <w:rPr>
-          <w:noProof/>
-        </w:rPr>
-        <w:t>4</w:t>
-      </w:r>
-      <w:r>
-        <w:rPr>
-          <w:noProof/>
-        </w:rPr>
-        <w:fldChar w:fldCharType="end"/>
-      </w:r>
+      <w:fldSimple w:instr=" STYLEREF 1 \s ">
+        <w:r>
+          <w:rPr>
+            <w:noProof/>
+          </w:rPr>
+          <w:t>4</w:t>
+        </w:r>
+      </w:fldSimple>
       <w:r>
         <w:t>.</w:t>
       </w:r>
-      <w:r>
-        <w:fldChar w:fldCharType="begin"/>
-      </w:r>
-      <w:r>
-        <w:instrText xml:space="preserve"> SEQ Bảng \* ARABIC \s 1 </w:instrText>
-      </w:r>
-      <w:r>
-        <w:fldChar w:fldCharType="separate"/>
-      </w:r>
-      <w:r>
-        <w:rPr>
-          <w:noProof/>
-        </w:rPr>
-        <w:t>16</w:t>
-      </w:r>
-      <w:r>
-        <w:rPr>
-          <w:noProof/>
-        </w:rPr>
-        <w:fldChar w:fldCharType="end"/>
-      </w:r>
+      <w:fldSimple w:instr=" SEQ Bảng \* ARABIC \s 1 ">
+        <w:r>
+          <w:rPr>
+            <w:noProof/>
+          </w:rPr>
+          <w:t>16</w:t>
+        </w:r>
+      </w:fldSimple>
       <w:r>
         <w:rPr>
           <w:lang w:val="en-US"/>
@@ -27518,51 +27378,25 @@
       <w:r>
         <w:t xml:space="preserve">Hình </w:t>
       </w:r>
-      <w:r>
-        <w:fldChar w:fldCharType="begin"/>
-      </w:r>
-      <w:r>
-        <w:instrText xml:space="preserve"> STYLEREF 1 \s </w:instrText>
-      </w:r>
-      <w:r>
-        <w:fldChar w:fldCharType="separate"/>
-      </w:r>
-      <w:r>
-        <w:rPr>
-          <w:noProof/>
-        </w:rPr>
-        <w:t>4</w:t>
-      </w:r>
-      <w:r>
-        <w:rPr>
-          <w:noProof/>
-        </w:rPr>
-        <w:fldChar w:fldCharType="end"/>
-      </w:r>
+      <w:fldSimple w:instr=" STYLEREF 1 \s ">
+        <w:r>
+          <w:rPr>
+            <w:noProof/>
+          </w:rPr>
+          <w:t>4</w:t>
+        </w:r>
+      </w:fldSimple>
       <w:r>
         <w:t>.</w:t>
       </w:r>
-      <w:r>
-        <w:fldChar w:fldCharType="begin"/>
-      </w:r>
-      <w:r>
-        <w:instrText xml:space="preserve"> SEQ Hình \* ARABIC \s 1 </w:instrText>
-      </w:r>
-      <w:r>
-        <w:fldChar w:fldCharType="separate"/>
-      </w:r>
-      <w:r>
-        <w:rPr>
-          <w:noProof/>
-        </w:rPr>
-        <w:t>12</w:t>
-      </w:r>
-      <w:r>
-        <w:rPr>
-          <w:noProof/>
-        </w:rPr>
-        <w:fldChar w:fldCharType="end"/>
-      </w:r>
+      <w:fldSimple w:instr=" SEQ Hình \* ARABIC \s 1 ">
+        <w:r>
+          <w:rPr>
+            <w:noProof/>
+          </w:rPr>
+          <w:t>12</w:t>
+        </w:r>
+      </w:fldSimple>
       <w:r>
         <w:rPr>
           <w:noProof/>
@@ -28039,51 +27873,25 @@
       <w:r>
         <w:t xml:space="preserve">Bảng </w:t>
       </w:r>
-      <w:r>
-        <w:fldChar w:fldCharType="begin"/>
-      </w:r>
-      <w:r>
-        <w:instrText xml:space="preserve"> STYLEREF 1 \s </w:instrText>
-      </w:r>
-      <w:r>
-        <w:fldChar w:fldCharType="separate"/>
-      </w:r>
-      <w:r>
-        <w:rPr>
-          <w:noProof/>
-        </w:rPr>
-        <w:t>4</w:t>
-      </w:r>
-      <w:r>
-        <w:rPr>
-          <w:noProof/>
-        </w:rPr>
-        <w:fldChar w:fldCharType="end"/>
-      </w:r>
+      <w:fldSimple w:instr=" STYLEREF 1 \s ">
+        <w:r>
+          <w:rPr>
+            <w:noProof/>
+          </w:rPr>
+          <w:t>4</w:t>
+        </w:r>
+      </w:fldSimple>
       <w:r>
         <w:t>.</w:t>
       </w:r>
-      <w:r>
-        <w:fldChar w:fldCharType="begin"/>
-      </w:r>
-      <w:r>
-        <w:instrText xml:space="preserve"> SEQ Bảng \* ARABIC \s 1 </w:instrText>
-      </w:r>
-      <w:r>
-        <w:fldChar w:fldCharType="separate"/>
-      </w:r>
-      <w:r>
-        <w:rPr>
-          <w:noProof/>
-        </w:rPr>
-        <w:t>17</w:t>
-      </w:r>
-      <w:r>
-        <w:rPr>
-          <w:noProof/>
-        </w:rPr>
-        <w:fldChar w:fldCharType="end"/>
-      </w:r>
+      <w:fldSimple w:instr=" SEQ Bảng \* ARABIC \s 1 ">
+        <w:r>
+          <w:rPr>
+            <w:noProof/>
+          </w:rPr>
+          <w:t>17</w:t>
+        </w:r>
+      </w:fldSimple>
       <w:r>
         <w:rPr>
           <w:lang w:val="en-US"/>
@@ -28189,51 +27997,25 @@
       <w:r>
         <w:t xml:space="preserve">Hình </w:t>
       </w:r>
-      <w:r>
-        <w:fldChar w:fldCharType="begin"/>
-      </w:r>
-      <w:r>
-        <w:instrText xml:space="preserve"> STYLEREF 1 \s </w:instrText>
-      </w:r>
-      <w:r>
-        <w:fldChar w:fldCharType="separate"/>
-      </w:r>
-      <w:r>
-        <w:rPr>
-          <w:noProof/>
-        </w:rPr>
-        <w:t>4</w:t>
-      </w:r>
-      <w:r>
-        <w:rPr>
-          <w:noProof/>
-        </w:rPr>
-        <w:fldChar w:fldCharType="end"/>
-      </w:r>
+      <w:fldSimple w:instr=" STYLEREF 1 \s ">
+        <w:r>
+          <w:rPr>
+            <w:noProof/>
+          </w:rPr>
+          <w:t>4</w:t>
+        </w:r>
+      </w:fldSimple>
       <w:r>
         <w:t>.</w:t>
       </w:r>
-      <w:r>
-        <w:fldChar w:fldCharType="begin"/>
-      </w:r>
-      <w:r>
-        <w:instrText xml:space="preserve"> SEQ Hình \* ARABIC \s 1 </w:instrText>
-      </w:r>
-      <w:r>
-        <w:fldChar w:fldCharType="separate"/>
-      </w:r>
-      <w:r>
-        <w:rPr>
-          <w:noProof/>
-        </w:rPr>
-        <w:t>13</w:t>
-      </w:r>
-      <w:r>
-        <w:rPr>
-          <w:noProof/>
-        </w:rPr>
-        <w:fldChar w:fldCharType="end"/>
-      </w:r>
+      <w:fldSimple w:instr=" SEQ Hình \* ARABIC \s 1 ">
+        <w:r>
+          <w:rPr>
+            <w:noProof/>
+          </w:rPr>
+          <w:t>13</w:t>
+        </w:r>
+      </w:fldSimple>
       <w:r>
         <w:rPr>
           <w:noProof/>
@@ -28677,51 +28459,25 @@
       <w:r>
         <w:t xml:space="preserve">Bảng </w:t>
       </w:r>
-      <w:r>
-        <w:fldChar w:fldCharType="begin"/>
-      </w:r>
-      <w:r>
-        <w:instrText xml:space="preserve"> STYLEREF 1 \s </w:instrText>
-      </w:r>
-      <w:r>
-        <w:fldChar w:fldCharType="separate"/>
-      </w:r>
-      <w:r>
-        <w:rPr>
-          <w:noProof/>
-        </w:rPr>
-        <w:t>4</w:t>
-      </w:r>
-      <w:r>
-        <w:rPr>
-          <w:noProof/>
-        </w:rPr>
-        <w:fldChar w:fldCharType="end"/>
-      </w:r>
+      <w:fldSimple w:instr=" STYLEREF 1 \s ">
+        <w:r>
+          <w:rPr>
+            <w:noProof/>
+          </w:rPr>
+          <w:t>4</w:t>
+        </w:r>
+      </w:fldSimple>
       <w:r>
         <w:t>.</w:t>
       </w:r>
-      <w:r>
-        <w:fldChar w:fldCharType="begin"/>
-      </w:r>
-      <w:r>
-        <w:instrText xml:space="preserve"> SEQ Bảng \* ARABIC \s 1 </w:instrText>
-      </w:r>
-      <w:r>
-        <w:fldChar w:fldCharType="separate"/>
-      </w:r>
-      <w:r>
-        <w:rPr>
-          <w:noProof/>
-        </w:rPr>
-        <w:t>18</w:t>
-      </w:r>
-      <w:r>
-        <w:rPr>
-          <w:noProof/>
-        </w:rPr>
-        <w:fldChar w:fldCharType="end"/>
-      </w:r>
+      <w:fldSimple w:instr=" SEQ Bảng \* ARABIC \s 1 ">
+        <w:r>
+          <w:rPr>
+            <w:noProof/>
+          </w:rPr>
+          <w:t>18</w:t>
+        </w:r>
+      </w:fldSimple>
       <w:r>
         <w:rPr>
           <w:lang w:val="en-US"/>
@@ -28849,51 +28605,25 @@
       <w:r>
         <w:t xml:space="preserve">Hình </w:t>
       </w:r>
-      <w:r>
-        <w:fldChar w:fldCharType="begin"/>
-      </w:r>
-      <w:r>
-        <w:instrText xml:space="preserve"> STYLEREF 1 \s </w:instrText>
-      </w:r>
-      <w:r>
-        <w:fldChar w:fldCharType="separate"/>
-      </w:r>
-      <w:r>
-        <w:rPr>
-          <w:noProof/>
-        </w:rPr>
-        <w:t>4</w:t>
-      </w:r>
-      <w:r>
-        <w:rPr>
-          <w:noProof/>
-        </w:rPr>
-        <w:fldChar w:fldCharType="end"/>
-      </w:r>
+      <w:fldSimple w:instr=" STYLEREF 1 \s ">
+        <w:r>
+          <w:rPr>
+            <w:noProof/>
+          </w:rPr>
+          <w:t>4</w:t>
+        </w:r>
+      </w:fldSimple>
       <w:r>
         <w:t>.</w:t>
       </w:r>
-      <w:r>
-        <w:fldChar w:fldCharType="begin"/>
-      </w:r>
-      <w:r>
-        <w:instrText xml:space="preserve"> SEQ Hình \* ARABIC \s 1 </w:instrText>
-      </w:r>
-      <w:r>
-        <w:fldChar w:fldCharType="separate"/>
-      </w:r>
-      <w:r>
-        <w:rPr>
-          <w:noProof/>
-        </w:rPr>
-        <w:t>14</w:t>
-      </w:r>
-      <w:r>
-        <w:rPr>
-          <w:noProof/>
-        </w:rPr>
-        <w:fldChar w:fldCharType="end"/>
-      </w:r>
+      <w:fldSimple w:instr=" SEQ Hình \* ARABIC \s 1 ">
+        <w:r>
+          <w:rPr>
+            <w:noProof/>
+          </w:rPr>
+          <w:t>14</w:t>
+        </w:r>
+      </w:fldSimple>
       <w:r>
         <w:rPr>
           <w:noProof/>
@@ -29355,51 +29085,25 @@
       <w:r>
         <w:t xml:space="preserve">Bảng </w:t>
       </w:r>
-      <w:r>
-        <w:fldChar w:fldCharType="begin"/>
-      </w:r>
-      <w:r>
-        <w:instrText xml:space="preserve"> STYLEREF 1 \s </w:instrText>
-      </w:r>
-      <w:r>
-        <w:fldChar w:fldCharType="separate"/>
-      </w:r>
-      <w:r>
-        <w:rPr>
-          <w:noProof/>
-        </w:rPr>
-        <w:t>4</w:t>
-      </w:r>
-      <w:r>
-        <w:rPr>
-          <w:noProof/>
-        </w:rPr>
-        <w:fldChar w:fldCharType="end"/>
-      </w:r>
+      <w:fldSimple w:instr=" STYLEREF 1 \s ">
+        <w:r>
+          <w:rPr>
+            <w:noProof/>
+          </w:rPr>
+          <w:t>4</w:t>
+        </w:r>
+      </w:fldSimple>
       <w:r>
         <w:t>.</w:t>
       </w:r>
-      <w:r>
-        <w:fldChar w:fldCharType="begin"/>
-      </w:r>
-      <w:r>
-        <w:instrText xml:space="preserve"> SEQ Bảng \* ARABIC \s 1 </w:instrText>
-      </w:r>
-      <w:r>
-        <w:fldChar w:fldCharType="separate"/>
-      </w:r>
-      <w:r>
-        <w:rPr>
-          <w:noProof/>
-        </w:rPr>
-        <w:t>19</w:t>
-      </w:r>
-      <w:r>
-        <w:rPr>
-          <w:noProof/>
-        </w:rPr>
-        <w:fldChar w:fldCharType="end"/>
-      </w:r>
+      <w:fldSimple w:instr=" SEQ Bảng \* ARABIC \s 1 ">
+        <w:r>
+          <w:rPr>
+            <w:noProof/>
+          </w:rPr>
+          <w:t>19</w:t>
+        </w:r>
+      </w:fldSimple>
       <w:r>
         <w:rPr>
           <w:lang w:val="en-US"/>
@@ -29502,51 +29206,25 @@
       <w:r>
         <w:t xml:space="preserve">Hình </w:t>
       </w:r>
-      <w:r>
-        <w:fldChar w:fldCharType="begin"/>
-      </w:r>
-      <w:r>
-        <w:instrText xml:space="preserve"> STYLEREF 1 \s </w:instrText>
-      </w:r>
-      <w:r>
-        <w:fldChar w:fldCharType="separate"/>
-      </w:r>
-      <w:r>
-        <w:rPr>
-          <w:noProof/>
-        </w:rPr>
-        <w:t>4</w:t>
-      </w:r>
-      <w:r>
-        <w:rPr>
-          <w:noProof/>
-        </w:rPr>
-        <w:fldChar w:fldCharType="end"/>
-      </w:r>
+      <w:fldSimple w:instr=" STYLEREF 1 \s ">
+        <w:r>
+          <w:rPr>
+            <w:noProof/>
+          </w:rPr>
+          <w:t>4</w:t>
+        </w:r>
+      </w:fldSimple>
       <w:r>
         <w:t>.</w:t>
       </w:r>
-      <w:r>
-        <w:fldChar w:fldCharType="begin"/>
-      </w:r>
-      <w:r>
-        <w:instrText xml:space="preserve"> SEQ Hình \* ARABIC \s 1 </w:instrText>
-      </w:r>
-      <w:r>
-        <w:fldChar w:fldCharType="separate"/>
-      </w:r>
-      <w:r>
-        <w:rPr>
-          <w:noProof/>
-        </w:rPr>
-        <w:t>15</w:t>
-      </w:r>
-      <w:r>
-        <w:rPr>
-          <w:noProof/>
-        </w:rPr>
-        <w:fldChar w:fldCharType="end"/>
-      </w:r>
+      <w:fldSimple w:instr=" SEQ Hình \* ARABIC \s 1 ">
+        <w:r>
+          <w:rPr>
+            <w:noProof/>
+          </w:rPr>
+          <w:t>15</w:t>
+        </w:r>
+      </w:fldSimple>
       <w:r>
         <w:rPr>
           <w:noProof/>
@@ -30305,51 +29983,25 @@
       <w:r>
         <w:t xml:space="preserve">Bảng </w:t>
       </w:r>
-      <w:r>
-        <w:fldChar w:fldCharType="begin"/>
-      </w:r>
-      <w:r>
-        <w:instrText xml:space="preserve"> STYLEREF 1 \s </w:instrText>
-      </w:r>
-      <w:r>
-        <w:fldChar w:fldCharType="separate"/>
-      </w:r>
-      <w:r>
-        <w:rPr>
-          <w:noProof/>
-        </w:rPr>
-        <w:t>4</w:t>
-      </w:r>
-      <w:r>
-        <w:rPr>
-          <w:noProof/>
-        </w:rPr>
-        <w:fldChar w:fldCharType="end"/>
-      </w:r>
+      <w:fldSimple w:instr=" STYLEREF 1 \s ">
+        <w:r>
+          <w:rPr>
+            <w:noProof/>
+          </w:rPr>
+          <w:t>4</w:t>
+        </w:r>
+      </w:fldSimple>
       <w:r>
         <w:t>.</w:t>
       </w:r>
-      <w:r>
-        <w:fldChar w:fldCharType="begin"/>
-      </w:r>
-      <w:r>
-        <w:instrText xml:space="preserve"> SEQ Bảng \* ARABIC \s 1 </w:instrText>
-      </w:r>
-      <w:r>
-        <w:fldChar w:fldCharType="separate"/>
-      </w:r>
-      <w:r>
-        <w:rPr>
-          <w:noProof/>
-        </w:rPr>
-        <w:t>20</w:t>
-      </w:r>
-      <w:r>
-        <w:rPr>
-          <w:noProof/>
-        </w:rPr>
-        <w:fldChar w:fldCharType="end"/>
-      </w:r>
+      <w:fldSimple w:instr=" SEQ Bảng \* ARABIC \s 1 ">
+        <w:r>
+          <w:rPr>
+            <w:noProof/>
+          </w:rPr>
+          <w:t>20</w:t>
+        </w:r>
+      </w:fldSimple>
       <w:r>
         <w:rPr>
           <w:lang w:val="en-US"/>
@@ -30448,51 +30100,25 @@
       <w:r>
         <w:t xml:space="preserve">Hình </w:t>
       </w:r>
-      <w:r>
-        <w:fldChar w:fldCharType="begin"/>
-      </w:r>
-      <w:r>
-        <w:instrText xml:space="preserve"> STYLEREF 1 \s </w:instrText>
-      </w:r>
-      <w:r>
-        <w:fldChar w:fldCharType="separate"/>
-      </w:r>
-      <w:r>
-        <w:rPr>
-          <w:noProof/>
-        </w:rPr>
-        <w:t>4</w:t>
-      </w:r>
-      <w:r>
-        <w:rPr>
-          <w:noProof/>
-        </w:rPr>
-        <w:fldChar w:fldCharType="end"/>
-      </w:r>
+      <w:fldSimple w:instr=" STYLEREF 1 \s ">
+        <w:r>
+          <w:rPr>
+            <w:noProof/>
+          </w:rPr>
+          <w:t>4</w:t>
+        </w:r>
+      </w:fldSimple>
       <w:r>
         <w:t>.</w:t>
       </w:r>
-      <w:r>
-        <w:fldChar w:fldCharType="begin"/>
-      </w:r>
-      <w:r>
-        <w:instrText xml:space="preserve"> SEQ Hình \* ARABIC \s 1 </w:instrText>
-      </w:r>
-      <w:r>
-        <w:fldChar w:fldCharType="separate"/>
-      </w:r>
-      <w:r>
-        <w:rPr>
-          <w:noProof/>
-        </w:rPr>
-        <w:t>16</w:t>
-      </w:r>
-      <w:r>
-        <w:rPr>
-          <w:noProof/>
-        </w:rPr>
-        <w:fldChar w:fldCharType="end"/>
-      </w:r>
+      <w:fldSimple w:instr=" SEQ Hình \* ARABIC \s 1 ">
+        <w:r>
+          <w:rPr>
+            <w:noProof/>
+          </w:rPr>
+          <w:t>16</w:t>
+        </w:r>
+      </w:fldSimple>
       <w:r>
         <w:rPr>
           <w:noProof/>
@@ -31150,51 +30776,25 @@
       <w:r>
         <w:t xml:space="preserve">Bảng </w:t>
       </w:r>
-      <w:r>
-        <w:fldChar w:fldCharType="begin"/>
-      </w:r>
-      <w:r>
-        <w:instrText xml:space="preserve"> STYLEREF 1 \s </w:instrText>
-      </w:r>
-      <w:r>
-        <w:fldChar w:fldCharType="separate"/>
-      </w:r>
-      <w:r>
-        <w:rPr>
-          <w:noProof/>
-        </w:rPr>
-        <w:t>4</w:t>
-      </w:r>
-      <w:r>
-        <w:rPr>
-          <w:noProof/>
-        </w:rPr>
-        <w:fldChar w:fldCharType="end"/>
-      </w:r>
+      <w:fldSimple w:instr=" STYLEREF 1 \s ">
+        <w:r>
+          <w:rPr>
+            <w:noProof/>
+          </w:rPr>
+          <w:t>4</w:t>
+        </w:r>
+      </w:fldSimple>
       <w:r>
         <w:t>.</w:t>
       </w:r>
-      <w:r>
-        <w:fldChar w:fldCharType="begin"/>
-      </w:r>
-      <w:r>
-        <w:instrText xml:space="preserve"> SEQ Bảng \* ARABIC \s 1 </w:instrText>
-      </w:r>
-      <w:r>
-        <w:fldChar w:fldCharType="separate"/>
-      </w:r>
-      <w:r>
-        <w:rPr>
-          <w:noProof/>
-        </w:rPr>
-        <w:t>21</w:t>
-      </w:r>
-      <w:r>
-        <w:rPr>
-          <w:noProof/>
-        </w:rPr>
-        <w:fldChar w:fldCharType="end"/>
-      </w:r>
+      <w:fldSimple w:instr=" SEQ Bảng \* ARABIC \s 1 ">
+        <w:r>
+          <w:rPr>
+            <w:noProof/>
+          </w:rPr>
+          <w:t>21</w:t>
+        </w:r>
+      </w:fldSimple>
       <w:r>
         <w:rPr>
           <w:lang w:val="en-US"/>

--- a/bai-tap/bai-tap-nhom/Bài tập nhóm - Quản lý nhà sách/Báo cáo Bài tập nhóm - Quản lý nhà sách.docx
+++ b/bai-tap/bai-tap-nhom/Bài tập nhóm - Quản lý nhà sách/Báo cáo Bài tập nhóm - Quản lý nhà sách.docx
@@ -596,7 +596,7 @@
             </w:rPr>
             <w:fldChar w:fldCharType="separate"/>
           </w:r>
-          <w:hyperlink w:anchor="_Toc93239630" w:history="1">
+          <w:hyperlink w:anchor="_Toc93254734" w:history="1">
             <w:r>
               <w:rPr>
                 <w:rStyle w:val="Hyperlink"/>
@@ -641,7 +641,7 @@
                 <w:noProof/>
                 <w:webHidden/>
               </w:rPr>
-              <w:instrText xml:space="preserve"> PAGEREF _Toc93239630 \h </w:instrText>
+              <w:instrText xml:space="preserve"> PAGEREF _Toc93254734 \h </w:instrText>
             </w:r>
             <w:r>
               <w:rPr>
@@ -686,7 +686,7 @@
               <w:lang w:val="vi-VN" w:eastAsia="vi-VN"/>
             </w:rPr>
           </w:pPr>
-          <w:hyperlink w:anchor="_Toc93239631" w:history="1">
+          <w:hyperlink w:anchor="_Toc93254735" w:history="1">
             <w:r>
               <w:rPr>
                 <w:rStyle w:val="Hyperlink"/>
@@ -731,7 +731,7 @@
                 <w:noProof/>
                 <w:webHidden/>
               </w:rPr>
-              <w:instrText xml:space="preserve"> PAGEREF _Toc93239631 \h </w:instrText>
+              <w:instrText xml:space="preserve"> PAGEREF _Toc93254735 \h </w:instrText>
             </w:r>
             <w:r>
               <w:rPr>
@@ -776,7 +776,7 @@
               <w:lang w:val="vi-VN" w:eastAsia="vi-VN"/>
             </w:rPr>
           </w:pPr>
-          <w:hyperlink w:anchor="_Toc93239632" w:history="1">
+          <w:hyperlink w:anchor="_Toc93254736" w:history="1">
             <w:r>
               <w:rPr>
                 <w:rStyle w:val="Hyperlink"/>
@@ -821,7 +821,7 @@
                 <w:noProof/>
                 <w:webHidden/>
               </w:rPr>
-              <w:instrText xml:space="preserve"> PAGEREF _Toc93239632 \h </w:instrText>
+              <w:instrText xml:space="preserve"> PAGEREF _Toc93254736 \h </w:instrText>
             </w:r>
             <w:r>
               <w:rPr>
@@ -866,7 +866,7 @@
               <w:lang w:val="vi-VN" w:eastAsia="vi-VN"/>
             </w:rPr>
           </w:pPr>
-          <w:hyperlink w:anchor="_Toc93239633" w:history="1">
+          <w:hyperlink w:anchor="_Toc93254737" w:history="1">
             <w:r>
               <w:rPr>
                 <w:rStyle w:val="Hyperlink"/>
@@ -911,7 +911,7 @@
                 <w:noProof/>
                 <w:webHidden/>
               </w:rPr>
-              <w:instrText xml:space="preserve"> PAGEREF _Toc93239633 \h </w:instrText>
+              <w:instrText xml:space="preserve"> PAGEREF _Toc93254737 \h </w:instrText>
             </w:r>
             <w:r>
               <w:rPr>
@@ -956,7 +956,7 @@
               <w:lang w:eastAsia="vi-VN"/>
             </w:rPr>
           </w:pPr>
-          <w:hyperlink w:anchor="_Toc93239634" w:history="1">
+          <w:hyperlink w:anchor="_Toc93254738" w:history="1">
             <w:r>
               <w:rPr>
                 <w:rStyle w:val="Hyperlink"/>
@@ -999,7 +999,7 @@
                 <w:noProof/>
                 <w:webHidden/>
               </w:rPr>
-              <w:instrText xml:space="preserve"> PAGEREF _Toc93239634 \h </w:instrText>
+              <w:instrText xml:space="preserve"> PAGEREF _Toc93254738 \h </w:instrText>
             </w:r>
             <w:r>
               <w:rPr>
@@ -1044,7 +1044,7 @@
               <w:lang w:eastAsia="vi-VN"/>
             </w:rPr>
           </w:pPr>
-          <w:hyperlink w:anchor="_Toc93239635" w:history="1">
+          <w:hyperlink w:anchor="_Toc93254739" w:history="1">
             <w:r>
               <w:rPr>
                 <w:rStyle w:val="Hyperlink"/>
@@ -1087,7 +1087,7 @@
                 <w:noProof/>
                 <w:webHidden/>
               </w:rPr>
-              <w:instrText xml:space="preserve"> PAGEREF _Toc93239635 \h </w:instrText>
+              <w:instrText xml:space="preserve"> PAGEREF _Toc93254739 \h </w:instrText>
             </w:r>
             <w:r>
               <w:rPr>
@@ -1132,7 +1132,7 @@
               <w:lang w:eastAsia="vi-VN"/>
             </w:rPr>
           </w:pPr>
-          <w:hyperlink w:anchor="_Toc93239636" w:history="1">
+          <w:hyperlink w:anchor="_Toc93254740" w:history="1">
             <w:r>
               <w:rPr>
                 <w:rStyle w:val="Hyperlink"/>
@@ -1175,7 +1175,7 @@
                 <w:noProof/>
                 <w:webHidden/>
               </w:rPr>
-              <w:instrText xml:space="preserve"> PAGEREF _Toc93239636 \h </w:instrText>
+              <w:instrText xml:space="preserve"> PAGEREF _Toc93254740 \h </w:instrText>
             </w:r>
             <w:r>
               <w:rPr>
@@ -1220,7 +1220,7 @@
               <w:lang w:eastAsia="vi-VN"/>
             </w:rPr>
           </w:pPr>
-          <w:hyperlink w:anchor="_Toc93239637" w:history="1">
+          <w:hyperlink w:anchor="_Toc93254741" w:history="1">
             <w:r>
               <w:rPr>
                 <w:rStyle w:val="Hyperlink"/>
@@ -1263,7 +1263,7 @@
                 <w:noProof/>
                 <w:webHidden/>
               </w:rPr>
-              <w:instrText xml:space="preserve"> PAGEREF _Toc93239637 \h </w:instrText>
+              <w:instrText xml:space="preserve"> PAGEREF _Toc93254741 \h </w:instrText>
             </w:r>
             <w:r>
               <w:rPr>
@@ -1308,7 +1308,7 @@
               <w:lang w:eastAsia="vi-VN"/>
             </w:rPr>
           </w:pPr>
-          <w:hyperlink w:anchor="_Toc93239638" w:history="1">
+          <w:hyperlink w:anchor="_Toc93254742" w:history="1">
             <w:r>
               <w:rPr>
                 <w:rStyle w:val="Hyperlink"/>
@@ -1351,7 +1351,7 @@
                 <w:noProof/>
                 <w:webHidden/>
               </w:rPr>
-              <w:instrText xml:space="preserve"> PAGEREF _Toc93239638 \h </w:instrText>
+              <w:instrText xml:space="preserve"> PAGEREF _Toc93254742 \h </w:instrText>
             </w:r>
             <w:r>
               <w:rPr>
@@ -1396,7 +1396,7 @@
               <w:lang w:eastAsia="vi-VN"/>
             </w:rPr>
           </w:pPr>
-          <w:hyperlink w:anchor="_Toc93239639" w:history="1">
+          <w:hyperlink w:anchor="_Toc93254743" w:history="1">
             <w:r>
               <w:rPr>
                 <w:rStyle w:val="Hyperlink"/>
@@ -1439,7 +1439,7 @@
                 <w:noProof/>
                 <w:webHidden/>
               </w:rPr>
-              <w:instrText xml:space="preserve"> PAGEREF _Toc93239639 \h </w:instrText>
+              <w:instrText xml:space="preserve"> PAGEREF _Toc93254743 \h </w:instrText>
             </w:r>
             <w:r>
               <w:rPr>
@@ -1460,6 +1460,94 @@
                 <w:webHidden/>
               </w:rPr>
               <w:t>34</w:t>
+            </w:r>
+            <w:r>
+              <w:rPr>
+                <w:noProof/>
+                <w:webHidden/>
+              </w:rPr>
+              <w:fldChar w:fldCharType="end"/>
+            </w:r>
+          </w:hyperlink>
+        </w:p>
+        <w:p>
+          <w:pPr>
+            <w:pStyle w:val="TOC2"/>
+            <w:tabs>
+              <w:tab w:val="left" w:pos="880"/>
+              <w:tab w:val="right" w:leader="dot" w:pos="9061"/>
+            </w:tabs>
+            <w:rPr>
+              <w:rFonts w:asciiTheme="minorHAnsi" w:eastAsiaTheme="minorEastAsia" w:hAnsiTheme="minorHAnsi"/>
+              <w:noProof/>
+              <w:sz w:val="22"/>
+              <w:lang w:eastAsia="vi-VN"/>
+            </w:rPr>
+          </w:pPr>
+          <w:hyperlink w:anchor="_Toc93254744" w:history="1">
+            <w:r>
+              <w:rPr>
+                <w:rStyle w:val="Hyperlink"/>
+                <w:noProof/>
+              </w:rPr>
+              <w:t>4.3.</w:t>
+            </w:r>
+            <w:r>
+              <w:rPr>
+                <w:rFonts w:asciiTheme="minorHAnsi" w:eastAsiaTheme="minorEastAsia" w:hAnsiTheme="minorHAnsi"/>
+                <w:noProof/>
+                <w:sz w:val="22"/>
+                <w:lang w:eastAsia="vi-VN"/>
+              </w:rPr>
+              <w:tab/>
+            </w:r>
+            <w:r>
+              <w:rPr>
+                <w:rStyle w:val="Hyperlink"/>
+                <w:noProof/>
+              </w:rPr>
+              <w:t>Thiết kế dữ liệu cơ sở dữ liệu</w:t>
+            </w:r>
+            <w:r>
+              <w:rPr>
+                <w:noProof/>
+                <w:webHidden/>
+              </w:rPr>
+              <w:tab/>
+            </w:r>
+            <w:r>
+              <w:rPr>
+                <w:noProof/>
+                <w:webHidden/>
+              </w:rPr>
+              <w:fldChar w:fldCharType="begin"/>
+            </w:r>
+            <w:r>
+              <w:rPr>
+                <w:noProof/>
+                <w:webHidden/>
+              </w:rPr>
+              <w:instrText xml:space="preserve"> PAGEREF _Toc93254744 \h </w:instrText>
+            </w:r>
+            <w:r>
+              <w:rPr>
+                <w:noProof/>
+                <w:webHidden/>
+              </w:rPr>
+            </w:r>
+            <w:r>
+              <w:rPr>
+                <w:noProof/>
+                <w:webHidden/>
+              </w:rPr>
+              <w:fldChar w:fldCharType="separate"/>
+            </w:r>
+            <w:r>
+              <w:rPr>
+                <w:noProof/>
+                <w:webHidden/>
+              </w:rPr>
+              <w:t>35</w:t>
             </w:r>
             <w:r>
               <w:rPr>
@@ -1484,13 +1572,13 @@
               <w:lang w:eastAsia="vi-VN"/>
             </w:rPr>
           </w:pPr>
-          <w:hyperlink w:anchor="_Toc93239640" w:history="1">
+          <w:hyperlink w:anchor="_Toc93254745" w:history="1">
             <w:r>
               <w:rPr>
                 <w:rStyle w:val="Hyperlink"/>
                 <w:noProof/>
               </w:rPr>
-              <w:t>4.2.2.</w:t>
+              <w:t>4.3.1.</w:t>
             </w:r>
             <w:r>
               <w:rPr>
@@ -1506,7 +1594,7 @@
                 <w:rStyle w:val="Hyperlink"/>
                 <w:noProof/>
               </w:rPr>
-              <w:t>Thiết kế dữ liệu</w:t>
+              <w:t>Thiết kế bảng dữ liệu</w:t>
             </w:r>
             <w:r>
               <w:rPr>
@@ -1527,7 +1615,7 @@
                 <w:noProof/>
                 <w:webHidden/>
               </w:rPr>
-              <w:instrText xml:space="preserve"> PAGEREF _Toc93239640 \h </w:instrText>
+              <w:instrText xml:space="preserve"> PAGEREF _Toc93254745 \h </w:instrText>
             </w:r>
             <w:r>
               <w:rPr>
@@ -1548,6 +1636,94 @@
                 <w:webHidden/>
               </w:rPr>
               <w:t>35</w:t>
+            </w:r>
+            <w:r>
+              <w:rPr>
+                <w:noProof/>
+                <w:webHidden/>
+              </w:rPr>
+              <w:fldChar w:fldCharType="end"/>
+            </w:r>
+          </w:hyperlink>
+        </w:p>
+        <w:p>
+          <w:pPr>
+            <w:pStyle w:val="TOC3"/>
+            <w:tabs>
+              <w:tab w:val="left" w:pos="1540"/>
+              <w:tab w:val="right" w:leader="dot" w:pos="9061"/>
+            </w:tabs>
+            <w:rPr>
+              <w:rFonts w:asciiTheme="minorHAnsi" w:eastAsiaTheme="minorEastAsia" w:hAnsiTheme="minorHAnsi"/>
+              <w:noProof/>
+              <w:sz w:val="22"/>
+              <w:lang w:eastAsia="vi-VN"/>
+            </w:rPr>
+          </w:pPr>
+          <w:hyperlink w:anchor="_Toc93254746" w:history="1">
+            <w:r>
+              <w:rPr>
+                <w:rStyle w:val="Hyperlink"/>
+                <w:noProof/>
+              </w:rPr>
+              <w:t>4.3.2.</w:t>
+            </w:r>
+            <w:r>
+              <w:rPr>
+                <w:rFonts w:asciiTheme="minorHAnsi" w:eastAsiaTheme="minorEastAsia" w:hAnsiTheme="minorHAnsi"/>
+                <w:noProof/>
+                <w:sz w:val="22"/>
+                <w:lang w:eastAsia="vi-VN"/>
+              </w:rPr>
+              <w:tab/>
+            </w:r>
+            <w:r>
+              <w:rPr>
+                <w:rStyle w:val="Hyperlink"/>
+                <w:noProof/>
+              </w:rPr>
+              <w:t>Mô hình thực thể-mối kết hợp (ER Diagram)</w:t>
+            </w:r>
+            <w:r>
+              <w:rPr>
+                <w:noProof/>
+                <w:webHidden/>
+              </w:rPr>
+              <w:tab/>
+            </w:r>
+            <w:r>
+              <w:rPr>
+                <w:noProof/>
+                <w:webHidden/>
+              </w:rPr>
+              <w:fldChar w:fldCharType="begin"/>
+            </w:r>
+            <w:r>
+              <w:rPr>
+                <w:noProof/>
+                <w:webHidden/>
+              </w:rPr>
+              <w:instrText xml:space="preserve"> PAGEREF _Toc93254746 \h </w:instrText>
+            </w:r>
+            <w:r>
+              <w:rPr>
+                <w:noProof/>
+                <w:webHidden/>
+              </w:rPr>
+            </w:r>
+            <w:r>
+              <w:rPr>
+                <w:noProof/>
+                <w:webHidden/>
+              </w:rPr>
+              <w:fldChar w:fldCharType="separate"/>
+            </w:r>
+            <w:r>
+              <w:rPr>
+                <w:noProof/>
+                <w:webHidden/>
+              </w:rPr>
+              <w:t>39</w:t>
             </w:r>
             <w:r>
               <w:rPr>
@@ -1572,13 +1748,13 @@
               <w:lang w:eastAsia="vi-VN"/>
             </w:rPr>
           </w:pPr>
-          <w:hyperlink w:anchor="_Toc93239641" w:history="1">
+          <w:hyperlink w:anchor="_Toc93254747" w:history="1">
             <w:r>
               <w:rPr>
                 <w:rStyle w:val="Hyperlink"/>
                 <w:noProof/>
               </w:rPr>
-              <w:t>4.3.</w:t>
+              <w:t>4.4.</w:t>
             </w:r>
             <w:r>
               <w:rPr>
@@ -1615,7 +1791,7 @@
                 <w:noProof/>
                 <w:webHidden/>
               </w:rPr>
-              <w:instrText xml:space="preserve"> PAGEREF _Toc93239641 \h </w:instrText>
+              <w:instrText xml:space="preserve"> PAGEREF _Toc93254747 \h </w:instrText>
             </w:r>
             <w:r>
               <w:rPr>
@@ -1635,7 +1811,7 @@
                 <w:noProof/>
                 <w:webHidden/>
               </w:rPr>
-              <w:t>36</w:t>
+              <w:t>40</w:t>
             </w:r>
             <w:r>
               <w:rPr>
@@ -1660,13 +1836,13 @@
               <w:lang w:eastAsia="vi-VN"/>
             </w:rPr>
           </w:pPr>
-          <w:hyperlink w:anchor="_Toc93239642" w:history="1">
+          <w:hyperlink w:anchor="_Toc93254748" w:history="1">
             <w:r>
               <w:rPr>
                 <w:rStyle w:val="Hyperlink"/>
                 <w:noProof/>
               </w:rPr>
-              <w:t>4.3.1.</w:t>
+              <w:t>4.4.1.</w:t>
             </w:r>
             <w:r>
               <w:rPr>
@@ -1703,7 +1879,7 @@
                 <w:noProof/>
                 <w:webHidden/>
               </w:rPr>
-              <w:instrText xml:space="preserve"> PAGEREF _Toc93239642 \h </w:instrText>
+              <w:instrText xml:space="preserve"> PAGEREF _Toc93254748 \h </w:instrText>
             </w:r>
             <w:r>
               <w:rPr>
@@ -1723,7 +1899,7 @@
                 <w:noProof/>
                 <w:webHidden/>
               </w:rPr>
-              <w:t>36</w:t>
+              <w:t>40</w:t>
             </w:r>
             <w:r>
               <w:rPr>
@@ -1748,13 +1924,13 @@
               <w:lang w:eastAsia="vi-VN"/>
             </w:rPr>
           </w:pPr>
-          <w:hyperlink w:anchor="_Toc93239643" w:history="1">
+          <w:hyperlink w:anchor="_Toc93254749" w:history="1">
             <w:r>
               <w:rPr>
                 <w:rStyle w:val="Hyperlink"/>
                 <w:noProof/>
               </w:rPr>
-              <w:t>4.3.2.</w:t>
+              <w:t>4.4.2.</w:t>
             </w:r>
             <w:r>
               <w:rPr>
@@ -1791,7 +1967,7 @@
                 <w:noProof/>
                 <w:webHidden/>
               </w:rPr>
-              <w:instrText xml:space="preserve"> PAGEREF _Toc93239643 \h </w:instrText>
+              <w:instrText xml:space="preserve"> PAGEREF _Toc93254749 \h </w:instrText>
             </w:r>
             <w:r>
               <w:rPr>
@@ -1811,7 +1987,7 @@
                 <w:noProof/>
                 <w:webHidden/>
               </w:rPr>
-              <w:t>37</w:t>
+              <w:t>41</w:t>
             </w:r>
             <w:r>
               <w:rPr>
@@ -1836,13 +2012,13 @@
               <w:lang w:eastAsia="vi-VN"/>
             </w:rPr>
           </w:pPr>
-          <w:hyperlink w:anchor="_Toc93239644" w:history="1">
+          <w:hyperlink w:anchor="_Toc93254750" w:history="1">
             <w:r>
               <w:rPr>
                 <w:rStyle w:val="Hyperlink"/>
                 <w:noProof/>
               </w:rPr>
-              <w:t>4.3.3.</w:t>
+              <w:t>4.4.3.</w:t>
             </w:r>
             <w:r>
               <w:rPr>
@@ -1879,7 +2055,7 @@
                 <w:noProof/>
                 <w:webHidden/>
               </w:rPr>
-              <w:instrText xml:space="preserve"> PAGEREF _Toc93239644 \h </w:instrText>
+              <w:instrText xml:space="preserve"> PAGEREF _Toc93254750 \h </w:instrText>
             </w:r>
             <w:r>
               <w:rPr>
@@ -1899,7 +2075,7 @@
                 <w:noProof/>
                 <w:webHidden/>
               </w:rPr>
-              <w:t>38</w:t>
+              <w:t>42</w:t>
             </w:r>
             <w:r>
               <w:rPr>
@@ -1924,13 +2100,13 @@
               <w:lang w:eastAsia="vi-VN"/>
             </w:rPr>
           </w:pPr>
-          <w:hyperlink w:anchor="_Toc93239645" w:history="1">
+          <w:hyperlink w:anchor="_Toc93254751" w:history="1">
             <w:r>
               <w:rPr>
                 <w:rStyle w:val="Hyperlink"/>
                 <w:noProof/>
               </w:rPr>
-              <w:t>4.3.4.</w:t>
+              <w:t>4.4.4.</w:t>
             </w:r>
             <w:r>
               <w:rPr>
@@ -1967,7 +2143,7 @@
                 <w:noProof/>
                 <w:webHidden/>
               </w:rPr>
-              <w:instrText xml:space="preserve"> PAGEREF _Toc93239645 \h </w:instrText>
+              <w:instrText xml:space="preserve"> PAGEREF _Toc93254751 \h </w:instrText>
             </w:r>
             <w:r>
               <w:rPr>
@@ -1987,7 +2163,7 @@
                 <w:noProof/>
                 <w:webHidden/>
               </w:rPr>
-              <w:t>39</w:t>
+              <w:t>43</w:t>
             </w:r>
             <w:r>
               <w:rPr>
@@ -2012,13 +2188,13 @@
               <w:lang w:eastAsia="vi-VN"/>
             </w:rPr>
           </w:pPr>
-          <w:hyperlink w:anchor="_Toc93239646" w:history="1">
+          <w:hyperlink w:anchor="_Toc93254752" w:history="1">
             <w:r>
               <w:rPr>
                 <w:rStyle w:val="Hyperlink"/>
                 <w:noProof/>
               </w:rPr>
-              <w:t>4.3.5.</w:t>
+              <w:t>4.4.5.</w:t>
             </w:r>
             <w:r>
               <w:rPr>
@@ -2055,7 +2231,7 @@
                 <w:noProof/>
                 <w:webHidden/>
               </w:rPr>
-              <w:instrText xml:space="preserve"> PAGEREF _Toc93239646 \h </w:instrText>
+              <w:instrText xml:space="preserve"> PAGEREF _Toc93254752 \h </w:instrText>
             </w:r>
             <w:r>
               <w:rPr>
@@ -2075,7 +2251,7 @@
                 <w:noProof/>
                 <w:webHidden/>
               </w:rPr>
-              <w:t>40</w:t>
+              <w:t>44</w:t>
             </w:r>
             <w:r>
               <w:rPr>
@@ -2100,13 +2276,13 @@
               <w:lang w:eastAsia="vi-VN"/>
             </w:rPr>
           </w:pPr>
-          <w:hyperlink w:anchor="_Toc93239647" w:history="1">
+          <w:hyperlink w:anchor="_Toc93254753" w:history="1">
             <w:r>
               <w:rPr>
                 <w:rStyle w:val="Hyperlink"/>
                 <w:noProof/>
               </w:rPr>
-              <w:t>4.3.6.</w:t>
+              <w:t>4.4.6.</w:t>
             </w:r>
             <w:r>
               <w:rPr>
@@ -2143,7 +2319,7 @@
                 <w:noProof/>
                 <w:webHidden/>
               </w:rPr>
-              <w:instrText xml:space="preserve"> PAGEREF _Toc93239647 \h </w:instrText>
+              <w:instrText xml:space="preserve"> PAGEREF _Toc93254753 \h </w:instrText>
             </w:r>
             <w:r>
               <w:rPr>
@@ -2163,7 +2339,7 @@
                 <w:noProof/>
                 <w:webHidden/>
               </w:rPr>
-              <w:t>41</w:t>
+              <w:t>45</w:t>
             </w:r>
             <w:r>
               <w:rPr>
@@ -2188,13 +2364,13 @@
               <w:lang w:eastAsia="vi-VN"/>
             </w:rPr>
           </w:pPr>
-          <w:hyperlink w:anchor="_Toc93239648" w:history="1">
+          <w:hyperlink w:anchor="_Toc93254754" w:history="1">
             <w:r>
               <w:rPr>
                 <w:rStyle w:val="Hyperlink"/>
                 <w:noProof/>
               </w:rPr>
-              <w:t>4.3.7.</w:t>
+              <w:t>4.4.7.</w:t>
             </w:r>
             <w:r>
               <w:rPr>
@@ -2231,7 +2407,7 @@
                 <w:noProof/>
                 <w:webHidden/>
               </w:rPr>
-              <w:instrText xml:space="preserve"> PAGEREF _Toc93239648 \h </w:instrText>
+              <w:instrText xml:space="preserve"> PAGEREF _Toc93254754 \h </w:instrText>
             </w:r>
             <w:r>
               <w:rPr>
@@ -2251,97 +2427,7 @@
                 <w:noProof/>
                 <w:webHidden/>
               </w:rPr>
-              <w:t>42</w:t>
-            </w:r>
-            <w:r>
-              <w:rPr>
-                <w:noProof/>
-                <w:webHidden/>
-              </w:rPr>
-              <w:fldChar w:fldCharType="end"/>
-            </w:r>
-          </w:hyperlink>
-        </w:p>
-        <w:p>
-          <w:pPr>
-            <w:pStyle w:val="TOC1"/>
-            <w:tabs>
-              <w:tab w:val="left" w:pos="520"/>
-            </w:tabs>
-            <w:rPr>
-              <w:rFonts w:asciiTheme="minorHAnsi" w:eastAsiaTheme="minorEastAsia" w:hAnsiTheme="minorHAnsi"/>
-              <w:b w:val="0"/>
-              <w:noProof/>
-              <w:sz w:val="22"/>
-              <w:lang w:val="vi-VN" w:eastAsia="vi-VN"/>
-            </w:rPr>
-          </w:pPr>
-          <w:hyperlink w:anchor="_Toc93239649" w:history="1">
-            <w:r>
-              <w:rPr>
-                <w:rStyle w:val="Hyperlink"/>
-                <w:bCs/>
-                <w:noProof/>
-              </w:rPr>
-              <w:t>5.</w:t>
-            </w:r>
-            <w:r>
-              <w:rPr>
-                <w:rFonts w:asciiTheme="minorHAnsi" w:eastAsiaTheme="minorEastAsia" w:hAnsiTheme="minorHAnsi"/>
-                <w:b w:val="0"/>
-                <w:noProof/>
-                <w:sz w:val="22"/>
-                <w:lang w:val="vi-VN" w:eastAsia="vi-VN"/>
-              </w:rPr>
-              <w:tab/>
-            </w:r>
-            <w:r>
-              <w:rPr>
-                <w:rStyle w:val="Hyperlink"/>
-                <w:noProof/>
-              </w:rPr>
-              <w:t>SỰ TIẾN HOÁ HỆ THỐNG</w:t>
-            </w:r>
-            <w:r>
-              <w:rPr>
-                <w:noProof/>
-                <w:webHidden/>
-              </w:rPr>
-              <w:tab/>
-            </w:r>
-            <w:r>
-              <w:rPr>
-                <w:noProof/>
-                <w:webHidden/>
-              </w:rPr>
-              <w:fldChar w:fldCharType="begin"/>
-            </w:r>
-            <w:r>
-              <w:rPr>
-                <w:noProof/>
-                <w:webHidden/>
-              </w:rPr>
-              <w:instrText xml:space="preserve"> PAGEREF _Toc93239649 \h </w:instrText>
-            </w:r>
-            <w:r>
-              <w:rPr>
-                <w:noProof/>
-                <w:webHidden/>
-              </w:rPr>
-            </w:r>
-            <w:r>
-              <w:rPr>
-                <w:noProof/>
-                <w:webHidden/>
-              </w:rPr>
-              <w:fldChar w:fldCharType="separate"/>
-            </w:r>
-            <w:r>
-              <w:rPr>
-                <w:noProof/>
-                <w:webHidden/>
-              </w:rPr>
-              <w:t>44</w:t>
+              <w:t>46</w:t>
             </w:r>
             <w:r>
               <w:rPr>
@@ -2453,7 +2539,7 @@
         </w:rPr>
         <w:fldChar w:fldCharType="separate"/>
       </w:r>
-      <w:hyperlink w:anchor="_Toc93239650" w:history="1">
+      <w:hyperlink w:anchor="_Toc93254717" w:history="1">
         <w:r>
           <w:rPr>
             <w:rStyle w:val="Hyperlink"/>
@@ -2490,7 +2576,7 @@
             <w:noProof/>
             <w:webHidden/>
           </w:rPr>
-          <w:instrText xml:space="preserve"> PAGEREF _Toc93239650 \h </w:instrText>
+          <w:instrText xml:space="preserve"> PAGEREF _Toc93254717 \h </w:instrText>
         </w:r>
         <w:r>
           <w:rPr>
@@ -2534,7 +2620,7 @@
           <w:lang w:eastAsia="vi-VN"/>
         </w:rPr>
       </w:pPr>
-      <w:hyperlink w:anchor="_Toc93239651" w:history="1">
+      <w:hyperlink w:anchor="_Toc93254718" w:history="1">
         <w:r>
           <w:rPr>
             <w:rStyle w:val="Hyperlink"/>
@@ -2571,7 +2657,7 @@
             <w:noProof/>
             <w:webHidden/>
           </w:rPr>
-          <w:instrText xml:space="preserve"> PAGEREF _Toc93239651 \h </w:instrText>
+          <w:instrText xml:space="preserve"> PAGEREF _Toc93254718 \h </w:instrText>
         </w:r>
         <w:r>
           <w:rPr>
@@ -2615,7 +2701,7 @@
           <w:lang w:eastAsia="vi-VN"/>
         </w:rPr>
       </w:pPr>
-      <w:hyperlink w:anchor="_Toc93239652" w:history="1">
+      <w:hyperlink w:anchor="_Toc93254719" w:history="1">
         <w:r>
           <w:rPr>
             <w:rStyle w:val="Hyperlink"/>
@@ -2643,7 +2729,7 @@
             <w:noProof/>
             <w:webHidden/>
           </w:rPr>
-          <w:instrText xml:space="preserve"> PAGEREF _Toc93239652 \h </w:instrText>
+          <w:instrText xml:space="preserve"> PAGEREF _Toc93254719 \h </w:instrText>
         </w:r>
         <w:r>
           <w:rPr>
@@ -2687,7 +2773,7 @@
           <w:lang w:eastAsia="vi-VN"/>
         </w:rPr>
       </w:pPr>
-      <w:hyperlink w:anchor="_Toc93239653" w:history="1">
+      <w:hyperlink w:anchor="_Toc93254720" w:history="1">
         <w:r>
           <w:rPr>
             <w:rStyle w:val="Hyperlink"/>
@@ -2715,7 +2801,7 @@
             <w:noProof/>
             <w:webHidden/>
           </w:rPr>
-          <w:instrText xml:space="preserve"> PAGEREF _Toc93239653 \h </w:instrText>
+          <w:instrText xml:space="preserve"> PAGEREF _Toc93254720 \h </w:instrText>
         </w:r>
         <w:r>
           <w:rPr>
@@ -2759,7 +2845,7 @@
           <w:lang w:eastAsia="vi-VN"/>
         </w:rPr>
       </w:pPr>
-      <w:hyperlink w:anchor="_Toc93239654" w:history="1">
+      <w:hyperlink w:anchor="_Toc93254721" w:history="1">
         <w:r>
           <w:rPr>
             <w:rStyle w:val="Hyperlink"/>
@@ -2787,7 +2873,7 @@
             <w:noProof/>
             <w:webHidden/>
           </w:rPr>
-          <w:instrText xml:space="preserve"> PAGEREF _Toc93239654 \h </w:instrText>
+          <w:instrText xml:space="preserve"> PAGEREF _Toc93254721 \h </w:instrText>
         </w:r>
         <w:r>
           <w:rPr>
@@ -2831,7 +2917,7 @@
           <w:lang w:eastAsia="vi-VN"/>
         </w:rPr>
       </w:pPr>
-      <w:hyperlink w:anchor="_Toc93239655" w:history="1">
+      <w:hyperlink w:anchor="_Toc93254722" w:history="1">
         <w:r>
           <w:rPr>
             <w:rStyle w:val="Hyperlink"/>
@@ -2859,7 +2945,7 @@
             <w:noProof/>
             <w:webHidden/>
           </w:rPr>
-          <w:instrText xml:space="preserve"> PAGEREF _Toc93239655 \h </w:instrText>
+          <w:instrText xml:space="preserve"> PAGEREF _Toc93254722 \h </w:instrText>
         </w:r>
         <w:r>
           <w:rPr>
@@ -2903,7 +2989,7 @@
           <w:lang w:eastAsia="vi-VN"/>
         </w:rPr>
       </w:pPr>
-      <w:hyperlink w:anchor="_Toc93239656" w:history="1">
+      <w:hyperlink w:anchor="_Toc93254723" w:history="1">
         <w:r>
           <w:rPr>
             <w:rStyle w:val="Hyperlink"/>
@@ -2931,7 +3017,7 @@
             <w:noProof/>
             <w:webHidden/>
           </w:rPr>
-          <w:instrText xml:space="preserve"> PAGEREF _Toc93239656 \h </w:instrText>
+          <w:instrText xml:space="preserve"> PAGEREF _Toc93254723 \h </w:instrText>
         </w:r>
         <w:r>
           <w:rPr>
@@ -2975,7 +3061,7 @@
           <w:lang w:eastAsia="vi-VN"/>
         </w:rPr>
       </w:pPr>
-      <w:hyperlink w:anchor="_Toc93239657" w:history="1">
+      <w:hyperlink w:anchor="_Toc93254724" w:history="1">
         <w:r>
           <w:rPr>
             <w:rStyle w:val="Hyperlink"/>
@@ -3003,7 +3089,7 @@
             <w:noProof/>
             <w:webHidden/>
           </w:rPr>
-          <w:instrText xml:space="preserve"> PAGEREF _Toc93239657 \h </w:instrText>
+          <w:instrText xml:space="preserve"> PAGEREF _Toc93254724 \h </w:instrText>
         </w:r>
         <w:r>
           <w:rPr>
@@ -3047,7 +3133,7 @@
           <w:lang w:eastAsia="vi-VN"/>
         </w:rPr>
       </w:pPr>
-      <w:hyperlink w:anchor="_Toc93239658" w:history="1">
+      <w:hyperlink w:anchor="_Toc93254725" w:history="1">
         <w:r>
           <w:rPr>
             <w:rStyle w:val="Hyperlink"/>
@@ -3082,7 +3168,7 @@
             <w:noProof/>
             <w:webHidden/>
           </w:rPr>
-          <w:instrText xml:space="preserve"> PAGEREF _Toc93239658 \h </w:instrText>
+          <w:instrText xml:space="preserve"> PAGEREF _Toc93254725 \h </w:instrText>
         </w:r>
         <w:r>
           <w:rPr>
@@ -3126,7 +3212,7 @@
           <w:lang w:eastAsia="vi-VN"/>
         </w:rPr>
       </w:pPr>
-      <w:hyperlink w:anchor="_Toc93239659" w:history="1">
+      <w:hyperlink w:anchor="_Toc93254726" w:history="1">
         <w:r>
           <w:rPr>
             <w:rStyle w:val="Hyperlink"/>
@@ -3140,7 +3226,7 @@
             <w:noProof/>
             <w:lang w:val="en-US"/>
           </w:rPr>
-          <w:t>: Giao diện đăng nhập hệ thống</w:t>
+          <w:t>: ER Diagram tổng quan của hệ thống</w:t>
         </w:r>
         <w:r>
           <w:rPr>
@@ -3161,244 +3247,7 @@
             <w:noProof/>
             <w:webHidden/>
           </w:rPr>
-          <w:instrText xml:space="preserve"> PAGEREF _Toc93239659 \h </w:instrText>
-        </w:r>
-        <w:r>
-          <w:rPr>
-            <w:noProof/>
-            <w:webHidden/>
-          </w:rPr>
-        </w:r>
-        <w:r>
-          <w:rPr>
-            <w:noProof/>
-            <w:webHidden/>
-          </w:rPr>
-          <w:fldChar w:fldCharType="separate"/>
-        </w:r>
-        <w:r>
-          <w:rPr>
-            <w:noProof/>
-            <w:webHidden/>
-          </w:rPr>
-          <w:t>36</w:t>
-        </w:r>
-        <w:r>
-          <w:rPr>
-            <w:noProof/>
-            <w:webHidden/>
-          </w:rPr>
-          <w:fldChar w:fldCharType="end"/>
-        </w:r>
-      </w:hyperlink>
-    </w:p>
-    <w:p>
-      <w:pPr>
-        <w:pStyle w:val="TableofFigures"/>
-        <w:tabs>
-          <w:tab w:val="right" w:leader="dot" w:pos="9061"/>
-        </w:tabs>
-        <w:rPr>
-          <w:rFonts w:asciiTheme="minorHAnsi" w:eastAsiaTheme="minorEastAsia" w:hAnsiTheme="minorHAnsi"/>
-          <w:noProof/>
-          <w:sz w:val="22"/>
-          <w:lang w:eastAsia="vi-VN"/>
-        </w:rPr>
-      </w:pPr>
-      <w:hyperlink w:anchor="_Toc93239660" w:history="1">
-        <w:r>
-          <w:rPr>
-            <w:rStyle w:val="Hyperlink"/>
-            <w:noProof/>
-          </w:rPr>
-          <w:t>Hình 4.11</w:t>
-        </w:r>
-        <w:r>
-          <w:rPr>
-            <w:rStyle w:val="Hyperlink"/>
-            <w:noProof/>
-            <w:lang w:val="en-US"/>
-          </w:rPr>
-          <w:t>: Giao diện đăng ký người dùng</w:t>
-        </w:r>
-        <w:r>
-          <w:rPr>
-            <w:noProof/>
-            <w:webHidden/>
-          </w:rPr>
-          <w:tab/>
-        </w:r>
-        <w:r>
-          <w:rPr>
-            <w:noProof/>
-            <w:webHidden/>
-          </w:rPr>
-          <w:fldChar w:fldCharType="begin"/>
-        </w:r>
-        <w:r>
-          <w:rPr>
-            <w:noProof/>
-            <w:webHidden/>
-          </w:rPr>
-          <w:instrText xml:space="preserve"> PAGEREF _Toc93239660 \h </w:instrText>
-        </w:r>
-        <w:r>
-          <w:rPr>
-            <w:noProof/>
-            <w:webHidden/>
-          </w:rPr>
-        </w:r>
-        <w:r>
-          <w:rPr>
-            <w:noProof/>
-            <w:webHidden/>
-          </w:rPr>
-          <w:fldChar w:fldCharType="separate"/>
-        </w:r>
-        <w:r>
-          <w:rPr>
-            <w:noProof/>
-            <w:webHidden/>
-          </w:rPr>
-          <w:t>37</w:t>
-        </w:r>
-        <w:r>
-          <w:rPr>
-            <w:noProof/>
-            <w:webHidden/>
-          </w:rPr>
-          <w:fldChar w:fldCharType="end"/>
-        </w:r>
-      </w:hyperlink>
-    </w:p>
-    <w:p>
-      <w:pPr>
-        <w:pStyle w:val="TableofFigures"/>
-        <w:tabs>
-          <w:tab w:val="right" w:leader="dot" w:pos="9061"/>
-        </w:tabs>
-        <w:rPr>
-          <w:rFonts w:asciiTheme="minorHAnsi" w:eastAsiaTheme="minorEastAsia" w:hAnsiTheme="minorHAnsi"/>
-          <w:noProof/>
-          <w:sz w:val="22"/>
-          <w:lang w:eastAsia="vi-VN"/>
-        </w:rPr>
-      </w:pPr>
-      <w:hyperlink w:anchor="_Toc93239661" w:history="1">
-        <w:r>
-          <w:rPr>
-            <w:rStyle w:val="Hyperlink"/>
-            <w:noProof/>
-          </w:rPr>
-          <w:t>Hình 4.12</w:t>
-        </w:r>
-        <w:r>
-          <w:rPr>
-            <w:rStyle w:val="Hyperlink"/>
-            <w:noProof/>
-            <w:lang w:val="en-US"/>
-          </w:rPr>
-          <w:t>: Giao diện tìm kiếm sách</w:t>
-        </w:r>
-        <w:r>
-          <w:rPr>
-            <w:noProof/>
-            <w:webHidden/>
-          </w:rPr>
-          <w:tab/>
-        </w:r>
-        <w:r>
-          <w:rPr>
-            <w:noProof/>
-            <w:webHidden/>
-          </w:rPr>
-          <w:fldChar w:fldCharType="begin"/>
-        </w:r>
-        <w:r>
-          <w:rPr>
-            <w:noProof/>
-            <w:webHidden/>
-          </w:rPr>
-          <w:instrText xml:space="preserve"> PAGEREF _Toc93239661 \h </w:instrText>
-        </w:r>
-        <w:r>
-          <w:rPr>
-            <w:noProof/>
-            <w:webHidden/>
-          </w:rPr>
-        </w:r>
-        <w:r>
-          <w:rPr>
-            <w:noProof/>
-            <w:webHidden/>
-          </w:rPr>
-          <w:fldChar w:fldCharType="separate"/>
-        </w:r>
-        <w:r>
-          <w:rPr>
-            <w:noProof/>
-            <w:webHidden/>
-          </w:rPr>
-          <w:t>38</w:t>
-        </w:r>
-        <w:r>
-          <w:rPr>
-            <w:noProof/>
-            <w:webHidden/>
-          </w:rPr>
-          <w:fldChar w:fldCharType="end"/>
-        </w:r>
-      </w:hyperlink>
-    </w:p>
-    <w:p>
-      <w:pPr>
-        <w:pStyle w:val="TableofFigures"/>
-        <w:tabs>
-          <w:tab w:val="right" w:leader="dot" w:pos="9061"/>
-        </w:tabs>
-        <w:rPr>
-          <w:rFonts w:asciiTheme="minorHAnsi" w:eastAsiaTheme="minorEastAsia" w:hAnsiTheme="minorHAnsi"/>
-          <w:noProof/>
-          <w:sz w:val="22"/>
-          <w:lang w:eastAsia="vi-VN"/>
-        </w:rPr>
-      </w:pPr>
-      <w:hyperlink w:anchor="_Toc93239662" w:history="1">
-        <w:r>
-          <w:rPr>
-            <w:rStyle w:val="Hyperlink"/>
-            <w:noProof/>
-          </w:rPr>
-          <w:t>Hình 4.13</w:t>
-        </w:r>
-        <w:r>
-          <w:rPr>
-            <w:rStyle w:val="Hyperlink"/>
-            <w:noProof/>
-            <w:lang w:val="en-US"/>
-          </w:rPr>
-          <w:t>: Giao diện đặt sách</w:t>
-        </w:r>
-        <w:r>
-          <w:rPr>
-            <w:noProof/>
-            <w:webHidden/>
-          </w:rPr>
-          <w:tab/>
-        </w:r>
-        <w:r>
-          <w:rPr>
-            <w:noProof/>
-            <w:webHidden/>
-          </w:rPr>
-          <w:fldChar w:fldCharType="begin"/>
-        </w:r>
-        <w:r>
-          <w:rPr>
-            <w:noProof/>
-            <w:webHidden/>
-          </w:rPr>
-          <w:instrText xml:space="preserve"> PAGEREF _Toc93239662 \h </w:instrText>
+          <w:instrText xml:space="preserve"> PAGEREF _Toc93254726 \h </w:instrText>
         </w:r>
         <w:r>
           <w:rPr>
@@ -3442,13 +3291,13 @@
           <w:lang w:eastAsia="vi-VN"/>
         </w:rPr>
       </w:pPr>
-      <w:hyperlink w:anchor="_Toc93239663" w:history="1">
+      <w:hyperlink w:anchor="_Toc93254727" w:history="1">
         <w:r>
           <w:rPr>
             <w:rStyle w:val="Hyperlink"/>
             <w:noProof/>
           </w:rPr>
-          <w:t>Hình 4.14</w:t>
+          <w:t>Hình 4.11</w:t>
         </w:r>
         <w:r>
           <w:rPr>
@@ -3456,7 +3305,7 @@
             <w:noProof/>
             <w:lang w:val="en-US"/>
           </w:rPr>
-          <w:t>: Giao diện thanh toán giỏ hàng</w:t>
+          <w:t>: Giao diện đăng nhập hệ thống</w:t>
         </w:r>
         <w:r>
           <w:rPr>
@@ -3477,7 +3326,7 @@
             <w:noProof/>
             <w:webHidden/>
           </w:rPr>
-          <w:instrText xml:space="preserve"> PAGEREF _Toc93239663 \h </w:instrText>
+          <w:instrText xml:space="preserve"> PAGEREF _Toc93254727 \h </w:instrText>
         </w:r>
         <w:r>
           <w:rPr>
@@ -3521,13 +3370,13 @@
           <w:lang w:eastAsia="vi-VN"/>
         </w:rPr>
       </w:pPr>
-      <w:hyperlink w:anchor="_Toc93239664" w:history="1">
+      <w:hyperlink w:anchor="_Toc93254728" w:history="1">
         <w:r>
           <w:rPr>
             <w:rStyle w:val="Hyperlink"/>
             <w:noProof/>
           </w:rPr>
-          <w:t>Hình 4.15</w:t>
+          <w:t>Hình 4.12</w:t>
         </w:r>
         <w:r>
           <w:rPr>
@@ -3535,7 +3384,7 @@
             <w:noProof/>
             <w:lang w:val="en-US"/>
           </w:rPr>
-          <w:t>: Giao diện quản lý</w:t>
+          <w:t>: Giao diện đăng ký người dùng</w:t>
         </w:r>
         <w:r>
           <w:rPr>
@@ -3556,7 +3405,7 @@
             <w:noProof/>
             <w:webHidden/>
           </w:rPr>
-          <w:instrText xml:space="preserve"> PAGEREF _Toc93239664 \h </w:instrText>
+          <w:instrText xml:space="preserve"> PAGEREF _Toc93254728 \h </w:instrText>
         </w:r>
         <w:r>
           <w:rPr>
@@ -3600,13 +3449,13 @@
           <w:lang w:eastAsia="vi-VN"/>
         </w:rPr>
       </w:pPr>
-      <w:hyperlink w:anchor="_Toc93239665" w:history="1">
+      <w:hyperlink w:anchor="_Toc93254729" w:history="1">
         <w:r>
           <w:rPr>
             <w:rStyle w:val="Hyperlink"/>
             <w:noProof/>
           </w:rPr>
-          <w:t>Hình 4.16</w:t>
+          <w:t>Hình 4.13</w:t>
         </w:r>
         <w:r>
           <w:rPr>
@@ -3614,7 +3463,7 @@
             <w:noProof/>
             <w:lang w:val="en-US"/>
           </w:rPr>
-          <w:t>: Giao diện thống kê</w:t>
+          <w:t>: Giao diện tìm kiếm sách</w:t>
         </w:r>
         <w:r>
           <w:rPr>
@@ -3635,7 +3484,7 @@
             <w:noProof/>
             <w:webHidden/>
           </w:rPr>
-          <w:instrText xml:space="preserve"> PAGEREF _Toc93239665 \h </w:instrText>
+          <w:instrText xml:space="preserve"> PAGEREF _Toc93254729 \h </w:instrText>
         </w:r>
         <w:r>
           <w:rPr>
@@ -3668,6 +3517,322 @@
     </w:p>
     <w:p>
       <w:pPr>
+        <w:pStyle w:val="TableofFigures"/>
+        <w:tabs>
+          <w:tab w:val="right" w:leader="dot" w:pos="9061"/>
+        </w:tabs>
+        <w:rPr>
+          <w:rFonts w:asciiTheme="minorHAnsi" w:eastAsiaTheme="minorEastAsia" w:hAnsiTheme="minorHAnsi"/>
+          <w:noProof/>
+          <w:sz w:val="22"/>
+          <w:lang w:eastAsia="vi-VN"/>
+        </w:rPr>
+      </w:pPr>
+      <w:hyperlink w:anchor="_Toc93254730" w:history="1">
+        <w:r>
+          <w:rPr>
+            <w:rStyle w:val="Hyperlink"/>
+            <w:noProof/>
+          </w:rPr>
+          <w:t>Hình 4.14</w:t>
+        </w:r>
+        <w:r>
+          <w:rPr>
+            <w:rStyle w:val="Hyperlink"/>
+            <w:noProof/>
+            <w:lang w:val="en-US"/>
+          </w:rPr>
+          <w:t>: Giao diện đặt sách</w:t>
+        </w:r>
+        <w:r>
+          <w:rPr>
+            <w:noProof/>
+            <w:webHidden/>
+          </w:rPr>
+          <w:tab/>
+        </w:r>
+        <w:r>
+          <w:rPr>
+            <w:noProof/>
+            <w:webHidden/>
+          </w:rPr>
+          <w:fldChar w:fldCharType="begin"/>
+        </w:r>
+        <w:r>
+          <w:rPr>
+            <w:noProof/>
+            <w:webHidden/>
+          </w:rPr>
+          <w:instrText xml:space="preserve"> PAGEREF _Toc93254730 \h </w:instrText>
+        </w:r>
+        <w:r>
+          <w:rPr>
+            <w:noProof/>
+            <w:webHidden/>
+          </w:rPr>
+        </w:r>
+        <w:r>
+          <w:rPr>
+            <w:noProof/>
+            <w:webHidden/>
+          </w:rPr>
+          <w:fldChar w:fldCharType="separate"/>
+        </w:r>
+        <w:r>
+          <w:rPr>
+            <w:noProof/>
+            <w:webHidden/>
+          </w:rPr>
+          <w:t>43</w:t>
+        </w:r>
+        <w:r>
+          <w:rPr>
+            <w:noProof/>
+            <w:webHidden/>
+          </w:rPr>
+          <w:fldChar w:fldCharType="end"/>
+        </w:r>
+      </w:hyperlink>
+    </w:p>
+    <w:p>
+      <w:pPr>
+        <w:pStyle w:val="TableofFigures"/>
+        <w:tabs>
+          <w:tab w:val="right" w:leader="dot" w:pos="9061"/>
+        </w:tabs>
+        <w:rPr>
+          <w:rFonts w:asciiTheme="minorHAnsi" w:eastAsiaTheme="minorEastAsia" w:hAnsiTheme="minorHAnsi"/>
+          <w:noProof/>
+          <w:sz w:val="22"/>
+          <w:lang w:eastAsia="vi-VN"/>
+        </w:rPr>
+      </w:pPr>
+      <w:hyperlink w:anchor="_Toc93254731" w:history="1">
+        <w:r>
+          <w:rPr>
+            <w:rStyle w:val="Hyperlink"/>
+            <w:noProof/>
+          </w:rPr>
+          <w:t>Hình 4.15</w:t>
+        </w:r>
+        <w:r>
+          <w:rPr>
+            <w:rStyle w:val="Hyperlink"/>
+            <w:noProof/>
+            <w:lang w:val="en-US"/>
+          </w:rPr>
+          <w:t>: Giao diện thanh toán giỏ hàng</w:t>
+        </w:r>
+        <w:r>
+          <w:rPr>
+            <w:noProof/>
+            <w:webHidden/>
+          </w:rPr>
+          <w:tab/>
+        </w:r>
+        <w:r>
+          <w:rPr>
+            <w:noProof/>
+            <w:webHidden/>
+          </w:rPr>
+          <w:fldChar w:fldCharType="begin"/>
+        </w:r>
+        <w:r>
+          <w:rPr>
+            <w:noProof/>
+            <w:webHidden/>
+          </w:rPr>
+          <w:instrText xml:space="preserve"> PAGEREF _Toc93254731 \h </w:instrText>
+        </w:r>
+        <w:r>
+          <w:rPr>
+            <w:noProof/>
+            <w:webHidden/>
+          </w:rPr>
+        </w:r>
+        <w:r>
+          <w:rPr>
+            <w:noProof/>
+            <w:webHidden/>
+          </w:rPr>
+          <w:fldChar w:fldCharType="separate"/>
+        </w:r>
+        <w:r>
+          <w:rPr>
+            <w:noProof/>
+            <w:webHidden/>
+          </w:rPr>
+          <w:t>44</w:t>
+        </w:r>
+        <w:r>
+          <w:rPr>
+            <w:noProof/>
+            <w:webHidden/>
+          </w:rPr>
+          <w:fldChar w:fldCharType="end"/>
+        </w:r>
+      </w:hyperlink>
+    </w:p>
+    <w:p>
+      <w:pPr>
+        <w:pStyle w:val="TableofFigures"/>
+        <w:tabs>
+          <w:tab w:val="right" w:leader="dot" w:pos="9061"/>
+        </w:tabs>
+        <w:rPr>
+          <w:rFonts w:asciiTheme="minorHAnsi" w:eastAsiaTheme="minorEastAsia" w:hAnsiTheme="minorHAnsi"/>
+          <w:noProof/>
+          <w:sz w:val="22"/>
+          <w:lang w:eastAsia="vi-VN"/>
+        </w:rPr>
+      </w:pPr>
+      <w:hyperlink w:anchor="_Toc93254732" w:history="1">
+        <w:r>
+          <w:rPr>
+            <w:rStyle w:val="Hyperlink"/>
+            <w:noProof/>
+          </w:rPr>
+          <w:t>Hình 4.16</w:t>
+        </w:r>
+        <w:r>
+          <w:rPr>
+            <w:rStyle w:val="Hyperlink"/>
+            <w:noProof/>
+            <w:lang w:val="en-US"/>
+          </w:rPr>
+          <w:t>: Giao diện quản lý</w:t>
+        </w:r>
+        <w:r>
+          <w:rPr>
+            <w:noProof/>
+            <w:webHidden/>
+          </w:rPr>
+          <w:tab/>
+        </w:r>
+        <w:r>
+          <w:rPr>
+            <w:noProof/>
+            <w:webHidden/>
+          </w:rPr>
+          <w:fldChar w:fldCharType="begin"/>
+        </w:r>
+        <w:r>
+          <w:rPr>
+            <w:noProof/>
+            <w:webHidden/>
+          </w:rPr>
+          <w:instrText xml:space="preserve"> PAGEREF _Toc93254732 \h </w:instrText>
+        </w:r>
+        <w:r>
+          <w:rPr>
+            <w:noProof/>
+            <w:webHidden/>
+          </w:rPr>
+        </w:r>
+        <w:r>
+          <w:rPr>
+            <w:noProof/>
+            <w:webHidden/>
+          </w:rPr>
+          <w:fldChar w:fldCharType="separate"/>
+        </w:r>
+        <w:r>
+          <w:rPr>
+            <w:noProof/>
+            <w:webHidden/>
+          </w:rPr>
+          <w:t>45</w:t>
+        </w:r>
+        <w:r>
+          <w:rPr>
+            <w:noProof/>
+            <w:webHidden/>
+          </w:rPr>
+          <w:fldChar w:fldCharType="end"/>
+        </w:r>
+      </w:hyperlink>
+    </w:p>
+    <w:p>
+      <w:pPr>
+        <w:pStyle w:val="TableofFigures"/>
+        <w:tabs>
+          <w:tab w:val="right" w:leader="dot" w:pos="9061"/>
+        </w:tabs>
+        <w:rPr>
+          <w:rFonts w:asciiTheme="minorHAnsi" w:eastAsiaTheme="minorEastAsia" w:hAnsiTheme="minorHAnsi"/>
+          <w:noProof/>
+          <w:sz w:val="22"/>
+          <w:lang w:eastAsia="vi-VN"/>
+        </w:rPr>
+      </w:pPr>
+      <w:hyperlink w:anchor="_Toc93254733" w:history="1">
+        <w:r>
+          <w:rPr>
+            <w:rStyle w:val="Hyperlink"/>
+            <w:noProof/>
+          </w:rPr>
+          <w:t>Hình 4.17</w:t>
+        </w:r>
+        <w:r>
+          <w:rPr>
+            <w:rStyle w:val="Hyperlink"/>
+            <w:noProof/>
+            <w:lang w:val="en-US"/>
+          </w:rPr>
+          <w:t>: Giao diện thống kê</w:t>
+        </w:r>
+        <w:r>
+          <w:rPr>
+            <w:noProof/>
+            <w:webHidden/>
+          </w:rPr>
+          <w:tab/>
+        </w:r>
+        <w:r>
+          <w:rPr>
+            <w:noProof/>
+            <w:webHidden/>
+          </w:rPr>
+          <w:fldChar w:fldCharType="begin"/>
+        </w:r>
+        <w:r>
+          <w:rPr>
+            <w:noProof/>
+            <w:webHidden/>
+          </w:rPr>
+          <w:instrText xml:space="preserve"> PAGEREF _Toc93254733 \h </w:instrText>
+        </w:r>
+        <w:r>
+          <w:rPr>
+            <w:noProof/>
+            <w:webHidden/>
+          </w:rPr>
+        </w:r>
+        <w:r>
+          <w:rPr>
+            <w:noProof/>
+            <w:webHidden/>
+          </w:rPr>
+          <w:fldChar w:fldCharType="separate"/>
+        </w:r>
+        <w:r>
+          <w:rPr>
+            <w:noProof/>
+            <w:webHidden/>
+          </w:rPr>
+          <w:t>46</w:t>
+        </w:r>
+        <w:r>
+          <w:rPr>
+            <w:noProof/>
+            <w:webHidden/>
+          </w:rPr>
+          <w:fldChar w:fldCharType="end"/>
+        </w:r>
+      </w:hyperlink>
+    </w:p>
+    <w:p>
+      <w:pPr>
         <w:pStyle w:val="SECTION"/>
         <w:rPr>
           <w:rFonts w:cs="Times New Roman"/>
@@ -3753,7 +3918,7 @@
         </w:rPr>
         <w:fldChar w:fldCharType="separate"/>
       </w:r>
-      <w:hyperlink w:anchor="_Toc93239666" w:history="1">
+      <w:hyperlink w:anchor="_Toc93254696" w:history="1">
         <w:r>
           <w:rPr>
             <w:rStyle w:val="Hyperlink"/>
@@ -3781,7 +3946,7 @@
             <w:noProof/>
             <w:webHidden/>
           </w:rPr>
-          <w:instrText xml:space="preserve"> PAGEREF _Toc93239666 \h </w:instrText>
+          <w:instrText xml:space="preserve"> PAGEREF _Toc93254696 \h </w:instrText>
         </w:r>
         <w:r>
           <w:rPr>
@@ -3825,7 +3990,7 @@
           <w:lang w:eastAsia="vi-VN"/>
         </w:rPr>
       </w:pPr>
-      <w:hyperlink w:anchor="_Toc93239667" w:history="1">
+      <w:hyperlink w:anchor="_Toc93254697" w:history="1">
         <w:r>
           <w:rPr>
             <w:rStyle w:val="Hyperlink"/>
@@ -3862,7 +4027,7 @@
             <w:noProof/>
             <w:webHidden/>
           </w:rPr>
-          <w:instrText xml:space="preserve"> PAGEREF _Toc93239667 \h </w:instrText>
+          <w:instrText xml:space="preserve"> PAGEREF _Toc93254697 \h </w:instrText>
         </w:r>
         <w:r>
           <w:rPr>
@@ -3906,7 +4071,7 @@
           <w:lang w:eastAsia="vi-VN"/>
         </w:rPr>
       </w:pPr>
-      <w:hyperlink w:anchor="_Toc93239668" w:history="1">
+      <w:hyperlink w:anchor="_Toc93254698" w:history="1">
         <w:r>
           <w:rPr>
             <w:rStyle w:val="Hyperlink"/>
@@ -3943,7 +4108,7 @@
             <w:noProof/>
             <w:webHidden/>
           </w:rPr>
-          <w:instrText xml:space="preserve"> PAGEREF _Toc93239668 \h </w:instrText>
+          <w:instrText xml:space="preserve"> PAGEREF _Toc93254698 \h </w:instrText>
         </w:r>
         <w:r>
           <w:rPr>
@@ -3987,7 +4152,7 @@
           <w:lang w:eastAsia="vi-VN"/>
         </w:rPr>
       </w:pPr>
-      <w:hyperlink w:anchor="_Toc93239669" w:history="1">
+      <w:hyperlink w:anchor="_Toc93254699" w:history="1">
         <w:r>
           <w:rPr>
             <w:rStyle w:val="Hyperlink"/>
@@ -4024,7 +4189,7 @@
             <w:noProof/>
             <w:webHidden/>
           </w:rPr>
-          <w:instrText xml:space="preserve"> PAGEREF _Toc93239669 \h </w:instrText>
+          <w:instrText xml:space="preserve"> PAGEREF _Toc93254699 \h </w:instrText>
         </w:r>
         <w:r>
           <w:rPr>
@@ -4068,7 +4233,7 @@
           <w:lang w:eastAsia="vi-VN"/>
         </w:rPr>
       </w:pPr>
-      <w:hyperlink w:anchor="_Toc93239670" w:history="1">
+      <w:hyperlink w:anchor="_Toc93254700" w:history="1">
         <w:r>
           <w:rPr>
             <w:rStyle w:val="Hyperlink"/>
@@ -4105,7 +4270,7 @@
             <w:noProof/>
             <w:webHidden/>
           </w:rPr>
-          <w:instrText xml:space="preserve"> PAGEREF _Toc93239670 \h </w:instrText>
+          <w:instrText xml:space="preserve"> PAGEREF _Toc93254700 \h </w:instrText>
         </w:r>
         <w:r>
           <w:rPr>
@@ -4149,7 +4314,7 @@
           <w:lang w:eastAsia="vi-VN"/>
         </w:rPr>
       </w:pPr>
-      <w:hyperlink w:anchor="_Toc93239671" w:history="1">
+      <w:hyperlink w:anchor="_Toc93254701" w:history="1">
         <w:r>
           <w:rPr>
             <w:rStyle w:val="Hyperlink"/>
@@ -4186,7 +4351,7 @@
             <w:noProof/>
             <w:webHidden/>
           </w:rPr>
-          <w:instrText xml:space="preserve"> PAGEREF _Toc93239671 \h </w:instrText>
+          <w:instrText xml:space="preserve"> PAGEREF _Toc93254701 \h </w:instrText>
         </w:r>
         <w:r>
           <w:rPr>
@@ -4230,7 +4395,7 @@
           <w:lang w:eastAsia="vi-VN"/>
         </w:rPr>
       </w:pPr>
-      <w:hyperlink w:anchor="_Toc93239672" w:history="1">
+      <w:hyperlink w:anchor="_Toc93254702" w:history="1">
         <w:r>
           <w:rPr>
             <w:rStyle w:val="Hyperlink"/>
@@ -4267,7 +4432,7 @@
             <w:noProof/>
             <w:webHidden/>
           </w:rPr>
-          <w:instrText xml:space="preserve"> PAGEREF _Toc93239672 \h </w:instrText>
+          <w:instrText xml:space="preserve"> PAGEREF _Toc93254702 \h </w:instrText>
         </w:r>
         <w:r>
           <w:rPr>
@@ -4311,7 +4476,7 @@
           <w:lang w:eastAsia="vi-VN"/>
         </w:rPr>
       </w:pPr>
-      <w:hyperlink w:anchor="_Toc93239673" w:history="1">
+      <w:hyperlink w:anchor="_Toc93254703" w:history="1">
         <w:r>
           <w:rPr>
             <w:rStyle w:val="Hyperlink"/>
@@ -4348,7 +4513,7 @@
             <w:noProof/>
             <w:webHidden/>
           </w:rPr>
-          <w:instrText xml:space="preserve"> PAGEREF _Toc93239673 \h </w:instrText>
+          <w:instrText xml:space="preserve"> PAGEREF _Toc93254703 \h </w:instrText>
         </w:r>
         <w:r>
           <w:rPr>
@@ -4392,7 +4557,7 @@
           <w:lang w:eastAsia="vi-VN"/>
         </w:rPr>
       </w:pPr>
-      <w:hyperlink w:anchor="_Toc93239674" w:history="1">
+      <w:hyperlink w:anchor="_Toc93254704" w:history="1">
         <w:r>
           <w:rPr>
             <w:rStyle w:val="Hyperlink"/>
@@ -4429,7 +4594,7 @@
             <w:noProof/>
             <w:webHidden/>
           </w:rPr>
-          <w:instrText xml:space="preserve"> PAGEREF _Toc93239674 \h </w:instrText>
+          <w:instrText xml:space="preserve"> PAGEREF _Toc93254704 \h </w:instrText>
         </w:r>
         <w:r>
           <w:rPr>
@@ -4473,7 +4638,7 @@
           <w:lang w:eastAsia="vi-VN"/>
         </w:rPr>
       </w:pPr>
-      <w:hyperlink w:anchor="_Toc93239675" w:history="1">
+      <w:hyperlink w:anchor="_Toc93254705" w:history="1">
         <w:r>
           <w:rPr>
             <w:rStyle w:val="Hyperlink"/>
@@ -4510,7 +4675,7 @@
             <w:noProof/>
             <w:webHidden/>
           </w:rPr>
-          <w:instrText xml:space="preserve"> PAGEREF _Toc93239675 \h </w:instrText>
+          <w:instrText xml:space="preserve"> PAGEREF _Toc93254705 \h </w:instrText>
         </w:r>
         <w:r>
           <w:rPr>
@@ -4554,7 +4719,7 @@
           <w:lang w:eastAsia="vi-VN"/>
         </w:rPr>
       </w:pPr>
-      <w:hyperlink w:anchor="_Toc93239676" w:history="1">
+      <w:hyperlink w:anchor="_Toc93254706" w:history="1">
         <w:r>
           <w:rPr>
             <w:rStyle w:val="Hyperlink"/>
@@ -4591,7 +4756,7 @@
             <w:noProof/>
             <w:webHidden/>
           </w:rPr>
-          <w:instrText xml:space="preserve"> PAGEREF _Toc93239676 \h </w:instrText>
+          <w:instrText xml:space="preserve"> PAGEREF _Toc93254706 \h </w:instrText>
         </w:r>
         <w:r>
           <w:rPr>
@@ -4635,7 +4800,7 @@
           <w:lang w:eastAsia="vi-VN"/>
         </w:rPr>
       </w:pPr>
-      <w:hyperlink w:anchor="_Toc93239677" w:history="1">
+      <w:hyperlink w:anchor="_Toc93254707" w:history="1">
         <w:r>
           <w:rPr>
             <w:rStyle w:val="Hyperlink"/>
@@ -4672,7 +4837,7 @@
             <w:noProof/>
             <w:webHidden/>
           </w:rPr>
-          <w:instrText xml:space="preserve"> PAGEREF _Toc93239677 \h </w:instrText>
+          <w:instrText xml:space="preserve"> PAGEREF _Toc93254707 \h </w:instrText>
         </w:r>
         <w:r>
           <w:rPr>
@@ -4716,7 +4881,7 @@
           <w:lang w:eastAsia="vi-VN"/>
         </w:rPr>
       </w:pPr>
-      <w:hyperlink w:anchor="_Toc93239678" w:history="1">
+      <w:hyperlink w:anchor="_Toc93254708" w:history="1">
         <w:r>
           <w:rPr>
             <w:rStyle w:val="Hyperlink"/>
@@ -4753,7 +4918,7 @@
             <w:noProof/>
             <w:webHidden/>
           </w:rPr>
-          <w:instrText xml:space="preserve"> PAGEREF _Toc93239678 \h </w:instrText>
+          <w:instrText xml:space="preserve"> PAGEREF _Toc93254708 \h </w:instrText>
         </w:r>
         <w:r>
           <w:rPr>
@@ -4797,7 +4962,7 @@
           <w:lang w:eastAsia="vi-VN"/>
         </w:rPr>
       </w:pPr>
-      <w:hyperlink w:anchor="_Toc93239679" w:history="1">
+      <w:hyperlink w:anchor="_Toc93254709" w:history="1">
         <w:r>
           <w:rPr>
             <w:rStyle w:val="Hyperlink"/>
@@ -4834,7 +4999,7 @@
             <w:noProof/>
             <w:webHidden/>
           </w:rPr>
-          <w:instrText xml:space="preserve"> PAGEREF _Toc93239679 \h </w:instrText>
+          <w:instrText xml:space="preserve"> PAGEREF _Toc93254709 \h </w:instrText>
         </w:r>
         <w:r>
           <w:rPr>
@@ -4878,7 +5043,7 @@
           <w:lang w:eastAsia="vi-VN"/>
         </w:rPr>
       </w:pPr>
-      <w:hyperlink w:anchor="_Toc93239680" w:history="1">
+      <w:hyperlink w:anchor="_Toc93254710" w:history="1">
         <w:r>
           <w:rPr>
             <w:rStyle w:val="Hyperlink"/>
@@ -4920,7 +5085,7 @@
             <w:noProof/>
             <w:webHidden/>
           </w:rPr>
-          <w:instrText xml:space="preserve"> PAGEREF _Toc93239680 \h </w:instrText>
+          <w:instrText xml:space="preserve"> PAGEREF _Toc93254710 \h </w:instrText>
         </w:r>
         <w:r>
           <w:rPr>
@@ -4940,7 +5105,7 @@
             <w:noProof/>
             <w:webHidden/>
           </w:rPr>
-          <w:t>36</w:t>
+          <w:t>40</w:t>
         </w:r>
         <w:r>
           <w:rPr>
@@ -4964,7 +5129,7 @@
           <w:lang w:eastAsia="vi-VN"/>
         </w:rPr>
       </w:pPr>
-      <w:hyperlink w:anchor="_Toc93239681" w:history="1">
+      <w:hyperlink w:anchor="_Toc93254711" w:history="1">
         <w:r>
           <w:rPr>
             <w:rStyle w:val="Hyperlink"/>
@@ -5014,7 +5179,7 @@
             <w:noProof/>
             <w:webHidden/>
           </w:rPr>
-          <w:instrText xml:space="preserve"> PAGEREF _Toc93239681 \h </w:instrText>
+          <w:instrText xml:space="preserve"> PAGEREF _Toc93254711 \h </w:instrText>
         </w:r>
         <w:r>
           <w:rPr>
@@ -5034,7 +5199,7 @@
             <w:noProof/>
             <w:webHidden/>
           </w:rPr>
-          <w:t>37</w:t>
+          <w:t>41</w:t>
         </w:r>
         <w:r>
           <w:rPr>
@@ -5058,7 +5223,7 @@
           <w:lang w:eastAsia="vi-VN"/>
         </w:rPr>
       </w:pPr>
-      <w:hyperlink w:anchor="_Toc93239682" w:history="1">
+      <w:hyperlink w:anchor="_Toc93254712" w:history="1">
         <w:r>
           <w:rPr>
             <w:rStyle w:val="Hyperlink"/>
@@ -5108,7 +5273,7 @@
             <w:noProof/>
             <w:webHidden/>
           </w:rPr>
-          <w:instrText xml:space="preserve"> PAGEREF _Toc93239682 \h </w:instrText>
+          <w:instrText xml:space="preserve"> PAGEREF _Toc93254712 \h </w:instrText>
         </w:r>
         <w:r>
           <w:rPr>
@@ -5128,7 +5293,7 @@
             <w:noProof/>
             <w:webHidden/>
           </w:rPr>
-          <w:t>38</w:t>
+          <w:t>42</w:t>
         </w:r>
         <w:r>
           <w:rPr>
@@ -5152,7 +5317,7 @@
           <w:lang w:eastAsia="vi-VN"/>
         </w:rPr>
       </w:pPr>
-      <w:hyperlink w:anchor="_Toc93239683" w:history="1">
+      <w:hyperlink w:anchor="_Toc93254713" w:history="1">
         <w:r>
           <w:rPr>
             <w:rStyle w:val="Hyperlink"/>
@@ -5202,7 +5367,7 @@
             <w:noProof/>
             <w:webHidden/>
           </w:rPr>
-          <w:instrText xml:space="preserve"> PAGEREF _Toc93239683 \h </w:instrText>
+          <w:instrText xml:space="preserve"> PAGEREF _Toc93254713 \h </w:instrText>
         </w:r>
         <w:r>
           <w:rPr>
@@ -5222,7 +5387,7 @@
             <w:noProof/>
             <w:webHidden/>
           </w:rPr>
-          <w:t>39</w:t>
+          <w:t>43</w:t>
         </w:r>
         <w:r>
           <w:rPr>
@@ -5246,7 +5411,7 @@
           <w:lang w:eastAsia="vi-VN"/>
         </w:rPr>
       </w:pPr>
-      <w:hyperlink w:anchor="_Toc93239684" w:history="1">
+      <w:hyperlink w:anchor="_Toc93254714" w:history="1">
         <w:r>
           <w:rPr>
             <w:rStyle w:val="Hyperlink"/>
@@ -5296,7 +5461,7 @@
             <w:noProof/>
             <w:webHidden/>
           </w:rPr>
-          <w:instrText xml:space="preserve"> PAGEREF _Toc93239684 \h </w:instrText>
+          <w:instrText xml:space="preserve"> PAGEREF _Toc93254714 \h </w:instrText>
         </w:r>
         <w:r>
           <w:rPr>
@@ -5316,7 +5481,7 @@
             <w:noProof/>
             <w:webHidden/>
           </w:rPr>
-          <w:t>40</w:t>
+          <w:t>44</w:t>
         </w:r>
         <w:r>
           <w:rPr>
@@ -5340,7 +5505,7 @@
           <w:lang w:eastAsia="vi-VN"/>
         </w:rPr>
       </w:pPr>
-      <w:hyperlink w:anchor="_Toc93239685" w:history="1">
+      <w:hyperlink w:anchor="_Toc93254715" w:history="1">
         <w:r>
           <w:rPr>
             <w:rStyle w:val="Hyperlink"/>
@@ -5390,7 +5555,7 @@
             <w:noProof/>
             <w:webHidden/>
           </w:rPr>
-          <w:instrText xml:space="preserve"> PAGEREF _Toc93239685 \h </w:instrText>
+          <w:instrText xml:space="preserve"> PAGEREF _Toc93254715 \h </w:instrText>
         </w:r>
         <w:r>
           <w:rPr>
@@ -5410,7 +5575,7 @@
             <w:noProof/>
             <w:webHidden/>
           </w:rPr>
-          <w:t>42</w:t>
+          <w:t>46</w:t>
         </w:r>
         <w:r>
           <w:rPr>
@@ -5434,7 +5599,7 @@
           <w:lang w:eastAsia="vi-VN"/>
         </w:rPr>
       </w:pPr>
-      <w:hyperlink w:anchor="_Toc93239686" w:history="1">
+      <w:hyperlink w:anchor="_Toc93254716" w:history="1">
         <w:r>
           <w:rPr>
             <w:rStyle w:val="Hyperlink"/>
@@ -5484,7 +5649,7 @@
             <w:noProof/>
             <w:webHidden/>
           </w:rPr>
-          <w:instrText xml:space="preserve"> PAGEREF _Toc93239686 \h </w:instrText>
+          <w:instrText xml:space="preserve"> PAGEREF _Toc93254716 \h </w:instrText>
         </w:r>
         <w:r>
           <w:rPr>
@@ -5504,7 +5669,7 @@
             <w:noProof/>
             <w:webHidden/>
           </w:rPr>
-          <w:t>43</w:t>
+          <w:t>47</w:t>
         </w:r>
         <w:r>
           <w:rPr>
@@ -5552,7 +5717,7 @@
         </w:rPr>
         <w:br w:type="page"/>
       </w:r>
-      <w:bookmarkStart w:id="7" w:name="_Toc93239630"/>
+      <w:bookmarkStart w:id="7" w:name="_Toc93254734"/>
       <w:r>
         <w:rPr>
           <w:noProof/>
@@ -6426,7 +6591,7 @@
           <w:noProof/>
         </w:rPr>
       </w:pPr>
-      <w:bookmarkStart w:id="10" w:name="_Toc93239631"/>
+      <w:bookmarkStart w:id="10" w:name="_Toc93254735"/>
       <w:r>
         <w:rPr>
           <w:noProof/>
@@ -6911,7 +7076,7 @@
           <w:noProof/>
         </w:rPr>
       </w:pPr>
-      <w:bookmarkStart w:id="11" w:name="_Toc93239632"/>
+      <w:bookmarkStart w:id="11" w:name="_Toc93254736"/>
       <w:r>
         <w:rPr>
           <w:noProof/>
@@ -7780,7 +7945,7 @@
           <w:noProof/>
         </w:rPr>
       </w:pPr>
-      <w:bookmarkStart w:id="12" w:name="_Toc93239633"/>
+      <w:bookmarkStart w:id="12" w:name="_Toc93254737"/>
       <w:r>
         <w:rPr>
           <w:noProof/>
@@ -7798,7 +7963,7 @@
           <w:noProof/>
         </w:rPr>
       </w:pPr>
-      <w:bookmarkStart w:id="13" w:name="_Toc93239634"/>
+      <w:bookmarkStart w:id="13" w:name="_Toc93254738"/>
       <w:r>
         <w:rPr>
           <w:noProof/>
@@ -7814,7 +7979,7 @@
           <w:noProof/>
         </w:rPr>
       </w:pPr>
-      <w:bookmarkStart w:id="14" w:name="_Toc93239635"/>
+      <w:bookmarkStart w:id="14" w:name="_Toc93254739"/>
       <w:r>
         <w:rPr>
           <w:noProof/>
@@ -7935,7 +8100,7 @@
           <w:rFonts w:cs="Times New Roman"/>
         </w:rPr>
       </w:pPr>
-      <w:bookmarkStart w:id="15" w:name="_Toc93239650"/>
+      <w:bookmarkStart w:id="15" w:name="_Toc93254717"/>
       <w:r>
         <w:rPr>
           <w:rFonts w:cs="Times New Roman"/>
@@ -9051,7 +9216,7 @@
           <w:rFonts w:cs="Times New Roman"/>
         </w:rPr>
       </w:pPr>
-      <w:bookmarkStart w:id="16" w:name="_Toc93239666"/>
+      <w:bookmarkStart w:id="16" w:name="_Toc93254696"/>
       <w:r>
         <w:rPr>
           <w:rFonts w:cs="Times New Roman"/>
@@ -10290,7 +10455,7 @@
           <w:lang w:val="en-US"/>
         </w:rPr>
       </w:pPr>
-      <w:bookmarkStart w:id="17" w:name="_Toc93239667"/>
+      <w:bookmarkStart w:id="17" w:name="_Toc93254697"/>
       <w:r>
         <w:rPr>
           <w:rFonts w:cs="Times New Roman"/>
@@ -11400,7 +11565,7 @@
           <w:lang w:val="en-US"/>
         </w:rPr>
       </w:pPr>
-      <w:bookmarkStart w:id="18" w:name="_Toc93239668"/>
+      <w:bookmarkStart w:id="18" w:name="_Toc93254698"/>
       <w:r>
         <w:rPr>
           <w:rFonts w:cs="Times New Roman"/>
@@ -12401,7 +12566,7 @@
           <w:lang w:val="en-US"/>
         </w:rPr>
       </w:pPr>
-      <w:bookmarkStart w:id="19" w:name="_Toc93239669"/>
+      <w:bookmarkStart w:id="19" w:name="_Toc93254699"/>
       <w:r>
         <w:rPr>
           <w:rFonts w:cs="Times New Roman"/>
@@ -13521,7 +13686,7 @@
           <w:lang w:val="en-US"/>
         </w:rPr>
       </w:pPr>
-      <w:bookmarkStart w:id="20" w:name="_Toc93239670"/>
+      <w:bookmarkStart w:id="20" w:name="_Toc93254700"/>
       <w:r>
         <w:rPr>
           <w:rFonts w:cs="Times New Roman"/>
@@ -15296,7 +15461,7 @@
           <w:lang w:val="en-US"/>
         </w:rPr>
       </w:pPr>
-      <w:bookmarkStart w:id="21" w:name="_Toc93239671"/>
+      <w:bookmarkStart w:id="21" w:name="_Toc93254701"/>
       <w:r>
         <w:rPr>
           <w:rFonts w:cs="Times New Roman"/>
@@ -16860,7 +17025,7 @@
           <w:lang w:val="en-US"/>
         </w:rPr>
       </w:pPr>
-      <w:bookmarkStart w:id="22" w:name="_Toc93239672"/>
+      <w:bookmarkStart w:id="22" w:name="_Toc93254702"/>
       <w:r>
         <w:rPr>
           <w:rFonts w:cs="Times New Roman"/>
@@ -17940,7 +18105,7 @@
           <w:lang w:val="en-US"/>
         </w:rPr>
       </w:pPr>
-      <w:bookmarkStart w:id="23" w:name="_Toc93239673"/>
+      <w:bookmarkStart w:id="23" w:name="_Toc93254703"/>
       <w:r>
         <w:rPr>
           <w:rFonts w:cs="Times New Roman"/>
@@ -18836,7 +19001,7 @@
           <w:lang w:val="en-US"/>
         </w:rPr>
       </w:pPr>
-      <w:bookmarkStart w:id="24" w:name="_Toc93239674"/>
+      <w:bookmarkStart w:id="24" w:name="_Toc93254704"/>
       <w:r>
         <w:rPr>
           <w:rFonts w:cs="Times New Roman"/>
@@ -19955,7 +20120,7 @@
           <w:lang w:val="en-US"/>
         </w:rPr>
       </w:pPr>
-      <w:bookmarkStart w:id="25" w:name="_Toc93239675"/>
+      <w:bookmarkStart w:id="25" w:name="_Toc93254705"/>
       <w:r>
         <w:rPr>
           <w:rFonts w:cs="Times New Roman"/>
@@ -20765,7 +20930,7 @@
           <w:lang w:val="en-US"/>
         </w:rPr>
       </w:pPr>
-      <w:bookmarkStart w:id="26" w:name="_Toc93239676"/>
+      <w:bookmarkStart w:id="26" w:name="_Toc93254706"/>
       <w:r>
         <w:rPr>
           <w:rFonts w:cs="Times New Roman"/>
@@ -22225,7 +22390,7 @@
           <w:lang w:val="en-US"/>
         </w:rPr>
       </w:pPr>
-      <w:bookmarkStart w:id="27" w:name="_Toc93239677"/>
+      <w:bookmarkStart w:id="27" w:name="_Toc93254707"/>
       <w:r>
         <w:rPr>
           <w:rFonts w:cs="Times New Roman"/>
@@ -23109,7 +23274,7 @@
           <w:lang w:val="en-US"/>
         </w:rPr>
       </w:pPr>
-      <w:bookmarkStart w:id="28" w:name="_Toc93239678"/>
+      <w:bookmarkStart w:id="28" w:name="_Toc93254708"/>
       <w:r>
         <w:rPr>
           <w:rFonts w:cs="Times New Roman"/>
@@ -24178,7 +24343,7 @@
           <w:lang w:val="en-US"/>
         </w:rPr>
       </w:pPr>
-      <w:bookmarkStart w:id="29" w:name="_Toc93239679"/>
+      <w:bookmarkStart w:id="29" w:name="_Toc93254709"/>
       <w:r>
         <w:rPr>
           <w:rFonts w:cs="Times New Roman"/>
@@ -24275,7 +24440,7 @@
           <w:noProof/>
         </w:rPr>
       </w:pPr>
-      <w:bookmarkStart w:id="30" w:name="_Toc93239636"/>
+      <w:bookmarkStart w:id="30" w:name="_Toc93254740"/>
       <w:r>
         <w:rPr>
           <w:noProof/>
@@ -24361,7 +24526,7 @@
           <w:lang w:val="en-US"/>
         </w:rPr>
       </w:pPr>
-      <w:bookmarkStart w:id="31" w:name="_Toc93239651"/>
+      <w:bookmarkStart w:id="31" w:name="_Toc93254718"/>
       <w:r>
         <w:rPr>
           <w:rFonts w:cs="Times New Roman"/>
@@ -24487,7 +24652,7 @@
       <w:pPr>
         <w:pStyle w:val="Heading3"/>
       </w:pPr>
-      <w:bookmarkStart w:id="32" w:name="_Toc93239637"/>
+      <w:bookmarkStart w:id="32" w:name="_Toc93254741"/>
       <w:r>
         <w:lastRenderedPageBreak/>
         <w:t>Sơ đồ tuần tự (Sequence Diagram)</w:t>
@@ -24600,7 +24765,7 @@
           <w:lang w:val="en-US"/>
         </w:rPr>
       </w:pPr>
-      <w:bookmarkStart w:id="33" w:name="_Toc93239652"/>
+      <w:bookmarkStart w:id="33" w:name="_Toc93254719"/>
       <w:r>
         <w:rPr>
           <w:rFonts w:cs="Times New Roman"/>
@@ -24826,7 +24991,7 @@
           <w:lang w:val="en-US"/>
         </w:rPr>
       </w:pPr>
-      <w:bookmarkStart w:id="34" w:name="_Toc93239653"/>
+      <w:bookmarkStart w:id="34" w:name="_Toc93254720"/>
       <w:r>
         <w:rPr>
           <w:rFonts w:cs="Times New Roman"/>
@@ -25052,7 +25217,7 @@
           <w:lang w:val="en-US"/>
         </w:rPr>
       </w:pPr>
-      <w:bookmarkStart w:id="35" w:name="_Toc93239654"/>
+      <w:bookmarkStart w:id="35" w:name="_Toc93254721"/>
       <w:r>
         <w:rPr>
           <w:rFonts w:cs="Times New Roman"/>
@@ -25254,7 +25419,7 @@
           <w:lang w:val="en-US"/>
         </w:rPr>
       </w:pPr>
-      <w:bookmarkStart w:id="36" w:name="_Toc93239655"/>
+      <w:bookmarkStart w:id="36" w:name="_Toc93254722"/>
       <w:r>
         <w:rPr>
           <w:rFonts w:cs="Times New Roman"/>
@@ -25476,7 +25641,7 @@
           <w:lang w:val="en-US"/>
         </w:rPr>
       </w:pPr>
-      <w:bookmarkStart w:id="37" w:name="_Toc93239656"/>
+      <w:bookmarkStart w:id="37" w:name="_Toc93254723"/>
       <w:r>
         <w:rPr>
           <w:rFonts w:cs="Times New Roman"/>
@@ -25702,7 +25867,7 @@
           <w:lang w:val="en-US"/>
         </w:rPr>
       </w:pPr>
-      <w:bookmarkStart w:id="38" w:name="_Toc93239657"/>
+      <w:bookmarkStart w:id="38" w:name="_Toc93254724"/>
       <w:r>
         <w:rPr>
           <w:rFonts w:cs="Times New Roman"/>
@@ -25826,7 +25991,7 @@
           <w:noProof/>
         </w:rPr>
       </w:pPr>
-      <w:bookmarkStart w:id="39" w:name="_Toc93239638"/>
+      <w:bookmarkStart w:id="39" w:name="_Toc93254742"/>
       <w:r>
         <w:rPr>
           <w:noProof/>
@@ -25843,7 +26008,7 @@
           <w:noProof/>
         </w:rPr>
       </w:pPr>
-      <w:bookmarkStart w:id="40" w:name="_Toc93239639"/>
+      <w:bookmarkStart w:id="40" w:name="_Toc93254743"/>
       <w:r>
         <w:rPr>
           <w:noProof/>
@@ -25865,10 +26030,10 @@
           <w:lang w:val="en-US"/>
         </w:rPr>
         <w:drawing>
-          <wp:inline distT="0" distB="0" distL="0" distR="0" wp14:anchorId="3E3A3B9C" wp14:editId="1AEA8619">
-            <wp:extent cx="5615305" cy="5128847"/>
-            <wp:effectExtent l="0" t="0" r="4445" b="0"/>
-            <wp:docPr id="4" name="Picture 4"/>
+          <wp:inline distT="0" distB="0" distL="0" distR="0" wp14:anchorId="4CFF3B01" wp14:editId="419D4935">
+            <wp:extent cx="5588000" cy="4876800"/>
+            <wp:effectExtent l="0" t="0" r="0" b="0"/>
+            <wp:docPr id="41" name="Picture 41"/>
             <wp:cNvGraphicFramePr>
               <a:graphicFrameLocks xmlns:a="http://schemas.openxmlformats.org/drawingml/2006/main" noChangeAspect="1"/>
             </wp:cNvGraphicFramePr>
@@ -25876,7 +26041,7 @@
               <a:graphicData uri="http://schemas.openxmlformats.org/drawingml/2006/picture">
                 <pic:pic xmlns:pic="http://schemas.openxmlformats.org/drawingml/2006/picture">
                   <pic:nvPicPr>
-                    <pic:cNvPr id="0" name="Picture 1"/>
+                    <pic:cNvPr id="0" name="Picture 2"/>
                     <pic:cNvPicPr>
                       <a:picLocks noChangeAspect="1" noChangeArrowheads="1"/>
                     </pic:cNvPicPr>
@@ -25889,13 +26054,13 @@
                         </a:ext>
                       </a:extLst>
                     </a:blip>
-                    <a:srcRect r="2469" b="2921"/>
+                    <a:srcRect r="2870" b="4000"/>
                     <a:stretch/>
                   </pic:blipFill>
                   <pic:spPr bwMode="auto">
                     <a:xfrm>
                       <a:off x="0" y="0"/>
-                      <a:ext cx="5615354" cy="5128892"/>
+                      <a:ext cx="5588000" cy="4876800"/>
                     </a:xfrm>
                     <a:prstGeom prst="rect">
                       <a:avLst/>
@@ -25921,10 +26086,10 @@
       <w:pPr>
         <w:pStyle w:val="Caption"/>
         <w:rPr>
-          <w:lang w:val="en-US"/>
-        </w:rPr>
-      </w:pPr>
-      <w:bookmarkStart w:id="41" w:name="_Toc93239658"/>
+          <w:noProof/>
+        </w:rPr>
+      </w:pPr>
+      <w:bookmarkStart w:id="41" w:name="_Toc93254725"/>
       <w:r>
         <w:t xml:space="preserve">Hình </w:t>
       </w:r>
@@ -25965,9 +26130,14 @@
     </w:p>
     <w:p>
       <w:pPr>
-        <w:pStyle w:val="Heading3"/>
-        <w:rPr>
-          <w:noProof/>
+        <w:spacing w:after="200" w:line="276" w:lineRule="auto"/>
+        <w:rPr>
+          <w:rFonts w:eastAsiaTheme="majorEastAsia" w:cs="Times New Roman"/>
+          <w:b/>
+          <w:bCs/>
+          <w:noProof/>
+          <w:szCs w:val="26"/>
+          <w:lang w:val="en-US"/>
         </w:rPr>
       </w:pPr>
       <w:r>
@@ -25976,79 +26146,3892 @@
         </w:rPr>
         <w:br w:type="page"/>
       </w:r>
-      <w:bookmarkStart w:id="42" w:name="_Toc93239640"/>
+    </w:p>
+    <w:p>
+      <w:pPr>
+        <w:pStyle w:val="Heading2"/>
+        <w:rPr>
+          <w:noProof/>
+        </w:rPr>
+      </w:pPr>
+      <w:bookmarkStart w:id="42" w:name="_Toc93254744"/>
       <w:r>
         <w:rPr>
           <w:noProof/>
         </w:rPr>
         <w:lastRenderedPageBreak/>
         <w:t>Thiết kế dữ liệu</w:t>
+      </w:r>
+      <w:r>
+        <w:rPr>
+          <w:noProof/>
+        </w:rPr>
+        <w:t xml:space="preserve"> cơ sở dữ liệu</w:t>
       </w:r>
       <w:bookmarkEnd w:id="42"/>
     </w:p>
     <w:p>
       <w:pPr>
+        <w:pStyle w:val="Heading3"/>
+      </w:pPr>
+      <w:bookmarkStart w:id="43" w:name="_Toc93254745"/>
+      <w:r>
+        <w:t>Thiết kế bảng dữ liệu</w:t>
+      </w:r>
+      <w:bookmarkEnd w:id="43"/>
+    </w:p>
+    <w:p>
+      <w:pPr>
+        <w:pStyle w:val="Heading4"/>
+      </w:pPr>
+      <w:r>
+        <w:t>Bảng Product, Receipt và ReceiptDetail</w:t>
+      </w:r>
+    </w:p>
+    <w:p>
+      <w:pPr>
+        <w:rPr>
+          <w:b/>
+          <w:bCs/>
+          <w:lang w:val="en-US"/>
+        </w:rPr>
+      </w:pPr>
+      <w:r>
+        <w:rPr>
+          <w:b/>
+          <w:bCs/>
+          <w:lang w:val="en-US"/>
+        </w:rPr>
+        <w:t>Product</w:t>
+      </w:r>
+    </w:p>
+    <w:tbl>
+      <w:tblPr>
+        <w:tblStyle w:val="TableGrid"/>
+        <w:tblW w:w="0" w:type="auto"/>
+        <w:tblLook w:val="04A0" w:firstRow="1" w:lastRow="0" w:firstColumn="1" w:lastColumn="0" w:noHBand="0" w:noVBand="1"/>
+      </w:tblPr>
+      <w:tblGrid>
+        <w:gridCol w:w="1510"/>
+        <w:gridCol w:w="1510"/>
+        <w:gridCol w:w="1510"/>
+        <w:gridCol w:w="1510"/>
+        <w:gridCol w:w="1510"/>
+        <w:gridCol w:w="1511"/>
+      </w:tblGrid>
+      <w:tr>
+        <w:tc>
+          <w:tcPr>
+            <w:tcW w:w="1510" w:type="dxa"/>
+          </w:tcPr>
+          <w:p>
+            <w:pPr>
+              <w:rPr>
+                <w:u w:val="single"/>
+                <w:lang w:val="en-US"/>
+              </w:rPr>
+            </w:pPr>
+            <w:r>
+              <w:rPr>
+                <w:u w:val="single"/>
+                <w:lang w:val="en-US"/>
+              </w:rPr>
+              <w:t>p</w:t>
+            </w:r>
+            <w:r>
+              <w:rPr>
+                <w:u w:val="single"/>
+                <w:lang w:val="en-US"/>
+              </w:rPr>
+              <w:t>roduct_id</w:t>
+            </w:r>
+          </w:p>
+        </w:tc>
+        <w:tc>
+          <w:tcPr>
+            <w:tcW w:w="1510" w:type="dxa"/>
+          </w:tcPr>
+          <w:p>
+            <w:pPr>
+              <w:rPr>
+                <w:lang w:val="en-US"/>
+              </w:rPr>
+            </w:pPr>
+            <w:r>
+              <w:rPr>
+                <w:lang w:val="en-US"/>
+              </w:rPr>
+              <w:t>n</w:t>
+            </w:r>
+            <w:r>
+              <w:rPr>
+                <w:lang w:val="en-US"/>
+              </w:rPr>
+              <w:t>ame</w:t>
+            </w:r>
+          </w:p>
+        </w:tc>
+        <w:tc>
+          <w:tcPr>
+            <w:tcW w:w="1510" w:type="dxa"/>
+          </w:tcPr>
+          <w:p>
+            <w:pPr>
+              <w:rPr>
+                <w:lang w:val="en-US"/>
+              </w:rPr>
+            </w:pPr>
+            <w:r>
+              <w:rPr>
+                <w:lang w:val="en-US"/>
+              </w:rPr>
+              <w:t>description</w:t>
+            </w:r>
+          </w:p>
+        </w:tc>
+        <w:tc>
+          <w:tcPr>
+            <w:tcW w:w="1510" w:type="dxa"/>
+          </w:tcPr>
+          <w:p>
+            <w:pPr>
+              <w:rPr>
+                <w:lang w:val="en-US"/>
+              </w:rPr>
+            </w:pPr>
+            <w:r>
+              <w:rPr>
+                <w:lang w:val="en-US"/>
+              </w:rPr>
+              <w:t>price</w:t>
+            </w:r>
+          </w:p>
+        </w:tc>
+        <w:tc>
+          <w:tcPr>
+            <w:tcW w:w="1510" w:type="dxa"/>
+          </w:tcPr>
+          <w:p>
+            <w:pPr>
+              <w:rPr>
+                <w:lang w:val="en-US"/>
+              </w:rPr>
+            </w:pPr>
+            <w:r>
+              <w:rPr>
+                <w:lang w:val="en-US"/>
+              </w:rPr>
+              <w:t>image</w:t>
+            </w:r>
+          </w:p>
+        </w:tc>
+        <w:tc>
+          <w:tcPr>
+            <w:tcW w:w="1511" w:type="dxa"/>
+          </w:tcPr>
+          <w:p>
+            <w:pPr>
+              <w:rPr>
+                <w:lang w:val="en-US"/>
+              </w:rPr>
+            </w:pPr>
+            <w:r>
+              <w:rPr>
+                <w:lang w:val="en-US"/>
+              </w:rPr>
+              <w:t>quantity</w:t>
+            </w:r>
+          </w:p>
+        </w:tc>
+      </w:tr>
+    </w:tbl>
+    <w:p>
+      <w:pPr>
+        <w:rPr>
+          <w:lang w:val="en-US"/>
+        </w:rPr>
+      </w:pPr>
+      <w:r>
+        <w:rPr>
+          <w:noProof/>
+          <w:lang w:val="en-US"/>
+        </w:rPr>
+        <mc:AlternateContent>
+          <mc:Choice Requires="wps">
+            <w:drawing>
+              <wp:anchor distT="0" distB="0" distL="114300" distR="114300" simplePos="0" relativeHeight="251660288" behindDoc="0" locked="0" layoutInCell="1" allowOverlap="1" wp14:anchorId="7EE3F18B" wp14:editId="30218976">
+                <wp:simplePos x="0" y="0"/>
+                <wp:positionH relativeFrom="column">
+                  <wp:posOffset>501015</wp:posOffset>
+                </wp:positionH>
+                <wp:positionV relativeFrom="paragraph">
+                  <wp:posOffset>19685</wp:posOffset>
+                </wp:positionV>
+                <wp:extent cx="1841500" cy="698500"/>
+                <wp:effectExtent l="0" t="57150" r="25400" b="25400"/>
+                <wp:wrapNone/>
+                <wp:docPr id="21" name="Connector: Curved 21"/>
+                <wp:cNvGraphicFramePr/>
+                <a:graphic xmlns:a="http://schemas.openxmlformats.org/drawingml/2006/main">
+                  <a:graphicData uri="http://schemas.microsoft.com/office/word/2010/wordprocessingShape">
+                    <wps:wsp>
+                      <wps:cNvCnPr/>
+                      <wps:spPr>
+                        <a:xfrm flipH="1" flipV="1">
+                          <a:off x="0" y="0"/>
+                          <a:ext cx="1841500" cy="698500"/>
+                        </a:xfrm>
+                        <a:prstGeom prst="curvedConnector3">
+                          <a:avLst/>
+                        </a:prstGeom>
+                        <a:ln>
+                          <a:tailEnd type="triangle"/>
+                        </a:ln>
+                      </wps:spPr>
+                      <wps:style>
+                        <a:lnRef idx="1">
+                          <a:schemeClr val="dk1"/>
+                        </a:lnRef>
+                        <a:fillRef idx="0">
+                          <a:schemeClr val="dk1"/>
+                        </a:fillRef>
+                        <a:effectRef idx="0">
+                          <a:schemeClr val="dk1"/>
+                        </a:effectRef>
+                        <a:fontRef idx="minor">
+                          <a:schemeClr val="tx1"/>
+                        </a:fontRef>
+                      </wps:style>
+                      <wps:bodyPr/>
+                    </wps:wsp>
+                  </a:graphicData>
+                </a:graphic>
+              </wp:anchor>
+            </w:drawing>
+          </mc:Choice>
+          <mc:Fallback>
+            <w:pict>
+              <v:shapetype w14:anchorId="348C7346" id="_x0000_t38" coordsize="21600,21600" o:spt="38" o:oned="t" path="m,c@0,0@1,5400@1,10800@1,16200@2,21600,21600,21600e" filled="f">
+                <v:formulas>
+                  <v:f eqn="mid #0 0"/>
+                  <v:f eqn="val #0"/>
+                  <v:f eqn="mid #0 21600"/>
+                </v:formulas>
+                <v:path arrowok="t" fillok="f" o:connecttype="none"/>
+                <v:handles>
+                  <v:h position="#0,center"/>
+                </v:handles>
+                <o:lock v:ext="edit" shapetype="t"/>
+              </v:shapetype>
+              <v:shape id="Connector: Curved 21" o:spid="_x0000_s1026" type="#_x0000_t38" style="position:absolute;margin-left:39.45pt;margin-top:1.55pt;width:145pt;height:55pt;flip:x y;z-index:251660288;visibility:visible;mso-wrap-style:square;mso-wrap-distance-left:9pt;mso-wrap-distance-top:0;mso-wrap-distance-right:9pt;mso-wrap-distance-bottom:0;mso-position-horizontal:absolute;mso-position-horizontal-relative:text;mso-position-vertical:absolute;mso-position-vertical-relative:text" o:gfxdata="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" adj="10800" strokecolor="black [3040]">
+                <v:stroke endarrow="block"/>
+              </v:shape>
+            </w:pict>
+          </mc:Fallback>
+        </mc:AlternateContent>
+      </w:r>
+    </w:p>
+    <w:p>
+      <w:pPr>
+        <w:rPr>
+          <w:b/>
+          <w:bCs/>
+          <w:lang w:val="en-US"/>
+        </w:rPr>
+      </w:pPr>
+      <w:r>
+        <w:rPr>
+          <w:b/>
+          <w:bCs/>
+          <w:lang w:val="en-US"/>
+        </w:rPr>
+        <w:t>ReceiptDetail</w:t>
+      </w:r>
+    </w:p>
+    <w:tbl>
+      <w:tblPr>
+        <w:tblStyle w:val="TableGrid"/>
+        <w:tblW w:w="0" w:type="auto"/>
+        <w:tblLook w:val="04A0" w:firstRow="1" w:lastRow="0" w:firstColumn="1" w:lastColumn="0" w:noHBand="0" w:noVBand="1"/>
+      </w:tblPr>
+      <w:tblGrid>
+        <w:gridCol w:w="2085"/>
+        <w:gridCol w:w="2430"/>
+        <w:gridCol w:w="2460"/>
+        <w:gridCol w:w="2086"/>
+      </w:tblGrid>
+      <w:tr>
+        <w:tc>
+          <w:tcPr>
+            <w:tcW w:w="2085" w:type="dxa"/>
+          </w:tcPr>
+          <w:p>
+            <w:pPr>
+              <w:rPr>
+                <w:u w:val="single"/>
+                <w:lang w:val="en-US"/>
+              </w:rPr>
+            </w:pPr>
+            <w:r>
+              <w:rPr>
+                <w:noProof/>
+                <w:u w:val="single"/>
+                <w:lang w:val="en-US"/>
+              </w:rPr>
+              <mc:AlternateContent>
+                <mc:Choice Requires="wps">
+                  <w:drawing>
+                    <wp:anchor distT="0" distB="0" distL="114300" distR="114300" simplePos="0" relativeHeight="251661312" behindDoc="0" locked="0" layoutInCell="1" allowOverlap="1" wp14:anchorId="7060149E" wp14:editId="689AE474">
+                      <wp:simplePos x="0" y="0"/>
+                      <wp:positionH relativeFrom="column">
+                        <wp:posOffset>524510</wp:posOffset>
+                      </wp:positionH>
+                      <wp:positionV relativeFrom="paragraph">
+                        <wp:posOffset>364490</wp:posOffset>
+                      </wp:positionV>
+                      <wp:extent cx="393700" cy="717550"/>
+                      <wp:effectExtent l="38100" t="0" r="25400" b="63500"/>
+                      <wp:wrapNone/>
+                      <wp:docPr id="24" name="Connector: Curved 24"/>
+                      <wp:cNvGraphicFramePr/>
+                      <a:graphic xmlns:a="http://schemas.openxmlformats.org/drawingml/2006/main">
+                        <a:graphicData uri="http://schemas.microsoft.com/office/word/2010/wordprocessingShape">
+                          <wps:wsp>
+                            <wps:cNvCnPr/>
+                            <wps:spPr>
+                              <a:xfrm flipH="1">
+                                <a:off x="0" y="0"/>
+                                <a:ext cx="393700" cy="717550"/>
+                              </a:xfrm>
+                              <a:prstGeom prst="curvedConnector3">
+                                <a:avLst/>
+                              </a:prstGeom>
+                              <a:ln>
+                                <a:tailEnd type="triangle"/>
+                              </a:ln>
+                            </wps:spPr>
+                            <wps:style>
+                              <a:lnRef idx="1">
+                                <a:schemeClr val="dk1"/>
+                              </a:lnRef>
+                              <a:fillRef idx="0">
+                                <a:schemeClr val="dk1"/>
+                              </a:fillRef>
+                              <a:effectRef idx="0">
+                                <a:schemeClr val="dk1"/>
+                              </a:effectRef>
+                              <a:fontRef idx="minor">
+                                <a:schemeClr val="tx1"/>
+                              </a:fontRef>
+                            </wps:style>
+                            <wps:bodyPr/>
+                          </wps:wsp>
+                        </a:graphicData>
+                      </a:graphic>
+                    </wp:anchor>
+                  </w:drawing>
+                </mc:Choice>
+                <mc:Fallback>
+                  <w:pict>
+                    <v:shape w14:anchorId="1C0F02A7" id="Connector: Curved 24" o:spid="_x0000_s1026" type="#_x0000_t38" style="position:absolute;margin-left:41.3pt;margin-top:28.7pt;width:31pt;height:56.5pt;flip:x;z-index:251661312;visibility:visible;mso-wrap-style:square;mso-wrap-distance-left:9pt;mso-wrap-distance-top:0;mso-wrap-distance-right:9pt;mso-wrap-distance-bottom:0;mso-position-horizontal:absolute;mso-position-horizontal-relative:text;mso-position-vertical:absolute;mso-position-vertical-relative:text" o:gfxdata="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" adj="10800" strokecolor="black [3040]">
+                      <v:stroke endarrow="block"/>
+                    </v:shape>
+                  </w:pict>
+                </mc:Fallback>
+              </mc:AlternateContent>
+            </w:r>
+            <w:r>
+              <w:rPr>
+                <w:u w:val="single"/>
+                <w:lang w:val="en-US"/>
+              </w:rPr>
+              <w:t>receipt_id</w:t>
+            </w:r>
+          </w:p>
+        </w:tc>
+        <w:tc>
+          <w:tcPr>
+            <w:tcW w:w="2430" w:type="dxa"/>
+          </w:tcPr>
+          <w:p>
+            <w:pPr>
+              <w:rPr>
+                <w:u w:val="single"/>
+                <w:lang w:val="en-US"/>
+              </w:rPr>
+            </w:pPr>
+            <w:r>
+              <w:rPr>
+                <w:u w:val="single"/>
+                <w:lang w:val="en-US"/>
+              </w:rPr>
+              <w:t>product_id</w:t>
+            </w:r>
+          </w:p>
+        </w:tc>
+        <w:tc>
+          <w:tcPr>
+            <w:tcW w:w="2460" w:type="dxa"/>
+          </w:tcPr>
+          <w:p>
+            <w:pPr>
+              <w:rPr>
+                <w:lang w:val="en-US"/>
+              </w:rPr>
+            </w:pPr>
+            <w:r>
+              <w:rPr>
+                <w:lang w:val="en-US"/>
+              </w:rPr>
+              <w:t>quantity</w:t>
+            </w:r>
+          </w:p>
+        </w:tc>
+        <w:tc>
+          <w:tcPr>
+            <w:tcW w:w="2086" w:type="dxa"/>
+          </w:tcPr>
+          <w:p>
+            <w:pPr>
+              <w:rPr>
+                <w:lang w:val="en-US"/>
+              </w:rPr>
+            </w:pPr>
+            <w:r>
+              <w:rPr>
+                <w:lang w:val="en-US"/>
+              </w:rPr>
+              <w:t>price</w:t>
+            </w:r>
+          </w:p>
+        </w:tc>
+      </w:tr>
+    </w:tbl>
+    <w:p>
+      <w:pPr>
+        <w:rPr>
+          <w:lang w:val="en-US"/>
+        </w:rPr>
+      </w:pPr>
+    </w:p>
+    <w:p>
+      <w:pPr>
+        <w:rPr>
+          <w:b/>
+          <w:bCs/>
+          <w:lang w:val="en-US"/>
+        </w:rPr>
+      </w:pPr>
+      <w:r>
+        <w:rPr>
+          <w:b/>
+          <w:bCs/>
+          <w:lang w:val="en-US"/>
+        </w:rPr>
+        <w:t>Receipt</w:t>
+      </w:r>
+    </w:p>
+    <w:tbl>
+      <w:tblPr>
+        <w:tblStyle w:val="TableGrid"/>
+        <w:tblW w:w="0" w:type="auto"/>
+        <w:tblLook w:val="04A0" w:firstRow="1" w:lastRow="0" w:firstColumn="1" w:lastColumn="0" w:noHBand="0" w:noVBand="1"/>
+      </w:tblPr>
+      <w:tblGrid>
+        <w:gridCol w:w="3020"/>
+        <w:gridCol w:w="3020"/>
+        <w:gridCol w:w="3021"/>
+      </w:tblGrid>
+      <w:tr>
+        <w:tc>
+          <w:tcPr>
+            <w:tcW w:w="3020" w:type="dxa"/>
+          </w:tcPr>
+          <w:p>
+            <w:pPr>
+              <w:rPr>
+                <w:u w:val="single"/>
+                <w:lang w:val="en-US"/>
+              </w:rPr>
+            </w:pPr>
+            <w:r>
+              <w:rPr>
+                <w:u w:val="single"/>
+                <w:lang w:val="en-US"/>
+              </w:rPr>
+              <w:t>r</w:t>
+            </w:r>
+            <w:r>
+              <w:rPr>
+                <w:u w:val="single"/>
+                <w:lang w:val="en-US"/>
+              </w:rPr>
+              <w:t>eceipt_id</w:t>
+            </w:r>
+          </w:p>
+        </w:tc>
+        <w:tc>
+          <w:tcPr>
+            <w:tcW w:w="3020" w:type="dxa"/>
+          </w:tcPr>
+          <w:p>
+            <w:pPr>
+              <w:rPr>
+                <w:lang w:val="en-US"/>
+              </w:rPr>
+            </w:pPr>
+            <w:r>
+              <w:rPr>
+                <w:lang w:val="en-US"/>
+              </w:rPr>
+              <w:t>created_date</w:t>
+            </w:r>
+          </w:p>
+        </w:tc>
+        <w:tc>
+          <w:tcPr>
+            <w:tcW w:w="3021" w:type="dxa"/>
+          </w:tcPr>
+          <w:p>
+            <w:pPr>
+              <w:rPr>
+                <w:lang w:val="en-US"/>
+              </w:rPr>
+            </w:pPr>
+            <w:r>
+              <w:rPr>
+                <w:lang w:val="en-US"/>
+              </w:rPr>
+              <w:t>customer_id</w:t>
+            </w:r>
+          </w:p>
+        </w:tc>
+      </w:tr>
+    </w:tbl>
+    <w:p>
+      <w:pPr>
         <w:spacing w:after="200" w:line="276" w:lineRule="auto"/>
         <w:rPr>
           <w:rFonts w:eastAsiaTheme="majorEastAsia" w:cs="Times New Roman"/>
           <w:b/>
           <w:bCs/>
-          <w:noProof/>
-          <w:szCs w:val="26"/>
-          <w:lang w:val="en-US"/>
-        </w:rPr>
-      </w:pPr>
-      <w:r>
-        <w:rPr>
-          <w:noProof/>
-        </w:rPr>
-        <w:br w:type="page"/>
-      </w:r>
+          <w:highlight w:val="lightGray"/>
+          <w:lang w:val="en-US"/>
+        </w:rPr>
+      </w:pPr>
     </w:p>
     <w:p>
       <w:pPr>
-        <w:pStyle w:val="Heading2"/>
-        <w:jc w:val="both"/>
-        <w:rPr>
-          <w:noProof/>
-        </w:rPr>
-      </w:pPr>
-      <w:bookmarkStart w:id="43" w:name="_Toc93239641"/>
-      <w:r>
-        <w:rPr>
-          <w:noProof/>
-        </w:rPr>
-        <w:lastRenderedPageBreak/>
-        <w:t>Thiết kế xử lý và giao diện</w:t>
-      </w:r>
-      <w:bookmarkEnd w:id="43"/>
+        <w:pStyle w:val="Heading4"/>
+      </w:pPr>
+      <w:r>
+        <w:t xml:space="preserve">Bảng Receipt và </w:t>
+      </w:r>
+      <w:r>
+        <w:t>Customer</w:t>
+      </w:r>
     </w:p>
     <w:p>
       <w:pPr>
+        <w:rPr>
+          <w:b/>
+          <w:bCs/>
+          <w:lang w:val="en-US"/>
+        </w:rPr>
+      </w:pPr>
+      <w:r>
+        <w:rPr>
+          <w:b/>
+          <w:bCs/>
+          <w:lang w:val="en-US"/>
+        </w:rPr>
+        <w:t>Receipt</w:t>
+      </w:r>
+    </w:p>
+    <w:tbl>
+      <w:tblPr>
+        <w:tblStyle w:val="TableGrid"/>
+        <w:tblW w:w="0" w:type="auto"/>
+        <w:tblLook w:val="04A0" w:firstRow="1" w:lastRow="0" w:firstColumn="1" w:lastColumn="0" w:noHBand="0" w:noVBand="1"/>
+      </w:tblPr>
+      <w:tblGrid>
+        <w:gridCol w:w="3020"/>
+        <w:gridCol w:w="3020"/>
+        <w:gridCol w:w="3021"/>
+      </w:tblGrid>
+      <w:tr>
+        <w:tc>
+          <w:tcPr>
+            <w:tcW w:w="3020" w:type="dxa"/>
+          </w:tcPr>
+          <w:p>
+            <w:pPr>
+              <w:rPr>
+                <w:u w:val="single"/>
+                <w:lang w:val="en-US"/>
+              </w:rPr>
+            </w:pPr>
+            <w:r>
+              <w:rPr>
+                <w:u w:val="single"/>
+                <w:lang w:val="en-US"/>
+              </w:rPr>
+              <w:t>receipt_id</w:t>
+            </w:r>
+          </w:p>
+        </w:tc>
+        <w:tc>
+          <w:tcPr>
+            <w:tcW w:w="3020" w:type="dxa"/>
+          </w:tcPr>
+          <w:p>
+            <w:pPr>
+              <w:rPr>
+                <w:lang w:val="en-US"/>
+              </w:rPr>
+            </w:pPr>
+            <w:r>
+              <w:rPr>
+                <w:lang w:val="en-US"/>
+              </w:rPr>
+              <w:t>created_date</w:t>
+            </w:r>
+          </w:p>
+        </w:tc>
+        <w:tc>
+          <w:tcPr>
+            <w:tcW w:w="3021" w:type="dxa"/>
+          </w:tcPr>
+          <w:p>
+            <w:pPr>
+              <w:rPr>
+                <w:lang w:val="en-US"/>
+              </w:rPr>
+            </w:pPr>
+            <w:r>
+              <w:rPr>
+                <w:lang w:val="en-US"/>
+              </w:rPr>
+              <w:t>customer_id</w:t>
+            </w:r>
+          </w:p>
+        </w:tc>
+      </w:tr>
+    </w:tbl>
+    <w:p>
+      <w:pPr>
+        <w:rPr>
+          <w:lang w:val="en-US"/>
+        </w:rPr>
+      </w:pPr>
+      <w:r>
+        <w:rPr>
+          <w:noProof/>
+          <w:lang w:val="en-US"/>
+        </w:rPr>
+        <mc:AlternateContent>
+          <mc:Choice Requires="wps">
+            <w:drawing>
+              <wp:anchor distT="0" distB="0" distL="114300" distR="114300" simplePos="0" relativeHeight="251662336" behindDoc="0" locked="0" layoutInCell="1" allowOverlap="1" wp14:anchorId="7FB96436" wp14:editId="31328D88">
+                <wp:simplePos x="0" y="0"/>
+                <wp:positionH relativeFrom="column">
+                  <wp:posOffset>894715</wp:posOffset>
+                </wp:positionH>
+                <wp:positionV relativeFrom="paragraph">
+                  <wp:posOffset>16510</wp:posOffset>
+                </wp:positionV>
+                <wp:extent cx="3975100" cy="698500"/>
+                <wp:effectExtent l="0" t="76200" r="0" b="25400"/>
+                <wp:wrapNone/>
+                <wp:docPr id="25" name="Connector: Curved 25"/>
+                <wp:cNvGraphicFramePr/>
+                <a:graphic xmlns:a="http://schemas.openxmlformats.org/drawingml/2006/main">
+                  <a:graphicData uri="http://schemas.microsoft.com/office/word/2010/wordprocessingShape">
+                    <wps:wsp>
+                      <wps:cNvCnPr/>
+                      <wps:spPr>
+                        <a:xfrm flipV="1">
+                          <a:off x="0" y="0"/>
+                          <a:ext cx="3975100" cy="698500"/>
+                        </a:xfrm>
+                        <a:prstGeom prst="curvedConnector3">
+                          <a:avLst/>
+                        </a:prstGeom>
+                        <a:ln>
+                          <a:tailEnd type="triangle"/>
+                        </a:ln>
+                      </wps:spPr>
+                      <wps:style>
+                        <a:lnRef idx="1">
+                          <a:schemeClr val="dk1"/>
+                        </a:lnRef>
+                        <a:fillRef idx="0">
+                          <a:schemeClr val="dk1"/>
+                        </a:fillRef>
+                        <a:effectRef idx="0">
+                          <a:schemeClr val="dk1"/>
+                        </a:effectRef>
+                        <a:fontRef idx="minor">
+                          <a:schemeClr val="tx1"/>
+                        </a:fontRef>
+                      </wps:style>
+                      <wps:bodyPr/>
+                    </wps:wsp>
+                  </a:graphicData>
+                </a:graphic>
+              </wp:anchor>
+            </w:drawing>
+          </mc:Choice>
+          <mc:Fallback>
+            <w:pict>
+              <v:shape w14:anchorId="0A7A2C08" id="Connector: Curved 25" o:spid="_x0000_s1026" type="#_x0000_t38" style="position:absolute;margin-left:70.45pt;margin-top:1.3pt;width:313pt;height:55pt;flip:y;z-index:251662336;visibility:visible;mso-wrap-style:square;mso-wrap-distance-left:9pt;mso-wrap-distance-top:0;mso-wrap-distance-right:9pt;mso-wrap-distance-bottom:0;mso-position-horizontal:absolute;mso-position-horizontal-relative:text;mso-position-vertical:absolute;mso-position-vertical-relative:text" o:gfxdata="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" adj="10800" strokecolor="black [3040]">
+                <v:stroke endarrow="block"/>
+              </v:shape>
+            </w:pict>
+          </mc:Fallback>
+        </mc:AlternateContent>
+      </w:r>
+    </w:p>
+    <w:p>
+      <w:pPr>
+        <w:rPr>
+          <w:b/>
+          <w:bCs/>
+          <w:lang w:val="en-US"/>
+        </w:rPr>
+      </w:pPr>
+      <w:r>
+        <w:rPr>
+          <w:b/>
+          <w:bCs/>
+          <w:lang w:val="en-US"/>
+        </w:rPr>
+        <w:t>Customer</w:t>
+      </w:r>
+    </w:p>
+    <w:tbl>
+      <w:tblPr>
+        <w:tblStyle w:val="TableGrid"/>
+        <w:tblW w:w="0" w:type="auto"/>
+        <w:tblLook w:val="04A0" w:firstRow="1" w:lastRow="0" w:firstColumn="1" w:lastColumn="0" w:noHBand="0" w:noVBand="1"/>
+      </w:tblPr>
+      <w:tblGrid>
+        <w:gridCol w:w="2265"/>
+        <w:gridCol w:w="2265"/>
+        <w:gridCol w:w="1702"/>
+        <w:gridCol w:w="2829"/>
+      </w:tblGrid>
+      <w:tr>
+        <w:tc>
+          <w:tcPr>
+            <w:tcW w:w="2265" w:type="dxa"/>
+          </w:tcPr>
+          <w:p>
+            <w:pPr>
+              <w:rPr>
+                <w:u w:val="single"/>
+                <w:lang w:val="en-US"/>
+              </w:rPr>
+            </w:pPr>
+            <w:r>
+              <w:rPr>
+                <w:u w:val="single"/>
+                <w:lang w:val="en-US"/>
+              </w:rPr>
+              <w:t>customer_id</w:t>
+            </w:r>
+          </w:p>
+        </w:tc>
+        <w:tc>
+          <w:tcPr>
+            <w:tcW w:w="2265" w:type="dxa"/>
+          </w:tcPr>
+          <w:p>
+            <w:pPr>
+              <w:rPr>
+                <w:lang w:val="en-US"/>
+              </w:rPr>
+            </w:pPr>
+            <w:r>
+              <w:rPr>
+                <w:lang w:val="en-US"/>
+              </w:rPr>
+              <w:t>username</w:t>
+            </w:r>
+          </w:p>
+        </w:tc>
+        <w:tc>
+          <w:tcPr>
+            <w:tcW w:w="1702" w:type="dxa"/>
+          </w:tcPr>
+          <w:p>
+            <w:pPr>
+              <w:rPr>
+                <w:lang w:val="en-US"/>
+              </w:rPr>
+            </w:pPr>
+            <w:r>
+              <w:rPr>
+                <w:lang w:val="en-US"/>
+              </w:rPr>
+              <w:t>password</w:t>
+            </w:r>
+          </w:p>
+        </w:tc>
+        <w:tc>
+          <w:tcPr>
+            <w:tcW w:w="2829" w:type="dxa"/>
+          </w:tcPr>
+          <w:p>
+            <w:pPr>
+              <w:rPr>
+                <w:lang w:val="en-US"/>
+              </w:rPr>
+            </w:pPr>
+            <w:r>
+              <w:rPr>
+                <w:lang w:val="en-US"/>
+              </w:rPr>
+              <w:t>(những thuộc tính khác)</w:t>
+            </w:r>
+          </w:p>
+        </w:tc>
+      </w:tr>
+    </w:tbl>
+    <w:p>
+      <w:pPr>
+        <w:spacing w:after="200" w:line="276" w:lineRule="auto"/>
+        <w:rPr>
+          <w:rFonts w:eastAsiaTheme="majorEastAsia" w:cs="Times New Roman"/>
+          <w:b/>
+          <w:bCs/>
+          <w:lang w:val="en-US"/>
+        </w:rPr>
+      </w:pPr>
+      <w:r>
+        <w:br w:type="page"/>
+      </w:r>
+    </w:p>
+    <w:p>
+      <w:pPr>
+        <w:pStyle w:val="Heading4"/>
+      </w:pPr>
+      <w:r>
+        <w:lastRenderedPageBreak/>
+        <w:t xml:space="preserve">Bảng </w:t>
+      </w:r>
+      <w:r>
+        <w:t>Product</w:t>
+      </w:r>
+      <w:r>
+        <w:t xml:space="preserve"> và </w:t>
+      </w:r>
+      <w:r>
+        <w:t>Author</w:t>
+      </w:r>
+    </w:p>
+    <w:p>
+      <w:pPr>
+        <w:rPr>
+          <w:b/>
+          <w:bCs/>
+          <w:lang w:val="en-US"/>
+        </w:rPr>
+      </w:pPr>
+      <w:r>
+        <w:rPr>
+          <w:b/>
+          <w:bCs/>
+          <w:noProof/>
+          <w:lang w:val="en-US"/>
+        </w:rPr>
+        <mc:AlternateContent>
+          <mc:Choice Requires="wps">
+            <w:drawing>
+              <wp:anchor distT="0" distB="0" distL="114300" distR="114300" simplePos="0" relativeHeight="251663360" behindDoc="0" locked="0" layoutInCell="1" allowOverlap="1" wp14:anchorId="4153C922" wp14:editId="39509608">
+                <wp:simplePos x="0" y="0"/>
+                <wp:positionH relativeFrom="column">
+                  <wp:posOffset>710565</wp:posOffset>
+                </wp:positionH>
+                <wp:positionV relativeFrom="paragraph">
+                  <wp:posOffset>728980</wp:posOffset>
+                </wp:positionV>
+                <wp:extent cx="3314700" cy="730250"/>
+                <wp:effectExtent l="19050" t="76200" r="19050" b="31750"/>
+                <wp:wrapNone/>
+                <wp:docPr id="28" name="Connector: Curved 28"/>
+                <wp:cNvGraphicFramePr/>
+                <a:graphic xmlns:a="http://schemas.openxmlformats.org/drawingml/2006/main">
+                  <a:graphicData uri="http://schemas.microsoft.com/office/word/2010/wordprocessingShape">
+                    <wps:wsp>
+                      <wps:cNvCnPr/>
+                      <wps:spPr>
+                        <a:xfrm flipH="1" flipV="1">
+                          <a:off x="0" y="0"/>
+                          <a:ext cx="3314700" cy="730250"/>
+                        </a:xfrm>
+                        <a:prstGeom prst="curvedConnector3">
+                          <a:avLst/>
+                        </a:prstGeom>
+                        <a:ln>
+                          <a:tailEnd type="triangle"/>
+                        </a:ln>
+                      </wps:spPr>
+                      <wps:style>
+                        <a:lnRef idx="1">
+                          <a:schemeClr val="dk1"/>
+                        </a:lnRef>
+                        <a:fillRef idx="0">
+                          <a:schemeClr val="dk1"/>
+                        </a:fillRef>
+                        <a:effectRef idx="0">
+                          <a:schemeClr val="dk1"/>
+                        </a:effectRef>
+                        <a:fontRef idx="minor">
+                          <a:schemeClr val="tx1"/>
+                        </a:fontRef>
+                      </wps:style>
+                      <wps:bodyPr/>
+                    </wps:wsp>
+                  </a:graphicData>
+                </a:graphic>
+              </wp:anchor>
+            </w:drawing>
+          </mc:Choice>
+          <mc:Fallback>
+            <w:pict>
+              <v:shape w14:anchorId="47D3B4EF" id="Connector: Curved 28" o:spid="_x0000_s1026" type="#_x0000_t38" style="position:absolute;margin-left:55.95pt;margin-top:57.4pt;width:261pt;height:57.5pt;flip:x y;z-index:251663360;visibility:visible;mso-wrap-style:square;mso-wrap-distance-left:9pt;mso-wrap-distance-top:0;mso-wrap-distance-right:9pt;mso-wrap-distance-bottom:0;mso-position-horizontal:absolute;mso-position-horizontal-relative:text;mso-position-vertical:absolute;mso-position-vertical-relative:text" o:gfxdata="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" adj="10800" strokecolor="black [3040]">
+                <v:stroke endarrow="block"/>
+              </v:shape>
+            </w:pict>
+          </mc:Fallback>
+        </mc:AlternateContent>
+      </w:r>
+      <w:r>
+        <w:rPr>
+          <w:b/>
+          <w:bCs/>
+          <w:lang w:val="en-US"/>
+        </w:rPr>
+        <w:t>Produc</w:t>
+      </w:r>
+      <w:r>
+        <w:rPr>
+          <w:b/>
+          <w:bCs/>
+          <w:lang w:val="en-US"/>
+        </w:rPr>
+        <w:t>t</w:t>
+      </w:r>
+    </w:p>
+    <w:tbl>
+      <w:tblPr>
+        <w:tblStyle w:val="TableGrid"/>
+        <w:tblW w:w="0" w:type="auto"/>
+        <w:tblLook w:val="04A0" w:firstRow="1" w:lastRow="0" w:firstColumn="1" w:lastColumn="0" w:noHBand="0" w:noVBand="1"/>
+      </w:tblPr>
+      <w:tblGrid>
+        <w:gridCol w:w="1510"/>
+        <w:gridCol w:w="1510"/>
+        <w:gridCol w:w="1510"/>
+        <w:gridCol w:w="1510"/>
+        <w:gridCol w:w="1510"/>
+        <w:gridCol w:w="1511"/>
+      </w:tblGrid>
+      <w:tr>
+        <w:tc>
+          <w:tcPr>
+            <w:tcW w:w="1510" w:type="dxa"/>
+          </w:tcPr>
+          <w:p>
+            <w:pPr>
+              <w:rPr>
+                <w:u w:val="single"/>
+                <w:lang w:val="en-US"/>
+              </w:rPr>
+            </w:pPr>
+            <w:r>
+              <w:rPr>
+                <w:u w:val="single"/>
+                <w:lang w:val="en-US"/>
+              </w:rPr>
+              <w:t>product_id</w:t>
+            </w:r>
+          </w:p>
+        </w:tc>
+        <w:tc>
+          <w:tcPr>
+            <w:tcW w:w="1510" w:type="dxa"/>
+          </w:tcPr>
+          <w:p>
+            <w:pPr>
+              <w:rPr>
+                <w:lang w:val="en-US"/>
+              </w:rPr>
+            </w:pPr>
+            <w:r>
+              <w:rPr>
+                <w:lang w:val="en-US"/>
+              </w:rPr>
+              <w:t>n</w:t>
+            </w:r>
+            <w:r>
+              <w:rPr>
+                <w:lang w:val="en-US"/>
+              </w:rPr>
+              <w:t>ame</w:t>
+            </w:r>
+          </w:p>
+        </w:tc>
+        <w:tc>
+          <w:tcPr>
+            <w:tcW w:w="1510" w:type="dxa"/>
+          </w:tcPr>
+          <w:p>
+            <w:pPr>
+              <w:rPr>
+                <w:lang w:val="en-US"/>
+              </w:rPr>
+            </w:pPr>
+            <w:r>
+              <w:rPr>
+                <w:lang w:val="en-US"/>
+              </w:rPr>
+              <w:t>description</w:t>
+            </w:r>
+          </w:p>
+        </w:tc>
+        <w:tc>
+          <w:tcPr>
+            <w:tcW w:w="1510" w:type="dxa"/>
+          </w:tcPr>
+          <w:p>
+            <w:pPr>
+              <w:rPr>
+                <w:lang w:val="en-US"/>
+              </w:rPr>
+            </w:pPr>
+            <w:r>
+              <w:rPr>
+                <w:lang w:val="en-US"/>
+              </w:rPr>
+              <w:t>price</w:t>
+            </w:r>
+          </w:p>
+        </w:tc>
+        <w:tc>
+          <w:tcPr>
+            <w:tcW w:w="1510" w:type="dxa"/>
+          </w:tcPr>
+          <w:p>
+            <w:pPr>
+              <w:rPr>
+                <w:lang w:val="en-US"/>
+              </w:rPr>
+            </w:pPr>
+            <w:r>
+              <w:rPr>
+                <w:lang w:val="en-US"/>
+              </w:rPr>
+              <w:t>image</w:t>
+            </w:r>
+          </w:p>
+        </w:tc>
+        <w:tc>
+          <w:tcPr>
+            <w:tcW w:w="1511" w:type="dxa"/>
+          </w:tcPr>
+          <w:p>
+            <w:pPr>
+              <w:rPr>
+                <w:lang w:val="en-US"/>
+              </w:rPr>
+            </w:pPr>
+            <w:r>
+              <w:rPr>
+                <w:lang w:val="en-US"/>
+              </w:rPr>
+              <w:t>quantity</w:t>
+            </w:r>
+          </w:p>
+        </w:tc>
+      </w:tr>
+    </w:tbl>
+    <w:p>
+      <w:pPr>
+        <w:rPr>
+          <w:lang w:val="en-US"/>
+        </w:rPr>
+      </w:pPr>
+    </w:p>
+    <w:p>
+      <w:pPr>
+        <w:rPr>
+          <w:b/>
+          <w:bCs/>
+          <w:lang w:val="en-US"/>
+        </w:rPr>
+      </w:pPr>
+      <w:r>
+        <w:rPr>
+          <w:b/>
+          <w:bCs/>
+          <w:lang w:val="en-US"/>
+        </w:rPr>
+        <w:t>Author</w:t>
+      </w:r>
+      <w:r>
+        <w:rPr>
+          <w:b/>
+          <w:bCs/>
+          <w:lang w:val="en-US"/>
+        </w:rPr>
+        <w:t>-Product</w:t>
+      </w:r>
+    </w:p>
+    <w:tbl>
+      <w:tblPr>
+        <w:tblStyle w:val="TableGrid"/>
+        <w:tblW w:w="9067" w:type="dxa"/>
+        <w:tblLook w:val="04A0" w:firstRow="1" w:lastRow="0" w:firstColumn="1" w:lastColumn="0" w:noHBand="0" w:noVBand="1"/>
+      </w:tblPr>
+      <w:tblGrid>
+        <w:gridCol w:w="4531"/>
+        <w:gridCol w:w="4536"/>
+      </w:tblGrid>
+      <w:tr>
+        <w:tc>
+          <w:tcPr>
+            <w:tcW w:w="4531" w:type="dxa"/>
+          </w:tcPr>
+          <w:p>
+            <w:pPr>
+              <w:rPr>
+                <w:u w:val="single"/>
+                <w:lang w:val="en-US"/>
+              </w:rPr>
+            </w:pPr>
+            <w:r>
+              <w:rPr>
+                <w:noProof/>
+                <w:u w:val="single"/>
+                <w:lang w:val="en-US"/>
+              </w:rPr>
+              <mc:AlternateContent>
+                <mc:Choice Requires="wps">
+                  <w:drawing>
+                    <wp:anchor distT="0" distB="0" distL="114300" distR="114300" simplePos="0" relativeHeight="251664384" behindDoc="0" locked="0" layoutInCell="1" allowOverlap="1" wp14:anchorId="75728F6B" wp14:editId="3A6B5530">
+                      <wp:simplePos x="0" y="0"/>
+                      <wp:positionH relativeFrom="column">
+                        <wp:posOffset>880110</wp:posOffset>
+                      </wp:positionH>
+                      <wp:positionV relativeFrom="paragraph">
+                        <wp:posOffset>364490</wp:posOffset>
+                      </wp:positionV>
+                      <wp:extent cx="1504950" cy="723900"/>
+                      <wp:effectExtent l="38100" t="0" r="19050" b="95250"/>
+                      <wp:wrapNone/>
+                      <wp:docPr id="29" name="Connector: Curved 29"/>
+                      <wp:cNvGraphicFramePr/>
+                      <a:graphic xmlns:a="http://schemas.openxmlformats.org/drawingml/2006/main">
+                        <a:graphicData uri="http://schemas.microsoft.com/office/word/2010/wordprocessingShape">
+                          <wps:wsp>
+                            <wps:cNvCnPr/>
+                            <wps:spPr>
+                              <a:xfrm flipH="1">
+                                <a:off x="0" y="0"/>
+                                <a:ext cx="1504950" cy="723900"/>
+                              </a:xfrm>
+                              <a:prstGeom prst="curvedConnector3">
+                                <a:avLst/>
+                              </a:prstGeom>
+                              <a:ln>
+                                <a:tailEnd type="triangle"/>
+                              </a:ln>
+                            </wps:spPr>
+                            <wps:style>
+                              <a:lnRef idx="1">
+                                <a:schemeClr val="dk1"/>
+                              </a:lnRef>
+                              <a:fillRef idx="0">
+                                <a:schemeClr val="dk1"/>
+                              </a:fillRef>
+                              <a:effectRef idx="0">
+                                <a:schemeClr val="dk1"/>
+                              </a:effectRef>
+                              <a:fontRef idx="minor">
+                                <a:schemeClr val="tx1"/>
+                              </a:fontRef>
+                            </wps:style>
+                            <wps:bodyPr/>
+                          </wps:wsp>
+                        </a:graphicData>
+                      </a:graphic>
+                    </wp:anchor>
+                  </w:drawing>
+                </mc:Choice>
+                <mc:Fallback>
+                  <w:pict>
+                    <v:shape w14:anchorId="7A285AA7" id="Connector: Curved 29" o:spid="_x0000_s1026" type="#_x0000_t38" style="position:absolute;margin-left:69.3pt;margin-top:28.7pt;width:118.5pt;height:57pt;flip:x;z-index:251664384;visibility:visible;mso-wrap-style:square;mso-wrap-distance-left:9pt;mso-wrap-distance-top:0;mso-wrap-distance-right:9pt;mso-wrap-distance-bottom:0;mso-position-horizontal:absolute;mso-position-horizontal-relative:text;mso-position-vertical:absolute;mso-position-vertical-relative:text" o:gfxdata="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" adj="10800" strokecolor="black [3040]">
+                      <v:stroke endarrow="block"/>
+                    </v:shape>
+                  </w:pict>
+                </mc:Fallback>
+              </mc:AlternateContent>
+            </w:r>
+            <w:r>
+              <w:rPr>
+                <w:u w:val="single"/>
+                <w:lang w:val="en-US"/>
+              </w:rPr>
+              <w:t>author_id</w:t>
+            </w:r>
+          </w:p>
+        </w:tc>
+        <w:tc>
+          <w:tcPr>
+            <w:tcW w:w="4536" w:type="dxa"/>
+          </w:tcPr>
+          <w:p>
+            <w:pPr>
+              <w:rPr>
+                <w:u w:val="single"/>
+                <w:lang w:val="en-US"/>
+              </w:rPr>
+            </w:pPr>
+            <w:r>
+              <w:rPr>
+                <w:u w:val="single"/>
+                <w:lang w:val="en-US"/>
+              </w:rPr>
+              <w:t>product_id</w:t>
+            </w:r>
+          </w:p>
+        </w:tc>
+      </w:tr>
+    </w:tbl>
+    <w:p>
+      <w:pPr>
+        <w:rPr>
+          <w:lang w:val="en-US"/>
+        </w:rPr>
+      </w:pPr>
+    </w:p>
+    <w:p>
+      <w:pPr>
+        <w:rPr>
+          <w:b/>
+          <w:bCs/>
+          <w:lang w:val="en-US"/>
+        </w:rPr>
+      </w:pPr>
+      <w:r>
+        <w:rPr>
+          <w:b/>
+          <w:bCs/>
+          <w:lang w:val="en-US"/>
+        </w:rPr>
+        <w:t>Author</w:t>
+      </w:r>
+    </w:p>
+    <w:tbl>
+      <w:tblPr>
+        <w:tblStyle w:val="TableGrid"/>
+        <w:tblW w:w="9067" w:type="dxa"/>
+        <w:tblLook w:val="04A0" w:firstRow="1" w:lastRow="0" w:firstColumn="1" w:lastColumn="0" w:noHBand="0" w:noVBand="1"/>
+      </w:tblPr>
+      <w:tblGrid>
+        <w:gridCol w:w="4531"/>
+        <w:gridCol w:w="4536"/>
+      </w:tblGrid>
+      <w:tr>
+        <w:tc>
+          <w:tcPr>
+            <w:tcW w:w="4531" w:type="dxa"/>
+          </w:tcPr>
+          <w:p>
+            <w:pPr>
+              <w:rPr>
+                <w:u w:val="single"/>
+                <w:lang w:val="en-US"/>
+              </w:rPr>
+            </w:pPr>
+            <w:r>
+              <w:rPr>
+                <w:u w:val="single"/>
+                <w:lang w:val="en-US"/>
+              </w:rPr>
+              <w:t>author_id</w:t>
+            </w:r>
+          </w:p>
+        </w:tc>
+        <w:tc>
+          <w:tcPr>
+            <w:tcW w:w="4536" w:type="dxa"/>
+          </w:tcPr>
+          <w:p>
+            <w:pPr>
+              <w:rPr>
+                <w:lang w:val="en-US"/>
+              </w:rPr>
+            </w:pPr>
+            <w:r>
+              <w:rPr>
+                <w:lang w:val="en-US"/>
+              </w:rPr>
+              <w:t>name</w:t>
+            </w:r>
+          </w:p>
+        </w:tc>
+      </w:tr>
+    </w:tbl>
+    <w:p>
+      <w:pPr>
+        <w:rPr>
+          <w:lang w:val="en-US"/>
+        </w:rPr>
+      </w:pPr>
+    </w:p>
+    <w:p>
+      <w:pPr>
+        <w:pStyle w:val="Heading4"/>
+      </w:pPr>
+      <w:r>
+        <w:t>Bảng Product và Category</w:t>
+      </w:r>
+    </w:p>
+    <w:p>
+      <w:pPr>
+        <w:rPr>
+          <w:b/>
+          <w:bCs/>
+          <w:lang w:val="en-US"/>
+        </w:rPr>
+      </w:pPr>
+      <w:r>
+        <w:rPr>
+          <w:b/>
+          <w:bCs/>
+          <w:noProof/>
+          <w:lang w:val="en-US"/>
+        </w:rPr>
+        <mc:AlternateContent>
+          <mc:Choice Requires="wps">
+            <w:drawing>
+              <wp:anchor distT="0" distB="0" distL="114300" distR="114300" simplePos="0" relativeHeight="251666432" behindDoc="0" locked="0" layoutInCell="1" allowOverlap="1" wp14:anchorId="5880E390" wp14:editId="25075F13">
+                <wp:simplePos x="0" y="0"/>
+                <wp:positionH relativeFrom="column">
+                  <wp:posOffset>532765</wp:posOffset>
+                </wp:positionH>
+                <wp:positionV relativeFrom="paragraph">
+                  <wp:posOffset>722630</wp:posOffset>
+                </wp:positionV>
+                <wp:extent cx="3314700" cy="730250"/>
+                <wp:effectExtent l="19050" t="76200" r="19050" b="31750"/>
+                <wp:wrapNone/>
+                <wp:docPr id="30" name="Connector: Curved 30"/>
+                <wp:cNvGraphicFramePr/>
+                <a:graphic xmlns:a="http://schemas.openxmlformats.org/drawingml/2006/main">
+                  <a:graphicData uri="http://schemas.microsoft.com/office/word/2010/wordprocessingShape">
+                    <wps:wsp>
+                      <wps:cNvCnPr/>
+                      <wps:spPr>
+                        <a:xfrm flipH="1" flipV="1">
+                          <a:off x="0" y="0"/>
+                          <a:ext cx="3314700" cy="730250"/>
+                        </a:xfrm>
+                        <a:prstGeom prst="curvedConnector3">
+                          <a:avLst/>
+                        </a:prstGeom>
+                        <a:ln>
+                          <a:tailEnd type="triangle"/>
+                        </a:ln>
+                      </wps:spPr>
+                      <wps:style>
+                        <a:lnRef idx="1">
+                          <a:schemeClr val="dk1"/>
+                        </a:lnRef>
+                        <a:fillRef idx="0">
+                          <a:schemeClr val="dk1"/>
+                        </a:fillRef>
+                        <a:effectRef idx="0">
+                          <a:schemeClr val="dk1"/>
+                        </a:effectRef>
+                        <a:fontRef idx="minor">
+                          <a:schemeClr val="tx1"/>
+                        </a:fontRef>
+                      </wps:style>
+                      <wps:bodyPr/>
+                    </wps:wsp>
+                  </a:graphicData>
+                </a:graphic>
+              </wp:anchor>
+            </w:drawing>
+          </mc:Choice>
+          <mc:Fallback>
+            <w:pict>
+              <v:shape w14:anchorId="1B4DBBA7" id="Connector: Curved 30" o:spid="_x0000_s1026" type="#_x0000_t38" style="position:absolute;margin-left:41.95pt;margin-top:56.9pt;width:261pt;height:57.5pt;flip:x y;z-index:251666432;visibility:visible;mso-wrap-style:square;mso-wrap-distance-left:9pt;mso-wrap-distance-top:0;mso-wrap-distance-right:9pt;mso-wrap-distance-bottom:0;mso-position-horizontal:absolute;mso-position-horizontal-relative:text;mso-position-vertical:absolute;mso-position-vertical-relative:text" o:gfxdata="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" adj="10800" strokecolor="black [3040]">
+                <v:stroke endarrow="block"/>
+              </v:shape>
+            </w:pict>
+          </mc:Fallback>
+        </mc:AlternateContent>
+      </w:r>
+      <w:r>
+        <w:rPr>
+          <w:b/>
+          <w:bCs/>
+          <w:lang w:val="en-US"/>
+        </w:rPr>
+        <w:t>Product</w:t>
+      </w:r>
+    </w:p>
+    <w:tbl>
+      <w:tblPr>
+        <w:tblStyle w:val="TableGrid"/>
+        <w:tblW w:w="0" w:type="auto"/>
+        <w:tblLook w:val="04A0" w:firstRow="1" w:lastRow="0" w:firstColumn="1" w:lastColumn="0" w:noHBand="0" w:noVBand="1"/>
+      </w:tblPr>
+      <w:tblGrid>
+        <w:gridCol w:w="1510"/>
+        <w:gridCol w:w="1510"/>
+        <w:gridCol w:w="1510"/>
+        <w:gridCol w:w="1510"/>
+        <w:gridCol w:w="1510"/>
+        <w:gridCol w:w="1511"/>
+      </w:tblGrid>
+      <w:tr>
+        <w:tc>
+          <w:tcPr>
+            <w:tcW w:w="1510" w:type="dxa"/>
+          </w:tcPr>
+          <w:p>
+            <w:pPr>
+              <w:rPr>
+                <w:u w:val="single"/>
+                <w:lang w:val="en-US"/>
+              </w:rPr>
+            </w:pPr>
+            <w:r>
+              <w:rPr>
+                <w:u w:val="single"/>
+                <w:lang w:val="en-US"/>
+              </w:rPr>
+              <w:t>product_id</w:t>
+            </w:r>
+          </w:p>
+        </w:tc>
+        <w:tc>
+          <w:tcPr>
+            <w:tcW w:w="1510" w:type="dxa"/>
+          </w:tcPr>
+          <w:p>
+            <w:pPr>
+              <w:rPr>
+                <w:lang w:val="en-US"/>
+              </w:rPr>
+            </w:pPr>
+            <w:r>
+              <w:rPr>
+                <w:lang w:val="en-US"/>
+              </w:rPr>
+              <w:t>n</w:t>
+            </w:r>
+            <w:r>
+              <w:rPr>
+                <w:lang w:val="en-US"/>
+              </w:rPr>
+              <w:t>ame</w:t>
+            </w:r>
+          </w:p>
+        </w:tc>
+        <w:tc>
+          <w:tcPr>
+            <w:tcW w:w="1510" w:type="dxa"/>
+          </w:tcPr>
+          <w:p>
+            <w:pPr>
+              <w:rPr>
+                <w:lang w:val="en-US"/>
+              </w:rPr>
+            </w:pPr>
+            <w:r>
+              <w:rPr>
+                <w:lang w:val="en-US"/>
+              </w:rPr>
+              <w:t>description</w:t>
+            </w:r>
+          </w:p>
+        </w:tc>
+        <w:tc>
+          <w:tcPr>
+            <w:tcW w:w="1510" w:type="dxa"/>
+          </w:tcPr>
+          <w:p>
+            <w:pPr>
+              <w:rPr>
+                <w:lang w:val="en-US"/>
+              </w:rPr>
+            </w:pPr>
+            <w:r>
+              <w:rPr>
+                <w:lang w:val="en-US"/>
+              </w:rPr>
+              <w:t>price</w:t>
+            </w:r>
+          </w:p>
+        </w:tc>
+        <w:tc>
+          <w:tcPr>
+            <w:tcW w:w="1510" w:type="dxa"/>
+          </w:tcPr>
+          <w:p>
+            <w:pPr>
+              <w:rPr>
+                <w:lang w:val="en-US"/>
+              </w:rPr>
+            </w:pPr>
+            <w:r>
+              <w:rPr>
+                <w:lang w:val="en-US"/>
+              </w:rPr>
+              <w:t>image</w:t>
+            </w:r>
+          </w:p>
+        </w:tc>
+        <w:tc>
+          <w:tcPr>
+            <w:tcW w:w="1511" w:type="dxa"/>
+          </w:tcPr>
+          <w:p>
+            <w:pPr>
+              <w:rPr>
+                <w:lang w:val="en-US"/>
+              </w:rPr>
+            </w:pPr>
+            <w:r>
+              <w:rPr>
+                <w:lang w:val="en-US"/>
+              </w:rPr>
+              <w:t>quantity</w:t>
+            </w:r>
+          </w:p>
+        </w:tc>
+      </w:tr>
+    </w:tbl>
+    <w:p>
+      <w:pPr>
+        <w:rPr>
+          <w:lang w:val="en-US"/>
+        </w:rPr>
+      </w:pPr>
+    </w:p>
+    <w:p>
+      <w:pPr>
+        <w:rPr>
+          <w:b/>
+          <w:bCs/>
+          <w:lang w:val="en-US"/>
+        </w:rPr>
+      </w:pPr>
+      <w:r>
+        <w:rPr>
+          <w:b/>
+          <w:bCs/>
+          <w:lang w:val="en-US"/>
+        </w:rPr>
+        <w:t>Category</w:t>
+      </w:r>
+      <w:r>
+        <w:rPr>
+          <w:b/>
+          <w:bCs/>
+          <w:lang w:val="en-US"/>
+        </w:rPr>
+        <w:t>-Product</w:t>
+      </w:r>
+    </w:p>
+    <w:tbl>
+      <w:tblPr>
+        <w:tblStyle w:val="TableGrid"/>
+        <w:tblW w:w="9067" w:type="dxa"/>
+        <w:tblLook w:val="04A0" w:firstRow="1" w:lastRow="0" w:firstColumn="1" w:lastColumn="0" w:noHBand="0" w:noVBand="1"/>
+      </w:tblPr>
+      <w:tblGrid>
+        <w:gridCol w:w="4531"/>
+        <w:gridCol w:w="4536"/>
+      </w:tblGrid>
+      <w:tr>
+        <w:tc>
+          <w:tcPr>
+            <w:tcW w:w="4531" w:type="dxa"/>
+          </w:tcPr>
+          <w:p>
+            <w:pPr>
+              <w:rPr>
+                <w:u w:val="single"/>
+                <w:lang w:val="en-US"/>
+              </w:rPr>
+            </w:pPr>
+            <w:r>
+              <w:rPr>
+                <w:noProof/>
+                <w:u w:val="single"/>
+                <w:lang w:val="en-US"/>
+              </w:rPr>
+              <mc:AlternateContent>
+                <mc:Choice Requires="wps">
+                  <w:drawing>
+                    <wp:anchor distT="0" distB="0" distL="114300" distR="114300" simplePos="0" relativeHeight="251667456" behindDoc="0" locked="0" layoutInCell="1" allowOverlap="1" wp14:anchorId="17863A41" wp14:editId="13757FF2">
+                      <wp:simplePos x="0" y="0"/>
+                      <wp:positionH relativeFrom="column">
+                        <wp:posOffset>880110</wp:posOffset>
+                      </wp:positionH>
+                      <wp:positionV relativeFrom="paragraph">
+                        <wp:posOffset>364490</wp:posOffset>
+                      </wp:positionV>
+                      <wp:extent cx="1504950" cy="723900"/>
+                      <wp:effectExtent l="38100" t="0" r="19050" b="95250"/>
+                      <wp:wrapNone/>
+                      <wp:docPr id="31" name="Connector: Curved 31"/>
+                      <wp:cNvGraphicFramePr/>
+                      <a:graphic xmlns:a="http://schemas.openxmlformats.org/drawingml/2006/main">
+                        <a:graphicData uri="http://schemas.microsoft.com/office/word/2010/wordprocessingShape">
+                          <wps:wsp>
+                            <wps:cNvCnPr/>
+                            <wps:spPr>
+                              <a:xfrm flipH="1">
+                                <a:off x="0" y="0"/>
+                                <a:ext cx="1504950" cy="723900"/>
+                              </a:xfrm>
+                              <a:prstGeom prst="curvedConnector3">
+                                <a:avLst/>
+                              </a:prstGeom>
+                              <a:ln>
+                                <a:tailEnd type="triangle"/>
+                              </a:ln>
+                            </wps:spPr>
+                            <wps:style>
+                              <a:lnRef idx="1">
+                                <a:schemeClr val="dk1"/>
+                              </a:lnRef>
+                              <a:fillRef idx="0">
+                                <a:schemeClr val="dk1"/>
+                              </a:fillRef>
+                              <a:effectRef idx="0">
+                                <a:schemeClr val="dk1"/>
+                              </a:effectRef>
+                              <a:fontRef idx="minor">
+                                <a:schemeClr val="tx1"/>
+                              </a:fontRef>
+                            </wps:style>
+                            <wps:bodyPr/>
+                          </wps:wsp>
+                        </a:graphicData>
+                      </a:graphic>
+                    </wp:anchor>
+                  </w:drawing>
+                </mc:Choice>
+                <mc:Fallback>
+                  <w:pict>
+                    <v:shape w14:anchorId="2548AD72" id="Connector: Curved 31" o:spid="_x0000_s1026" type="#_x0000_t38" style="position:absolute;margin-left:69.3pt;margin-top:28.7pt;width:118.5pt;height:57pt;flip:x;z-index:251667456;visibility:visible;mso-wrap-style:square;mso-wrap-distance-left:9pt;mso-wrap-distance-top:0;mso-wrap-distance-right:9pt;mso-wrap-distance-bottom:0;mso-position-horizontal:absolute;mso-position-horizontal-relative:text;mso-position-vertical:absolute;mso-position-vertical-relative:text" o:gfxdata="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" adj="10800" strokecolor="black [3040]">
+                      <v:stroke endarrow="block"/>
+                    </v:shape>
+                  </w:pict>
+                </mc:Fallback>
+              </mc:AlternateContent>
+            </w:r>
+            <w:r>
+              <w:rPr>
+                <w:u w:val="single"/>
+                <w:lang w:val="en-US"/>
+              </w:rPr>
+              <w:t>category</w:t>
+            </w:r>
+            <w:r>
+              <w:rPr>
+                <w:u w:val="single"/>
+                <w:lang w:val="en-US"/>
+              </w:rPr>
+              <w:t>_id</w:t>
+            </w:r>
+          </w:p>
+        </w:tc>
+        <w:tc>
+          <w:tcPr>
+            <w:tcW w:w="4536" w:type="dxa"/>
+          </w:tcPr>
+          <w:p>
+            <w:pPr>
+              <w:rPr>
+                <w:u w:val="single"/>
+                <w:lang w:val="en-US"/>
+              </w:rPr>
+            </w:pPr>
+            <w:r>
+              <w:rPr>
+                <w:u w:val="single"/>
+                <w:lang w:val="en-US"/>
+              </w:rPr>
+              <w:t>product_id</w:t>
+            </w:r>
+          </w:p>
+        </w:tc>
+      </w:tr>
+    </w:tbl>
+    <w:p>
+      <w:pPr>
+        <w:rPr>
+          <w:lang w:val="en-US"/>
+        </w:rPr>
+      </w:pPr>
+    </w:p>
+    <w:p>
+      <w:pPr>
+        <w:rPr>
+          <w:b/>
+          <w:bCs/>
+          <w:lang w:val="en-US"/>
+        </w:rPr>
+      </w:pPr>
+      <w:r>
+        <w:rPr>
+          <w:b/>
+          <w:bCs/>
+          <w:lang w:val="en-US"/>
+        </w:rPr>
+        <w:t>Category</w:t>
+      </w:r>
+    </w:p>
+    <w:tbl>
+      <w:tblPr>
+        <w:tblStyle w:val="TableGrid"/>
+        <w:tblW w:w="9067" w:type="dxa"/>
+        <w:tblLook w:val="04A0" w:firstRow="1" w:lastRow="0" w:firstColumn="1" w:lastColumn="0" w:noHBand="0" w:noVBand="1"/>
+      </w:tblPr>
+      <w:tblGrid>
+        <w:gridCol w:w="4531"/>
+        <w:gridCol w:w="4536"/>
+      </w:tblGrid>
+      <w:tr>
+        <w:tc>
+          <w:tcPr>
+            <w:tcW w:w="4531" w:type="dxa"/>
+          </w:tcPr>
+          <w:p>
+            <w:pPr>
+              <w:rPr>
+                <w:u w:val="single"/>
+                <w:lang w:val="en-US"/>
+              </w:rPr>
+            </w:pPr>
+            <w:r>
+              <w:rPr>
+                <w:u w:val="single"/>
+                <w:lang w:val="en-US"/>
+              </w:rPr>
+              <w:t>category</w:t>
+            </w:r>
+            <w:r>
+              <w:rPr>
+                <w:u w:val="single"/>
+                <w:lang w:val="en-US"/>
+              </w:rPr>
+              <w:t>_id</w:t>
+            </w:r>
+          </w:p>
+        </w:tc>
+        <w:tc>
+          <w:tcPr>
+            <w:tcW w:w="4536" w:type="dxa"/>
+          </w:tcPr>
+          <w:p>
+            <w:pPr>
+              <w:rPr>
+                <w:lang w:val="en-US"/>
+              </w:rPr>
+            </w:pPr>
+            <w:r>
+              <w:rPr>
+                <w:lang w:val="en-US"/>
+              </w:rPr>
+              <w:t>name</w:t>
+            </w:r>
+          </w:p>
+        </w:tc>
+      </w:tr>
+    </w:tbl>
+    <w:p>
+      <w:pPr>
+        <w:spacing w:after="200" w:line="276" w:lineRule="auto"/>
+        <w:rPr>
+          <w:lang w:val="en-US"/>
+        </w:rPr>
+      </w:pPr>
+    </w:p>
+    <w:p>
+      <w:pPr>
+        <w:spacing w:after="200" w:line="276" w:lineRule="auto"/>
+        <w:rPr>
+          <w:noProof/>
+        </w:rPr>
+      </w:pPr>
+      <w:r>
+        <w:rPr>
+          <w:noProof/>
+        </w:rPr>
+        <w:br w:type="page"/>
+      </w:r>
+    </w:p>
+    <w:p>
+      <w:pPr>
+        <w:pStyle w:val="Heading4"/>
+      </w:pPr>
+      <w:r>
+        <w:lastRenderedPageBreak/>
+        <w:t>Bảng Product, Debt và DebtDetail</w:t>
+      </w:r>
+    </w:p>
+    <w:p>
+      <w:pPr>
+        <w:rPr>
+          <w:b/>
+          <w:bCs/>
+          <w:lang w:val="en-US"/>
+        </w:rPr>
+      </w:pPr>
+      <w:r>
+        <w:rPr>
+          <w:b/>
+          <w:bCs/>
+          <w:noProof/>
+          <w:lang w:val="en-US"/>
+        </w:rPr>
+        <mc:AlternateContent>
+          <mc:Choice Requires="wps">
+            <w:drawing>
+              <wp:anchor distT="0" distB="0" distL="114300" distR="114300" simplePos="0" relativeHeight="251669504" behindDoc="0" locked="0" layoutInCell="1" allowOverlap="1" wp14:anchorId="6B6E3830" wp14:editId="3F27EE8B">
+                <wp:simplePos x="0" y="0"/>
+                <wp:positionH relativeFrom="column">
+                  <wp:posOffset>647065</wp:posOffset>
+                </wp:positionH>
+                <wp:positionV relativeFrom="paragraph">
+                  <wp:posOffset>722630</wp:posOffset>
+                </wp:positionV>
+                <wp:extent cx="323850" cy="736600"/>
+                <wp:effectExtent l="38100" t="38100" r="19050" b="25400"/>
+                <wp:wrapNone/>
+                <wp:docPr id="32" name="Connector: Curved 32"/>
+                <wp:cNvGraphicFramePr/>
+                <a:graphic xmlns:a="http://schemas.openxmlformats.org/drawingml/2006/main">
+                  <a:graphicData uri="http://schemas.microsoft.com/office/word/2010/wordprocessingShape">
+                    <wps:wsp>
+                      <wps:cNvCnPr/>
+                      <wps:spPr>
+                        <a:xfrm flipH="1" flipV="1">
+                          <a:off x="0" y="0"/>
+                          <a:ext cx="323850" cy="736600"/>
+                        </a:xfrm>
+                        <a:prstGeom prst="curvedConnector3">
+                          <a:avLst/>
+                        </a:prstGeom>
+                        <a:ln>
+                          <a:tailEnd type="triangle"/>
+                        </a:ln>
+                      </wps:spPr>
+                      <wps:style>
+                        <a:lnRef idx="1">
+                          <a:schemeClr val="dk1"/>
+                        </a:lnRef>
+                        <a:fillRef idx="0">
+                          <a:schemeClr val="dk1"/>
+                        </a:fillRef>
+                        <a:effectRef idx="0">
+                          <a:schemeClr val="dk1"/>
+                        </a:effectRef>
+                        <a:fontRef idx="minor">
+                          <a:schemeClr val="tx1"/>
+                        </a:fontRef>
+                      </wps:style>
+                      <wps:bodyPr/>
+                    </wps:wsp>
+                  </a:graphicData>
+                </a:graphic>
+                <wp14:sizeRelH relativeFrom="margin">
+                  <wp14:pctWidth>0</wp14:pctWidth>
+                </wp14:sizeRelH>
+                <wp14:sizeRelV relativeFrom="margin">
+                  <wp14:pctHeight>0</wp14:pctHeight>
+                </wp14:sizeRelV>
+              </wp:anchor>
+            </w:drawing>
+          </mc:Choice>
+          <mc:Fallback>
+            <w:pict>
+              <v:shape w14:anchorId="71213DF9" id="Connector: Curved 32" o:spid="_x0000_s1026" type="#_x0000_t38" style="position:absolute;margin-left:50.95pt;margin-top:56.9pt;width:25.5pt;height:58pt;flip:x y;z-index:251669504;visibility:visible;mso-wrap-style:square;mso-width-percent:0;mso-height-percent:0;mso-wrap-distance-left:9pt;mso-wrap-distance-top:0;mso-wrap-distance-right:9pt;mso-wrap-distance-bottom:0;mso-position-horizontal:absolute;mso-position-horizontal-relative:text;mso-position-vertical:absolute;mso-position-vertical-relative:text;mso-width-percent:0;mso-height-percent:0;mso-width-relative:margin;mso-height-relative:margin" o:gfxdata="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" adj="10800" strokecolor="black [3040]">
+                <v:stroke endarrow="block"/>
+              </v:shape>
+            </w:pict>
+          </mc:Fallback>
+        </mc:AlternateContent>
+      </w:r>
+      <w:r>
+        <w:rPr>
+          <w:b/>
+          <w:bCs/>
+          <w:lang w:val="en-US"/>
+        </w:rPr>
+        <w:t>Product</w:t>
+      </w:r>
+    </w:p>
+    <w:tbl>
+      <w:tblPr>
+        <w:tblStyle w:val="TableGrid"/>
+        <w:tblW w:w="0" w:type="auto"/>
+        <w:tblLook w:val="04A0" w:firstRow="1" w:lastRow="0" w:firstColumn="1" w:lastColumn="0" w:noHBand="0" w:noVBand="1"/>
+      </w:tblPr>
+      <w:tblGrid>
+        <w:gridCol w:w="1510"/>
+        <w:gridCol w:w="1510"/>
+        <w:gridCol w:w="1510"/>
+        <w:gridCol w:w="1510"/>
+        <w:gridCol w:w="1510"/>
+        <w:gridCol w:w="1511"/>
+      </w:tblGrid>
+      <w:tr>
+        <w:tc>
+          <w:tcPr>
+            <w:tcW w:w="1510" w:type="dxa"/>
+          </w:tcPr>
+          <w:p>
+            <w:pPr>
+              <w:rPr>
+                <w:u w:val="single"/>
+                <w:lang w:val="en-US"/>
+              </w:rPr>
+            </w:pPr>
+            <w:r>
+              <w:rPr>
+                <w:u w:val="single"/>
+                <w:lang w:val="en-US"/>
+              </w:rPr>
+              <w:t>product_id</w:t>
+            </w:r>
+          </w:p>
+        </w:tc>
+        <w:tc>
+          <w:tcPr>
+            <w:tcW w:w="1510" w:type="dxa"/>
+          </w:tcPr>
+          <w:p>
+            <w:pPr>
+              <w:rPr>
+                <w:lang w:val="en-US"/>
+              </w:rPr>
+            </w:pPr>
+            <w:r>
+              <w:rPr>
+                <w:lang w:val="en-US"/>
+              </w:rPr>
+              <w:t>n</w:t>
+            </w:r>
+            <w:r>
+              <w:rPr>
+                <w:lang w:val="en-US"/>
+              </w:rPr>
+              <w:t>ame</w:t>
+            </w:r>
+          </w:p>
+        </w:tc>
+        <w:tc>
+          <w:tcPr>
+            <w:tcW w:w="1510" w:type="dxa"/>
+          </w:tcPr>
+          <w:p>
+            <w:pPr>
+              <w:rPr>
+                <w:lang w:val="en-US"/>
+              </w:rPr>
+            </w:pPr>
+            <w:r>
+              <w:rPr>
+                <w:lang w:val="en-US"/>
+              </w:rPr>
+              <w:t>description</w:t>
+            </w:r>
+          </w:p>
+        </w:tc>
+        <w:tc>
+          <w:tcPr>
+            <w:tcW w:w="1510" w:type="dxa"/>
+          </w:tcPr>
+          <w:p>
+            <w:pPr>
+              <w:rPr>
+                <w:lang w:val="en-US"/>
+              </w:rPr>
+            </w:pPr>
+            <w:r>
+              <w:rPr>
+                <w:lang w:val="en-US"/>
+              </w:rPr>
+              <w:t>price</w:t>
+            </w:r>
+          </w:p>
+        </w:tc>
+        <w:tc>
+          <w:tcPr>
+            <w:tcW w:w="1510" w:type="dxa"/>
+          </w:tcPr>
+          <w:p>
+            <w:pPr>
+              <w:rPr>
+                <w:lang w:val="en-US"/>
+              </w:rPr>
+            </w:pPr>
+            <w:r>
+              <w:rPr>
+                <w:lang w:val="en-US"/>
+              </w:rPr>
+              <w:t>image</w:t>
+            </w:r>
+          </w:p>
+        </w:tc>
+        <w:tc>
+          <w:tcPr>
+            <w:tcW w:w="1511" w:type="dxa"/>
+          </w:tcPr>
+          <w:p>
+            <w:pPr>
+              <w:rPr>
+                <w:lang w:val="en-US"/>
+              </w:rPr>
+            </w:pPr>
+            <w:r>
+              <w:rPr>
+                <w:lang w:val="en-US"/>
+              </w:rPr>
+              <w:t>quantity</w:t>
+            </w:r>
+          </w:p>
+        </w:tc>
+      </w:tr>
+    </w:tbl>
+    <w:p>
+      <w:pPr>
+        <w:rPr>
+          <w:lang w:val="en-US"/>
+        </w:rPr>
+      </w:pPr>
+    </w:p>
+    <w:p>
+      <w:pPr>
+        <w:rPr>
+          <w:b/>
+          <w:bCs/>
+          <w:lang w:val="en-US"/>
+        </w:rPr>
+      </w:pPr>
+      <w:r>
+        <w:rPr>
+          <w:b/>
+          <w:bCs/>
+        </w:rPr>
+        <w:t>Debt</w:t>
+      </w:r>
+      <w:r>
+        <w:rPr>
+          <w:b/>
+          <w:bCs/>
+          <w:lang w:val="en-US"/>
+        </w:rPr>
+        <w:t>Detail</w:t>
+      </w:r>
+    </w:p>
+    <w:tbl>
+      <w:tblPr>
+        <w:tblStyle w:val="TableGrid"/>
+        <w:tblW w:w="0" w:type="auto"/>
+        <w:tblLook w:val="04A0" w:firstRow="1" w:lastRow="0" w:firstColumn="1" w:lastColumn="0" w:noHBand="0" w:noVBand="1"/>
+      </w:tblPr>
+      <w:tblGrid>
+        <w:gridCol w:w="1555"/>
+        <w:gridCol w:w="1559"/>
+        <w:gridCol w:w="1559"/>
+        <w:gridCol w:w="1559"/>
+        <w:gridCol w:w="2829"/>
+      </w:tblGrid>
+      <w:tr>
+        <w:tc>
+          <w:tcPr>
+            <w:tcW w:w="1555" w:type="dxa"/>
+          </w:tcPr>
+          <w:p>
+            <w:pPr>
+              <w:rPr>
+                <w:u w:val="single"/>
+                <w:lang w:val="en-US"/>
+              </w:rPr>
+            </w:pPr>
+            <w:r>
+              <w:rPr>
+                <w:u w:val="single"/>
+                <w:lang w:val="en-US"/>
+              </w:rPr>
+              <w:t>product_id</w:t>
+            </w:r>
+          </w:p>
+        </w:tc>
+        <w:tc>
+          <w:tcPr>
+            <w:tcW w:w="1559" w:type="dxa"/>
+          </w:tcPr>
+          <w:p>
+            <w:pPr>
+              <w:rPr>
+                <w:u w:val="single"/>
+                <w:lang w:val="en-US"/>
+              </w:rPr>
+            </w:pPr>
+            <w:r>
+              <w:rPr>
+                <w:u w:val="single"/>
+                <w:lang w:val="en-US"/>
+              </w:rPr>
+              <w:t>debt</w:t>
+            </w:r>
+            <w:r>
+              <w:rPr>
+                <w:u w:val="single"/>
+                <w:lang w:val="en-US"/>
+              </w:rPr>
+              <w:t>_id</w:t>
+            </w:r>
+          </w:p>
+        </w:tc>
+        <w:tc>
+          <w:tcPr>
+            <w:tcW w:w="1559" w:type="dxa"/>
+          </w:tcPr>
+          <w:p>
+            <w:pPr>
+              <w:rPr>
+                <w:lang w:val="en-US"/>
+              </w:rPr>
+            </w:pPr>
+            <w:r>
+              <w:rPr>
+                <w:lang w:val="en-US"/>
+              </w:rPr>
+              <w:t>quantity</w:t>
+            </w:r>
+          </w:p>
+        </w:tc>
+        <w:tc>
+          <w:tcPr>
+            <w:tcW w:w="1559" w:type="dxa"/>
+          </w:tcPr>
+          <w:p>
+            <w:pPr>
+              <w:rPr>
+                <w:lang w:val="en-US"/>
+              </w:rPr>
+            </w:pPr>
+            <w:r>
+              <w:rPr>
+                <w:lang w:val="en-US"/>
+              </w:rPr>
+              <w:t>price</w:t>
+            </w:r>
+          </w:p>
+        </w:tc>
+        <w:tc>
+          <w:tcPr>
+            <w:tcW w:w="2829" w:type="dxa"/>
+          </w:tcPr>
+          <w:p>
+            <w:pPr>
+              <w:rPr>
+                <w:lang w:val="en-US"/>
+              </w:rPr>
+            </w:pPr>
+            <w:r>
+              <w:rPr>
+                <w:lang w:val="en-US"/>
+              </w:rPr>
+              <w:t>(những thuộc tính khác)</w:t>
+            </w:r>
+          </w:p>
+        </w:tc>
+      </w:tr>
+    </w:tbl>
+    <w:p>
+      <w:pPr>
+        <w:rPr>
+          <w:lang w:val="en-US"/>
+        </w:rPr>
+      </w:pPr>
+      <w:r>
+        <w:rPr>
+          <w:noProof/>
+          <w:u w:val="single"/>
+          <w:lang w:val="en-US"/>
+        </w:rPr>
+        <mc:AlternateContent>
+          <mc:Choice Requires="wps">
+            <w:drawing>
+              <wp:anchor distT="0" distB="0" distL="114300" distR="114300" simplePos="0" relativeHeight="251672576" behindDoc="0" locked="0" layoutInCell="1" allowOverlap="1" wp14:anchorId="6D9858E1" wp14:editId="3A2B1976">
+                <wp:simplePos x="0" y="0"/>
+                <wp:positionH relativeFrom="column">
+                  <wp:posOffset>875665</wp:posOffset>
+                </wp:positionH>
+                <wp:positionV relativeFrom="paragraph">
+                  <wp:posOffset>3175</wp:posOffset>
+                </wp:positionV>
+                <wp:extent cx="393700" cy="717550"/>
+                <wp:effectExtent l="38100" t="0" r="25400" b="63500"/>
+                <wp:wrapNone/>
+                <wp:docPr id="33" name="Connector: Curved 33"/>
+                <wp:cNvGraphicFramePr/>
+                <a:graphic xmlns:a="http://schemas.openxmlformats.org/drawingml/2006/main">
+                  <a:graphicData uri="http://schemas.microsoft.com/office/word/2010/wordprocessingShape">
+                    <wps:wsp>
+                      <wps:cNvCnPr/>
+                      <wps:spPr>
+                        <a:xfrm flipH="1">
+                          <a:off x="0" y="0"/>
+                          <a:ext cx="393700" cy="717550"/>
+                        </a:xfrm>
+                        <a:prstGeom prst="curvedConnector3">
+                          <a:avLst/>
+                        </a:prstGeom>
+                        <a:ln>
+                          <a:tailEnd type="triangle"/>
+                        </a:ln>
+                      </wps:spPr>
+                      <wps:style>
+                        <a:lnRef idx="1">
+                          <a:schemeClr val="dk1"/>
+                        </a:lnRef>
+                        <a:fillRef idx="0">
+                          <a:schemeClr val="dk1"/>
+                        </a:fillRef>
+                        <a:effectRef idx="0">
+                          <a:schemeClr val="dk1"/>
+                        </a:effectRef>
+                        <a:fontRef idx="minor">
+                          <a:schemeClr val="tx1"/>
+                        </a:fontRef>
+                      </wps:style>
+                      <wps:bodyPr/>
+                    </wps:wsp>
+                  </a:graphicData>
+                </a:graphic>
+                <wp14:sizeRelH relativeFrom="margin">
+                  <wp14:pctWidth>0</wp14:pctWidth>
+                </wp14:sizeRelH>
+                <wp14:sizeRelV relativeFrom="margin">
+                  <wp14:pctHeight>0</wp14:pctHeight>
+                </wp14:sizeRelV>
+              </wp:anchor>
+            </w:drawing>
+          </mc:Choice>
+          <mc:Fallback>
+            <w:pict>
+              <v:shape w14:anchorId="2DD0AD5F" id="Connector: Curved 33" o:spid="_x0000_s1026" type="#_x0000_t38" style="position:absolute;margin-left:68.95pt;margin-top:.25pt;width:31pt;height:56.5pt;flip:x;z-index:251672576;visibility:visible;mso-wrap-style:square;mso-width-percent:0;mso-height-percent:0;mso-wrap-distance-left:9pt;mso-wrap-distance-top:0;mso-wrap-distance-right:9pt;mso-wrap-distance-bottom:0;mso-position-horizontal:absolute;mso-position-horizontal-relative:text;mso-position-vertical:absolute;mso-position-vertical-relative:text;mso-width-percent:0;mso-height-percent:0;mso-width-relative:margin;mso-height-relative:margin" o:gfxdata="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" adj="10800" strokecolor="black [3040]">
+                <v:stroke endarrow="block"/>
+              </v:shape>
+            </w:pict>
+          </mc:Fallback>
+        </mc:AlternateContent>
+      </w:r>
+    </w:p>
+    <w:p>
+      <w:pPr>
+        <w:rPr>
+          <w:b/>
+          <w:bCs/>
+          <w:lang w:val="en-US"/>
+        </w:rPr>
+      </w:pPr>
+      <w:r>
+        <w:rPr>
+          <w:b/>
+          <w:bCs/>
+        </w:rPr>
+        <w:t>Debt</w:t>
+      </w:r>
+    </w:p>
+    <w:tbl>
+      <w:tblPr>
+        <w:tblStyle w:val="TableGrid"/>
+        <w:tblW w:w="0" w:type="auto"/>
+        <w:tblLook w:val="04A0" w:firstRow="1" w:lastRow="0" w:firstColumn="1" w:lastColumn="0" w:noHBand="0" w:noVBand="1"/>
+      </w:tblPr>
+      <w:tblGrid>
+        <w:gridCol w:w="2240"/>
+        <w:gridCol w:w="2445"/>
+        <w:gridCol w:w="2435"/>
+        <w:gridCol w:w="1941"/>
+      </w:tblGrid>
+      <w:tr>
+        <w:tc>
+          <w:tcPr>
+            <w:tcW w:w="2240" w:type="dxa"/>
+          </w:tcPr>
+          <w:p>
+            <w:pPr>
+              <w:rPr>
+                <w:u w:val="single"/>
+                <w:lang w:val="en-US"/>
+              </w:rPr>
+            </w:pPr>
+            <w:r>
+              <w:rPr>
+                <w:noProof/>
+                <w:u w:val="single"/>
+                <w:lang w:val="en-US"/>
+              </w:rPr>
+              <mc:AlternateContent>
+                <mc:Choice Requires="wps">
+                  <w:drawing>
+                    <wp:anchor distT="0" distB="0" distL="114300" distR="114300" simplePos="0" relativeHeight="251675648" behindDoc="0" locked="0" layoutInCell="1" allowOverlap="1" wp14:anchorId="147774B7" wp14:editId="48875978">
+                      <wp:simplePos x="0" y="0"/>
+                      <wp:positionH relativeFrom="column">
+                        <wp:posOffset>994410</wp:posOffset>
+                      </wp:positionH>
+                      <wp:positionV relativeFrom="paragraph">
+                        <wp:posOffset>360680</wp:posOffset>
+                      </wp:positionV>
+                      <wp:extent cx="2774950" cy="723900"/>
+                      <wp:effectExtent l="0" t="76200" r="0" b="19050"/>
+                      <wp:wrapNone/>
+                      <wp:docPr id="36" name="Connector: Curved 36"/>
+                      <wp:cNvGraphicFramePr/>
+                      <a:graphic xmlns:a="http://schemas.openxmlformats.org/drawingml/2006/main">
+                        <a:graphicData uri="http://schemas.microsoft.com/office/word/2010/wordprocessingShape">
+                          <wps:wsp>
+                            <wps:cNvCnPr/>
+                            <wps:spPr>
+                              <a:xfrm flipV="1">
+                                <a:off x="0" y="0"/>
+                                <a:ext cx="2774950" cy="723900"/>
+                              </a:xfrm>
+                              <a:prstGeom prst="curvedConnector3">
+                                <a:avLst/>
+                              </a:prstGeom>
+                              <a:ln>
+                                <a:tailEnd type="triangle"/>
+                              </a:ln>
+                            </wps:spPr>
+                            <wps:style>
+                              <a:lnRef idx="1">
+                                <a:schemeClr val="dk1"/>
+                              </a:lnRef>
+                              <a:fillRef idx="0">
+                                <a:schemeClr val="dk1"/>
+                              </a:fillRef>
+                              <a:effectRef idx="0">
+                                <a:schemeClr val="dk1"/>
+                              </a:effectRef>
+                              <a:fontRef idx="minor">
+                                <a:schemeClr val="tx1"/>
+                              </a:fontRef>
+                            </wps:style>
+                            <wps:bodyPr/>
+                          </wps:wsp>
+                        </a:graphicData>
+                      </a:graphic>
+                    </wp:anchor>
+                  </w:drawing>
+                </mc:Choice>
+                <mc:Fallback>
+                  <w:pict>
+                    <v:shape w14:anchorId="0FB313BE" id="Connector: Curved 36" o:spid="_x0000_s1026" type="#_x0000_t38" style="position:absolute;margin-left:78.3pt;margin-top:28.4pt;width:218.5pt;height:57pt;flip:y;z-index:251675648;visibility:visible;mso-wrap-style:square;mso-wrap-distance-left:9pt;mso-wrap-distance-top:0;mso-wrap-distance-right:9pt;mso-wrap-distance-bottom:0;mso-position-horizontal:absolute;mso-position-horizontal-relative:text;mso-position-vertical:absolute;mso-position-vertical-relative:text" o:gfxdata="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" adj="10800" strokecolor="black [3040]">
+                      <v:stroke endarrow="block"/>
+                    </v:shape>
+                  </w:pict>
+                </mc:Fallback>
+              </mc:AlternateContent>
+            </w:r>
+            <w:r>
+              <w:rPr>
+                <w:u w:val="single"/>
+                <w:lang w:val="en-US"/>
+              </w:rPr>
+              <w:t>debt</w:t>
+            </w:r>
+            <w:r>
+              <w:rPr>
+                <w:u w:val="single"/>
+                <w:lang w:val="en-US"/>
+              </w:rPr>
+              <w:t>_id</w:t>
+            </w:r>
+          </w:p>
+        </w:tc>
+        <w:tc>
+          <w:tcPr>
+            <w:tcW w:w="2445" w:type="dxa"/>
+          </w:tcPr>
+          <w:p>
+            <w:pPr>
+              <w:rPr>
+                <w:lang w:val="en-US"/>
+              </w:rPr>
+            </w:pPr>
+            <w:r>
+              <w:rPr>
+                <w:lang w:val="en-US"/>
+              </w:rPr>
+              <w:t>created_date</w:t>
+            </w:r>
+          </w:p>
+        </w:tc>
+        <w:tc>
+          <w:tcPr>
+            <w:tcW w:w="2435" w:type="dxa"/>
+          </w:tcPr>
+          <w:p>
+            <w:pPr>
+              <w:rPr>
+                <w:lang w:val="en-US"/>
+              </w:rPr>
+            </w:pPr>
+            <w:r>
+              <w:rPr>
+                <w:lang w:val="en-US"/>
+              </w:rPr>
+              <w:t>customer_id</w:t>
+            </w:r>
+          </w:p>
+        </w:tc>
+        <w:tc>
+          <w:tcPr>
+            <w:tcW w:w="1941" w:type="dxa"/>
+          </w:tcPr>
+          <w:p>
+            <w:pPr>
+              <w:rPr>
+                <w:lang w:val="en-US"/>
+              </w:rPr>
+            </w:pPr>
+            <w:r>
+              <w:rPr>
+                <w:lang w:val="en-US"/>
+              </w:rPr>
+              <w:t>s</w:t>
+            </w:r>
+            <w:r>
+              <w:rPr>
+                <w:lang w:val="en-US"/>
+              </w:rPr>
+              <w:t>taff_id</w:t>
+            </w:r>
+          </w:p>
+        </w:tc>
+      </w:tr>
+    </w:tbl>
+    <w:p>
+      <w:pPr>
+        <w:spacing w:after="200" w:line="276" w:lineRule="auto"/>
+        <w:rPr>
+          <w:rFonts w:eastAsiaTheme="majorEastAsia" w:cs="Times New Roman"/>
+          <w:b/>
+          <w:bCs/>
+          <w:noProof/>
+          <w:szCs w:val="26"/>
+          <w:lang w:val="en-US"/>
+        </w:rPr>
+      </w:pPr>
+    </w:p>
+    <w:p>
+      <w:pPr>
+        <w:rPr>
+          <w:b/>
+          <w:bCs/>
+          <w:lang w:val="en-US"/>
+        </w:rPr>
+      </w:pPr>
+      <w:r>
+        <w:rPr>
+          <w:b/>
+          <w:bCs/>
+          <w:lang w:val="en-US"/>
+        </w:rPr>
+        <w:t>Customer</w:t>
+      </w:r>
+    </w:p>
+    <w:tbl>
+      <w:tblPr>
+        <w:tblStyle w:val="TableGrid"/>
+        <w:tblW w:w="0" w:type="auto"/>
+        <w:tblLook w:val="04A0" w:firstRow="1" w:lastRow="0" w:firstColumn="1" w:lastColumn="0" w:noHBand="0" w:noVBand="1"/>
+      </w:tblPr>
+      <w:tblGrid>
+        <w:gridCol w:w="2265"/>
+        <w:gridCol w:w="2265"/>
+        <w:gridCol w:w="1702"/>
+        <w:gridCol w:w="2829"/>
+      </w:tblGrid>
+      <w:tr>
+        <w:tc>
+          <w:tcPr>
+            <w:tcW w:w="2265" w:type="dxa"/>
+          </w:tcPr>
+          <w:p>
+            <w:pPr>
+              <w:rPr>
+                <w:u w:val="single"/>
+                <w:lang w:val="en-US"/>
+              </w:rPr>
+            </w:pPr>
+            <w:r>
+              <w:rPr>
+                <w:u w:val="single"/>
+                <w:lang w:val="en-US"/>
+              </w:rPr>
+              <w:t>customer_id</w:t>
+            </w:r>
+          </w:p>
+        </w:tc>
+        <w:tc>
+          <w:tcPr>
+            <w:tcW w:w="2265" w:type="dxa"/>
+          </w:tcPr>
+          <w:p>
+            <w:pPr>
+              <w:rPr>
+                <w:lang w:val="en-US"/>
+              </w:rPr>
+            </w:pPr>
+            <w:r>
+              <w:rPr>
+                <w:lang w:val="en-US"/>
+              </w:rPr>
+              <w:t>username</w:t>
+            </w:r>
+          </w:p>
+        </w:tc>
+        <w:tc>
+          <w:tcPr>
+            <w:tcW w:w="1702" w:type="dxa"/>
+          </w:tcPr>
+          <w:p>
+            <w:pPr>
+              <w:rPr>
+                <w:lang w:val="en-US"/>
+              </w:rPr>
+            </w:pPr>
+            <w:r>
+              <w:rPr>
+                <w:lang w:val="en-US"/>
+              </w:rPr>
+              <w:t>password</w:t>
+            </w:r>
+          </w:p>
+        </w:tc>
+        <w:tc>
+          <w:tcPr>
+            <w:tcW w:w="2829" w:type="dxa"/>
+          </w:tcPr>
+          <w:p>
+            <w:pPr>
+              <w:rPr>
+                <w:lang w:val="en-US"/>
+              </w:rPr>
+            </w:pPr>
+            <w:r>
+              <w:rPr>
+                <w:lang w:val="en-US"/>
+              </w:rPr>
+              <w:t>(những thuộc tính khác)</w:t>
+            </w:r>
+          </w:p>
+        </w:tc>
+      </w:tr>
+    </w:tbl>
+    <w:p>
+      <w:pPr>
+        <w:spacing w:after="200" w:line="276" w:lineRule="auto"/>
+        <w:rPr>
+          <w:rFonts w:eastAsiaTheme="majorEastAsia" w:cs="Times New Roman"/>
+          <w:b/>
+          <w:bCs/>
+          <w:noProof/>
+          <w:szCs w:val="26"/>
+          <w:lang w:val="en-US"/>
+        </w:rPr>
+      </w:pPr>
+    </w:p>
+    <w:p>
+      <w:pPr>
+        <w:pStyle w:val="Heading4"/>
+      </w:pPr>
+      <w:r>
+        <w:t xml:space="preserve">Bảng </w:t>
+      </w:r>
+      <w:r>
+        <w:t>Debt</w:t>
+      </w:r>
+      <w:r>
+        <w:t xml:space="preserve"> và Staff</w:t>
+      </w:r>
+    </w:p>
+    <w:p>
+      <w:pPr>
+        <w:rPr>
+          <w:b/>
+          <w:bCs/>
+          <w:lang w:val="en-US"/>
+        </w:rPr>
+      </w:pPr>
+      <w:r>
+        <w:rPr>
+          <w:b/>
+          <w:bCs/>
+          <w:noProof/>
+          <w:lang w:val="en-US"/>
+        </w:rPr>
+        <mc:AlternateContent>
+          <mc:Choice Requires="wps">
+            <w:drawing>
+              <wp:anchor distT="0" distB="0" distL="114300" distR="114300" simplePos="0" relativeHeight="251674624" behindDoc="0" locked="0" layoutInCell="1" allowOverlap="1" wp14:anchorId="4B6371ED" wp14:editId="69D80039">
+                <wp:simplePos x="0" y="0"/>
+                <wp:positionH relativeFrom="column">
+                  <wp:posOffset>894715</wp:posOffset>
+                </wp:positionH>
+                <wp:positionV relativeFrom="paragraph">
+                  <wp:posOffset>728345</wp:posOffset>
+                </wp:positionV>
+                <wp:extent cx="4381500" cy="723900"/>
+                <wp:effectExtent l="0" t="76200" r="0" b="19050"/>
+                <wp:wrapNone/>
+                <wp:docPr id="34" name="Connector: Curved 34"/>
+                <wp:cNvGraphicFramePr/>
+                <a:graphic xmlns:a="http://schemas.openxmlformats.org/drawingml/2006/main">
+                  <a:graphicData uri="http://schemas.microsoft.com/office/word/2010/wordprocessingShape">
+                    <wps:wsp>
+                      <wps:cNvCnPr/>
+                      <wps:spPr>
+                        <a:xfrm flipV="1">
+                          <a:off x="0" y="0"/>
+                          <a:ext cx="4381500" cy="723900"/>
+                        </a:xfrm>
+                        <a:prstGeom prst="curvedConnector3">
+                          <a:avLst/>
+                        </a:prstGeom>
+                        <a:ln>
+                          <a:tailEnd type="triangle"/>
+                        </a:ln>
+                      </wps:spPr>
+                      <wps:style>
+                        <a:lnRef idx="1">
+                          <a:schemeClr val="dk1"/>
+                        </a:lnRef>
+                        <a:fillRef idx="0">
+                          <a:schemeClr val="dk1"/>
+                        </a:fillRef>
+                        <a:effectRef idx="0">
+                          <a:schemeClr val="dk1"/>
+                        </a:effectRef>
+                        <a:fontRef idx="minor">
+                          <a:schemeClr val="tx1"/>
+                        </a:fontRef>
+                      </wps:style>
+                      <wps:bodyPr/>
+                    </wps:wsp>
+                  </a:graphicData>
+                </a:graphic>
+                <wp14:sizeRelH relativeFrom="margin">
+                  <wp14:pctWidth>0</wp14:pctWidth>
+                </wp14:sizeRelH>
+                <wp14:sizeRelV relativeFrom="margin">
+                  <wp14:pctHeight>0</wp14:pctHeight>
+                </wp14:sizeRelV>
+              </wp:anchor>
+            </w:drawing>
+          </mc:Choice>
+          <mc:Fallback>
+            <w:pict>
+              <v:shape w14:anchorId="7982C49E" id="Connector: Curved 34" o:spid="_x0000_s1026" type="#_x0000_t38" style="position:absolute;margin-left:70.45pt;margin-top:57.35pt;width:345pt;height:57pt;flip:y;z-index:251674624;visibility:visible;mso-wrap-style:square;mso-width-percent:0;mso-height-percent:0;mso-wrap-distance-left:9pt;mso-wrap-distance-top:0;mso-wrap-distance-right:9pt;mso-wrap-distance-bottom:0;mso-position-horizontal:absolute;mso-position-horizontal-relative:text;mso-position-vertical:absolute;mso-position-vertical-relative:text;mso-width-percent:0;mso-height-percent:0;mso-width-relative:margin;mso-height-relative:margin" o:gfxdata="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" adj="10800" strokecolor="black [3040]">
+                <v:stroke endarrow="block"/>
+              </v:shape>
+            </w:pict>
+          </mc:Fallback>
+        </mc:AlternateContent>
+      </w:r>
+      <w:r>
+        <w:rPr>
+          <w:b/>
+          <w:bCs/>
+        </w:rPr>
+        <w:t>Debt</w:t>
+      </w:r>
+    </w:p>
+    <w:tbl>
+      <w:tblPr>
+        <w:tblStyle w:val="TableGrid"/>
+        <w:tblW w:w="0" w:type="auto"/>
+        <w:tblLook w:val="04A0" w:firstRow="1" w:lastRow="0" w:firstColumn="1" w:lastColumn="0" w:noHBand="0" w:noVBand="1"/>
+      </w:tblPr>
+      <w:tblGrid>
+        <w:gridCol w:w="2240"/>
+        <w:gridCol w:w="2445"/>
+        <w:gridCol w:w="2435"/>
+        <w:gridCol w:w="1941"/>
+      </w:tblGrid>
+      <w:tr>
+        <w:tc>
+          <w:tcPr>
+            <w:tcW w:w="2240" w:type="dxa"/>
+          </w:tcPr>
+          <w:p>
+            <w:pPr>
+              <w:rPr>
+                <w:u w:val="single"/>
+                <w:lang w:val="en-US"/>
+              </w:rPr>
+            </w:pPr>
+            <w:r>
+              <w:rPr>
+                <w:u w:val="single"/>
+                <w:lang w:val="en-US"/>
+              </w:rPr>
+              <w:t>debt</w:t>
+            </w:r>
+            <w:r>
+              <w:rPr>
+                <w:u w:val="single"/>
+                <w:lang w:val="en-US"/>
+              </w:rPr>
+              <w:t>_id</w:t>
+            </w:r>
+          </w:p>
+        </w:tc>
+        <w:tc>
+          <w:tcPr>
+            <w:tcW w:w="2445" w:type="dxa"/>
+          </w:tcPr>
+          <w:p>
+            <w:pPr>
+              <w:rPr>
+                <w:lang w:val="en-US"/>
+              </w:rPr>
+            </w:pPr>
+            <w:r>
+              <w:rPr>
+                <w:lang w:val="en-US"/>
+              </w:rPr>
+              <w:t>created_date</w:t>
+            </w:r>
+          </w:p>
+        </w:tc>
+        <w:tc>
+          <w:tcPr>
+            <w:tcW w:w="2435" w:type="dxa"/>
+          </w:tcPr>
+          <w:p>
+            <w:pPr>
+              <w:rPr>
+                <w:lang w:val="en-US"/>
+              </w:rPr>
+            </w:pPr>
+            <w:r>
+              <w:rPr>
+                <w:lang w:val="en-US"/>
+              </w:rPr>
+              <w:t>customer_id</w:t>
+            </w:r>
+          </w:p>
+        </w:tc>
+        <w:tc>
+          <w:tcPr>
+            <w:tcW w:w="1941" w:type="dxa"/>
+          </w:tcPr>
+          <w:p>
+            <w:pPr>
+              <w:rPr>
+                <w:lang w:val="en-US"/>
+              </w:rPr>
+            </w:pPr>
+            <w:r>
+              <w:rPr>
+                <w:lang w:val="en-US"/>
+              </w:rPr>
+              <w:t>staff_id</w:t>
+            </w:r>
+          </w:p>
+        </w:tc>
+      </w:tr>
+    </w:tbl>
+    <w:p>
+      <w:pPr>
+        <w:rPr>
+          <w:lang w:val="en-US"/>
+        </w:rPr>
+      </w:pPr>
+    </w:p>
+    <w:p>
+      <w:pPr>
+        <w:rPr>
+          <w:b/>
+          <w:bCs/>
+          <w:lang w:val="en-US"/>
+        </w:rPr>
+      </w:pPr>
+      <w:r>
+        <w:rPr>
+          <w:b/>
+          <w:bCs/>
+          <w:lang w:val="en-US"/>
+        </w:rPr>
+        <w:t>Staff</w:t>
+      </w:r>
+    </w:p>
+    <w:tbl>
+      <w:tblPr>
+        <w:tblStyle w:val="TableGrid"/>
+        <w:tblW w:w="0" w:type="auto"/>
+        <w:tblLook w:val="04A0" w:firstRow="1" w:lastRow="0" w:firstColumn="1" w:lastColumn="0" w:noHBand="0" w:noVBand="1"/>
+      </w:tblPr>
+      <w:tblGrid>
+        <w:gridCol w:w="2265"/>
+        <w:gridCol w:w="2265"/>
+        <w:gridCol w:w="1702"/>
+        <w:gridCol w:w="2829"/>
+      </w:tblGrid>
+      <w:tr>
+        <w:tc>
+          <w:tcPr>
+            <w:tcW w:w="2265" w:type="dxa"/>
+          </w:tcPr>
+          <w:p>
+            <w:pPr>
+              <w:rPr>
+                <w:u w:val="single"/>
+                <w:lang w:val="en-US"/>
+              </w:rPr>
+            </w:pPr>
+            <w:r>
+              <w:rPr>
+                <w:u w:val="single"/>
+                <w:lang w:val="en-US"/>
+              </w:rPr>
+              <w:t>staff</w:t>
+            </w:r>
+            <w:r>
+              <w:rPr>
+                <w:u w:val="single"/>
+                <w:lang w:val="en-US"/>
+              </w:rPr>
+              <w:t>_id</w:t>
+            </w:r>
+          </w:p>
+        </w:tc>
+        <w:tc>
+          <w:tcPr>
+            <w:tcW w:w="2265" w:type="dxa"/>
+          </w:tcPr>
+          <w:p>
+            <w:pPr>
+              <w:rPr>
+                <w:lang w:val="en-US"/>
+              </w:rPr>
+            </w:pPr>
+            <w:r>
+              <w:rPr>
+                <w:lang w:val="en-US"/>
+              </w:rPr>
+              <w:t>username</w:t>
+            </w:r>
+          </w:p>
+        </w:tc>
+        <w:tc>
+          <w:tcPr>
+            <w:tcW w:w="1702" w:type="dxa"/>
+          </w:tcPr>
+          <w:p>
+            <w:pPr>
+              <w:rPr>
+                <w:lang w:val="en-US"/>
+              </w:rPr>
+            </w:pPr>
+            <w:r>
+              <w:rPr>
+                <w:lang w:val="en-US"/>
+              </w:rPr>
+              <w:t>password</w:t>
+            </w:r>
+          </w:p>
+        </w:tc>
+        <w:tc>
+          <w:tcPr>
+            <w:tcW w:w="2829" w:type="dxa"/>
+          </w:tcPr>
+          <w:p>
+            <w:pPr>
+              <w:rPr>
+                <w:lang w:val="en-US"/>
+              </w:rPr>
+            </w:pPr>
+            <w:r>
+              <w:rPr>
+                <w:lang w:val="en-US"/>
+              </w:rPr>
+              <w:t>(những thuộc tính khác)</w:t>
+            </w:r>
+          </w:p>
+        </w:tc>
+      </w:tr>
+    </w:tbl>
+    <w:p>
+      <w:pPr>
+        <w:spacing w:after="200" w:line="276" w:lineRule="auto"/>
+        <w:rPr>
+          <w:rFonts w:eastAsiaTheme="majorEastAsia" w:cs="Times New Roman"/>
+          <w:b/>
+          <w:bCs/>
+          <w:lang w:val="en-US"/>
+        </w:rPr>
+      </w:pPr>
+      <w:r>
+        <w:br w:type="page"/>
+      </w:r>
+    </w:p>
+    <w:p>
+      <w:pPr>
+        <w:pStyle w:val="Heading4"/>
+      </w:pPr>
+      <w:r>
+        <w:lastRenderedPageBreak/>
+        <w:t>Bảng Staff</w:t>
+      </w:r>
+      <w:r>
+        <w:t xml:space="preserve"> và</w:t>
+      </w:r>
+      <w:r>
+        <w:t xml:space="preserve"> ImportReceipt</w:t>
+      </w:r>
+    </w:p>
+    <w:p>
+      <w:pPr>
+        <w:rPr>
+          <w:b/>
+          <w:bCs/>
+          <w:lang w:val="en-US"/>
+        </w:rPr>
+      </w:pPr>
+      <w:r>
+        <w:rPr>
+          <w:b/>
+          <w:bCs/>
+          <w:lang w:val="en-US"/>
+        </w:rPr>
+        <w:t>Staff</w:t>
+      </w:r>
+    </w:p>
+    <w:tbl>
+      <w:tblPr>
+        <w:tblStyle w:val="TableGrid"/>
+        <w:tblW w:w="0" w:type="auto"/>
+        <w:tblLook w:val="04A0" w:firstRow="1" w:lastRow="0" w:firstColumn="1" w:lastColumn="0" w:noHBand="0" w:noVBand="1"/>
+      </w:tblPr>
+      <w:tblGrid>
+        <w:gridCol w:w="2265"/>
+        <w:gridCol w:w="2265"/>
+        <w:gridCol w:w="1702"/>
+        <w:gridCol w:w="2829"/>
+      </w:tblGrid>
+      <w:tr>
+        <w:tc>
+          <w:tcPr>
+            <w:tcW w:w="2265" w:type="dxa"/>
+          </w:tcPr>
+          <w:p>
+            <w:pPr>
+              <w:rPr>
+                <w:u w:val="single"/>
+                <w:lang w:val="en-US"/>
+              </w:rPr>
+            </w:pPr>
+            <w:r>
+              <w:rPr>
+                <w:u w:val="single"/>
+                <w:lang w:val="en-US"/>
+              </w:rPr>
+              <w:t>staff</w:t>
+            </w:r>
+            <w:r>
+              <w:rPr>
+                <w:u w:val="single"/>
+                <w:lang w:val="en-US"/>
+              </w:rPr>
+              <w:t>_id</w:t>
+            </w:r>
+          </w:p>
+        </w:tc>
+        <w:tc>
+          <w:tcPr>
+            <w:tcW w:w="2265" w:type="dxa"/>
+          </w:tcPr>
+          <w:p>
+            <w:pPr>
+              <w:rPr>
+                <w:lang w:val="en-US"/>
+              </w:rPr>
+            </w:pPr>
+            <w:r>
+              <w:rPr>
+                <w:lang w:val="en-US"/>
+              </w:rPr>
+              <w:t>username</w:t>
+            </w:r>
+          </w:p>
+        </w:tc>
+        <w:tc>
+          <w:tcPr>
+            <w:tcW w:w="1702" w:type="dxa"/>
+          </w:tcPr>
+          <w:p>
+            <w:pPr>
+              <w:rPr>
+                <w:lang w:val="en-US"/>
+              </w:rPr>
+            </w:pPr>
+            <w:r>
+              <w:rPr>
+                <w:lang w:val="en-US"/>
+              </w:rPr>
+              <w:t>password</w:t>
+            </w:r>
+          </w:p>
+        </w:tc>
+        <w:tc>
+          <w:tcPr>
+            <w:tcW w:w="2829" w:type="dxa"/>
+          </w:tcPr>
+          <w:p>
+            <w:pPr>
+              <w:rPr>
+                <w:lang w:val="en-US"/>
+              </w:rPr>
+            </w:pPr>
+            <w:r>
+              <w:rPr>
+                <w:lang w:val="en-US"/>
+              </w:rPr>
+              <w:t>(những thuộc tính khác)</w:t>
+            </w:r>
+          </w:p>
+        </w:tc>
+      </w:tr>
+    </w:tbl>
+    <w:p>
+      <w:pPr>
+        <w:spacing w:after="200" w:line="276" w:lineRule="auto"/>
+        <w:rPr>
+          <w:noProof/>
+        </w:rPr>
+      </w:pPr>
+      <w:r>
+        <w:rPr>
+          <w:noProof/>
+        </w:rPr>
+        <mc:AlternateContent>
+          <mc:Choice Requires="wps">
+            <w:drawing>
+              <wp:anchor distT="0" distB="0" distL="114300" distR="114300" simplePos="0" relativeHeight="251676672" behindDoc="0" locked="0" layoutInCell="1" allowOverlap="1" wp14:anchorId="56552A58" wp14:editId="1AF5C5CC">
+                <wp:simplePos x="0" y="0"/>
+                <wp:positionH relativeFrom="column">
+                  <wp:posOffset>780415</wp:posOffset>
+                </wp:positionH>
+                <wp:positionV relativeFrom="paragraph">
+                  <wp:posOffset>6985</wp:posOffset>
+                </wp:positionV>
+                <wp:extent cx="3860800" cy="685800"/>
+                <wp:effectExtent l="19050" t="76200" r="25400" b="19050"/>
+                <wp:wrapNone/>
+                <wp:docPr id="39" name="Connector: Curved 39"/>
+                <wp:cNvGraphicFramePr/>
+                <a:graphic xmlns:a="http://schemas.openxmlformats.org/drawingml/2006/main">
+                  <a:graphicData uri="http://schemas.microsoft.com/office/word/2010/wordprocessingShape">
+                    <wps:wsp>
+                      <wps:cNvCnPr/>
+                      <wps:spPr>
+                        <a:xfrm flipH="1" flipV="1">
+                          <a:off x="0" y="0"/>
+                          <a:ext cx="3860800" cy="685800"/>
+                        </a:xfrm>
+                        <a:prstGeom prst="curvedConnector3">
+                          <a:avLst/>
+                        </a:prstGeom>
+                        <a:ln>
+                          <a:tailEnd type="triangle"/>
+                        </a:ln>
+                      </wps:spPr>
+                      <wps:style>
+                        <a:lnRef idx="1">
+                          <a:schemeClr val="dk1"/>
+                        </a:lnRef>
+                        <a:fillRef idx="0">
+                          <a:schemeClr val="dk1"/>
+                        </a:fillRef>
+                        <a:effectRef idx="0">
+                          <a:schemeClr val="dk1"/>
+                        </a:effectRef>
+                        <a:fontRef idx="minor">
+                          <a:schemeClr val="tx1"/>
+                        </a:fontRef>
+                      </wps:style>
+                      <wps:bodyPr/>
+                    </wps:wsp>
+                  </a:graphicData>
+                </a:graphic>
+              </wp:anchor>
+            </w:drawing>
+          </mc:Choice>
+          <mc:Fallback>
+            <w:pict>
+              <v:shape w14:anchorId="1FFB8229" id="Connector: Curved 39" o:spid="_x0000_s1026" type="#_x0000_t38" style="position:absolute;margin-left:61.45pt;margin-top:.55pt;width:304pt;height:54pt;flip:x y;z-index:251676672;visibility:visible;mso-wrap-style:square;mso-wrap-distance-left:9pt;mso-wrap-distance-top:0;mso-wrap-distance-right:9pt;mso-wrap-distance-bottom:0;mso-position-horizontal:absolute;mso-position-horizontal-relative:text;mso-position-vertical:absolute;mso-position-vertical-relative:text" o:gfxdata="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" adj="10800" strokecolor="black [3040]">
+                <v:stroke endarrow="block"/>
+              </v:shape>
+            </w:pict>
+          </mc:Fallback>
+        </mc:AlternateContent>
+      </w:r>
+    </w:p>
+    <w:p>
+      <w:pPr>
+        <w:spacing w:after="200" w:line="276" w:lineRule="auto"/>
+        <w:rPr>
+          <w:b/>
+          <w:bCs/>
+          <w:noProof/>
+          <w:lang w:val="en-US"/>
+        </w:rPr>
+      </w:pPr>
+      <w:r>
+        <w:rPr>
+          <w:b/>
+          <w:bCs/>
+          <w:noProof/>
+          <w:lang w:val="en-US"/>
+        </w:rPr>
+        <w:t>ImportReceipt</w:t>
+      </w:r>
+    </w:p>
+    <w:tbl>
+      <w:tblPr>
+        <w:tblStyle w:val="TableGrid"/>
+        <w:tblW w:w="0" w:type="auto"/>
+        <w:tblLook w:val="04A0" w:firstRow="1" w:lastRow="0" w:firstColumn="1" w:lastColumn="0" w:noHBand="0" w:noVBand="1"/>
+      </w:tblPr>
+      <w:tblGrid>
+        <w:gridCol w:w="3020"/>
+        <w:gridCol w:w="3020"/>
+        <w:gridCol w:w="3021"/>
+      </w:tblGrid>
+      <w:tr>
+        <w:tc>
+          <w:tcPr>
+            <w:tcW w:w="3020" w:type="dxa"/>
+          </w:tcPr>
+          <w:p>
+            <w:pPr>
+              <w:spacing w:after="200" w:line="276" w:lineRule="auto"/>
+              <w:rPr>
+                <w:noProof/>
+                <w:u w:val="single"/>
+                <w:lang w:val="en-US"/>
+              </w:rPr>
+            </w:pPr>
+            <w:r>
+              <w:rPr>
+                <w:noProof/>
+                <w:u w:val="single"/>
+                <w:lang w:val="en-US"/>
+              </w:rPr>
+              <w:t>import_receipt_id</w:t>
+            </w:r>
+          </w:p>
+        </w:tc>
+        <w:tc>
+          <w:tcPr>
+            <w:tcW w:w="3020" w:type="dxa"/>
+          </w:tcPr>
+          <w:p>
+            <w:pPr>
+              <w:spacing w:after="200" w:line="276" w:lineRule="auto"/>
+              <w:rPr>
+                <w:noProof/>
+                <w:lang w:val="en-US"/>
+              </w:rPr>
+            </w:pPr>
+            <w:r>
+              <w:rPr>
+                <w:noProof/>
+                <w:lang w:val="en-US"/>
+              </w:rPr>
+              <w:t>date_import</w:t>
+            </w:r>
+          </w:p>
+        </w:tc>
+        <w:tc>
+          <w:tcPr>
+            <w:tcW w:w="3021" w:type="dxa"/>
+          </w:tcPr>
+          <w:p>
+            <w:pPr>
+              <w:spacing w:after="200" w:line="276" w:lineRule="auto"/>
+              <w:rPr>
+                <w:noProof/>
+                <w:lang w:val="en-US"/>
+              </w:rPr>
+            </w:pPr>
+            <w:r>
+              <w:rPr>
+                <w:lang w:val="en-US"/>
+              </w:rPr>
+              <w:t>staff_id</w:t>
+            </w:r>
+          </w:p>
+        </w:tc>
+      </w:tr>
+    </w:tbl>
+    <w:p>
+      <w:pPr>
+        <w:spacing w:after="200" w:line="276" w:lineRule="auto"/>
+        <w:rPr>
+          <w:noProof/>
+          <w:lang w:val="en-US"/>
+        </w:rPr>
+      </w:pPr>
+    </w:p>
+    <w:p>
+      <w:pPr>
+        <w:pStyle w:val="Heading4"/>
+      </w:pPr>
+      <w:r>
+        <w:t>Bảng ImportReceipt và</w:t>
+      </w:r>
+      <w:r>
+        <w:t xml:space="preserve"> </w:t>
+      </w:r>
+      <w:r>
+        <w:t>ImportReceiptDetail</w:t>
+      </w:r>
+    </w:p>
+    <w:p>
+      <w:pPr>
+        <w:spacing w:after="200" w:line="276" w:lineRule="auto"/>
+        <w:rPr>
+          <w:b/>
+          <w:bCs/>
+          <w:noProof/>
+          <w:lang w:val="en-US"/>
+        </w:rPr>
+      </w:pPr>
+      <w:r>
+        <w:rPr>
+          <w:b/>
+          <w:bCs/>
+          <w:noProof/>
+          <w:lang w:val="en-US"/>
+        </w:rPr>
+        <w:t>ImportReceipt</w:t>
+      </w:r>
+    </w:p>
+    <w:tbl>
+      <w:tblPr>
+        <w:tblStyle w:val="TableGrid"/>
+        <w:tblW w:w="0" w:type="auto"/>
+        <w:tblLook w:val="04A0" w:firstRow="1" w:lastRow="0" w:firstColumn="1" w:lastColumn="0" w:noHBand="0" w:noVBand="1"/>
+      </w:tblPr>
+      <w:tblGrid>
+        <w:gridCol w:w="3020"/>
+        <w:gridCol w:w="3020"/>
+        <w:gridCol w:w="3021"/>
+      </w:tblGrid>
+      <w:tr>
+        <w:tc>
+          <w:tcPr>
+            <w:tcW w:w="3020" w:type="dxa"/>
+          </w:tcPr>
+          <w:p>
+            <w:pPr>
+              <w:spacing w:after="200" w:line="276" w:lineRule="auto"/>
+              <w:rPr>
+                <w:noProof/>
+                <w:u w:val="single"/>
+                <w:lang w:val="en-US"/>
+              </w:rPr>
+            </w:pPr>
+            <w:r>
+              <w:rPr>
+                <w:noProof/>
+                <w:u w:val="single"/>
+                <w:lang w:val="en-US"/>
+              </w:rPr>
+              <w:t>import_receipt_id</w:t>
+            </w:r>
+          </w:p>
+        </w:tc>
+        <w:tc>
+          <w:tcPr>
+            <w:tcW w:w="3020" w:type="dxa"/>
+          </w:tcPr>
+          <w:p>
+            <w:pPr>
+              <w:spacing w:after="200" w:line="276" w:lineRule="auto"/>
+              <w:rPr>
+                <w:noProof/>
+                <w:lang w:val="en-US"/>
+              </w:rPr>
+            </w:pPr>
+            <w:r>
+              <w:rPr>
+                <w:noProof/>
+                <w:lang w:val="en-US"/>
+              </w:rPr>
+              <w:t>date_import</w:t>
+            </w:r>
+          </w:p>
+        </w:tc>
+        <w:tc>
+          <w:tcPr>
+            <w:tcW w:w="3021" w:type="dxa"/>
+          </w:tcPr>
+          <w:p>
+            <w:pPr>
+              <w:spacing w:after="200" w:line="276" w:lineRule="auto"/>
+              <w:rPr>
+                <w:noProof/>
+                <w:lang w:val="en-US"/>
+              </w:rPr>
+            </w:pPr>
+            <w:r>
+              <w:rPr>
+                <w:lang w:val="en-US"/>
+              </w:rPr>
+              <w:t>staff_id</w:t>
+            </w:r>
+          </w:p>
+        </w:tc>
+      </w:tr>
+    </w:tbl>
+    <w:p>
+      <w:pPr>
+        <w:spacing w:after="200" w:line="276" w:lineRule="auto"/>
+      </w:pPr>
+      <w:r>
+        <w:rPr>
+          <w:noProof/>
+        </w:rPr>
+        <mc:AlternateContent>
+          <mc:Choice Requires="wps">
+            <w:drawing>
+              <wp:anchor distT="0" distB="0" distL="114300" distR="114300" simplePos="0" relativeHeight="251677696" behindDoc="0" locked="0" layoutInCell="1" allowOverlap="1" wp14:anchorId="40EE5EFC" wp14:editId="629D0CBA">
+                <wp:simplePos x="0" y="0"/>
+                <wp:positionH relativeFrom="column">
+                  <wp:posOffset>1250315</wp:posOffset>
+                </wp:positionH>
+                <wp:positionV relativeFrom="paragraph">
+                  <wp:posOffset>24765</wp:posOffset>
+                </wp:positionV>
+                <wp:extent cx="4070350" cy="666750"/>
+                <wp:effectExtent l="19050" t="76200" r="25400" b="19050"/>
+                <wp:wrapNone/>
+                <wp:docPr id="40" name="Connector: Curved 40"/>
+                <wp:cNvGraphicFramePr/>
+                <a:graphic xmlns:a="http://schemas.openxmlformats.org/drawingml/2006/main">
+                  <a:graphicData uri="http://schemas.microsoft.com/office/word/2010/wordprocessingShape">
+                    <wps:wsp>
+                      <wps:cNvCnPr/>
+                      <wps:spPr>
+                        <a:xfrm flipH="1" flipV="1">
+                          <a:off x="0" y="0"/>
+                          <a:ext cx="4070350" cy="666750"/>
+                        </a:xfrm>
+                        <a:prstGeom prst="curvedConnector3">
+                          <a:avLst/>
+                        </a:prstGeom>
+                        <a:ln>
+                          <a:tailEnd type="triangle"/>
+                        </a:ln>
+                      </wps:spPr>
+                      <wps:style>
+                        <a:lnRef idx="1">
+                          <a:schemeClr val="dk1"/>
+                        </a:lnRef>
+                        <a:fillRef idx="0">
+                          <a:schemeClr val="dk1"/>
+                        </a:fillRef>
+                        <a:effectRef idx="0">
+                          <a:schemeClr val="dk1"/>
+                        </a:effectRef>
+                        <a:fontRef idx="minor">
+                          <a:schemeClr val="tx1"/>
+                        </a:fontRef>
+                      </wps:style>
+                      <wps:bodyPr/>
+                    </wps:wsp>
+                  </a:graphicData>
+                </a:graphic>
+              </wp:anchor>
+            </w:drawing>
+          </mc:Choice>
+          <mc:Fallback>
+            <w:pict>
+              <v:shape w14:anchorId="53F1C98A" id="Connector: Curved 40" o:spid="_x0000_s1026" type="#_x0000_t38" style="position:absolute;margin-left:98.45pt;margin-top:1.95pt;width:320.5pt;height:52.5pt;flip:x y;z-index:251677696;visibility:visible;mso-wrap-style:square;mso-wrap-distance-left:9pt;mso-wrap-distance-top:0;mso-wrap-distance-right:9pt;mso-wrap-distance-bottom:0;mso-position-horizontal:absolute;mso-position-horizontal-relative:text;mso-position-vertical:absolute;mso-position-vertical-relative:text" o:gfxdata="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" adj="10800" strokecolor="black [3040]">
+                <v:stroke endarrow="block"/>
+              </v:shape>
+            </w:pict>
+          </mc:Fallback>
+        </mc:AlternateContent>
+      </w:r>
+    </w:p>
+    <w:p>
+      <w:pPr>
+        <w:spacing w:after="200" w:line="276" w:lineRule="auto"/>
+        <w:rPr>
+          <w:b/>
+          <w:bCs/>
+        </w:rPr>
+      </w:pPr>
+      <w:r>
+        <w:rPr>
+          <w:b/>
+          <w:bCs/>
+        </w:rPr>
+        <w:t>ImportReceiptDetail</w:t>
+      </w:r>
+    </w:p>
+    <w:tbl>
+      <w:tblPr>
+        <w:tblStyle w:val="TableGrid"/>
+        <w:tblW w:w="0" w:type="auto"/>
+        <w:tblLook w:val="04A0" w:firstRow="1" w:lastRow="0" w:firstColumn="1" w:lastColumn="0" w:noHBand="0" w:noVBand="1"/>
+      </w:tblPr>
+      <w:tblGrid>
+        <w:gridCol w:w="2787"/>
+        <w:gridCol w:w="1372"/>
+        <w:gridCol w:w="1546"/>
+        <w:gridCol w:w="1202"/>
+        <w:gridCol w:w="2154"/>
+      </w:tblGrid>
+      <w:tr>
+        <w:tc>
+          <w:tcPr>
+            <w:tcW w:w="2787" w:type="dxa"/>
+          </w:tcPr>
+          <w:p>
+            <w:pPr>
+              <w:spacing w:after="200" w:line="276" w:lineRule="auto"/>
+              <w:rPr>
+                <w:noProof/>
+                <w:u w:val="single"/>
+                <w:lang w:val="en-US"/>
+              </w:rPr>
+            </w:pPr>
+            <w:r>
+              <w:rPr>
+                <w:noProof/>
+                <w:u w:val="single"/>
+                <w:lang w:val="en-US"/>
+              </w:rPr>
+              <w:t>import_receipt_detail_id</w:t>
+            </w:r>
+          </w:p>
+        </w:tc>
+        <w:tc>
+          <w:tcPr>
+            <w:tcW w:w="1372" w:type="dxa"/>
+          </w:tcPr>
+          <w:p>
+            <w:pPr>
+              <w:spacing w:after="200" w:line="276" w:lineRule="auto"/>
+              <w:rPr>
+                <w:noProof/>
+                <w:lang w:val="en-US"/>
+              </w:rPr>
+            </w:pPr>
+            <w:r>
+              <w:rPr>
+                <w:noProof/>
+                <w:lang w:val="en-US"/>
+              </w:rPr>
+              <w:t>name</w:t>
+            </w:r>
+          </w:p>
+        </w:tc>
+        <w:tc>
+          <w:tcPr>
+            <w:tcW w:w="1546" w:type="dxa"/>
+          </w:tcPr>
+          <w:p>
+            <w:pPr>
+              <w:spacing w:after="200" w:line="276" w:lineRule="auto"/>
+              <w:rPr>
+                <w:noProof/>
+                <w:lang w:val="en-US"/>
+              </w:rPr>
+            </w:pPr>
+            <w:r>
+              <w:rPr>
+                <w:noProof/>
+                <w:lang w:val="en-US"/>
+              </w:rPr>
+              <w:t>quantity</w:t>
+            </w:r>
+          </w:p>
+        </w:tc>
+        <w:tc>
+          <w:tcPr>
+            <w:tcW w:w="1202" w:type="dxa"/>
+          </w:tcPr>
+          <w:p>
+            <w:pPr>
+              <w:spacing w:after="200" w:line="276" w:lineRule="auto"/>
+              <w:rPr>
+                <w:noProof/>
+                <w:lang w:val="en-US"/>
+              </w:rPr>
+            </w:pPr>
+            <w:r>
+              <w:rPr>
+                <w:noProof/>
+                <w:lang w:val="en-US"/>
+              </w:rPr>
+              <w:t>price</w:t>
+            </w:r>
+          </w:p>
+        </w:tc>
+        <w:tc>
+          <w:tcPr>
+            <w:tcW w:w="2154" w:type="dxa"/>
+          </w:tcPr>
+          <w:p>
+            <w:pPr>
+              <w:spacing w:after="200" w:line="276" w:lineRule="auto"/>
+              <w:rPr>
+                <w:noProof/>
+                <w:lang w:val="en-US"/>
+              </w:rPr>
+            </w:pPr>
+            <w:r>
+              <w:rPr>
+                <w:noProof/>
+                <w:lang w:val="en-US"/>
+              </w:rPr>
+              <w:t>import_receipt_id</w:t>
+            </w:r>
+          </w:p>
+        </w:tc>
+      </w:tr>
+    </w:tbl>
+    <w:p>
+      <w:pPr>
+        <w:spacing w:after="200" w:line="276" w:lineRule="auto"/>
+        <w:rPr>
+          <w:noProof/>
+          <w:lang w:val="en-US"/>
+        </w:rPr>
+      </w:pPr>
+    </w:p>
+    <w:p>
+      <w:pPr>
+        <w:spacing w:after="200" w:line="276" w:lineRule="auto"/>
+        <w:rPr>
+          <w:noProof/>
+          <w:lang w:val="en-US"/>
+        </w:rPr>
+      </w:pPr>
+      <w:r>
+        <w:rPr>
+          <w:noProof/>
+          <w:lang w:val="en-US"/>
+        </w:rPr>
+        <w:t xml:space="preserve">Ràng buộc toàn vẹn: cột </w:t>
+      </w:r>
+      <w:r>
+        <w:rPr>
+          <w:noProof/>
+          <w:lang w:val="en-US"/>
+        </w:rPr>
+        <w:t>import_receipt_id</w:t>
+      </w:r>
+      <w:r>
+        <w:rPr>
+          <w:noProof/>
+          <w:lang w:val="en-US"/>
+        </w:rPr>
+        <w:t xml:space="preserve"> </w:t>
+      </w:r>
+      <w:r>
+        <w:rPr>
+          <w:b/>
+          <w:bCs/>
+          <w:noProof/>
+          <w:lang w:val="en-US"/>
+        </w:rPr>
+        <w:t>không</w:t>
+      </w:r>
+      <w:r>
+        <w:rPr>
+          <w:noProof/>
+          <w:lang w:val="en-US"/>
+        </w:rPr>
+        <w:t xml:space="preserve"> được trùng.</w:t>
+      </w:r>
+    </w:p>
+    <w:p>
+      <w:pPr>
+        <w:spacing w:after="200" w:line="276" w:lineRule="auto"/>
+        <w:rPr>
+          <w:noProof/>
+        </w:rPr>
+      </w:pPr>
+    </w:p>
+    <w:p>
+      <w:pPr>
         <w:pStyle w:val="Heading3"/>
-      </w:pPr>
-      <w:bookmarkStart w:id="44" w:name="_Toc93239642"/>
-      <w:r>
-        <w:t>Đăng nhập tài khoản</w:t>
+        <w:rPr>
+          <w:noProof/>
+        </w:rPr>
+      </w:pPr>
+      <w:bookmarkStart w:id="44" w:name="_Toc93254746"/>
+      <w:r>
+        <w:rPr>
+          <w:noProof/>
+        </w:rPr>
+        <w:lastRenderedPageBreak/>
+        <w:t xml:space="preserve">Mô hình </w:t>
+      </w:r>
+      <w:r>
+        <w:rPr>
+          <w:noProof/>
+        </w:rPr>
+        <w:t>thực thể-mối kết hợp (ER Diagram)</w:t>
       </w:r>
       <w:bookmarkEnd w:id="44"/>
     </w:p>
     <w:p>
       <w:pPr>
-        <w:pStyle w:val="Heading4"/>
-        <w:rPr>
-          <w:lang w:val="en-US"/>
-        </w:rPr>
-      </w:pPr>
-      <w:r>
-        <w:t>Thiết kế giao diện đăng nhập</w:t>
+        <w:keepNext/>
+        <w:jc w:val="center"/>
+      </w:pPr>
+      <w:r>
+        <w:rPr>
+          <w:noProof/>
+        </w:rPr>
+        <w:drawing>
+          <wp:inline distT="0" distB="0" distL="0" distR="0" wp14:anchorId="6E813A03" wp14:editId="6CB4CF03">
+            <wp:extent cx="5760085" cy="3856134"/>
+            <wp:effectExtent l="0" t="0" r="0" b="0"/>
+            <wp:docPr id="52" name="Picture 52"/>
+            <wp:cNvGraphicFramePr>
+              <a:graphicFrameLocks xmlns:a="http://schemas.openxmlformats.org/drawingml/2006/main" noChangeAspect="1"/>
+            </wp:cNvGraphicFramePr>
+            <a:graphic xmlns:a="http://schemas.openxmlformats.org/drawingml/2006/main">
+              <a:graphicData uri="http://schemas.openxmlformats.org/drawingml/2006/picture">
+                <pic:pic xmlns:pic="http://schemas.openxmlformats.org/drawingml/2006/picture">
+                  <pic:nvPicPr>
+                    <pic:cNvPr id="0" name="Picture 5"/>
+                    <pic:cNvPicPr>
+                      <a:picLocks noChangeAspect="1" noChangeArrowheads="1"/>
+                    </pic:cNvPicPr>
+                  </pic:nvPicPr>
+                  <pic:blipFill>
+                    <a:blip r:embed="rId19">
+                      <a:extLst>
+                        <a:ext uri="{28A0092B-C50C-407E-A947-70E740481C1C}">
+                          <a14:useLocalDpi xmlns:a14="http://schemas.microsoft.com/office/drawing/2010/main" val="0"/>
+                        </a:ext>
+                      </a:extLst>
+                    </a:blip>
+                    <a:srcRect/>
+                    <a:stretch>
+                      <a:fillRect/>
+                    </a:stretch>
+                  </pic:blipFill>
+                  <pic:spPr bwMode="auto">
+                    <a:xfrm>
+                      <a:off x="0" y="0"/>
+                      <a:ext cx="5760085" cy="3856134"/>
+                    </a:xfrm>
+                    <a:prstGeom prst="rect">
+                      <a:avLst/>
+                    </a:prstGeom>
+                    <a:noFill/>
+                    <a:ln>
+                      <a:noFill/>
+                    </a:ln>
+                  </pic:spPr>
+                </pic:pic>
+              </a:graphicData>
+            </a:graphic>
+          </wp:inline>
+        </w:drawing>
       </w:r>
     </w:p>
     <w:p>
       <w:pPr>
+        <w:pStyle w:val="Caption"/>
+        <w:rPr>
+          <w:lang w:val="en-US"/>
+        </w:rPr>
+      </w:pPr>
+      <w:bookmarkStart w:id="45" w:name="_Toc93254726"/>
+      <w:r>
+        <w:t xml:space="preserve">Hình </w:t>
+      </w:r>
+      <w:fldSimple w:instr=" STYLEREF 1 \s ">
+        <w:r>
+          <w:rPr>
+            <w:noProof/>
+          </w:rPr>
+          <w:t>4</w:t>
+        </w:r>
+      </w:fldSimple>
+      <w:r>
+        <w:t>.</w:t>
+      </w:r>
+      <w:fldSimple w:instr=" SEQ Hình \* ARABIC \s 1 ">
+        <w:r>
+          <w:rPr>
+            <w:noProof/>
+          </w:rPr>
+          <w:t>10</w:t>
+        </w:r>
+      </w:fldSimple>
+      <w:r>
+        <w:rPr>
+          <w:noProof/>
+          <w:lang w:val="en-US"/>
+        </w:rPr>
+        <w:t xml:space="preserve">: </w:t>
+      </w:r>
+      <w:r>
+        <w:rPr>
+          <w:noProof/>
+          <w:lang w:val="en-US"/>
+        </w:rPr>
+        <w:t>ER Diagram tổng quan của hệ thống</w:t>
+      </w:r>
+      <w:bookmarkEnd w:id="45"/>
+    </w:p>
+    <w:p>
+      <w:pPr>
+        <w:pStyle w:val="Heading2"/>
+        <w:jc w:val="both"/>
+        <w:rPr>
+          <w:noProof/>
+        </w:rPr>
+      </w:pPr>
+      <w:bookmarkStart w:id="46" w:name="_Toc93254747"/>
+      <w:r>
+        <w:rPr>
+          <w:noProof/>
+        </w:rPr>
+        <w:lastRenderedPageBreak/>
+        <w:t>Thiết kế xử lý và giao diện</w:t>
+      </w:r>
+      <w:bookmarkEnd w:id="46"/>
+    </w:p>
+    <w:p>
+      <w:pPr>
+        <w:pStyle w:val="Heading3"/>
+      </w:pPr>
+      <w:bookmarkStart w:id="47" w:name="_Toc93254748"/>
+      <w:r>
+        <w:t>Đăng nhập tài khoản</w:t>
+      </w:r>
+      <w:bookmarkEnd w:id="47"/>
+    </w:p>
+    <w:p>
+      <w:pPr>
+        <w:pStyle w:val="Heading4"/>
+        <w:rPr>
+          <w:lang w:val="en-US"/>
+        </w:rPr>
+      </w:pPr>
+      <w:r>
+        <w:t>Thiết kế giao diện đăng nhập</w:t>
+      </w:r>
+    </w:p>
+    <w:p>
+      <w:pPr>
         <w:keepNext/>
         <w:jc w:val="center"/>
       </w:pPr>
+      <w:r>
+        <w:rPr>
+          <w:noProof/>
+        </w:rPr>
+        <w:drawing>
+          <wp:anchor distT="0" distB="0" distL="114300" distR="114300" simplePos="0" relativeHeight="251678720" behindDoc="0" locked="0" layoutInCell="1" allowOverlap="1" wp14:anchorId="65972BBB" wp14:editId="1C8F2ADB">
+            <wp:simplePos x="0" y="0"/>
+            <wp:positionH relativeFrom="column">
+              <wp:posOffset>4937506</wp:posOffset>
+            </wp:positionH>
+            <wp:positionV relativeFrom="paragraph">
+              <wp:posOffset>1882013</wp:posOffset>
+            </wp:positionV>
+            <wp:extent cx="335523" cy="214313"/>
+            <wp:effectExtent l="0" t="0" r="7620" b="0"/>
+            <wp:wrapNone/>
+            <wp:docPr id="45" name="Picture 45"/>
+            <wp:cNvGraphicFramePr>
+              <a:graphicFrameLocks xmlns:a="http://schemas.openxmlformats.org/drawingml/2006/main" noChangeAspect="1"/>
+            </wp:cNvGraphicFramePr>
+            <a:graphic xmlns:a="http://schemas.openxmlformats.org/drawingml/2006/main">
+              <a:graphicData uri="http://schemas.openxmlformats.org/drawingml/2006/picture">
+                <pic:pic xmlns:pic="http://schemas.openxmlformats.org/drawingml/2006/picture">
+                  <pic:nvPicPr>
+                    <pic:cNvPr id="45" name="Picture 45"/>
+                    <pic:cNvPicPr/>
+                  </pic:nvPicPr>
+                  <pic:blipFill rotWithShape="1">
+                    <a:blip r:embed="rId20" cstate="print">
+                      <a:extLst>
+                        <a:ext uri="{28A0092B-C50C-407E-A947-70E740481C1C}">
+                          <a14:useLocalDpi xmlns:a14="http://schemas.microsoft.com/office/drawing/2010/main" val="0"/>
+                        </a:ext>
+                      </a:extLst>
+                    </a:blip>
+                    <a:srcRect l="29104" t="40371" r="28783" b="40613"/>
+                    <a:stretch/>
+                  </pic:blipFill>
+                  <pic:spPr bwMode="auto">
+                    <a:xfrm>
+                      <a:off x="0" y="0"/>
+                      <a:ext cx="335523" cy="214313"/>
+                    </a:xfrm>
+                    <a:prstGeom prst="rect">
+                      <a:avLst/>
+                    </a:prstGeom>
+                    <a:ln>
+                      <a:noFill/>
+                    </a:ln>
+                    <a:extLst>
+                      <a:ext uri="{53640926-AAD7-44D8-BBD7-CCE9431645EC}">
+                        <a14:shadowObscured xmlns:a14="http://schemas.microsoft.com/office/drawing/2010/main"/>
+                      </a:ext>
+                    </a:extLst>
+                  </pic:spPr>
+                </pic:pic>
+              </a:graphicData>
+            </a:graphic>
+            <wp14:sizeRelH relativeFrom="margin">
+              <wp14:pctWidth>0</wp14:pctWidth>
+            </wp14:sizeRelH>
+            <wp14:sizeRelV relativeFrom="margin">
+              <wp14:pctHeight>0</wp14:pctHeight>
+            </wp14:sizeRelV>
+          </wp:anchor>
+        </w:drawing>
+      </w:r>
       <w:r>
         <w:rPr>
           <w:noProof/>
@@ -26071,7 +30054,7 @@
                     </pic:cNvPicPr>
                   </pic:nvPicPr>
                   <pic:blipFill>
-                    <a:blip r:embed="rId19">
+                    <a:blip r:embed="rId21">
                       <a:extLst>
                         <a:ext uri="{28A0092B-C50C-407E-A947-70E740481C1C}">
                           <a14:useLocalDpi xmlns:a14="http://schemas.microsoft.com/office/drawing/2010/main" val="0"/>
@@ -26105,12 +30088,18 @@
     </w:p>
     <w:p>
       <w:pPr>
+        <w:keepNext/>
+        <w:jc w:val="center"/>
+      </w:pPr>
+    </w:p>
+    <w:p>
+      <w:pPr>
         <w:pStyle w:val="Caption"/>
         <w:rPr>
           <w:lang w:val="en-US"/>
         </w:rPr>
       </w:pPr>
-      <w:bookmarkStart w:id="45" w:name="_Toc93239659"/>
+      <w:bookmarkStart w:id="48" w:name="_Toc93254727"/>
       <w:r>
         <w:t xml:space="preserve">Hình </w:t>
       </w:r>
@@ -26130,7 +30119,7 @@
           <w:rPr>
             <w:noProof/>
           </w:rPr>
-          <w:t>10</w:t>
+          <w:t>11</w:t>
         </w:r>
       </w:fldSimple>
       <w:r>
@@ -26147,7 +30136,7 @@
         </w:rPr>
         <w:t>Giao diện đăng nhập hệ thống</w:t>
       </w:r>
-      <w:bookmarkEnd w:id="45"/>
+      <w:bookmarkEnd w:id="48"/>
     </w:p>
     <w:p>
       <w:pPr>
@@ -26590,11 +30579,8 @@
     <w:p>
       <w:pPr>
         <w:pStyle w:val="Caption"/>
-        <w:rPr>
-          <w:lang w:val="en-US"/>
-        </w:rPr>
-      </w:pPr>
-      <w:bookmarkStart w:id="46" w:name="_Toc93239680"/>
+      </w:pPr>
+      <w:bookmarkStart w:id="49" w:name="_Toc93254710"/>
       <w:r>
         <w:t xml:space="preserve">Bảng </w:t>
       </w:r>
@@ -26626,23 +30612,7 @@
       <w:r>
         <w:t>Xử lý giao diện đăng nhập</w:t>
       </w:r>
-      <w:bookmarkEnd w:id="46"/>
-    </w:p>
-    <w:p>
-      <w:pPr>
-        <w:rPr>
-          <w:lang w:val="en-US"/>
-        </w:rPr>
-      </w:pPr>
-    </w:p>
-    <w:p>
-      <w:pPr>
-        <w:pStyle w:val="Heading3"/>
-        <w:numPr>
-          <w:ilvl w:val="0"/>
-          <w:numId w:val="0"/>
-        </w:numPr>
-      </w:pPr>
+      <w:bookmarkEnd w:id="49"/>
     </w:p>
     <w:p>
       <w:pPr>
@@ -26663,7 +30633,7 @@
       <w:pPr>
         <w:pStyle w:val="Heading3"/>
       </w:pPr>
-      <w:bookmarkStart w:id="47" w:name="_Toc93239643"/>
+      <w:bookmarkStart w:id="50" w:name="_Toc93254749"/>
       <w:r>
         <w:lastRenderedPageBreak/>
         <w:t xml:space="preserve">Đăng </w:t>
@@ -26674,15 +30644,11 @@
       <w:r>
         <w:t xml:space="preserve"> người dùng</w:t>
       </w:r>
-      <w:bookmarkEnd w:id="47"/>
+      <w:bookmarkEnd w:id="50"/>
     </w:p>
     <w:p>
       <w:pPr>
         <w:pStyle w:val="Heading4"/>
-        <w:numPr>
-          <w:ilvl w:val="3"/>
-          <w:numId w:val="14"/>
-        </w:numPr>
       </w:pPr>
       <w:r>
         <w:t xml:space="preserve">Thiết kế giao diện </w:t>
@@ -26701,7 +30667,211 @@
           <w:noProof/>
         </w:rPr>
         <w:drawing>
-          <wp:inline distT="0" distB="0" distL="0" distR="0" wp14:anchorId="38E683C8" wp14:editId="7E5A5C87">
+          <wp:anchor distT="0" distB="0" distL="114300" distR="114300" simplePos="0" relativeHeight="251683840" behindDoc="0" locked="0" layoutInCell="1" allowOverlap="1" wp14:anchorId="292B08A7" wp14:editId="0471C962">
+            <wp:simplePos x="0" y="0"/>
+            <wp:positionH relativeFrom="column">
+              <wp:posOffset>4684989</wp:posOffset>
+            </wp:positionH>
+            <wp:positionV relativeFrom="paragraph">
+              <wp:posOffset>2849880</wp:posOffset>
+            </wp:positionV>
+            <wp:extent cx="216181" cy="214555"/>
+            <wp:effectExtent l="0" t="0" r="0" b="0"/>
+            <wp:wrapNone/>
+            <wp:docPr id="49" name="Picture 49"/>
+            <wp:cNvGraphicFramePr>
+              <a:graphicFrameLocks xmlns:a="http://schemas.openxmlformats.org/drawingml/2006/main" noChangeAspect="1"/>
+            </wp:cNvGraphicFramePr>
+            <a:graphic xmlns:a="http://schemas.openxmlformats.org/drawingml/2006/main">
+              <a:graphicData uri="http://schemas.openxmlformats.org/drawingml/2006/picture">
+                <pic:pic xmlns:pic="http://schemas.openxmlformats.org/drawingml/2006/picture">
+                  <pic:nvPicPr>
+                    <pic:cNvPr id="0" name="Picture 3"/>
+                    <pic:cNvPicPr>
+                      <a:picLocks noChangeAspect="1" noChangeArrowheads="1"/>
+                    </pic:cNvPicPr>
+                  </pic:nvPicPr>
+                  <pic:blipFill rotWithShape="1">
+                    <a:blip r:embed="rId22" cstate="print">
+                      <a:extLst>
+                        <a:ext uri="{28A0092B-C50C-407E-A947-70E740481C1C}">
+                          <a14:useLocalDpi xmlns:a14="http://schemas.microsoft.com/office/drawing/2010/main" val="0"/>
+                        </a:ext>
+                      </a:extLst>
+                    </a:blip>
+                    <a:srcRect l="28084" t="34219" r="27974" b="34843"/>
+                    <a:stretch/>
+                  </pic:blipFill>
+                  <pic:spPr bwMode="auto">
+                    <a:xfrm>
+                      <a:off x="0" y="0"/>
+                      <a:ext cx="216181" cy="214555"/>
+                    </a:xfrm>
+                    <a:prstGeom prst="rect">
+                      <a:avLst/>
+                    </a:prstGeom>
+                    <a:noFill/>
+                    <a:ln>
+                      <a:noFill/>
+                    </a:ln>
+                    <a:extLst>
+                      <a:ext uri="{53640926-AAD7-44D8-BBD7-CCE9431645EC}">
+                        <a14:shadowObscured xmlns:a14="http://schemas.microsoft.com/office/drawing/2010/main"/>
+                      </a:ext>
+                    </a:extLst>
+                  </pic:spPr>
+                </pic:pic>
+              </a:graphicData>
+            </a:graphic>
+            <wp14:sizeRelH relativeFrom="margin">
+              <wp14:pctWidth>0</wp14:pctWidth>
+            </wp14:sizeRelH>
+            <wp14:sizeRelV relativeFrom="margin">
+              <wp14:pctHeight>0</wp14:pctHeight>
+            </wp14:sizeRelV>
+          </wp:anchor>
+        </w:drawing>
+      </w:r>
+      <w:r>
+        <w:rPr>
+          <w:noProof/>
+        </w:rPr>
+        <w:drawing>
+          <wp:anchor distT="0" distB="0" distL="114300" distR="114300" simplePos="0" relativeHeight="251682816" behindDoc="0" locked="0" layoutInCell="1" allowOverlap="1" wp14:anchorId="34C57057" wp14:editId="779DDAFA">
+            <wp:simplePos x="0" y="0"/>
+            <wp:positionH relativeFrom="column">
+              <wp:posOffset>4623858</wp:posOffset>
+            </wp:positionH>
+            <wp:positionV relativeFrom="paragraph">
+              <wp:posOffset>2501265</wp:posOffset>
+            </wp:positionV>
+            <wp:extent cx="275045" cy="175683"/>
+            <wp:effectExtent l="0" t="0" r="0" b="0"/>
+            <wp:wrapNone/>
+            <wp:docPr id="47" name="Picture 47"/>
+            <wp:cNvGraphicFramePr>
+              <a:graphicFrameLocks xmlns:a="http://schemas.openxmlformats.org/drawingml/2006/main" noChangeAspect="1"/>
+            </wp:cNvGraphicFramePr>
+            <a:graphic xmlns:a="http://schemas.openxmlformats.org/drawingml/2006/main">
+              <a:graphicData uri="http://schemas.openxmlformats.org/drawingml/2006/picture">
+                <pic:pic xmlns:pic="http://schemas.openxmlformats.org/drawingml/2006/picture">
+                  <pic:nvPicPr>
+                    <pic:cNvPr id="45" name="Picture 45"/>
+                    <pic:cNvPicPr/>
+                  </pic:nvPicPr>
+                  <pic:blipFill rotWithShape="1">
+                    <a:blip r:embed="rId23" cstate="print">
+                      <a:extLst>
+                        <a:ext uri="{28A0092B-C50C-407E-A947-70E740481C1C}">
+                          <a14:useLocalDpi xmlns:a14="http://schemas.microsoft.com/office/drawing/2010/main" val="0"/>
+                        </a:ext>
+                      </a:extLst>
+                    </a:blip>
+                    <a:srcRect l="29104" t="40371" r="28783" b="40613"/>
+                    <a:stretch/>
+                  </pic:blipFill>
+                  <pic:spPr bwMode="auto">
+                    <a:xfrm>
+                      <a:off x="0" y="0"/>
+                      <a:ext cx="275045" cy="175683"/>
+                    </a:xfrm>
+                    <a:prstGeom prst="rect">
+                      <a:avLst/>
+                    </a:prstGeom>
+                    <a:ln>
+                      <a:noFill/>
+                    </a:ln>
+                    <a:extLst>
+                      <a:ext uri="{53640926-AAD7-44D8-BBD7-CCE9431645EC}">
+                        <a14:shadowObscured xmlns:a14="http://schemas.microsoft.com/office/drawing/2010/main"/>
+                      </a:ext>
+                    </a:extLst>
+                  </pic:spPr>
+                </pic:pic>
+              </a:graphicData>
+            </a:graphic>
+            <wp14:sizeRelH relativeFrom="margin">
+              <wp14:pctWidth>0</wp14:pctWidth>
+            </wp14:sizeRelH>
+            <wp14:sizeRelV relativeFrom="margin">
+              <wp14:pctHeight>0</wp14:pctHeight>
+            </wp14:sizeRelV>
+          </wp:anchor>
+        </w:drawing>
+      </w:r>
+      <w:r>
+        <w:rPr>
+          <w:noProof/>
+        </w:rPr>
+        <w:drawing>
+          <wp:anchor distT="0" distB="0" distL="114300" distR="114300" simplePos="0" relativeHeight="251680768" behindDoc="0" locked="0" layoutInCell="1" allowOverlap="1" wp14:anchorId="41FE76E6" wp14:editId="342E09BA">
+            <wp:simplePos x="0" y="0"/>
+            <wp:positionH relativeFrom="column">
+              <wp:posOffset>4626344</wp:posOffset>
+            </wp:positionH>
+            <wp:positionV relativeFrom="paragraph">
+              <wp:posOffset>2056765</wp:posOffset>
+            </wp:positionV>
+            <wp:extent cx="275045" cy="175683"/>
+            <wp:effectExtent l="0" t="0" r="0" b="0"/>
+            <wp:wrapNone/>
+            <wp:docPr id="46" name="Picture 46"/>
+            <wp:cNvGraphicFramePr>
+              <a:graphicFrameLocks xmlns:a="http://schemas.openxmlformats.org/drawingml/2006/main" noChangeAspect="1"/>
+            </wp:cNvGraphicFramePr>
+            <a:graphic xmlns:a="http://schemas.openxmlformats.org/drawingml/2006/main">
+              <a:graphicData uri="http://schemas.openxmlformats.org/drawingml/2006/picture">
+                <pic:pic xmlns:pic="http://schemas.openxmlformats.org/drawingml/2006/picture">
+                  <pic:nvPicPr>
+                    <pic:cNvPr id="45" name="Picture 45"/>
+                    <pic:cNvPicPr/>
+                  </pic:nvPicPr>
+                  <pic:blipFill rotWithShape="1">
+                    <a:blip r:embed="rId24" cstate="print">
+                      <a:extLst>
+                        <a:ext uri="{28A0092B-C50C-407E-A947-70E740481C1C}">
+                          <a14:useLocalDpi xmlns:a14="http://schemas.microsoft.com/office/drawing/2010/main" val="0"/>
+                        </a:ext>
+                      </a:extLst>
+                    </a:blip>
+                    <a:srcRect l="29104" t="40371" r="28783" b="40613"/>
+                    <a:stretch/>
+                  </pic:blipFill>
+                  <pic:spPr bwMode="auto">
+                    <a:xfrm>
+                      <a:off x="0" y="0"/>
+                      <a:ext cx="276533" cy="176633"/>
+                    </a:xfrm>
+                    <a:prstGeom prst="rect">
+                      <a:avLst/>
+                    </a:prstGeom>
+                    <a:ln>
+                      <a:noFill/>
+                    </a:ln>
+                    <a:extLst>
+                      <a:ext uri="{53640926-AAD7-44D8-BBD7-CCE9431645EC}">
+                        <a14:shadowObscured xmlns:a14="http://schemas.microsoft.com/office/drawing/2010/main"/>
+                      </a:ext>
+                    </a:extLst>
+                  </pic:spPr>
+                </pic:pic>
+              </a:graphicData>
+            </a:graphic>
+            <wp14:sizeRelH relativeFrom="margin">
+              <wp14:pctWidth>0</wp14:pctWidth>
+            </wp14:sizeRelH>
+            <wp14:sizeRelV relativeFrom="margin">
+              <wp14:pctHeight>0</wp14:pctHeight>
+            </wp14:sizeRelV>
+          </wp:anchor>
+        </w:drawing>
+      </w:r>
+      <w:r>
+        <w:rPr>
+          <w:noProof/>
+        </w:rPr>
+        <w:drawing>
+          <wp:inline distT="0" distB="0" distL="0" distR="0" wp14:anchorId="38E683C8" wp14:editId="7B6EFF6F">
             <wp:extent cx="5486400" cy="3794760"/>
             <wp:effectExtent l="0" t="0" r="0" b="0"/>
             <wp:docPr id="7" name="Picture 7"/>
@@ -26718,7 +30888,7 @@
                     </pic:cNvPicPr>
                   </pic:nvPicPr>
                   <pic:blipFill>
-                    <a:blip r:embed="rId20"/>
+                    <a:blip r:embed="rId25"/>
                     <a:stretch>
                       <a:fillRect/>
                     </a:stretch>
@@ -26746,7 +30916,7 @@
           <w:lang w:val="en-US"/>
         </w:rPr>
       </w:pPr>
-      <w:bookmarkStart w:id="48" w:name="_Toc93239660"/>
+      <w:bookmarkStart w:id="51" w:name="_Toc93254728"/>
       <w:r>
         <w:t xml:space="preserve">Hình </w:t>
       </w:r>
@@ -26766,7 +30936,7 @@
           <w:rPr>
             <w:noProof/>
           </w:rPr>
-          <w:t>11</w:t>
+          <w:t>12</w:t>
         </w:r>
       </w:fldSimple>
       <w:r>
@@ -26789,7 +30959,7 @@
         </w:rPr>
         <w:t>đăng ký người dùng</w:t>
       </w:r>
-      <w:bookmarkEnd w:id="48"/>
+      <w:bookmarkEnd w:id="51"/>
     </w:p>
     <w:p>
       <w:pPr>
@@ -27238,7 +31408,7 @@
       <w:pPr>
         <w:pStyle w:val="Caption"/>
       </w:pPr>
-      <w:bookmarkStart w:id="49" w:name="_Toc93239681"/>
+      <w:bookmarkStart w:id="52" w:name="_Toc93254711"/>
       <w:r>
         <w:t xml:space="preserve">Bảng </w:t>
       </w:r>
@@ -27276,7 +31446,7 @@
         </w:rPr>
         <w:t>đăng ký</w:t>
       </w:r>
-      <w:bookmarkEnd w:id="49"/>
+      <w:bookmarkEnd w:id="52"/>
     </w:p>
     <w:p>
       <w:pPr>
@@ -27297,20 +31467,16 @@
       <w:pPr>
         <w:pStyle w:val="Heading3"/>
       </w:pPr>
-      <w:bookmarkStart w:id="50" w:name="_Toc93239644"/>
+      <w:bookmarkStart w:id="53" w:name="_Toc93254750"/>
       <w:r>
         <w:lastRenderedPageBreak/>
         <w:t>Tra cứu sách</w:t>
       </w:r>
-      <w:bookmarkEnd w:id="50"/>
+      <w:bookmarkEnd w:id="53"/>
     </w:p>
     <w:p>
       <w:pPr>
         <w:pStyle w:val="Heading4"/>
-        <w:numPr>
-          <w:ilvl w:val="3"/>
-          <w:numId w:val="14"/>
-        </w:numPr>
       </w:pPr>
       <w:r>
         <w:t xml:space="preserve">Thiết kế giao diện </w:t>
@@ -27346,7 +31512,7 @@
                     </pic:cNvPicPr>
                   </pic:nvPicPr>
                   <pic:blipFill>
-                    <a:blip r:embed="rId21"/>
+                    <a:blip r:embed="rId26"/>
                     <a:stretch>
                       <a:fillRect/>
                     </a:stretch>
@@ -27374,7 +31540,7 @@
           <w:lang w:val="en-US"/>
         </w:rPr>
       </w:pPr>
-      <w:bookmarkStart w:id="51" w:name="_Toc93239661"/>
+      <w:bookmarkStart w:id="54" w:name="_Toc93254729"/>
       <w:r>
         <w:t xml:space="preserve">Hình </w:t>
       </w:r>
@@ -27394,7 +31560,7 @@
           <w:rPr>
             <w:noProof/>
           </w:rPr>
-          <w:t>12</w:t>
+          <w:t>13</w:t>
         </w:r>
       </w:fldSimple>
       <w:r>
@@ -27429,7 +31595,7 @@
         </w:rPr>
         <w:t xml:space="preserve"> sách</w:t>
       </w:r>
-      <w:bookmarkEnd w:id="51"/>
+      <w:bookmarkEnd w:id="54"/>
     </w:p>
     <w:p>
       <w:pPr>
@@ -27869,7 +32035,7 @@
           <w:lang w:val="en-US"/>
         </w:rPr>
       </w:pPr>
-      <w:bookmarkStart w:id="52" w:name="_Toc93239682"/>
+      <w:bookmarkStart w:id="55" w:name="_Toc93254712"/>
       <w:r>
         <w:t xml:space="preserve">Bảng </w:t>
       </w:r>
@@ -27907,13 +32073,13 @@
         </w:rPr>
         <w:t>tìm kiếm</w:t>
       </w:r>
-      <w:bookmarkEnd w:id="52"/>
+      <w:bookmarkEnd w:id="55"/>
     </w:p>
     <w:p>
       <w:pPr>
         <w:pStyle w:val="Heading3"/>
       </w:pPr>
-      <w:bookmarkStart w:id="53" w:name="_Toc93239645"/>
+      <w:bookmarkStart w:id="56" w:name="_Toc93254751"/>
       <w:r>
         <w:lastRenderedPageBreak/>
         <w:t xml:space="preserve">Đặt </w:t>
@@ -27921,15 +32087,11 @@
       <w:r>
         <w:t>sách</w:t>
       </w:r>
-      <w:bookmarkEnd w:id="53"/>
+      <w:bookmarkEnd w:id="56"/>
     </w:p>
     <w:p>
       <w:pPr>
         <w:pStyle w:val="Heading4"/>
-        <w:numPr>
-          <w:ilvl w:val="3"/>
-          <w:numId w:val="14"/>
-        </w:numPr>
       </w:pPr>
       <w:r>
         <w:t xml:space="preserve">Thiết kế giao diện </w:t>
@@ -27948,7 +32110,77 @@
           <w:noProof/>
         </w:rPr>
         <w:drawing>
-          <wp:inline distT="0" distB="0" distL="0" distR="0" wp14:anchorId="4E1BDA1D" wp14:editId="0401220F">
+          <wp:anchor distT="0" distB="0" distL="114300" distR="114300" simplePos="0" relativeHeight="251685888" behindDoc="0" locked="0" layoutInCell="1" allowOverlap="1" wp14:anchorId="3869D0C6" wp14:editId="0E7DAB65">
+            <wp:simplePos x="0" y="0"/>
+            <wp:positionH relativeFrom="column">
+              <wp:posOffset>5094578</wp:posOffset>
+            </wp:positionH>
+            <wp:positionV relativeFrom="paragraph">
+              <wp:posOffset>422910</wp:posOffset>
+            </wp:positionV>
+            <wp:extent cx="362833" cy="347244"/>
+            <wp:effectExtent l="0" t="0" r="0" b="0"/>
+            <wp:wrapNone/>
+            <wp:docPr id="50" name="Picture 50"/>
+            <wp:cNvGraphicFramePr>
+              <a:graphicFrameLocks xmlns:a="http://schemas.openxmlformats.org/drawingml/2006/main" noChangeAspect="1"/>
+            </wp:cNvGraphicFramePr>
+            <a:graphic xmlns:a="http://schemas.openxmlformats.org/drawingml/2006/main">
+              <a:graphicData uri="http://schemas.openxmlformats.org/drawingml/2006/picture">
+                <pic:pic xmlns:pic="http://schemas.openxmlformats.org/drawingml/2006/picture">
+                  <pic:nvPicPr>
+                    <pic:cNvPr id="0" name="Picture 4"/>
+                    <pic:cNvPicPr>
+                      <a:picLocks noChangeAspect="1" noChangeArrowheads="1"/>
+                    </pic:cNvPicPr>
+                  </pic:nvPicPr>
+                  <pic:blipFill rotWithShape="1">
+                    <a:blip r:embed="rId27" cstate="print">
+                      <a:extLst>
+                        <a:ext uri="{28A0092B-C50C-407E-A947-70E740481C1C}">
+                          <a14:useLocalDpi xmlns:a14="http://schemas.microsoft.com/office/drawing/2010/main" val="0"/>
+                        </a:ext>
+                      </a:extLst>
+                    </a:blip>
+                    <a:srcRect l="26275" t="31388" r="31266" b="39883"/>
+                    <a:stretch/>
+                  </pic:blipFill>
+                  <pic:spPr bwMode="auto">
+                    <a:xfrm>
+                      <a:off x="0" y="0"/>
+                      <a:ext cx="362833" cy="347244"/>
+                    </a:xfrm>
+                    <a:prstGeom prst="rect">
+                      <a:avLst/>
+                    </a:prstGeom>
+                    <a:noFill/>
+                    <a:ln>
+                      <a:noFill/>
+                    </a:ln>
+                    <a:extLst>
+                      <a:ext uri="{53640926-AAD7-44D8-BBD7-CCE9431645EC}">
+                        <a14:shadowObscured xmlns:a14="http://schemas.microsoft.com/office/drawing/2010/main"/>
+                      </a:ext>
+                    </a:extLst>
+                  </pic:spPr>
+                </pic:pic>
+              </a:graphicData>
+            </a:graphic>
+            <wp14:sizeRelH relativeFrom="margin">
+              <wp14:pctWidth>0</wp14:pctWidth>
+            </wp14:sizeRelH>
+            <wp14:sizeRelV relativeFrom="margin">
+              <wp14:pctHeight>0</wp14:pctHeight>
+            </wp14:sizeRelV>
+          </wp:anchor>
+        </w:drawing>
+      </w:r>
+      <w:r>
+        <w:rPr>
+          <w:noProof/>
+        </w:rPr>
+        <w:drawing>
+          <wp:inline distT="0" distB="0" distL="0" distR="0" wp14:anchorId="4E1BDA1D" wp14:editId="721CB79C">
             <wp:extent cx="5760085" cy="3364230"/>
             <wp:effectExtent l="0" t="0" r="0" b="7620"/>
             <wp:docPr id="16" name="Picture 16"/>
@@ -27965,7 +32197,7 @@
                     </pic:cNvPicPr>
                   </pic:nvPicPr>
                   <pic:blipFill>
-                    <a:blip r:embed="rId22"/>
+                    <a:blip r:embed="rId28"/>
                     <a:stretch>
                       <a:fillRect/>
                     </a:stretch>
@@ -27993,7 +32225,7 @@
           <w:lang w:val="en-US"/>
         </w:rPr>
       </w:pPr>
-      <w:bookmarkStart w:id="54" w:name="_Toc93239662"/>
+      <w:bookmarkStart w:id="57" w:name="_Toc93254730"/>
       <w:r>
         <w:t xml:space="preserve">Hình </w:t>
       </w:r>
@@ -28013,7 +32245,7 @@
           <w:rPr>
             <w:noProof/>
           </w:rPr>
-          <w:t>13</w:t>
+          <w:t>14</w:t>
         </w:r>
       </w:fldSimple>
       <w:r>
@@ -28036,7 +32268,7 @@
         </w:rPr>
         <w:t>đặt sách</w:t>
       </w:r>
-      <w:bookmarkEnd w:id="54"/>
+      <w:bookmarkEnd w:id="57"/>
     </w:p>
     <w:p>
       <w:pPr>
@@ -28455,7 +32687,7 @@
           <w:lang w:val="en-US"/>
         </w:rPr>
       </w:pPr>
-      <w:bookmarkStart w:id="55" w:name="_Toc93239683"/>
+      <w:bookmarkStart w:id="58" w:name="_Toc93254713"/>
       <w:r>
         <w:t xml:space="preserve">Bảng </w:t>
       </w:r>
@@ -28493,7 +32725,7 @@
         </w:rPr>
         <w:t>đặt hàng</w:t>
       </w:r>
-      <w:bookmarkEnd w:id="55"/>
+      <w:bookmarkEnd w:id="58"/>
     </w:p>
     <w:p>
       <w:pPr>
@@ -28521,7 +32753,7 @@
       <w:pPr>
         <w:pStyle w:val="Heading3"/>
       </w:pPr>
-      <w:bookmarkStart w:id="56" w:name="_Toc93239646"/>
+      <w:bookmarkStart w:id="59" w:name="_Toc93254752"/>
       <w:r>
         <w:lastRenderedPageBreak/>
         <w:t>Thanh toán</w:t>
@@ -28529,15 +32761,11 @@
       <w:r>
         <w:t xml:space="preserve"> giỏ hàng</w:t>
       </w:r>
-      <w:bookmarkEnd w:id="56"/>
+      <w:bookmarkEnd w:id="59"/>
     </w:p>
     <w:p>
       <w:pPr>
         <w:pStyle w:val="Heading4"/>
-        <w:numPr>
-          <w:ilvl w:val="3"/>
-          <w:numId w:val="14"/>
-        </w:numPr>
       </w:pPr>
       <w:r>
         <w:t xml:space="preserve">Thiết kế giao diện </w:t>
@@ -28551,6 +32779,73 @@
         <w:keepNext/>
         <w:jc w:val="center"/>
       </w:pPr>
+      <w:r>
+        <w:rPr>
+          <w:noProof/>
+        </w:rPr>
+        <mc:AlternateContent>
+          <mc:Choice Requires="wps">
+            <w:drawing>
+              <wp:anchor distT="0" distB="0" distL="114300" distR="114300" simplePos="0" relativeHeight="251686912" behindDoc="0" locked="0" layoutInCell="1" allowOverlap="1" wp14:anchorId="6D512BD4" wp14:editId="4A551D46">
+                <wp:simplePos x="0" y="0"/>
+                <wp:positionH relativeFrom="column">
+                  <wp:posOffset>1530477</wp:posOffset>
+                </wp:positionH>
+                <wp:positionV relativeFrom="paragraph">
+                  <wp:posOffset>3053715</wp:posOffset>
+                </wp:positionV>
+                <wp:extent cx="3923157" cy="12192"/>
+                <wp:effectExtent l="0" t="0" r="28575" b="26670"/>
+                <wp:wrapNone/>
+                <wp:docPr id="51" name="Straight Connector 51"/>
+                <wp:cNvGraphicFramePr/>
+                <a:graphic xmlns:a="http://schemas.openxmlformats.org/drawingml/2006/main">
+                  <a:graphicData uri="http://schemas.microsoft.com/office/word/2010/wordprocessingShape">
+                    <wps:wsp>
+                      <wps:cNvCnPr/>
+                      <wps:spPr>
+                        <a:xfrm>
+                          <a:off x="0" y="0"/>
+                          <a:ext cx="3923157" cy="12192"/>
+                        </a:xfrm>
+                        <a:prstGeom prst="line">
+                          <a:avLst/>
+                        </a:prstGeom>
+                      </wps:spPr>
+                      <wps:style>
+                        <a:lnRef idx="1">
+                          <a:schemeClr val="dk1"/>
+                        </a:lnRef>
+                        <a:fillRef idx="0">
+                          <a:schemeClr val="dk1"/>
+                        </a:fillRef>
+                        <a:effectRef idx="0">
+                          <a:schemeClr val="dk1"/>
+                        </a:effectRef>
+                        <a:fontRef idx="minor">
+                          <a:schemeClr val="tx1"/>
+                        </a:fontRef>
+                      </wps:style>
+                      <wps:bodyPr/>
+                    </wps:wsp>
+                  </a:graphicData>
+                </a:graphic>
+                <wp14:sizeRelH relativeFrom="margin">
+                  <wp14:pctWidth>0</wp14:pctWidth>
+                </wp14:sizeRelH>
+                <wp14:sizeRelV relativeFrom="margin">
+                  <wp14:pctHeight>0</wp14:pctHeight>
+                </wp14:sizeRelV>
+              </wp:anchor>
+            </w:drawing>
+          </mc:Choice>
+          <mc:Fallback>
+            <w:pict>
+              <v:line w14:anchorId="6ED0A249" id="Straight Connector 51" o:spid="_x0000_s1026" style="position:absolute;z-index:251686912;visibility:visible;mso-wrap-style:square;mso-width-percent:0;mso-height-percent:0;mso-wrap-distance-left:9pt;mso-wrap-distance-top:0;mso-wrap-distance-right:9pt;mso-wrap-distance-bottom:0;mso-position-horizontal:absolute;mso-position-horizontal-relative:text;mso-position-vertical:absolute;mso-position-vertical-relative:text;mso-width-percent:0;mso-height-percent:0;mso-width-relative:margin;mso-height-relative:margin" from="120.5pt,240.45pt" to="429.4pt,241.4pt" o:gfxdata="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" strokecolor="black [3040]"/>
+            </w:pict>
+          </mc:Fallback>
+        </mc:AlternateContent>
+      </w:r>
       <w:r>
         <w:rPr>
           <w:noProof/>
@@ -28573,7 +32868,7 @@
                     </pic:cNvPicPr>
                   </pic:nvPicPr>
                   <pic:blipFill>
-                    <a:blip r:embed="rId23"/>
+                    <a:blip r:embed="rId29"/>
                     <a:stretch>
                       <a:fillRect/>
                     </a:stretch>
@@ -28601,7 +32896,7 @@
           <w:lang w:val="en-US"/>
         </w:rPr>
       </w:pPr>
-      <w:bookmarkStart w:id="57" w:name="_Toc93239663"/>
+      <w:bookmarkStart w:id="60" w:name="_Toc93254731"/>
       <w:r>
         <w:t xml:space="preserve">Hình </w:t>
       </w:r>
@@ -28621,7 +32916,7 @@
           <w:rPr>
             <w:noProof/>
           </w:rPr>
-          <w:t>14</w:t>
+          <w:t>15</w:t>
         </w:r>
       </w:fldSimple>
       <w:r>
@@ -28644,7 +32939,7 @@
         </w:rPr>
         <w:t>thanh toán giỏ hàng</w:t>
       </w:r>
-      <w:bookmarkEnd w:id="57"/>
+      <w:bookmarkEnd w:id="60"/>
     </w:p>
     <w:p>
       <w:pPr>
@@ -29081,7 +33376,7 @@
           <w:lang w:val="en-US"/>
         </w:rPr>
       </w:pPr>
-      <w:bookmarkStart w:id="58" w:name="_Toc93239684"/>
+      <w:bookmarkStart w:id="61" w:name="_Toc93254714"/>
       <w:r>
         <w:t xml:space="preserve">Bảng </w:t>
       </w:r>
@@ -29119,26 +33414,22 @@
         </w:rPr>
         <w:t>thanh toán</w:t>
       </w:r>
-      <w:bookmarkEnd w:id="58"/>
+      <w:bookmarkEnd w:id="61"/>
     </w:p>
     <w:p>
       <w:pPr>
         <w:pStyle w:val="Heading3"/>
       </w:pPr>
-      <w:bookmarkStart w:id="59" w:name="_Toc93239647"/>
+      <w:bookmarkStart w:id="62" w:name="_Toc93254753"/>
       <w:r>
         <w:lastRenderedPageBreak/>
         <w:t>Quản lý</w:t>
       </w:r>
-      <w:bookmarkEnd w:id="59"/>
+      <w:bookmarkEnd w:id="62"/>
     </w:p>
     <w:p>
       <w:pPr>
         <w:pStyle w:val="Heading4"/>
-        <w:numPr>
-          <w:ilvl w:val="3"/>
-          <w:numId w:val="14"/>
-        </w:numPr>
       </w:pPr>
       <w:r>
         <w:t xml:space="preserve">Thiết kế giao diện </w:t>
@@ -29174,7 +33465,7 @@
                     </pic:cNvPicPr>
                   </pic:nvPicPr>
                   <pic:blipFill>
-                    <a:blip r:embed="rId24"/>
+                    <a:blip r:embed="rId30"/>
                     <a:stretch>
                       <a:fillRect/>
                     </a:stretch>
@@ -29202,7 +33493,7 @@
           <w:lang w:val="en-US"/>
         </w:rPr>
       </w:pPr>
-      <w:bookmarkStart w:id="60" w:name="_Toc93239664"/>
+      <w:bookmarkStart w:id="63" w:name="_Toc93254732"/>
       <w:r>
         <w:t xml:space="preserve">Hình </w:t>
       </w:r>
@@ -29222,7 +33513,7 @@
           <w:rPr>
             <w:noProof/>
           </w:rPr>
-          <w:t>15</w:t>
+          <w:t>16</w:t>
         </w:r>
       </w:fldSimple>
       <w:r>
@@ -29245,7 +33536,7 @@
         </w:rPr>
         <w:t>quản lý</w:t>
       </w:r>
-      <w:bookmarkEnd w:id="60"/>
+      <w:bookmarkEnd w:id="63"/>
     </w:p>
     <w:p>
       <w:pPr>
@@ -29979,7 +34270,7 @@
           <w:lang w:val="en-US"/>
         </w:rPr>
       </w:pPr>
-      <w:bookmarkStart w:id="61" w:name="_Toc93239685"/>
+      <w:bookmarkStart w:id="64" w:name="_Toc93254715"/>
       <w:r>
         <w:t xml:space="preserve">Bảng </w:t>
       </w:r>
@@ -30017,25 +34308,21 @@
         </w:rPr>
         <w:t>quản lý</w:t>
       </w:r>
-      <w:bookmarkEnd w:id="61"/>
+      <w:bookmarkEnd w:id="64"/>
     </w:p>
     <w:p>
       <w:pPr>
         <w:pStyle w:val="Heading3"/>
       </w:pPr>
-      <w:bookmarkStart w:id="62" w:name="_Toc93239648"/>
+      <w:bookmarkStart w:id="65" w:name="_Toc93254754"/>
       <w:r>
         <w:t>Thống kê</w:t>
       </w:r>
-      <w:bookmarkEnd w:id="62"/>
+      <w:bookmarkEnd w:id="65"/>
     </w:p>
     <w:p>
       <w:pPr>
         <w:pStyle w:val="Heading4"/>
-        <w:numPr>
-          <w:ilvl w:val="3"/>
-          <w:numId w:val="14"/>
-        </w:numPr>
       </w:pPr>
       <w:r>
         <w:t>Thiết kế giao diện thống kê</w:t>
@@ -30068,7 +34355,7 @@
                     </pic:cNvPicPr>
                   </pic:nvPicPr>
                   <pic:blipFill>
-                    <a:blip r:embed="rId25"/>
+                    <a:blip r:embed="rId31"/>
                     <a:stretch>
                       <a:fillRect/>
                     </a:stretch>
@@ -30096,7 +34383,7 @@
           <w:lang w:val="en-US"/>
         </w:rPr>
       </w:pPr>
-      <w:bookmarkStart w:id="63" w:name="_Toc93239665"/>
+      <w:bookmarkStart w:id="66" w:name="_Toc93254733"/>
       <w:r>
         <w:t xml:space="preserve">Hình </w:t>
       </w:r>
@@ -30116,7 +34403,7 @@
           <w:rPr>
             <w:noProof/>
           </w:rPr>
-          <w:t>16</w:t>
+          <w:t>17</w:t>
         </w:r>
       </w:fldSimple>
       <w:r>
@@ -30139,7 +34426,7 @@
         </w:rPr>
         <w:t>thống kê</w:t>
       </w:r>
-      <w:bookmarkEnd w:id="63"/>
+      <w:bookmarkEnd w:id="66"/>
     </w:p>
     <w:p>
       <w:pPr>
@@ -30772,7 +35059,7 @@
           <w:lang w:val="en-US"/>
         </w:rPr>
       </w:pPr>
-      <w:bookmarkStart w:id="64" w:name="_Toc93239686"/>
+      <w:bookmarkStart w:id="67" w:name="_Toc93254716"/>
       <w:r>
         <w:t xml:space="preserve">Bảng </w:t>
       </w:r>
@@ -30810,30 +35097,10 @@
         </w:rPr>
         <w:t>thống kê</w:t>
       </w:r>
-      <w:bookmarkEnd w:id="64"/>
-      <w:r>
-        <w:br w:type="page"/>
-      </w:r>
-    </w:p>
-    <w:p>
-      <w:pPr>
-        <w:pStyle w:val="Heading1"/>
-        <w:rPr>
-          <w:noProof/>
-        </w:rPr>
-      </w:pPr>
-      <w:bookmarkStart w:id="65" w:name="_Toc93239649"/>
-      <w:r>
-        <w:rPr>
-          <w:noProof/>
-        </w:rPr>
-        <w:lastRenderedPageBreak/>
-        <w:t>SỰ TIẾN HOÁ HỆ THỐNG</w:t>
-      </w:r>
-      <w:bookmarkEnd w:id="65"/>
+      <w:bookmarkEnd w:id="67"/>
     </w:p>
     <w:sectPr>
-      <w:footerReference w:type="default" r:id="rId26"/>
+      <w:footerReference w:type="default" r:id="rId32"/>
       <w:pgSz w:w="11906" w:h="16838" w:code="9"/>
       <w:pgMar w:top="1134" w:right="1134" w:bottom="1134" w:left="1701" w:header="708" w:footer="708" w:gutter="0"/>
       <w:cols w:space="708"/>
@@ -33470,7 +37737,7 @@
   <w:abstractNum w:abstractNumId="24" w15:restartNumberingAfterBreak="0">
     <w:nsid w:val="5F4D565D"/>
     <w:multiLevelType w:val="multilevel"/>
-    <w:tmpl w:val="B91E358A"/>
+    <w:tmpl w:val="2DCEB828"/>
     <w:lvl w:ilvl="0">
       <w:start w:val="1"/>
       <w:numFmt w:val="decimal"/>
@@ -34378,6 +38645,186 @@
     <w:abstractNumId w:val="30"/>
   </w:num>
   <w:num w:numId="37">
+    <w:abstractNumId w:val="24"/>
+    <w:lvlOverride w:ilvl="0">
+      <w:startOverride w:val="1"/>
+    </w:lvlOverride>
+    <w:lvlOverride w:ilvl="1">
+      <w:startOverride w:val="1"/>
+    </w:lvlOverride>
+    <w:lvlOverride w:ilvl="2">
+      <w:startOverride w:val="1"/>
+    </w:lvlOverride>
+    <w:lvlOverride w:ilvl="3">
+      <w:startOverride w:val="1"/>
+    </w:lvlOverride>
+    <w:lvlOverride w:ilvl="4">
+      <w:startOverride w:val="1"/>
+    </w:lvlOverride>
+    <w:lvlOverride w:ilvl="5">
+      <w:startOverride w:val="1"/>
+    </w:lvlOverride>
+    <w:lvlOverride w:ilvl="6">
+      <w:startOverride w:val="1"/>
+    </w:lvlOverride>
+    <w:lvlOverride w:ilvl="7">
+      <w:startOverride w:val="1"/>
+    </w:lvlOverride>
+    <w:lvlOverride w:ilvl="8">
+      <w:startOverride w:val="1"/>
+    </w:lvlOverride>
+  </w:num>
+  <w:num w:numId="38">
+    <w:abstractNumId w:val="24"/>
+    <w:lvlOverride w:ilvl="0">
+      <w:startOverride w:val="1"/>
+    </w:lvlOverride>
+    <w:lvlOverride w:ilvl="1">
+      <w:startOverride w:val="1"/>
+    </w:lvlOverride>
+    <w:lvlOverride w:ilvl="2">
+      <w:startOverride w:val="1"/>
+    </w:lvlOverride>
+    <w:lvlOverride w:ilvl="3">
+      <w:startOverride w:val="1"/>
+    </w:lvlOverride>
+    <w:lvlOverride w:ilvl="4">
+      <w:startOverride w:val="1"/>
+    </w:lvlOverride>
+    <w:lvlOverride w:ilvl="5">
+      <w:startOverride w:val="1"/>
+    </w:lvlOverride>
+    <w:lvlOverride w:ilvl="6">
+      <w:startOverride w:val="1"/>
+    </w:lvlOverride>
+    <w:lvlOverride w:ilvl="7">
+      <w:startOverride w:val="1"/>
+    </w:lvlOverride>
+    <w:lvlOverride w:ilvl="8">
+      <w:startOverride w:val="1"/>
+    </w:lvlOverride>
+  </w:num>
+  <w:num w:numId="39">
+    <w:abstractNumId w:val="24"/>
+    <w:lvlOverride w:ilvl="0">
+      <w:startOverride w:val="1"/>
+    </w:lvlOverride>
+    <w:lvlOverride w:ilvl="1">
+      <w:startOverride w:val="1"/>
+    </w:lvlOverride>
+    <w:lvlOverride w:ilvl="2">
+      <w:startOverride w:val="1"/>
+    </w:lvlOverride>
+    <w:lvlOverride w:ilvl="3">
+      <w:startOverride w:val="1"/>
+    </w:lvlOverride>
+    <w:lvlOverride w:ilvl="4">
+      <w:startOverride w:val="1"/>
+    </w:lvlOverride>
+    <w:lvlOverride w:ilvl="5">
+      <w:startOverride w:val="1"/>
+    </w:lvlOverride>
+    <w:lvlOverride w:ilvl="6">
+      <w:startOverride w:val="1"/>
+    </w:lvlOverride>
+    <w:lvlOverride w:ilvl="7">
+      <w:startOverride w:val="1"/>
+    </w:lvlOverride>
+    <w:lvlOverride w:ilvl="8">
+      <w:startOverride w:val="1"/>
+    </w:lvlOverride>
+  </w:num>
+  <w:num w:numId="40">
+    <w:abstractNumId w:val="24"/>
+    <w:lvlOverride w:ilvl="0">
+      <w:startOverride w:val="1"/>
+    </w:lvlOverride>
+    <w:lvlOverride w:ilvl="1">
+      <w:startOverride w:val="1"/>
+    </w:lvlOverride>
+    <w:lvlOverride w:ilvl="2">
+      <w:startOverride w:val="1"/>
+    </w:lvlOverride>
+    <w:lvlOverride w:ilvl="3">
+      <w:startOverride w:val="1"/>
+    </w:lvlOverride>
+    <w:lvlOverride w:ilvl="4">
+      <w:startOverride w:val="1"/>
+    </w:lvlOverride>
+    <w:lvlOverride w:ilvl="5">
+      <w:startOverride w:val="1"/>
+    </w:lvlOverride>
+    <w:lvlOverride w:ilvl="6">
+      <w:startOverride w:val="1"/>
+    </w:lvlOverride>
+    <w:lvlOverride w:ilvl="7">
+      <w:startOverride w:val="1"/>
+    </w:lvlOverride>
+    <w:lvlOverride w:ilvl="8">
+      <w:startOverride w:val="1"/>
+    </w:lvlOverride>
+  </w:num>
+  <w:num w:numId="41">
+    <w:abstractNumId w:val="24"/>
+    <w:lvlOverride w:ilvl="0">
+      <w:startOverride w:val="1"/>
+    </w:lvlOverride>
+    <w:lvlOverride w:ilvl="1">
+      <w:startOverride w:val="1"/>
+    </w:lvlOverride>
+    <w:lvlOverride w:ilvl="2">
+      <w:startOverride w:val="1"/>
+    </w:lvlOverride>
+    <w:lvlOverride w:ilvl="3">
+      <w:startOverride w:val="1"/>
+    </w:lvlOverride>
+    <w:lvlOverride w:ilvl="4">
+      <w:startOverride w:val="1"/>
+    </w:lvlOverride>
+    <w:lvlOverride w:ilvl="5">
+      <w:startOverride w:val="1"/>
+    </w:lvlOverride>
+    <w:lvlOverride w:ilvl="6">
+      <w:startOverride w:val="1"/>
+    </w:lvlOverride>
+    <w:lvlOverride w:ilvl="7">
+      <w:startOverride w:val="1"/>
+    </w:lvlOverride>
+    <w:lvlOverride w:ilvl="8">
+      <w:startOverride w:val="1"/>
+    </w:lvlOverride>
+  </w:num>
+  <w:num w:numId="42">
+    <w:abstractNumId w:val="24"/>
+    <w:lvlOverride w:ilvl="0">
+      <w:startOverride w:val="1"/>
+    </w:lvlOverride>
+    <w:lvlOverride w:ilvl="1">
+      <w:startOverride w:val="1"/>
+    </w:lvlOverride>
+    <w:lvlOverride w:ilvl="2">
+      <w:startOverride w:val="1"/>
+    </w:lvlOverride>
+    <w:lvlOverride w:ilvl="3">
+      <w:startOverride w:val="1"/>
+    </w:lvlOverride>
+    <w:lvlOverride w:ilvl="4">
+      <w:startOverride w:val="1"/>
+    </w:lvlOverride>
+    <w:lvlOverride w:ilvl="5">
+      <w:startOverride w:val="1"/>
+    </w:lvlOverride>
+    <w:lvlOverride w:ilvl="6">
+      <w:startOverride w:val="1"/>
+    </w:lvlOverride>
+    <w:lvlOverride w:ilvl="7">
+      <w:startOverride w:val="1"/>
+    </w:lvlOverride>
+    <w:lvlOverride w:ilvl="8">
+      <w:startOverride w:val="1"/>
+    </w:lvlOverride>
+  </w:num>
+  <w:num w:numId="43">
     <w:abstractNumId w:val="24"/>
     <w:lvlOverride w:ilvl="0">
       <w:startOverride w:val="1"/>
@@ -34809,7 +39256,7 @@
   <w:style w:type="paragraph" w:default="1" w:styleId="Normal">
     <w:name w:val="Normal"/>
     <w:qFormat/>
-    <w:rsid w:val="00DD2CB7"/>
+    <w:rsid w:val="00D457B7"/>
     <w:pPr>
       <w:spacing w:after="120" w:line="360" w:lineRule="auto"/>
     </w:pPr>
@@ -34880,7 +39327,7 @@
     <w:uiPriority w:val="9"/>
     <w:unhideWhenUsed/>
     <w:qFormat/>
-    <w:rsid w:val="005D402A"/>
+    <w:rsid w:val="00107455"/>
     <w:pPr>
       <w:keepNext/>
       <w:keepLines/>
@@ -35105,7 +39552,7 @@
     <w:basedOn w:val="DefaultParagraphFont"/>
     <w:link w:val="Heading3"/>
     <w:uiPriority w:val="9"/>
-    <w:rsid w:val="005D402A"/>
+    <w:rsid w:val="00107455"/>
     <w:rPr>
       <w:rFonts w:ascii="Times New Roman" w:eastAsiaTheme="majorEastAsia" w:hAnsi="Times New Roman" w:cs="Times New Roman"/>
       <w:b/>
